--- a/Apostolou_p19015.docx
+++ b/Apostolou_p19015.docx
@@ -159,7 +159,23 @@
           <w:b/>
           <w:bCs/>
         </w:rPr>
-        <w:t>ακή Εργασία</w:t>
+        <w:t xml:space="preserve">ακή </w:t>
+      </w:r>
+      <w:proofErr w:type="spellStart"/>
+      <w:r>
+        <w:rPr>
+          <w:b/>
+          <w:bCs/>
+        </w:rPr>
+        <w:t>Εργ</w:t>
+      </w:r>
+      <w:proofErr w:type="spellEnd"/>
+      <w:r>
+        <w:rPr>
+          <w:b/>
+          <w:bCs/>
+        </w:rPr>
+        <w:t>ασία</w:t>
       </w:r>
     </w:p>
     <w:p>
@@ -267,55 +283,7 @@
                 <w:szCs w:val="22"/>
                 <w:lang w:val="el-GR"/>
               </w:rPr>
-              <w:t>Σχεδιασμός και Υλοποίηση Εφαρμογής Ιστοσελίδας για</w:t>
-            </w:r>
-            <w:r>
-              <w:rPr>
-                <w:sz w:val="22"/>
-                <w:szCs w:val="22"/>
-                <w:lang w:val="el-GR"/>
-              </w:rPr>
-              <w:t xml:space="preserve"> </w:t>
-            </w:r>
-            <w:r>
-              <w:rPr>
-                <w:sz w:val="22"/>
-                <w:szCs w:val="22"/>
-                <w:lang w:val="el-GR"/>
-              </w:rPr>
-              <w:t>αγορά</w:t>
-            </w:r>
-            <w:r>
-              <w:rPr>
-                <w:sz w:val="22"/>
-                <w:szCs w:val="22"/>
-                <w:lang w:val="el-GR"/>
-              </w:rPr>
-              <w:t xml:space="preserve"> πανεπιστημιακών</w:t>
-            </w:r>
-            <w:r>
-              <w:rPr>
-                <w:sz w:val="22"/>
-                <w:szCs w:val="22"/>
-                <w:lang w:val="el-GR"/>
-              </w:rPr>
-              <w:t xml:space="preserve"> </w:t>
-            </w:r>
-            <w:r>
-              <w:rPr>
-                <w:sz w:val="22"/>
-                <w:szCs w:val="22"/>
-                <w:lang w:val="el-GR"/>
-              </w:rPr>
-              <w:t>συγγραμάτων</w:t>
-            </w:r>
-            <w:r>
-              <w:rPr>
-                <w:sz w:val="22"/>
-                <w:szCs w:val="22"/>
-                <w:lang w:val="el-GR"/>
-              </w:rPr>
-              <w:t xml:space="preserve"> σε</w:t>
+              <w:t>Σχεδιασμός και Υλοποίηση Εφαρμογής Ιστοσελίδας για αγορά πανεπιστημιακών συγγραμάτων σε</w:t>
             </w:r>
             <w:r>
               <w:rPr>
@@ -706,6 +674,33 @@
     <w:p>
       <w:pPr>
         <w:jc w:val="center"/>
+        <w:rPr>
+          <w:lang w:val="el-GR"/>
+        </w:rPr>
+      </w:pPr>
+    </w:p>
+    <w:p>
+      <w:pPr>
+        <w:jc w:val="center"/>
+        <w:rPr>
+          <w:lang w:val="el-GR"/>
+        </w:rPr>
+      </w:pPr>
+    </w:p>
+    <w:p>
+      <w:pPr>
+        <w:jc w:val="center"/>
+        <w:rPr>
+          <w:lang w:val="el-GR"/>
+        </w:rPr>
+      </w:pPr>
+    </w:p>
+    <w:p>
+      <w:pPr>
+        <w:rPr>
+          <w:sz w:val="22"/>
+          <w:szCs w:val="22"/>
+        </w:rPr>
       </w:pPr>
     </w:p>
     <w:sectPr>
@@ -1321,6 +1316,7 @@
   <w:style w:type="character" w:default="1" w:styleId="DefaultParagraphFont">
     <w:name w:val="Default Paragraph Font"/>
     <w:uiPriority w:val="1"/>
+    <w:semiHidden/>
     <w:unhideWhenUsed/>
   </w:style>
   <w:style w:type="table" w:default="1" w:styleId="TableNormal">

--- a/Apostolou_p19015.docx
+++ b/Apostolou_p19015.docx
@@ -34,7 +34,7 @@
                     </pic:cNvPicPr>
                   </pic:nvPicPr>
                   <pic:blipFill>
-                    <a:blip r:embed="rId4">
+                    <a:blip r:embed="rId8">
                       <a:extLst>
                         <a:ext uri="{28A0092B-C50C-407E-A947-70E740481C1C}">
                           <a14:useLocalDpi xmlns:a14="http://schemas.microsoft.com/office/drawing/2010/main" val="0"/>
@@ -190,20 +190,20 @@
     <w:tbl>
       <w:tblPr>
         <w:tblStyle w:val="TableGrid"/>
-        <w:tblW w:w="9586" w:type="dxa"/>
+        <w:tblW w:w="8734" w:type="dxa"/>
         <w:tblLook w:val="04A0" w:firstRow="1" w:lastRow="0" w:firstColumn="1" w:lastColumn="0" w:noHBand="0" w:noVBand="1"/>
       </w:tblPr>
       <w:tblGrid>
-        <w:gridCol w:w="4793"/>
-        <w:gridCol w:w="4793"/>
+        <w:gridCol w:w="4367"/>
+        <w:gridCol w:w="4367"/>
       </w:tblGrid>
       <w:tr>
         <w:trPr>
-          <w:trHeight w:val="1455"/>
+          <w:trHeight w:val="1459"/>
         </w:trPr>
         <w:tc>
           <w:tcPr>
-            <w:tcW w:w="4793" w:type="dxa"/>
+            <w:tcW w:w="4367" w:type="dxa"/>
           </w:tcPr>
           <w:p>
             <w:pPr>
@@ -256,7 +256,7 @@
         </w:tc>
         <w:tc>
           <w:tcPr>
-            <w:tcW w:w="4793" w:type="dxa"/>
+            <w:tcW w:w="4367" w:type="dxa"/>
           </w:tcPr>
           <w:p>
             <w:pPr>
@@ -353,11 +353,11 @@
       </w:tr>
       <w:tr>
         <w:trPr>
-          <w:trHeight w:val="857"/>
+          <w:trHeight w:val="859"/>
         </w:trPr>
         <w:tc>
           <w:tcPr>
-            <w:tcW w:w="4793" w:type="dxa"/>
+            <w:tcW w:w="4367" w:type="dxa"/>
           </w:tcPr>
           <w:p>
             <w:pPr>
@@ -390,7 +390,7 @@
         </w:tc>
         <w:tc>
           <w:tcPr>
-            <w:tcW w:w="4793" w:type="dxa"/>
+            <w:tcW w:w="4367" w:type="dxa"/>
           </w:tcPr>
           <w:p>
             <w:pPr>
@@ -426,11 +426,11 @@
       </w:tr>
       <w:tr>
         <w:trPr>
-          <w:trHeight w:val="904"/>
+          <w:trHeight w:val="906"/>
         </w:trPr>
         <w:tc>
           <w:tcPr>
-            <w:tcW w:w="4793" w:type="dxa"/>
+            <w:tcW w:w="4367" w:type="dxa"/>
           </w:tcPr>
           <w:p>
             <w:pPr>
@@ -463,7 +463,7 @@
         </w:tc>
         <w:tc>
           <w:tcPr>
-            <w:tcW w:w="4793" w:type="dxa"/>
+            <w:tcW w:w="4367" w:type="dxa"/>
           </w:tcPr>
           <w:p>
             <w:pPr>
@@ -497,11 +497,11 @@
       </w:tr>
       <w:tr>
         <w:trPr>
-          <w:trHeight w:val="857"/>
+          <w:trHeight w:val="859"/>
         </w:trPr>
         <w:tc>
           <w:tcPr>
-            <w:tcW w:w="4793" w:type="dxa"/>
+            <w:tcW w:w="4367" w:type="dxa"/>
           </w:tcPr>
           <w:p>
             <w:pPr>
@@ -534,7 +534,7 @@
         </w:tc>
         <w:tc>
           <w:tcPr>
-            <w:tcW w:w="4793" w:type="dxa"/>
+            <w:tcW w:w="4367" w:type="dxa"/>
           </w:tcPr>
           <w:p>
             <w:pPr>
@@ -568,11 +568,11 @@
       </w:tr>
       <w:tr>
         <w:trPr>
-          <w:trHeight w:val="857"/>
+          <w:trHeight w:val="859"/>
         </w:trPr>
         <w:tc>
           <w:tcPr>
-            <w:tcW w:w="4793" w:type="dxa"/>
+            <w:tcW w:w="4367" w:type="dxa"/>
           </w:tcPr>
           <w:p>
             <w:pPr>
@@ -605,7 +605,7 @@
         </w:tc>
         <w:tc>
           <w:tcPr>
-            <w:tcW w:w="4793" w:type="dxa"/>
+            <w:tcW w:w="4367" w:type="dxa"/>
           </w:tcPr>
           <w:p>
             <w:pPr>
@@ -673,44 +673,4613 @@
     </w:tbl>
     <w:p>
       <w:pPr>
+        <w:rPr>
+          <w:lang w:val="el-GR"/>
+        </w:rPr>
+      </w:pPr>
+    </w:p>
+    <w:p>
+      <w:pPr>
+        <w:rPr>
+          <w:lang w:val="el-GR"/>
+        </w:rPr>
+      </w:pPr>
+    </w:p>
+    <w:p>
+      <w:pPr>
         <w:jc w:val="center"/>
         <w:rPr>
-          <w:lang w:val="el-GR"/>
-        </w:rPr>
-      </w:pPr>
-    </w:p>
-    <w:p>
-      <w:pPr>
-        <w:jc w:val="center"/>
-        <w:rPr>
-          <w:lang w:val="el-GR"/>
-        </w:rPr>
-      </w:pPr>
-    </w:p>
-    <w:p>
-      <w:pPr>
-        <w:jc w:val="center"/>
-        <w:rPr>
-          <w:lang w:val="el-GR"/>
-        </w:rPr>
-      </w:pPr>
-    </w:p>
-    <w:p>
-      <w:pPr>
-        <w:rPr>
-          <w:sz w:val="22"/>
-          <w:szCs w:val="22"/>
+          <w:rFonts w:ascii="Calibri" w:hAnsi="Calibri" w:cs="Calibri"/>
+        </w:rPr>
+      </w:pPr>
+      <w:r>
+        <w:rPr>
+          <w:rFonts w:ascii="Calibri" w:hAnsi="Calibri" w:cs="Calibri"/>
+          <w:lang w:val="el-GR"/>
+        </w:rPr>
+        <w:t>Οκτώβριος 2025</w:t>
+      </w:r>
+    </w:p>
+    <w:p>
+      <w:pPr>
+        <w:rPr>
+          <w:rFonts w:ascii="Calibri" w:hAnsi="Calibri" w:cs="Calibri"/>
+          <w:b/>
+          <w:bCs/>
+        </w:rPr>
+      </w:pPr>
+      <w:r>
+        <w:rPr>
+          <w:rFonts w:ascii="Calibri" w:hAnsi="Calibri" w:cs="Calibri"/>
+          <w:b/>
+          <w:bCs/>
+        </w:rPr>
+        <w:lastRenderedPageBreak/>
+        <w:t>Copyright</w:t>
+      </w:r>
+    </w:p>
+    <w:p>
+      <w:pPr>
+        <w:rPr>
+          <w:rFonts w:ascii="Calibri" w:hAnsi="Calibri" w:cs="Calibri"/>
+        </w:rPr>
+      </w:pPr>
+    </w:p>
+    <w:p>
+      <w:pPr>
+        <w:rPr>
+          <w:rFonts w:ascii="Calibri" w:hAnsi="Calibri" w:cs="Calibri"/>
+        </w:rPr>
+      </w:pPr>
+    </w:p>
+    <w:p>
+      <w:pPr>
+        <w:rPr>
+          <w:rFonts w:ascii="Calibri" w:hAnsi="Calibri" w:cs="Calibri"/>
+        </w:rPr>
+      </w:pPr>
+    </w:p>
+    <w:p>
+      <w:pPr>
+        <w:rPr>
+          <w:rFonts w:ascii="Calibri" w:hAnsi="Calibri" w:cs="Calibri"/>
+        </w:rPr>
+      </w:pPr>
+    </w:p>
+    <w:p>
+      <w:pPr>
+        <w:rPr>
+          <w:rFonts w:ascii="Calibri" w:hAnsi="Calibri" w:cs="Calibri"/>
+        </w:rPr>
+      </w:pPr>
+    </w:p>
+    <w:p>
+      <w:pPr>
+        <w:rPr>
+          <w:rFonts w:ascii="Calibri" w:hAnsi="Calibri" w:cs="Calibri"/>
+        </w:rPr>
+      </w:pPr>
+    </w:p>
+    <w:p>
+      <w:pPr>
+        <w:rPr>
+          <w:rFonts w:ascii="Calibri" w:hAnsi="Calibri" w:cs="Calibri"/>
+        </w:rPr>
+      </w:pPr>
+    </w:p>
+    <w:p>
+      <w:pPr>
+        <w:rPr>
+          <w:rFonts w:ascii="Calibri" w:hAnsi="Calibri" w:cs="Calibri"/>
+        </w:rPr>
+      </w:pPr>
+    </w:p>
+    <w:p>
+      <w:pPr>
+        <w:rPr>
+          <w:rFonts w:ascii="Calibri" w:hAnsi="Calibri" w:cs="Calibri"/>
+        </w:rPr>
+      </w:pPr>
+    </w:p>
+    <w:p>
+      <w:pPr>
+        <w:rPr>
+          <w:rFonts w:ascii="Calibri" w:hAnsi="Calibri" w:cs="Calibri"/>
+        </w:rPr>
+      </w:pPr>
+    </w:p>
+    <w:p>
+      <w:pPr>
+        <w:rPr>
+          <w:rFonts w:ascii="Calibri" w:hAnsi="Calibri" w:cs="Calibri"/>
+        </w:rPr>
+      </w:pPr>
+    </w:p>
+    <w:p>
+      <w:pPr>
+        <w:rPr>
+          <w:rFonts w:ascii="Calibri" w:hAnsi="Calibri" w:cs="Calibri"/>
+        </w:rPr>
+      </w:pPr>
+    </w:p>
+    <w:p>
+      <w:pPr>
+        <w:rPr>
+          <w:rFonts w:ascii="Calibri" w:hAnsi="Calibri" w:cs="Calibri"/>
+        </w:rPr>
+      </w:pPr>
+    </w:p>
+    <w:p>
+      <w:pPr>
+        <w:rPr>
+          <w:rFonts w:ascii="Calibri" w:hAnsi="Calibri" w:cs="Calibri"/>
+        </w:rPr>
+      </w:pPr>
+    </w:p>
+    <w:p>
+      <w:pPr>
+        <w:rPr>
+          <w:rFonts w:ascii="Calibri" w:hAnsi="Calibri" w:cs="Calibri"/>
+        </w:rPr>
+      </w:pPr>
+    </w:p>
+    <w:p>
+      <w:pPr>
+        <w:rPr>
+          <w:rFonts w:ascii="Calibri" w:hAnsi="Calibri" w:cs="Calibri"/>
+        </w:rPr>
+      </w:pPr>
+    </w:p>
+    <w:p>
+      <w:pPr>
+        <w:rPr>
+          <w:rFonts w:ascii="Calibri" w:hAnsi="Calibri" w:cs="Calibri"/>
+        </w:rPr>
+      </w:pPr>
+    </w:p>
+    <w:p>
+      <w:pPr>
+        <w:rPr>
+          <w:rFonts w:ascii="Calibri" w:hAnsi="Calibri" w:cs="Calibri"/>
+        </w:rPr>
+      </w:pPr>
+    </w:p>
+    <w:p>
+      <w:pPr>
+        <w:rPr>
+          <w:rFonts w:ascii="Calibri" w:hAnsi="Calibri" w:cs="Calibri"/>
+        </w:rPr>
+      </w:pPr>
+    </w:p>
+    <w:p>
+      <w:pPr>
+        <w:rPr>
+          <w:rFonts w:ascii="Calibri" w:hAnsi="Calibri" w:cs="Calibri"/>
+        </w:rPr>
+      </w:pPr>
+    </w:p>
+    <w:p>
+      <w:pPr>
+        <w:rPr>
+          <w:rFonts w:ascii="Calibri" w:hAnsi="Calibri" w:cs="Calibri"/>
+        </w:rPr>
+      </w:pPr>
+    </w:p>
+    <w:p>
+      <w:pPr>
+        <w:rPr>
+          <w:rFonts w:ascii="Calibri" w:hAnsi="Calibri" w:cs="Calibri"/>
+        </w:rPr>
+      </w:pPr>
+    </w:p>
+    <w:p>
+      <w:pPr>
+        <w:rPr>
+          <w:rFonts w:ascii="Calibri" w:hAnsi="Calibri" w:cs="Calibri"/>
+        </w:rPr>
+      </w:pPr>
+    </w:p>
+    <w:p>
+      <w:pPr>
+        <w:rPr>
+          <w:rFonts w:ascii="Calibri" w:hAnsi="Calibri" w:cs="Calibri"/>
+        </w:rPr>
+      </w:pPr>
+    </w:p>
+    <w:p>
+      <w:pPr>
+        <w:rPr>
+          <w:rFonts w:ascii="Calibri" w:hAnsi="Calibri" w:cs="Calibri"/>
+        </w:rPr>
+      </w:pPr>
+    </w:p>
+    <w:p>
+      <w:pPr>
+        <w:rPr>
+          <w:rFonts w:ascii="Calibri" w:hAnsi="Calibri" w:cs="Calibri"/>
+          <w:b/>
+          <w:bCs/>
+        </w:rPr>
+      </w:pPr>
+      <w:r>
+        <w:rPr>
+          <w:rFonts w:ascii="Calibri" w:hAnsi="Calibri" w:cs="Calibri"/>
+          <w:b/>
+          <w:bCs/>
+        </w:rPr>
+        <w:lastRenderedPageBreak/>
+        <w:t>Acknowledgements</w:t>
+      </w:r>
+    </w:p>
+    <w:p>
+      <w:pPr>
+        <w:rPr>
+          <w:rFonts w:ascii="Calibri" w:hAnsi="Calibri" w:cs="Calibri"/>
+        </w:rPr>
+      </w:pPr>
+    </w:p>
+    <w:p>
+      <w:pPr>
+        <w:rPr>
+          <w:rFonts w:ascii="Calibri" w:hAnsi="Calibri" w:cs="Calibri"/>
+        </w:rPr>
+      </w:pPr>
+    </w:p>
+    <w:p>
+      <w:pPr>
+        <w:rPr>
+          <w:rFonts w:ascii="Calibri" w:hAnsi="Calibri" w:cs="Calibri"/>
+        </w:rPr>
+      </w:pPr>
+    </w:p>
+    <w:p>
+      <w:pPr>
+        <w:rPr>
+          <w:rFonts w:ascii="Calibri" w:hAnsi="Calibri" w:cs="Calibri"/>
+        </w:rPr>
+      </w:pPr>
+    </w:p>
+    <w:p>
+      <w:pPr>
+        <w:rPr>
+          <w:rFonts w:ascii="Calibri" w:hAnsi="Calibri" w:cs="Calibri"/>
+        </w:rPr>
+      </w:pPr>
+    </w:p>
+    <w:p>
+      <w:pPr>
+        <w:rPr>
+          <w:rFonts w:ascii="Calibri" w:hAnsi="Calibri" w:cs="Calibri"/>
+        </w:rPr>
+      </w:pPr>
+    </w:p>
+    <w:p>
+      <w:pPr>
+        <w:rPr>
+          <w:rFonts w:ascii="Calibri" w:hAnsi="Calibri" w:cs="Calibri"/>
+        </w:rPr>
+      </w:pPr>
+    </w:p>
+    <w:p>
+      <w:pPr>
+        <w:rPr>
+          <w:rFonts w:ascii="Calibri" w:hAnsi="Calibri" w:cs="Calibri"/>
+        </w:rPr>
+      </w:pPr>
+    </w:p>
+    <w:p>
+      <w:pPr>
+        <w:rPr>
+          <w:rFonts w:ascii="Calibri" w:hAnsi="Calibri" w:cs="Calibri"/>
+        </w:rPr>
+      </w:pPr>
+    </w:p>
+    <w:p>
+      <w:pPr>
+        <w:rPr>
+          <w:rFonts w:ascii="Calibri" w:hAnsi="Calibri" w:cs="Calibri"/>
+        </w:rPr>
+      </w:pPr>
+    </w:p>
+    <w:p>
+      <w:pPr>
+        <w:rPr>
+          <w:rFonts w:ascii="Calibri" w:hAnsi="Calibri" w:cs="Calibri"/>
+        </w:rPr>
+      </w:pPr>
+    </w:p>
+    <w:p>
+      <w:pPr>
+        <w:rPr>
+          <w:rFonts w:ascii="Calibri" w:hAnsi="Calibri" w:cs="Calibri"/>
+        </w:rPr>
+      </w:pPr>
+    </w:p>
+    <w:p>
+      <w:pPr>
+        <w:rPr>
+          <w:rFonts w:ascii="Calibri" w:hAnsi="Calibri" w:cs="Calibri"/>
+        </w:rPr>
+      </w:pPr>
+    </w:p>
+    <w:p>
+      <w:pPr>
+        <w:rPr>
+          <w:rFonts w:ascii="Calibri" w:hAnsi="Calibri" w:cs="Calibri"/>
+        </w:rPr>
+      </w:pPr>
+    </w:p>
+    <w:p>
+      <w:pPr>
+        <w:rPr>
+          <w:rFonts w:ascii="Calibri" w:hAnsi="Calibri" w:cs="Calibri"/>
+        </w:rPr>
+      </w:pPr>
+    </w:p>
+    <w:p>
+      <w:pPr>
+        <w:rPr>
+          <w:rFonts w:ascii="Calibri" w:hAnsi="Calibri" w:cs="Calibri"/>
+        </w:rPr>
+      </w:pPr>
+    </w:p>
+    <w:p>
+      <w:pPr>
+        <w:rPr>
+          <w:rFonts w:ascii="Calibri" w:hAnsi="Calibri" w:cs="Calibri"/>
+        </w:rPr>
+      </w:pPr>
+    </w:p>
+    <w:p>
+      <w:pPr>
+        <w:rPr>
+          <w:rFonts w:ascii="Calibri" w:hAnsi="Calibri" w:cs="Calibri"/>
+        </w:rPr>
+      </w:pPr>
+    </w:p>
+    <w:p>
+      <w:pPr>
+        <w:rPr>
+          <w:rFonts w:ascii="Calibri" w:hAnsi="Calibri" w:cs="Calibri"/>
+        </w:rPr>
+      </w:pPr>
+    </w:p>
+    <w:p>
+      <w:pPr>
+        <w:rPr>
+          <w:rFonts w:ascii="Calibri" w:hAnsi="Calibri" w:cs="Calibri"/>
+        </w:rPr>
+      </w:pPr>
+    </w:p>
+    <w:p>
+      <w:pPr>
+        <w:rPr>
+          <w:rFonts w:ascii="Calibri" w:hAnsi="Calibri" w:cs="Calibri"/>
+        </w:rPr>
+      </w:pPr>
+    </w:p>
+    <w:p>
+      <w:pPr>
+        <w:rPr>
+          <w:rFonts w:ascii="Calibri" w:hAnsi="Calibri" w:cs="Calibri"/>
+        </w:rPr>
+      </w:pPr>
+    </w:p>
+    <w:p>
+      <w:pPr>
+        <w:rPr>
+          <w:rFonts w:ascii="Calibri" w:hAnsi="Calibri" w:cs="Calibri"/>
+        </w:rPr>
+      </w:pPr>
+    </w:p>
+    <w:p>
+      <w:pPr>
+        <w:rPr>
+          <w:rFonts w:ascii="Calibri" w:hAnsi="Calibri" w:cs="Calibri"/>
+        </w:rPr>
+      </w:pPr>
+    </w:p>
+    <w:p>
+      <w:pPr>
+        <w:rPr>
+          <w:rFonts w:ascii="Calibri" w:hAnsi="Calibri" w:cs="Calibri"/>
+        </w:rPr>
+      </w:pPr>
+    </w:p>
+    <w:p>
+      <w:pPr>
+        <w:rPr>
+          <w:rFonts w:ascii="Calibri" w:hAnsi="Calibri" w:cs="Calibri"/>
+          <w:b/>
+          <w:bCs/>
+          <w:highlight w:val="red"/>
+          <w:lang w:val="el-GR"/>
+        </w:rPr>
+      </w:pPr>
+      <w:r>
+        <w:rPr>
+          <w:rFonts w:ascii="Calibri" w:hAnsi="Calibri" w:cs="Calibri"/>
+          <w:b/>
+          <w:bCs/>
+          <w:lang w:val="el-GR"/>
+        </w:rPr>
+        <w:lastRenderedPageBreak/>
+        <w:t>Περιεχόμενα</w:t>
+      </w:r>
+    </w:p>
+    <w:p>
+      <w:pPr>
+        <w:rPr>
+          <w:rFonts w:ascii="Calibri" w:hAnsi="Calibri" w:cs="Calibri"/>
+          <w:b/>
+          <w:bCs/>
+          <w:highlight w:val="red"/>
+        </w:rPr>
+      </w:pPr>
+    </w:p>
+    <w:p>
+      <w:pPr>
+        <w:rPr>
+          <w:rFonts w:ascii="Calibri" w:hAnsi="Calibri" w:cs="Calibri"/>
+          <w:b/>
+          <w:bCs/>
+          <w:highlight w:val="red"/>
+        </w:rPr>
+      </w:pPr>
+    </w:p>
+    <w:p>
+      <w:pPr>
+        <w:rPr>
+          <w:rFonts w:ascii="Calibri" w:hAnsi="Calibri" w:cs="Calibri"/>
+          <w:b/>
+          <w:bCs/>
+          <w:highlight w:val="red"/>
+        </w:rPr>
+      </w:pPr>
+    </w:p>
+    <w:p>
+      <w:pPr>
+        <w:rPr>
+          <w:rFonts w:ascii="Calibri" w:hAnsi="Calibri" w:cs="Calibri"/>
+          <w:b/>
+          <w:bCs/>
+          <w:highlight w:val="red"/>
+        </w:rPr>
+      </w:pPr>
+    </w:p>
+    <w:p>
+      <w:pPr>
+        <w:rPr>
+          <w:rFonts w:ascii="Calibri" w:hAnsi="Calibri" w:cs="Calibri"/>
+          <w:b/>
+          <w:bCs/>
+          <w:highlight w:val="red"/>
+        </w:rPr>
+      </w:pPr>
+    </w:p>
+    <w:p>
+      <w:pPr>
+        <w:rPr>
+          <w:rFonts w:ascii="Calibri" w:hAnsi="Calibri" w:cs="Calibri"/>
+          <w:b/>
+          <w:bCs/>
+          <w:highlight w:val="red"/>
+        </w:rPr>
+      </w:pPr>
+    </w:p>
+    <w:p>
+      <w:pPr>
+        <w:rPr>
+          <w:rFonts w:ascii="Calibri" w:hAnsi="Calibri" w:cs="Calibri"/>
+          <w:b/>
+          <w:bCs/>
+          <w:highlight w:val="red"/>
+        </w:rPr>
+      </w:pPr>
+    </w:p>
+    <w:p>
+      <w:pPr>
+        <w:rPr>
+          <w:rFonts w:ascii="Calibri" w:hAnsi="Calibri" w:cs="Calibri"/>
+          <w:b/>
+          <w:bCs/>
+          <w:highlight w:val="red"/>
+        </w:rPr>
+      </w:pPr>
+    </w:p>
+    <w:p>
+      <w:pPr>
+        <w:rPr>
+          <w:rFonts w:ascii="Calibri" w:hAnsi="Calibri" w:cs="Calibri"/>
+          <w:b/>
+          <w:bCs/>
+          <w:highlight w:val="red"/>
+        </w:rPr>
+      </w:pPr>
+    </w:p>
+    <w:p>
+      <w:pPr>
+        <w:rPr>
+          <w:rFonts w:ascii="Calibri" w:hAnsi="Calibri" w:cs="Calibri"/>
+          <w:b/>
+          <w:bCs/>
+          <w:highlight w:val="red"/>
+        </w:rPr>
+      </w:pPr>
+    </w:p>
+    <w:p>
+      <w:pPr>
+        <w:rPr>
+          <w:rFonts w:ascii="Calibri" w:hAnsi="Calibri" w:cs="Calibri"/>
+          <w:b/>
+          <w:bCs/>
+          <w:highlight w:val="red"/>
+        </w:rPr>
+      </w:pPr>
+    </w:p>
+    <w:p>
+      <w:pPr>
+        <w:rPr>
+          <w:rFonts w:ascii="Calibri" w:hAnsi="Calibri" w:cs="Calibri"/>
+          <w:b/>
+          <w:bCs/>
+          <w:highlight w:val="red"/>
+        </w:rPr>
+      </w:pPr>
+    </w:p>
+    <w:p>
+      <w:pPr>
+        <w:rPr>
+          <w:rFonts w:ascii="Calibri" w:hAnsi="Calibri" w:cs="Calibri"/>
+          <w:b/>
+          <w:bCs/>
+          <w:highlight w:val="red"/>
+        </w:rPr>
+      </w:pPr>
+    </w:p>
+    <w:p>
+      <w:pPr>
+        <w:rPr>
+          <w:rFonts w:ascii="Calibri" w:hAnsi="Calibri" w:cs="Calibri"/>
+          <w:b/>
+          <w:bCs/>
+          <w:highlight w:val="red"/>
+        </w:rPr>
+      </w:pPr>
+    </w:p>
+    <w:p>
+      <w:pPr>
+        <w:rPr>
+          <w:rFonts w:ascii="Calibri" w:hAnsi="Calibri" w:cs="Calibri"/>
+          <w:b/>
+          <w:bCs/>
+          <w:highlight w:val="red"/>
+        </w:rPr>
+      </w:pPr>
+    </w:p>
+    <w:p>
+      <w:pPr>
+        <w:rPr>
+          <w:rFonts w:ascii="Calibri" w:hAnsi="Calibri" w:cs="Calibri"/>
+          <w:b/>
+          <w:bCs/>
+          <w:highlight w:val="red"/>
+        </w:rPr>
+      </w:pPr>
+    </w:p>
+    <w:p>
+      <w:pPr>
+        <w:rPr>
+          <w:rFonts w:ascii="Calibri" w:hAnsi="Calibri" w:cs="Calibri"/>
+          <w:b/>
+          <w:bCs/>
+          <w:highlight w:val="red"/>
+        </w:rPr>
+      </w:pPr>
+    </w:p>
+    <w:p>
+      <w:pPr>
+        <w:rPr>
+          <w:rFonts w:ascii="Calibri" w:hAnsi="Calibri" w:cs="Calibri"/>
+          <w:b/>
+          <w:bCs/>
+          <w:highlight w:val="red"/>
+        </w:rPr>
+      </w:pPr>
+    </w:p>
+    <w:p>
+      <w:pPr>
+        <w:rPr>
+          <w:rFonts w:ascii="Calibri" w:hAnsi="Calibri" w:cs="Calibri"/>
+          <w:b/>
+          <w:bCs/>
+          <w:highlight w:val="red"/>
+        </w:rPr>
+      </w:pPr>
+    </w:p>
+    <w:p>
+      <w:pPr>
+        <w:rPr>
+          <w:rFonts w:ascii="Calibri" w:hAnsi="Calibri" w:cs="Calibri"/>
+          <w:b/>
+          <w:bCs/>
+          <w:highlight w:val="red"/>
+        </w:rPr>
+      </w:pPr>
+    </w:p>
+    <w:p>
+      <w:pPr>
+        <w:rPr>
+          <w:rFonts w:ascii="Calibri" w:hAnsi="Calibri" w:cs="Calibri"/>
+          <w:b/>
+          <w:bCs/>
+          <w:highlight w:val="red"/>
+        </w:rPr>
+      </w:pPr>
+    </w:p>
+    <w:p>
+      <w:pPr>
+        <w:rPr>
+          <w:rFonts w:ascii="Calibri" w:hAnsi="Calibri" w:cs="Calibri"/>
+          <w:b/>
+          <w:bCs/>
+          <w:highlight w:val="red"/>
+        </w:rPr>
+      </w:pPr>
+    </w:p>
+    <w:p>
+      <w:pPr>
+        <w:rPr>
+          <w:rFonts w:ascii="Calibri" w:hAnsi="Calibri" w:cs="Calibri"/>
+          <w:b/>
+          <w:bCs/>
+          <w:highlight w:val="red"/>
+        </w:rPr>
+      </w:pPr>
+    </w:p>
+    <w:p>
+      <w:pPr>
+        <w:rPr>
+          <w:rFonts w:ascii="Calibri" w:hAnsi="Calibri" w:cs="Calibri"/>
+          <w:b/>
+          <w:bCs/>
+          <w:highlight w:val="red"/>
+        </w:rPr>
+      </w:pPr>
+    </w:p>
+    <w:p>
+      <w:pPr>
+        <w:rPr>
+          <w:rFonts w:ascii="Calibri" w:hAnsi="Calibri" w:cs="Calibri"/>
+          <w:b/>
+          <w:bCs/>
+          <w:highlight w:val="red"/>
+        </w:rPr>
+      </w:pPr>
+    </w:p>
+    <w:p>
+      <w:pPr>
+        <w:rPr>
+          <w:rFonts w:ascii="Calibri" w:hAnsi="Calibri" w:cs="Calibri"/>
+          <w:b/>
+          <w:bCs/>
+          <w:highlight w:val="red"/>
+          <w:lang w:val="el-GR"/>
+        </w:rPr>
+      </w:pPr>
+      <w:r>
+        <w:rPr>
+          <w:rFonts w:ascii="Calibri" w:hAnsi="Calibri" w:cs="Calibri"/>
+          <w:b/>
+          <w:bCs/>
+          <w:highlight w:val="red"/>
+          <w:lang w:val="el-GR"/>
+        </w:rPr>
+        <w:lastRenderedPageBreak/>
+        <w:t>Περίληψη</w:t>
+      </w:r>
+    </w:p>
+    <w:p>
+      <w:pPr>
+        <w:rPr>
+          <w:rFonts w:ascii="Calibri" w:hAnsi="Calibri" w:cs="Calibri"/>
+          <w:sz w:val="22"/>
+          <w:szCs w:val="22"/>
+          <w:highlight w:val="red"/>
+          <w:lang w:val="el-GR"/>
+        </w:rPr>
+      </w:pPr>
+      <w:r>
+        <w:rPr>
+          <w:rFonts w:ascii="Calibri" w:hAnsi="Calibri" w:cs="Calibri"/>
+          <w:sz w:val="22"/>
+          <w:szCs w:val="22"/>
+          <w:highlight w:val="red"/>
+          <w:lang w:val="el-GR"/>
+        </w:rPr>
+        <w:tab/>
+      </w:r>
+      <w:bookmarkStart w:id="0" w:name="_Hlk210686777"/>
+      <w:r>
+        <w:rPr>
+          <w:rFonts w:ascii="Calibri" w:hAnsi="Calibri" w:cs="Calibri"/>
+          <w:sz w:val="22"/>
+          <w:szCs w:val="22"/>
+          <w:highlight w:val="red"/>
+          <w:lang w:val="el-GR"/>
+        </w:rPr>
+        <w:t xml:space="preserve">Η παρούσα πτυχιακή εργασία επικεντρώνεται στην ανάπτυξη </w:t>
+      </w:r>
+      <w:r>
+        <w:rPr>
+          <w:rFonts w:ascii="Calibri" w:hAnsi="Calibri" w:cs="Calibri"/>
+          <w:sz w:val="22"/>
+          <w:szCs w:val="22"/>
+          <w:highlight w:val="red"/>
+          <w:lang w:val="el-GR"/>
+        </w:rPr>
+        <w:t>της</w:t>
+      </w:r>
+      <w:r>
+        <w:rPr>
+          <w:rFonts w:ascii="Calibri" w:hAnsi="Calibri" w:cs="Calibri"/>
+          <w:sz w:val="22"/>
+          <w:szCs w:val="22"/>
+          <w:highlight w:val="red"/>
+          <w:lang w:val="el-GR"/>
+        </w:rPr>
+        <w:t xml:space="preserve"> διαδικτυακής εφαρμογής ηλεκτρονικού εμπορίου</w:t>
+      </w:r>
+      <w:r>
+        <w:rPr>
+          <w:rFonts w:ascii="Calibri" w:hAnsi="Calibri" w:cs="Calibri"/>
+          <w:sz w:val="22"/>
+          <w:szCs w:val="22"/>
+          <w:highlight w:val="red"/>
+          <w:lang w:val="el-GR"/>
+        </w:rPr>
+        <w:t xml:space="preserve"> “</w:t>
+      </w:r>
+      <w:proofErr w:type="spellStart"/>
+      <w:r>
+        <w:rPr>
+          <w:rFonts w:ascii="Calibri" w:hAnsi="Calibri" w:cs="Calibri"/>
+          <w:sz w:val="22"/>
+          <w:szCs w:val="22"/>
+          <w:highlight w:val="red"/>
+        </w:rPr>
+        <w:t>UniBookie</w:t>
+      </w:r>
+      <w:proofErr w:type="spellEnd"/>
+      <w:r>
+        <w:rPr>
+          <w:rFonts w:ascii="Calibri" w:hAnsi="Calibri" w:cs="Calibri"/>
+          <w:sz w:val="22"/>
+          <w:szCs w:val="22"/>
+          <w:highlight w:val="red"/>
+          <w:lang w:val="el-GR"/>
+        </w:rPr>
+        <w:t>”</w:t>
+      </w:r>
+      <w:r>
+        <w:rPr>
+          <w:rFonts w:ascii="Calibri" w:hAnsi="Calibri" w:cs="Calibri"/>
+          <w:sz w:val="22"/>
+          <w:szCs w:val="22"/>
+          <w:highlight w:val="red"/>
+          <w:lang w:val="el-GR"/>
+        </w:rPr>
+        <w:t xml:space="preserve"> που επιτρέπει την αγορά συγγραμμάτων με γρήγορο και φιλικό για τον χρήστη τρόπο. Παρότι έχει</w:t>
+      </w:r>
+      <w:r>
+        <w:rPr>
+          <w:rFonts w:ascii="Calibri" w:hAnsi="Calibri" w:cs="Calibri"/>
+          <w:sz w:val="22"/>
+          <w:szCs w:val="22"/>
+          <w:highlight w:val="red"/>
+          <w:lang w:val="el-GR"/>
+        </w:rPr>
+        <w:t xml:space="preserve"> ήδη</w:t>
+      </w:r>
+      <w:r>
+        <w:rPr>
+          <w:rFonts w:ascii="Calibri" w:hAnsi="Calibri" w:cs="Calibri"/>
+          <w:sz w:val="22"/>
+          <w:szCs w:val="22"/>
+          <w:highlight w:val="red"/>
+          <w:lang w:val="el-GR"/>
+        </w:rPr>
+        <w:t xml:space="preserve"> βελτιωθεί σημαντικά αυτή η διαδικασία, η αναζήτηση συγγραμμάτων συχνά εξακολουθεί να είναι περίπλοκη</w:t>
+      </w:r>
+      <w:r>
+        <w:rPr>
+          <w:rFonts w:ascii="Calibri" w:hAnsi="Calibri" w:cs="Calibri"/>
+          <w:sz w:val="22"/>
+          <w:szCs w:val="22"/>
+          <w:highlight w:val="red"/>
+          <w:lang w:val="el-GR"/>
+        </w:rPr>
+        <w:t>,</w:t>
+      </w:r>
+      <w:r>
+        <w:rPr>
+          <w:rFonts w:ascii="Calibri" w:hAnsi="Calibri" w:cs="Calibri"/>
+          <w:sz w:val="22"/>
+          <w:szCs w:val="22"/>
+          <w:highlight w:val="red"/>
+          <w:lang w:val="el-GR"/>
+        </w:rPr>
+        <w:t xml:space="preserve"> χρονοβόρα</w:t>
+      </w:r>
+      <w:r>
+        <w:rPr>
+          <w:rFonts w:ascii="Calibri" w:hAnsi="Calibri" w:cs="Calibri"/>
+          <w:sz w:val="22"/>
+          <w:szCs w:val="22"/>
+          <w:highlight w:val="red"/>
+          <w:lang w:val="el-GR"/>
+        </w:rPr>
+        <w:t xml:space="preserve"> </w:t>
+      </w:r>
+      <w:r>
+        <w:rPr>
+          <w:rFonts w:ascii="Calibri" w:hAnsi="Calibri" w:cs="Calibri"/>
+          <w:sz w:val="22"/>
+          <w:szCs w:val="22"/>
+          <w:highlight w:val="red"/>
+          <w:lang w:val="el-GR"/>
+        </w:rPr>
+        <w:t>και να απαιτεί επίσκεψη σε διαφορετικές πλατφόρμες</w:t>
+      </w:r>
+      <w:r>
+        <w:rPr>
+          <w:rFonts w:ascii="Calibri" w:hAnsi="Calibri" w:cs="Calibri"/>
+          <w:sz w:val="22"/>
+          <w:szCs w:val="22"/>
+          <w:highlight w:val="red"/>
+          <w:lang w:val="el-GR"/>
+        </w:rPr>
+        <w:t>.</w:t>
+      </w:r>
+    </w:p>
+    <w:p>
+      <w:pPr>
+        <w:ind w:firstLine="720"/>
+        <w:rPr>
+          <w:rFonts w:ascii="Calibri" w:hAnsi="Calibri" w:cs="Calibri"/>
+          <w:sz w:val="22"/>
+          <w:szCs w:val="22"/>
+          <w:highlight w:val="red"/>
+          <w:lang w:val="el-GR"/>
+        </w:rPr>
+      </w:pPr>
+      <w:r>
+        <w:rPr>
+          <w:rFonts w:ascii="Calibri" w:hAnsi="Calibri" w:cs="Calibri"/>
+          <w:sz w:val="22"/>
+          <w:szCs w:val="22"/>
+          <w:highlight w:val="red"/>
+          <w:lang w:val="el-GR"/>
+        </w:rPr>
+        <w:t>Η</w:t>
+      </w:r>
+      <w:r>
+        <w:rPr>
+          <w:rFonts w:ascii="Calibri" w:hAnsi="Calibri" w:cs="Calibri"/>
+          <w:sz w:val="22"/>
+          <w:szCs w:val="22"/>
+          <w:highlight w:val="red"/>
+          <w:lang w:val="el-GR"/>
+        </w:rPr>
+        <w:t xml:space="preserve"> εφαρμογή αναπτύχθηκε ως ένα απλό αλλά πλήρες ηλεκτρονικό κατάστημα που προσφέρει λύση σε μια βασική ανάγκη των φοιτητών αλλά και κάθε ενδιαφερόμενου </w:t>
+      </w:r>
+      <w:r>
+        <w:rPr>
+          <w:rFonts w:ascii="Calibri" w:hAnsi="Calibri" w:cs="Calibri"/>
+          <w:sz w:val="22"/>
+          <w:szCs w:val="22"/>
+          <w:highlight w:val="red"/>
+          <w:lang w:val="el-GR"/>
+        </w:rPr>
+        <w:t xml:space="preserve">που </w:t>
+      </w:r>
+      <w:r>
+        <w:rPr>
+          <w:rFonts w:ascii="Calibri" w:hAnsi="Calibri" w:cs="Calibri"/>
+          <w:sz w:val="22"/>
+          <w:szCs w:val="22"/>
+          <w:highlight w:val="red"/>
+          <w:lang w:val="el-GR"/>
+        </w:rPr>
+        <w:t>αναζητά πανεπιστημιακά και επιστημονικά συγγράμματα</w:t>
+      </w:r>
+      <w:r>
+        <w:rPr>
+          <w:rFonts w:ascii="Calibri" w:hAnsi="Calibri" w:cs="Calibri"/>
+          <w:sz w:val="22"/>
+          <w:szCs w:val="22"/>
+          <w:highlight w:val="red"/>
+          <w:lang w:val="el-GR"/>
+        </w:rPr>
+        <w:t>.</w:t>
+      </w:r>
+      <w:r>
+        <w:rPr>
+          <w:rFonts w:ascii="Calibri" w:hAnsi="Calibri" w:cs="Calibri"/>
+          <w:sz w:val="22"/>
+          <w:szCs w:val="22"/>
+          <w:highlight w:val="red"/>
+          <w:lang w:val="el-GR"/>
+        </w:rPr>
+        <w:t xml:space="preserve"> </w:t>
+      </w:r>
+      <w:r>
+        <w:rPr>
+          <w:rFonts w:ascii="Calibri" w:hAnsi="Calibri" w:cs="Calibri"/>
+          <w:sz w:val="22"/>
+          <w:szCs w:val="22"/>
+          <w:highlight w:val="red"/>
+          <w:lang w:val="el-GR"/>
+        </w:rPr>
+        <w:t xml:space="preserve">Πιο συγκεκριμένα, </w:t>
+      </w:r>
+      <w:r>
+        <w:rPr>
+          <w:rFonts w:ascii="Calibri" w:hAnsi="Calibri" w:cs="Calibri"/>
+          <w:sz w:val="22"/>
+          <w:szCs w:val="22"/>
+          <w:highlight w:val="red"/>
+          <w:lang w:val="el-GR"/>
+        </w:rPr>
+        <w:t>ε</w:t>
+      </w:r>
+      <w:r>
+        <w:rPr>
+          <w:rFonts w:ascii="Calibri" w:hAnsi="Calibri" w:cs="Calibri"/>
+          <w:sz w:val="22"/>
+          <w:szCs w:val="22"/>
+          <w:highlight w:val="red"/>
+          <w:lang w:val="el-GR"/>
+        </w:rPr>
+        <w:t xml:space="preserve">πιτρέπει την </w:t>
+      </w:r>
+      <w:r>
+        <w:rPr>
+          <w:rFonts w:ascii="Calibri" w:hAnsi="Calibri" w:cs="Calibri"/>
+          <w:sz w:val="22"/>
+          <w:szCs w:val="22"/>
+          <w:highlight w:val="red"/>
+          <w:lang w:val="el-GR"/>
+        </w:rPr>
+        <w:t>περι</w:t>
+      </w:r>
+      <w:r>
+        <w:rPr>
+          <w:rFonts w:ascii="Calibri" w:hAnsi="Calibri" w:cs="Calibri"/>
+          <w:sz w:val="22"/>
+          <w:szCs w:val="22"/>
+          <w:highlight w:val="red"/>
+          <w:lang w:val="el-GR"/>
+        </w:rPr>
+        <w:t>ή</w:t>
+      </w:r>
+      <w:r>
+        <w:rPr>
+          <w:rFonts w:ascii="Calibri" w:hAnsi="Calibri" w:cs="Calibri"/>
+          <w:sz w:val="22"/>
+          <w:szCs w:val="22"/>
+          <w:highlight w:val="red"/>
+          <w:lang w:val="el-GR"/>
+        </w:rPr>
+        <w:t>γη</w:t>
+      </w:r>
+      <w:r>
+        <w:rPr>
+          <w:rFonts w:ascii="Calibri" w:hAnsi="Calibri" w:cs="Calibri"/>
+          <w:sz w:val="22"/>
+          <w:szCs w:val="22"/>
+          <w:highlight w:val="red"/>
+          <w:lang w:val="el-GR"/>
+        </w:rPr>
+        <w:t>ση</w:t>
+      </w:r>
+      <w:r>
+        <w:rPr>
+          <w:rFonts w:ascii="Calibri" w:hAnsi="Calibri" w:cs="Calibri"/>
+          <w:sz w:val="22"/>
+          <w:szCs w:val="22"/>
+          <w:highlight w:val="red"/>
+          <w:lang w:val="el-GR"/>
+        </w:rPr>
+        <w:t xml:space="preserve"> στα διαθέσιμα συγγράμματα, αναζ</w:t>
+      </w:r>
+      <w:r>
+        <w:rPr>
+          <w:rFonts w:ascii="Calibri" w:hAnsi="Calibri" w:cs="Calibri"/>
+          <w:sz w:val="22"/>
+          <w:szCs w:val="22"/>
+          <w:highlight w:val="red"/>
+          <w:lang w:val="el-GR"/>
+        </w:rPr>
+        <w:t>ή</w:t>
+      </w:r>
+      <w:r>
+        <w:rPr>
+          <w:rFonts w:ascii="Calibri" w:hAnsi="Calibri" w:cs="Calibri"/>
+          <w:sz w:val="22"/>
+          <w:szCs w:val="22"/>
+          <w:highlight w:val="red"/>
+          <w:lang w:val="el-GR"/>
+        </w:rPr>
+        <w:t>τ</w:t>
+      </w:r>
+      <w:r>
+        <w:rPr>
+          <w:rFonts w:ascii="Calibri" w:hAnsi="Calibri" w:cs="Calibri"/>
+          <w:sz w:val="22"/>
+          <w:szCs w:val="22"/>
+          <w:highlight w:val="red"/>
+          <w:lang w:val="el-GR"/>
+        </w:rPr>
+        <w:t>η</w:t>
+      </w:r>
+      <w:r>
+        <w:rPr>
+          <w:rFonts w:ascii="Calibri" w:hAnsi="Calibri" w:cs="Calibri"/>
+          <w:sz w:val="22"/>
+          <w:szCs w:val="22"/>
+          <w:highlight w:val="red"/>
+          <w:lang w:val="el-GR"/>
+        </w:rPr>
+        <w:t>σ</w:t>
+      </w:r>
+      <w:r>
+        <w:rPr>
+          <w:rFonts w:ascii="Calibri" w:hAnsi="Calibri" w:cs="Calibri"/>
+          <w:sz w:val="22"/>
+          <w:szCs w:val="22"/>
+          <w:highlight w:val="red"/>
+          <w:lang w:val="el-GR"/>
+        </w:rPr>
+        <w:t>η</w:t>
+      </w:r>
+      <w:r>
+        <w:rPr>
+          <w:rFonts w:ascii="Calibri" w:hAnsi="Calibri" w:cs="Calibri"/>
+          <w:sz w:val="22"/>
+          <w:szCs w:val="22"/>
+          <w:highlight w:val="red"/>
+          <w:lang w:val="el-GR"/>
+        </w:rPr>
+        <w:t xml:space="preserve"> συγκεκριμέν</w:t>
+      </w:r>
+      <w:r>
+        <w:rPr>
+          <w:rFonts w:ascii="Calibri" w:hAnsi="Calibri" w:cs="Calibri"/>
+          <w:sz w:val="22"/>
+          <w:szCs w:val="22"/>
+          <w:highlight w:val="red"/>
+          <w:lang w:val="el-GR"/>
+        </w:rPr>
+        <w:t>ων</w:t>
+      </w:r>
+      <w:r>
+        <w:rPr>
+          <w:rFonts w:ascii="Calibri" w:hAnsi="Calibri" w:cs="Calibri"/>
+          <w:sz w:val="22"/>
+          <w:szCs w:val="22"/>
+          <w:highlight w:val="red"/>
+          <w:lang w:val="el-GR"/>
+        </w:rPr>
+        <w:t xml:space="preserve"> τίτλ</w:t>
+      </w:r>
+      <w:r>
+        <w:rPr>
+          <w:rFonts w:ascii="Calibri" w:hAnsi="Calibri" w:cs="Calibri"/>
+          <w:sz w:val="22"/>
+          <w:szCs w:val="22"/>
+          <w:highlight w:val="red"/>
+          <w:lang w:val="el-GR"/>
+        </w:rPr>
+        <w:t>ων</w:t>
+      </w:r>
+      <w:r>
+        <w:rPr>
+          <w:rFonts w:ascii="Calibri" w:hAnsi="Calibri" w:cs="Calibri"/>
+          <w:sz w:val="22"/>
+          <w:szCs w:val="22"/>
+          <w:highlight w:val="red"/>
+          <w:lang w:val="el-GR"/>
+        </w:rPr>
+        <w:t>, προσθ</w:t>
+      </w:r>
+      <w:r>
+        <w:rPr>
+          <w:rFonts w:ascii="Calibri" w:hAnsi="Calibri" w:cs="Calibri"/>
+          <w:sz w:val="22"/>
+          <w:szCs w:val="22"/>
+          <w:highlight w:val="red"/>
+          <w:lang w:val="el-GR"/>
+        </w:rPr>
+        <w:t>ήκη</w:t>
+      </w:r>
+      <w:r>
+        <w:rPr>
+          <w:rFonts w:ascii="Calibri" w:hAnsi="Calibri" w:cs="Calibri"/>
+          <w:sz w:val="22"/>
+          <w:szCs w:val="22"/>
+          <w:highlight w:val="red"/>
+          <w:lang w:val="el-GR"/>
+        </w:rPr>
+        <w:t xml:space="preserve"> στο καλάθι</w:t>
+      </w:r>
+      <w:r>
+        <w:rPr>
+          <w:rFonts w:ascii="Calibri" w:hAnsi="Calibri" w:cs="Calibri"/>
+          <w:sz w:val="22"/>
+          <w:szCs w:val="22"/>
+          <w:highlight w:val="red"/>
+          <w:lang w:val="el-GR"/>
+        </w:rPr>
+        <w:t>,</w:t>
+      </w:r>
+      <w:r>
+        <w:rPr>
+          <w:rFonts w:ascii="Calibri" w:hAnsi="Calibri" w:cs="Calibri"/>
+          <w:sz w:val="22"/>
+          <w:szCs w:val="22"/>
+          <w:highlight w:val="red"/>
+          <w:lang w:val="el-GR"/>
+        </w:rPr>
+        <w:t xml:space="preserve"> ολοκλ</w:t>
+      </w:r>
+      <w:r>
+        <w:rPr>
+          <w:rFonts w:ascii="Calibri" w:hAnsi="Calibri" w:cs="Calibri"/>
+          <w:sz w:val="22"/>
+          <w:szCs w:val="22"/>
+          <w:highlight w:val="red"/>
+          <w:lang w:val="el-GR"/>
+        </w:rPr>
+        <w:t>ή</w:t>
+      </w:r>
+      <w:r>
+        <w:rPr>
+          <w:rFonts w:ascii="Calibri" w:hAnsi="Calibri" w:cs="Calibri"/>
+          <w:sz w:val="22"/>
+          <w:szCs w:val="22"/>
+          <w:highlight w:val="red"/>
+          <w:lang w:val="el-GR"/>
+        </w:rPr>
+        <w:t>ρ</w:t>
+      </w:r>
+      <w:r>
+        <w:rPr>
+          <w:rFonts w:ascii="Calibri" w:hAnsi="Calibri" w:cs="Calibri"/>
+          <w:sz w:val="22"/>
+          <w:szCs w:val="22"/>
+          <w:highlight w:val="red"/>
+          <w:lang w:val="el-GR"/>
+        </w:rPr>
+        <w:t xml:space="preserve">ωση </w:t>
+      </w:r>
+      <w:r>
+        <w:rPr>
+          <w:rFonts w:ascii="Calibri" w:hAnsi="Calibri" w:cs="Calibri"/>
+          <w:sz w:val="22"/>
+          <w:szCs w:val="22"/>
+          <w:highlight w:val="red"/>
+          <w:lang w:val="el-GR"/>
+        </w:rPr>
+        <w:t>παραγγελία</w:t>
+      </w:r>
+      <w:r>
+        <w:rPr>
+          <w:rFonts w:ascii="Calibri" w:hAnsi="Calibri" w:cs="Calibri"/>
+          <w:sz w:val="22"/>
+          <w:szCs w:val="22"/>
+          <w:highlight w:val="red"/>
+          <w:lang w:val="el-GR"/>
+        </w:rPr>
+        <w:t>ς και παρακολούθηση ιστορικού παραγγελιών σε ένα</w:t>
+      </w:r>
+      <w:r>
+        <w:rPr>
+          <w:rFonts w:ascii="Calibri" w:hAnsi="Calibri" w:cs="Calibri"/>
+          <w:sz w:val="22"/>
+          <w:szCs w:val="22"/>
+          <w:highlight w:val="red"/>
+          <w:lang w:val="el-GR"/>
+        </w:rPr>
+        <w:t xml:space="preserve"> </w:t>
+      </w:r>
+      <w:r>
+        <w:rPr>
+          <w:rFonts w:ascii="Calibri" w:hAnsi="Calibri" w:cs="Calibri"/>
+          <w:sz w:val="22"/>
+          <w:szCs w:val="22"/>
+          <w:highlight w:val="red"/>
+          <w:lang w:val="el-GR"/>
+        </w:rPr>
+        <w:t>καθαρό και κατανοητό περιβάλλον</w:t>
+      </w:r>
+      <w:r>
+        <w:rPr>
+          <w:rFonts w:ascii="Calibri" w:hAnsi="Calibri" w:cs="Calibri"/>
+          <w:sz w:val="22"/>
+          <w:szCs w:val="22"/>
+          <w:highlight w:val="red"/>
+          <w:lang w:val="el-GR"/>
+        </w:rPr>
+        <w:t>.</w:t>
+      </w:r>
+    </w:p>
+    <w:bookmarkEnd w:id="0"/>
+    <w:p>
+      <w:pPr>
+        <w:rPr>
+          <w:rFonts w:ascii="Calibri" w:hAnsi="Calibri" w:cs="Calibri"/>
+          <w:sz w:val="22"/>
+          <w:szCs w:val="22"/>
+          <w:highlight w:val="red"/>
+          <w:lang w:val="el-GR"/>
+        </w:rPr>
+      </w:pPr>
+    </w:p>
+    <w:p>
+      <w:pPr>
+        <w:rPr>
+          <w:rFonts w:ascii="Calibri" w:hAnsi="Calibri" w:cs="Calibri"/>
+          <w:b/>
+          <w:bCs/>
+          <w:highlight w:val="red"/>
+        </w:rPr>
+      </w:pPr>
+      <w:r>
+        <w:rPr>
+          <w:rFonts w:ascii="Calibri" w:hAnsi="Calibri" w:cs="Calibri"/>
+          <w:b/>
+          <w:bCs/>
+          <w:highlight w:val="red"/>
+        </w:rPr>
+        <w:t>Abstract</w:t>
+      </w:r>
+    </w:p>
+    <w:p>
+      <w:pPr>
+        <w:rPr>
+          <w:rFonts w:ascii="Calibri" w:hAnsi="Calibri" w:cs="Calibri"/>
+          <w:sz w:val="22"/>
+          <w:szCs w:val="22"/>
+          <w:highlight w:val="red"/>
+        </w:rPr>
+      </w:pPr>
+      <w:r>
+        <w:rPr>
+          <w:rFonts w:ascii="Calibri" w:hAnsi="Calibri" w:cs="Calibri"/>
+          <w:b/>
+          <w:bCs/>
+          <w:highlight w:val="red"/>
+        </w:rPr>
+        <w:tab/>
+      </w:r>
+      <w:r>
+        <w:rPr>
+          <w:rFonts w:ascii="Calibri" w:hAnsi="Calibri" w:cs="Calibri"/>
+          <w:sz w:val="22"/>
+          <w:szCs w:val="22"/>
+          <w:highlight w:val="red"/>
+        </w:rPr>
+        <w:t>The present thesis focuses on the development of a web-based e-commerce application that allows the purchase of textbooks in a fast and user-friendly way. Although this process has already improved significantly, searching for textbooks often remains complex, time-consuming, and requires visiting different platforms.</w:t>
+      </w:r>
+    </w:p>
+    <w:p>
+      <w:pPr>
+        <w:rPr>
+          <w:rFonts w:ascii="Calibri" w:hAnsi="Calibri" w:cs="Calibri"/>
+          <w:sz w:val="22"/>
+          <w:szCs w:val="22"/>
+        </w:rPr>
+      </w:pPr>
+      <w:r>
+        <w:rPr>
+          <w:rFonts w:ascii="Calibri" w:hAnsi="Calibri" w:cs="Calibri"/>
+          <w:sz w:val="22"/>
+          <w:szCs w:val="22"/>
+          <w:highlight w:val="red"/>
+        </w:rPr>
+        <w:t>The application was developed as a simple yet complete online store that provides a solution to a fundamental need of students, as well as anyone interested in finding academic and scientific textbooks. More specifically, it allows users to browse the available textbooks, search for specific titles, add them to the cart, complete their orders, and view their order history in a clean and easy</w:t>
+      </w:r>
+      <w:r>
+        <w:rPr>
+          <w:rFonts w:ascii="Calibri" w:hAnsi="Calibri" w:cs="Calibri"/>
+          <w:sz w:val="22"/>
+          <w:szCs w:val="22"/>
+          <w:highlight w:val="red"/>
+        </w:rPr>
+        <w:t xml:space="preserve"> </w:t>
+      </w:r>
+      <w:r>
+        <w:rPr>
+          <w:rFonts w:ascii="Calibri" w:hAnsi="Calibri" w:cs="Calibri"/>
+          <w:sz w:val="22"/>
+          <w:szCs w:val="22"/>
+          <w:highlight w:val="red"/>
+        </w:rPr>
+        <w:t>to</w:t>
+      </w:r>
+      <w:r>
+        <w:rPr>
+          <w:rFonts w:ascii="Calibri" w:hAnsi="Calibri" w:cs="Calibri"/>
+          <w:sz w:val="22"/>
+          <w:szCs w:val="22"/>
+          <w:highlight w:val="red"/>
+        </w:rPr>
+        <w:t xml:space="preserve"> </w:t>
+      </w:r>
+      <w:r>
+        <w:rPr>
+          <w:rFonts w:ascii="Calibri" w:hAnsi="Calibri" w:cs="Calibri"/>
+          <w:sz w:val="22"/>
+          <w:szCs w:val="22"/>
+          <w:highlight w:val="red"/>
+        </w:rPr>
+        <w:t>understand environment.</w:t>
+      </w:r>
+    </w:p>
+    <w:p>
+      <w:pPr>
+        <w:rPr>
+          <w:rFonts w:ascii="Calibri" w:hAnsi="Calibri" w:cs="Calibri"/>
+          <w:sz w:val="22"/>
+          <w:szCs w:val="22"/>
+        </w:rPr>
+      </w:pPr>
+    </w:p>
+    <w:p>
+      <w:pPr>
+        <w:rPr>
+          <w:rFonts w:ascii="Calibri" w:hAnsi="Calibri" w:cs="Calibri"/>
+          <w:sz w:val="22"/>
+          <w:szCs w:val="22"/>
+        </w:rPr>
+      </w:pPr>
+    </w:p>
+    <w:p>
+      <w:pPr>
+        <w:ind w:firstLine="720"/>
+        <w:rPr>
+          <w:rFonts w:ascii="Calibri" w:hAnsi="Calibri" w:cs="Calibri"/>
+          <w:sz w:val="22"/>
+          <w:szCs w:val="22"/>
+        </w:rPr>
+      </w:pPr>
+    </w:p>
+    <w:p>
+      <w:pPr>
+        <w:rPr>
+          <w:rFonts w:ascii="Calibri" w:hAnsi="Calibri" w:cs="Calibri"/>
+          <w:sz w:val="22"/>
+          <w:szCs w:val="22"/>
+        </w:rPr>
+      </w:pPr>
+    </w:p>
+    <w:p>
+      <w:pPr>
+        <w:rPr>
+          <w:rFonts w:ascii="Calibri" w:hAnsi="Calibri" w:cs="Calibri"/>
+          <w:sz w:val="22"/>
+          <w:szCs w:val="22"/>
+        </w:rPr>
+      </w:pPr>
+      <w:r>
+        <w:rPr>
+          <w:rFonts w:ascii="Calibri" w:hAnsi="Calibri" w:cs="Calibri"/>
+          <w:sz w:val="22"/>
+          <w:szCs w:val="22"/>
+        </w:rPr>
+        <w:tab/>
+      </w:r>
+    </w:p>
+    <w:p>
+      <w:pPr>
+        <w:rPr>
+          <w:sz w:val="22"/>
+          <w:szCs w:val="22"/>
+        </w:rPr>
+      </w:pPr>
+    </w:p>
+    <w:p>
+      <w:pPr>
+        <w:rPr>
+          <w:sz w:val="22"/>
+          <w:szCs w:val="22"/>
+        </w:rPr>
+      </w:pPr>
+    </w:p>
+    <w:p>
+      <w:pPr>
+        <w:rPr>
+          <w:sz w:val="22"/>
+          <w:szCs w:val="22"/>
+        </w:rPr>
+      </w:pPr>
+    </w:p>
+    <w:p>
+      <w:pPr>
+        <w:rPr>
+          <w:sz w:val="22"/>
+          <w:szCs w:val="22"/>
+        </w:rPr>
+      </w:pPr>
+    </w:p>
+    <w:p>
+      <w:pPr>
+        <w:rPr>
+          <w:sz w:val="22"/>
+          <w:szCs w:val="22"/>
+        </w:rPr>
+      </w:pPr>
+    </w:p>
+    <w:p>
+      <w:pPr>
+        <w:pStyle w:val="Heading1"/>
+        <w:numPr>
+          <w:ilvl w:val="0"/>
+          <w:numId w:val="1"/>
+        </w:numPr>
+        <w:rPr>
+          <w:rFonts w:ascii="Calibri" w:hAnsi="Calibri" w:cs="Calibri"/>
+          <w:b/>
+          <w:bCs/>
+          <w:color w:val="auto"/>
+          <w:sz w:val="26"/>
+          <w:szCs w:val="26"/>
+        </w:rPr>
+      </w:pPr>
+      <w:r>
+        <w:rPr>
+          <w:rFonts w:ascii="Calibri" w:hAnsi="Calibri" w:cs="Calibri"/>
+          <w:b/>
+          <w:bCs/>
+          <w:color w:val="auto"/>
+          <w:sz w:val="26"/>
+          <w:szCs w:val="26"/>
+          <w:lang w:val="el-GR"/>
+        </w:rPr>
+        <w:lastRenderedPageBreak/>
+        <w:t>Εισαγωγή</w:t>
+      </w:r>
+      <w:r>
+        <w:rPr>
+          <w:rFonts w:ascii="Calibri" w:hAnsi="Calibri" w:cs="Calibri"/>
+          <w:b/>
+          <w:bCs/>
+          <w:color w:val="auto"/>
+          <w:sz w:val="26"/>
+          <w:szCs w:val="26"/>
+        </w:rPr>
+        <w:br/>
+      </w:r>
+    </w:p>
+    <w:p>
+      <w:pPr>
+        <w:pStyle w:val="Heading5"/>
+        <w:numPr>
+          <w:ilvl w:val="1"/>
+          <w:numId w:val="1"/>
+        </w:numPr>
+        <w:rPr>
+          <w:rFonts w:ascii="Calibri" w:hAnsi="Calibri" w:cs="Calibri"/>
+          <w:b/>
+          <w:bCs/>
+          <w:color w:val="auto"/>
+        </w:rPr>
+      </w:pPr>
+      <w:r>
+        <w:rPr>
+          <w:rFonts w:ascii="Calibri" w:hAnsi="Calibri" w:cs="Calibri"/>
+          <w:b/>
+          <w:bCs/>
+          <w:color w:val="auto"/>
+          <w:lang w:val="el-GR"/>
+        </w:rPr>
+        <w:t>Στόχοι Εργασίας</w:t>
+      </w:r>
+    </w:p>
+    <w:p>
+      <w:pPr>
+        <w:ind w:left="720" w:firstLine="360"/>
+        <w:rPr>
+          <w:rFonts w:ascii="Calibri" w:hAnsi="Calibri" w:cs="Calibri"/>
+          <w:sz w:val="22"/>
+          <w:szCs w:val="22"/>
+          <w:lang w:val="el-GR"/>
+        </w:rPr>
+      </w:pPr>
+      <w:r>
+        <w:rPr>
+          <w:rFonts w:ascii="Calibri" w:hAnsi="Calibri" w:cs="Calibri"/>
+          <w:sz w:val="22"/>
+          <w:szCs w:val="22"/>
+          <w:lang w:val="el-GR"/>
+        </w:rPr>
+        <w:t>Σκοπός της</w:t>
+      </w:r>
+      <w:r>
+        <w:rPr>
+          <w:rFonts w:ascii="Calibri" w:hAnsi="Calibri" w:cs="Calibri"/>
+          <w:sz w:val="22"/>
+          <w:szCs w:val="22"/>
+          <w:lang w:val="el-GR"/>
+        </w:rPr>
+        <w:t xml:space="preserve"> πτυχιακή</w:t>
+      </w:r>
+      <w:r>
+        <w:rPr>
+          <w:rFonts w:ascii="Calibri" w:hAnsi="Calibri" w:cs="Calibri"/>
+          <w:sz w:val="22"/>
+          <w:szCs w:val="22"/>
+          <w:lang w:val="el-GR"/>
+        </w:rPr>
+        <w:t>ς</w:t>
+      </w:r>
+      <w:r>
+        <w:rPr>
+          <w:rFonts w:ascii="Calibri" w:hAnsi="Calibri" w:cs="Calibri"/>
+          <w:sz w:val="22"/>
+          <w:szCs w:val="22"/>
+          <w:lang w:val="el-GR"/>
+        </w:rPr>
+        <w:t xml:space="preserve"> εργασία</w:t>
+      </w:r>
+      <w:r>
+        <w:rPr>
+          <w:rFonts w:ascii="Calibri" w:hAnsi="Calibri" w:cs="Calibri"/>
+          <w:sz w:val="22"/>
+          <w:szCs w:val="22"/>
+          <w:lang w:val="el-GR"/>
+        </w:rPr>
+        <w:t>ς είναι</w:t>
+      </w:r>
+      <w:r>
+        <w:rPr>
+          <w:rFonts w:ascii="Calibri" w:hAnsi="Calibri" w:cs="Calibri"/>
+          <w:sz w:val="22"/>
+          <w:szCs w:val="22"/>
+          <w:lang w:val="el-GR"/>
+        </w:rPr>
+        <w:t xml:space="preserve"> </w:t>
+      </w:r>
+      <w:r>
+        <w:rPr>
+          <w:rFonts w:ascii="Calibri" w:hAnsi="Calibri" w:cs="Calibri"/>
+          <w:sz w:val="22"/>
+          <w:szCs w:val="22"/>
+          <w:lang w:val="el-GR"/>
+        </w:rPr>
+        <w:t>η</w:t>
+      </w:r>
+      <w:r>
+        <w:rPr>
+          <w:rFonts w:ascii="Calibri" w:hAnsi="Calibri" w:cs="Calibri"/>
+          <w:sz w:val="22"/>
+          <w:szCs w:val="22"/>
+          <w:lang w:val="el-GR"/>
+        </w:rPr>
+        <w:t xml:space="preserve"> ανάπτυξη μιας διαδικτυακής εφαρμογής ηλεκτρονικού εμπορίου που </w:t>
+      </w:r>
+      <w:r>
+        <w:rPr>
+          <w:rFonts w:ascii="Calibri" w:hAnsi="Calibri" w:cs="Calibri"/>
+          <w:sz w:val="22"/>
+          <w:szCs w:val="22"/>
+          <w:lang w:val="el-GR"/>
+        </w:rPr>
+        <w:t>διευκολίνει</w:t>
+      </w:r>
+      <w:r>
+        <w:rPr>
+          <w:rFonts w:ascii="Calibri" w:hAnsi="Calibri" w:cs="Calibri"/>
+          <w:sz w:val="22"/>
+          <w:szCs w:val="22"/>
+          <w:lang w:val="el-GR"/>
+        </w:rPr>
+        <w:t xml:space="preserve"> την </w:t>
+      </w:r>
+      <w:r>
+        <w:rPr>
+          <w:rFonts w:ascii="Calibri" w:hAnsi="Calibri" w:cs="Calibri"/>
+          <w:sz w:val="22"/>
+          <w:szCs w:val="22"/>
+          <w:lang w:val="el-GR"/>
+        </w:rPr>
+        <w:t xml:space="preserve">αναζήτηση και </w:t>
+      </w:r>
+      <w:r>
+        <w:rPr>
+          <w:rFonts w:ascii="Calibri" w:hAnsi="Calibri" w:cs="Calibri"/>
+          <w:sz w:val="22"/>
+          <w:szCs w:val="22"/>
+          <w:lang w:val="el-GR"/>
+        </w:rPr>
+        <w:t xml:space="preserve">αγορά </w:t>
+      </w:r>
+      <w:r>
+        <w:rPr>
+          <w:rFonts w:ascii="Calibri" w:hAnsi="Calibri" w:cs="Calibri"/>
+          <w:sz w:val="22"/>
+          <w:szCs w:val="22"/>
+          <w:lang w:val="el-GR"/>
+        </w:rPr>
+        <w:t>πανεπιστημιακών</w:t>
+      </w:r>
+      <w:r>
+        <w:rPr>
+          <w:rFonts w:ascii="Calibri" w:hAnsi="Calibri" w:cs="Calibri"/>
+          <w:sz w:val="22"/>
+          <w:szCs w:val="22"/>
+          <w:lang w:val="el-GR"/>
+        </w:rPr>
+        <w:t xml:space="preserve"> </w:t>
+      </w:r>
+      <w:r>
+        <w:rPr>
+          <w:rFonts w:ascii="Calibri" w:hAnsi="Calibri" w:cs="Calibri"/>
+          <w:sz w:val="22"/>
+          <w:szCs w:val="22"/>
+          <w:lang w:val="el-GR"/>
+        </w:rPr>
+        <w:t>συγγραμμάτων</w:t>
+      </w:r>
+      <w:r>
+        <w:rPr>
+          <w:rFonts w:ascii="Calibri" w:hAnsi="Calibri" w:cs="Calibri"/>
+          <w:sz w:val="22"/>
+          <w:szCs w:val="22"/>
+          <w:lang w:val="el-GR"/>
+        </w:rPr>
+        <w:t xml:space="preserve">. </w:t>
+      </w:r>
+      <w:r>
+        <w:rPr>
+          <w:rFonts w:ascii="Calibri" w:hAnsi="Calibri" w:cs="Calibri"/>
+          <w:sz w:val="22"/>
+          <w:szCs w:val="22"/>
+          <w:lang w:val="el-GR"/>
+        </w:rPr>
+        <w:t xml:space="preserve">Σχεδιάστηκε ώστε να προσφέρει τη δυνατότητα απόκτησης βιβλίων με έναν οργανωμένο και φιλικό προς τον χρήστη τρόπο, </w:t>
+      </w:r>
+      <w:r>
+        <w:rPr>
+          <w:rFonts w:ascii="Calibri" w:hAnsi="Calibri" w:cs="Calibri"/>
+          <w:sz w:val="22"/>
+          <w:szCs w:val="22"/>
+          <w:lang w:val="el-GR"/>
+        </w:rPr>
+        <w:t xml:space="preserve">αξιοποιώντας τις δυνατότητες των τεχνολογιών </w:t>
+      </w:r>
+      <w:r>
+        <w:rPr>
+          <w:rFonts w:ascii="Calibri" w:hAnsi="Calibri" w:cs="Calibri"/>
+          <w:sz w:val="22"/>
+          <w:szCs w:val="22"/>
+        </w:rPr>
+        <w:t>web</w:t>
+      </w:r>
+      <w:r>
+        <w:rPr>
+          <w:rFonts w:ascii="Calibri" w:hAnsi="Calibri" w:cs="Calibri"/>
+          <w:sz w:val="22"/>
+          <w:szCs w:val="22"/>
+          <w:lang w:val="el-GR"/>
+        </w:rPr>
+        <w:t>.</w:t>
+      </w:r>
+    </w:p>
+    <w:p>
+      <w:pPr>
+        <w:ind w:left="720" w:firstLine="360"/>
+        <w:rPr>
+          <w:rFonts w:ascii="Calibri" w:hAnsi="Calibri" w:cs="Calibri"/>
+          <w:sz w:val="22"/>
+          <w:szCs w:val="22"/>
+          <w:lang w:val="el-GR"/>
+        </w:rPr>
+      </w:pPr>
+      <w:r>
+        <w:rPr>
+          <w:rFonts w:ascii="Calibri" w:hAnsi="Calibri" w:cs="Calibri"/>
+          <w:sz w:val="22"/>
+          <w:szCs w:val="22"/>
+          <w:lang w:val="el-GR"/>
+        </w:rPr>
+        <w:t xml:space="preserve">Η </w:t>
+      </w:r>
+      <w:r>
+        <w:rPr>
+          <w:rFonts w:ascii="Calibri" w:hAnsi="Calibri" w:cs="Calibri"/>
+          <w:sz w:val="22"/>
+          <w:szCs w:val="22"/>
+          <w:lang w:val="el-GR"/>
+        </w:rPr>
+        <w:t xml:space="preserve">πλατφόρμα </w:t>
+      </w:r>
+      <w:r>
+        <w:rPr>
+          <w:rFonts w:ascii="Calibri" w:hAnsi="Calibri" w:cs="Calibri"/>
+          <w:sz w:val="22"/>
+          <w:szCs w:val="22"/>
+          <w:lang w:val="el-GR"/>
+        </w:rPr>
+        <w:t>επιτρέπει την περιήγηση στα διαθέσιμα συγγράμματα, αναζήτηση συγκεκριμένων τίτλων, προσθήκη στο καλάθι, ολοκλήρωση παραγγελίας και παρακολούθηση ιστορικού παραγγελιών σε ένα καθαρό και κατανοητό περιβάλλον</w:t>
+      </w:r>
+      <w:r>
+        <w:rPr>
+          <w:rFonts w:ascii="Calibri" w:hAnsi="Calibri" w:cs="Calibri"/>
+          <w:sz w:val="22"/>
+          <w:szCs w:val="22"/>
+          <w:lang w:val="el-GR"/>
+        </w:rPr>
+        <w:t>. Μέσω αυτής επιδιώκεται η απλοποίηση μιας περίπλοκης και χρονοβόρας διαδικασίας.</w:t>
+      </w:r>
+    </w:p>
+    <w:p>
+      <w:pPr>
+        <w:rPr>
+          <w:rFonts w:ascii="Calibri" w:hAnsi="Calibri" w:cs="Calibri"/>
+          <w:sz w:val="22"/>
+          <w:szCs w:val="22"/>
+          <w:lang w:val="el-GR"/>
+        </w:rPr>
+      </w:pPr>
+    </w:p>
+    <w:p>
+      <w:pPr>
+        <w:pStyle w:val="Heading5"/>
+        <w:numPr>
+          <w:ilvl w:val="1"/>
+          <w:numId w:val="1"/>
+        </w:numPr>
+        <w:rPr>
+          <w:rFonts w:ascii="Calibri" w:hAnsi="Calibri" w:cs="Calibri"/>
+          <w:b/>
+          <w:bCs/>
+          <w:color w:val="auto"/>
+          <w:lang w:val="el-GR"/>
+        </w:rPr>
+      </w:pPr>
+      <w:r>
+        <w:rPr>
+          <w:rFonts w:ascii="Calibri" w:hAnsi="Calibri" w:cs="Calibri"/>
+          <w:b/>
+          <w:bCs/>
+          <w:color w:val="auto"/>
+          <w:lang w:val="el-GR"/>
+        </w:rPr>
+        <w:t>Κίνητρο και Πρόβλημα</w:t>
+      </w:r>
+    </w:p>
+    <w:p>
+      <w:pPr>
+        <w:ind w:left="720" w:firstLine="360"/>
+        <w:rPr>
+          <w:rFonts w:ascii="Calibri" w:hAnsi="Calibri" w:cs="Calibri"/>
+          <w:sz w:val="22"/>
+          <w:szCs w:val="22"/>
+          <w:lang w:val="el-GR"/>
+        </w:rPr>
+      </w:pPr>
+      <w:r>
+        <w:rPr>
+          <w:rFonts w:ascii="Calibri" w:hAnsi="Calibri" w:cs="Calibri"/>
+          <w:sz w:val="22"/>
+          <w:szCs w:val="22"/>
+          <w:lang w:val="el-GR"/>
+        </w:rPr>
+        <w:t xml:space="preserve">Η ανάπτυξη της εφαρμογής </w:t>
+      </w:r>
+      <w:r>
+        <w:rPr>
+          <w:rFonts w:ascii="Calibri" w:hAnsi="Calibri" w:cs="Calibri"/>
+          <w:sz w:val="22"/>
+          <w:szCs w:val="22"/>
+          <w:lang w:val="el-GR"/>
+        </w:rPr>
+        <w:t>“</w:t>
+      </w:r>
+      <w:proofErr w:type="spellStart"/>
+      <w:r>
+        <w:rPr>
+          <w:rFonts w:ascii="Calibri" w:hAnsi="Calibri" w:cs="Calibri"/>
+          <w:sz w:val="22"/>
+          <w:szCs w:val="22"/>
+        </w:rPr>
+        <w:t>UniBookie</w:t>
+      </w:r>
+      <w:proofErr w:type="spellEnd"/>
+      <w:r>
+        <w:rPr>
+          <w:rFonts w:ascii="Calibri" w:hAnsi="Calibri" w:cs="Calibri"/>
+          <w:sz w:val="22"/>
+          <w:szCs w:val="22"/>
+          <w:lang w:val="el-GR"/>
+        </w:rPr>
+        <w:t xml:space="preserve">” </w:t>
+      </w:r>
+      <w:r>
+        <w:rPr>
+          <w:rFonts w:ascii="Calibri" w:hAnsi="Calibri" w:cs="Calibri"/>
+          <w:sz w:val="22"/>
+          <w:szCs w:val="22"/>
+          <w:lang w:val="el-GR"/>
+        </w:rPr>
+        <w:t xml:space="preserve">προέκυψε από τις δυσκολίες που αντιμετωπίζουν συχνά οι φοιτητές στην εύρεση, παραλαβή και αγορά των συγγραμμάτων που απαιτούνται για τις σπουδές τους. </w:t>
+      </w:r>
+    </w:p>
+    <w:p>
+      <w:pPr>
+        <w:ind w:left="720" w:firstLine="360"/>
+        <w:rPr>
+          <w:rFonts w:ascii="Calibri" w:hAnsi="Calibri" w:cs="Calibri"/>
+          <w:sz w:val="22"/>
+          <w:szCs w:val="22"/>
+          <w:lang w:val="el-GR"/>
+        </w:rPr>
+      </w:pPr>
+      <w:r>
+        <w:rPr>
+          <w:rFonts w:ascii="Calibri" w:hAnsi="Calibri" w:cs="Calibri"/>
+          <w:sz w:val="22"/>
+          <w:szCs w:val="22"/>
+          <w:lang w:val="el-GR"/>
+        </w:rPr>
+        <w:t xml:space="preserve">Τις περισσότερες φορές, οι ίδιοι καλούνται </w:t>
+      </w:r>
+      <w:r>
+        <w:rPr>
+          <w:rFonts w:ascii="Calibri" w:hAnsi="Calibri" w:cs="Calibri"/>
+          <w:sz w:val="22"/>
+          <w:szCs w:val="22"/>
+          <w:lang w:val="el-GR"/>
+        </w:rPr>
+        <w:t xml:space="preserve">να </w:t>
+      </w:r>
+      <w:r>
+        <w:rPr>
+          <w:rFonts w:ascii="Calibri" w:hAnsi="Calibri" w:cs="Calibri"/>
+          <w:sz w:val="22"/>
+          <w:szCs w:val="22"/>
+          <w:lang w:val="el-GR"/>
+        </w:rPr>
+        <w:t>επ</w:t>
+      </w:r>
+      <w:r>
+        <w:rPr>
+          <w:rFonts w:ascii="Calibri" w:hAnsi="Calibri" w:cs="Calibri"/>
+          <w:sz w:val="22"/>
+          <w:szCs w:val="22"/>
+          <w:lang w:val="el-GR"/>
+        </w:rPr>
+        <w:t>ι</w:t>
+      </w:r>
+      <w:r>
+        <w:rPr>
+          <w:rFonts w:ascii="Calibri" w:hAnsi="Calibri" w:cs="Calibri"/>
+          <w:sz w:val="22"/>
+          <w:szCs w:val="22"/>
+          <w:lang w:val="el-GR"/>
+        </w:rPr>
+        <w:t>σκε</w:t>
+      </w:r>
+      <w:r>
+        <w:rPr>
+          <w:rFonts w:ascii="Calibri" w:hAnsi="Calibri" w:cs="Calibri"/>
+          <w:sz w:val="22"/>
+          <w:szCs w:val="22"/>
+          <w:lang w:val="el-GR"/>
+        </w:rPr>
+        <w:t>φ</w:t>
+      </w:r>
+      <w:r>
+        <w:rPr>
+          <w:rFonts w:ascii="Calibri" w:hAnsi="Calibri" w:cs="Calibri"/>
+          <w:sz w:val="22"/>
+          <w:szCs w:val="22"/>
+          <w:lang w:val="el-GR"/>
+        </w:rPr>
+        <w:t>θούν</w:t>
+      </w:r>
+      <w:r>
+        <w:rPr>
+          <w:rFonts w:ascii="Calibri" w:hAnsi="Calibri" w:cs="Calibri"/>
+          <w:sz w:val="22"/>
+          <w:szCs w:val="22"/>
+          <w:lang w:val="el-GR"/>
+        </w:rPr>
+        <w:t xml:space="preserve"> διαφορετικές πλατφόρμες</w:t>
+      </w:r>
+      <w:r>
+        <w:rPr>
+          <w:rFonts w:ascii="Calibri" w:hAnsi="Calibri" w:cs="Calibri"/>
+          <w:sz w:val="22"/>
+          <w:szCs w:val="22"/>
+          <w:lang w:val="el-GR"/>
+        </w:rPr>
+        <w:t xml:space="preserve"> προκειμένου να ολοκληρώσουν μια απλή αγορά</w:t>
+      </w:r>
+      <w:r>
+        <w:rPr>
+          <w:rFonts w:ascii="Calibri" w:hAnsi="Calibri" w:cs="Calibri"/>
+          <w:sz w:val="22"/>
+          <w:szCs w:val="22"/>
+          <w:lang w:val="el-GR"/>
+        </w:rPr>
+        <w:t>.</w:t>
+      </w:r>
+      <w:r>
+        <w:rPr>
+          <w:rFonts w:ascii="Calibri" w:hAnsi="Calibri" w:cs="Calibri"/>
+          <w:sz w:val="22"/>
+          <w:szCs w:val="22"/>
+          <w:lang w:val="el-GR"/>
+        </w:rPr>
+        <w:t xml:space="preserve"> </w:t>
+      </w:r>
+      <w:r>
+        <w:rPr>
+          <w:rFonts w:ascii="Calibri" w:hAnsi="Calibri" w:cs="Calibri"/>
+          <w:sz w:val="22"/>
+          <w:szCs w:val="22"/>
+          <w:lang w:val="el-GR"/>
+        </w:rPr>
+        <w:t>Η έλλειψη μιας ενιαίας, φιλικής προς τον χρήστη πλατφόρμας οδηγεί συχνά σε καθυστερήσεις</w:t>
+      </w:r>
+      <w:r>
+        <w:rPr>
+          <w:rFonts w:ascii="Calibri" w:hAnsi="Calibri" w:cs="Calibri"/>
+          <w:sz w:val="22"/>
+          <w:szCs w:val="22"/>
+          <w:lang w:val="el-GR"/>
+        </w:rPr>
+        <w:t xml:space="preserve"> και </w:t>
+      </w:r>
+      <w:r>
+        <w:rPr>
+          <w:rFonts w:ascii="Calibri" w:hAnsi="Calibri" w:cs="Calibri"/>
+          <w:sz w:val="22"/>
+          <w:szCs w:val="22"/>
+          <w:lang w:val="el-GR"/>
+        </w:rPr>
+        <w:t>σύγχυση</w:t>
+      </w:r>
+      <w:r>
+        <w:rPr>
+          <w:rFonts w:ascii="Calibri" w:hAnsi="Calibri" w:cs="Calibri"/>
+          <w:sz w:val="22"/>
+          <w:szCs w:val="22"/>
+          <w:lang w:val="el-GR"/>
+        </w:rPr>
+        <w:t>.</w:t>
+      </w:r>
+      <w:r>
+        <w:rPr>
+          <w:rFonts w:ascii="Calibri" w:hAnsi="Calibri" w:cs="Calibri"/>
+          <w:sz w:val="22"/>
+          <w:szCs w:val="22"/>
+          <w:lang w:val="el-GR"/>
+        </w:rPr>
+        <w:t xml:space="preserve"> Αν και υπάρχουν ήδη</w:t>
+      </w:r>
+      <w:r>
+        <w:rPr>
+          <w:rFonts w:ascii="Calibri" w:hAnsi="Calibri" w:cs="Calibri"/>
+          <w:sz w:val="22"/>
+          <w:szCs w:val="22"/>
+          <w:lang w:val="el-GR"/>
+        </w:rPr>
+        <w:t xml:space="preserve"> πλατφ</w:t>
+      </w:r>
+      <w:r>
+        <w:rPr>
+          <w:rFonts w:ascii="Calibri" w:hAnsi="Calibri" w:cs="Calibri"/>
+          <w:sz w:val="22"/>
+          <w:szCs w:val="22"/>
+          <w:lang w:val="el-GR"/>
+        </w:rPr>
+        <w:t>ό</w:t>
+      </w:r>
+      <w:r>
+        <w:rPr>
+          <w:rFonts w:ascii="Calibri" w:hAnsi="Calibri" w:cs="Calibri"/>
+          <w:sz w:val="22"/>
+          <w:szCs w:val="22"/>
+          <w:lang w:val="el-GR"/>
+        </w:rPr>
+        <w:t>ρμ</w:t>
+      </w:r>
+      <w:r>
+        <w:rPr>
+          <w:rFonts w:ascii="Calibri" w:hAnsi="Calibri" w:cs="Calibri"/>
+          <w:sz w:val="22"/>
+          <w:szCs w:val="22"/>
+          <w:lang w:val="el-GR"/>
+        </w:rPr>
+        <w:t>ες</w:t>
+      </w:r>
+      <w:r>
+        <w:rPr>
+          <w:rFonts w:ascii="Calibri" w:hAnsi="Calibri" w:cs="Calibri"/>
+          <w:sz w:val="22"/>
+          <w:szCs w:val="22"/>
+          <w:lang w:val="el-GR"/>
+        </w:rPr>
+        <w:t xml:space="preserve"> (π.χ. Εύδοξος)</w:t>
+      </w:r>
+      <w:r>
+        <w:rPr>
+          <w:rFonts w:ascii="Calibri" w:hAnsi="Calibri" w:cs="Calibri"/>
+          <w:sz w:val="22"/>
+          <w:szCs w:val="22"/>
+          <w:lang w:val="el-GR"/>
+        </w:rPr>
+        <w:t xml:space="preserve"> και ηλεκτρονικά καταστήματα που προσφέρουν τη δυνατότητα απόκτησης συγγραμμάτων, η εμπειρία δεν είναι </w:t>
+      </w:r>
+      <w:r>
+        <w:rPr>
+          <w:rFonts w:ascii="Calibri" w:hAnsi="Calibri" w:cs="Calibri"/>
+          <w:sz w:val="22"/>
+          <w:szCs w:val="22"/>
+          <w:lang w:val="el-GR"/>
+        </w:rPr>
+        <w:t>αντίστοιχη με τα σύγχρονα e-shops</w:t>
+      </w:r>
+      <w:r>
+        <w:rPr>
+          <w:rFonts w:ascii="Calibri" w:hAnsi="Calibri" w:cs="Calibri"/>
+          <w:sz w:val="22"/>
+          <w:szCs w:val="22"/>
+          <w:lang w:val="el-GR"/>
+        </w:rPr>
+        <w:t xml:space="preserve"> ή δεν απευθύνεται αποκλειστικά σε φοιτητές.</w:t>
+      </w:r>
+    </w:p>
+    <w:p>
+      <w:pPr>
+        <w:rPr>
+          <w:rFonts w:ascii="Calibri" w:hAnsi="Calibri" w:cs="Calibri"/>
+          <w:sz w:val="22"/>
+          <w:szCs w:val="22"/>
+          <w:lang w:val="el-GR"/>
+        </w:rPr>
+      </w:pPr>
+    </w:p>
+    <w:p>
+      <w:pPr>
+        <w:pStyle w:val="Heading5"/>
+        <w:numPr>
+          <w:ilvl w:val="1"/>
+          <w:numId w:val="1"/>
+        </w:numPr>
+        <w:rPr>
+          <w:rFonts w:ascii="Calibri" w:hAnsi="Calibri" w:cs="Calibri"/>
+          <w:b/>
+          <w:bCs/>
+          <w:color w:val="auto"/>
+          <w:lang w:val="el-GR"/>
+        </w:rPr>
+      </w:pPr>
+      <w:r>
+        <w:rPr>
+          <w:rFonts w:ascii="Calibri" w:hAnsi="Calibri" w:cs="Calibri"/>
+          <w:b/>
+          <w:bCs/>
+          <w:color w:val="auto"/>
+          <w:lang w:val="el-GR"/>
+        </w:rPr>
+        <w:t>Μεθοδολογία</w:t>
+      </w:r>
+    </w:p>
+    <w:p>
+      <w:pPr>
+        <w:ind w:left="720" w:firstLine="720"/>
+        <w:rPr>
+          <w:rFonts w:ascii="Calibri" w:hAnsi="Calibri" w:cs="Calibri"/>
+          <w:sz w:val="22"/>
+          <w:szCs w:val="22"/>
+          <w:lang w:val="el-GR"/>
+        </w:rPr>
+      </w:pPr>
+      <w:r>
+        <w:rPr>
+          <w:rFonts w:ascii="Calibri" w:hAnsi="Calibri" w:cs="Calibri"/>
+          <w:sz w:val="22"/>
+          <w:szCs w:val="22"/>
+          <w:lang w:val="el-GR"/>
+        </w:rPr>
+        <w:t>Η εφαρμογ</w:t>
+      </w:r>
+      <w:r>
+        <w:rPr>
+          <w:rFonts w:ascii="Calibri" w:hAnsi="Calibri" w:cs="Calibri"/>
+          <w:sz w:val="22"/>
+          <w:szCs w:val="22"/>
+          <w:lang w:val="el-GR"/>
+        </w:rPr>
+        <w:t>ή</w:t>
+      </w:r>
+      <w:r>
+        <w:rPr>
+          <w:rFonts w:ascii="Calibri" w:hAnsi="Calibri" w:cs="Calibri"/>
+          <w:sz w:val="22"/>
+          <w:szCs w:val="22"/>
+          <w:lang w:val="el-GR"/>
+        </w:rPr>
+        <w:t xml:space="preserve"> </w:t>
+      </w:r>
+      <w:r>
+        <w:rPr>
+          <w:rFonts w:ascii="Calibri" w:hAnsi="Calibri" w:cs="Calibri"/>
+          <w:sz w:val="22"/>
+          <w:szCs w:val="22"/>
+          <w:lang w:val="el-GR"/>
+        </w:rPr>
+        <w:t>“</w:t>
+      </w:r>
+      <w:r>
+        <w:rPr>
+          <w:rFonts w:ascii="Calibri" w:hAnsi="Calibri" w:cs="Calibri"/>
+          <w:sz w:val="22"/>
+          <w:szCs w:val="22"/>
+          <w:lang w:val="el-GR"/>
+        </w:rPr>
+        <w:t>UniBookie</w:t>
+      </w:r>
+      <w:r>
+        <w:rPr>
+          <w:rFonts w:ascii="Calibri" w:hAnsi="Calibri" w:cs="Calibri"/>
+          <w:sz w:val="22"/>
+          <w:szCs w:val="22"/>
+          <w:lang w:val="el-GR"/>
+        </w:rPr>
+        <w:t>”</w:t>
+      </w:r>
+      <w:r>
+        <w:rPr>
+          <w:rFonts w:ascii="Calibri" w:hAnsi="Calibri" w:cs="Calibri"/>
+          <w:sz w:val="22"/>
+          <w:szCs w:val="22"/>
+          <w:lang w:val="el-GR"/>
+        </w:rPr>
+        <w:t xml:space="preserve"> υλοποι</w:t>
+      </w:r>
+      <w:r>
+        <w:rPr>
+          <w:rFonts w:ascii="Calibri" w:hAnsi="Calibri" w:cs="Calibri"/>
+          <w:sz w:val="22"/>
+          <w:szCs w:val="22"/>
+          <w:lang w:val="el-GR"/>
+        </w:rPr>
+        <w:t>ή</w:t>
+      </w:r>
+      <w:r>
+        <w:rPr>
+          <w:rFonts w:ascii="Calibri" w:hAnsi="Calibri" w:cs="Calibri"/>
+          <w:sz w:val="22"/>
+          <w:szCs w:val="22"/>
+          <w:lang w:val="el-GR"/>
+        </w:rPr>
+        <w:t>θηκε σ</w:t>
+      </w:r>
+      <w:r>
+        <w:rPr>
+          <w:rFonts w:ascii="Calibri" w:hAnsi="Calibri" w:cs="Calibri"/>
+          <w:sz w:val="22"/>
+          <w:szCs w:val="22"/>
+          <w:lang w:val="el-GR"/>
+        </w:rPr>
+        <w:t>ύ</w:t>
+      </w:r>
+      <w:r>
+        <w:rPr>
+          <w:rFonts w:ascii="Calibri" w:hAnsi="Calibri" w:cs="Calibri"/>
+          <w:sz w:val="22"/>
+          <w:szCs w:val="22"/>
+          <w:lang w:val="el-GR"/>
+        </w:rPr>
+        <w:t>μφωνα με τις βασικ</w:t>
+      </w:r>
+      <w:r>
+        <w:rPr>
+          <w:rFonts w:ascii="Calibri" w:hAnsi="Calibri" w:cs="Calibri"/>
+          <w:sz w:val="22"/>
+          <w:szCs w:val="22"/>
+          <w:lang w:val="el-GR"/>
+        </w:rPr>
+        <w:t>έ</w:t>
+      </w:r>
+      <w:r>
+        <w:rPr>
+          <w:rFonts w:ascii="Calibri" w:hAnsi="Calibri" w:cs="Calibri"/>
+          <w:sz w:val="22"/>
+          <w:szCs w:val="22"/>
+          <w:lang w:val="el-GR"/>
+        </w:rPr>
+        <w:t>ς αρχ</w:t>
+      </w:r>
+      <w:r>
+        <w:rPr>
+          <w:rFonts w:ascii="Calibri" w:hAnsi="Calibri" w:cs="Calibri"/>
+          <w:sz w:val="22"/>
+          <w:szCs w:val="22"/>
+          <w:lang w:val="el-GR"/>
+        </w:rPr>
+        <w:t>έ</w:t>
+      </w:r>
+      <w:r>
+        <w:rPr>
+          <w:rFonts w:ascii="Calibri" w:hAnsi="Calibri" w:cs="Calibri"/>
+          <w:sz w:val="22"/>
+          <w:szCs w:val="22"/>
+          <w:lang w:val="el-GR"/>
+        </w:rPr>
+        <w:t>ς αν</w:t>
+      </w:r>
+      <w:r>
+        <w:rPr>
+          <w:rFonts w:ascii="Calibri" w:hAnsi="Calibri" w:cs="Calibri"/>
+          <w:sz w:val="22"/>
+          <w:szCs w:val="22"/>
+          <w:lang w:val="el-GR"/>
+        </w:rPr>
+        <w:t>ά</w:t>
+      </w:r>
+      <w:r>
+        <w:rPr>
+          <w:rFonts w:ascii="Calibri" w:hAnsi="Calibri" w:cs="Calibri"/>
+          <w:sz w:val="22"/>
+          <w:szCs w:val="22"/>
+          <w:lang w:val="el-GR"/>
+        </w:rPr>
+        <w:t>πτυξης ενός πλροφοριακο</w:t>
+      </w:r>
+      <w:r>
+        <w:rPr>
+          <w:rFonts w:ascii="Calibri" w:hAnsi="Calibri" w:cs="Calibri"/>
+          <w:sz w:val="22"/>
+          <w:szCs w:val="22"/>
+          <w:lang w:val="el-GR"/>
+        </w:rPr>
+        <w:t>ύ</w:t>
+      </w:r>
+      <w:r>
+        <w:rPr>
+          <w:rFonts w:ascii="Calibri" w:hAnsi="Calibri" w:cs="Calibri"/>
+          <w:sz w:val="22"/>
+          <w:szCs w:val="22"/>
+          <w:lang w:val="el-GR"/>
+        </w:rPr>
+        <w:t xml:space="preserve"> συστ</w:t>
+      </w:r>
+      <w:r>
+        <w:rPr>
+          <w:rFonts w:ascii="Calibri" w:hAnsi="Calibri" w:cs="Calibri"/>
+          <w:sz w:val="22"/>
+          <w:szCs w:val="22"/>
+          <w:lang w:val="el-GR"/>
+        </w:rPr>
+        <w:t>ή</w:t>
+      </w:r>
+      <w:r>
+        <w:rPr>
+          <w:rFonts w:ascii="Calibri" w:hAnsi="Calibri" w:cs="Calibri"/>
+          <w:sz w:val="22"/>
+          <w:szCs w:val="22"/>
+          <w:lang w:val="el-GR"/>
+        </w:rPr>
+        <w:t xml:space="preserve">ματος. </w:t>
+      </w:r>
+    </w:p>
+    <w:p>
+      <w:pPr>
+        <w:ind w:left="720" w:firstLine="720"/>
+        <w:rPr>
+          <w:rFonts w:ascii="Calibri" w:hAnsi="Calibri" w:cs="Calibri"/>
+          <w:sz w:val="22"/>
+          <w:szCs w:val="22"/>
+          <w:lang w:val="el-GR"/>
+        </w:rPr>
+      </w:pPr>
+      <w:r>
+        <w:rPr>
+          <w:rFonts w:ascii="Calibri" w:hAnsi="Calibri" w:cs="Calibri"/>
+          <w:sz w:val="22"/>
+          <w:szCs w:val="22"/>
+          <w:lang w:val="el-GR"/>
+        </w:rPr>
+        <w:t>Αρχικ</w:t>
+      </w:r>
+      <w:r>
+        <w:rPr>
+          <w:rFonts w:ascii="Calibri" w:hAnsi="Calibri" w:cs="Calibri"/>
+          <w:sz w:val="22"/>
+          <w:szCs w:val="22"/>
+          <w:lang w:val="el-GR"/>
+        </w:rPr>
+        <w:t>ά</w:t>
+      </w:r>
+      <w:r>
+        <w:rPr>
+          <w:rFonts w:ascii="Calibri" w:hAnsi="Calibri" w:cs="Calibri"/>
+          <w:sz w:val="22"/>
+          <w:szCs w:val="22"/>
+          <w:lang w:val="el-GR"/>
+        </w:rPr>
+        <w:t>, με την αν</w:t>
+      </w:r>
+      <w:r>
+        <w:rPr>
+          <w:rFonts w:ascii="Calibri" w:hAnsi="Calibri" w:cs="Calibri"/>
+          <w:sz w:val="22"/>
+          <w:szCs w:val="22"/>
+          <w:lang w:val="el-GR"/>
+        </w:rPr>
+        <w:t>ά</w:t>
+      </w:r>
+      <w:r>
+        <w:rPr>
+          <w:rFonts w:ascii="Calibri" w:hAnsi="Calibri" w:cs="Calibri"/>
+          <w:sz w:val="22"/>
+          <w:szCs w:val="22"/>
+          <w:lang w:val="el-GR"/>
+        </w:rPr>
+        <w:t>λυση απαιτήσεων διακρ</w:t>
+      </w:r>
+      <w:r>
+        <w:rPr>
+          <w:rFonts w:ascii="Calibri" w:hAnsi="Calibri" w:cs="Calibri"/>
+          <w:sz w:val="22"/>
+          <w:szCs w:val="22"/>
+          <w:lang w:val="el-GR"/>
+        </w:rPr>
+        <w:t>ί</w:t>
+      </w:r>
+      <w:r>
+        <w:rPr>
+          <w:rFonts w:ascii="Calibri" w:hAnsi="Calibri" w:cs="Calibri"/>
+          <w:sz w:val="22"/>
+          <w:szCs w:val="22"/>
+          <w:lang w:val="el-GR"/>
+        </w:rPr>
+        <w:t>θηκαν οι απαραίτητες λειτουργ</w:t>
+      </w:r>
+      <w:r>
+        <w:rPr>
+          <w:rFonts w:ascii="Calibri" w:hAnsi="Calibri" w:cs="Calibri"/>
+          <w:sz w:val="22"/>
+          <w:szCs w:val="22"/>
+          <w:lang w:val="el-GR"/>
+        </w:rPr>
+        <w:t>ί</w:t>
+      </w:r>
+      <w:r>
+        <w:rPr>
+          <w:rFonts w:ascii="Calibri" w:hAnsi="Calibri" w:cs="Calibri"/>
+          <w:sz w:val="22"/>
+          <w:szCs w:val="22"/>
+          <w:lang w:val="el-GR"/>
+        </w:rPr>
+        <w:t>ες για την ομαλ</w:t>
+      </w:r>
+      <w:r>
+        <w:rPr>
+          <w:rFonts w:ascii="Calibri" w:hAnsi="Calibri" w:cs="Calibri"/>
+          <w:sz w:val="22"/>
+          <w:szCs w:val="22"/>
+          <w:lang w:val="el-GR"/>
+        </w:rPr>
+        <w:t>ή</w:t>
+      </w:r>
+      <w:r>
+        <w:rPr>
+          <w:rFonts w:ascii="Calibri" w:hAnsi="Calibri" w:cs="Calibri"/>
+          <w:sz w:val="22"/>
+          <w:szCs w:val="22"/>
+          <w:lang w:val="el-GR"/>
+        </w:rPr>
+        <w:t xml:space="preserve"> χρ</w:t>
+      </w:r>
+      <w:r>
+        <w:rPr>
+          <w:rFonts w:ascii="Calibri" w:hAnsi="Calibri" w:cs="Calibri"/>
+          <w:sz w:val="22"/>
+          <w:szCs w:val="22"/>
+          <w:lang w:val="el-GR"/>
+        </w:rPr>
+        <w:t>ή</w:t>
+      </w:r>
+      <w:r>
+        <w:rPr>
+          <w:rFonts w:ascii="Calibri" w:hAnsi="Calibri" w:cs="Calibri"/>
+          <w:sz w:val="22"/>
+          <w:szCs w:val="22"/>
+          <w:lang w:val="el-GR"/>
+        </w:rPr>
+        <w:t>ση της πλατφόρμας, όπως η αναζήτηση συγγραμμάτων, η διαχείριση καλαθιού αγορών και η προβολή ιστορικού παραγγελιών.</w:t>
+      </w:r>
+    </w:p>
+    <w:p>
+      <w:pPr>
+        <w:ind w:left="720" w:firstLine="720"/>
+        <w:rPr>
+          <w:rFonts w:ascii="Calibri" w:hAnsi="Calibri" w:cs="Calibri"/>
+          <w:sz w:val="22"/>
+          <w:szCs w:val="22"/>
+          <w:lang w:val="el-GR"/>
+        </w:rPr>
+      </w:pPr>
+      <w:r>
+        <w:rPr>
+          <w:rFonts w:ascii="Calibri" w:hAnsi="Calibri" w:cs="Calibri"/>
+          <w:sz w:val="22"/>
+          <w:szCs w:val="22"/>
+          <w:lang w:val="el-GR"/>
+        </w:rPr>
+        <w:t>Ακολούθησε ο σχεδιασμός του συστήματος, κατά τον οποίο δόθηκε ιδιαίτερη σημασία στην εμπειρία του χρήστη. Προτεραιότητα ήταν η εύκολη περιήγηση και η φιλικότητα του περιβάλλοντος.</w:t>
+      </w:r>
+    </w:p>
+    <w:p>
+      <w:pPr>
+        <w:ind w:left="720" w:firstLine="720"/>
+        <w:rPr>
+          <w:rFonts w:ascii="Calibri" w:hAnsi="Calibri" w:cs="Calibri"/>
+          <w:sz w:val="22"/>
+          <w:szCs w:val="22"/>
+          <w:lang w:val="el-GR"/>
+        </w:rPr>
+      </w:pPr>
+      <w:r>
+        <w:rPr>
+          <w:rFonts w:ascii="Calibri" w:hAnsi="Calibri" w:cs="Calibri"/>
+          <w:sz w:val="22"/>
+          <w:szCs w:val="22"/>
+          <w:lang w:val="el-GR"/>
+        </w:rPr>
+        <w:lastRenderedPageBreak/>
+        <w:t>Τέλος, πραγματοποιήθηκε η ανάπτυξη της εφαρμογής, καθώς και όλες οι απαραίτητες δοκιμές προκειμένου να εξασφαλιστεί η σωστή λειτουργία της. Αυτή η μεθοδολογία βοήθησε στην επιτυχή υλοποίηση του "UniBookie".</w:t>
+      </w:r>
+    </w:p>
+    <w:p>
+      <w:pPr>
+        <w:rPr>
+          <w:rFonts w:ascii="Calibri" w:hAnsi="Calibri" w:cs="Calibri"/>
+          <w:sz w:val="22"/>
+          <w:szCs w:val="22"/>
+          <w:lang w:val="el-GR"/>
+        </w:rPr>
+      </w:pPr>
+    </w:p>
+    <w:p>
+      <w:pPr>
+        <w:pStyle w:val="Heading5"/>
+        <w:numPr>
+          <w:ilvl w:val="0"/>
+          <w:numId w:val="1"/>
+        </w:numPr>
+        <w:rPr>
+          <w:rFonts w:ascii="Calibri" w:hAnsi="Calibri" w:cs="Calibri"/>
+          <w:b/>
+          <w:bCs/>
+          <w:color w:val="auto"/>
+          <w:sz w:val="26"/>
+          <w:szCs w:val="26"/>
+        </w:rPr>
+      </w:pPr>
+      <w:r>
+        <w:rPr>
+          <w:rFonts w:ascii="Calibri" w:hAnsi="Calibri" w:cs="Calibri"/>
+          <w:b/>
+          <w:bCs/>
+          <w:color w:val="auto"/>
+          <w:sz w:val="26"/>
+          <w:szCs w:val="26"/>
+          <w:lang w:val="el-GR"/>
+        </w:rPr>
+        <w:t>Έρευνα</w:t>
+      </w:r>
+    </w:p>
+    <w:p/>
+    <w:p>
+      <w:pPr>
+        <w:pStyle w:val="Heading5"/>
+        <w:numPr>
+          <w:ilvl w:val="1"/>
+          <w:numId w:val="1"/>
+        </w:numPr>
+        <w:rPr>
+          <w:rFonts w:ascii="Calibri" w:hAnsi="Calibri" w:cs="Calibri"/>
+          <w:b/>
+          <w:bCs/>
+          <w:color w:val="auto"/>
+          <w:lang w:val="el-GR"/>
+        </w:rPr>
+      </w:pPr>
+      <w:r>
+        <w:rPr>
+          <w:rFonts w:ascii="Calibri" w:hAnsi="Calibri" w:cs="Calibri"/>
+          <w:b/>
+          <w:bCs/>
+          <w:color w:val="auto"/>
+          <w:lang w:val="el-GR"/>
+        </w:rPr>
+        <w:t>Η</w:t>
+      </w:r>
+      <w:proofErr w:type="spellStart"/>
+      <w:r>
+        <w:rPr>
+          <w:rFonts w:ascii="Calibri" w:hAnsi="Calibri" w:cs="Calibri"/>
+          <w:b/>
+          <w:bCs/>
+          <w:color w:val="auto"/>
+        </w:rPr>
+        <w:t>λεκτρονικό</w:t>
+      </w:r>
+      <w:proofErr w:type="spellEnd"/>
+      <w:r>
+        <w:rPr>
+          <w:rFonts w:ascii="Calibri" w:hAnsi="Calibri" w:cs="Calibri"/>
+          <w:b/>
+          <w:bCs/>
+          <w:color w:val="auto"/>
+        </w:rPr>
+        <w:t xml:space="preserve"> </w:t>
+      </w:r>
+      <w:proofErr w:type="spellStart"/>
+      <w:r>
+        <w:rPr>
+          <w:rFonts w:ascii="Calibri" w:hAnsi="Calibri" w:cs="Calibri"/>
+          <w:b/>
+          <w:bCs/>
+          <w:color w:val="auto"/>
+        </w:rPr>
+        <w:t>Εμ</w:t>
+      </w:r>
+      <w:proofErr w:type="spellEnd"/>
+      <w:r>
+        <w:rPr>
+          <w:rFonts w:ascii="Calibri" w:hAnsi="Calibri" w:cs="Calibri"/>
+          <w:b/>
+          <w:bCs/>
+          <w:color w:val="auto"/>
+        </w:rPr>
+        <w:t>πόριο (E-commerce)</w:t>
+      </w:r>
+    </w:p>
+    <w:p>
+      <w:pPr>
+        <w:ind w:left="1080"/>
+        <w:rPr>
+          <w:rFonts w:ascii="Calibri" w:hAnsi="Calibri" w:cs="Calibri"/>
+          <w:sz w:val="22"/>
+          <w:szCs w:val="22"/>
+          <w:lang w:val="el-GR"/>
+        </w:rPr>
+      </w:pPr>
+      <w:r>
+        <w:rPr>
+          <w:rFonts w:ascii="Calibri" w:hAnsi="Calibri" w:cs="Calibri"/>
+          <w:sz w:val="22"/>
+          <w:szCs w:val="22"/>
+          <w:lang w:val="el-GR"/>
+        </w:rPr>
+        <w:t>Οι ηλεκτρονικές συναλλαγές προϊόντων ή/και υπηρεσιών που πραγματοποιούνται στο διαδίκτυο χαρακτηρίζονται ως Ηλεκτρονικό εμπόριο (</w:t>
+      </w:r>
+      <w:r>
+        <w:rPr>
+          <w:rFonts w:ascii="Calibri" w:hAnsi="Calibri" w:cs="Calibri"/>
+          <w:sz w:val="22"/>
+          <w:szCs w:val="22"/>
+        </w:rPr>
+        <w:t>e</w:t>
+      </w:r>
+      <w:r>
+        <w:rPr>
+          <w:rFonts w:ascii="Calibri" w:hAnsi="Calibri" w:cs="Calibri"/>
+          <w:sz w:val="22"/>
+          <w:szCs w:val="22"/>
+          <w:lang w:val="el-GR"/>
+        </w:rPr>
+        <w:t>-</w:t>
+      </w:r>
+      <w:r>
+        <w:rPr>
+          <w:rFonts w:ascii="Calibri" w:hAnsi="Calibri" w:cs="Calibri"/>
+          <w:sz w:val="22"/>
+          <w:szCs w:val="22"/>
+        </w:rPr>
+        <w:t>commerce</w:t>
+      </w:r>
+      <w:r>
+        <w:rPr>
+          <w:rFonts w:ascii="Calibri" w:hAnsi="Calibri" w:cs="Calibri"/>
+          <w:sz w:val="22"/>
+          <w:szCs w:val="22"/>
+          <w:lang w:val="el-GR"/>
+        </w:rPr>
+        <w:t>)</w:t>
+      </w:r>
+      <w:r>
+        <w:rPr>
+          <w:rFonts w:ascii="Calibri" w:hAnsi="Calibri" w:cs="Calibri"/>
+          <w:sz w:val="22"/>
+          <w:szCs w:val="22"/>
+          <w:lang w:val="el-GR"/>
+        </w:rPr>
+        <w:t>.</w:t>
+      </w:r>
+      <w:r>
+        <w:rPr>
+          <w:rFonts w:ascii="Calibri" w:hAnsi="Calibri" w:cs="Calibri"/>
+          <w:sz w:val="22"/>
+          <w:szCs w:val="22"/>
+          <w:lang w:val="el-GR"/>
+        </w:rPr>
+        <w:t xml:space="preserve"> </w:t>
+      </w:r>
+      <w:r>
+        <w:rPr>
+          <w:rFonts w:ascii="Calibri" w:hAnsi="Calibri" w:cs="Calibri"/>
+          <w:sz w:val="22"/>
+          <w:szCs w:val="22"/>
+          <w:lang w:val="el-GR"/>
+        </w:rPr>
+        <w:t>Οι βασικές κατηγορίες ηλεκτρονικού εμπορίου είναι:</w:t>
+      </w:r>
+    </w:p>
+    <w:p>
+      <w:pPr>
+        <w:pStyle w:val="ListParagraph"/>
+        <w:numPr>
+          <w:ilvl w:val="0"/>
+          <w:numId w:val="2"/>
+        </w:numPr>
+        <w:rPr>
+          <w:rFonts w:ascii="Calibri" w:hAnsi="Calibri" w:cs="Calibri"/>
+          <w:sz w:val="22"/>
+          <w:szCs w:val="22"/>
+          <w:lang w:val="el-GR"/>
+        </w:rPr>
+      </w:pPr>
+      <w:r>
+        <w:rPr>
+          <w:rFonts w:ascii="Calibri" w:hAnsi="Calibri" w:cs="Calibri"/>
+          <w:b/>
+          <w:bCs/>
+          <w:sz w:val="22"/>
+          <w:szCs w:val="22"/>
+          <w:lang w:val="el-GR"/>
+        </w:rPr>
+        <w:t>B2C (Business to Consumer)</w:t>
+      </w:r>
+      <w:r>
+        <w:rPr>
+          <w:rFonts w:ascii="Calibri" w:hAnsi="Calibri" w:cs="Calibri"/>
+          <w:sz w:val="22"/>
+          <w:szCs w:val="22"/>
+          <w:lang w:val="el-GR"/>
+        </w:rPr>
+        <w:t>: επιχειρήσεις προς καταναλωτές (π.χ. Amazon, Skroutz).</w:t>
+      </w:r>
+    </w:p>
+    <w:p>
+      <w:pPr>
+        <w:pStyle w:val="ListParagraph"/>
+        <w:numPr>
+          <w:ilvl w:val="0"/>
+          <w:numId w:val="2"/>
+        </w:numPr>
+        <w:rPr>
+          <w:rFonts w:ascii="Calibri" w:hAnsi="Calibri" w:cs="Calibri"/>
+          <w:sz w:val="22"/>
+          <w:szCs w:val="22"/>
+          <w:lang w:val="el-GR"/>
+        </w:rPr>
+      </w:pPr>
+      <w:r>
+        <w:rPr>
+          <w:rFonts w:ascii="Calibri" w:hAnsi="Calibri" w:cs="Calibri"/>
+          <w:b/>
+          <w:bCs/>
+          <w:sz w:val="22"/>
+          <w:szCs w:val="22"/>
+          <w:lang w:val="el-GR"/>
+        </w:rPr>
+        <w:t>B2B (Business to Business)</w:t>
+      </w:r>
+      <w:r>
+        <w:rPr>
+          <w:rFonts w:ascii="Calibri" w:hAnsi="Calibri" w:cs="Calibri"/>
+          <w:sz w:val="22"/>
+          <w:szCs w:val="22"/>
+          <w:lang w:val="el-GR"/>
+        </w:rPr>
+        <w:t>: συναλλαγές μεταξύ επιχειρήσεων.</w:t>
+      </w:r>
+    </w:p>
+    <w:p>
+      <w:pPr>
+        <w:pStyle w:val="ListParagraph"/>
+        <w:numPr>
+          <w:ilvl w:val="0"/>
+          <w:numId w:val="2"/>
+        </w:numPr>
+        <w:rPr>
+          <w:rFonts w:ascii="Calibri" w:hAnsi="Calibri" w:cs="Calibri"/>
+          <w:sz w:val="22"/>
+          <w:szCs w:val="22"/>
+          <w:lang w:val="el-GR"/>
+        </w:rPr>
+      </w:pPr>
+      <w:r>
+        <w:rPr>
+          <w:rFonts w:ascii="Calibri" w:hAnsi="Calibri" w:cs="Calibri"/>
+          <w:b/>
+          <w:bCs/>
+          <w:sz w:val="22"/>
+          <w:szCs w:val="22"/>
+          <w:lang w:val="el-GR"/>
+        </w:rPr>
+        <w:t>C2C (Consumer to Consumer)</w:t>
+      </w:r>
+      <w:r>
+        <w:rPr>
+          <w:rFonts w:ascii="Calibri" w:hAnsi="Calibri" w:cs="Calibri"/>
+          <w:sz w:val="22"/>
+          <w:szCs w:val="22"/>
+          <w:lang w:val="el-GR"/>
+        </w:rPr>
+        <w:t>: συναλλαγές μεταξύ ιδιωτών (π.χ. eBay).</w:t>
+      </w:r>
+    </w:p>
+    <w:p>
+      <w:pPr>
+        <w:ind w:left="1440"/>
+        <w:rPr>
+          <w:rFonts w:ascii="Calibri" w:hAnsi="Calibri" w:cs="Calibri"/>
+          <w:sz w:val="22"/>
+          <w:szCs w:val="22"/>
+          <w:lang w:val="el-GR"/>
+        </w:rPr>
+      </w:pPr>
+      <w:r>
+        <w:rPr>
+          <w:rFonts w:ascii="Calibri" w:hAnsi="Calibri" w:cs="Calibri"/>
+          <w:sz w:val="22"/>
+          <w:szCs w:val="22"/>
+          <w:lang w:val="el-GR"/>
+        </w:rPr>
+        <w:t>Η εφαρμογή που αναπτύχθηκε εντάσσεται στην κατηγορία B2C, καθώς προσφέρει συγγράμματα απευθείας στους φοιτητές</w:t>
+      </w:r>
+      <w:r>
+        <w:rPr>
+          <w:rFonts w:ascii="Calibri" w:hAnsi="Calibri" w:cs="Calibri"/>
+          <w:sz w:val="22"/>
+          <w:szCs w:val="22"/>
+          <w:lang w:val="el-GR"/>
+        </w:rPr>
+        <w:t>/χρήστες</w:t>
+      </w:r>
+      <w:r>
+        <w:rPr>
+          <w:rFonts w:ascii="Calibri" w:hAnsi="Calibri" w:cs="Calibri"/>
+          <w:sz w:val="22"/>
+          <w:szCs w:val="22"/>
+          <w:lang w:val="el-GR"/>
+        </w:rPr>
+        <w:t>.</w:t>
+      </w:r>
+    </w:p>
+    <w:p>
+      <w:pPr>
+        <w:ind w:left="1440"/>
+        <w:rPr>
+          <w:rFonts w:ascii="Calibri" w:hAnsi="Calibri" w:cs="Calibri"/>
+          <w:sz w:val="22"/>
+          <w:szCs w:val="22"/>
+          <w:lang w:val="el-GR"/>
+        </w:rPr>
+      </w:pPr>
+    </w:p>
+    <w:p>
+      <w:pPr>
+        <w:pStyle w:val="Heading5"/>
+        <w:numPr>
+          <w:ilvl w:val="1"/>
+          <w:numId w:val="1"/>
+        </w:numPr>
+        <w:rPr>
+          <w:rFonts w:ascii="Calibri" w:hAnsi="Calibri" w:cs="Calibri"/>
+          <w:b/>
+          <w:bCs/>
+          <w:color w:val="auto"/>
+          <w:lang w:val="el-GR"/>
+        </w:rPr>
+      </w:pPr>
+      <w:r>
+        <w:rPr>
+          <w:rFonts w:ascii="Calibri" w:hAnsi="Calibri" w:cs="Calibri"/>
+          <w:b/>
+          <w:bCs/>
+          <w:color w:val="auto"/>
+          <w:lang w:val="el-GR"/>
+        </w:rPr>
+        <w:t xml:space="preserve">Χαρακτηριστικά Συστημάτων </w:t>
+      </w:r>
+      <w:r>
+        <w:rPr>
+          <w:rFonts w:ascii="Calibri" w:hAnsi="Calibri" w:cs="Calibri"/>
+          <w:b/>
+          <w:bCs/>
+          <w:color w:val="auto"/>
+        </w:rPr>
+        <w:t>E</w:t>
+      </w:r>
+      <w:r>
+        <w:rPr>
+          <w:rFonts w:ascii="Calibri" w:hAnsi="Calibri" w:cs="Calibri"/>
+          <w:b/>
+          <w:bCs/>
+          <w:color w:val="auto"/>
+          <w:lang w:val="el-GR"/>
+        </w:rPr>
+        <w:t>-</w:t>
+      </w:r>
+      <w:r>
+        <w:rPr>
+          <w:rFonts w:ascii="Calibri" w:hAnsi="Calibri" w:cs="Calibri"/>
+          <w:b/>
+          <w:bCs/>
+          <w:color w:val="auto"/>
+        </w:rPr>
+        <w:t>commerce</w:t>
+      </w:r>
+    </w:p>
+    <w:p>
+      <w:pPr>
+        <w:ind w:left="1080"/>
+        <w:rPr>
+          <w:rFonts w:ascii="Calibri" w:hAnsi="Calibri" w:cs="Calibri"/>
+          <w:sz w:val="22"/>
+          <w:szCs w:val="22"/>
+          <w:lang w:val="el-GR"/>
+        </w:rPr>
+      </w:pPr>
+      <w:r>
+        <w:rPr>
+          <w:rFonts w:ascii="Calibri" w:hAnsi="Calibri" w:cs="Calibri"/>
+          <w:sz w:val="22"/>
+          <w:szCs w:val="22"/>
+          <w:lang w:val="el-GR"/>
+        </w:rPr>
+        <w:t xml:space="preserve">Ένα σύστημα </w:t>
+      </w:r>
+      <w:r>
+        <w:rPr>
+          <w:rFonts w:ascii="Calibri" w:hAnsi="Calibri" w:cs="Calibri"/>
+          <w:sz w:val="22"/>
+          <w:szCs w:val="22"/>
+        </w:rPr>
+        <w:t>e</w:t>
+      </w:r>
+      <w:r>
+        <w:rPr>
+          <w:rFonts w:ascii="Calibri" w:hAnsi="Calibri" w:cs="Calibri"/>
+          <w:sz w:val="22"/>
+          <w:szCs w:val="22"/>
+          <w:lang w:val="el-GR"/>
+        </w:rPr>
+        <w:t>-</w:t>
+      </w:r>
+      <w:r>
+        <w:rPr>
+          <w:rFonts w:ascii="Calibri" w:hAnsi="Calibri" w:cs="Calibri"/>
+          <w:sz w:val="22"/>
+          <w:szCs w:val="22"/>
+        </w:rPr>
+        <w:t>commerce</w:t>
+      </w:r>
+      <w:r>
+        <w:rPr>
+          <w:rFonts w:ascii="Calibri" w:hAnsi="Calibri" w:cs="Calibri"/>
+          <w:sz w:val="22"/>
+          <w:szCs w:val="22"/>
+          <w:lang w:val="el-GR"/>
+        </w:rPr>
+        <w:t xml:space="preserve"> </w:t>
+      </w:r>
+      <w:r>
+        <w:rPr>
+          <w:rFonts w:ascii="Calibri" w:hAnsi="Calibri" w:cs="Calibri"/>
+          <w:sz w:val="22"/>
+          <w:szCs w:val="22"/>
+          <w:lang w:val="el-GR"/>
+        </w:rPr>
+        <w:t>περιλαμβάνει:</w:t>
+      </w:r>
+    </w:p>
+    <w:p>
+      <w:pPr>
+        <w:pStyle w:val="ListParagraph"/>
+        <w:numPr>
+          <w:ilvl w:val="0"/>
+          <w:numId w:val="3"/>
+        </w:numPr>
+        <w:rPr>
+          <w:rFonts w:ascii="Calibri" w:hAnsi="Calibri" w:cs="Calibri"/>
+          <w:sz w:val="22"/>
+          <w:szCs w:val="22"/>
+          <w:lang w:val="el-GR"/>
+        </w:rPr>
+      </w:pPr>
+      <w:r>
+        <w:rPr>
+          <w:rFonts w:ascii="Calibri" w:hAnsi="Calibri" w:cs="Calibri"/>
+          <w:sz w:val="22"/>
+          <w:szCs w:val="22"/>
+          <w:lang w:val="el-GR"/>
+        </w:rPr>
+        <w:t>Κατ</w:t>
+      </w:r>
+      <w:r>
+        <w:rPr>
+          <w:rFonts w:ascii="Calibri" w:hAnsi="Calibri" w:cs="Calibri"/>
+          <w:sz w:val="22"/>
+          <w:szCs w:val="22"/>
+          <w:lang w:val="el-GR"/>
+        </w:rPr>
+        <w:t>άλογος</w:t>
+      </w:r>
+      <w:r>
+        <w:rPr>
+          <w:rFonts w:ascii="Calibri" w:hAnsi="Calibri" w:cs="Calibri"/>
+          <w:sz w:val="22"/>
+          <w:szCs w:val="22"/>
+          <w:lang w:val="el-GR"/>
+        </w:rPr>
+        <w:t xml:space="preserve"> προϊόντων με περιγραφές, εικόνες και τιμές.</w:t>
+      </w:r>
+    </w:p>
+    <w:p>
+      <w:pPr>
+        <w:pStyle w:val="ListParagraph"/>
+        <w:numPr>
+          <w:ilvl w:val="0"/>
+          <w:numId w:val="3"/>
+        </w:numPr>
+        <w:rPr>
+          <w:rFonts w:ascii="Calibri" w:hAnsi="Calibri" w:cs="Calibri"/>
+          <w:sz w:val="22"/>
+          <w:szCs w:val="22"/>
+          <w:lang w:val="el-GR"/>
+        </w:rPr>
+      </w:pPr>
+      <w:r>
+        <w:rPr>
+          <w:rFonts w:ascii="Calibri" w:hAnsi="Calibri" w:cs="Calibri"/>
+          <w:sz w:val="22"/>
+          <w:szCs w:val="22"/>
+          <w:lang w:val="el-GR"/>
+        </w:rPr>
+        <w:t xml:space="preserve">Αναζήτηση </w:t>
+      </w:r>
+      <w:r>
+        <w:rPr>
+          <w:rFonts w:ascii="Calibri" w:hAnsi="Calibri" w:cs="Calibri"/>
+          <w:sz w:val="22"/>
+          <w:szCs w:val="22"/>
+          <w:lang w:val="el-GR"/>
+        </w:rPr>
+        <w:t>προϊόντων</w:t>
+      </w:r>
+    </w:p>
+    <w:p>
+      <w:pPr>
+        <w:pStyle w:val="ListParagraph"/>
+        <w:numPr>
+          <w:ilvl w:val="0"/>
+          <w:numId w:val="3"/>
+        </w:numPr>
+        <w:rPr>
+          <w:rFonts w:ascii="Calibri" w:hAnsi="Calibri" w:cs="Calibri"/>
+          <w:sz w:val="22"/>
+          <w:szCs w:val="22"/>
+          <w:lang w:val="el-GR"/>
+        </w:rPr>
+      </w:pPr>
+      <w:r>
+        <w:rPr>
+          <w:rFonts w:ascii="Calibri" w:hAnsi="Calibri" w:cs="Calibri"/>
+          <w:sz w:val="22"/>
+          <w:szCs w:val="22"/>
+          <w:lang w:val="el-GR"/>
+        </w:rPr>
+        <w:t>Διαχείριση καλαθιού</w:t>
+      </w:r>
+    </w:p>
+    <w:p>
+      <w:pPr>
+        <w:pStyle w:val="ListParagraph"/>
+        <w:numPr>
+          <w:ilvl w:val="0"/>
+          <w:numId w:val="3"/>
+        </w:numPr>
+        <w:rPr>
+          <w:rFonts w:ascii="Calibri" w:hAnsi="Calibri" w:cs="Calibri"/>
+          <w:sz w:val="22"/>
+          <w:szCs w:val="22"/>
+          <w:lang w:val="el-GR"/>
+        </w:rPr>
+      </w:pPr>
+      <w:r>
+        <w:rPr>
+          <w:rFonts w:ascii="Calibri" w:hAnsi="Calibri" w:cs="Calibri"/>
+          <w:sz w:val="22"/>
+          <w:szCs w:val="22"/>
+          <w:lang w:val="el-GR"/>
+        </w:rPr>
+        <w:t>Διαδικασία ολοκλήρωσης παραγγελίας</w:t>
+      </w:r>
+      <w:r>
+        <w:rPr>
+          <w:rFonts w:ascii="Calibri" w:hAnsi="Calibri" w:cs="Calibri"/>
+          <w:sz w:val="22"/>
+          <w:szCs w:val="22"/>
+          <w:lang w:val="el-GR"/>
+        </w:rPr>
+        <w:t xml:space="preserve"> (</w:t>
+      </w:r>
+      <w:r>
+        <w:rPr>
+          <w:rFonts w:ascii="Calibri" w:hAnsi="Calibri" w:cs="Calibri"/>
+          <w:sz w:val="22"/>
+          <w:szCs w:val="22"/>
+        </w:rPr>
+        <w:t>checkout</w:t>
+      </w:r>
+      <w:r>
+        <w:rPr>
+          <w:rFonts w:ascii="Calibri" w:hAnsi="Calibri" w:cs="Calibri"/>
+          <w:sz w:val="22"/>
+          <w:szCs w:val="22"/>
+          <w:lang w:val="el-GR"/>
+        </w:rPr>
+        <w:t>)</w:t>
+      </w:r>
+    </w:p>
+    <w:p>
+      <w:pPr>
+        <w:pStyle w:val="ListParagraph"/>
+        <w:numPr>
+          <w:ilvl w:val="0"/>
+          <w:numId w:val="3"/>
+        </w:numPr>
+        <w:rPr>
+          <w:rFonts w:ascii="Calibri" w:hAnsi="Calibri" w:cs="Calibri"/>
+          <w:sz w:val="22"/>
+          <w:szCs w:val="22"/>
+          <w:lang w:val="el-GR"/>
+        </w:rPr>
+      </w:pPr>
+      <w:r>
+        <w:rPr>
+          <w:rFonts w:ascii="Calibri" w:hAnsi="Calibri" w:cs="Calibri"/>
+          <w:sz w:val="22"/>
+          <w:szCs w:val="22"/>
+          <w:lang w:val="el-GR"/>
+        </w:rPr>
+        <w:t>Διαχείρηση λογαριασμού χρήστη (εγγραφή, σύνδεση, ιστορικό αγορών)</w:t>
+      </w:r>
+    </w:p>
+    <w:p>
+      <w:pPr>
+        <w:ind w:left="1440"/>
+        <w:rPr>
+          <w:rFonts w:ascii="Calibri" w:hAnsi="Calibri" w:cs="Calibri"/>
+          <w:sz w:val="22"/>
+          <w:szCs w:val="22"/>
+          <w:lang w:val="el-GR"/>
+        </w:rPr>
+      </w:pPr>
+      <w:r>
+        <w:rPr>
+          <w:rFonts w:ascii="Calibri" w:hAnsi="Calibri" w:cs="Calibri"/>
+          <w:sz w:val="22"/>
+          <w:szCs w:val="22"/>
+          <w:lang w:val="el-GR"/>
+        </w:rPr>
+        <w:t>Η εφαρμογή περιλαμβάνει αυτά τα χαρακτηριστικά και υπάρχει δυνατότητα περαιτέρω ανάπτυξης.</w:t>
+      </w:r>
+    </w:p>
+    <w:p>
+      <w:pPr>
+        <w:ind w:left="1440"/>
+        <w:rPr>
+          <w:rFonts w:ascii="Calibri" w:hAnsi="Calibri" w:cs="Calibri"/>
+          <w:sz w:val="22"/>
+          <w:szCs w:val="22"/>
+          <w:lang w:val="el-GR"/>
+        </w:rPr>
+      </w:pPr>
+    </w:p>
+    <w:p>
+      <w:pPr>
+        <w:pStyle w:val="Heading5"/>
+        <w:numPr>
+          <w:ilvl w:val="1"/>
+          <w:numId w:val="1"/>
+        </w:numPr>
+        <w:rPr>
+          <w:rFonts w:ascii="Calibri" w:hAnsi="Calibri" w:cs="Calibri"/>
+          <w:b/>
+          <w:bCs/>
+          <w:color w:val="auto"/>
+          <w:lang w:val="el-GR"/>
+        </w:rPr>
+      </w:pPr>
+      <w:r>
+        <w:rPr>
+          <w:rFonts w:ascii="Calibri" w:hAnsi="Calibri" w:cs="Calibri"/>
+          <w:b/>
+          <w:bCs/>
+          <w:color w:val="auto"/>
+          <w:lang w:val="el-GR"/>
+        </w:rPr>
+        <w:t>Υπάρχουσες λύσεις</w:t>
+      </w:r>
+    </w:p>
+    <w:p>
+      <w:pPr>
+        <w:ind w:left="1080"/>
+        <w:rPr>
+          <w:rFonts w:ascii="Calibri" w:hAnsi="Calibri" w:cs="Calibri"/>
+          <w:sz w:val="22"/>
+          <w:szCs w:val="22"/>
+          <w:lang w:val="el-GR"/>
+        </w:rPr>
+      </w:pPr>
+      <w:r>
+        <w:rPr>
+          <w:rFonts w:ascii="Calibri" w:hAnsi="Calibri" w:cs="Calibri"/>
+          <w:sz w:val="22"/>
+          <w:szCs w:val="22"/>
+          <w:lang w:val="el-GR"/>
+        </w:rPr>
+        <w:t>Ήδη υπάρχουν αρκετές πλατφόρμες που στοχεύουν στην παροχή πανεπιστημιακών συγγραμμάτων. Μερικά παραδείγματα είναι:</w:t>
+      </w:r>
+    </w:p>
+    <w:p>
+      <w:pPr>
+        <w:pStyle w:val="ListParagraph"/>
+        <w:numPr>
+          <w:ilvl w:val="0"/>
+          <w:numId w:val="4"/>
+        </w:numPr>
+        <w:rPr>
+          <w:rFonts w:ascii="Calibri" w:hAnsi="Calibri" w:cs="Calibri"/>
+          <w:sz w:val="22"/>
+          <w:szCs w:val="22"/>
+          <w:lang w:val="el-GR"/>
+        </w:rPr>
+      </w:pPr>
+      <w:r>
+        <w:rPr>
+          <w:rFonts w:ascii="Calibri" w:hAnsi="Calibri" w:cs="Calibri"/>
+          <w:sz w:val="22"/>
+          <w:szCs w:val="22"/>
+          <w:lang w:val="el-GR"/>
+        </w:rPr>
+        <w:t xml:space="preserve">Εύδοξος: είναι η επίσημη πλατφόρμα παροχής πανεπιστημιακών συγγραμμάτων στην Ελλάδα. Ωστόσο, δεν υπάρχει η δυνατότητα ελεύθερης επιλογής συγγράμματος </w:t>
+      </w:r>
+    </w:p>
+    <w:p>
+      <w:pPr>
+        <w:pStyle w:val="ListParagraph"/>
+        <w:numPr>
+          <w:ilvl w:val="0"/>
+          <w:numId w:val="4"/>
+        </w:numPr>
+        <w:rPr>
+          <w:rFonts w:ascii="Calibri" w:hAnsi="Calibri" w:cs="Calibri"/>
+          <w:sz w:val="22"/>
+          <w:szCs w:val="22"/>
+          <w:lang w:val="el-GR"/>
+        </w:rPr>
+      </w:pPr>
+      <w:proofErr w:type="spellStart"/>
+      <w:r>
+        <w:rPr>
+          <w:rFonts w:ascii="Calibri" w:hAnsi="Calibri" w:cs="Calibri"/>
+          <w:sz w:val="22"/>
+          <w:szCs w:val="22"/>
+        </w:rPr>
+        <w:lastRenderedPageBreak/>
+        <w:t>Skroutz</w:t>
+      </w:r>
+      <w:proofErr w:type="spellEnd"/>
+      <w:r>
+        <w:rPr>
+          <w:rFonts w:ascii="Calibri" w:hAnsi="Calibri" w:cs="Calibri"/>
+          <w:sz w:val="22"/>
+          <w:szCs w:val="22"/>
+          <w:lang w:val="el-GR"/>
+        </w:rPr>
+        <w:t xml:space="preserve"> / </w:t>
+      </w:r>
+      <w:r>
+        <w:rPr>
+          <w:rFonts w:ascii="Calibri" w:hAnsi="Calibri" w:cs="Calibri"/>
+          <w:sz w:val="22"/>
+          <w:szCs w:val="22"/>
+        </w:rPr>
+        <w:t>Public</w:t>
+      </w:r>
+      <w:r>
+        <w:rPr>
+          <w:rFonts w:ascii="Calibri" w:hAnsi="Calibri" w:cs="Calibri"/>
+          <w:sz w:val="22"/>
+          <w:szCs w:val="22"/>
+          <w:lang w:val="el-GR"/>
+        </w:rPr>
+        <w:t>: πλατφόρμες που διαθέτουν μεγάλη ποικιλία συγγραμμάτων. Όμως, δεν εστιάζουν αποκλειστικά σε πανεπιστημιακά συγγράμματα</w:t>
+      </w:r>
+    </w:p>
+    <w:p>
+      <w:pPr>
+        <w:pStyle w:val="ListParagraph"/>
+        <w:ind w:left="1800"/>
+        <w:rPr>
+          <w:rFonts w:ascii="Calibri" w:hAnsi="Calibri" w:cs="Calibri"/>
+          <w:sz w:val="22"/>
+          <w:szCs w:val="22"/>
+          <w:lang w:val="el-GR"/>
+        </w:rPr>
+      </w:pPr>
+    </w:p>
+    <w:p>
+      <w:pPr>
+        <w:pStyle w:val="Heading5"/>
+        <w:numPr>
+          <w:ilvl w:val="1"/>
+          <w:numId w:val="1"/>
+        </w:numPr>
+        <w:rPr>
+          <w:rFonts w:ascii="Calibri" w:hAnsi="Calibri" w:cs="Calibri"/>
+          <w:b/>
+          <w:bCs/>
+          <w:color w:val="auto"/>
+        </w:rPr>
+      </w:pPr>
+      <w:r>
+        <w:rPr>
+          <w:rFonts w:ascii="Calibri" w:hAnsi="Calibri" w:cs="Calibri"/>
+          <w:b/>
+          <w:bCs/>
+          <w:color w:val="auto"/>
+        </w:rPr>
+        <w:t xml:space="preserve">Web </w:t>
+      </w:r>
+      <w:r>
+        <w:rPr>
+          <w:rFonts w:ascii="Calibri" w:hAnsi="Calibri" w:cs="Calibri"/>
+          <w:b/>
+          <w:bCs/>
+          <w:color w:val="auto"/>
+        </w:rPr>
+        <w:t>Development</w:t>
+      </w:r>
+    </w:p>
+    <w:p>
+      <w:pPr>
+        <w:ind w:left="360" w:firstLine="720"/>
+        <w:rPr>
+          <w:rFonts w:ascii="Calibri" w:hAnsi="Calibri" w:cs="Calibri"/>
+          <w:sz w:val="22"/>
+          <w:szCs w:val="22"/>
+          <w:lang w:val="el-GR"/>
+        </w:rPr>
+      </w:pPr>
+      <w:r>
+        <w:rPr>
+          <w:rFonts w:ascii="Calibri" w:hAnsi="Calibri" w:cs="Calibri"/>
+          <w:sz w:val="22"/>
+          <w:szCs w:val="22"/>
+          <w:lang w:val="el-GR"/>
+        </w:rPr>
+        <w:t>Για την ανάπτυξη της εφαρμογής χρησιμοποιήθηκαν οι εξής τεχνολογίες:</w:t>
+      </w:r>
+    </w:p>
+    <w:p>
+      <w:pPr>
+        <w:pStyle w:val="ListParagraph"/>
+        <w:numPr>
+          <w:ilvl w:val="0"/>
+          <w:numId w:val="6"/>
+        </w:numPr>
+        <w:rPr>
+          <w:rFonts w:ascii="Calibri" w:hAnsi="Calibri" w:cs="Calibri"/>
+          <w:sz w:val="22"/>
+          <w:szCs w:val="22"/>
+          <w:lang w:val="el-GR"/>
+        </w:rPr>
+      </w:pPr>
+      <w:r>
+        <w:rPr>
+          <w:rFonts w:ascii="Calibri" w:hAnsi="Calibri" w:cs="Calibri"/>
+          <w:b/>
+          <w:bCs/>
+          <w:sz w:val="22"/>
+          <w:szCs w:val="22"/>
+          <w:lang w:val="el-GR"/>
+        </w:rPr>
+        <w:t>Frontend</w:t>
+      </w:r>
+      <w:r>
+        <w:rPr>
+          <w:rFonts w:ascii="Calibri" w:hAnsi="Calibri" w:cs="Calibri"/>
+          <w:sz w:val="22"/>
+          <w:szCs w:val="22"/>
+          <w:lang w:val="el-GR"/>
+        </w:rPr>
+        <w:t xml:space="preserve">: Χρησιμοποιήθηκε </w:t>
+      </w:r>
+      <w:r>
+        <w:rPr>
+          <w:rFonts w:ascii="Calibri" w:hAnsi="Calibri" w:cs="Calibri"/>
+          <w:b/>
+          <w:bCs/>
+          <w:sz w:val="22"/>
+          <w:szCs w:val="22"/>
+          <w:lang w:val="el-GR"/>
+        </w:rPr>
+        <w:t>Angular</w:t>
+      </w:r>
+      <w:r>
+        <w:rPr>
+          <w:rFonts w:ascii="Calibri" w:hAnsi="Calibri" w:cs="Calibri"/>
+          <w:sz w:val="22"/>
+          <w:szCs w:val="22"/>
+          <w:lang w:val="el-GR"/>
+        </w:rPr>
+        <w:t>, ένα framework βασισμένο στη TypeScript, το οποίο παρέχει δομημένο τρόπο ανάπτυξης web εφαρμογών μέσω components και προσφέρει ευκολία στη διαχείριση της πλοήγησης, εξασφαλίζοντας ένα δυναμικό</w:t>
+      </w:r>
+      <w:r>
+        <w:rPr>
+          <w:rFonts w:ascii="Calibri" w:hAnsi="Calibri" w:cs="Calibri"/>
+          <w:sz w:val="22"/>
+          <w:szCs w:val="22"/>
+          <w:lang w:val="el-GR"/>
+        </w:rPr>
+        <w:t xml:space="preserve"> </w:t>
+      </w:r>
+      <w:r>
+        <w:rPr>
+          <w:rFonts w:ascii="Calibri" w:hAnsi="Calibri" w:cs="Calibri"/>
+          <w:sz w:val="22"/>
+          <w:szCs w:val="22"/>
+          <w:lang w:val="el-GR"/>
+        </w:rPr>
+        <w:t xml:space="preserve">και </w:t>
+      </w:r>
+      <w:r>
+        <w:rPr>
+          <w:rFonts w:ascii="Calibri" w:hAnsi="Calibri" w:cs="Calibri"/>
+          <w:sz w:val="22"/>
+          <w:szCs w:val="22"/>
+        </w:rPr>
+        <w:t>responsive</w:t>
+      </w:r>
+      <w:r>
+        <w:rPr>
+          <w:rFonts w:ascii="Calibri" w:hAnsi="Calibri" w:cs="Calibri"/>
+          <w:sz w:val="22"/>
+          <w:szCs w:val="22"/>
+          <w:lang w:val="el-GR"/>
+        </w:rPr>
+        <w:t xml:space="preserve"> </w:t>
+      </w:r>
+      <w:r>
+        <w:rPr>
+          <w:rFonts w:ascii="Calibri" w:hAnsi="Calibri" w:cs="Calibri"/>
+          <w:sz w:val="22"/>
+          <w:szCs w:val="22"/>
+          <w:lang w:val="el-GR"/>
+        </w:rPr>
+        <w:t>UI.</w:t>
+      </w:r>
+    </w:p>
+    <w:p>
+      <w:pPr>
+        <w:pStyle w:val="ListParagraph"/>
+        <w:numPr>
+          <w:ilvl w:val="0"/>
+          <w:numId w:val="6"/>
+        </w:numPr>
+        <w:rPr>
+          <w:rFonts w:ascii="Calibri" w:hAnsi="Calibri" w:cs="Calibri"/>
+          <w:sz w:val="22"/>
+          <w:szCs w:val="22"/>
+          <w:lang w:val="el-GR"/>
+        </w:rPr>
+      </w:pPr>
+      <w:r>
+        <w:rPr>
+          <w:rFonts w:ascii="Calibri" w:hAnsi="Calibri" w:cs="Calibri"/>
+          <w:b/>
+          <w:bCs/>
+          <w:sz w:val="22"/>
+          <w:szCs w:val="22"/>
+          <w:lang w:val="el-GR"/>
+        </w:rPr>
+        <w:t>Backend</w:t>
+      </w:r>
+      <w:r>
+        <w:rPr>
+          <w:rFonts w:ascii="Calibri" w:hAnsi="Calibri" w:cs="Calibri"/>
+          <w:sz w:val="22"/>
+          <w:szCs w:val="22"/>
+          <w:lang w:val="el-GR"/>
+        </w:rPr>
+        <w:t xml:space="preserve">: Χρησιμοποιήθηκαν </w:t>
+      </w:r>
+      <w:r>
+        <w:rPr>
+          <w:rFonts w:ascii="Calibri" w:hAnsi="Calibri" w:cs="Calibri"/>
+          <w:b/>
+          <w:bCs/>
+          <w:sz w:val="22"/>
+          <w:szCs w:val="22"/>
+          <w:lang w:val="el-GR"/>
+        </w:rPr>
+        <w:t>Node.js</w:t>
+      </w:r>
+      <w:r>
+        <w:rPr>
+          <w:rFonts w:ascii="Calibri" w:hAnsi="Calibri" w:cs="Calibri"/>
+          <w:sz w:val="22"/>
+          <w:szCs w:val="22"/>
+          <w:lang w:val="el-GR"/>
+        </w:rPr>
+        <w:t xml:space="preserve"> και </w:t>
+      </w:r>
+      <w:r>
+        <w:rPr>
+          <w:rFonts w:ascii="Calibri" w:hAnsi="Calibri" w:cs="Calibri"/>
+          <w:b/>
+          <w:bCs/>
+          <w:sz w:val="22"/>
+          <w:szCs w:val="22"/>
+          <w:lang w:val="el-GR"/>
+        </w:rPr>
+        <w:t>Express</w:t>
+      </w:r>
+      <w:r>
+        <w:rPr>
+          <w:rFonts w:ascii="Calibri" w:hAnsi="Calibri" w:cs="Calibri"/>
+          <w:sz w:val="22"/>
+          <w:szCs w:val="22"/>
+          <w:lang w:val="el-GR"/>
+        </w:rPr>
+        <w:t xml:space="preserve">. </w:t>
+      </w:r>
+      <w:r>
+        <w:rPr>
+          <w:rFonts w:ascii="Calibri" w:hAnsi="Calibri" w:cs="Calibri"/>
+          <w:sz w:val="22"/>
+          <w:szCs w:val="22"/>
+          <w:lang w:val="el-GR"/>
+        </w:rPr>
+        <w:t>Η</w:t>
+      </w:r>
+      <w:r>
+        <w:rPr>
+          <w:rFonts w:ascii="Calibri" w:hAnsi="Calibri" w:cs="Calibri"/>
+          <w:sz w:val="22"/>
+          <w:szCs w:val="22"/>
+          <w:lang w:val="el-GR"/>
+        </w:rPr>
+        <w:t xml:space="preserve"> Node.js επιτρέπει την εκτέλεση JavaScript στον </w:t>
+      </w:r>
+      <w:r>
+        <w:rPr>
+          <w:rFonts w:ascii="Calibri" w:hAnsi="Calibri" w:cs="Calibri"/>
+          <w:sz w:val="22"/>
+          <w:szCs w:val="22"/>
+        </w:rPr>
+        <w:t>server</w:t>
+      </w:r>
+      <w:r>
+        <w:rPr>
+          <w:rFonts w:ascii="Calibri" w:hAnsi="Calibri" w:cs="Calibri"/>
+          <w:sz w:val="22"/>
+          <w:szCs w:val="22"/>
+          <w:lang w:val="el-GR"/>
+        </w:rPr>
+        <w:t xml:space="preserve">, προσφέροντας δυνατότητα διαχείρισης πολλαπλών αιτημάτων ταυτόχρονα (asynchronous, event-driven architecture). Το Express, ως framework του Node.js, χρησιμοποιήθηκε για τη δημιουργία RESTful APIs, την επεξεργασία </w:t>
+      </w:r>
+      <w:r>
+        <w:rPr>
+          <w:rFonts w:ascii="Calibri" w:hAnsi="Calibri" w:cs="Calibri"/>
+          <w:sz w:val="22"/>
+          <w:szCs w:val="22"/>
+        </w:rPr>
+        <w:t>HTTP</w:t>
+      </w:r>
+      <w:r>
+        <w:rPr>
+          <w:rFonts w:ascii="Calibri" w:hAnsi="Calibri" w:cs="Calibri"/>
+          <w:sz w:val="22"/>
+          <w:szCs w:val="22"/>
+          <w:lang w:val="el-GR"/>
+        </w:rPr>
+        <w:t xml:space="preserve"> </w:t>
+      </w:r>
+      <w:r>
+        <w:rPr>
+          <w:rFonts w:ascii="Calibri" w:hAnsi="Calibri" w:cs="Calibri"/>
+          <w:sz w:val="22"/>
+          <w:szCs w:val="22"/>
+        </w:rPr>
+        <w:t>requests</w:t>
+      </w:r>
+      <w:r>
+        <w:rPr>
+          <w:rFonts w:ascii="Calibri" w:hAnsi="Calibri" w:cs="Calibri"/>
+          <w:sz w:val="22"/>
+          <w:szCs w:val="22"/>
+          <w:lang w:val="el-GR"/>
+        </w:rPr>
+        <w:t xml:space="preserve"> </w:t>
+      </w:r>
+      <w:r>
+        <w:rPr>
+          <w:rFonts w:ascii="Calibri" w:hAnsi="Calibri" w:cs="Calibri"/>
+          <w:sz w:val="22"/>
+          <w:szCs w:val="22"/>
+          <w:lang w:val="el-GR"/>
+        </w:rPr>
+        <w:t>και τη διαχείριση των routes και του middleware της εφαρμογής.</w:t>
+      </w:r>
+    </w:p>
+    <w:p>
+      <w:pPr>
+        <w:pStyle w:val="ListParagraph"/>
+        <w:numPr>
+          <w:ilvl w:val="0"/>
+          <w:numId w:val="6"/>
+        </w:numPr>
+        <w:rPr>
+          <w:rFonts w:ascii="Calibri" w:hAnsi="Calibri" w:cs="Calibri"/>
+          <w:sz w:val="22"/>
+          <w:szCs w:val="22"/>
+          <w:lang w:val="el-GR"/>
+        </w:rPr>
+      </w:pPr>
+      <w:r>
+        <w:rPr>
+          <w:rFonts w:ascii="Calibri" w:hAnsi="Calibri" w:cs="Calibri"/>
+          <w:b/>
+          <w:bCs/>
+          <w:sz w:val="22"/>
+          <w:szCs w:val="22"/>
+          <w:lang w:val="el-GR"/>
+        </w:rPr>
+        <w:t>Database</w:t>
+      </w:r>
+      <w:r>
+        <w:rPr>
+          <w:rFonts w:ascii="Calibri" w:hAnsi="Calibri" w:cs="Calibri"/>
+          <w:sz w:val="22"/>
+          <w:szCs w:val="22"/>
+          <w:lang w:val="el-GR"/>
+        </w:rPr>
+        <w:t xml:space="preserve">: </w:t>
+      </w:r>
+      <w:r>
+        <w:rPr>
+          <w:rFonts w:ascii="Calibri" w:hAnsi="Calibri" w:cs="Calibri"/>
+          <w:sz w:val="22"/>
+          <w:szCs w:val="22"/>
+          <w:lang w:val="el-GR"/>
+        </w:rPr>
+        <w:t>Χρησιμοποιήθηκε</w:t>
+      </w:r>
+      <w:r>
+        <w:rPr>
+          <w:rFonts w:ascii="Calibri" w:hAnsi="Calibri" w:cs="Calibri"/>
+          <w:sz w:val="22"/>
+          <w:szCs w:val="22"/>
+          <w:lang w:val="el-GR"/>
+        </w:rPr>
+        <w:t xml:space="preserve"> </w:t>
+      </w:r>
+      <w:r>
+        <w:rPr>
+          <w:rFonts w:ascii="Calibri" w:hAnsi="Calibri" w:cs="Calibri"/>
+          <w:b/>
+          <w:bCs/>
+          <w:sz w:val="22"/>
+          <w:szCs w:val="22"/>
+          <w:lang w:val="el-GR"/>
+        </w:rPr>
+        <w:t>MongoDB</w:t>
+      </w:r>
+      <w:r>
+        <w:rPr>
+          <w:rFonts w:ascii="Calibri" w:hAnsi="Calibri" w:cs="Calibri"/>
+          <w:sz w:val="22"/>
+          <w:szCs w:val="22"/>
+          <w:lang w:val="el-GR"/>
+        </w:rPr>
+        <w:t xml:space="preserve">, μια NoSQL βάση που αποθηκεύει τα δεδομένα σε μορφή JSON. Προτιμήθηκε λόγω της ευκολίας στη χρήση, της ταχύτητας και της </w:t>
+      </w:r>
+      <w:r>
+        <w:rPr>
+          <w:rFonts w:ascii="Calibri" w:hAnsi="Calibri" w:cs="Calibri"/>
+          <w:sz w:val="22"/>
+          <w:szCs w:val="22"/>
+          <w:lang w:val="el-GR"/>
+        </w:rPr>
+        <w:t xml:space="preserve">εύκολης επικοινωνίας </w:t>
+      </w:r>
+      <w:r>
+        <w:rPr>
+          <w:rFonts w:ascii="Calibri" w:hAnsi="Calibri" w:cs="Calibri"/>
+          <w:sz w:val="22"/>
+          <w:szCs w:val="22"/>
+          <w:lang w:val="el-GR"/>
+        </w:rPr>
+        <w:t>με το Node.js</w:t>
+      </w:r>
+      <w:r>
+        <w:rPr>
+          <w:lang w:val="el-GR"/>
+        </w:rPr>
+        <w:t xml:space="preserve"> </w:t>
+      </w:r>
+      <w:r>
+        <w:rPr>
+          <w:rFonts w:ascii="Calibri" w:hAnsi="Calibri" w:cs="Calibri"/>
+          <w:sz w:val="22"/>
+          <w:szCs w:val="22"/>
+          <w:lang w:val="el-GR"/>
+        </w:rPr>
+        <w:t>μέσω του Mongoose</w:t>
+      </w:r>
+      <w:r>
+        <w:rPr>
+          <w:rFonts w:ascii="Calibri" w:hAnsi="Calibri" w:cs="Calibri"/>
+          <w:sz w:val="22"/>
+          <w:szCs w:val="22"/>
+          <w:lang w:val="el-GR"/>
+        </w:rPr>
+        <w:t>.</w:t>
+      </w:r>
+    </w:p>
+    <w:p>
+      <w:pPr>
+        <w:ind w:left="1440"/>
+        <w:rPr>
+          <w:rFonts w:ascii="Calibri" w:hAnsi="Calibri" w:cs="Calibri"/>
+          <w:sz w:val="22"/>
+          <w:szCs w:val="22"/>
+          <w:lang w:val="el-GR"/>
+        </w:rPr>
+      </w:pPr>
+    </w:p>
+    <w:p>
+      <w:pPr>
+        <w:ind w:left="1080"/>
+        <w:rPr>
+          <w:rFonts w:ascii="Calibri" w:hAnsi="Calibri" w:cs="Calibri"/>
+          <w:lang w:val="el-GR"/>
+        </w:rPr>
+      </w:pPr>
+    </w:p>
+    <w:p>
+      <w:pPr>
+        <w:ind w:left="720" w:firstLine="360"/>
+        <w:rPr>
+          <w:rFonts w:ascii="Calibri" w:hAnsi="Calibri" w:cs="Calibri"/>
+          <w:sz w:val="22"/>
+          <w:szCs w:val="22"/>
+          <w:lang w:val="el-GR"/>
+        </w:rPr>
+      </w:pPr>
+    </w:p>
+    <w:p>
+      <w:pPr>
+        <w:rPr>
+          <w:rFonts w:ascii="Calibri" w:hAnsi="Calibri" w:cs="Calibri"/>
+          <w:sz w:val="22"/>
+          <w:szCs w:val="22"/>
+          <w:lang w:val="el-GR"/>
+        </w:rPr>
+      </w:pPr>
+    </w:p>
+    <w:p>
+      <w:pPr>
+        <w:ind w:left="720" w:firstLine="360"/>
+        <w:rPr>
+          <w:rFonts w:ascii="Calibri" w:hAnsi="Calibri" w:cs="Calibri"/>
+          <w:sz w:val="22"/>
+          <w:szCs w:val="22"/>
+          <w:lang w:val="el-GR"/>
+        </w:rPr>
+      </w:pPr>
+    </w:p>
+    <w:p>
+      <w:pPr>
+        <w:pStyle w:val="ListParagraph"/>
+        <w:ind w:left="1080"/>
+        <w:rPr>
+          <w:rFonts w:ascii="Calibri" w:hAnsi="Calibri" w:cs="Calibri"/>
+          <w:b/>
+          <w:bCs/>
+          <w:lang w:val="el-GR"/>
         </w:rPr>
       </w:pPr>
     </w:p>
     <w:sectPr>
+      <w:footerReference w:type="default" r:id="rId9"/>
       <w:pgSz w:w="12240" w:h="15840"/>
-      <w:pgMar w:top="1440" w:right="1440" w:bottom="1440" w:left="1440" w:header="720" w:footer="720" w:gutter="0"/>
+      <w:pgMar w:top="1440" w:right="1800" w:bottom="1440" w:left="1800" w:header="720" w:footer="720" w:gutter="0"/>
+      <w:pgNumType w:start="1"/>
       <w:cols w:space="720"/>
       <w:docGrid w:linePitch="360"/>
     </w:sectPr>
   </w:body>
 </w:document>
+</file>
+
+<file path=word/endnotes.xml><?xml version="1.0" encoding="utf-8"?>
+<w:endnotes xmlns:wpc="http://schemas.microsoft.com/office/word/2010/wordprocessingCanvas" xmlns:cx="http://schemas.microsoft.com/office/drawing/2014/chartex" xmlns:cx1="http://schemas.microsoft.com/office/drawing/2015/9/8/chartex" xmlns:cx2="http://schemas.microsoft.com/office/drawing/2015/10/21/chartex" xmlns:cx3="http://schemas.microsoft.com/office/drawing/2016/5/9/chartex" xmlns:cx4="http://schemas.microsoft.com/office/drawing/2016/5/10/chartex" xmlns:cx5="http://schemas.microsoft.com/office/drawing/2016/5/11/chartex" xmlns:cx6="http://schemas.microsoft.com/office/drawing/2016/5/12/chartex" xmlns:cx7="http://schemas.microsoft.com/office/drawing/2016/5/13/chartex" xmlns:cx8="http://schemas.microsoft.com/office/drawing/2016/5/14/chartex" xmlns:mc="http://schemas.openxmlformats.org/markup-compatibility/2006" xmlns:aink="http://schemas.microsoft.com/office/drawing/2016/ink" xmlns:am3d="http://schemas.microsoft.com/office/drawing/2017/model3d" xmlns:o="urn:schemas-microsoft-com:office:office" xmlns:oel="http://schemas.microsoft.com/office/2019/extlst" xmlns:r="http://schemas.openxmlformats.org/officeDocument/2006/relationships" xmlns:m="http://schemas.openxmlformats.org/officeDocument/2006/math" xmlns:v="urn:schemas-microsoft-com:vml" xmlns:wp14="http://schemas.microsoft.com/office/word/2010/wordprocessingDrawing" xmlns:wp="http://schemas.openxmlformats.org/drawingml/2006/wordprocessingDrawing" xmlns:w10="urn:schemas-microsoft-com:office:word" xmlns:w="http://schemas.openxmlformats.org/wordprocessingml/2006/main" xmlns:w14="http://schemas.microsoft.com/office/word/2010/wordml" xmlns:w15="http://schemas.microsoft.com/office/word/2012/wordml" xmlns:w16cex="http://schemas.microsoft.com/office/word/2018/wordml/cex" xmlns:w16cid="http://schemas.microsoft.com/office/word/2016/wordml/cid" xmlns:w16="http://schemas.microsoft.com/office/word/2018/wordml" xmlns:w16du="http://schemas.microsoft.com/office/word/2023/wordml/word16du" xmlns:w16sdtdh="http://schemas.microsoft.com/office/word/2020/wordml/sdtdatahash" xmlns:w16sdtfl="http://schemas.microsoft.com/office/word/2024/wordml/sdtformatlock" xmlns:w16se="http://schemas.microsoft.com/office/word/2015/wordml/symex" xmlns:wpg="http://schemas.microsoft.com/office/word/2010/wordprocessingGroup" xmlns:wpi="http://schemas.microsoft.com/office/word/2010/wordprocessingInk" xmlns:wne="http://schemas.microsoft.com/office/word/2006/wordml" xmlns:wps="http://schemas.microsoft.com/office/word/2010/wordprocessingShape" mc:Ignorable="w14 w15 w16se w16cid w16 w16cex w16sdtdh w16sdtfl w16du wp14">
+  <w:endnote w:type="separator" w:id="-1">
+    <w:p>
+      <w:pPr>
+        <w:spacing w:after="0" w:line="240" w:lineRule="auto"/>
+      </w:pPr>
+      <w:r>
+        <w:separator/>
+      </w:r>
+    </w:p>
+  </w:endnote>
+  <w:endnote w:type="continuationSeparator" w:id="0">
+    <w:p>
+      <w:pPr>
+        <w:spacing w:after="0" w:line="240" w:lineRule="auto"/>
+      </w:pPr>
+      <w:r>
+        <w:continuationSeparator/>
+      </w:r>
+    </w:p>
+  </w:endnote>
+</w:endnotes>
+</file>
+
+<file path=word/footer1.xml><?xml version="1.0" encoding="utf-8"?>
+<w:ftr xmlns:wpc="http://schemas.microsoft.com/office/word/2010/wordprocessingCanvas" xmlns:cx="http://schemas.microsoft.com/office/drawing/2014/chartex" xmlns:cx1="http://schemas.microsoft.com/office/drawing/2015/9/8/chartex" xmlns:cx2="http://schemas.microsoft.com/office/drawing/2015/10/21/chartex" xmlns:cx3="http://schemas.microsoft.com/office/drawing/2016/5/9/chartex" xmlns:cx4="http://schemas.microsoft.com/office/drawing/2016/5/10/chartex" xmlns:cx5="http://schemas.microsoft.com/office/drawing/2016/5/11/chartex" xmlns:cx6="http://schemas.microsoft.com/office/drawing/2016/5/12/chartex" xmlns:cx7="http://schemas.microsoft.com/office/drawing/2016/5/13/chartex" xmlns:cx8="http://schemas.microsoft.com/office/drawing/2016/5/14/chartex" xmlns:mc="http://schemas.openxmlformats.org/markup-compatibility/2006" xmlns:aink="http://schemas.microsoft.com/office/drawing/2016/ink" xmlns:am3d="http://schemas.microsoft.com/office/drawing/2017/model3d" xmlns:o="urn:schemas-microsoft-com:office:office" xmlns:oel="http://schemas.microsoft.com/office/2019/extlst" xmlns:r="http://schemas.openxmlformats.org/officeDocument/2006/relationships" xmlns:m="http://schemas.openxmlformats.org/officeDocument/2006/math" xmlns:v="urn:schemas-microsoft-com:vml" xmlns:wp14="http://schemas.microsoft.com/office/word/2010/wordprocessingDrawing" xmlns:wp="http://schemas.openxmlformats.org/drawingml/2006/wordprocessingDrawing" xmlns:w10="urn:schemas-microsoft-com:office:word" xmlns:w="http://schemas.openxmlformats.org/wordprocessingml/2006/main" xmlns:w14="http://schemas.microsoft.com/office/word/2010/wordml" xmlns:w15="http://schemas.microsoft.com/office/word/2012/wordml" xmlns:w16cex="http://schemas.microsoft.com/office/word/2018/wordml/cex" xmlns:w16cid="http://schemas.microsoft.com/office/word/2016/wordml/cid" xmlns:w16="http://schemas.microsoft.com/office/word/2018/wordml" xmlns:w16du="http://schemas.microsoft.com/office/word/2023/wordml/word16du" xmlns:w16sdtdh="http://schemas.microsoft.com/office/word/2020/wordml/sdtdatahash" xmlns:w16sdtfl="http://schemas.microsoft.com/office/word/2024/wordml/sdtformatlock" xmlns:w16se="http://schemas.microsoft.com/office/word/2015/wordml/symex" xmlns:wpg="http://schemas.microsoft.com/office/word/2010/wordprocessingGroup" xmlns:wpi="http://schemas.microsoft.com/office/word/2010/wordprocessingInk" xmlns:wne="http://schemas.microsoft.com/office/word/2006/wordml" xmlns:wps="http://schemas.microsoft.com/office/word/2010/wordprocessingShape" mc:Ignorable="w14 w15 w16se w16cid w16 w16cex w16sdtdh w16sdtfl w16du wp14">
+  <w:sdt>
+    <w:sdtPr>
+      <w:id w:val="547729451"/>
+      <w:docPartObj>
+        <w:docPartGallery w:val="Page Numbers (Bottom of Page)"/>
+        <w:docPartUnique/>
+      </w:docPartObj>
+    </w:sdtPr>
+    <w:sdtEndPr>
+      <w:rPr>
+        <w:rFonts w:ascii="Calibri" w:hAnsi="Calibri" w:cs="Calibri"/>
+        <w:noProof/>
+        <w:sz w:val="22"/>
+        <w:szCs w:val="22"/>
+      </w:rPr>
+    </w:sdtEndPr>
+    <w:sdtContent>
+      <w:p>
+        <w:pPr>
+          <w:pStyle w:val="Footer"/>
+          <w:jc w:val="right"/>
+          <w:rPr>
+            <w:rFonts w:ascii="Calibri" w:hAnsi="Calibri" w:cs="Calibri"/>
+            <w:sz w:val="22"/>
+            <w:szCs w:val="22"/>
+          </w:rPr>
+        </w:pPr>
+        <w:r>
+          <w:rPr>
+            <w:rFonts w:ascii="Calibri" w:hAnsi="Calibri" w:cs="Calibri"/>
+            <w:sz w:val="22"/>
+            <w:szCs w:val="22"/>
+          </w:rPr>
+          <w:fldChar w:fldCharType="begin"/>
+        </w:r>
+        <w:r>
+          <w:rPr>
+            <w:rFonts w:ascii="Calibri" w:hAnsi="Calibri" w:cs="Calibri"/>
+            <w:sz w:val="22"/>
+            <w:szCs w:val="22"/>
+          </w:rPr>
+          <w:instrText xml:space="preserve"> PAGE   \* MERGEFORMAT </w:instrText>
+        </w:r>
+        <w:r>
+          <w:rPr>
+            <w:rFonts w:ascii="Calibri" w:hAnsi="Calibri" w:cs="Calibri"/>
+            <w:sz w:val="22"/>
+            <w:szCs w:val="22"/>
+          </w:rPr>
+          <w:fldChar w:fldCharType="separate"/>
+        </w:r>
+        <w:r>
+          <w:rPr>
+            <w:rFonts w:ascii="Calibri" w:hAnsi="Calibri" w:cs="Calibri"/>
+            <w:noProof/>
+            <w:sz w:val="22"/>
+            <w:szCs w:val="22"/>
+          </w:rPr>
+          <w:t>2</w:t>
+        </w:r>
+        <w:r>
+          <w:rPr>
+            <w:rFonts w:ascii="Calibri" w:hAnsi="Calibri" w:cs="Calibri"/>
+            <w:noProof/>
+            <w:sz w:val="22"/>
+            <w:szCs w:val="22"/>
+          </w:rPr>
+          <w:fldChar w:fldCharType="end"/>
+        </w:r>
+      </w:p>
+    </w:sdtContent>
+  </w:sdt>
+  <w:p>
+    <w:pPr>
+      <w:pStyle w:val="Footer"/>
+    </w:pPr>
+  </w:p>
+</w:ftr>
+</file>
+
+<file path=word/footnotes.xml><?xml version="1.0" encoding="utf-8"?>
+<w:footnotes xmlns:wpc="http://schemas.microsoft.com/office/word/2010/wordprocessingCanvas" xmlns:cx="http://schemas.microsoft.com/office/drawing/2014/chartex" xmlns:cx1="http://schemas.microsoft.com/office/drawing/2015/9/8/chartex" xmlns:cx2="http://schemas.microsoft.com/office/drawing/2015/10/21/chartex" xmlns:cx3="http://schemas.microsoft.com/office/drawing/2016/5/9/chartex" xmlns:cx4="http://schemas.microsoft.com/office/drawing/2016/5/10/chartex" xmlns:cx5="http://schemas.microsoft.com/office/drawing/2016/5/11/chartex" xmlns:cx6="http://schemas.microsoft.com/office/drawing/2016/5/12/chartex" xmlns:cx7="http://schemas.microsoft.com/office/drawing/2016/5/13/chartex" xmlns:cx8="http://schemas.microsoft.com/office/drawing/2016/5/14/chartex" xmlns:mc="http://schemas.openxmlformats.org/markup-compatibility/2006" xmlns:aink="http://schemas.microsoft.com/office/drawing/2016/ink" xmlns:am3d="http://schemas.microsoft.com/office/drawing/2017/model3d" xmlns:o="urn:schemas-microsoft-com:office:office" xmlns:oel="http://schemas.microsoft.com/office/2019/extlst" xmlns:r="http://schemas.openxmlformats.org/officeDocument/2006/relationships" xmlns:m="http://schemas.openxmlformats.org/officeDocument/2006/math" xmlns:v="urn:schemas-microsoft-com:vml" xmlns:wp14="http://schemas.microsoft.com/office/word/2010/wordprocessingDrawing" xmlns:wp="http://schemas.openxmlformats.org/drawingml/2006/wordprocessingDrawing" xmlns:w10="urn:schemas-microsoft-com:office:word" xmlns:w="http://schemas.openxmlformats.org/wordprocessingml/2006/main" xmlns:w14="http://schemas.microsoft.com/office/word/2010/wordml" xmlns:w15="http://schemas.microsoft.com/office/word/2012/wordml" xmlns:w16cex="http://schemas.microsoft.com/office/word/2018/wordml/cex" xmlns:w16cid="http://schemas.microsoft.com/office/word/2016/wordml/cid" xmlns:w16="http://schemas.microsoft.com/office/word/2018/wordml" xmlns:w16du="http://schemas.microsoft.com/office/word/2023/wordml/word16du" xmlns:w16sdtdh="http://schemas.microsoft.com/office/word/2020/wordml/sdtdatahash" xmlns:w16sdtfl="http://schemas.microsoft.com/office/word/2024/wordml/sdtformatlock" xmlns:w16se="http://schemas.microsoft.com/office/word/2015/wordml/symex" xmlns:wpg="http://schemas.microsoft.com/office/word/2010/wordprocessingGroup" xmlns:wpi="http://schemas.microsoft.com/office/word/2010/wordprocessingInk" xmlns:wne="http://schemas.microsoft.com/office/word/2006/wordml" xmlns:wps="http://schemas.microsoft.com/office/word/2010/wordprocessingShape" mc:Ignorable="w14 w15 w16se w16cid w16 w16cex w16sdtdh w16sdtfl w16du wp14">
+  <w:footnote w:type="separator" w:id="-1">
+    <w:p>
+      <w:pPr>
+        <w:spacing w:after="0" w:line="240" w:lineRule="auto"/>
+      </w:pPr>
+      <w:r>
+        <w:separator/>
+      </w:r>
+    </w:p>
+  </w:footnote>
+  <w:footnote w:type="continuationSeparator" w:id="0">
+    <w:p>
+      <w:pPr>
+        <w:spacing w:after="0" w:line="240" w:lineRule="auto"/>
+      </w:pPr>
+      <w:r>
+        <w:continuationSeparator/>
+      </w:r>
+    </w:p>
+  </w:footnote>
+</w:footnotes>
+</file>
+
+<file path=word/numbering.xml><?xml version="1.0" encoding="utf-8"?>
+<w:numbering xmlns:wpc="http://schemas.microsoft.com/office/word/2010/wordprocessingCanvas" xmlns:cx="http://schemas.microsoft.com/office/drawing/2014/chartex" xmlns:cx1="http://schemas.microsoft.com/office/drawing/2015/9/8/chartex" xmlns:cx2="http://schemas.microsoft.com/office/drawing/2015/10/21/chartex" xmlns:cx3="http://schemas.microsoft.com/office/drawing/2016/5/9/chartex" xmlns:cx4="http://schemas.microsoft.com/office/drawing/2016/5/10/chartex" xmlns:cx5="http://schemas.microsoft.com/office/drawing/2016/5/11/chartex" xmlns:cx6="http://schemas.microsoft.com/office/drawing/2016/5/12/chartex" xmlns:cx7="http://schemas.microsoft.com/office/drawing/2016/5/13/chartex" xmlns:cx8="http://schemas.microsoft.com/office/drawing/2016/5/14/chartex" xmlns:mc="http://schemas.openxmlformats.org/markup-compatibility/2006" xmlns:aink="http://schemas.microsoft.com/office/drawing/2016/ink" xmlns:am3d="http://schemas.microsoft.com/office/drawing/2017/model3d" xmlns:o="urn:schemas-microsoft-com:office:office" xmlns:oel="http://schemas.microsoft.com/office/2019/extlst" xmlns:r="http://schemas.openxmlformats.org/officeDocument/2006/relationships" xmlns:m="http://schemas.openxmlformats.org/officeDocument/2006/math" xmlns:v="urn:schemas-microsoft-com:vml" xmlns:wp14="http://schemas.microsoft.com/office/word/2010/wordprocessingDrawing" xmlns:wp="http://schemas.openxmlformats.org/drawingml/2006/wordprocessingDrawing" xmlns:w10="urn:schemas-microsoft-com:office:word" xmlns:w="http://schemas.openxmlformats.org/wordprocessingml/2006/main" xmlns:w14="http://schemas.microsoft.com/office/word/2010/wordml" xmlns:w15="http://schemas.microsoft.com/office/word/2012/wordml" xmlns:w16cex="http://schemas.microsoft.com/office/word/2018/wordml/cex" xmlns:w16cid="http://schemas.microsoft.com/office/word/2016/wordml/cid" xmlns:w16="http://schemas.microsoft.com/office/word/2018/wordml" xmlns:w16du="http://schemas.microsoft.com/office/word/2023/wordml/word16du" xmlns:w16sdtdh="http://schemas.microsoft.com/office/word/2020/wordml/sdtdatahash" xmlns:w16sdtfl="http://schemas.microsoft.com/office/word/2024/wordml/sdtformatlock" xmlns:w16se="http://schemas.microsoft.com/office/word/2015/wordml/symex" xmlns:wpg="http://schemas.microsoft.com/office/word/2010/wordprocessingGroup" xmlns:wpi="http://schemas.microsoft.com/office/word/2010/wordprocessingInk" xmlns:wne="http://schemas.microsoft.com/office/word/2006/wordml" xmlns:wps="http://schemas.microsoft.com/office/word/2010/wordprocessingShape" mc:Ignorable="w14 w15 w16se w16cid w16 w16cex w16sdtdh w16sdtfl w16du wp14">
+  <w:abstractNum w:abstractNumId="0" w15:restartNumberingAfterBreak="0">
+    <w:nsid w:val="0849781E"/>
+    <w:multiLevelType w:val="hybridMultilevel"/>
+    <w:tmpl w:val="D294F5EE"/>
+    <w:lvl w:ilvl="0" w:tplc="04090001">
+      <w:start w:val="1"/>
+      <w:numFmt w:val="bullet"/>
+      <w:lvlText w:val=""/>
+      <w:lvlJc w:val="left"/>
+      <w:pPr>
+        <w:ind w:left="1800" w:hanging="360"/>
+      </w:pPr>
+      <w:rPr>
+        <w:rFonts w:ascii="Symbol" w:hAnsi="Symbol" w:hint="default"/>
+      </w:rPr>
+    </w:lvl>
+    <w:lvl w:ilvl="1" w:tplc="04090003" w:tentative="1">
+      <w:start w:val="1"/>
+      <w:numFmt w:val="bullet"/>
+      <w:lvlText w:val="o"/>
+      <w:lvlJc w:val="left"/>
+      <w:pPr>
+        <w:ind w:left="2520" w:hanging="360"/>
+      </w:pPr>
+      <w:rPr>
+        <w:rFonts w:ascii="Courier New" w:hAnsi="Courier New" w:cs="Courier New" w:hint="default"/>
+      </w:rPr>
+    </w:lvl>
+    <w:lvl w:ilvl="2" w:tplc="04090005" w:tentative="1">
+      <w:start w:val="1"/>
+      <w:numFmt w:val="bullet"/>
+      <w:lvlText w:val=""/>
+      <w:lvlJc w:val="left"/>
+      <w:pPr>
+        <w:ind w:left="3240" w:hanging="360"/>
+      </w:pPr>
+      <w:rPr>
+        <w:rFonts w:ascii="Wingdings" w:hAnsi="Wingdings" w:hint="default"/>
+      </w:rPr>
+    </w:lvl>
+    <w:lvl w:ilvl="3" w:tplc="04090001" w:tentative="1">
+      <w:start w:val="1"/>
+      <w:numFmt w:val="bullet"/>
+      <w:lvlText w:val=""/>
+      <w:lvlJc w:val="left"/>
+      <w:pPr>
+        <w:ind w:left="3960" w:hanging="360"/>
+      </w:pPr>
+      <w:rPr>
+        <w:rFonts w:ascii="Symbol" w:hAnsi="Symbol" w:hint="default"/>
+      </w:rPr>
+    </w:lvl>
+    <w:lvl w:ilvl="4" w:tplc="04090003" w:tentative="1">
+      <w:start w:val="1"/>
+      <w:numFmt w:val="bullet"/>
+      <w:lvlText w:val="o"/>
+      <w:lvlJc w:val="left"/>
+      <w:pPr>
+        <w:ind w:left="4680" w:hanging="360"/>
+      </w:pPr>
+      <w:rPr>
+        <w:rFonts w:ascii="Courier New" w:hAnsi="Courier New" w:cs="Courier New" w:hint="default"/>
+      </w:rPr>
+    </w:lvl>
+    <w:lvl w:ilvl="5" w:tplc="04090005" w:tentative="1">
+      <w:start w:val="1"/>
+      <w:numFmt w:val="bullet"/>
+      <w:lvlText w:val=""/>
+      <w:lvlJc w:val="left"/>
+      <w:pPr>
+        <w:ind w:left="5400" w:hanging="360"/>
+      </w:pPr>
+      <w:rPr>
+        <w:rFonts w:ascii="Wingdings" w:hAnsi="Wingdings" w:hint="default"/>
+      </w:rPr>
+    </w:lvl>
+    <w:lvl w:ilvl="6" w:tplc="04090001" w:tentative="1">
+      <w:start w:val="1"/>
+      <w:numFmt w:val="bullet"/>
+      <w:lvlText w:val=""/>
+      <w:lvlJc w:val="left"/>
+      <w:pPr>
+        <w:ind w:left="6120" w:hanging="360"/>
+      </w:pPr>
+      <w:rPr>
+        <w:rFonts w:ascii="Symbol" w:hAnsi="Symbol" w:hint="default"/>
+      </w:rPr>
+    </w:lvl>
+    <w:lvl w:ilvl="7" w:tplc="04090003" w:tentative="1">
+      <w:start w:val="1"/>
+      <w:numFmt w:val="bullet"/>
+      <w:lvlText w:val="o"/>
+      <w:lvlJc w:val="left"/>
+      <w:pPr>
+        <w:ind w:left="6840" w:hanging="360"/>
+      </w:pPr>
+      <w:rPr>
+        <w:rFonts w:ascii="Courier New" w:hAnsi="Courier New" w:cs="Courier New" w:hint="default"/>
+      </w:rPr>
+    </w:lvl>
+    <w:lvl w:ilvl="8" w:tplc="04090005" w:tentative="1">
+      <w:start w:val="1"/>
+      <w:numFmt w:val="bullet"/>
+      <w:lvlText w:val=""/>
+      <w:lvlJc w:val="left"/>
+      <w:pPr>
+        <w:ind w:left="7560" w:hanging="360"/>
+      </w:pPr>
+      <w:rPr>
+        <w:rFonts w:ascii="Wingdings" w:hAnsi="Wingdings" w:hint="default"/>
+      </w:rPr>
+    </w:lvl>
+  </w:abstractNum>
+  <w:abstractNum w:abstractNumId="1" w15:restartNumberingAfterBreak="0">
+    <w:nsid w:val="134033A7"/>
+    <w:multiLevelType w:val="hybridMultilevel"/>
+    <w:tmpl w:val="A1EEBC82"/>
+    <w:lvl w:ilvl="0" w:tplc="04090001">
+      <w:start w:val="1"/>
+      <w:numFmt w:val="bullet"/>
+      <w:lvlText w:val=""/>
+      <w:lvlJc w:val="left"/>
+      <w:pPr>
+        <w:ind w:left="1800" w:hanging="360"/>
+      </w:pPr>
+      <w:rPr>
+        <w:rFonts w:ascii="Symbol" w:hAnsi="Symbol" w:hint="default"/>
+      </w:rPr>
+    </w:lvl>
+    <w:lvl w:ilvl="1" w:tplc="04090003" w:tentative="1">
+      <w:start w:val="1"/>
+      <w:numFmt w:val="bullet"/>
+      <w:lvlText w:val="o"/>
+      <w:lvlJc w:val="left"/>
+      <w:pPr>
+        <w:ind w:left="2520" w:hanging="360"/>
+      </w:pPr>
+      <w:rPr>
+        <w:rFonts w:ascii="Courier New" w:hAnsi="Courier New" w:cs="Courier New" w:hint="default"/>
+      </w:rPr>
+    </w:lvl>
+    <w:lvl w:ilvl="2" w:tplc="04090005" w:tentative="1">
+      <w:start w:val="1"/>
+      <w:numFmt w:val="bullet"/>
+      <w:lvlText w:val=""/>
+      <w:lvlJc w:val="left"/>
+      <w:pPr>
+        <w:ind w:left="3240" w:hanging="360"/>
+      </w:pPr>
+      <w:rPr>
+        <w:rFonts w:ascii="Wingdings" w:hAnsi="Wingdings" w:hint="default"/>
+      </w:rPr>
+    </w:lvl>
+    <w:lvl w:ilvl="3" w:tplc="04090001" w:tentative="1">
+      <w:start w:val="1"/>
+      <w:numFmt w:val="bullet"/>
+      <w:lvlText w:val=""/>
+      <w:lvlJc w:val="left"/>
+      <w:pPr>
+        <w:ind w:left="3960" w:hanging="360"/>
+      </w:pPr>
+      <w:rPr>
+        <w:rFonts w:ascii="Symbol" w:hAnsi="Symbol" w:hint="default"/>
+      </w:rPr>
+    </w:lvl>
+    <w:lvl w:ilvl="4" w:tplc="04090003" w:tentative="1">
+      <w:start w:val="1"/>
+      <w:numFmt w:val="bullet"/>
+      <w:lvlText w:val="o"/>
+      <w:lvlJc w:val="left"/>
+      <w:pPr>
+        <w:ind w:left="4680" w:hanging="360"/>
+      </w:pPr>
+      <w:rPr>
+        <w:rFonts w:ascii="Courier New" w:hAnsi="Courier New" w:cs="Courier New" w:hint="default"/>
+      </w:rPr>
+    </w:lvl>
+    <w:lvl w:ilvl="5" w:tplc="04090005" w:tentative="1">
+      <w:start w:val="1"/>
+      <w:numFmt w:val="bullet"/>
+      <w:lvlText w:val=""/>
+      <w:lvlJc w:val="left"/>
+      <w:pPr>
+        <w:ind w:left="5400" w:hanging="360"/>
+      </w:pPr>
+      <w:rPr>
+        <w:rFonts w:ascii="Wingdings" w:hAnsi="Wingdings" w:hint="default"/>
+      </w:rPr>
+    </w:lvl>
+    <w:lvl w:ilvl="6" w:tplc="04090001" w:tentative="1">
+      <w:start w:val="1"/>
+      <w:numFmt w:val="bullet"/>
+      <w:lvlText w:val=""/>
+      <w:lvlJc w:val="left"/>
+      <w:pPr>
+        <w:ind w:left="6120" w:hanging="360"/>
+      </w:pPr>
+      <w:rPr>
+        <w:rFonts w:ascii="Symbol" w:hAnsi="Symbol" w:hint="default"/>
+      </w:rPr>
+    </w:lvl>
+    <w:lvl w:ilvl="7" w:tplc="04090003" w:tentative="1">
+      <w:start w:val="1"/>
+      <w:numFmt w:val="bullet"/>
+      <w:lvlText w:val="o"/>
+      <w:lvlJc w:val="left"/>
+      <w:pPr>
+        <w:ind w:left="6840" w:hanging="360"/>
+      </w:pPr>
+      <w:rPr>
+        <w:rFonts w:ascii="Courier New" w:hAnsi="Courier New" w:cs="Courier New" w:hint="default"/>
+      </w:rPr>
+    </w:lvl>
+    <w:lvl w:ilvl="8" w:tplc="04090005" w:tentative="1">
+      <w:start w:val="1"/>
+      <w:numFmt w:val="bullet"/>
+      <w:lvlText w:val=""/>
+      <w:lvlJc w:val="left"/>
+      <w:pPr>
+        <w:ind w:left="7560" w:hanging="360"/>
+      </w:pPr>
+      <w:rPr>
+        <w:rFonts w:ascii="Wingdings" w:hAnsi="Wingdings" w:hint="default"/>
+      </w:rPr>
+    </w:lvl>
+  </w:abstractNum>
+  <w:abstractNum w:abstractNumId="2" w15:restartNumberingAfterBreak="0">
+    <w:nsid w:val="3007358B"/>
+    <w:multiLevelType w:val="hybridMultilevel"/>
+    <w:tmpl w:val="8C2268DC"/>
+    <w:lvl w:ilvl="0" w:tplc="04090001">
+      <w:start w:val="1"/>
+      <w:numFmt w:val="bullet"/>
+      <w:lvlText w:val=""/>
+      <w:lvlJc w:val="left"/>
+      <w:pPr>
+        <w:ind w:left="1800" w:hanging="360"/>
+      </w:pPr>
+      <w:rPr>
+        <w:rFonts w:ascii="Symbol" w:hAnsi="Symbol" w:hint="default"/>
+      </w:rPr>
+    </w:lvl>
+    <w:lvl w:ilvl="1" w:tplc="04090003" w:tentative="1">
+      <w:start w:val="1"/>
+      <w:numFmt w:val="bullet"/>
+      <w:lvlText w:val="o"/>
+      <w:lvlJc w:val="left"/>
+      <w:pPr>
+        <w:ind w:left="2520" w:hanging="360"/>
+      </w:pPr>
+      <w:rPr>
+        <w:rFonts w:ascii="Courier New" w:hAnsi="Courier New" w:cs="Courier New" w:hint="default"/>
+      </w:rPr>
+    </w:lvl>
+    <w:lvl w:ilvl="2" w:tplc="04090005" w:tentative="1">
+      <w:start w:val="1"/>
+      <w:numFmt w:val="bullet"/>
+      <w:lvlText w:val=""/>
+      <w:lvlJc w:val="left"/>
+      <w:pPr>
+        <w:ind w:left="3240" w:hanging="360"/>
+      </w:pPr>
+      <w:rPr>
+        <w:rFonts w:ascii="Wingdings" w:hAnsi="Wingdings" w:hint="default"/>
+      </w:rPr>
+    </w:lvl>
+    <w:lvl w:ilvl="3" w:tplc="04090001" w:tentative="1">
+      <w:start w:val="1"/>
+      <w:numFmt w:val="bullet"/>
+      <w:lvlText w:val=""/>
+      <w:lvlJc w:val="left"/>
+      <w:pPr>
+        <w:ind w:left="3960" w:hanging="360"/>
+      </w:pPr>
+      <w:rPr>
+        <w:rFonts w:ascii="Symbol" w:hAnsi="Symbol" w:hint="default"/>
+      </w:rPr>
+    </w:lvl>
+    <w:lvl w:ilvl="4" w:tplc="04090003" w:tentative="1">
+      <w:start w:val="1"/>
+      <w:numFmt w:val="bullet"/>
+      <w:lvlText w:val="o"/>
+      <w:lvlJc w:val="left"/>
+      <w:pPr>
+        <w:ind w:left="4680" w:hanging="360"/>
+      </w:pPr>
+      <w:rPr>
+        <w:rFonts w:ascii="Courier New" w:hAnsi="Courier New" w:cs="Courier New" w:hint="default"/>
+      </w:rPr>
+    </w:lvl>
+    <w:lvl w:ilvl="5" w:tplc="04090005" w:tentative="1">
+      <w:start w:val="1"/>
+      <w:numFmt w:val="bullet"/>
+      <w:lvlText w:val=""/>
+      <w:lvlJc w:val="left"/>
+      <w:pPr>
+        <w:ind w:left="5400" w:hanging="360"/>
+      </w:pPr>
+      <w:rPr>
+        <w:rFonts w:ascii="Wingdings" w:hAnsi="Wingdings" w:hint="default"/>
+      </w:rPr>
+    </w:lvl>
+    <w:lvl w:ilvl="6" w:tplc="04090001" w:tentative="1">
+      <w:start w:val="1"/>
+      <w:numFmt w:val="bullet"/>
+      <w:lvlText w:val=""/>
+      <w:lvlJc w:val="left"/>
+      <w:pPr>
+        <w:ind w:left="6120" w:hanging="360"/>
+      </w:pPr>
+      <w:rPr>
+        <w:rFonts w:ascii="Symbol" w:hAnsi="Symbol" w:hint="default"/>
+      </w:rPr>
+    </w:lvl>
+    <w:lvl w:ilvl="7" w:tplc="04090003" w:tentative="1">
+      <w:start w:val="1"/>
+      <w:numFmt w:val="bullet"/>
+      <w:lvlText w:val="o"/>
+      <w:lvlJc w:val="left"/>
+      <w:pPr>
+        <w:ind w:left="6840" w:hanging="360"/>
+      </w:pPr>
+      <w:rPr>
+        <w:rFonts w:ascii="Courier New" w:hAnsi="Courier New" w:cs="Courier New" w:hint="default"/>
+      </w:rPr>
+    </w:lvl>
+    <w:lvl w:ilvl="8" w:tplc="04090005" w:tentative="1">
+      <w:start w:val="1"/>
+      <w:numFmt w:val="bullet"/>
+      <w:lvlText w:val=""/>
+      <w:lvlJc w:val="left"/>
+      <w:pPr>
+        <w:ind w:left="7560" w:hanging="360"/>
+      </w:pPr>
+      <w:rPr>
+        <w:rFonts w:ascii="Wingdings" w:hAnsi="Wingdings" w:hint="default"/>
+      </w:rPr>
+    </w:lvl>
+  </w:abstractNum>
+  <w:abstractNum w:abstractNumId="3" w15:restartNumberingAfterBreak="0">
+    <w:nsid w:val="305F57B7"/>
+    <w:multiLevelType w:val="hybridMultilevel"/>
+    <w:tmpl w:val="B2FC056A"/>
+    <w:lvl w:ilvl="0" w:tplc="04090001">
+      <w:start w:val="1"/>
+      <w:numFmt w:val="bullet"/>
+      <w:lvlText w:val=""/>
+      <w:lvlJc w:val="left"/>
+      <w:pPr>
+        <w:ind w:left="1800" w:hanging="360"/>
+      </w:pPr>
+      <w:rPr>
+        <w:rFonts w:ascii="Symbol" w:hAnsi="Symbol" w:hint="default"/>
+      </w:rPr>
+    </w:lvl>
+    <w:lvl w:ilvl="1" w:tplc="04090003" w:tentative="1">
+      <w:start w:val="1"/>
+      <w:numFmt w:val="bullet"/>
+      <w:lvlText w:val="o"/>
+      <w:lvlJc w:val="left"/>
+      <w:pPr>
+        <w:ind w:left="2520" w:hanging="360"/>
+      </w:pPr>
+      <w:rPr>
+        <w:rFonts w:ascii="Courier New" w:hAnsi="Courier New" w:cs="Courier New" w:hint="default"/>
+      </w:rPr>
+    </w:lvl>
+    <w:lvl w:ilvl="2" w:tplc="04090005" w:tentative="1">
+      <w:start w:val="1"/>
+      <w:numFmt w:val="bullet"/>
+      <w:lvlText w:val=""/>
+      <w:lvlJc w:val="left"/>
+      <w:pPr>
+        <w:ind w:left="3240" w:hanging="360"/>
+      </w:pPr>
+      <w:rPr>
+        <w:rFonts w:ascii="Wingdings" w:hAnsi="Wingdings" w:hint="default"/>
+      </w:rPr>
+    </w:lvl>
+    <w:lvl w:ilvl="3" w:tplc="04090001" w:tentative="1">
+      <w:start w:val="1"/>
+      <w:numFmt w:val="bullet"/>
+      <w:lvlText w:val=""/>
+      <w:lvlJc w:val="left"/>
+      <w:pPr>
+        <w:ind w:left="3960" w:hanging="360"/>
+      </w:pPr>
+      <w:rPr>
+        <w:rFonts w:ascii="Symbol" w:hAnsi="Symbol" w:hint="default"/>
+      </w:rPr>
+    </w:lvl>
+    <w:lvl w:ilvl="4" w:tplc="04090003" w:tentative="1">
+      <w:start w:val="1"/>
+      <w:numFmt w:val="bullet"/>
+      <w:lvlText w:val="o"/>
+      <w:lvlJc w:val="left"/>
+      <w:pPr>
+        <w:ind w:left="4680" w:hanging="360"/>
+      </w:pPr>
+      <w:rPr>
+        <w:rFonts w:ascii="Courier New" w:hAnsi="Courier New" w:cs="Courier New" w:hint="default"/>
+      </w:rPr>
+    </w:lvl>
+    <w:lvl w:ilvl="5" w:tplc="04090005" w:tentative="1">
+      <w:start w:val="1"/>
+      <w:numFmt w:val="bullet"/>
+      <w:lvlText w:val=""/>
+      <w:lvlJc w:val="left"/>
+      <w:pPr>
+        <w:ind w:left="5400" w:hanging="360"/>
+      </w:pPr>
+      <w:rPr>
+        <w:rFonts w:ascii="Wingdings" w:hAnsi="Wingdings" w:hint="default"/>
+      </w:rPr>
+    </w:lvl>
+    <w:lvl w:ilvl="6" w:tplc="04090001" w:tentative="1">
+      <w:start w:val="1"/>
+      <w:numFmt w:val="bullet"/>
+      <w:lvlText w:val=""/>
+      <w:lvlJc w:val="left"/>
+      <w:pPr>
+        <w:ind w:left="6120" w:hanging="360"/>
+      </w:pPr>
+      <w:rPr>
+        <w:rFonts w:ascii="Symbol" w:hAnsi="Symbol" w:hint="default"/>
+      </w:rPr>
+    </w:lvl>
+    <w:lvl w:ilvl="7" w:tplc="04090003" w:tentative="1">
+      <w:start w:val="1"/>
+      <w:numFmt w:val="bullet"/>
+      <w:lvlText w:val="o"/>
+      <w:lvlJc w:val="left"/>
+      <w:pPr>
+        <w:ind w:left="6840" w:hanging="360"/>
+      </w:pPr>
+      <w:rPr>
+        <w:rFonts w:ascii="Courier New" w:hAnsi="Courier New" w:cs="Courier New" w:hint="default"/>
+      </w:rPr>
+    </w:lvl>
+    <w:lvl w:ilvl="8" w:tplc="04090005" w:tentative="1">
+      <w:start w:val="1"/>
+      <w:numFmt w:val="bullet"/>
+      <w:lvlText w:val=""/>
+      <w:lvlJc w:val="left"/>
+      <w:pPr>
+        <w:ind w:left="7560" w:hanging="360"/>
+      </w:pPr>
+      <w:rPr>
+        <w:rFonts w:ascii="Wingdings" w:hAnsi="Wingdings" w:hint="default"/>
+      </w:rPr>
+    </w:lvl>
+  </w:abstractNum>
+  <w:abstractNum w:abstractNumId="4" w15:restartNumberingAfterBreak="0">
+    <w:nsid w:val="70E13170"/>
+    <w:multiLevelType w:val="multilevel"/>
+    <w:tmpl w:val="027E0ECE"/>
+    <w:lvl w:ilvl="0">
+      <w:start w:val="1"/>
+      <w:numFmt w:val="decimal"/>
+      <w:lvlText w:val="%1."/>
+      <w:lvlJc w:val="left"/>
+      <w:pPr>
+        <w:ind w:left="720" w:hanging="360"/>
+      </w:pPr>
+      <w:rPr>
+        <w:rFonts w:asciiTheme="majorHAnsi" w:hAnsiTheme="majorHAnsi" w:hint="default"/>
+      </w:rPr>
+    </w:lvl>
+    <w:lvl w:ilvl="1">
+      <w:start w:val="1"/>
+      <w:numFmt w:val="decimal"/>
+      <w:isLgl/>
+      <w:lvlText w:val="%1.%2"/>
+      <w:lvlJc w:val="left"/>
+      <w:pPr>
+        <w:ind w:left="1080" w:hanging="360"/>
+      </w:pPr>
+      <w:rPr>
+        <w:rFonts w:hint="default"/>
+      </w:rPr>
+    </w:lvl>
+    <w:lvl w:ilvl="2">
+      <w:start w:val="1"/>
+      <w:numFmt w:val="decimal"/>
+      <w:isLgl/>
+      <w:lvlText w:val="%1.%2.%3"/>
+      <w:lvlJc w:val="left"/>
+      <w:pPr>
+        <w:ind w:left="1800" w:hanging="720"/>
+      </w:pPr>
+      <w:rPr>
+        <w:rFonts w:hint="default"/>
+      </w:rPr>
+    </w:lvl>
+    <w:lvl w:ilvl="3">
+      <w:start w:val="1"/>
+      <w:numFmt w:val="decimal"/>
+      <w:isLgl/>
+      <w:lvlText w:val="%1.%2.%3.%4"/>
+      <w:lvlJc w:val="left"/>
+      <w:pPr>
+        <w:ind w:left="2160" w:hanging="720"/>
+      </w:pPr>
+      <w:rPr>
+        <w:rFonts w:hint="default"/>
+      </w:rPr>
+    </w:lvl>
+    <w:lvl w:ilvl="4">
+      <w:start w:val="1"/>
+      <w:numFmt w:val="decimal"/>
+      <w:isLgl/>
+      <w:lvlText w:val="%1.%2.%3.%4.%5"/>
+      <w:lvlJc w:val="left"/>
+      <w:pPr>
+        <w:ind w:left="2880" w:hanging="1080"/>
+      </w:pPr>
+      <w:rPr>
+        <w:rFonts w:hint="default"/>
+      </w:rPr>
+    </w:lvl>
+    <w:lvl w:ilvl="5">
+      <w:start w:val="1"/>
+      <w:numFmt w:val="decimal"/>
+      <w:isLgl/>
+      <w:lvlText w:val="%1.%2.%3.%4.%5.%6"/>
+      <w:lvlJc w:val="left"/>
+      <w:pPr>
+        <w:ind w:left="3240" w:hanging="1080"/>
+      </w:pPr>
+      <w:rPr>
+        <w:rFonts w:hint="default"/>
+      </w:rPr>
+    </w:lvl>
+    <w:lvl w:ilvl="6">
+      <w:start w:val="1"/>
+      <w:numFmt w:val="decimal"/>
+      <w:isLgl/>
+      <w:lvlText w:val="%1.%2.%3.%4.%5.%6.%7"/>
+      <w:lvlJc w:val="left"/>
+      <w:pPr>
+        <w:ind w:left="3960" w:hanging="1440"/>
+      </w:pPr>
+      <w:rPr>
+        <w:rFonts w:hint="default"/>
+      </w:rPr>
+    </w:lvl>
+    <w:lvl w:ilvl="7">
+      <w:start w:val="1"/>
+      <w:numFmt w:val="decimal"/>
+      <w:isLgl/>
+      <w:lvlText w:val="%1.%2.%3.%4.%5.%6.%7.%8"/>
+      <w:lvlJc w:val="left"/>
+      <w:pPr>
+        <w:ind w:left="4320" w:hanging="1440"/>
+      </w:pPr>
+      <w:rPr>
+        <w:rFonts w:hint="default"/>
+      </w:rPr>
+    </w:lvl>
+    <w:lvl w:ilvl="8">
+      <w:start w:val="1"/>
+      <w:numFmt w:val="decimal"/>
+      <w:isLgl/>
+      <w:lvlText w:val="%1.%2.%3.%4.%5.%6.%7.%8.%9"/>
+      <w:lvlJc w:val="left"/>
+      <w:pPr>
+        <w:ind w:left="5040" w:hanging="1800"/>
+      </w:pPr>
+      <w:rPr>
+        <w:rFonts w:hint="default"/>
+      </w:rPr>
+    </w:lvl>
+  </w:abstractNum>
+  <w:abstractNum w:abstractNumId="5" w15:restartNumberingAfterBreak="0">
+    <w:nsid w:val="79E17DA8"/>
+    <w:multiLevelType w:val="hybridMultilevel"/>
+    <w:tmpl w:val="F62470C4"/>
+    <w:lvl w:ilvl="0" w:tplc="04090001">
+      <w:start w:val="1"/>
+      <w:numFmt w:val="bullet"/>
+      <w:lvlText w:val=""/>
+      <w:lvlJc w:val="left"/>
+      <w:pPr>
+        <w:ind w:left="1800" w:hanging="360"/>
+      </w:pPr>
+      <w:rPr>
+        <w:rFonts w:ascii="Symbol" w:hAnsi="Symbol" w:hint="default"/>
+      </w:rPr>
+    </w:lvl>
+    <w:lvl w:ilvl="1" w:tplc="04090003" w:tentative="1">
+      <w:start w:val="1"/>
+      <w:numFmt w:val="bullet"/>
+      <w:lvlText w:val="o"/>
+      <w:lvlJc w:val="left"/>
+      <w:pPr>
+        <w:ind w:left="2520" w:hanging="360"/>
+      </w:pPr>
+      <w:rPr>
+        <w:rFonts w:ascii="Courier New" w:hAnsi="Courier New" w:cs="Courier New" w:hint="default"/>
+      </w:rPr>
+    </w:lvl>
+    <w:lvl w:ilvl="2" w:tplc="04090005" w:tentative="1">
+      <w:start w:val="1"/>
+      <w:numFmt w:val="bullet"/>
+      <w:lvlText w:val=""/>
+      <w:lvlJc w:val="left"/>
+      <w:pPr>
+        <w:ind w:left="3240" w:hanging="360"/>
+      </w:pPr>
+      <w:rPr>
+        <w:rFonts w:ascii="Wingdings" w:hAnsi="Wingdings" w:hint="default"/>
+      </w:rPr>
+    </w:lvl>
+    <w:lvl w:ilvl="3" w:tplc="04090001" w:tentative="1">
+      <w:start w:val="1"/>
+      <w:numFmt w:val="bullet"/>
+      <w:lvlText w:val=""/>
+      <w:lvlJc w:val="left"/>
+      <w:pPr>
+        <w:ind w:left="3960" w:hanging="360"/>
+      </w:pPr>
+      <w:rPr>
+        <w:rFonts w:ascii="Symbol" w:hAnsi="Symbol" w:hint="default"/>
+      </w:rPr>
+    </w:lvl>
+    <w:lvl w:ilvl="4" w:tplc="04090003" w:tentative="1">
+      <w:start w:val="1"/>
+      <w:numFmt w:val="bullet"/>
+      <w:lvlText w:val="o"/>
+      <w:lvlJc w:val="left"/>
+      <w:pPr>
+        <w:ind w:left="4680" w:hanging="360"/>
+      </w:pPr>
+      <w:rPr>
+        <w:rFonts w:ascii="Courier New" w:hAnsi="Courier New" w:cs="Courier New" w:hint="default"/>
+      </w:rPr>
+    </w:lvl>
+    <w:lvl w:ilvl="5" w:tplc="04090005" w:tentative="1">
+      <w:start w:val="1"/>
+      <w:numFmt w:val="bullet"/>
+      <w:lvlText w:val=""/>
+      <w:lvlJc w:val="left"/>
+      <w:pPr>
+        <w:ind w:left="5400" w:hanging="360"/>
+      </w:pPr>
+      <w:rPr>
+        <w:rFonts w:ascii="Wingdings" w:hAnsi="Wingdings" w:hint="default"/>
+      </w:rPr>
+    </w:lvl>
+    <w:lvl w:ilvl="6" w:tplc="04090001" w:tentative="1">
+      <w:start w:val="1"/>
+      <w:numFmt w:val="bullet"/>
+      <w:lvlText w:val=""/>
+      <w:lvlJc w:val="left"/>
+      <w:pPr>
+        <w:ind w:left="6120" w:hanging="360"/>
+      </w:pPr>
+      <w:rPr>
+        <w:rFonts w:ascii="Symbol" w:hAnsi="Symbol" w:hint="default"/>
+      </w:rPr>
+    </w:lvl>
+    <w:lvl w:ilvl="7" w:tplc="04090003" w:tentative="1">
+      <w:start w:val="1"/>
+      <w:numFmt w:val="bullet"/>
+      <w:lvlText w:val="o"/>
+      <w:lvlJc w:val="left"/>
+      <w:pPr>
+        <w:ind w:left="6840" w:hanging="360"/>
+      </w:pPr>
+      <w:rPr>
+        <w:rFonts w:ascii="Courier New" w:hAnsi="Courier New" w:cs="Courier New" w:hint="default"/>
+      </w:rPr>
+    </w:lvl>
+    <w:lvl w:ilvl="8" w:tplc="04090005" w:tentative="1">
+      <w:start w:val="1"/>
+      <w:numFmt w:val="bullet"/>
+      <w:lvlText w:val=""/>
+      <w:lvlJc w:val="left"/>
+      <w:pPr>
+        <w:ind w:left="7560" w:hanging="360"/>
+      </w:pPr>
+      <w:rPr>
+        <w:rFonts w:ascii="Wingdings" w:hAnsi="Wingdings" w:hint="default"/>
+      </w:rPr>
+    </w:lvl>
+  </w:abstractNum>
+  <w:num w:numId="1" w16cid:durableId="369956596">
+    <w:abstractNumId w:val="4"/>
+  </w:num>
+  <w:num w:numId="2" w16cid:durableId="2042389334">
+    <w:abstractNumId w:val="3"/>
+  </w:num>
+  <w:num w:numId="3" w16cid:durableId="1248807160">
+    <w:abstractNumId w:val="0"/>
+  </w:num>
+  <w:num w:numId="4" w16cid:durableId="1431317146">
+    <w:abstractNumId w:val="1"/>
+  </w:num>
+  <w:num w:numId="5" w16cid:durableId="1409963203">
+    <w:abstractNumId w:val="5"/>
+  </w:num>
+  <w:num w:numId="6" w16cid:durableId="1802571784">
+    <w:abstractNumId w:val="2"/>
+  </w:num>
+</w:numbering>
 </file>
 
 <file path=word/styles.xml><?xml version="1.0" encoding="utf-8"?>
@@ -1113,6 +5682,7 @@
   <w:style w:type="paragraph" w:default="1" w:styleId="Normal">
     <w:name w:val="Normal"/>
     <w:qFormat/>
+    <w:rsid w:val="00567795"/>
   </w:style>
   <w:style w:type="paragraph" w:styleId="Heading1">
     <w:name w:val="heading 1"/>
@@ -1141,7 +5711,6 @@
     <w:next w:val="Normal"/>
     <w:link w:val="Heading2Char"/>
     <w:uiPriority w:val="9"/>
-    <w:semiHidden/>
     <w:unhideWhenUsed/>
     <w:qFormat/>
     <w:rsid w:val="00285673"/>
@@ -1164,7 +5733,6 @@
     <w:next w:val="Normal"/>
     <w:link w:val="Heading3Char"/>
     <w:uiPriority w:val="9"/>
-    <w:semiHidden/>
     <w:unhideWhenUsed/>
     <w:qFormat/>
     <w:rsid w:val="00285673"/>
@@ -1187,7 +5755,6 @@
     <w:next w:val="Normal"/>
     <w:link w:val="Heading4Char"/>
     <w:uiPriority w:val="9"/>
-    <w:semiHidden/>
     <w:unhideWhenUsed/>
     <w:qFormat/>
     <w:rsid w:val="00285673"/>
@@ -1210,7 +5777,6 @@
     <w:next w:val="Normal"/>
     <w:link w:val="Heading5Char"/>
     <w:uiPriority w:val="9"/>
-    <w:semiHidden/>
     <w:unhideWhenUsed/>
     <w:qFormat/>
     <w:rsid w:val="00285673"/>
@@ -1316,7 +5882,6 @@
   <w:style w:type="character" w:default="1" w:styleId="DefaultParagraphFont">
     <w:name w:val="Default Paragraph Font"/>
     <w:uiPriority w:val="1"/>
-    <w:semiHidden/>
     <w:unhideWhenUsed/>
   </w:style>
   <w:style w:type="table" w:default="1" w:styleId="TableNormal">
@@ -1358,7 +5923,6 @@
     <w:basedOn w:val="DefaultParagraphFont"/>
     <w:link w:val="Heading2"/>
     <w:uiPriority w:val="9"/>
-    <w:semiHidden/>
     <w:rsid w:val="00285673"/>
     <w:rPr>
       <w:rFonts w:asciiTheme="majorHAnsi" w:eastAsiaTheme="majorEastAsia" w:hAnsiTheme="majorHAnsi" w:cstheme="majorBidi"/>
@@ -1372,7 +5936,6 @@
     <w:basedOn w:val="DefaultParagraphFont"/>
     <w:link w:val="Heading3"/>
     <w:uiPriority w:val="9"/>
-    <w:semiHidden/>
     <w:rsid w:val="00285673"/>
     <w:rPr>
       <w:rFonts w:eastAsiaTheme="majorEastAsia" w:cstheme="majorBidi"/>
@@ -1386,7 +5949,6 @@
     <w:basedOn w:val="DefaultParagraphFont"/>
     <w:link w:val="Heading4"/>
     <w:uiPriority w:val="9"/>
-    <w:semiHidden/>
     <w:rsid w:val="00285673"/>
     <w:rPr>
       <w:rFonts w:eastAsiaTheme="majorEastAsia" w:cstheme="majorBidi"/>
@@ -1400,7 +5962,6 @@
     <w:basedOn w:val="DefaultParagraphFont"/>
     <w:link w:val="Heading5"/>
     <w:uiPriority w:val="9"/>
-    <w:semiHidden/>
     <w:rsid w:val="00285673"/>
     <w:rPr>
       <w:rFonts w:eastAsiaTheme="majorEastAsia" w:cstheme="majorBidi"/>
@@ -1648,6 +6209,61 @@
         <w:insideV w:val="single" w:sz="4" w:space="0" w:color="auto"/>
       </w:tblBorders>
     </w:tblPr>
+  </w:style>
+  <w:style w:type="paragraph" w:styleId="NormalWeb">
+    <w:name w:val="Normal (Web)"/>
+    <w:basedOn w:val="Normal"/>
+    <w:uiPriority w:val="99"/>
+    <w:semiHidden/>
+    <w:unhideWhenUsed/>
+    <w:rsid w:val="00567795"/>
+    <w:rPr>
+      <w:rFonts w:ascii="Times New Roman" w:hAnsi="Times New Roman" w:cs="Times New Roman"/>
+    </w:rPr>
+  </w:style>
+  <w:style w:type="paragraph" w:styleId="Header">
+    <w:name w:val="header"/>
+    <w:basedOn w:val="Normal"/>
+    <w:link w:val="HeaderChar"/>
+    <w:uiPriority w:val="99"/>
+    <w:unhideWhenUsed/>
+    <w:rsid w:val="005A1BA1"/>
+    <w:pPr>
+      <w:tabs>
+        <w:tab w:val="center" w:pos="4680"/>
+        <w:tab w:val="right" w:pos="9360"/>
+      </w:tabs>
+      <w:spacing w:after="0" w:line="240" w:lineRule="auto"/>
+    </w:pPr>
+  </w:style>
+  <w:style w:type="character" w:customStyle="1" w:styleId="HeaderChar">
+    <w:name w:val="Header Char"/>
+    <w:basedOn w:val="DefaultParagraphFont"/>
+    <w:link w:val="Header"/>
+    <w:uiPriority w:val="99"/>
+    <w:rsid w:val="005A1BA1"/>
+  </w:style>
+  <w:style w:type="paragraph" w:styleId="Footer">
+    <w:name w:val="footer"/>
+    <w:basedOn w:val="Normal"/>
+    <w:link w:val="FooterChar"/>
+    <w:uiPriority w:val="99"/>
+    <w:unhideWhenUsed/>
+    <w:rsid w:val="005A1BA1"/>
+    <w:pPr>
+      <w:tabs>
+        <w:tab w:val="center" w:pos="4680"/>
+        <w:tab w:val="right" w:pos="9360"/>
+      </w:tabs>
+      <w:spacing w:after="0" w:line="240" w:lineRule="auto"/>
+    </w:pPr>
+  </w:style>
+  <w:style w:type="character" w:customStyle="1" w:styleId="FooterChar">
+    <w:name w:val="Footer Char"/>
+    <w:basedOn w:val="DefaultParagraphFont"/>
+    <w:link w:val="Footer"/>
+    <w:uiPriority w:val="99"/>
+    <w:rsid w:val="005A1BA1"/>
   </w:style>
 </w:styles>
 </file>
@@ -1945,4 +6561,16 @@
     </a:ext>
   </a:extLst>
 </a:theme>
+</file>
+
+<file path=customXml/item1.xml><?xml version="1.0" encoding="utf-8"?>
+<b:Sources xmlns:b="http://schemas.openxmlformats.org/officeDocument/2006/bibliography" xmlns="http://schemas.openxmlformats.org/officeDocument/2006/bibliography" SelectedStyle="\APASixthEditionOfficeOnline.xsl" StyleName="APA" Version="6"/>
+</file>
+
+<file path=customXml/itemProps1.xml><?xml version="1.0" encoding="utf-8"?>
+<ds:datastoreItem xmlns:ds="http://schemas.openxmlformats.org/officeDocument/2006/customXml" ds:itemID="{64391817-3FE1-40AD-AC21-613857881AF7}">
+  <ds:schemaRefs>
+    <ds:schemaRef ds:uri="http://schemas.openxmlformats.org/officeDocument/2006/bibliography"/>
+  </ds:schemaRefs>
+</ds:datastoreItem>
 </file>
--- a/Apostolou_p19015.docx
+++ b/Apostolou_p19015.docx
@@ -145,37 +145,12 @@
           <w:bCs/>
         </w:rPr>
       </w:pPr>
-      <w:proofErr w:type="spellStart"/>
-      <w:r>
-        <w:rPr>
-          <w:b/>
-          <w:bCs/>
-        </w:rPr>
-        <w:t>Πτυχι</w:t>
-      </w:r>
-      <w:proofErr w:type="spellEnd"/>
-      <w:r>
-        <w:rPr>
-          <w:b/>
-          <w:bCs/>
-        </w:rPr>
-        <w:t xml:space="preserve">ακή </w:t>
-      </w:r>
-      <w:proofErr w:type="spellStart"/>
-      <w:r>
-        <w:rPr>
-          <w:b/>
-          <w:bCs/>
-        </w:rPr>
-        <w:t>Εργ</w:t>
-      </w:r>
-      <w:proofErr w:type="spellEnd"/>
-      <w:r>
-        <w:rPr>
-          <w:b/>
-          <w:bCs/>
-        </w:rPr>
-        <w:t>ασία</w:t>
+      <w:r>
+        <w:rPr>
+          <w:b/>
+          <w:bCs/>
+        </w:rPr>
+        <w:t>Πτυχιακή Εργασία</w:t>
       </w:r>
     </w:p>
     <w:p>
@@ -626,47 +601,13 @@
                 <w:lang w:val="el-GR"/>
               </w:rPr>
             </w:pPr>
-            <w:proofErr w:type="spellStart"/>
             <w:r>
               <w:rPr>
                 <w:sz w:val="22"/>
                 <w:szCs w:val="22"/>
               </w:rPr>
-              <w:t>Ευθύμιος</w:t>
+              <w:t>Ευθύμιος Αλέπης, Καθηγητής</w:t>
             </w:r>
-            <w:proofErr w:type="spellEnd"/>
-            <w:r>
-              <w:rPr>
-                <w:sz w:val="22"/>
-                <w:szCs w:val="22"/>
-              </w:rPr>
-              <w:t xml:space="preserve"> </w:t>
-            </w:r>
-            <w:proofErr w:type="spellStart"/>
-            <w:r>
-              <w:rPr>
-                <w:sz w:val="22"/>
-                <w:szCs w:val="22"/>
-              </w:rPr>
-              <w:t>Αλέ</w:t>
-            </w:r>
-            <w:proofErr w:type="spellEnd"/>
-            <w:r>
-              <w:rPr>
-                <w:sz w:val="22"/>
-                <w:szCs w:val="22"/>
-              </w:rPr>
-              <w:t>πης, Κα</w:t>
-            </w:r>
-            <w:proofErr w:type="spellStart"/>
-            <w:r>
-              <w:rPr>
-                <w:sz w:val="22"/>
-                <w:szCs w:val="22"/>
-              </w:rPr>
-              <w:t>θηγητής</w:t>
-            </w:r>
-            <w:proofErr w:type="spellEnd"/>
           </w:p>
         </w:tc>
       </w:tr>
@@ -915,15 +856,66 @@
       <w:pPr>
         <w:rPr>
           <w:rFonts w:ascii="Calibri" w:hAnsi="Calibri" w:cs="Calibri"/>
-        </w:rPr>
-      </w:pPr>
-    </w:p>
-    <w:p>
-      <w:pPr>
-        <w:rPr>
-          <w:rFonts w:ascii="Calibri" w:hAnsi="Calibri" w:cs="Calibri"/>
-        </w:rPr>
-      </w:pPr>
+          <w:sz w:val="22"/>
+          <w:szCs w:val="22"/>
+        </w:rPr>
+      </w:pPr>
+      <w:r>
+        <w:rPr>
+          <w:rFonts w:ascii="Calibri" w:hAnsi="Calibri" w:cs="Calibri"/>
+          <w:sz w:val="22"/>
+          <w:szCs w:val="22"/>
+        </w:rPr>
+        <w:t>I would like to thank my family and friends for their constant support and encouragement throughout my studies</w:t>
+      </w:r>
+      <w:r>
+        <w:rPr>
+          <w:rFonts w:ascii="Calibri" w:hAnsi="Calibri" w:cs="Calibri"/>
+          <w:sz w:val="22"/>
+          <w:szCs w:val="22"/>
+        </w:rPr>
+        <w:t>,</w:t>
+      </w:r>
+      <w:r>
+        <w:rPr>
+          <w:rFonts w:ascii="Calibri" w:hAnsi="Calibri" w:cs="Calibri"/>
+          <w:sz w:val="22"/>
+          <w:szCs w:val="22"/>
+        </w:rPr>
+        <w:t xml:space="preserve"> </w:t>
+      </w:r>
+      <w:r>
+        <w:rPr>
+          <w:rFonts w:ascii="Calibri" w:hAnsi="Calibri" w:cs="Calibri"/>
+          <w:sz w:val="22"/>
+          <w:szCs w:val="22"/>
+        </w:rPr>
+        <w:t>and</w:t>
+      </w:r>
+      <w:r>
+        <w:rPr>
+          <w:rFonts w:ascii="Calibri" w:hAnsi="Calibri" w:cs="Calibri"/>
+          <w:sz w:val="22"/>
+          <w:szCs w:val="22"/>
+        </w:rPr>
+        <w:t xml:space="preserve"> </w:t>
+      </w:r>
+      <w:r>
+        <w:rPr>
+          <w:rFonts w:ascii="Calibri" w:hAnsi="Calibri" w:cs="Calibri"/>
+          <w:sz w:val="22"/>
+          <w:szCs w:val="22"/>
+        </w:rPr>
+        <w:t>for</w:t>
+      </w:r>
+      <w:r>
+        <w:rPr>
+          <w:rFonts w:ascii="Calibri" w:hAnsi="Calibri" w:cs="Calibri"/>
+          <w:sz w:val="22"/>
+          <w:szCs w:val="22"/>
+        </w:rPr>
+        <w:t xml:space="preserve"> motivating me to achieve my goals.</w:t>
+      </w:r>
     </w:p>
     <w:p>
       <w:pPr>
@@ -1440,7 +1432,6 @@
         </w:rPr>
         <w:t xml:space="preserve"> “</w:t>
       </w:r>
-      <w:proofErr w:type="spellStart"/>
       <w:r>
         <w:rPr>
           <w:rFonts w:ascii="Calibri" w:hAnsi="Calibri" w:cs="Calibri"/>
@@ -1450,7 +1441,6 @@
         </w:rPr>
         <w:t>UniBookie</w:t>
       </w:r>
-      <w:proofErr w:type="spellEnd"/>
       <w:r>
         <w:rPr>
           <w:rFonts w:ascii="Calibri" w:hAnsi="Calibri" w:cs="Calibri"/>
@@ -1519,6 +1509,68 @@
           <w:highlight w:val="red"/>
           <w:lang w:val="el-GR"/>
         </w:rPr>
+        <w:t xml:space="preserve"> και να απαιτεί επίσκεψη σε διαφορετικές πλατφόρμες</w:t>
+      </w:r>
+      <w:r>
+        <w:rPr>
+          <w:rFonts w:ascii="Calibri" w:hAnsi="Calibri" w:cs="Calibri"/>
+          <w:sz w:val="22"/>
+          <w:szCs w:val="22"/>
+          <w:highlight w:val="red"/>
+          <w:lang w:val="el-GR"/>
+        </w:rPr>
+        <w:t>.</w:t>
+      </w:r>
+    </w:p>
+    <w:p>
+      <w:pPr>
+        <w:ind w:firstLine="720"/>
+        <w:rPr>
+          <w:rFonts w:ascii="Calibri" w:hAnsi="Calibri" w:cs="Calibri"/>
+          <w:sz w:val="22"/>
+          <w:szCs w:val="22"/>
+          <w:highlight w:val="red"/>
+          <w:lang w:val="el-GR"/>
+        </w:rPr>
+      </w:pPr>
+      <w:r>
+        <w:rPr>
+          <w:rFonts w:ascii="Calibri" w:hAnsi="Calibri" w:cs="Calibri"/>
+          <w:sz w:val="22"/>
+          <w:szCs w:val="22"/>
+          <w:highlight w:val="red"/>
+          <w:lang w:val="el-GR"/>
+        </w:rPr>
+        <w:t>Η</w:t>
+      </w:r>
+      <w:r>
+        <w:rPr>
+          <w:rFonts w:ascii="Calibri" w:hAnsi="Calibri" w:cs="Calibri"/>
+          <w:sz w:val="22"/>
+          <w:szCs w:val="22"/>
+          <w:highlight w:val="red"/>
+          <w:lang w:val="el-GR"/>
+        </w:rPr>
+        <w:t xml:space="preserve"> εφαρμογή αναπτύχθηκε ως ένα απλό αλλά πλήρες ηλεκτρονικό κατάστημα που προσφέρει λύση σε μια βασική ανάγκη των φοιτητών αλλά και κάθε ενδιαφερόμενου </w:t>
+      </w:r>
+      <w:r>
+        <w:rPr>
+          <w:rFonts w:ascii="Calibri" w:hAnsi="Calibri" w:cs="Calibri"/>
+          <w:sz w:val="22"/>
+          <w:szCs w:val="22"/>
+          <w:highlight w:val="red"/>
+          <w:lang w:val="el-GR"/>
+        </w:rPr>
+        <w:t>που αναζητά πανεπιστημιακά και επιστημονικά συγγράμματα.</w:t>
+      </w:r>
+      <w:r>
+        <w:rPr>
+          <w:rFonts w:ascii="Calibri" w:hAnsi="Calibri" w:cs="Calibri"/>
+          <w:sz w:val="22"/>
+          <w:szCs w:val="22"/>
+          <w:highlight w:val="red"/>
+          <w:lang w:val="el-GR"/>
+        </w:rPr>
         <w:t xml:space="preserve"> </w:t>
       </w:r>
       <w:r>
@@ -1529,7 +1581,7 @@
           <w:highlight w:val="red"/>
           <w:lang w:val="el-GR"/>
         </w:rPr>
-        <w:t>και να απαιτεί επίσκεψη σε διαφορετικές πλατφόρμες</w:t>
+        <w:t>Πιο συγκεκριμένα, ε</w:t>
       </w:r>
       <w:r>
         <w:rPr>
@@ -1539,12 +1591,9 @@
           <w:highlight w:val="red"/>
           <w:lang w:val="el-GR"/>
         </w:rPr>
-        <w:t>.</w:t>
-      </w:r>
-    </w:p>
-    <w:p>
-      <w:pPr>
-        <w:ind w:firstLine="720"/>
+        <w:t xml:space="preserve">πιτρέπει την </w:t>
+      </w:r>
+      <w:r>
         <w:rPr>
           <w:rFonts w:ascii="Calibri" w:hAnsi="Calibri" w:cs="Calibri"/>
           <w:sz w:val="22"/>
@@ -1552,7 +1601,8 @@
           <w:highlight w:val="red"/>
           <w:lang w:val="el-GR"/>
         </w:rPr>
-      </w:pPr>
+        <w:t>περι</w:t>
+      </w:r>
       <w:r>
         <w:rPr>
           <w:rFonts w:ascii="Calibri" w:hAnsi="Calibri" w:cs="Calibri"/>
@@ -1561,7 +1611,7 @@
           <w:highlight w:val="red"/>
           <w:lang w:val="el-GR"/>
         </w:rPr>
-        <w:t>Η</w:t>
+        <w:t>ή</w:t>
       </w:r>
       <w:r>
         <w:rPr>
@@ -1571,7 +1621,7 @@
           <w:highlight w:val="red"/>
           <w:lang w:val="el-GR"/>
         </w:rPr>
-        <w:t xml:space="preserve"> εφαρμογή αναπτύχθηκε ως ένα απλό αλλά πλήρες ηλεκτρονικό κατάστημα που προσφέρει λύση σε μια βασική ανάγκη των φοιτητών αλλά και κάθε ενδιαφερόμενου </w:t>
+        <w:t>γη</w:t>
       </w:r>
       <w:r>
         <w:rPr>
@@ -1581,7 +1631,7 @@
           <w:highlight w:val="red"/>
           <w:lang w:val="el-GR"/>
         </w:rPr>
-        <w:t xml:space="preserve">που </w:t>
+        <w:t>ση</w:t>
       </w:r>
       <w:r>
         <w:rPr>
@@ -1591,7 +1641,7 @@
           <w:highlight w:val="red"/>
           <w:lang w:val="el-GR"/>
         </w:rPr>
-        <w:t>αναζητά πανεπιστημιακά και επιστημονικά συγγράμματα</w:t>
+        <w:t xml:space="preserve"> στα διαθέσιμα συγγράμματα, αναζ</w:t>
       </w:r>
       <w:r>
         <w:rPr>
@@ -1601,7 +1651,7 @@
           <w:highlight w:val="red"/>
           <w:lang w:val="el-GR"/>
         </w:rPr>
-        <w:t>.</w:t>
+        <w:t>ή</w:t>
       </w:r>
       <w:r>
         <w:rPr>
@@ -1611,6 +1661,186 @@
           <w:highlight w:val="red"/>
           <w:lang w:val="el-GR"/>
         </w:rPr>
+        <w:t>τ</w:t>
+      </w:r>
+      <w:r>
+        <w:rPr>
+          <w:rFonts w:ascii="Calibri" w:hAnsi="Calibri" w:cs="Calibri"/>
+          <w:sz w:val="22"/>
+          <w:szCs w:val="22"/>
+          <w:highlight w:val="red"/>
+          <w:lang w:val="el-GR"/>
+        </w:rPr>
+        <w:t>η</w:t>
+      </w:r>
+      <w:r>
+        <w:rPr>
+          <w:rFonts w:ascii="Calibri" w:hAnsi="Calibri" w:cs="Calibri"/>
+          <w:sz w:val="22"/>
+          <w:szCs w:val="22"/>
+          <w:highlight w:val="red"/>
+          <w:lang w:val="el-GR"/>
+        </w:rPr>
+        <w:t>σ</w:t>
+      </w:r>
+      <w:r>
+        <w:rPr>
+          <w:rFonts w:ascii="Calibri" w:hAnsi="Calibri" w:cs="Calibri"/>
+          <w:sz w:val="22"/>
+          <w:szCs w:val="22"/>
+          <w:highlight w:val="red"/>
+          <w:lang w:val="el-GR"/>
+        </w:rPr>
+        <w:t>η</w:t>
+      </w:r>
+      <w:r>
+        <w:rPr>
+          <w:rFonts w:ascii="Calibri" w:hAnsi="Calibri" w:cs="Calibri"/>
+          <w:sz w:val="22"/>
+          <w:szCs w:val="22"/>
+          <w:highlight w:val="red"/>
+          <w:lang w:val="el-GR"/>
+        </w:rPr>
+        <w:t xml:space="preserve"> συγκεκριμέν</w:t>
+      </w:r>
+      <w:r>
+        <w:rPr>
+          <w:rFonts w:ascii="Calibri" w:hAnsi="Calibri" w:cs="Calibri"/>
+          <w:sz w:val="22"/>
+          <w:szCs w:val="22"/>
+          <w:highlight w:val="red"/>
+          <w:lang w:val="el-GR"/>
+        </w:rPr>
+        <w:t>ων</w:t>
+      </w:r>
+      <w:r>
+        <w:rPr>
+          <w:rFonts w:ascii="Calibri" w:hAnsi="Calibri" w:cs="Calibri"/>
+          <w:sz w:val="22"/>
+          <w:szCs w:val="22"/>
+          <w:highlight w:val="red"/>
+          <w:lang w:val="el-GR"/>
+        </w:rPr>
+        <w:t xml:space="preserve"> τίτλ</w:t>
+      </w:r>
+      <w:r>
+        <w:rPr>
+          <w:rFonts w:ascii="Calibri" w:hAnsi="Calibri" w:cs="Calibri"/>
+          <w:sz w:val="22"/>
+          <w:szCs w:val="22"/>
+          <w:highlight w:val="red"/>
+          <w:lang w:val="el-GR"/>
+        </w:rPr>
+        <w:t>ων</w:t>
+      </w:r>
+      <w:r>
+        <w:rPr>
+          <w:rFonts w:ascii="Calibri" w:hAnsi="Calibri" w:cs="Calibri"/>
+          <w:sz w:val="22"/>
+          <w:szCs w:val="22"/>
+          <w:highlight w:val="red"/>
+          <w:lang w:val="el-GR"/>
+        </w:rPr>
+        <w:t>, προσθ</w:t>
+      </w:r>
+      <w:r>
+        <w:rPr>
+          <w:rFonts w:ascii="Calibri" w:hAnsi="Calibri" w:cs="Calibri"/>
+          <w:sz w:val="22"/>
+          <w:szCs w:val="22"/>
+          <w:highlight w:val="red"/>
+          <w:lang w:val="el-GR"/>
+        </w:rPr>
+        <w:t>ήκη</w:t>
+      </w:r>
+      <w:r>
+        <w:rPr>
+          <w:rFonts w:ascii="Calibri" w:hAnsi="Calibri" w:cs="Calibri"/>
+          <w:sz w:val="22"/>
+          <w:szCs w:val="22"/>
+          <w:highlight w:val="red"/>
+          <w:lang w:val="el-GR"/>
+        </w:rPr>
+        <w:t xml:space="preserve"> στο καλάθι</w:t>
+      </w:r>
+      <w:r>
+        <w:rPr>
+          <w:rFonts w:ascii="Calibri" w:hAnsi="Calibri" w:cs="Calibri"/>
+          <w:sz w:val="22"/>
+          <w:szCs w:val="22"/>
+          <w:highlight w:val="red"/>
+          <w:lang w:val="el-GR"/>
+        </w:rPr>
+        <w:t>,</w:t>
+      </w:r>
+      <w:r>
+        <w:rPr>
+          <w:rFonts w:ascii="Calibri" w:hAnsi="Calibri" w:cs="Calibri"/>
+          <w:sz w:val="22"/>
+          <w:szCs w:val="22"/>
+          <w:highlight w:val="red"/>
+          <w:lang w:val="el-GR"/>
+        </w:rPr>
+        <w:t xml:space="preserve"> ολοκλ</w:t>
+      </w:r>
+      <w:r>
+        <w:rPr>
+          <w:rFonts w:ascii="Calibri" w:hAnsi="Calibri" w:cs="Calibri"/>
+          <w:sz w:val="22"/>
+          <w:szCs w:val="22"/>
+          <w:highlight w:val="red"/>
+          <w:lang w:val="el-GR"/>
+        </w:rPr>
+        <w:t>ή</w:t>
+      </w:r>
+      <w:r>
+        <w:rPr>
+          <w:rFonts w:ascii="Calibri" w:hAnsi="Calibri" w:cs="Calibri"/>
+          <w:sz w:val="22"/>
+          <w:szCs w:val="22"/>
+          <w:highlight w:val="red"/>
+          <w:lang w:val="el-GR"/>
+        </w:rPr>
+        <w:t>ρ</w:t>
+      </w:r>
+      <w:r>
+        <w:rPr>
+          <w:rFonts w:ascii="Calibri" w:hAnsi="Calibri" w:cs="Calibri"/>
+          <w:sz w:val="22"/>
+          <w:szCs w:val="22"/>
+          <w:highlight w:val="red"/>
+          <w:lang w:val="el-GR"/>
+        </w:rPr>
+        <w:t xml:space="preserve">ωση </w:t>
+      </w:r>
+      <w:r>
+        <w:rPr>
+          <w:rFonts w:ascii="Calibri" w:hAnsi="Calibri" w:cs="Calibri"/>
+          <w:sz w:val="22"/>
+          <w:szCs w:val="22"/>
+          <w:highlight w:val="red"/>
+          <w:lang w:val="el-GR"/>
+        </w:rPr>
+        <w:t>παραγγελία</w:t>
+      </w:r>
+      <w:r>
+        <w:rPr>
+          <w:rFonts w:ascii="Calibri" w:hAnsi="Calibri" w:cs="Calibri"/>
+          <w:sz w:val="22"/>
+          <w:szCs w:val="22"/>
+          <w:highlight w:val="red"/>
+          <w:lang w:val="el-GR"/>
+        </w:rPr>
+        <w:t>ς και παρακολούθηση ιστορικού παραγγελιών σε ένα</w:t>
+      </w:r>
+      <w:r>
+        <w:rPr>
+          <w:rFonts w:ascii="Calibri" w:hAnsi="Calibri" w:cs="Calibri"/>
+          <w:sz w:val="22"/>
+          <w:szCs w:val="22"/>
+          <w:highlight w:val="red"/>
+          <w:lang w:val="el-GR"/>
+        </w:rPr>
         <w:t xml:space="preserve"> </w:t>
       </w:r>
       <w:r>
@@ -1621,297 +1851,7 @@
           <w:highlight w:val="red"/>
           <w:lang w:val="el-GR"/>
         </w:rPr>
-        <w:t xml:space="preserve">Πιο συγκεκριμένα, </w:t>
-      </w:r>
-      <w:r>
-        <w:rPr>
-          <w:rFonts w:ascii="Calibri" w:hAnsi="Calibri" w:cs="Calibri"/>
-          <w:sz w:val="22"/>
-          <w:szCs w:val="22"/>
-          <w:highlight w:val="red"/>
-          <w:lang w:val="el-GR"/>
-        </w:rPr>
-        <w:t>ε</w:t>
-      </w:r>
-      <w:r>
-        <w:rPr>
-          <w:rFonts w:ascii="Calibri" w:hAnsi="Calibri" w:cs="Calibri"/>
-          <w:sz w:val="22"/>
-          <w:szCs w:val="22"/>
-          <w:highlight w:val="red"/>
-          <w:lang w:val="el-GR"/>
-        </w:rPr>
-        <w:t xml:space="preserve">πιτρέπει την </w:t>
-      </w:r>
-      <w:r>
-        <w:rPr>
-          <w:rFonts w:ascii="Calibri" w:hAnsi="Calibri" w:cs="Calibri"/>
-          <w:sz w:val="22"/>
-          <w:szCs w:val="22"/>
-          <w:highlight w:val="red"/>
-          <w:lang w:val="el-GR"/>
-        </w:rPr>
-        <w:t>περι</w:t>
-      </w:r>
-      <w:r>
-        <w:rPr>
-          <w:rFonts w:ascii="Calibri" w:hAnsi="Calibri" w:cs="Calibri"/>
-          <w:sz w:val="22"/>
-          <w:szCs w:val="22"/>
-          <w:highlight w:val="red"/>
-          <w:lang w:val="el-GR"/>
-        </w:rPr>
-        <w:t>ή</w:t>
-      </w:r>
-      <w:r>
-        <w:rPr>
-          <w:rFonts w:ascii="Calibri" w:hAnsi="Calibri" w:cs="Calibri"/>
-          <w:sz w:val="22"/>
-          <w:szCs w:val="22"/>
-          <w:highlight w:val="red"/>
-          <w:lang w:val="el-GR"/>
-        </w:rPr>
-        <w:t>γη</w:t>
-      </w:r>
-      <w:r>
-        <w:rPr>
-          <w:rFonts w:ascii="Calibri" w:hAnsi="Calibri" w:cs="Calibri"/>
-          <w:sz w:val="22"/>
-          <w:szCs w:val="22"/>
-          <w:highlight w:val="red"/>
-          <w:lang w:val="el-GR"/>
-        </w:rPr>
-        <w:t>ση</w:t>
-      </w:r>
-      <w:r>
-        <w:rPr>
-          <w:rFonts w:ascii="Calibri" w:hAnsi="Calibri" w:cs="Calibri"/>
-          <w:sz w:val="22"/>
-          <w:szCs w:val="22"/>
-          <w:highlight w:val="red"/>
-          <w:lang w:val="el-GR"/>
-        </w:rPr>
-        <w:t xml:space="preserve"> στα διαθέσιμα συγγράμματα, αναζ</w:t>
-      </w:r>
-      <w:r>
-        <w:rPr>
-          <w:rFonts w:ascii="Calibri" w:hAnsi="Calibri" w:cs="Calibri"/>
-          <w:sz w:val="22"/>
-          <w:szCs w:val="22"/>
-          <w:highlight w:val="red"/>
-          <w:lang w:val="el-GR"/>
-        </w:rPr>
-        <w:t>ή</w:t>
-      </w:r>
-      <w:r>
-        <w:rPr>
-          <w:rFonts w:ascii="Calibri" w:hAnsi="Calibri" w:cs="Calibri"/>
-          <w:sz w:val="22"/>
-          <w:szCs w:val="22"/>
-          <w:highlight w:val="red"/>
-          <w:lang w:val="el-GR"/>
-        </w:rPr>
-        <w:t>τ</w:t>
-      </w:r>
-      <w:r>
-        <w:rPr>
-          <w:rFonts w:ascii="Calibri" w:hAnsi="Calibri" w:cs="Calibri"/>
-          <w:sz w:val="22"/>
-          <w:szCs w:val="22"/>
-          <w:highlight w:val="red"/>
-          <w:lang w:val="el-GR"/>
-        </w:rPr>
-        <w:t>η</w:t>
-      </w:r>
-      <w:r>
-        <w:rPr>
-          <w:rFonts w:ascii="Calibri" w:hAnsi="Calibri" w:cs="Calibri"/>
-          <w:sz w:val="22"/>
-          <w:szCs w:val="22"/>
-          <w:highlight w:val="red"/>
-          <w:lang w:val="el-GR"/>
-        </w:rPr>
-        <w:t>σ</w:t>
-      </w:r>
-      <w:r>
-        <w:rPr>
-          <w:rFonts w:ascii="Calibri" w:hAnsi="Calibri" w:cs="Calibri"/>
-          <w:sz w:val="22"/>
-          <w:szCs w:val="22"/>
-          <w:highlight w:val="red"/>
-          <w:lang w:val="el-GR"/>
-        </w:rPr>
-        <w:t>η</w:t>
-      </w:r>
-      <w:r>
-        <w:rPr>
-          <w:rFonts w:ascii="Calibri" w:hAnsi="Calibri" w:cs="Calibri"/>
-          <w:sz w:val="22"/>
-          <w:szCs w:val="22"/>
-          <w:highlight w:val="red"/>
-          <w:lang w:val="el-GR"/>
-        </w:rPr>
-        <w:t xml:space="preserve"> συγκεκριμέν</w:t>
-      </w:r>
-      <w:r>
-        <w:rPr>
-          <w:rFonts w:ascii="Calibri" w:hAnsi="Calibri" w:cs="Calibri"/>
-          <w:sz w:val="22"/>
-          <w:szCs w:val="22"/>
-          <w:highlight w:val="red"/>
-          <w:lang w:val="el-GR"/>
-        </w:rPr>
-        <w:t>ων</w:t>
-      </w:r>
-      <w:r>
-        <w:rPr>
-          <w:rFonts w:ascii="Calibri" w:hAnsi="Calibri" w:cs="Calibri"/>
-          <w:sz w:val="22"/>
-          <w:szCs w:val="22"/>
-          <w:highlight w:val="red"/>
-          <w:lang w:val="el-GR"/>
-        </w:rPr>
-        <w:t xml:space="preserve"> τίτλ</w:t>
-      </w:r>
-      <w:r>
-        <w:rPr>
-          <w:rFonts w:ascii="Calibri" w:hAnsi="Calibri" w:cs="Calibri"/>
-          <w:sz w:val="22"/>
-          <w:szCs w:val="22"/>
-          <w:highlight w:val="red"/>
-          <w:lang w:val="el-GR"/>
-        </w:rPr>
-        <w:t>ων</w:t>
-      </w:r>
-      <w:r>
-        <w:rPr>
-          <w:rFonts w:ascii="Calibri" w:hAnsi="Calibri" w:cs="Calibri"/>
-          <w:sz w:val="22"/>
-          <w:szCs w:val="22"/>
-          <w:highlight w:val="red"/>
-          <w:lang w:val="el-GR"/>
-        </w:rPr>
-        <w:t>, προσθ</w:t>
-      </w:r>
-      <w:r>
-        <w:rPr>
-          <w:rFonts w:ascii="Calibri" w:hAnsi="Calibri" w:cs="Calibri"/>
-          <w:sz w:val="22"/>
-          <w:szCs w:val="22"/>
-          <w:highlight w:val="red"/>
-          <w:lang w:val="el-GR"/>
-        </w:rPr>
-        <w:t>ήκη</w:t>
-      </w:r>
-      <w:r>
-        <w:rPr>
-          <w:rFonts w:ascii="Calibri" w:hAnsi="Calibri" w:cs="Calibri"/>
-          <w:sz w:val="22"/>
-          <w:szCs w:val="22"/>
-          <w:highlight w:val="red"/>
-          <w:lang w:val="el-GR"/>
-        </w:rPr>
-        <w:t xml:space="preserve"> στο καλάθι</w:t>
-      </w:r>
-      <w:r>
-        <w:rPr>
-          <w:rFonts w:ascii="Calibri" w:hAnsi="Calibri" w:cs="Calibri"/>
-          <w:sz w:val="22"/>
-          <w:szCs w:val="22"/>
-          <w:highlight w:val="red"/>
-          <w:lang w:val="el-GR"/>
-        </w:rPr>
-        <w:t>,</w:t>
-      </w:r>
-      <w:r>
-        <w:rPr>
-          <w:rFonts w:ascii="Calibri" w:hAnsi="Calibri" w:cs="Calibri"/>
-          <w:sz w:val="22"/>
-          <w:szCs w:val="22"/>
-          <w:highlight w:val="red"/>
-          <w:lang w:val="el-GR"/>
-        </w:rPr>
-        <w:t xml:space="preserve"> ολοκλ</w:t>
-      </w:r>
-      <w:r>
-        <w:rPr>
-          <w:rFonts w:ascii="Calibri" w:hAnsi="Calibri" w:cs="Calibri"/>
-          <w:sz w:val="22"/>
-          <w:szCs w:val="22"/>
-          <w:highlight w:val="red"/>
-          <w:lang w:val="el-GR"/>
-        </w:rPr>
-        <w:t>ή</w:t>
-      </w:r>
-      <w:r>
-        <w:rPr>
-          <w:rFonts w:ascii="Calibri" w:hAnsi="Calibri" w:cs="Calibri"/>
-          <w:sz w:val="22"/>
-          <w:szCs w:val="22"/>
-          <w:highlight w:val="red"/>
-          <w:lang w:val="el-GR"/>
-        </w:rPr>
-        <w:t>ρ</w:t>
-      </w:r>
-      <w:r>
-        <w:rPr>
-          <w:rFonts w:ascii="Calibri" w:hAnsi="Calibri" w:cs="Calibri"/>
-          <w:sz w:val="22"/>
-          <w:szCs w:val="22"/>
-          <w:highlight w:val="red"/>
-          <w:lang w:val="el-GR"/>
-        </w:rPr>
-        <w:t xml:space="preserve">ωση </w:t>
-      </w:r>
-      <w:r>
-        <w:rPr>
-          <w:rFonts w:ascii="Calibri" w:hAnsi="Calibri" w:cs="Calibri"/>
-          <w:sz w:val="22"/>
-          <w:szCs w:val="22"/>
-          <w:highlight w:val="red"/>
-          <w:lang w:val="el-GR"/>
-        </w:rPr>
-        <w:t>παραγγελία</w:t>
-      </w:r>
-      <w:r>
-        <w:rPr>
-          <w:rFonts w:ascii="Calibri" w:hAnsi="Calibri" w:cs="Calibri"/>
-          <w:sz w:val="22"/>
-          <w:szCs w:val="22"/>
-          <w:highlight w:val="red"/>
-          <w:lang w:val="el-GR"/>
-        </w:rPr>
-        <w:t>ς και παρακολούθηση ιστορικού παραγγελιών σε ένα</w:t>
-      </w:r>
-      <w:r>
-        <w:rPr>
-          <w:rFonts w:ascii="Calibri" w:hAnsi="Calibri" w:cs="Calibri"/>
-          <w:sz w:val="22"/>
-          <w:szCs w:val="22"/>
-          <w:highlight w:val="red"/>
-          <w:lang w:val="el-GR"/>
-        </w:rPr>
-        <w:t xml:space="preserve"> </w:t>
-      </w:r>
-      <w:r>
-        <w:rPr>
-          <w:rFonts w:ascii="Calibri" w:hAnsi="Calibri" w:cs="Calibri"/>
-          <w:sz w:val="22"/>
-          <w:szCs w:val="22"/>
-          <w:highlight w:val="red"/>
-          <w:lang w:val="el-GR"/>
-        </w:rPr>
-        <w:t>καθαρό και κατανοητό περιβάλλον</w:t>
-      </w:r>
-      <w:r>
-        <w:rPr>
-          <w:rFonts w:ascii="Calibri" w:hAnsi="Calibri" w:cs="Calibri"/>
-          <w:sz w:val="22"/>
-          <w:szCs w:val="22"/>
-          <w:highlight w:val="red"/>
-          <w:lang w:val="el-GR"/>
-        </w:rPr>
-        <w:t>.</w:t>
+        <w:t>καθαρό και κατανοητό περιβάλλον.</w:t>
       </w:r>
     </w:p>
     <w:bookmarkEnd w:id="0"/>
@@ -2488,7 +2428,6 @@
         </w:rPr>
         <w:t>“</w:t>
       </w:r>
-      <w:proofErr w:type="spellStart"/>
       <w:r>
         <w:rPr>
           <w:rFonts w:ascii="Calibri" w:hAnsi="Calibri" w:cs="Calibri"/>
@@ -2497,7 +2436,6 @@
         </w:rPr>
         <w:t>UniBookie</w:t>
       </w:r>
-      <w:proofErr w:type="spellEnd"/>
       <w:r>
         <w:rPr>
           <w:rFonts w:ascii="Calibri" w:hAnsi="Calibri" w:cs="Calibri"/>
@@ -3214,7 +3152,6 @@
         </w:rPr>
         <w:t>Η</w:t>
       </w:r>
-      <w:proofErr w:type="spellStart"/>
       <w:r>
         <w:rPr>
           <w:rFonts w:ascii="Calibri" w:hAnsi="Calibri" w:cs="Calibri"/>
@@ -3222,37 +3159,7 @@
           <w:bCs/>
           <w:color w:val="auto"/>
         </w:rPr>
-        <w:t>λεκτρονικό</w:t>
-      </w:r>
-      <w:proofErr w:type="spellEnd"/>
-      <w:r>
-        <w:rPr>
-          <w:rFonts w:ascii="Calibri" w:hAnsi="Calibri" w:cs="Calibri"/>
-          <w:b/>
-          <w:bCs/>
-          <w:color w:val="auto"/>
-        </w:rPr>
-        <w:t xml:space="preserve"> </w:t>
-      </w:r>
-      <w:proofErr w:type="spellStart"/>
-      <w:r>
-        <w:rPr>
-          <w:rFonts w:ascii="Calibri" w:hAnsi="Calibri" w:cs="Calibri"/>
-          <w:b/>
-          <w:bCs/>
-          <w:color w:val="auto"/>
-        </w:rPr>
-        <w:t>Εμ</w:t>
-      </w:r>
-      <w:proofErr w:type="spellEnd"/>
-      <w:r>
-        <w:rPr>
-          <w:rFonts w:ascii="Calibri" w:hAnsi="Calibri" w:cs="Calibri"/>
-          <w:b/>
-          <w:bCs/>
-          <w:color w:val="auto"/>
-        </w:rPr>
-        <w:t>πόριο (E-commerce)</w:t>
+        <w:t>λεκτρονικό Εμπόριο (E-commerce)</w:t>
       </w:r>
     </w:p>
     <w:p>
@@ -3458,25 +3365,7 @@
           <w:szCs w:val="22"/>
           <w:lang w:val="el-GR"/>
         </w:rPr>
-        <w:t>Η εφαρμογή που αναπτύχθηκε εντάσσεται στην κατηγορία B2C, καθώς προσφέρει συγγράμματα απευθείας στους φοιτητές</w:t>
-      </w:r>
-      <w:r>
-        <w:rPr>
-          <w:rFonts w:ascii="Calibri" w:hAnsi="Calibri" w:cs="Calibri"/>
-          <w:sz w:val="22"/>
-          <w:szCs w:val="22"/>
-          <w:lang w:val="el-GR"/>
-        </w:rPr>
-        <w:t>/χρήστες</w:t>
-      </w:r>
-      <w:r>
-        <w:rPr>
-          <w:rFonts w:ascii="Calibri" w:hAnsi="Calibri" w:cs="Calibri"/>
-          <w:sz w:val="22"/>
-          <w:szCs w:val="22"/>
-          <w:lang w:val="el-GR"/>
-        </w:rPr>
-        <w:t>.</w:t>
+        <w:t>Η εφαρμογή που αναπτύχθηκε εντάσσεται στην κατηγορία B2C, καθώς προσφέρει συγγράμματα απευθείας στους φοιτητές.</w:t>
       </w:r>
     </w:p>
     <w:p>
@@ -3628,25 +3517,7 @@
           <w:szCs w:val="22"/>
           <w:lang w:val="el-GR"/>
         </w:rPr>
-        <w:t>Κατ</w:t>
-      </w:r>
-      <w:r>
-        <w:rPr>
-          <w:rFonts w:ascii="Calibri" w:hAnsi="Calibri" w:cs="Calibri"/>
-          <w:sz w:val="22"/>
-          <w:szCs w:val="22"/>
-          <w:lang w:val="el-GR"/>
-        </w:rPr>
-        <w:t>άλογος</w:t>
-      </w:r>
-      <w:r>
-        <w:rPr>
-          <w:rFonts w:ascii="Calibri" w:hAnsi="Calibri" w:cs="Calibri"/>
-          <w:sz w:val="22"/>
-          <w:szCs w:val="22"/>
-          <w:lang w:val="el-GR"/>
-        </w:rPr>
-        <w:t xml:space="preserve"> προϊόντων με περιγραφές, εικόνες και τιμές.</w:t>
+        <w:t>Κατάλογος προϊόντων με περιγραφές, εικόνες και τιμές.</w:t>
       </w:r>
     </w:p>
     <w:p>
@@ -3670,16 +3541,7 @@
           <w:szCs w:val="22"/>
           <w:lang w:val="el-GR"/>
         </w:rPr>
-        <w:t xml:space="preserve">Αναζήτηση </w:t>
-      </w:r>
-      <w:r>
-        <w:rPr>
-          <w:rFonts w:ascii="Calibri" w:hAnsi="Calibri" w:cs="Calibri"/>
-          <w:sz w:val="22"/>
-          <w:szCs w:val="22"/>
-          <w:lang w:val="el-GR"/>
-        </w:rPr>
-        <w:t>προϊόντων</w:t>
+        <w:t>Αναζήτηση προϊόντων</w:t>
       </w:r>
     </w:p>
     <w:p>
@@ -3895,7 +3757,6 @@
           <w:lang w:val="el-GR"/>
         </w:rPr>
       </w:pPr>
-      <w:proofErr w:type="spellStart"/>
       <w:r>
         <w:rPr>
           <w:rFonts w:ascii="Calibri" w:hAnsi="Calibri" w:cs="Calibri"/>
@@ -3905,7 +3766,6 @@
         <w:lastRenderedPageBreak/>
         <w:t>Skroutz</w:t>
       </w:r>
-      <w:proofErr w:type="spellEnd"/>
       <w:r>
         <w:rPr>
           <w:rFonts w:ascii="Calibri" w:hAnsi="Calibri" w:cs="Calibri"/>
@@ -4305,6 +4165,15 @@
       <w:r>
         <w:rPr>
           <w:rFonts w:ascii="Calibri" w:hAnsi="Calibri" w:cs="Calibri"/>
+          <w:sz w:val="22"/>
+          <w:szCs w:val="22"/>
+          <w:lang w:val="el-GR"/>
+        </w:rPr>
+        <w:t xml:space="preserve">η </w:t>
+      </w:r>
+      <w:r>
+        <w:rPr>
+          <w:rFonts w:ascii="Calibri" w:hAnsi="Calibri" w:cs="Calibri"/>
           <w:b/>
           <w:bCs/>
           <w:sz w:val="22"/>
@@ -4320,16 +4189,34 @@
           <w:szCs w:val="22"/>
           <w:lang w:val="el-GR"/>
         </w:rPr>
-        <w:t xml:space="preserve">, μια NoSQL βάση που αποθηκεύει τα δεδομένα σε μορφή JSON. Προτιμήθηκε λόγω της ευκολίας στη χρήση, της ταχύτητας και της </w:t>
-      </w:r>
-      <w:r>
-        <w:rPr>
-          <w:rFonts w:ascii="Calibri" w:hAnsi="Calibri" w:cs="Calibri"/>
-          <w:sz w:val="22"/>
-          <w:szCs w:val="22"/>
-          <w:lang w:val="el-GR"/>
-        </w:rPr>
-        <w:t xml:space="preserve">εύκολης επικοινωνίας </w:t>
+        <w:t xml:space="preserve">, μια NoSQL βάση που αποθηκεύει τα δεδομένα σε μορφή JSON. </w:t>
+      </w:r>
+      <w:r>
+        <w:rPr>
+          <w:rFonts w:ascii="Calibri" w:hAnsi="Calibri" w:cs="Calibri"/>
+          <w:sz w:val="22"/>
+          <w:szCs w:val="22"/>
+          <w:lang w:val="el-GR"/>
+        </w:rPr>
+        <w:t>Προσφέρει</w:t>
+      </w:r>
+      <w:r>
+        <w:rPr>
+          <w:rFonts w:ascii="Calibri" w:hAnsi="Calibri" w:cs="Calibri"/>
+          <w:sz w:val="22"/>
+          <w:szCs w:val="22"/>
+          <w:lang w:val="el-GR"/>
+        </w:rPr>
+        <w:t xml:space="preserve"> </w:t>
+      </w:r>
+      <w:r>
+        <w:rPr>
+          <w:rFonts w:ascii="Calibri" w:hAnsi="Calibri" w:cs="Calibri"/>
+          <w:sz w:val="22"/>
+          <w:szCs w:val="22"/>
+          <w:lang w:val="el-GR"/>
+        </w:rPr>
+        <w:t xml:space="preserve">εύκολη επικοινωνία </w:t>
       </w:r>
       <w:r>
         <w:rPr>
@@ -4362,6 +4249,24 @@
           <w:szCs w:val="22"/>
           <w:lang w:val="el-GR"/>
         </w:rPr>
+        <w:t>, ενώ παράλληλα δεν υπαρχει δυσκολία</w:t>
+      </w:r>
+      <w:r>
+        <w:rPr>
+          <w:rFonts w:ascii="Calibri" w:hAnsi="Calibri" w:cs="Calibri"/>
+          <w:sz w:val="22"/>
+          <w:szCs w:val="22"/>
+          <w:lang w:val="el-GR"/>
+        </w:rPr>
+        <w:t xml:space="preserve"> στη χρήση</w:t>
+      </w:r>
+      <w:r>
+        <w:rPr>
+          <w:rFonts w:ascii="Calibri" w:hAnsi="Calibri" w:cs="Calibri"/>
+          <w:sz w:val="22"/>
+          <w:szCs w:val="22"/>
+          <w:lang w:val="el-GR"/>
+        </w:rPr>
         <w:t>.</w:t>
       </w:r>
     </w:p>
@@ -4378,12 +4283,57 @@
     </w:p>
     <w:p>
       <w:pPr>
-        <w:ind w:left="1080"/>
-        <w:rPr>
-          <w:rFonts w:ascii="Calibri" w:hAnsi="Calibri" w:cs="Calibri"/>
-          <w:lang w:val="el-GR"/>
-        </w:rPr>
-      </w:pPr>
+        <w:pStyle w:val="Heading5"/>
+        <w:numPr>
+          <w:ilvl w:val="0"/>
+          <w:numId w:val="1"/>
+        </w:numPr>
+        <w:rPr>
+          <w:rFonts w:ascii="Calibri" w:hAnsi="Calibri" w:cs="Calibri"/>
+          <w:b/>
+          <w:bCs/>
+          <w:color w:val="auto"/>
+          <w:sz w:val="26"/>
+          <w:szCs w:val="26"/>
+        </w:rPr>
+      </w:pPr>
+      <w:r>
+        <w:rPr>
+          <w:rFonts w:ascii="Calibri" w:hAnsi="Calibri" w:cs="Calibri"/>
+          <w:b/>
+          <w:bCs/>
+          <w:color w:val="auto"/>
+          <w:sz w:val="26"/>
+          <w:szCs w:val="26"/>
+        </w:rPr>
+        <w:t>Web Application</w:t>
+      </w:r>
+    </w:p>
+    <w:p/>
+    <w:p>
+      <w:pPr>
+        <w:pStyle w:val="Heading5"/>
+        <w:numPr>
+          <w:ilvl w:val="1"/>
+          <w:numId w:val="1"/>
+        </w:numPr>
+        <w:rPr>
+          <w:rFonts w:ascii="Calibri" w:hAnsi="Calibri" w:cs="Calibri"/>
+          <w:b/>
+          <w:bCs/>
+          <w:color w:val="auto"/>
+          <w:lang w:val="el-GR"/>
+        </w:rPr>
+      </w:pPr>
+      <w:r>
+        <w:rPr>
+          <w:rFonts w:ascii="Calibri" w:hAnsi="Calibri" w:cs="Calibri"/>
+          <w:b/>
+          <w:bCs/>
+          <w:color w:val="auto"/>
+        </w:rPr>
+        <w:t>Technical Overview</w:t>
+      </w:r>
     </w:p>
     <w:p>
       <w:pPr>
@@ -4395,6 +4345,6389 @@
           <w:lang w:val="el-GR"/>
         </w:rPr>
       </w:pPr>
+      <w:r>
+        <w:rPr>
+          <w:rFonts w:ascii="Calibri" w:hAnsi="Calibri" w:cs="Calibri"/>
+          <w:sz w:val="22"/>
+          <w:szCs w:val="22"/>
+          <w:lang w:val="el-GR"/>
+        </w:rPr>
+        <w:t xml:space="preserve">Η εφαρμογή </w:t>
+      </w:r>
+      <w:r>
+        <w:rPr>
+          <w:rFonts w:ascii="Calibri" w:hAnsi="Calibri" w:cs="Calibri"/>
+          <w:sz w:val="22"/>
+          <w:szCs w:val="22"/>
+          <w:lang w:val="el-GR"/>
+        </w:rPr>
+        <w:t>“</w:t>
+      </w:r>
+      <w:r>
+        <w:rPr>
+          <w:rFonts w:ascii="Calibri" w:hAnsi="Calibri" w:cs="Calibri"/>
+          <w:sz w:val="22"/>
+          <w:szCs w:val="22"/>
+        </w:rPr>
+        <w:t>UniBookie</w:t>
+      </w:r>
+      <w:r>
+        <w:rPr>
+          <w:rFonts w:ascii="Calibri" w:hAnsi="Calibri" w:cs="Calibri"/>
+          <w:sz w:val="22"/>
+          <w:szCs w:val="22"/>
+          <w:lang w:val="el-GR"/>
+        </w:rPr>
+        <w:t xml:space="preserve">” </w:t>
+      </w:r>
+      <w:r>
+        <w:rPr>
+          <w:rFonts w:ascii="Calibri" w:hAnsi="Calibri" w:cs="Calibri"/>
+          <w:sz w:val="22"/>
+          <w:szCs w:val="22"/>
+          <w:lang w:val="el-GR"/>
+        </w:rPr>
+        <w:t xml:space="preserve">βασίζεται σε </w:t>
+      </w:r>
+      <w:r>
+        <w:rPr>
+          <w:rFonts w:ascii="Calibri" w:hAnsi="Calibri" w:cs="Calibri"/>
+          <w:sz w:val="22"/>
+          <w:szCs w:val="22"/>
+        </w:rPr>
+        <w:t>client</w:t>
+      </w:r>
+      <w:r>
+        <w:rPr>
+          <w:rFonts w:ascii="Calibri" w:hAnsi="Calibri" w:cs="Calibri"/>
+          <w:sz w:val="22"/>
+          <w:szCs w:val="22"/>
+          <w:lang w:val="el-GR"/>
+        </w:rPr>
+        <w:t>-</w:t>
+      </w:r>
+      <w:r>
+        <w:rPr>
+          <w:rFonts w:ascii="Calibri" w:hAnsi="Calibri" w:cs="Calibri"/>
+          <w:sz w:val="22"/>
+          <w:szCs w:val="22"/>
+        </w:rPr>
+        <w:t>server</w:t>
+      </w:r>
+      <w:r>
+        <w:rPr>
+          <w:rFonts w:ascii="Calibri" w:hAnsi="Calibri" w:cs="Calibri"/>
+          <w:sz w:val="22"/>
+          <w:szCs w:val="22"/>
+          <w:lang w:val="el-GR"/>
+        </w:rPr>
+        <w:t xml:space="preserve"> </w:t>
+      </w:r>
+      <w:r>
+        <w:rPr>
+          <w:rFonts w:ascii="Calibri" w:hAnsi="Calibri" w:cs="Calibri"/>
+          <w:sz w:val="22"/>
+          <w:szCs w:val="22"/>
+          <w:lang w:val="el-GR"/>
+        </w:rPr>
+        <w:t xml:space="preserve">αρχιτεκτονική. Χωρίζεται σε δύο μέρη, το </w:t>
+      </w:r>
+      <w:r>
+        <w:rPr>
+          <w:rFonts w:ascii="Calibri" w:hAnsi="Calibri" w:cs="Calibri"/>
+          <w:sz w:val="22"/>
+          <w:szCs w:val="22"/>
+        </w:rPr>
+        <w:t xml:space="preserve">frontend </w:t>
+      </w:r>
+      <w:r>
+        <w:rPr>
+          <w:rFonts w:ascii="Calibri" w:hAnsi="Calibri" w:cs="Calibri"/>
+          <w:sz w:val="22"/>
+          <w:szCs w:val="22"/>
+          <w:lang w:val="el-GR"/>
+        </w:rPr>
+        <w:t xml:space="preserve">και το </w:t>
+      </w:r>
+      <w:r>
+        <w:rPr>
+          <w:rFonts w:ascii="Calibri" w:hAnsi="Calibri" w:cs="Calibri"/>
+          <w:sz w:val="22"/>
+          <w:szCs w:val="22"/>
+        </w:rPr>
+        <w:t>backend.</w:t>
+      </w:r>
+      <w:r>
+        <w:rPr>
+          <w:rFonts w:ascii="Calibri" w:hAnsi="Calibri" w:cs="Calibri"/>
+          <w:sz w:val="22"/>
+          <w:szCs w:val="22"/>
+          <w:lang w:val="el-GR"/>
+        </w:rPr>
+        <w:t xml:space="preserve"> </w:t>
+      </w:r>
+    </w:p>
+    <w:p>
+      <w:pPr>
+        <w:ind w:left="720" w:firstLine="360"/>
+        <w:rPr>
+          <w:rFonts w:ascii="Calibri" w:hAnsi="Calibri" w:cs="Calibri"/>
+          <w:sz w:val="22"/>
+          <w:szCs w:val="22"/>
+          <w:lang w:val="el-GR"/>
+        </w:rPr>
+      </w:pPr>
+      <w:r>
+        <w:rPr>
+          <w:rFonts w:ascii="Calibri" w:hAnsi="Calibri" w:cs="Calibri"/>
+          <w:sz w:val="22"/>
+          <w:szCs w:val="22"/>
+          <w:lang w:val="el-GR"/>
+        </w:rPr>
+        <w:t xml:space="preserve">Το </w:t>
+      </w:r>
+      <w:r>
+        <w:rPr>
+          <w:rFonts w:ascii="Calibri" w:hAnsi="Calibri" w:cs="Calibri"/>
+          <w:sz w:val="22"/>
+          <w:szCs w:val="22"/>
+        </w:rPr>
+        <w:t>frontend</w:t>
+      </w:r>
+      <w:r>
+        <w:rPr>
+          <w:rFonts w:ascii="Calibri" w:hAnsi="Calibri" w:cs="Calibri"/>
+          <w:sz w:val="22"/>
+          <w:szCs w:val="22"/>
+          <w:lang w:val="el-GR"/>
+        </w:rPr>
+        <w:t xml:space="preserve"> </w:t>
+      </w:r>
+      <w:r>
+        <w:rPr>
+          <w:rFonts w:ascii="Calibri" w:hAnsi="Calibri" w:cs="Calibri"/>
+          <w:sz w:val="22"/>
+          <w:szCs w:val="22"/>
+          <w:lang w:val="el-GR"/>
+        </w:rPr>
+        <w:t xml:space="preserve">είναι υπεύθυνο για την εμφάνιση του </w:t>
+      </w:r>
+      <w:r>
+        <w:rPr>
+          <w:rFonts w:ascii="Calibri" w:hAnsi="Calibri" w:cs="Calibri"/>
+          <w:sz w:val="22"/>
+          <w:szCs w:val="22"/>
+        </w:rPr>
+        <w:t>UI</w:t>
+      </w:r>
+      <w:r>
+        <w:rPr>
+          <w:rFonts w:ascii="Calibri" w:hAnsi="Calibri" w:cs="Calibri"/>
+          <w:sz w:val="22"/>
+          <w:szCs w:val="22"/>
+          <w:lang w:val="el-GR"/>
+        </w:rPr>
+        <w:t xml:space="preserve"> και την αλληλεπίδραση του χρήστη με το σύστημα. Το </w:t>
+      </w:r>
+      <w:r>
+        <w:rPr>
+          <w:rFonts w:ascii="Calibri" w:hAnsi="Calibri" w:cs="Calibri"/>
+          <w:sz w:val="22"/>
+          <w:szCs w:val="22"/>
+        </w:rPr>
+        <w:t>backend</w:t>
+      </w:r>
+      <w:r>
+        <w:rPr>
+          <w:rFonts w:ascii="Calibri" w:hAnsi="Calibri" w:cs="Calibri"/>
+          <w:sz w:val="22"/>
+          <w:szCs w:val="22"/>
+          <w:lang w:val="el-GR"/>
+        </w:rPr>
+        <w:t xml:space="preserve"> </w:t>
+      </w:r>
+      <w:r>
+        <w:rPr>
+          <w:rFonts w:ascii="Calibri" w:hAnsi="Calibri" w:cs="Calibri"/>
+          <w:sz w:val="22"/>
+          <w:szCs w:val="22"/>
+          <w:lang w:val="el-GR"/>
+        </w:rPr>
+        <w:t>αφορά την επικοινωνία με τη βάση δεδομένων</w:t>
+      </w:r>
+      <w:r>
+        <w:rPr>
+          <w:rFonts w:ascii="Calibri" w:hAnsi="Calibri" w:cs="Calibri"/>
+          <w:sz w:val="22"/>
+          <w:szCs w:val="22"/>
+          <w:lang w:val="el-GR"/>
+        </w:rPr>
+        <w:t>.</w:t>
+      </w:r>
+      <w:r>
+        <w:rPr>
+          <w:rFonts w:ascii="Calibri" w:hAnsi="Calibri" w:cs="Calibri"/>
+          <w:sz w:val="22"/>
+          <w:szCs w:val="22"/>
+          <w:lang w:val="el-GR"/>
+        </w:rPr>
+        <w:t xml:space="preserve"> </w:t>
+      </w:r>
+    </w:p>
+    <w:p>
+      <w:pPr>
+        <w:ind w:left="720" w:firstLine="360"/>
+        <w:rPr>
+          <w:rFonts w:ascii="Calibri" w:hAnsi="Calibri" w:cs="Calibri"/>
+          <w:sz w:val="22"/>
+          <w:szCs w:val="22"/>
+          <w:lang w:val="el-GR"/>
+        </w:rPr>
+      </w:pPr>
+      <w:r>
+        <w:rPr>
+          <w:rFonts w:ascii="Calibri" w:hAnsi="Calibri" w:cs="Calibri"/>
+          <w:sz w:val="22"/>
+          <w:szCs w:val="22"/>
+          <w:lang w:val="el-GR"/>
+        </w:rPr>
+        <w:t xml:space="preserve">Η </w:t>
+      </w:r>
+      <w:r>
+        <w:rPr>
+          <w:rFonts w:ascii="Calibri" w:hAnsi="Calibri" w:cs="Calibri"/>
+          <w:sz w:val="22"/>
+          <w:szCs w:val="22"/>
+          <w:lang w:val="el-GR"/>
+        </w:rPr>
+        <w:t>σύνδεση</w:t>
+      </w:r>
+      <w:r>
+        <w:rPr>
+          <w:rFonts w:ascii="Calibri" w:hAnsi="Calibri" w:cs="Calibri"/>
+          <w:sz w:val="22"/>
+          <w:szCs w:val="22"/>
+          <w:lang w:val="el-GR"/>
+        </w:rPr>
+        <w:t xml:space="preserve"> μεταξύ </w:t>
+      </w:r>
+      <w:r>
+        <w:rPr>
+          <w:rFonts w:ascii="Calibri" w:hAnsi="Calibri" w:cs="Calibri"/>
+          <w:sz w:val="22"/>
+          <w:szCs w:val="22"/>
+        </w:rPr>
+        <w:t>frontend</w:t>
+      </w:r>
+      <w:r>
+        <w:rPr>
+          <w:rFonts w:ascii="Calibri" w:hAnsi="Calibri" w:cs="Calibri"/>
+          <w:sz w:val="22"/>
+          <w:szCs w:val="22"/>
+          <w:lang w:val="el-GR"/>
+        </w:rPr>
+        <w:t xml:space="preserve"> </w:t>
+      </w:r>
+      <w:r>
+        <w:rPr>
+          <w:rFonts w:ascii="Calibri" w:hAnsi="Calibri" w:cs="Calibri"/>
+          <w:sz w:val="22"/>
+          <w:szCs w:val="22"/>
+          <w:lang w:val="el-GR"/>
+        </w:rPr>
+        <w:t xml:space="preserve">και </w:t>
+      </w:r>
+      <w:r>
+        <w:rPr>
+          <w:rFonts w:ascii="Calibri" w:hAnsi="Calibri" w:cs="Calibri"/>
+          <w:sz w:val="22"/>
+          <w:szCs w:val="22"/>
+        </w:rPr>
+        <w:t>backend</w:t>
+      </w:r>
+      <w:r>
+        <w:rPr>
+          <w:rFonts w:ascii="Calibri" w:hAnsi="Calibri" w:cs="Calibri"/>
+          <w:sz w:val="22"/>
+          <w:szCs w:val="22"/>
+          <w:lang w:val="el-GR"/>
+        </w:rPr>
+        <w:t xml:space="preserve"> </w:t>
+      </w:r>
+      <w:r>
+        <w:rPr>
+          <w:rFonts w:ascii="Calibri" w:hAnsi="Calibri" w:cs="Calibri"/>
+          <w:sz w:val="22"/>
+          <w:szCs w:val="22"/>
+          <w:lang w:val="el-GR"/>
+        </w:rPr>
+        <w:t xml:space="preserve">βασίζεται στα </w:t>
+      </w:r>
+      <w:r>
+        <w:rPr>
+          <w:rFonts w:ascii="Calibri" w:hAnsi="Calibri" w:cs="Calibri"/>
+          <w:sz w:val="22"/>
+          <w:szCs w:val="22"/>
+        </w:rPr>
+        <w:t>APIs</w:t>
+      </w:r>
+      <w:r>
+        <w:rPr>
+          <w:rFonts w:ascii="Calibri" w:hAnsi="Calibri" w:cs="Calibri"/>
+          <w:sz w:val="22"/>
+          <w:szCs w:val="22"/>
+          <w:lang w:val="el-GR"/>
+        </w:rPr>
+        <w:t xml:space="preserve"> </w:t>
+      </w:r>
+      <w:r>
+        <w:rPr>
+          <w:rFonts w:ascii="Calibri" w:hAnsi="Calibri" w:cs="Calibri"/>
+          <w:sz w:val="22"/>
+          <w:szCs w:val="22"/>
+          <w:lang w:val="el-GR"/>
+        </w:rPr>
+        <w:t xml:space="preserve">και </w:t>
+      </w:r>
+      <w:r>
+        <w:rPr>
+          <w:rFonts w:ascii="Calibri" w:hAnsi="Calibri" w:cs="Calibri"/>
+          <w:sz w:val="22"/>
+          <w:szCs w:val="22"/>
+        </w:rPr>
+        <w:t>HTTP</w:t>
+      </w:r>
+      <w:r>
+        <w:rPr>
+          <w:rFonts w:ascii="Calibri" w:hAnsi="Calibri" w:cs="Calibri"/>
+          <w:sz w:val="22"/>
+          <w:szCs w:val="22"/>
+          <w:lang w:val="el-GR"/>
+        </w:rPr>
+        <w:t xml:space="preserve"> </w:t>
+      </w:r>
+      <w:r>
+        <w:rPr>
+          <w:rFonts w:ascii="Calibri" w:hAnsi="Calibri" w:cs="Calibri"/>
+          <w:sz w:val="22"/>
+          <w:szCs w:val="22"/>
+        </w:rPr>
+        <w:t>requests</w:t>
+      </w:r>
+      <w:r>
+        <w:rPr>
+          <w:rFonts w:ascii="Calibri" w:hAnsi="Calibri" w:cs="Calibri"/>
+          <w:sz w:val="22"/>
+          <w:szCs w:val="22"/>
+          <w:lang w:val="el-GR"/>
+        </w:rPr>
+        <w:t xml:space="preserve"> έτσι ώστε το</w:t>
+      </w:r>
+      <w:r>
+        <w:rPr>
+          <w:rFonts w:ascii="Calibri" w:hAnsi="Calibri" w:cs="Calibri"/>
+          <w:sz w:val="22"/>
+          <w:szCs w:val="22"/>
+          <w:lang w:val="el-GR"/>
+        </w:rPr>
+        <w:t xml:space="preserve"> </w:t>
+      </w:r>
+      <w:r>
+        <w:rPr>
+          <w:rFonts w:ascii="Calibri" w:hAnsi="Calibri" w:cs="Calibri"/>
+          <w:sz w:val="22"/>
+          <w:szCs w:val="22"/>
+        </w:rPr>
+        <w:t>client</w:t>
+      </w:r>
+      <w:r>
+        <w:rPr>
+          <w:rFonts w:ascii="Calibri" w:hAnsi="Calibri" w:cs="Calibri"/>
+          <w:sz w:val="22"/>
+          <w:szCs w:val="22"/>
+          <w:lang w:val="el-GR"/>
+        </w:rPr>
+        <w:t>-</w:t>
+      </w:r>
+      <w:r>
+        <w:rPr>
+          <w:rFonts w:ascii="Calibri" w:hAnsi="Calibri" w:cs="Calibri"/>
+          <w:sz w:val="22"/>
+          <w:szCs w:val="22"/>
+        </w:rPr>
+        <w:t>side</w:t>
+      </w:r>
+      <w:r>
+        <w:rPr>
+          <w:rFonts w:ascii="Calibri" w:hAnsi="Calibri" w:cs="Calibri"/>
+          <w:sz w:val="22"/>
+          <w:szCs w:val="22"/>
+          <w:lang w:val="el-GR"/>
+        </w:rPr>
+        <w:t xml:space="preserve"> </w:t>
+      </w:r>
+      <w:r>
+        <w:rPr>
+          <w:rFonts w:ascii="Calibri" w:hAnsi="Calibri" w:cs="Calibri"/>
+          <w:sz w:val="22"/>
+          <w:szCs w:val="22"/>
+        </w:rPr>
+        <w:t>interface</w:t>
+      </w:r>
+      <w:r>
+        <w:rPr>
+          <w:rFonts w:ascii="Calibri" w:hAnsi="Calibri" w:cs="Calibri"/>
+          <w:sz w:val="22"/>
+          <w:szCs w:val="22"/>
+          <w:lang w:val="el-GR"/>
+        </w:rPr>
+        <w:t xml:space="preserve"> </w:t>
+      </w:r>
+      <w:r>
+        <w:rPr>
+          <w:rFonts w:ascii="Calibri" w:hAnsi="Calibri" w:cs="Calibri"/>
+          <w:sz w:val="22"/>
+          <w:szCs w:val="22"/>
+          <w:lang w:val="el-GR"/>
+        </w:rPr>
+        <w:t>να ζητά δεδομένα</w:t>
+      </w:r>
+      <w:r>
+        <w:rPr>
+          <w:rFonts w:ascii="Calibri" w:hAnsi="Calibri" w:cs="Calibri"/>
+          <w:sz w:val="22"/>
+          <w:szCs w:val="22"/>
+          <w:lang w:val="el-GR"/>
+        </w:rPr>
+        <w:t xml:space="preserve"> </w:t>
+      </w:r>
+      <w:r>
+        <w:rPr>
+          <w:rFonts w:ascii="Calibri" w:hAnsi="Calibri" w:cs="Calibri"/>
+          <w:sz w:val="22"/>
+          <w:szCs w:val="22"/>
+          <w:lang w:val="el-GR"/>
+        </w:rPr>
+        <w:t xml:space="preserve">και να στέλνει το </w:t>
+      </w:r>
+      <w:r>
+        <w:rPr>
+          <w:rFonts w:ascii="Calibri" w:hAnsi="Calibri" w:cs="Calibri"/>
+          <w:sz w:val="22"/>
+          <w:szCs w:val="22"/>
+        </w:rPr>
+        <w:t>user</w:t>
+      </w:r>
+      <w:r>
+        <w:rPr>
+          <w:rFonts w:ascii="Calibri" w:hAnsi="Calibri" w:cs="Calibri"/>
+          <w:sz w:val="22"/>
+          <w:szCs w:val="22"/>
+          <w:lang w:val="el-GR"/>
+        </w:rPr>
+        <w:t xml:space="preserve"> </w:t>
+      </w:r>
+      <w:r>
+        <w:rPr>
+          <w:rFonts w:ascii="Calibri" w:hAnsi="Calibri" w:cs="Calibri"/>
+          <w:sz w:val="22"/>
+          <w:szCs w:val="22"/>
+        </w:rPr>
+        <w:t>input</w:t>
+      </w:r>
+      <w:r>
+        <w:rPr>
+          <w:rFonts w:ascii="Calibri" w:hAnsi="Calibri" w:cs="Calibri"/>
+          <w:sz w:val="22"/>
+          <w:szCs w:val="22"/>
+          <w:lang w:val="el-GR"/>
+        </w:rPr>
+        <w:t xml:space="preserve"> </w:t>
+      </w:r>
+      <w:r>
+        <w:rPr>
+          <w:rFonts w:ascii="Calibri" w:hAnsi="Calibri" w:cs="Calibri"/>
+          <w:sz w:val="22"/>
+          <w:szCs w:val="22"/>
+          <w:lang w:val="el-GR"/>
+        </w:rPr>
+        <w:t xml:space="preserve">στο </w:t>
+      </w:r>
+      <w:r>
+        <w:rPr>
+          <w:rFonts w:ascii="Calibri" w:hAnsi="Calibri" w:cs="Calibri"/>
+          <w:sz w:val="22"/>
+          <w:szCs w:val="22"/>
+        </w:rPr>
+        <w:t>server</w:t>
+      </w:r>
+      <w:r>
+        <w:rPr>
+          <w:rFonts w:ascii="Calibri" w:hAnsi="Calibri" w:cs="Calibri"/>
+          <w:sz w:val="22"/>
+          <w:szCs w:val="22"/>
+          <w:lang w:val="el-GR"/>
+        </w:rPr>
+        <w:t>-</w:t>
+      </w:r>
+      <w:r>
+        <w:rPr>
+          <w:rFonts w:ascii="Calibri" w:hAnsi="Calibri" w:cs="Calibri"/>
+          <w:sz w:val="22"/>
+          <w:szCs w:val="22"/>
+        </w:rPr>
+        <w:t>side</w:t>
+      </w:r>
+      <w:r>
+        <w:rPr>
+          <w:rFonts w:ascii="Calibri" w:hAnsi="Calibri" w:cs="Calibri"/>
+          <w:sz w:val="22"/>
+          <w:szCs w:val="22"/>
+          <w:lang w:val="el-GR"/>
+        </w:rPr>
+        <w:t xml:space="preserve"> για επεξεργασία. </w:t>
+      </w:r>
+      <w:r>
+        <w:rPr>
+          <w:rFonts w:ascii="Calibri" w:hAnsi="Calibri" w:cs="Calibri"/>
+          <w:sz w:val="22"/>
+          <w:szCs w:val="22"/>
+          <w:lang w:val="el-GR"/>
+        </w:rPr>
+        <w:t xml:space="preserve">Εν συνεχεία, αυτό </w:t>
+      </w:r>
+      <w:r>
+        <w:rPr>
+          <w:rFonts w:ascii="Calibri" w:hAnsi="Calibri" w:cs="Calibri"/>
+          <w:sz w:val="22"/>
+          <w:szCs w:val="22"/>
+          <w:lang w:val="el-GR"/>
+        </w:rPr>
+        <w:t>αλληλεπιδρά</w:t>
+      </w:r>
+      <w:r>
+        <w:rPr>
+          <w:rFonts w:ascii="Calibri" w:hAnsi="Calibri" w:cs="Calibri"/>
+          <w:sz w:val="22"/>
+          <w:szCs w:val="22"/>
+          <w:lang w:val="el-GR"/>
+        </w:rPr>
+        <w:t xml:space="preserve"> με τη βάση δεδομένων για την ανάκτηση ή ενημέρωση πληροφοριών και επιστρέφει την απάντηση στο frontend για τον χρήστη.</w:t>
+      </w:r>
+    </w:p>
+    <w:p>
+      <w:pPr>
+        <w:ind w:left="720" w:firstLine="360"/>
+        <w:rPr>
+          <w:rFonts w:ascii="Calibri" w:hAnsi="Calibri" w:cs="Calibri"/>
+          <w:sz w:val="22"/>
+          <w:szCs w:val="22"/>
+          <w:lang w:val="el-GR"/>
+        </w:rPr>
+      </w:pPr>
+    </w:p>
+    <w:p>
+      <w:pPr>
+        <w:pStyle w:val="Heading5"/>
+        <w:numPr>
+          <w:ilvl w:val="2"/>
+          <w:numId w:val="1"/>
+        </w:numPr>
+        <w:rPr>
+          <w:rFonts w:ascii="Calibri" w:hAnsi="Calibri" w:cs="Calibri"/>
+          <w:b/>
+          <w:bCs/>
+          <w:color w:val="auto"/>
+        </w:rPr>
+      </w:pPr>
+      <w:r>
+        <w:rPr>
+          <w:rFonts w:ascii="Calibri" w:hAnsi="Calibri" w:cs="Calibri"/>
+          <w:b/>
+          <w:bCs/>
+          <w:color w:val="auto"/>
+        </w:rPr>
+        <w:lastRenderedPageBreak/>
+        <w:t>Frontend Structure (Angular)</w:t>
+      </w:r>
+    </w:p>
+    <w:p>
+      <w:pPr>
+        <w:ind w:left="1440" w:firstLine="360"/>
+        <w:rPr>
+          <w:rFonts w:ascii="Calibri" w:hAnsi="Calibri" w:cs="Calibri"/>
+          <w:sz w:val="22"/>
+          <w:szCs w:val="22"/>
+          <w:lang w:val="el-GR"/>
+        </w:rPr>
+      </w:pPr>
+      <w:r>
+        <w:rPr>
+          <w:rFonts w:ascii="Calibri" w:hAnsi="Calibri" w:cs="Calibri"/>
+          <w:sz w:val="22"/>
+          <w:szCs w:val="22"/>
+          <w:lang w:val="el-GR"/>
+        </w:rPr>
+        <w:t>Το</w:t>
+      </w:r>
+      <w:r>
+        <w:rPr>
+          <w:rFonts w:ascii="Calibri" w:hAnsi="Calibri" w:cs="Calibri"/>
+          <w:sz w:val="22"/>
+          <w:szCs w:val="22"/>
+          <w:lang w:val="el-GR"/>
+        </w:rPr>
+        <w:t xml:space="preserve"> </w:t>
+      </w:r>
+      <w:r>
+        <w:rPr>
+          <w:rFonts w:ascii="Calibri" w:hAnsi="Calibri" w:cs="Calibri"/>
+          <w:sz w:val="22"/>
+          <w:szCs w:val="22"/>
+        </w:rPr>
+        <w:t>frontend</w:t>
+      </w:r>
+      <w:r>
+        <w:rPr>
+          <w:rFonts w:ascii="Calibri" w:hAnsi="Calibri" w:cs="Calibri"/>
+          <w:sz w:val="22"/>
+          <w:szCs w:val="22"/>
+          <w:lang w:val="el-GR"/>
+        </w:rPr>
+        <w:t xml:space="preserve"> </w:t>
+      </w:r>
+      <w:r>
+        <w:rPr>
+          <w:rFonts w:ascii="Calibri" w:hAnsi="Calibri" w:cs="Calibri"/>
+          <w:sz w:val="22"/>
+          <w:szCs w:val="22"/>
+          <w:lang w:val="el-GR"/>
+        </w:rPr>
+        <w:t>αποτελείται</w:t>
+      </w:r>
+      <w:r>
+        <w:rPr>
+          <w:rFonts w:ascii="Calibri" w:hAnsi="Calibri" w:cs="Calibri"/>
+          <w:sz w:val="22"/>
+          <w:szCs w:val="22"/>
+          <w:lang w:val="el-GR"/>
+        </w:rPr>
+        <w:t xml:space="preserve"> </w:t>
+      </w:r>
+      <w:r>
+        <w:rPr>
+          <w:rFonts w:ascii="Calibri" w:hAnsi="Calibri" w:cs="Calibri"/>
+          <w:sz w:val="22"/>
+          <w:szCs w:val="22"/>
+          <w:lang w:val="el-GR"/>
+        </w:rPr>
+        <w:t>από</w:t>
+      </w:r>
+      <w:r>
+        <w:rPr>
+          <w:rFonts w:ascii="Calibri" w:hAnsi="Calibri" w:cs="Calibri"/>
+          <w:sz w:val="22"/>
+          <w:szCs w:val="22"/>
+          <w:lang w:val="el-GR"/>
+        </w:rPr>
+        <w:t xml:space="preserve"> </w:t>
+      </w:r>
+      <w:r>
+        <w:rPr>
+          <w:rFonts w:ascii="Calibri" w:hAnsi="Calibri" w:cs="Calibri"/>
+          <w:sz w:val="22"/>
+          <w:szCs w:val="22"/>
+        </w:rPr>
+        <w:t>components</w:t>
+      </w:r>
+      <w:r>
+        <w:rPr>
+          <w:rFonts w:ascii="Calibri" w:hAnsi="Calibri" w:cs="Calibri"/>
+          <w:sz w:val="22"/>
+          <w:szCs w:val="22"/>
+          <w:lang w:val="el-GR"/>
+        </w:rPr>
+        <w:t>,</w:t>
+      </w:r>
+      <w:r>
+        <w:rPr>
+          <w:rFonts w:ascii="Calibri" w:hAnsi="Calibri" w:cs="Calibri"/>
+          <w:sz w:val="22"/>
+          <w:szCs w:val="22"/>
+          <w:lang w:val="el-GR"/>
+        </w:rPr>
+        <w:t xml:space="preserve"> </w:t>
+      </w:r>
+      <w:r>
+        <w:rPr>
+          <w:rFonts w:ascii="Calibri" w:hAnsi="Calibri" w:cs="Calibri"/>
+          <w:sz w:val="22"/>
+          <w:szCs w:val="22"/>
+        </w:rPr>
+        <w:t>services</w:t>
+      </w:r>
+      <w:r>
+        <w:rPr>
+          <w:rFonts w:ascii="Calibri" w:hAnsi="Calibri" w:cs="Calibri"/>
+          <w:sz w:val="22"/>
+          <w:szCs w:val="22"/>
+          <w:lang w:val="el-GR"/>
+        </w:rPr>
+        <w:t xml:space="preserve"> και </w:t>
+      </w:r>
+      <w:r>
+        <w:rPr>
+          <w:rFonts w:ascii="Calibri" w:hAnsi="Calibri" w:cs="Calibri"/>
+          <w:sz w:val="22"/>
+          <w:szCs w:val="22"/>
+        </w:rPr>
+        <w:t>auth</w:t>
+      </w:r>
+      <w:r>
+        <w:rPr>
+          <w:rFonts w:ascii="Calibri" w:hAnsi="Calibri" w:cs="Calibri"/>
+          <w:sz w:val="22"/>
+          <w:szCs w:val="22"/>
+          <w:lang w:val="el-GR"/>
+        </w:rPr>
+        <w:t xml:space="preserve"> </w:t>
+      </w:r>
+      <w:r>
+        <w:rPr>
+          <w:rFonts w:ascii="Calibri" w:hAnsi="Calibri" w:cs="Calibri"/>
+          <w:sz w:val="22"/>
+          <w:szCs w:val="22"/>
+        </w:rPr>
+        <w:t>guards</w:t>
+      </w:r>
+      <w:r>
+        <w:rPr>
+          <w:rFonts w:ascii="Calibri" w:hAnsi="Calibri" w:cs="Calibri"/>
+          <w:sz w:val="22"/>
+          <w:szCs w:val="22"/>
+          <w:lang w:val="el-GR"/>
+        </w:rPr>
+        <w:t xml:space="preserve"> </w:t>
+      </w:r>
+      <w:r>
+        <w:rPr>
+          <w:rFonts w:ascii="Calibri" w:hAnsi="Calibri" w:cs="Calibri"/>
+          <w:sz w:val="22"/>
+          <w:szCs w:val="22"/>
+          <w:lang w:val="el-GR"/>
+        </w:rPr>
+        <w:t>που εξυπηρετούν συγκεκριμένες λειτουργίες της εφαρμογής. Πιο αναλυτικά:</w:t>
+      </w:r>
+    </w:p>
+    <w:p>
+      <w:pPr>
+        <w:pStyle w:val="ListParagraph"/>
+        <w:numPr>
+          <w:ilvl w:val="0"/>
+          <w:numId w:val="7"/>
+        </w:numPr>
+        <w:rPr>
+          <w:rFonts w:ascii="Calibri" w:hAnsi="Calibri" w:cs="Calibri"/>
+          <w:b/>
+          <w:bCs/>
+          <w:lang w:val="el-GR"/>
+        </w:rPr>
+      </w:pPr>
+      <w:r>
+        <w:rPr>
+          <w:rFonts w:ascii="Calibri" w:hAnsi="Calibri" w:cs="Calibri"/>
+          <w:b/>
+          <w:bCs/>
+        </w:rPr>
+        <w:t>Components</w:t>
+      </w:r>
+    </w:p>
+    <w:p>
+      <w:pPr>
+        <w:ind w:left="1440" w:firstLine="360"/>
+        <w:rPr>
+          <w:rFonts w:ascii="Calibri" w:hAnsi="Calibri" w:cs="Calibri"/>
+          <w:sz w:val="22"/>
+          <w:szCs w:val="22"/>
+          <w:lang w:val="el-GR"/>
+        </w:rPr>
+      </w:pPr>
+      <w:r>
+        <w:rPr>
+          <w:rFonts w:ascii="Calibri" w:hAnsi="Calibri" w:cs="Calibri"/>
+          <w:sz w:val="22"/>
+          <w:szCs w:val="22"/>
+          <w:lang w:val="el-GR"/>
+        </w:rPr>
+        <w:t xml:space="preserve">Τα </w:t>
+      </w:r>
+      <w:r>
+        <w:rPr>
+          <w:rFonts w:ascii="Calibri" w:hAnsi="Calibri" w:cs="Calibri"/>
+          <w:sz w:val="22"/>
+          <w:szCs w:val="22"/>
+        </w:rPr>
+        <w:t>components</w:t>
+      </w:r>
+      <w:r>
+        <w:rPr>
+          <w:rFonts w:ascii="Calibri" w:hAnsi="Calibri" w:cs="Calibri"/>
+          <w:sz w:val="22"/>
+          <w:szCs w:val="22"/>
+          <w:lang w:val="el-GR"/>
+        </w:rPr>
+        <w:t xml:space="preserve"> </w:t>
+      </w:r>
+      <w:r>
+        <w:rPr>
+          <w:rFonts w:ascii="Calibri" w:hAnsi="Calibri" w:cs="Calibri"/>
+          <w:sz w:val="22"/>
+          <w:szCs w:val="22"/>
+          <w:lang w:val="el-GR"/>
+        </w:rPr>
+        <w:t xml:space="preserve">στο σύνολό τους αποτελούν τη δομή του </w:t>
+      </w:r>
+      <w:r>
+        <w:rPr>
+          <w:rFonts w:ascii="Calibri" w:hAnsi="Calibri" w:cs="Calibri"/>
+          <w:sz w:val="22"/>
+          <w:szCs w:val="22"/>
+        </w:rPr>
+        <w:t>user</w:t>
+      </w:r>
+      <w:r>
+        <w:rPr>
+          <w:rFonts w:ascii="Calibri" w:hAnsi="Calibri" w:cs="Calibri"/>
+          <w:sz w:val="22"/>
+          <w:szCs w:val="22"/>
+          <w:lang w:val="el-GR"/>
+        </w:rPr>
+        <w:t xml:space="preserve"> </w:t>
+      </w:r>
+      <w:r>
+        <w:rPr>
+          <w:rFonts w:ascii="Calibri" w:hAnsi="Calibri" w:cs="Calibri"/>
+          <w:sz w:val="22"/>
+          <w:szCs w:val="22"/>
+        </w:rPr>
+        <w:t>interface</w:t>
+      </w:r>
+      <w:r>
+        <w:rPr>
+          <w:rFonts w:ascii="Calibri" w:hAnsi="Calibri" w:cs="Calibri"/>
+          <w:sz w:val="22"/>
+          <w:szCs w:val="22"/>
+          <w:lang w:val="el-GR"/>
+        </w:rPr>
+        <w:t>.</w:t>
+      </w:r>
+      <w:r>
+        <w:rPr>
+          <w:rFonts w:ascii="Calibri" w:hAnsi="Calibri" w:cs="Calibri"/>
+          <w:sz w:val="22"/>
+          <w:szCs w:val="22"/>
+          <w:lang w:val="el-GR"/>
+        </w:rPr>
+        <w:t xml:space="preserve"> Κάθε </w:t>
+      </w:r>
+      <w:r>
+        <w:rPr>
+          <w:rFonts w:ascii="Calibri" w:hAnsi="Calibri" w:cs="Calibri"/>
+          <w:sz w:val="22"/>
+          <w:szCs w:val="22"/>
+        </w:rPr>
+        <w:t>component</w:t>
+      </w:r>
+      <w:r>
+        <w:rPr>
+          <w:rFonts w:ascii="Calibri" w:hAnsi="Calibri" w:cs="Calibri"/>
+          <w:sz w:val="22"/>
+          <w:szCs w:val="22"/>
+          <w:lang w:val="el-GR"/>
+        </w:rPr>
+        <w:t xml:space="preserve"> </w:t>
+      </w:r>
+      <w:r>
+        <w:rPr>
+          <w:rFonts w:ascii="Calibri" w:hAnsi="Calibri" w:cs="Calibri"/>
+          <w:sz w:val="22"/>
+          <w:szCs w:val="22"/>
+          <w:lang w:val="el-GR"/>
+        </w:rPr>
+        <w:t xml:space="preserve">αντιστοιχεί σε μία σελίδα ή κάποια επαναχρησιμοποιούμενα κομμάτια. Η ανεξάρτητη </w:t>
+      </w:r>
+      <w:r>
+        <w:rPr>
+          <w:rFonts w:ascii="Calibri" w:hAnsi="Calibri" w:cs="Calibri"/>
+          <w:sz w:val="22"/>
+          <w:szCs w:val="22"/>
+          <w:lang w:val="el-GR"/>
+        </w:rPr>
+        <w:t>επεξεργασία</w:t>
+      </w:r>
+      <w:r>
+        <w:rPr>
+          <w:rFonts w:ascii="Calibri" w:hAnsi="Calibri" w:cs="Calibri"/>
+          <w:sz w:val="22"/>
+          <w:szCs w:val="22"/>
+          <w:lang w:val="el-GR"/>
+        </w:rPr>
+        <w:t xml:space="preserve"> κάθε σελίδας διευκολίνει ιδιαίτερα </w:t>
+      </w:r>
+      <w:r>
+        <w:rPr>
+          <w:rFonts w:ascii="Calibri" w:hAnsi="Calibri" w:cs="Calibri"/>
+          <w:sz w:val="22"/>
+          <w:szCs w:val="22"/>
+          <w:lang w:val="el-GR"/>
+        </w:rPr>
+        <w:t>τη διαχείριση της εφαρμογής</w:t>
+      </w:r>
+      <w:r>
+        <w:rPr>
+          <w:rFonts w:ascii="Calibri" w:hAnsi="Calibri" w:cs="Calibri"/>
+          <w:sz w:val="22"/>
+          <w:szCs w:val="22"/>
+          <w:lang w:val="el-GR"/>
+        </w:rPr>
+        <w:t xml:space="preserve"> και αποτρέπει την </w:t>
+      </w:r>
+      <w:r>
+        <w:rPr>
+          <w:rFonts w:ascii="Calibri" w:hAnsi="Calibri" w:cs="Calibri"/>
+          <w:sz w:val="22"/>
+          <w:szCs w:val="22"/>
+          <w:lang w:val="el-GR"/>
+        </w:rPr>
+        <w:t>επαναλαμβανόμενη συγγραφή του ίδιου κώδικα</w:t>
+      </w:r>
+      <w:r>
+        <w:rPr>
+          <w:rFonts w:ascii="Calibri" w:hAnsi="Calibri" w:cs="Calibri"/>
+          <w:sz w:val="22"/>
+          <w:szCs w:val="22"/>
+          <w:lang w:val="el-GR"/>
+        </w:rPr>
+        <w:t>.</w:t>
+      </w:r>
+    </w:p>
+    <w:p>
+      <w:pPr>
+        <w:ind w:left="1440"/>
+        <w:rPr>
+          <w:rFonts w:ascii="Calibri" w:hAnsi="Calibri" w:cs="Calibri"/>
+          <w:b/>
+          <w:bCs/>
+          <w:sz w:val="22"/>
+          <w:szCs w:val="22"/>
+          <w:lang w:val="el-GR"/>
+        </w:rPr>
+      </w:pPr>
+      <w:r>
+        <w:rPr>
+          <w:rFonts w:ascii="Calibri" w:hAnsi="Calibri" w:cs="Calibri"/>
+          <w:b/>
+          <w:bCs/>
+          <w:noProof/>
+          <w:sz w:val="22"/>
+          <w:szCs w:val="22"/>
+        </w:rPr>
+        <w:drawing>
+          <wp:anchor distT="0" distB="0" distL="114300" distR="114300" simplePos="0" relativeHeight="251658240" behindDoc="0" locked="0" layoutInCell="1" allowOverlap="1" wp14:anchorId="2650A742" wp14:editId="4A0BBD9B">
+            <wp:simplePos x="0" y="0"/>
+            <wp:positionH relativeFrom="column">
+              <wp:posOffset>918210</wp:posOffset>
+            </wp:positionH>
+            <wp:positionV relativeFrom="paragraph">
+              <wp:posOffset>-4445</wp:posOffset>
+            </wp:positionV>
+            <wp:extent cx="2066925" cy="3277870"/>
+            <wp:effectExtent l="0" t="0" r="9525" b="0"/>
+            <wp:wrapThrough wrapText="bothSides">
+              <wp:wrapPolygon edited="0">
+                <wp:start x="0" y="0"/>
+                <wp:lineTo x="0" y="21466"/>
+                <wp:lineTo x="21500" y="21466"/>
+                <wp:lineTo x="21500" y="0"/>
+                <wp:lineTo x="0" y="0"/>
+              </wp:wrapPolygon>
+            </wp:wrapThrough>
+            <wp:docPr id="1515088519" name="Picture 2"/>
+            <wp:cNvGraphicFramePr>
+              <a:graphicFrameLocks xmlns:a="http://schemas.openxmlformats.org/drawingml/2006/main" noChangeAspect="1"/>
+            </wp:cNvGraphicFramePr>
+            <a:graphic xmlns:a="http://schemas.openxmlformats.org/drawingml/2006/main">
+              <a:graphicData uri="http://schemas.openxmlformats.org/drawingml/2006/picture">
+                <pic:pic xmlns:pic="http://schemas.openxmlformats.org/drawingml/2006/picture">
+                  <pic:nvPicPr>
+                    <pic:cNvPr id="0" name="Picture 2"/>
+                    <pic:cNvPicPr>
+                      <a:picLocks noChangeAspect="1" noChangeArrowheads="1"/>
+                    </pic:cNvPicPr>
+                  </pic:nvPicPr>
+                  <pic:blipFill>
+                    <a:blip r:embed="rId9">
+                      <a:extLst>
+                        <a:ext uri="{28A0092B-C50C-407E-A947-70E740481C1C}">
+                          <a14:useLocalDpi xmlns:a14="http://schemas.microsoft.com/office/drawing/2010/main" val="0"/>
+                        </a:ext>
+                      </a:extLst>
+                    </a:blip>
+                    <a:srcRect/>
+                    <a:stretch>
+                      <a:fillRect/>
+                    </a:stretch>
+                  </pic:blipFill>
+                  <pic:spPr bwMode="auto">
+                    <a:xfrm>
+                      <a:off x="0" y="0"/>
+                      <a:ext cx="2066925" cy="3277870"/>
+                    </a:xfrm>
+                    <a:prstGeom prst="rect">
+                      <a:avLst/>
+                    </a:prstGeom>
+                    <a:noFill/>
+                    <a:ln>
+                      <a:noFill/>
+                    </a:ln>
+                  </pic:spPr>
+                </pic:pic>
+              </a:graphicData>
+            </a:graphic>
+            <wp14:sizeRelV relativeFrom="margin">
+              <wp14:pctHeight>0</wp14:pctHeight>
+            </wp14:sizeRelV>
+          </wp:anchor>
+        </w:drawing>
+      </w:r>
+      <w:r>
+        <w:rPr>
+          <w:rFonts w:ascii="Calibri" w:hAnsi="Calibri" w:cs="Calibri"/>
+          <w:b/>
+          <w:bCs/>
+          <w:noProof/>
+          <w:sz w:val="22"/>
+          <w:szCs w:val="22"/>
+        </w:rPr>
+        <w:drawing>
+          <wp:inline distT="0" distB="0" distL="0" distR="0" wp14:anchorId="290BC9A2" wp14:editId="1333026B">
+            <wp:extent cx="1552575" cy="876300"/>
+            <wp:effectExtent l="0" t="0" r="9525" b="0"/>
+            <wp:docPr id="1049701887" name="Picture 3"/>
+            <wp:cNvGraphicFramePr>
+              <a:graphicFrameLocks xmlns:a="http://schemas.openxmlformats.org/drawingml/2006/main" noChangeAspect="1"/>
+            </wp:cNvGraphicFramePr>
+            <a:graphic xmlns:a="http://schemas.openxmlformats.org/drawingml/2006/main">
+              <a:graphicData uri="http://schemas.openxmlformats.org/drawingml/2006/picture">
+                <pic:pic xmlns:pic="http://schemas.openxmlformats.org/drawingml/2006/picture">
+                  <pic:nvPicPr>
+                    <pic:cNvPr id="0" name="Picture 3"/>
+                    <pic:cNvPicPr>
+                      <a:picLocks noChangeAspect="1" noChangeArrowheads="1"/>
+                    </pic:cNvPicPr>
+                  </pic:nvPicPr>
+                  <pic:blipFill>
+                    <a:blip r:embed="rId10">
+                      <a:extLst>
+                        <a:ext uri="{28A0092B-C50C-407E-A947-70E740481C1C}">
+                          <a14:useLocalDpi xmlns:a14="http://schemas.microsoft.com/office/drawing/2010/main" val="0"/>
+                        </a:ext>
+                      </a:extLst>
+                    </a:blip>
+                    <a:srcRect/>
+                    <a:stretch>
+                      <a:fillRect/>
+                    </a:stretch>
+                  </pic:blipFill>
+                  <pic:spPr bwMode="auto">
+                    <a:xfrm>
+                      <a:off x="0" y="0"/>
+                      <a:ext cx="1552575" cy="876300"/>
+                    </a:xfrm>
+                    <a:prstGeom prst="rect">
+                      <a:avLst/>
+                    </a:prstGeom>
+                    <a:noFill/>
+                    <a:ln>
+                      <a:noFill/>
+                    </a:ln>
+                  </pic:spPr>
+                </pic:pic>
+              </a:graphicData>
+            </a:graphic>
+          </wp:inline>
+        </w:drawing>
+      </w:r>
+    </w:p>
+    <w:p>
+      <w:pPr>
+        <w:ind w:left="1440"/>
+        <w:rPr>
+          <w:rFonts w:ascii="Calibri" w:hAnsi="Calibri" w:cs="Calibri"/>
+          <w:b/>
+          <w:bCs/>
+          <w:sz w:val="22"/>
+          <w:szCs w:val="22"/>
+          <w:lang w:val="el-GR"/>
+        </w:rPr>
+      </w:pPr>
+    </w:p>
+    <w:p>
+      <w:pPr>
+        <w:ind w:left="1440"/>
+        <w:rPr>
+          <w:rFonts w:ascii="Calibri" w:hAnsi="Calibri" w:cs="Calibri"/>
+          <w:b/>
+          <w:bCs/>
+          <w:sz w:val="22"/>
+          <w:szCs w:val="22"/>
+          <w:lang w:val="el-GR"/>
+        </w:rPr>
+      </w:pPr>
+    </w:p>
+    <w:p>
+      <w:pPr>
+        <w:ind w:left="1440"/>
+        <w:rPr>
+          <w:rFonts w:ascii="Calibri" w:hAnsi="Calibri" w:cs="Calibri"/>
+          <w:b/>
+          <w:bCs/>
+          <w:sz w:val="22"/>
+          <w:szCs w:val="22"/>
+          <w:lang w:val="el-GR"/>
+        </w:rPr>
+      </w:pPr>
+    </w:p>
+    <w:p>
+      <w:pPr>
+        <w:ind w:left="1440"/>
+        <w:rPr>
+          <w:rFonts w:ascii="Calibri" w:hAnsi="Calibri" w:cs="Calibri"/>
+          <w:b/>
+          <w:bCs/>
+          <w:sz w:val="22"/>
+          <w:szCs w:val="22"/>
+          <w:lang w:val="el-GR"/>
+        </w:rPr>
+      </w:pPr>
+    </w:p>
+    <w:p>
+      <w:pPr>
+        <w:ind w:left="1440"/>
+        <w:rPr>
+          <w:rFonts w:ascii="Calibri" w:hAnsi="Calibri" w:cs="Calibri"/>
+          <w:b/>
+          <w:bCs/>
+          <w:sz w:val="22"/>
+          <w:szCs w:val="22"/>
+          <w:lang w:val="el-GR"/>
+        </w:rPr>
+      </w:pPr>
+    </w:p>
+    <w:p>
+      <w:pPr>
+        <w:ind w:left="1440"/>
+        <w:rPr>
+          <w:rFonts w:ascii="Calibri" w:hAnsi="Calibri" w:cs="Calibri"/>
+          <w:b/>
+          <w:bCs/>
+          <w:sz w:val="22"/>
+          <w:szCs w:val="22"/>
+          <w:lang w:val="el-GR"/>
+        </w:rPr>
+      </w:pPr>
+    </w:p>
+    <w:p>
+      <w:pPr>
+        <w:rPr>
+          <w:rFonts w:ascii="Calibri" w:hAnsi="Calibri" w:cs="Calibri"/>
+          <w:b/>
+          <w:bCs/>
+          <w:sz w:val="22"/>
+          <w:szCs w:val="22"/>
+          <w:lang w:val="el-GR"/>
+        </w:rPr>
+      </w:pPr>
+    </w:p>
+    <w:p>
+      <w:pPr>
+        <w:pStyle w:val="ListParagraph"/>
+        <w:ind w:left="1800"/>
+        <w:rPr>
+          <w:rFonts w:ascii="Calibri" w:hAnsi="Calibri" w:cs="Calibri"/>
+          <w:b/>
+          <w:bCs/>
+          <w:lang w:val="el-GR"/>
+        </w:rPr>
+      </w:pPr>
+    </w:p>
+    <w:p>
+      <w:pPr>
+        <w:pStyle w:val="ListParagraph"/>
+        <w:ind w:left="1800"/>
+        <w:rPr>
+          <w:rFonts w:ascii="Calibri" w:hAnsi="Calibri" w:cs="Calibri"/>
+          <w:b/>
+          <w:bCs/>
+          <w:lang w:val="el-GR"/>
+        </w:rPr>
+      </w:pPr>
+    </w:p>
+    <w:p>
+      <w:pPr>
+        <w:pStyle w:val="ListParagraph"/>
+        <w:numPr>
+          <w:ilvl w:val="0"/>
+          <w:numId w:val="7"/>
+        </w:numPr>
+        <w:rPr>
+          <w:rFonts w:ascii="Calibri" w:hAnsi="Calibri" w:cs="Calibri"/>
+          <w:b/>
+          <w:bCs/>
+          <w:lang w:val="el-GR"/>
+        </w:rPr>
+      </w:pPr>
+      <w:r>
+        <w:rPr>
+          <w:rFonts w:ascii="Calibri" w:hAnsi="Calibri" w:cs="Calibri"/>
+          <w:b/>
+          <w:bCs/>
+        </w:rPr>
+        <w:t>Services</w:t>
+      </w:r>
+    </w:p>
+    <w:p>
+      <w:pPr>
+        <w:ind w:left="1440" w:firstLine="360"/>
+        <w:rPr>
+          <w:rFonts w:ascii="Calibri" w:hAnsi="Calibri" w:cs="Calibri"/>
+          <w:sz w:val="22"/>
+          <w:szCs w:val="22"/>
+          <w:lang w:val="el-GR"/>
+        </w:rPr>
+      </w:pPr>
+      <w:r>
+        <w:rPr>
+          <w:rFonts w:ascii="Calibri" w:hAnsi="Calibri" w:cs="Calibri"/>
+          <w:sz w:val="22"/>
+          <w:szCs w:val="22"/>
+          <w:lang w:val="el-GR"/>
+        </w:rPr>
+        <w:t xml:space="preserve">Ο φάκελος </w:t>
+      </w:r>
+      <w:r>
+        <w:rPr>
+          <w:rFonts w:ascii="Calibri" w:hAnsi="Calibri" w:cs="Calibri"/>
+          <w:sz w:val="22"/>
+          <w:szCs w:val="22"/>
+        </w:rPr>
+        <w:t>services</w:t>
+      </w:r>
+      <w:r>
+        <w:rPr>
+          <w:rFonts w:ascii="Calibri" w:hAnsi="Calibri" w:cs="Calibri"/>
+          <w:sz w:val="22"/>
+          <w:szCs w:val="22"/>
+          <w:lang w:val="el-GR"/>
+        </w:rPr>
+        <w:t xml:space="preserve"> περιλαμβάνει τα αρχεία που διαχειρίζονται την επικοινωνία με το </w:t>
+      </w:r>
+      <w:r>
+        <w:rPr>
+          <w:rFonts w:ascii="Calibri" w:hAnsi="Calibri" w:cs="Calibri"/>
+          <w:sz w:val="22"/>
+          <w:szCs w:val="22"/>
+        </w:rPr>
+        <w:t>backend</w:t>
+      </w:r>
+      <w:r>
+        <w:rPr>
+          <w:rFonts w:ascii="Calibri" w:hAnsi="Calibri" w:cs="Calibri"/>
+          <w:sz w:val="22"/>
+          <w:szCs w:val="22"/>
+          <w:lang w:val="el-GR"/>
+        </w:rPr>
+        <w:t xml:space="preserve">. Κάθε </w:t>
+      </w:r>
+      <w:r>
+        <w:rPr>
+          <w:rFonts w:ascii="Calibri" w:hAnsi="Calibri" w:cs="Calibri"/>
+          <w:sz w:val="22"/>
+          <w:szCs w:val="22"/>
+        </w:rPr>
+        <w:t>service</w:t>
+      </w:r>
+      <w:r>
+        <w:rPr>
+          <w:rFonts w:ascii="Calibri" w:hAnsi="Calibri" w:cs="Calibri"/>
+          <w:sz w:val="22"/>
+          <w:szCs w:val="22"/>
+          <w:lang w:val="el-GR"/>
+        </w:rPr>
+        <w:t xml:space="preserve"> περιέχει </w:t>
+      </w:r>
+      <w:r>
+        <w:rPr>
+          <w:rFonts w:ascii="Calibri" w:hAnsi="Calibri" w:cs="Calibri"/>
+          <w:sz w:val="22"/>
+          <w:szCs w:val="22"/>
+          <w:lang w:val="el-GR"/>
+        </w:rPr>
+        <w:t xml:space="preserve">τις </w:t>
+      </w:r>
+      <w:r>
+        <w:rPr>
+          <w:rFonts w:ascii="Calibri" w:hAnsi="Calibri" w:cs="Calibri"/>
+          <w:sz w:val="22"/>
+          <w:szCs w:val="22"/>
+          <w:lang w:val="el-GR"/>
+        </w:rPr>
+        <w:t xml:space="preserve">συναρτήσεις που εκτελούν </w:t>
+      </w:r>
+      <w:r>
+        <w:rPr>
+          <w:rFonts w:ascii="Calibri" w:hAnsi="Calibri" w:cs="Calibri"/>
+          <w:sz w:val="22"/>
+          <w:szCs w:val="22"/>
+          <w:lang w:val="el-GR"/>
+        </w:rPr>
+        <w:t xml:space="preserve">τα </w:t>
+      </w:r>
+      <w:r>
+        <w:rPr>
+          <w:rFonts w:ascii="Calibri" w:hAnsi="Calibri" w:cs="Calibri"/>
+          <w:sz w:val="22"/>
+          <w:szCs w:val="22"/>
+        </w:rPr>
+        <w:t>HTTP</w:t>
+      </w:r>
+      <w:r>
+        <w:rPr>
+          <w:rFonts w:ascii="Calibri" w:hAnsi="Calibri" w:cs="Calibri"/>
+          <w:sz w:val="22"/>
+          <w:szCs w:val="22"/>
+          <w:lang w:val="el-GR"/>
+        </w:rPr>
+        <w:t xml:space="preserve"> </w:t>
+      </w:r>
+      <w:r>
+        <w:rPr>
+          <w:rFonts w:ascii="Calibri" w:hAnsi="Calibri" w:cs="Calibri"/>
+          <w:sz w:val="22"/>
+          <w:szCs w:val="22"/>
+        </w:rPr>
+        <w:t>requests</w:t>
+      </w:r>
+      <w:r>
+        <w:rPr>
+          <w:rFonts w:ascii="Calibri" w:hAnsi="Calibri" w:cs="Calibri"/>
+          <w:sz w:val="22"/>
+          <w:szCs w:val="22"/>
+          <w:lang w:val="el-GR"/>
+        </w:rPr>
+        <w:t xml:space="preserve"> </w:t>
+      </w:r>
+      <w:r>
+        <w:rPr>
+          <w:rFonts w:ascii="Calibri" w:hAnsi="Calibri" w:cs="Calibri"/>
+          <w:sz w:val="22"/>
+          <w:szCs w:val="22"/>
+          <w:lang w:val="el-GR"/>
+        </w:rPr>
+        <w:t xml:space="preserve">μέσω του Angular HttpClient, επιτρέποντας την ανταλλαγή δεδομένων μεταξύ χρήστη και </w:t>
+      </w:r>
+      <w:r>
+        <w:rPr>
+          <w:rFonts w:ascii="Calibri" w:hAnsi="Calibri" w:cs="Calibri"/>
+          <w:sz w:val="22"/>
+          <w:szCs w:val="22"/>
+        </w:rPr>
+        <w:t>server</w:t>
+      </w:r>
+      <w:r>
+        <w:rPr>
+          <w:rFonts w:ascii="Calibri" w:hAnsi="Calibri" w:cs="Calibri"/>
+          <w:sz w:val="22"/>
+          <w:szCs w:val="22"/>
+          <w:lang w:val="el-GR"/>
+        </w:rPr>
+        <w:t>.</w:t>
+      </w:r>
+    </w:p>
+    <w:p>
+      <w:pPr>
+        <w:pStyle w:val="ListParagraph"/>
+        <w:ind w:left="1800"/>
+        <w:rPr>
+          <w:rFonts w:ascii="Calibri" w:hAnsi="Calibri" w:cs="Calibri"/>
+          <w:sz w:val="22"/>
+          <w:szCs w:val="22"/>
+        </w:rPr>
+      </w:pPr>
+      <w:r>
+        <w:rPr>
+          <w:rFonts w:ascii="Calibri" w:hAnsi="Calibri" w:cs="Calibri"/>
+          <w:noProof/>
+          <w:sz w:val="22"/>
+          <w:szCs w:val="22"/>
+          <w:lang w:val="el-GR"/>
+        </w:rPr>
+        <w:drawing>
+          <wp:inline distT="0" distB="0" distL="0" distR="0" wp14:anchorId="2DF4B5D0" wp14:editId="2F3D655D">
+            <wp:extent cx="1475105" cy="1078230"/>
+            <wp:effectExtent l="0" t="0" r="0" b="7620"/>
+            <wp:docPr id="245402280" name="Picture 6"/>
+            <wp:cNvGraphicFramePr>
+              <a:graphicFrameLocks xmlns:a="http://schemas.openxmlformats.org/drawingml/2006/main" noChangeAspect="1"/>
+            </wp:cNvGraphicFramePr>
+            <a:graphic xmlns:a="http://schemas.openxmlformats.org/drawingml/2006/main">
+              <a:graphicData uri="http://schemas.openxmlformats.org/drawingml/2006/picture">
+                <pic:pic xmlns:pic="http://schemas.openxmlformats.org/drawingml/2006/picture">
+                  <pic:nvPicPr>
+                    <pic:cNvPr id="0" name="Picture 6"/>
+                    <pic:cNvPicPr>
+                      <a:picLocks noChangeAspect="1" noChangeArrowheads="1"/>
+                    </pic:cNvPicPr>
+                  </pic:nvPicPr>
+                  <pic:blipFill>
+                    <a:blip r:embed="rId11">
+                      <a:extLst>
+                        <a:ext uri="{28A0092B-C50C-407E-A947-70E740481C1C}">
+                          <a14:useLocalDpi xmlns:a14="http://schemas.microsoft.com/office/drawing/2010/main" val="0"/>
+                        </a:ext>
+                      </a:extLst>
+                    </a:blip>
+                    <a:srcRect/>
+                    <a:stretch>
+                      <a:fillRect/>
+                    </a:stretch>
+                  </pic:blipFill>
+                  <pic:spPr bwMode="auto">
+                    <a:xfrm>
+                      <a:off x="0" y="0"/>
+                      <a:ext cx="1475105" cy="1078230"/>
+                    </a:xfrm>
+                    <a:prstGeom prst="rect">
+                      <a:avLst/>
+                    </a:prstGeom>
+                    <a:noFill/>
+                    <a:ln>
+                      <a:noFill/>
+                    </a:ln>
+                  </pic:spPr>
+                </pic:pic>
+              </a:graphicData>
+            </a:graphic>
+          </wp:inline>
+        </w:drawing>
+      </w:r>
+    </w:p>
+    <w:p>
+      <w:pPr>
+        <w:pStyle w:val="ListParagraph"/>
+        <w:ind w:left="1800"/>
+        <w:rPr>
+          <w:rFonts w:ascii="Calibri" w:hAnsi="Calibri" w:cs="Calibri"/>
+          <w:sz w:val="22"/>
+          <w:szCs w:val="22"/>
+        </w:rPr>
+      </w:pPr>
+    </w:p>
+    <w:p>
+      <w:pPr>
+        <w:pStyle w:val="ListParagraph"/>
+        <w:numPr>
+          <w:ilvl w:val="0"/>
+          <w:numId w:val="7"/>
+        </w:numPr>
+        <w:rPr>
+          <w:rFonts w:ascii="Calibri" w:hAnsi="Calibri" w:cs="Calibri"/>
+          <w:sz w:val="22"/>
+          <w:szCs w:val="22"/>
+        </w:rPr>
+      </w:pPr>
+      <w:r>
+        <w:rPr>
+          <w:rFonts w:ascii="Calibri" w:hAnsi="Calibri" w:cs="Calibri"/>
+          <w:b/>
+          <w:bCs/>
+        </w:rPr>
+        <w:lastRenderedPageBreak/>
+        <w:t xml:space="preserve">Authentication Guards </w:t>
+      </w:r>
+      <w:r>
+        <w:rPr>
+          <w:rFonts w:ascii="Calibri" w:hAnsi="Calibri" w:cs="Calibri"/>
+          <w:b/>
+          <w:bCs/>
+          <w:lang w:val="el-GR"/>
+        </w:rPr>
+        <w:t>και</w:t>
+      </w:r>
+      <w:r>
+        <w:rPr>
+          <w:rFonts w:ascii="Calibri" w:hAnsi="Calibri" w:cs="Calibri"/>
+          <w:b/>
+          <w:bCs/>
+        </w:rPr>
+        <w:t xml:space="preserve"> Interceptors</w:t>
+      </w:r>
+    </w:p>
+    <w:p>
+      <w:pPr>
+        <w:ind w:left="1440" w:firstLine="360"/>
+        <w:rPr>
+          <w:rFonts w:ascii="Calibri" w:hAnsi="Calibri" w:cs="Calibri"/>
+          <w:sz w:val="22"/>
+          <w:szCs w:val="22"/>
+          <w:lang w:val="el-GR"/>
+        </w:rPr>
+      </w:pPr>
+      <w:r>
+        <w:rPr>
+          <w:rFonts w:ascii="Calibri" w:hAnsi="Calibri" w:cs="Calibri"/>
+          <w:sz w:val="22"/>
+          <w:szCs w:val="22"/>
+          <w:lang w:val="el-GR"/>
+        </w:rPr>
+        <w:t>Στους</w:t>
+      </w:r>
+      <w:r>
+        <w:rPr>
+          <w:rFonts w:ascii="Calibri" w:hAnsi="Calibri" w:cs="Calibri"/>
+          <w:sz w:val="22"/>
+          <w:szCs w:val="22"/>
+        </w:rPr>
+        <w:t xml:space="preserve"> </w:t>
+      </w:r>
+      <w:r>
+        <w:rPr>
+          <w:rFonts w:ascii="Calibri" w:hAnsi="Calibri" w:cs="Calibri"/>
+          <w:sz w:val="22"/>
+          <w:szCs w:val="22"/>
+          <w:lang w:val="el-GR"/>
+        </w:rPr>
+        <w:t>φακέλους</w:t>
+      </w:r>
+      <w:r>
+        <w:rPr>
+          <w:rFonts w:ascii="Calibri" w:hAnsi="Calibri" w:cs="Calibri"/>
+          <w:sz w:val="22"/>
+          <w:szCs w:val="22"/>
+        </w:rPr>
+        <w:t xml:space="preserve"> </w:t>
+      </w:r>
+      <w:r>
+        <w:rPr>
+          <w:rFonts w:ascii="Calibri" w:hAnsi="Calibri" w:cs="Calibri"/>
+          <w:sz w:val="22"/>
+          <w:szCs w:val="22"/>
+        </w:rPr>
+        <w:t>auth</w:t>
+      </w:r>
+      <w:r>
+        <w:rPr>
+          <w:rFonts w:ascii="Calibri" w:hAnsi="Calibri" w:cs="Calibri"/>
+          <w:sz w:val="22"/>
+          <w:szCs w:val="22"/>
+        </w:rPr>
+        <w:t xml:space="preserve"> </w:t>
+      </w:r>
+      <w:r>
+        <w:rPr>
+          <w:rFonts w:ascii="Calibri" w:hAnsi="Calibri" w:cs="Calibri"/>
+          <w:sz w:val="22"/>
+          <w:szCs w:val="22"/>
+          <w:lang w:val="el-GR"/>
+        </w:rPr>
+        <w:t>και</w:t>
+      </w:r>
+      <w:r>
+        <w:rPr>
+          <w:rFonts w:ascii="Calibri" w:hAnsi="Calibri" w:cs="Calibri"/>
+          <w:sz w:val="22"/>
+          <w:szCs w:val="22"/>
+        </w:rPr>
+        <w:t xml:space="preserve"> </w:t>
+      </w:r>
+      <w:r>
+        <w:rPr>
+          <w:rFonts w:ascii="Calibri" w:hAnsi="Calibri" w:cs="Calibri"/>
+          <w:sz w:val="22"/>
+          <w:szCs w:val="22"/>
+        </w:rPr>
+        <w:t>guards</w:t>
+      </w:r>
+      <w:r>
+        <w:rPr>
+          <w:rFonts w:ascii="Calibri" w:hAnsi="Calibri" w:cs="Calibri"/>
+          <w:sz w:val="22"/>
+          <w:szCs w:val="22"/>
+        </w:rPr>
+        <w:t xml:space="preserve"> </w:t>
+      </w:r>
+      <w:r>
+        <w:rPr>
+          <w:rFonts w:ascii="Calibri" w:hAnsi="Calibri" w:cs="Calibri"/>
+          <w:sz w:val="22"/>
+          <w:szCs w:val="22"/>
+          <w:lang w:val="el-GR"/>
+        </w:rPr>
+        <w:t>βρίσκονται</w:t>
+      </w:r>
+      <w:r>
+        <w:rPr>
+          <w:rFonts w:ascii="Calibri" w:hAnsi="Calibri" w:cs="Calibri"/>
+          <w:sz w:val="22"/>
+          <w:szCs w:val="22"/>
+        </w:rPr>
+        <w:t xml:space="preserve"> </w:t>
+      </w:r>
+      <w:r>
+        <w:rPr>
+          <w:rFonts w:ascii="Calibri" w:hAnsi="Calibri" w:cs="Calibri"/>
+          <w:sz w:val="22"/>
+          <w:szCs w:val="22"/>
+          <w:lang w:val="el-GR"/>
+        </w:rPr>
+        <w:t>τα</w:t>
+      </w:r>
+      <w:r>
+        <w:rPr>
+          <w:rFonts w:ascii="Calibri" w:hAnsi="Calibri" w:cs="Calibri"/>
+          <w:sz w:val="22"/>
+          <w:szCs w:val="22"/>
+        </w:rPr>
+        <w:t xml:space="preserve"> </w:t>
+      </w:r>
+      <w:r>
+        <w:rPr>
+          <w:rFonts w:ascii="Calibri" w:hAnsi="Calibri" w:cs="Calibri"/>
+          <w:sz w:val="22"/>
+          <w:szCs w:val="22"/>
+          <w:lang w:val="el-GR"/>
+        </w:rPr>
+        <w:t>αρχεία</w:t>
+      </w:r>
+      <w:r>
+        <w:rPr>
+          <w:rFonts w:ascii="Calibri" w:hAnsi="Calibri" w:cs="Calibri"/>
+          <w:sz w:val="22"/>
+          <w:szCs w:val="22"/>
+        </w:rPr>
+        <w:t xml:space="preserve"> </w:t>
+      </w:r>
+      <w:r>
+        <w:rPr>
+          <w:rFonts w:ascii="Calibri" w:hAnsi="Calibri" w:cs="Calibri"/>
+          <w:sz w:val="22"/>
+          <w:szCs w:val="22"/>
+        </w:rPr>
+        <w:t>auth.interceptor</w:t>
+      </w:r>
+      <w:r>
+        <w:rPr>
+          <w:rFonts w:ascii="Calibri" w:hAnsi="Calibri" w:cs="Calibri"/>
+          <w:sz w:val="22"/>
+          <w:szCs w:val="22"/>
+        </w:rPr>
+        <w:t>.</w:t>
+      </w:r>
+      <w:r>
+        <w:rPr>
+          <w:rFonts w:ascii="Calibri" w:hAnsi="Calibri" w:cs="Calibri"/>
+          <w:sz w:val="22"/>
+          <w:szCs w:val="22"/>
+        </w:rPr>
+        <w:t>ts</w:t>
+      </w:r>
+      <w:r>
+        <w:rPr>
+          <w:rFonts w:ascii="Calibri" w:hAnsi="Calibri" w:cs="Calibri"/>
+          <w:sz w:val="22"/>
+          <w:szCs w:val="22"/>
+        </w:rPr>
+        <w:t xml:space="preserve"> </w:t>
+      </w:r>
+      <w:r>
+        <w:rPr>
+          <w:rFonts w:ascii="Calibri" w:hAnsi="Calibri" w:cs="Calibri"/>
+          <w:sz w:val="22"/>
+          <w:szCs w:val="22"/>
+          <w:lang w:val="el-GR"/>
+        </w:rPr>
+        <w:t>και</w:t>
+      </w:r>
+      <w:r>
+        <w:rPr>
+          <w:rFonts w:ascii="Calibri" w:hAnsi="Calibri" w:cs="Calibri"/>
+          <w:sz w:val="22"/>
+          <w:szCs w:val="22"/>
+        </w:rPr>
+        <w:t xml:space="preserve"> </w:t>
+      </w:r>
+      <w:r>
+        <w:rPr>
+          <w:rFonts w:ascii="Calibri" w:hAnsi="Calibri" w:cs="Calibri"/>
+          <w:sz w:val="22"/>
+          <w:szCs w:val="22"/>
+        </w:rPr>
+        <w:t>auth.guard.ts</w:t>
+      </w:r>
+      <w:r>
+        <w:rPr>
+          <w:rFonts w:ascii="Calibri" w:hAnsi="Calibri" w:cs="Calibri"/>
+          <w:sz w:val="22"/>
+          <w:szCs w:val="22"/>
+        </w:rPr>
+        <w:t xml:space="preserve"> . </w:t>
+      </w:r>
+    </w:p>
+    <w:p>
+      <w:pPr>
+        <w:ind w:left="1440" w:firstLine="360"/>
+        <w:rPr>
+          <w:rFonts w:ascii="Calibri" w:hAnsi="Calibri" w:cs="Calibri"/>
+          <w:sz w:val="22"/>
+          <w:szCs w:val="22"/>
+          <w:lang w:val="el-GR"/>
+        </w:rPr>
+      </w:pPr>
+      <w:r>
+        <w:rPr>
+          <w:rFonts w:ascii="Calibri" w:hAnsi="Calibri" w:cs="Calibri"/>
+          <w:sz w:val="22"/>
+          <w:szCs w:val="22"/>
+          <w:lang w:val="el-GR"/>
+        </w:rPr>
+        <w:t xml:space="preserve">Σε κάθε </w:t>
+      </w:r>
+      <w:r>
+        <w:rPr>
+          <w:rFonts w:ascii="Calibri" w:hAnsi="Calibri" w:cs="Calibri"/>
+          <w:sz w:val="22"/>
+          <w:szCs w:val="22"/>
+        </w:rPr>
+        <w:t>request</w:t>
+      </w:r>
+      <w:r>
+        <w:rPr>
+          <w:rFonts w:ascii="Calibri" w:hAnsi="Calibri" w:cs="Calibri"/>
+          <w:sz w:val="22"/>
+          <w:szCs w:val="22"/>
+          <w:lang w:val="el-GR"/>
+        </w:rPr>
+        <w:t xml:space="preserve"> το</w:t>
+      </w:r>
+      <w:r>
+        <w:rPr>
+          <w:rFonts w:ascii="Calibri" w:hAnsi="Calibri" w:cs="Calibri"/>
+          <w:sz w:val="22"/>
+          <w:szCs w:val="22"/>
+          <w:lang w:val="el-GR"/>
+        </w:rPr>
+        <w:t xml:space="preserve"> </w:t>
+      </w:r>
+      <w:r>
+        <w:rPr>
+          <w:rFonts w:ascii="Calibri" w:hAnsi="Calibri" w:cs="Calibri"/>
+          <w:sz w:val="22"/>
+          <w:szCs w:val="22"/>
+        </w:rPr>
+        <w:t>auth</w:t>
+      </w:r>
+      <w:r>
+        <w:rPr>
+          <w:rFonts w:ascii="Calibri" w:hAnsi="Calibri" w:cs="Calibri"/>
+          <w:sz w:val="22"/>
+          <w:szCs w:val="22"/>
+          <w:lang w:val="el-GR"/>
+        </w:rPr>
+        <w:t>.</w:t>
+      </w:r>
+      <w:r>
+        <w:rPr>
+          <w:rFonts w:ascii="Calibri" w:hAnsi="Calibri" w:cs="Calibri"/>
+          <w:sz w:val="22"/>
+          <w:szCs w:val="22"/>
+        </w:rPr>
+        <w:t>interceptor</w:t>
+      </w:r>
+      <w:r>
+        <w:rPr>
+          <w:rFonts w:ascii="Calibri" w:hAnsi="Calibri" w:cs="Calibri"/>
+          <w:sz w:val="22"/>
+          <w:szCs w:val="22"/>
+          <w:lang w:val="el-GR"/>
+        </w:rPr>
+        <w:t>.</w:t>
+      </w:r>
+      <w:r>
+        <w:rPr>
+          <w:rFonts w:ascii="Calibri" w:hAnsi="Calibri" w:cs="Calibri"/>
+          <w:sz w:val="22"/>
+          <w:szCs w:val="22"/>
+        </w:rPr>
+        <w:t>ts</w:t>
+      </w:r>
+      <w:r>
+        <w:rPr>
+          <w:rFonts w:ascii="Calibri" w:hAnsi="Calibri" w:cs="Calibri"/>
+          <w:sz w:val="22"/>
+          <w:szCs w:val="22"/>
+          <w:lang w:val="el-GR"/>
+        </w:rPr>
+        <w:t xml:space="preserve"> </w:t>
+      </w:r>
+      <w:r>
+        <w:rPr>
+          <w:rFonts w:ascii="Calibri" w:hAnsi="Calibri" w:cs="Calibri"/>
+          <w:sz w:val="22"/>
+          <w:szCs w:val="22"/>
+          <w:lang w:val="el-GR"/>
+        </w:rPr>
+        <w:t>ορίζει</w:t>
+      </w:r>
+      <w:r>
+        <w:rPr>
+          <w:rFonts w:ascii="Calibri" w:hAnsi="Calibri" w:cs="Calibri"/>
+          <w:sz w:val="22"/>
+          <w:szCs w:val="22"/>
+          <w:lang w:val="el-GR"/>
+        </w:rPr>
+        <w:t xml:space="preserve"> </w:t>
+      </w:r>
+      <w:r>
+        <w:rPr>
+          <w:rFonts w:ascii="Calibri" w:hAnsi="Calibri" w:cs="Calibri"/>
+          <w:sz w:val="22"/>
+          <w:szCs w:val="22"/>
+          <w:lang w:val="el-GR"/>
+        </w:rPr>
+        <w:t>ως</w:t>
+      </w:r>
+      <w:r>
+        <w:rPr>
+          <w:rFonts w:ascii="Calibri" w:hAnsi="Calibri" w:cs="Calibri"/>
+          <w:sz w:val="22"/>
+          <w:szCs w:val="22"/>
+          <w:lang w:val="el-GR"/>
+        </w:rPr>
+        <w:t xml:space="preserve"> </w:t>
+      </w:r>
+      <w:r>
+        <w:rPr>
+          <w:rFonts w:ascii="Calibri" w:hAnsi="Calibri" w:cs="Calibri"/>
+          <w:sz w:val="22"/>
+          <w:szCs w:val="22"/>
+        </w:rPr>
+        <w:t>access</w:t>
+      </w:r>
+      <w:r>
+        <w:rPr>
+          <w:rFonts w:ascii="Calibri" w:hAnsi="Calibri" w:cs="Calibri"/>
+          <w:sz w:val="22"/>
+          <w:szCs w:val="22"/>
+          <w:lang w:val="el-GR"/>
+        </w:rPr>
+        <w:t>_</w:t>
+      </w:r>
+      <w:r>
+        <w:rPr>
+          <w:rFonts w:ascii="Calibri" w:hAnsi="Calibri" w:cs="Calibri"/>
+          <w:sz w:val="22"/>
+          <w:szCs w:val="22"/>
+        </w:rPr>
+        <w:t>token</w:t>
+      </w:r>
+      <w:r>
+        <w:rPr>
+          <w:rFonts w:ascii="Calibri" w:hAnsi="Calibri" w:cs="Calibri"/>
+          <w:sz w:val="22"/>
+          <w:szCs w:val="22"/>
+          <w:lang w:val="el-GR"/>
+        </w:rPr>
+        <w:t xml:space="preserve"> </w:t>
+      </w:r>
+      <w:r>
+        <w:rPr>
+          <w:rFonts w:ascii="Calibri" w:hAnsi="Calibri" w:cs="Calibri"/>
+          <w:sz w:val="22"/>
+          <w:szCs w:val="22"/>
+          <w:lang w:val="el-GR"/>
+        </w:rPr>
+        <w:t>το</w:t>
+      </w:r>
+      <w:r>
+        <w:rPr>
+          <w:rFonts w:ascii="Calibri" w:hAnsi="Calibri" w:cs="Calibri"/>
+          <w:sz w:val="22"/>
+          <w:szCs w:val="22"/>
+          <w:lang w:val="el-GR"/>
+        </w:rPr>
+        <w:t xml:space="preserve"> </w:t>
+      </w:r>
+      <w:r>
+        <w:rPr>
+          <w:rFonts w:ascii="Calibri" w:hAnsi="Calibri" w:cs="Calibri"/>
+          <w:sz w:val="22"/>
+          <w:szCs w:val="22"/>
+        </w:rPr>
+        <w:t>token</w:t>
+      </w:r>
+      <w:r>
+        <w:rPr>
+          <w:rFonts w:ascii="Calibri" w:hAnsi="Calibri" w:cs="Calibri"/>
+          <w:sz w:val="22"/>
+          <w:szCs w:val="22"/>
+          <w:lang w:val="el-GR"/>
+        </w:rPr>
+        <w:t xml:space="preserve"> </w:t>
+      </w:r>
+      <w:r>
+        <w:rPr>
+          <w:rFonts w:ascii="Calibri" w:hAnsi="Calibri" w:cs="Calibri"/>
+          <w:sz w:val="22"/>
+          <w:szCs w:val="22"/>
+          <w:lang w:val="el-GR"/>
+        </w:rPr>
+        <w:t>του</w:t>
+      </w:r>
+      <w:r>
+        <w:rPr>
+          <w:rFonts w:ascii="Calibri" w:hAnsi="Calibri" w:cs="Calibri"/>
+          <w:sz w:val="22"/>
+          <w:szCs w:val="22"/>
+          <w:lang w:val="el-GR"/>
+        </w:rPr>
+        <w:t xml:space="preserve"> </w:t>
+      </w:r>
+      <w:r>
+        <w:rPr>
+          <w:rFonts w:ascii="Calibri" w:hAnsi="Calibri" w:cs="Calibri"/>
+          <w:sz w:val="22"/>
+          <w:szCs w:val="22"/>
+        </w:rPr>
+        <w:t>user</w:t>
+      </w:r>
+      <w:r>
+        <w:rPr>
+          <w:rFonts w:ascii="Calibri" w:hAnsi="Calibri" w:cs="Calibri"/>
+          <w:sz w:val="22"/>
+          <w:szCs w:val="22"/>
+          <w:lang w:val="el-GR"/>
+        </w:rPr>
+        <w:t xml:space="preserve">. </w:t>
+      </w:r>
+      <w:r>
+        <w:rPr>
+          <w:rFonts w:ascii="Calibri" w:hAnsi="Calibri" w:cs="Calibri"/>
+          <w:sz w:val="22"/>
+          <w:szCs w:val="22"/>
+          <w:lang w:val="el-GR"/>
+        </w:rPr>
+        <w:t xml:space="preserve">Αντίστοιχα, το </w:t>
+      </w:r>
+      <w:r>
+        <w:rPr>
+          <w:rFonts w:ascii="Calibri" w:hAnsi="Calibri" w:cs="Calibri"/>
+          <w:sz w:val="22"/>
+          <w:szCs w:val="22"/>
+        </w:rPr>
+        <w:t>auth</w:t>
+      </w:r>
+      <w:r>
+        <w:rPr>
+          <w:rFonts w:ascii="Calibri" w:hAnsi="Calibri" w:cs="Calibri"/>
+          <w:sz w:val="22"/>
+          <w:szCs w:val="22"/>
+          <w:lang w:val="el-GR"/>
+        </w:rPr>
+        <w:t>.</w:t>
+      </w:r>
+      <w:r>
+        <w:rPr>
+          <w:rFonts w:ascii="Calibri" w:hAnsi="Calibri" w:cs="Calibri"/>
+          <w:sz w:val="22"/>
+          <w:szCs w:val="22"/>
+        </w:rPr>
+        <w:t>guard</w:t>
+      </w:r>
+      <w:r>
+        <w:rPr>
+          <w:rFonts w:ascii="Calibri" w:hAnsi="Calibri" w:cs="Calibri"/>
+          <w:sz w:val="22"/>
+          <w:szCs w:val="22"/>
+          <w:lang w:val="el-GR"/>
+        </w:rPr>
+        <w:t>.</w:t>
+      </w:r>
+      <w:r>
+        <w:rPr>
+          <w:rFonts w:ascii="Calibri" w:hAnsi="Calibri" w:cs="Calibri"/>
+          <w:sz w:val="22"/>
+          <w:szCs w:val="22"/>
+        </w:rPr>
+        <w:t>ts</w:t>
+      </w:r>
+      <w:r>
+        <w:rPr>
+          <w:rFonts w:ascii="Calibri" w:hAnsi="Calibri" w:cs="Calibri"/>
+          <w:sz w:val="22"/>
+          <w:szCs w:val="22"/>
+          <w:lang w:val="el-GR"/>
+        </w:rPr>
+        <w:t xml:space="preserve"> ελέγχει αν ο χρήστης είναι συνδεδεμένος</w:t>
+      </w:r>
+      <w:r>
+        <w:rPr>
+          <w:rFonts w:ascii="Calibri" w:hAnsi="Calibri" w:cs="Calibri"/>
+          <w:sz w:val="22"/>
+          <w:szCs w:val="22"/>
+          <w:lang w:val="el-GR"/>
+        </w:rPr>
+        <w:t xml:space="preserve">, δηλαδή αν υπάρχει έγκυρο </w:t>
+      </w:r>
+      <w:r>
+        <w:rPr>
+          <w:rFonts w:ascii="Calibri" w:hAnsi="Calibri" w:cs="Calibri"/>
+          <w:sz w:val="22"/>
+          <w:szCs w:val="22"/>
+        </w:rPr>
+        <w:t>token</w:t>
+      </w:r>
+      <w:r>
+        <w:rPr>
+          <w:rFonts w:ascii="Calibri" w:hAnsi="Calibri" w:cs="Calibri"/>
+          <w:sz w:val="22"/>
+          <w:szCs w:val="22"/>
+          <w:lang w:val="el-GR"/>
+        </w:rPr>
+        <w:t>,</w:t>
+      </w:r>
+      <w:r>
+        <w:rPr>
+          <w:rFonts w:ascii="Calibri" w:hAnsi="Calibri" w:cs="Calibri"/>
+          <w:sz w:val="22"/>
+          <w:szCs w:val="22"/>
+          <w:lang w:val="el-GR"/>
+        </w:rPr>
+        <w:t xml:space="preserve"> προκειμένου να έχει πρόσβαση σε προστατευόμενα </w:t>
+      </w:r>
+      <w:r>
+        <w:rPr>
+          <w:rFonts w:ascii="Calibri" w:hAnsi="Calibri" w:cs="Calibri"/>
+          <w:sz w:val="22"/>
+          <w:szCs w:val="22"/>
+        </w:rPr>
+        <w:t>routes</w:t>
+      </w:r>
+      <w:r>
+        <w:rPr>
+          <w:rFonts w:ascii="Calibri" w:hAnsi="Calibri" w:cs="Calibri"/>
+          <w:sz w:val="22"/>
+          <w:szCs w:val="22"/>
+          <w:lang w:val="el-GR"/>
+        </w:rPr>
+        <w:t xml:space="preserve"> </w:t>
+      </w:r>
+      <w:r>
+        <w:rPr>
+          <w:rFonts w:ascii="Calibri" w:hAnsi="Calibri" w:cs="Calibri"/>
+          <w:sz w:val="22"/>
+          <w:szCs w:val="22"/>
+          <w:lang w:val="el-GR"/>
+        </w:rPr>
+        <w:t>(π.χ. ιστορικό παραγγελιών).</w:t>
+      </w:r>
+    </w:p>
+    <w:p>
+      <w:pPr>
+        <w:ind w:left="1080" w:firstLine="720"/>
+        <w:rPr>
+          <w:rFonts w:ascii="Calibri" w:hAnsi="Calibri" w:cs="Calibri"/>
+          <w:sz w:val="22"/>
+          <w:szCs w:val="22"/>
+          <w:lang w:val="el-GR"/>
+        </w:rPr>
+      </w:pPr>
+      <w:r>
+        <w:rPr>
+          <w:rFonts w:ascii="Calibri" w:hAnsi="Calibri" w:cs="Calibri"/>
+          <w:noProof/>
+          <w:sz w:val="22"/>
+          <w:szCs w:val="22"/>
+          <w:lang w:val="el-GR"/>
+        </w:rPr>
+        <w:drawing>
+          <wp:inline distT="0" distB="0" distL="0" distR="0" wp14:anchorId="2DDA921D" wp14:editId="02D5C187">
+            <wp:extent cx="1605915" cy="866775"/>
+            <wp:effectExtent l="0" t="0" r="0" b="9525"/>
+            <wp:docPr id="1174643552" name="Picture 14"/>
+            <wp:cNvGraphicFramePr>
+              <a:graphicFrameLocks xmlns:a="http://schemas.openxmlformats.org/drawingml/2006/main" noChangeAspect="1"/>
+            </wp:cNvGraphicFramePr>
+            <a:graphic xmlns:a="http://schemas.openxmlformats.org/drawingml/2006/main">
+              <a:graphicData uri="http://schemas.openxmlformats.org/drawingml/2006/picture">
+                <pic:pic xmlns:pic="http://schemas.openxmlformats.org/drawingml/2006/picture">
+                  <pic:nvPicPr>
+                    <pic:cNvPr id="0" name="Picture 14"/>
+                    <pic:cNvPicPr>
+                      <a:picLocks noChangeAspect="1" noChangeArrowheads="1"/>
+                    </pic:cNvPicPr>
+                  </pic:nvPicPr>
+                  <pic:blipFill>
+                    <a:blip r:embed="rId12">
+                      <a:extLst>
+                        <a:ext uri="{28A0092B-C50C-407E-A947-70E740481C1C}">
+                          <a14:useLocalDpi xmlns:a14="http://schemas.microsoft.com/office/drawing/2010/main" val="0"/>
+                        </a:ext>
+                      </a:extLst>
+                    </a:blip>
+                    <a:srcRect/>
+                    <a:stretch>
+                      <a:fillRect/>
+                    </a:stretch>
+                  </pic:blipFill>
+                  <pic:spPr bwMode="auto">
+                    <a:xfrm>
+                      <a:off x="0" y="0"/>
+                      <a:ext cx="1605915" cy="866775"/>
+                    </a:xfrm>
+                    <a:prstGeom prst="rect">
+                      <a:avLst/>
+                    </a:prstGeom>
+                    <a:noFill/>
+                    <a:ln>
+                      <a:noFill/>
+                    </a:ln>
+                  </pic:spPr>
+                </pic:pic>
+              </a:graphicData>
+            </a:graphic>
+          </wp:inline>
+        </w:drawing>
+      </w:r>
+    </w:p>
+    <w:p>
+      <w:pPr>
+        <w:pStyle w:val="ListParagraph"/>
+        <w:ind w:left="1800"/>
+        <w:rPr>
+          <w:rFonts w:ascii="Calibri" w:hAnsi="Calibri" w:cs="Calibri"/>
+          <w:sz w:val="22"/>
+          <w:szCs w:val="22"/>
+          <w:lang w:val="el-GR"/>
+        </w:rPr>
+      </w:pPr>
+    </w:p>
+    <w:p>
+      <w:pPr>
+        <w:pStyle w:val="ListParagraph"/>
+        <w:numPr>
+          <w:ilvl w:val="0"/>
+          <w:numId w:val="7"/>
+        </w:numPr>
+        <w:rPr>
+          <w:rFonts w:ascii="Calibri" w:hAnsi="Calibri" w:cs="Calibri"/>
+          <w:b/>
+          <w:bCs/>
+          <w:lang w:val="el-GR"/>
+        </w:rPr>
+      </w:pPr>
+      <w:r>
+        <w:rPr>
+          <w:rFonts w:ascii="Calibri" w:hAnsi="Calibri" w:cs="Calibri"/>
+          <w:b/>
+          <w:bCs/>
+          <w:lang w:val="el-GR"/>
+        </w:rPr>
+        <w:t>Επιπλέον Αναφορές</w:t>
+      </w:r>
+    </w:p>
+    <w:p>
+      <w:pPr>
+        <w:ind w:left="1440" w:firstLine="360"/>
+        <w:rPr>
+          <w:rFonts w:ascii="Calibri" w:hAnsi="Calibri" w:cs="Calibri"/>
+          <w:sz w:val="22"/>
+          <w:szCs w:val="22"/>
+          <w:lang w:val="el-GR"/>
+        </w:rPr>
+      </w:pPr>
+      <w:r>
+        <w:rPr>
+          <w:rFonts w:ascii="Calibri" w:hAnsi="Calibri" w:cs="Calibri"/>
+          <w:sz w:val="22"/>
+          <w:szCs w:val="22"/>
+          <w:lang w:val="el-GR"/>
+        </w:rPr>
+        <w:t xml:space="preserve">Στο φάκελο </w:t>
+      </w:r>
+      <w:r>
+        <w:rPr>
+          <w:rFonts w:ascii="Calibri" w:hAnsi="Calibri" w:cs="Calibri"/>
+          <w:sz w:val="22"/>
+          <w:szCs w:val="22"/>
+        </w:rPr>
+        <w:t>constants</w:t>
+      </w:r>
+      <w:r>
+        <w:rPr>
+          <w:rFonts w:ascii="Calibri" w:hAnsi="Calibri" w:cs="Calibri"/>
+          <w:sz w:val="22"/>
+          <w:szCs w:val="22"/>
+          <w:lang w:val="el-GR"/>
+        </w:rPr>
+        <w:t xml:space="preserve"> </w:t>
+      </w:r>
+      <w:r>
+        <w:rPr>
+          <w:rFonts w:ascii="Calibri" w:hAnsi="Calibri" w:cs="Calibri"/>
+          <w:sz w:val="22"/>
+          <w:szCs w:val="22"/>
+          <w:lang w:val="el-GR"/>
+        </w:rPr>
+        <w:t xml:space="preserve">περιλαμβάνεται το αρχείο </w:t>
+      </w:r>
+      <w:r>
+        <w:rPr>
+          <w:rFonts w:ascii="Calibri" w:hAnsi="Calibri" w:cs="Calibri"/>
+          <w:sz w:val="22"/>
+          <w:szCs w:val="22"/>
+        </w:rPr>
+        <w:t>urls</w:t>
+      </w:r>
+      <w:r>
+        <w:rPr>
+          <w:rFonts w:ascii="Calibri" w:hAnsi="Calibri" w:cs="Calibri"/>
+          <w:sz w:val="22"/>
+          <w:szCs w:val="22"/>
+          <w:lang w:val="el-GR"/>
+        </w:rPr>
+        <w:t>.</w:t>
+      </w:r>
+      <w:r>
+        <w:rPr>
+          <w:rFonts w:ascii="Calibri" w:hAnsi="Calibri" w:cs="Calibri"/>
+          <w:sz w:val="22"/>
+          <w:szCs w:val="22"/>
+        </w:rPr>
+        <w:t>ts</w:t>
+      </w:r>
+      <w:r>
+        <w:rPr>
+          <w:rFonts w:ascii="Calibri" w:hAnsi="Calibri" w:cs="Calibri"/>
+          <w:sz w:val="22"/>
+          <w:szCs w:val="22"/>
+          <w:lang w:val="el-GR"/>
+        </w:rPr>
+        <w:t xml:space="preserve"> </w:t>
+      </w:r>
+      <w:r>
+        <w:rPr>
+          <w:rFonts w:ascii="Calibri" w:hAnsi="Calibri" w:cs="Calibri"/>
+          <w:sz w:val="22"/>
+          <w:szCs w:val="22"/>
+          <w:lang w:val="el-GR"/>
+        </w:rPr>
+        <w:t xml:space="preserve">στο οποίο </w:t>
+      </w:r>
+      <w:r>
+        <w:rPr>
+          <w:rFonts w:ascii="Calibri" w:hAnsi="Calibri" w:cs="Calibri"/>
+          <w:sz w:val="22"/>
+          <w:szCs w:val="22"/>
+          <w:lang w:val="el-GR"/>
+        </w:rPr>
+        <w:t>αποθηκεύο</w:t>
+      </w:r>
+      <w:r>
+        <w:rPr>
+          <w:rFonts w:ascii="Calibri" w:hAnsi="Calibri" w:cs="Calibri"/>
+          <w:sz w:val="22"/>
+          <w:szCs w:val="22"/>
+          <w:lang w:val="el-GR"/>
+        </w:rPr>
+        <w:t>νται</w:t>
+      </w:r>
+      <w:r>
+        <w:rPr>
+          <w:rFonts w:ascii="Calibri" w:hAnsi="Calibri" w:cs="Calibri"/>
+          <w:sz w:val="22"/>
+          <w:szCs w:val="22"/>
+          <w:lang w:val="el-GR"/>
+        </w:rPr>
+        <w:t xml:space="preserve"> τα </w:t>
+      </w:r>
+      <w:r>
+        <w:rPr>
+          <w:rFonts w:ascii="Calibri" w:hAnsi="Calibri" w:cs="Calibri"/>
+          <w:sz w:val="22"/>
+          <w:szCs w:val="22"/>
+        </w:rPr>
+        <w:t>API</w:t>
+      </w:r>
+      <w:r>
+        <w:rPr>
+          <w:rFonts w:ascii="Calibri" w:hAnsi="Calibri" w:cs="Calibri"/>
+          <w:sz w:val="22"/>
+          <w:szCs w:val="22"/>
+          <w:lang w:val="el-GR"/>
+        </w:rPr>
+        <w:t xml:space="preserve"> </w:t>
+      </w:r>
+      <w:r>
+        <w:rPr>
+          <w:rFonts w:ascii="Calibri" w:hAnsi="Calibri" w:cs="Calibri"/>
+          <w:sz w:val="22"/>
+          <w:szCs w:val="22"/>
+        </w:rPr>
+        <w:t>endpoints</w:t>
+      </w:r>
+      <w:r>
+        <w:rPr>
+          <w:rFonts w:ascii="Calibri" w:hAnsi="Calibri" w:cs="Calibri"/>
+          <w:sz w:val="22"/>
+          <w:szCs w:val="22"/>
+          <w:lang w:val="el-GR"/>
+        </w:rPr>
+        <w:t xml:space="preserve"> που διασφαλίζουν την αλληλεπίδραση </w:t>
+      </w:r>
+      <w:r>
+        <w:rPr>
+          <w:rFonts w:ascii="Calibri" w:hAnsi="Calibri" w:cs="Calibri"/>
+          <w:sz w:val="22"/>
+          <w:szCs w:val="22"/>
+        </w:rPr>
+        <w:t>client</w:t>
+      </w:r>
+      <w:r>
+        <w:rPr>
+          <w:rFonts w:ascii="Calibri" w:hAnsi="Calibri" w:cs="Calibri"/>
+          <w:sz w:val="22"/>
+          <w:szCs w:val="22"/>
+          <w:lang w:val="el-GR"/>
+        </w:rPr>
+        <w:t xml:space="preserve"> </w:t>
+      </w:r>
+      <w:r>
+        <w:rPr>
+          <w:rFonts w:ascii="Calibri" w:hAnsi="Calibri" w:cs="Calibri"/>
+          <w:sz w:val="22"/>
+          <w:szCs w:val="22"/>
+          <w:lang w:val="el-GR"/>
+        </w:rPr>
+        <w:t xml:space="preserve">και </w:t>
+      </w:r>
+      <w:r>
+        <w:rPr>
+          <w:rFonts w:ascii="Calibri" w:hAnsi="Calibri" w:cs="Calibri"/>
+          <w:sz w:val="22"/>
+          <w:szCs w:val="22"/>
+        </w:rPr>
+        <w:t>server</w:t>
+      </w:r>
+      <w:r>
+        <w:rPr>
+          <w:rFonts w:ascii="Calibri" w:hAnsi="Calibri" w:cs="Calibri"/>
+          <w:sz w:val="22"/>
+          <w:szCs w:val="22"/>
+          <w:lang w:val="el-GR"/>
+        </w:rPr>
+        <w:t>.</w:t>
+      </w:r>
+    </w:p>
+    <w:p>
+      <w:pPr>
+        <w:ind w:left="1440" w:firstLine="360"/>
+        <w:rPr>
+          <w:rFonts w:ascii="Calibri" w:hAnsi="Calibri" w:cs="Calibri"/>
+          <w:sz w:val="22"/>
+          <w:szCs w:val="22"/>
+          <w:lang w:val="el-GR"/>
+        </w:rPr>
+      </w:pPr>
+      <w:r>
+        <w:rPr>
+          <w:rFonts w:ascii="Calibri" w:hAnsi="Calibri" w:cs="Calibri"/>
+          <w:sz w:val="22"/>
+          <w:szCs w:val="22"/>
+          <w:lang w:val="el-GR"/>
+        </w:rPr>
+        <w:t>Ο φάκελος Interfaces περιέχει τα interfaces I</w:t>
+      </w:r>
+      <w:r>
+        <w:rPr>
+          <w:rFonts w:ascii="Calibri" w:hAnsi="Calibri" w:cs="Calibri"/>
+          <w:sz w:val="22"/>
+          <w:szCs w:val="22"/>
+          <w:lang w:val="el-GR"/>
+        </w:rPr>
+        <w:t>u</w:t>
+      </w:r>
+      <w:r>
+        <w:rPr>
+          <w:rFonts w:ascii="Calibri" w:hAnsi="Calibri" w:cs="Calibri"/>
+          <w:sz w:val="22"/>
+          <w:szCs w:val="22"/>
+          <w:lang w:val="el-GR"/>
+        </w:rPr>
+        <w:t>serLogin</w:t>
+      </w:r>
+      <w:r>
+        <w:rPr>
+          <w:rFonts w:ascii="Calibri" w:hAnsi="Calibri" w:cs="Calibri"/>
+          <w:sz w:val="22"/>
+          <w:szCs w:val="22"/>
+          <w:lang w:val="el-GR"/>
+        </w:rPr>
+        <w:t xml:space="preserve"> </w:t>
+      </w:r>
+      <w:r>
+        <w:rPr>
+          <w:rFonts w:ascii="Calibri" w:hAnsi="Calibri" w:cs="Calibri"/>
+          <w:sz w:val="22"/>
+          <w:szCs w:val="22"/>
+          <w:lang w:val="el-GR"/>
+        </w:rPr>
+        <w:t>και IUserRegister, τα οποία καθορίζουν τη δομή των δεδομένων που αποστέλλονται ή λαμβάνονται κατά τη διαδικασία login και εγγραφής του χρήστη.</w:t>
+      </w:r>
+      <w:r>
+        <w:rPr>
+          <w:rFonts w:ascii="Calibri" w:hAnsi="Calibri" w:cs="Calibri"/>
+          <w:sz w:val="22"/>
+          <w:szCs w:val="22"/>
+          <w:lang w:val="el-GR"/>
+        </w:rPr>
+        <w:t xml:space="preserve"> Τα </w:t>
+      </w:r>
+      <w:r>
+        <w:rPr>
+          <w:rFonts w:ascii="Calibri" w:hAnsi="Calibri" w:cs="Calibri"/>
+          <w:sz w:val="22"/>
+          <w:szCs w:val="22"/>
+        </w:rPr>
+        <w:t>interfaces</w:t>
+      </w:r>
+      <w:r>
+        <w:rPr>
+          <w:rFonts w:ascii="Calibri" w:hAnsi="Calibri" w:cs="Calibri"/>
+          <w:sz w:val="22"/>
+          <w:szCs w:val="22"/>
+          <w:lang w:val="el-GR"/>
+        </w:rPr>
+        <w:t xml:space="preserve"> </w:t>
+      </w:r>
+      <w:r>
+        <w:rPr>
+          <w:rFonts w:ascii="Calibri" w:hAnsi="Calibri" w:cs="Calibri"/>
+          <w:sz w:val="22"/>
+          <w:szCs w:val="22"/>
+          <w:lang w:val="el-GR"/>
+        </w:rPr>
+        <w:t>εξασφαλίζουν τη σωστή μορφή των δεδομένων και τη μείωση σφαλμάτων.</w:t>
+      </w:r>
+    </w:p>
+    <w:p>
+      <w:pPr>
+        <w:ind w:left="1440" w:firstLine="360"/>
+        <w:rPr>
+          <w:rFonts w:ascii="Calibri" w:hAnsi="Calibri" w:cs="Calibri"/>
+          <w:sz w:val="22"/>
+          <w:szCs w:val="22"/>
+          <w:lang w:val="el-GR"/>
+        </w:rPr>
+      </w:pPr>
+      <w:r>
+        <w:rPr>
+          <w:rFonts w:ascii="Calibri" w:hAnsi="Calibri" w:cs="Calibri"/>
+          <w:sz w:val="22"/>
+          <w:szCs w:val="22"/>
+          <w:lang w:val="el-GR"/>
+        </w:rPr>
+        <w:t>Τ</w:t>
+      </w:r>
+      <w:r>
+        <w:rPr>
+          <w:rFonts w:ascii="Calibri" w:hAnsi="Calibri" w:cs="Calibri"/>
+          <w:sz w:val="22"/>
+          <w:szCs w:val="22"/>
+          <w:lang w:val="el-GR"/>
+        </w:rPr>
+        <w:t xml:space="preserve">ο αρχείο </w:t>
+      </w:r>
+      <w:r>
+        <w:rPr>
+          <w:rFonts w:ascii="Calibri" w:hAnsi="Calibri" w:cs="Calibri"/>
+          <w:sz w:val="22"/>
+          <w:szCs w:val="22"/>
+        </w:rPr>
+        <w:t>app</w:t>
+      </w:r>
+      <w:r>
+        <w:rPr>
+          <w:rFonts w:ascii="Calibri" w:hAnsi="Calibri" w:cs="Calibri"/>
+          <w:sz w:val="22"/>
+          <w:szCs w:val="22"/>
+          <w:lang w:val="el-GR"/>
+        </w:rPr>
+        <w:t>.</w:t>
+      </w:r>
+      <w:r>
+        <w:rPr>
+          <w:rFonts w:ascii="Calibri" w:hAnsi="Calibri" w:cs="Calibri"/>
+          <w:sz w:val="22"/>
+          <w:szCs w:val="22"/>
+        </w:rPr>
+        <w:t>routes</w:t>
+      </w:r>
+      <w:r>
+        <w:rPr>
+          <w:rFonts w:ascii="Calibri" w:hAnsi="Calibri" w:cs="Calibri"/>
+          <w:sz w:val="22"/>
+          <w:szCs w:val="22"/>
+          <w:lang w:val="el-GR"/>
+        </w:rPr>
+        <w:t>.</w:t>
+      </w:r>
+      <w:r>
+        <w:rPr>
+          <w:rFonts w:ascii="Calibri" w:hAnsi="Calibri" w:cs="Calibri"/>
+          <w:sz w:val="22"/>
+          <w:szCs w:val="22"/>
+        </w:rPr>
+        <w:t>ts</w:t>
+      </w:r>
+      <w:r>
+        <w:rPr>
+          <w:rFonts w:ascii="Calibri" w:hAnsi="Calibri" w:cs="Calibri"/>
+          <w:sz w:val="22"/>
+          <w:szCs w:val="22"/>
+          <w:lang w:val="el-GR"/>
+        </w:rPr>
+        <w:t xml:space="preserve"> ευθύνεται για την πλοήγηση μεταξύ των σελίδων της εφαρμογής καθώς </w:t>
+      </w:r>
+      <w:r>
+        <w:rPr>
+          <w:rFonts w:ascii="Calibri" w:hAnsi="Calibri" w:cs="Calibri"/>
+          <w:sz w:val="22"/>
+          <w:szCs w:val="22"/>
+          <w:lang w:val="el-GR"/>
+        </w:rPr>
+        <w:t xml:space="preserve">εκεί ορίζονται τα </w:t>
+      </w:r>
+      <w:r>
+        <w:rPr>
+          <w:rFonts w:ascii="Calibri" w:hAnsi="Calibri" w:cs="Calibri"/>
+          <w:sz w:val="22"/>
+          <w:szCs w:val="22"/>
+        </w:rPr>
+        <w:t>routes</w:t>
+      </w:r>
+      <w:r>
+        <w:rPr>
+          <w:rFonts w:ascii="Calibri" w:hAnsi="Calibri" w:cs="Calibri"/>
+          <w:sz w:val="22"/>
+          <w:szCs w:val="22"/>
+          <w:lang w:val="el-GR"/>
+        </w:rPr>
+        <w:t xml:space="preserve"> </w:t>
+      </w:r>
+      <w:r>
+        <w:rPr>
+          <w:rFonts w:ascii="Calibri" w:hAnsi="Calibri" w:cs="Calibri"/>
+          <w:sz w:val="22"/>
+          <w:szCs w:val="22"/>
+          <w:lang w:val="el-GR"/>
+        </w:rPr>
+        <w:t xml:space="preserve">των αντίστοιχων </w:t>
+      </w:r>
+      <w:r>
+        <w:rPr>
+          <w:rFonts w:ascii="Calibri" w:hAnsi="Calibri" w:cs="Calibri"/>
+          <w:sz w:val="22"/>
+          <w:szCs w:val="22"/>
+        </w:rPr>
+        <w:t>components</w:t>
+      </w:r>
+      <w:r>
+        <w:rPr>
+          <w:rFonts w:ascii="Calibri" w:hAnsi="Calibri" w:cs="Calibri"/>
+          <w:sz w:val="22"/>
+          <w:szCs w:val="22"/>
+          <w:lang w:val="el-GR"/>
+        </w:rPr>
+        <w:t>.</w:t>
+      </w:r>
+    </w:p>
+    <w:p>
+      <w:pPr>
+        <w:ind w:left="1440"/>
+        <w:rPr>
+          <w:rFonts w:ascii="Calibri" w:hAnsi="Calibri" w:cs="Calibri"/>
+          <w:sz w:val="22"/>
+          <w:szCs w:val="22"/>
+          <w:lang w:val="el-GR"/>
+        </w:rPr>
+      </w:pPr>
+      <w:r>
+        <w:rPr>
+          <w:rFonts w:ascii="Calibri" w:hAnsi="Calibri" w:cs="Calibri"/>
+          <w:noProof/>
+          <w:sz w:val="22"/>
+          <w:szCs w:val="22"/>
+          <w:lang w:val="el-GR"/>
+        </w:rPr>
+        <w:drawing>
+          <wp:anchor distT="0" distB="0" distL="114300" distR="114300" simplePos="0" relativeHeight="251659264" behindDoc="1" locked="0" layoutInCell="1" allowOverlap="1" wp14:anchorId="30D8AADB" wp14:editId="2CF1AD22">
+            <wp:simplePos x="0" y="0"/>
+            <wp:positionH relativeFrom="column">
+              <wp:posOffset>1170857</wp:posOffset>
+            </wp:positionH>
+            <wp:positionV relativeFrom="paragraph">
+              <wp:posOffset>5080</wp:posOffset>
+            </wp:positionV>
+            <wp:extent cx="1535430" cy="1285240"/>
+            <wp:effectExtent l="0" t="0" r="7620" b="0"/>
+            <wp:wrapTight wrapText="bothSides">
+              <wp:wrapPolygon edited="0">
+                <wp:start x="0" y="0"/>
+                <wp:lineTo x="0" y="21130"/>
+                <wp:lineTo x="21439" y="21130"/>
+                <wp:lineTo x="21439" y="0"/>
+                <wp:lineTo x="0" y="0"/>
+              </wp:wrapPolygon>
+            </wp:wrapTight>
+            <wp:docPr id="1587567328" name="Picture 7"/>
+            <wp:cNvGraphicFramePr>
+              <a:graphicFrameLocks xmlns:a="http://schemas.openxmlformats.org/drawingml/2006/main" noChangeAspect="1"/>
+            </wp:cNvGraphicFramePr>
+            <a:graphic xmlns:a="http://schemas.openxmlformats.org/drawingml/2006/main">
+              <a:graphicData uri="http://schemas.openxmlformats.org/drawingml/2006/picture">
+                <pic:pic xmlns:pic="http://schemas.openxmlformats.org/drawingml/2006/picture">
+                  <pic:nvPicPr>
+                    <pic:cNvPr id="0" name="Picture 7"/>
+                    <pic:cNvPicPr>
+                      <a:picLocks noChangeAspect="1" noChangeArrowheads="1"/>
+                    </pic:cNvPicPr>
+                  </pic:nvPicPr>
+                  <pic:blipFill>
+                    <a:blip r:embed="rId13">
+                      <a:extLst>
+                        <a:ext uri="{28A0092B-C50C-407E-A947-70E740481C1C}">
+                          <a14:useLocalDpi xmlns:a14="http://schemas.microsoft.com/office/drawing/2010/main" val="0"/>
+                        </a:ext>
+                      </a:extLst>
+                    </a:blip>
+                    <a:srcRect/>
+                    <a:stretch>
+                      <a:fillRect/>
+                    </a:stretch>
+                  </pic:blipFill>
+                  <pic:spPr bwMode="auto">
+                    <a:xfrm>
+                      <a:off x="0" y="0"/>
+                      <a:ext cx="1535430" cy="1285240"/>
+                    </a:xfrm>
+                    <a:prstGeom prst="rect">
+                      <a:avLst/>
+                    </a:prstGeom>
+                    <a:noFill/>
+                    <a:ln>
+                      <a:noFill/>
+                    </a:ln>
+                  </pic:spPr>
+                </pic:pic>
+              </a:graphicData>
+            </a:graphic>
+          </wp:anchor>
+        </w:drawing>
+      </w:r>
+      <w:r>
+        <w:rPr>
+          <w:rFonts w:ascii="Calibri" w:hAnsi="Calibri" w:cs="Calibri"/>
+          <w:noProof/>
+          <w:sz w:val="22"/>
+          <w:szCs w:val="22"/>
+          <w:lang w:val="el-GR"/>
+        </w:rPr>
+        <w:drawing>
+          <wp:inline distT="0" distB="0" distL="0" distR="0" wp14:anchorId="1958E52D" wp14:editId="77CAD32E">
+            <wp:extent cx="1483995" cy="379730"/>
+            <wp:effectExtent l="0" t="0" r="1905" b="1270"/>
+            <wp:docPr id="485139308" name="Picture 8"/>
+            <wp:cNvGraphicFramePr>
+              <a:graphicFrameLocks xmlns:a="http://schemas.openxmlformats.org/drawingml/2006/main" noChangeAspect="1"/>
+            </wp:cNvGraphicFramePr>
+            <a:graphic xmlns:a="http://schemas.openxmlformats.org/drawingml/2006/main">
+              <a:graphicData uri="http://schemas.openxmlformats.org/drawingml/2006/picture">
+                <pic:pic xmlns:pic="http://schemas.openxmlformats.org/drawingml/2006/picture">
+                  <pic:nvPicPr>
+                    <pic:cNvPr id="0" name="Picture 8"/>
+                    <pic:cNvPicPr>
+                      <a:picLocks noChangeAspect="1" noChangeArrowheads="1"/>
+                    </pic:cNvPicPr>
+                  </pic:nvPicPr>
+                  <pic:blipFill>
+                    <a:blip r:embed="rId14">
+                      <a:extLst>
+                        <a:ext uri="{28A0092B-C50C-407E-A947-70E740481C1C}">
+                          <a14:useLocalDpi xmlns:a14="http://schemas.microsoft.com/office/drawing/2010/main" val="0"/>
+                        </a:ext>
+                      </a:extLst>
+                    </a:blip>
+                    <a:srcRect/>
+                    <a:stretch>
+                      <a:fillRect/>
+                    </a:stretch>
+                  </pic:blipFill>
+                  <pic:spPr bwMode="auto">
+                    <a:xfrm>
+                      <a:off x="0" y="0"/>
+                      <a:ext cx="1483995" cy="379730"/>
+                    </a:xfrm>
+                    <a:prstGeom prst="rect">
+                      <a:avLst/>
+                    </a:prstGeom>
+                    <a:noFill/>
+                    <a:ln>
+                      <a:noFill/>
+                    </a:ln>
+                  </pic:spPr>
+                </pic:pic>
+              </a:graphicData>
+            </a:graphic>
+          </wp:inline>
+        </w:drawing>
+      </w:r>
+    </w:p>
+    <w:p>
+      <w:pPr>
+        <w:pStyle w:val="ListParagraph"/>
+        <w:ind w:left="1800"/>
+        <w:rPr>
+          <w:rFonts w:ascii="Calibri" w:hAnsi="Calibri" w:cs="Calibri"/>
+          <w:sz w:val="22"/>
+          <w:szCs w:val="22"/>
+          <w:lang w:val="el-GR"/>
+        </w:rPr>
+      </w:pPr>
+    </w:p>
+    <w:p>
+      <w:pPr>
+        <w:ind w:left="1440"/>
+        <w:rPr>
+          <w:rFonts w:ascii="Calibri" w:hAnsi="Calibri" w:cs="Calibri"/>
+          <w:b/>
+          <w:bCs/>
+          <w:sz w:val="22"/>
+          <w:szCs w:val="22"/>
+          <w:lang w:val="el-GR"/>
+        </w:rPr>
+      </w:pPr>
+    </w:p>
+    <w:p>
+      <w:pPr>
+        <w:ind w:left="720" w:firstLine="360"/>
+        <w:rPr>
+          <w:rFonts w:ascii="Calibri" w:hAnsi="Calibri" w:cs="Calibri"/>
+          <w:sz w:val="22"/>
+          <w:szCs w:val="22"/>
+          <w:lang w:val="el-GR"/>
+        </w:rPr>
+      </w:pPr>
+      <w:r>
+        <w:rPr>
+          <w:rFonts w:ascii="Calibri" w:hAnsi="Calibri" w:cs="Calibri"/>
+          <w:sz w:val="22"/>
+          <w:szCs w:val="22"/>
+        </w:rPr>
+        <w:tab/>
+      </w:r>
+    </w:p>
+    <w:p>
+      <w:pPr>
+        <w:ind w:left="720" w:firstLine="360"/>
+        <w:rPr>
+          <w:rFonts w:ascii="Calibri" w:hAnsi="Calibri" w:cs="Calibri"/>
+          <w:sz w:val="22"/>
+          <w:szCs w:val="22"/>
+          <w:lang w:val="el-GR"/>
+        </w:rPr>
+      </w:pPr>
+    </w:p>
+    <w:p>
+      <w:pPr>
+        <w:pStyle w:val="Heading5"/>
+        <w:numPr>
+          <w:ilvl w:val="2"/>
+          <w:numId w:val="1"/>
+        </w:numPr>
+        <w:rPr>
+          <w:rFonts w:ascii="Calibri" w:hAnsi="Calibri" w:cs="Calibri"/>
+          <w:b/>
+          <w:bCs/>
+          <w:color w:val="auto"/>
+        </w:rPr>
+      </w:pPr>
+      <w:r>
+        <w:rPr>
+          <w:rFonts w:ascii="Calibri" w:hAnsi="Calibri" w:cs="Calibri"/>
+          <w:b/>
+          <w:bCs/>
+          <w:color w:val="auto"/>
+        </w:rPr>
+        <w:t>Backend Structure (Node.js + Express)</w:t>
+      </w:r>
+    </w:p>
+    <w:p>
+      <w:pPr>
+        <w:ind w:left="1440" w:firstLine="360"/>
+        <w:rPr>
+          <w:rFonts w:ascii="Calibri" w:hAnsi="Calibri" w:cs="Calibri"/>
+          <w:sz w:val="22"/>
+          <w:szCs w:val="22"/>
+          <w:lang w:val="el-GR"/>
+        </w:rPr>
+      </w:pPr>
+      <w:r>
+        <w:rPr>
+          <w:rFonts w:ascii="Calibri" w:hAnsi="Calibri" w:cs="Calibri"/>
+          <w:sz w:val="22"/>
+          <w:szCs w:val="22"/>
+          <w:lang w:val="el-GR"/>
+        </w:rPr>
+        <w:t xml:space="preserve">Το </w:t>
+      </w:r>
+      <w:r>
+        <w:rPr>
+          <w:rFonts w:ascii="Calibri" w:hAnsi="Calibri" w:cs="Calibri"/>
+          <w:sz w:val="22"/>
+          <w:szCs w:val="22"/>
+        </w:rPr>
+        <w:t>backend</w:t>
+      </w:r>
+      <w:r>
+        <w:rPr>
+          <w:rFonts w:ascii="Calibri" w:hAnsi="Calibri" w:cs="Calibri"/>
+          <w:sz w:val="22"/>
+          <w:szCs w:val="22"/>
+          <w:lang w:val="el-GR"/>
+        </w:rPr>
+        <w:t xml:space="preserve"> </w:t>
+      </w:r>
+      <w:r>
+        <w:rPr>
+          <w:rFonts w:ascii="Calibri" w:hAnsi="Calibri" w:cs="Calibri"/>
+          <w:sz w:val="22"/>
+          <w:szCs w:val="22"/>
+          <w:lang w:val="el-GR"/>
+        </w:rPr>
+        <w:t xml:space="preserve">διαχειρίζεται την επεξεργασία των </w:t>
+      </w:r>
+      <w:r>
+        <w:rPr>
+          <w:rFonts w:ascii="Calibri" w:hAnsi="Calibri" w:cs="Calibri"/>
+          <w:sz w:val="22"/>
+          <w:szCs w:val="22"/>
+        </w:rPr>
+        <w:t>requests</w:t>
+      </w:r>
+      <w:r>
+        <w:rPr>
+          <w:rFonts w:ascii="Calibri" w:hAnsi="Calibri" w:cs="Calibri"/>
+          <w:sz w:val="22"/>
+          <w:szCs w:val="22"/>
+          <w:lang w:val="el-GR"/>
+        </w:rPr>
+        <w:t xml:space="preserve"> </w:t>
+      </w:r>
+      <w:r>
+        <w:rPr>
+          <w:rFonts w:ascii="Calibri" w:hAnsi="Calibri" w:cs="Calibri"/>
+          <w:sz w:val="22"/>
+          <w:szCs w:val="22"/>
+          <w:lang w:val="el-GR"/>
+        </w:rPr>
+        <w:t>και την επικοινωνία με τη βάση δεδομένων.</w:t>
+      </w:r>
+      <w:r>
+        <w:rPr>
+          <w:rFonts w:ascii="Calibri" w:hAnsi="Calibri" w:cs="Calibri"/>
+          <w:sz w:val="22"/>
+          <w:szCs w:val="22"/>
+          <w:lang w:val="el-GR"/>
+        </w:rPr>
+        <w:t xml:space="preserve"> Αποτελείται από το </w:t>
+      </w:r>
+      <w:r>
+        <w:rPr>
+          <w:rFonts w:ascii="Calibri" w:hAnsi="Calibri" w:cs="Calibri"/>
+          <w:sz w:val="22"/>
+          <w:szCs w:val="22"/>
+        </w:rPr>
+        <w:t>middleware</w:t>
+      </w:r>
+      <w:r>
+        <w:rPr>
+          <w:rFonts w:ascii="Calibri" w:hAnsi="Calibri" w:cs="Calibri"/>
+          <w:sz w:val="22"/>
+          <w:szCs w:val="22"/>
+          <w:lang w:val="el-GR"/>
+        </w:rPr>
+        <w:t xml:space="preserve">, τα </w:t>
+      </w:r>
+      <w:r>
+        <w:rPr>
+          <w:rFonts w:ascii="Calibri" w:hAnsi="Calibri" w:cs="Calibri"/>
+          <w:sz w:val="22"/>
+          <w:szCs w:val="22"/>
+        </w:rPr>
+        <w:t>routes</w:t>
+      </w:r>
+      <w:r>
+        <w:rPr>
+          <w:rFonts w:ascii="Calibri" w:hAnsi="Calibri" w:cs="Calibri"/>
+          <w:sz w:val="22"/>
+          <w:szCs w:val="22"/>
+          <w:lang w:val="el-GR"/>
+        </w:rPr>
+        <w:t xml:space="preserve"> και </w:t>
+      </w:r>
+      <w:r>
+        <w:rPr>
+          <w:rFonts w:ascii="Calibri" w:hAnsi="Calibri" w:cs="Calibri"/>
+          <w:sz w:val="22"/>
+          <w:szCs w:val="22"/>
+        </w:rPr>
+        <w:t>models</w:t>
+      </w:r>
+      <w:r>
+        <w:rPr>
+          <w:rFonts w:ascii="Calibri" w:hAnsi="Calibri" w:cs="Calibri"/>
+          <w:sz w:val="22"/>
+          <w:szCs w:val="22"/>
+          <w:lang w:val="el-GR"/>
+        </w:rPr>
+        <w:t>. Πιο αναλυτικά:</w:t>
+      </w:r>
+    </w:p>
+    <w:p>
+      <w:pPr>
+        <w:ind w:left="1440" w:firstLine="360"/>
+        <w:rPr>
+          <w:rFonts w:ascii="Calibri" w:hAnsi="Calibri" w:cs="Calibri"/>
+          <w:sz w:val="22"/>
+          <w:szCs w:val="22"/>
+          <w:lang w:val="el-GR"/>
+        </w:rPr>
+      </w:pPr>
+    </w:p>
+    <w:p>
+      <w:pPr>
+        <w:pStyle w:val="ListParagraph"/>
+        <w:numPr>
+          <w:ilvl w:val="0"/>
+          <w:numId w:val="7"/>
+        </w:numPr>
+        <w:rPr>
+          <w:rFonts w:ascii="Calibri" w:hAnsi="Calibri" w:cs="Calibri"/>
+          <w:b/>
+          <w:bCs/>
+          <w:lang w:val="el-GR"/>
+        </w:rPr>
+      </w:pPr>
+      <w:r>
+        <w:rPr>
+          <w:rFonts w:ascii="Calibri" w:hAnsi="Calibri" w:cs="Calibri"/>
+          <w:b/>
+          <w:bCs/>
+        </w:rPr>
+        <w:lastRenderedPageBreak/>
+        <w:t>Models</w:t>
+      </w:r>
+    </w:p>
+    <w:p>
+      <w:pPr>
+        <w:ind w:left="1440" w:firstLine="360"/>
+        <w:rPr>
+          <w:rFonts w:ascii="Calibri" w:hAnsi="Calibri" w:cs="Calibri"/>
+          <w:sz w:val="22"/>
+          <w:szCs w:val="22"/>
+          <w:lang w:val="el-GR"/>
+        </w:rPr>
+      </w:pPr>
+      <w:r>
+        <w:rPr>
+          <w:rFonts w:ascii="Calibri" w:hAnsi="Calibri" w:cs="Calibri"/>
+          <w:sz w:val="22"/>
+          <w:szCs w:val="22"/>
+          <w:lang w:val="el-GR"/>
+        </w:rPr>
+        <w:t xml:space="preserve">Ο φάκελος </w:t>
+      </w:r>
+      <w:r>
+        <w:rPr>
+          <w:rFonts w:ascii="Calibri" w:hAnsi="Calibri" w:cs="Calibri"/>
+          <w:sz w:val="22"/>
+          <w:szCs w:val="22"/>
+        </w:rPr>
+        <w:t>models</w:t>
+      </w:r>
+      <w:r>
+        <w:rPr>
+          <w:rFonts w:ascii="Calibri" w:hAnsi="Calibri" w:cs="Calibri"/>
+          <w:sz w:val="22"/>
+          <w:szCs w:val="22"/>
+          <w:lang w:val="el-GR"/>
+        </w:rPr>
+        <w:t xml:space="preserve"> </w:t>
+      </w:r>
+      <w:r>
+        <w:rPr>
+          <w:rFonts w:ascii="Calibri" w:hAnsi="Calibri" w:cs="Calibri"/>
+          <w:sz w:val="22"/>
+          <w:szCs w:val="22"/>
+          <w:lang w:val="el-GR"/>
+        </w:rPr>
+        <w:t>περιέχει τα αρχεία</w:t>
+      </w:r>
+      <w:r>
+        <w:rPr>
+          <w:rFonts w:ascii="Calibri" w:hAnsi="Calibri" w:cs="Calibri"/>
+          <w:sz w:val="22"/>
+          <w:szCs w:val="22"/>
+          <w:lang w:val="el-GR"/>
+        </w:rPr>
+        <w:t xml:space="preserve"> </w:t>
+      </w:r>
+      <w:r>
+        <w:rPr>
+          <w:rFonts w:ascii="Calibri" w:hAnsi="Calibri" w:cs="Calibri"/>
+          <w:sz w:val="22"/>
+          <w:szCs w:val="22"/>
+        </w:rPr>
+        <w:t>item</w:t>
+      </w:r>
+      <w:r>
+        <w:rPr>
+          <w:rFonts w:ascii="Calibri" w:hAnsi="Calibri" w:cs="Calibri"/>
+          <w:sz w:val="22"/>
+          <w:szCs w:val="22"/>
+          <w:lang w:val="el-GR"/>
+        </w:rPr>
+        <w:t>.</w:t>
+      </w:r>
+      <w:r>
+        <w:rPr>
+          <w:rFonts w:ascii="Calibri" w:hAnsi="Calibri" w:cs="Calibri"/>
+          <w:sz w:val="22"/>
+          <w:szCs w:val="22"/>
+        </w:rPr>
+        <w:t>model</w:t>
+      </w:r>
+      <w:r>
+        <w:rPr>
+          <w:rFonts w:ascii="Calibri" w:hAnsi="Calibri" w:cs="Calibri"/>
+          <w:sz w:val="22"/>
+          <w:szCs w:val="22"/>
+          <w:lang w:val="el-GR"/>
+        </w:rPr>
+        <w:t>.</w:t>
+      </w:r>
+      <w:r>
+        <w:rPr>
+          <w:rFonts w:ascii="Calibri" w:hAnsi="Calibri" w:cs="Calibri"/>
+          <w:sz w:val="22"/>
+          <w:szCs w:val="22"/>
+        </w:rPr>
+        <w:t>ts</w:t>
+      </w:r>
+      <w:r>
+        <w:rPr>
+          <w:rFonts w:ascii="Calibri" w:hAnsi="Calibri" w:cs="Calibri"/>
+          <w:sz w:val="22"/>
+          <w:szCs w:val="22"/>
+          <w:lang w:val="el-GR"/>
+        </w:rPr>
+        <w:t xml:space="preserve">, </w:t>
+      </w:r>
+      <w:r>
+        <w:rPr>
+          <w:rFonts w:ascii="Calibri" w:hAnsi="Calibri" w:cs="Calibri"/>
+          <w:sz w:val="22"/>
+          <w:szCs w:val="22"/>
+        </w:rPr>
+        <w:t>order</w:t>
+      </w:r>
+      <w:r>
+        <w:rPr>
+          <w:rFonts w:ascii="Calibri" w:hAnsi="Calibri" w:cs="Calibri"/>
+          <w:sz w:val="22"/>
+          <w:szCs w:val="22"/>
+          <w:lang w:val="el-GR"/>
+        </w:rPr>
+        <w:t>.</w:t>
+      </w:r>
+      <w:r>
+        <w:rPr>
+          <w:rFonts w:ascii="Calibri" w:hAnsi="Calibri" w:cs="Calibri"/>
+          <w:sz w:val="22"/>
+          <w:szCs w:val="22"/>
+        </w:rPr>
+        <w:t>model</w:t>
+      </w:r>
+      <w:r>
+        <w:rPr>
+          <w:rFonts w:ascii="Calibri" w:hAnsi="Calibri" w:cs="Calibri"/>
+          <w:sz w:val="22"/>
+          <w:szCs w:val="22"/>
+          <w:lang w:val="el-GR"/>
+        </w:rPr>
+        <w:t>.</w:t>
+      </w:r>
+      <w:r>
+        <w:rPr>
+          <w:rFonts w:ascii="Calibri" w:hAnsi="Calibri" w:cs="Calibri"/>
+          <w:sz w:val="22"/>
+          <w:szCs w:val="22"/>
+        </w:rPr>
+        <w:t>ts</w:t>
+      </w:r>
+      <w:r>
+        <w:rPr>
+          <w:rFonts w:ascii="Calibri" w:hAnsi="Calibri" w:cs="Calibri"/>
+          <w:sz w:val="22"/>
+          <w:szCs w:val="22"/>
+          <w:lang w:val="el-GR"/>
+        </w:rPr>
+        <w:t xml:space="preserve"> και </w:t>
+      </w:r>
+      <w:r>
+        <w:rPr>
+          <w:rFonts w:ascii="Calibri" w:hAnsi="Calibri" w:cs="Calibri"/>
+          <w:sz w:val="22"/>
+          <w:szCs w:val="22"/>
+        </w:rPr>
+        <w:t>user</w:t>
+      </w:r>
+      <w:r>
+        <w:rPr>
+          <w:rFonts w:ascii="Calibri" w:hAnsi="Calibri" w:cs="Calibri"/>
+          <w:sz w:val="22"/>
+          <w:szCs w:val="22"/>
+          <w:lang w:val="el-GR"/>
+        </w:rPr>
+        <w:t>.</w:t>
+      </w:r>
+      <w:r>
+        <w:rPr>
+          <w:rFonts w:ascii="Calibri" w:hAnsi="Calibri" w:cs="Calibri"/>
+          <w:sz w:val="22"/>
+          <w:szCs w:val="22"/>
+        </w:rPr>
+        <w:t>model</w:t>
+      </w:r>
+      <w:r>
+        <w:rPr>
+          <w:rFonts w:ascii="Calibri" w:hAnsi="Calibri" w:cs="Calibri"/>
+          <w:sz w:val="22"/>
+          <w:szCs w:val="22"/>
+          <w:lang w:val="el-GR"/>
+        </w:rPr>
+        <w:t>.</w:t>
+      </w:r>
+      <w:r>
+        <w:rPr>
+          <w:rFonts w:ascii="Calibri" w:hAnsi="Calibri" w:cs="Calibri"/>
+          <w:sz w:val="22"/>
+          <w:szCs w:val="22"/>
+        </w:rPr>
+        <w:t>ts</w:t>
+      </w:r>
+      <w:r>
+        <w:rPr>
+          <w:rFonts w:ascii="Calibri" w:hAnsi="Calibri" w:cs="Calibri"/>
+          <w:sz w:val="22"/>
+          <w:szCs w:val="22"/>
+          <w:lang w:val="el-GR"/>
+        </w:rPr>
+        <w:t xml:space="preserve"> . </w:t>
+      </w:r>
+      <w:r>
+        <w:rPr>
+          <w:rFonts w:ascii="Calibri" w:hAnsi="Calibri" w:cs="Calibri"/>
+          <w:sz w:val="22"/>
+          <w:szCs w:val="22"/>
+          <w:lang w:val="el-GR"/>
+        </w:rPr>
+        <w:t>Αυτά καθορίζουν τη δομή των δεδομένων που αποθηκεύ</w:t>
+      </w:r>
+      <w:r>
+        <w:rPr>
+          <w:rFonts w:ascii="Calibri" w:hAnsi="Calibri" w:cs="Calibri"/>
+          <w:sz w:val="22"/>
+          <w:szCs w:val="22"/>
+          <w:lang w:val="el-GR"/>
+        </w:rPr>
+        <w:t xml:space="preserve">ονται </w:t>
+      </w:r>
+      <w:r>
+        <w:rPr>
+          <w:rFonts w:ascii="Calibri" w:hAnsi="Calibri" w:cs="Calibri"/>
+          <w:sz w:val="22"/>
+          <w:szCs w:val="22"/>
+          <w:lang w:val="el-GR"/>
+        </w:rPr>
+        <w:t xml:space="preserve">στη </w:t>
+      </w:r>
+      <w:r>
+        <w:rPr>
+          <w:rFonts w:ascii="Calibri" w:hAnsi="Calibri" w:cs="Calibri"/>
+          <w:sz w:val="22"/>
+          <w:szCs w:val="22"/>
+        </w:rPr>
+        <w:t>database</w:t>
+      </w:r>
+      <w:r>
+        <w:rPr>
+          <w:rFonts w:ascii="Calibri" w:hAnsi="Calibri" w:cs="Calibri"/>
+          <w:sz w:val="22"/>
+          <w:szCs w:val="22"/>
+          <w:lang w:val="el-GR"/>
+        </w:rPr>
+        <w:t xml:space="preserve">, και </w:t>
+      </w:r>
+      <w:r>
+        <w:rPr>
+          <w:rFonts w:ascii="Calibri" w:hAnsi="Calibri" w:cs="Calibri"/>
+          <w:sz w:val="22"/>
+          <w:szCs w:val="22"/>
+          <w:lang w:val="el-GR"/>
+        </w:rPr>
+        <w:t>περιλαμβάν</w:t>
+      </w:r>
+      <w:r>
+        <w:rPr>
+          <w:rFonts w:ascii="Calibri" w:hAnsi="Calibri" w:cs="Calibri"/>
+          <w:sz w:val="22"/>
+          <w:szCs w:val="22"/>
+          <w:lang w:val="el-GR"/>
+        </w:rPr>
+        <w:t>ουν</w:t>
+      </w:r>
+      <w:r>
+        <w:rPr>
+          <w:rFonts w:ascii="Calibri" w:hAnsi="Calibri" w:cs="Calibri"/>
+          <w:sz w:val="22"/>
+          <w:szCs w:val="22"/>
+          <w:lang w:val="el-GR"/>
+        </w:rPr>
+        <w:t xml:space="preserve"> τα απαραίτητα πεδία και τύπους δεδομένων.</w:t>
+      </w:r>
+    </w:p>
+    <w:p>
+      <w:pPr>
+        <w:ind w:left="1440" w:firstLine="360"/>
+        <w:rPr>
+          <w:rFonts w:ascii="Calibri" w:hAnsi="Calibri" w:cs="Calibri"/>
+          <w:sz w:val="22"/>
+          <w:szCs w:val="22"/>
+          <w:lang w:val="el-GR"/>
+        </w:rPr>
+      </w:pPr>
+      <w:r>
+        <w:rPr>
+          <w:rFonts w:ascii="Calibri" w:hAnsi="Calibri" w:cs="Calibri"/>
+          <w:noProof/>
+          <w:sz w:val="22"/>
+          <w:szCs w:val="22"/>
+        </w:rPr>
+        <w:drawing>
+          <wp:inline distT="0" distB="0" distL="0" distR="0" wp14:anchorId="217D622D" wp14:editId="1271E2FC">
+            <wp:extent cx="1449070" cy="854075"/>
+            <wp:effectExtent l="0" t="0" r="0" b="3175"/>
+            <wp:docPr id="1654966506" name="Picture 11"/>
+            <wp:cNvGraphicFramePr>
+              <a:graphicFrameLocks xmlns:a="http://schemas.openxmlformats.org/drawingml/2006/main" noChangeAspect="1"/>
+            </wp:cNvGraphicFramePr>
+            <a:graphic xmlns:a="http://schemas.openxmlformats.org/drawingml/2006/main">
+              <a:graphicData uri="http://schemas.openxmlformats.org/drawingml/2006/picture">
+                <pic:pic xmlns:pic="http://schemas.openxmlformats.org/drawingml/2006/picture">
+                  <pic:nvPicPr>
+                    <pic:cNvPr id="0" name="Picture 11"/>
+                    <pic:cNvPicPr>
+                      <a:picLocks noChangeAspect="1" noChangeArrowheads="1"/>
+                    </pic:cNvPicPr>
+                  </pic:nvPicPr>
+                  <pic:blipFill>
+                    <a:blip r:embed="rId15">
+                      <a:extLst>
+                        <a:ext uri="{28A0092B-C50C-407E-A947-70E740481C1C}">
+                          <a14:useLocalDpi xmlns:a14="http://schemas.microsoft.com/office/drawing/2010/main" val="0"/>
+                        </a:ext>
+                      </a:extLst>
+                    </a:blip>
+                    <a:srcRect/>
+                    <a:stretch>
+                      <a:fillRect/>
+                    </a:stretch>
+                  </pic:blipFill>
+                  <pic:spPr bwMode="auto">
+                    <a:xfrm>
+                      <a:off x="0" y="0"/>
+                      <a:ext cx="1449070" cy="854075"/>
+                    </a:xfrm>
+                    <a:prstGeom prst="rect">
+                      <a:avLst/>
+                    </a:prstGeom>
+                    <a:noFill/>
+                    <a:ln>
+                      <a:noFill/>
+                    </a:ln>
+                  </pic:spPr>
+                </pic:pic>
+              </a:graphicData>
+            </a:graphic>
+          </wp:inline>
+        </w:drawing>
+      </w:r>
+      <w:r>
+        <w:rPr>
+          <w:rFonts w:ascii="Calibri" w:hAnsi="Calibri" w:cs="Calibri"/>
+          <w:sz w:val="22"/>
+          <w:szCs w:val="22"/>
+          <w:lang w:val="el-GR"/>
+        </w:rPr>
+        <w:br/>
+      </w:r>
+    </w:p>
+    <w:p>
+      <w:pPr>
+        <w:pStyle w:val="ListParagraph"/>
+        <w:numPr>
+          <w:ilvl w:val="0"/>
+          <w:numId w:val="7"/>
+        </w:numPr>
+        <w:rPr>
+          <w:rFonts w:ascii="Calibri" w:hAnsi="Calibri" w:cs="Calibri"/>
+          <w:b/>
+          <w:bCs/>
+          <w:lang w:val="el-GR"/>
+        </w:rPr>
+      </w:pPr>
+      <w:r>
+        <w:rPr>
+          <w:rFonts w:ascii="Calibri" w:hAnsi="Calibri" w:cs="Calibri"/>
+          <w:b/>
+          <w:bCs/>
+        </w:rPr>
+        <w:t>Route</w:t>
+      </w:r>
+      <w:r>
+        <w:rPr>
+          <w:rFonts w:ascii="Calibri" w:hAnsi="Calibri" w:cs="Calibri"/>
+          <w:b/>
+          <w:bCs/>
+        </w:rPr>
+        <w:t>r</w:t>
+      </w:r>
+      <w:r>
+        <w:rPr>
+          <w:rFonts w:ascii="Calibri" w:hAnsi="Calibri" w:cs="Calibri"/>
+          <w:b/>
+          <w:bCs/>
+        </w:rPr>
+        <w:t>s</w:t>
+      </w:r>
+    </w:p>
+    <w:p>
+      <w:pPr>
+        <w:ind w:left="1440" w:firstLine="360"/>
+        <w:rPr>
+          <w:rFonts w:ascii="Calibri" w:hAnsi="Calibri" w:cs="Calibri"/>
+          <w:sz w:val="22"/>
+          <w:szCs w:val="22"/>
+        </w:rPr>
+      </w:pPr>
+      <w:r>
+        <w:rPr>
+          <w:rFonts w:ascii="Calibri" w:hAnsi="Calibri" w:cs="Calibri"/>
+          <w:sz w:val="22"/>
+          <w:szCs w:val="22"/>
+          <w:lang w:val="el-GR"/>
+        </w:rPr>
+        <w:t xml:space="preserve">Ο φάκελος </w:t>
+      </w:r>
+      <w:r>
+        <w:rPr>
+          <w:rFonts w:ascii="Calibri" w:hAnsi="Calibri" w:cs="Calibri"/>
+          <w:sz w:val="22"/>
+          <w:szCs w:val="22"/>
+        </w:rPr>
+        <w:t>routers</w:t>
+      </w:r>
+      <w:r>
+        <w:rPr>
+          <w:rFonts w:ascii="Calibri" w:hAnsi="Calibri" w:cs="Calibri"/>
+          <w:sz w:val="22"/>
+          <w:szCs w:val="22"/>
+          <w:lang w:val="el-GR"/>
+        </w:rPr>
+        <w:t xml:space="preserve"> </w:t>
+      </w:r>
+      <w:r>
+        <w:rPr>
+          <w:rFonts w:ascii="Calibri" w:hAnsi="Calibri" w:cs="Calibri"/>
+          <w:sz w:val="22"/>
+          <w:szCs w:val="22"/>
+          <w:lang w:val="el-GR"/>
+        </w:rPr>
+        <w:t xml:space="preserve">περιέχει τα αρχεία </w:t>
+      </w:r>
+      <w:r>
+        <w:rPr>
+          <w:rFonts w:ascii="Calibri" w:hAnsi="Calibri" w:cs="Calibri"/>
+          <w:sz w:val="22"/>
+          <w:szCs w:val="22"/>
+        </w:rPr>
+        <w:t>item</w:t>
+      </w:r>
+      <w:r>
+        <w:rPr>
+          <w:rFonts w:ascii="Calibri" w:hAnsi="Calibri" w:cs="Calibri"/>
+          <w:sz w:val="22"/>
+          <w:szCs w:val="22"/>
+          <w:lang w:val="el-GR"/>
+        </w:rPr>
+        <w:t>.</w:t>
+      </w:r>
+      <w:r>
+        <w:rPr>
+          <w:rFonts w:ascii="Calibri" w:hAnsi="Calibri" w:cs="Calibri"/>
+          <w:sz w:val="22"/>
+          <w:szCs w:val="22"/>
+        </w:rPr>
+        <w:t>router</w:t>
+      </w:r>
+      <w:r>
+        <w:rPr>
+          <w:rFonts w:ascii="Calibri" w:hAnsi="Calibri" w:cs="Calibri"/>
+          <w:sz w:val="22"/>
+          <w:szCs w:val="22"/>
+          <w:lang w:val="el-GR"/>
+        </w:rPr>
+        <w:t>.</w:t>
+      </w:r>
+      <w:r>
+        <w:rPr>
+          <w:rFonts w:ascii="Calibri" w:hAnsi="Calibri" w:cs="Calibri"/>
+          <w:sz w:val="22"/>
+          <w:szCs w:val="22"/>
+        </w:rPr>
+        <w:t>ts</w:t>
+      </w:r>
+      <w:r>
+        <w:rPr>
+          <w:rFonts w:ascii="Calibri" w:hAnsi="Calibri" w:cs="Calibri"/>
+          <w:sz w:val="22"/>
+          <w:szCs w:val="22"/>
+          <w:lang w:val="el-GR"/>
+        </w:rPr>
+        <w:t xml:space="preserve">, </w:t>
+      </w:r>
+      <w:r>
+        <w:rPr>
+          <w:rFonts w:ascii="Calibri" w:hAnsi="Calibri" w:cs="Calibri"/>
+          <w:sz w:val="22"/>
+          <w:szCs w:val="22"/>
+        </w:rPr>
+        <w:t>order</w:t>
+      </w:r>
+      <w:r>
+        <w:rPr>
+          <w:rFonts w:ascii="Calibri" w:hAnsi="Calibri" w:cs="Calibri"/>
+          <w:sz w:val="22"/>
+          <w:szCs w:val="22"/>
+          <w:lang w:val="el-GR"/>
+        </w:rPr>
+        <w:t>.</w:t>
+      </w:r>
+      <w:r>
+        <w:rPr>
+          <w:rFonts w:ascii="Calibri" w:hAnsi="Calibri" w:cs="Calibri"/>
+          <w:sz w:val="22"/>
+          <w:szCs w:val="22"/>
+        </w:rPr>
+        <w:t>router</w:t>
+      </w:r>
+      <w:r>
+        <w:rPr>
+          <w:rFonts w:ascii="Calibri" w:hAnsi="Calibri" w:cs="Calibri"/>
+          <w:sz w:val="22"/>
+          <w:szCs w:val="22"/>
+          <w:lang w:val="el-GR"/>
+        </w:rPr>
+        <w:t>.</w:t>
+      </w:r>
+      <w:r>
+        <w:rPr>
+          <w:rFonts w:ascii="Calibri" w:hAnsi="Calibri" w:cs="Calibri"/>
+          <w:sz w:val="22"/>
+          <w:szCs w:val="22"/>
+        </w:rPr>
+        <w:t>ts</w:t>
+      </w:r>
+      <w:r>
+        <w:rPr>
+          <w:rFonts w:ascii="Calibri" w:hAnsi="Calibri" w:cs="Calibri"/>
+          <w:sz w:val="22"/>
+          <w:szCs w:val="22"/>
+          <w:lang w:val="el-GR"/>
+        </w:rPr>
+        <w:t xml:space="preserve"> και </w:t>
+      </w:r>
+      <w:r>
+        <w:rPr>
+          <w:rFonts w:ascii="Calibri" w:hAnsi="Calibri" w:cs="Calibri"/>
+          <w:sz w:val="22"/>
+          <w:szCs w:val="22"/>
+        </w:rPr>
+        <w:t>user</w:t>
+      </w:r>
+      <w:r>
+        <w:rPr>
+          <w:rFonts w:ascii="Calibri" w:hAnsi="Calibri" w:cs="Calibri"/>
+          <w:sz w:val="22"/>
+          <w:szCs w:val="22"/>
+          <w:lang w:val="el-GR"/>
+        </w:rPr>
+        <w:t>.</w:t>
+      </w:r>
+      <w:r>
+        <w:rPr>
+          <w:rFonts w:ascii="Calibri" w:hAnsi="Calibri" w:cs="Calibri"/>
+          <w:sz w:val="22"/>
+          <w:szCs w:val="22"/>
+        </w:rPr>
+        <w:t>router</w:t>
+      </w:r>
+      <w:r>
+        <w:rPr>
+          <w:rFonts w:ascii="Calibri" w:hAnsi="Calibri" w:cs="Calibri"/>
+          <w:sz w:val="22"/>
+          <w:szCs w:val="22"/>
+          <w:lang w:val="el-GR"/>
+        </w:rPr>
+        <w:t>.</w:t>
+      </w:r>
+      <w:r>
+        <w:rPr>
+          <w:rFonts w:ascii="Calibri" w:hAnsi="Calibri" w:cs="Calibri"/>
+          <w:sz w:val="22"/>
+          <w:szCs w:val="22"/>
+        </w:rPr>
+        <w:t>ts</w:t>
+      </w:r>
+      <w:r>
+        <w:rPr>
+          <w:rFonts w:ascii="Calibri" w:hAnsi="Calibri" w:cs="Calibri"/>
+          <w:sz w:val="22"/>
+          <w:szCs w:val="22"/>
+          <w:lang w:val="el-GR"/>
+        </w:rPr>
+        <w:t xml:space="preserve"> .</w:t>
+      </w:r>
+      <w:r>
+        <w:rPr>
+          <w:rFonts w:ascii="Calibri" w:hAnsi="Calibri" w:cs="Calibri"/>
+          <w:sz w:val="22"/>
+          <w:szCs w:val="22"/>
+          <w:lang w:val="el-GR"/>
+        </w:rPr>
+        <w:t xml:space="preserve"> </w:t>
+      </w:r>
+      <w:r>
+        <w:rPr>
+          <w:rFonts w:ascii="Calibri" w:hAnsi="Calibri" w:cs="Calibri"/>
+          <w:sz w:val="22"/>
+          <w:szCs w:val="22"/>
+          <w:lang w:val="el-GR"/>
+        </w:rPr>
+        <w:t>Σε κ</w:t>
+      </w:r>
+      <w:r>
+        <w:rPr>
+          <w:rFonts w:ascii="Calibri" w:hAnsi="Calibri" w:cs="Calibri"/>
+          <w:sz w:val="22"/>
+          <w:szCs w:val="22"/>
+          <w:lang w:val="el-GR"/>
+        </w:rPr>
+        <w:t>άθε αρχείο ορίζ</w:t>
+      </w:r>
+      <w:r>
+        <w:rPr>
+          <w:rFonts w:ascii="Calibri" w:hAnsi="Calibri" w:cs="Calibri"/>
+          <w:sz w:val="22"/>
+          <w:szCs w:val="22"/>
+          <w:lang w:val="el-GR"/>
+        </w:rPr>
+        <w:t>ονται</w:t>
+      </w:r>
+      <w:r>
+        <w:rPr>
+          <w:rFonts w:ascii="Calibri" w:hAnsi="Calibri" w:cs="Calibri"/>
+          <w:sz w:val="22"/>
+          <w:szCs w:val="22"/>
+          <w:lang w:val="el-GR"/>
+        </w:rPr>
+        <w:t xml:space="preserve"> τα API endpoints που σχετίζονται με την αντίστοιχη λειτουργία της εφαρμογής</w:t>
+      </w:r>
+      <w:r>
+        <w:rPr>
+          <w:rFonts w:ascii="Calibri" w:hAnsi="Calibri" w:cs="Calibri"/>
+          <w:sz w:val="22"/>
+          <w:szCs w:val="22"/>
+          <w:lang w:val="el-GR"/>
+        </w:rPr>
+        <w:t xml:space="preserve"> και συνδέουν τα </w:t>
+      </w:r>
+      <w:r>
+        <w:rPr>
+          <w:rFonts w:ascii="Calibri" w:hAnsi="Calibri" w:cs="Calibri"/>
+          <w:sz w:val="22"/>
+          <w:szCs w:val="22"/>
+        </w:rPr>
+        <w:t>requests</w:t>
+      </w:r>
+      <w:r>
+        <w:rPr>
+          <w:rFonts w:ascii="Calibri" w:hAnsi="Calibri" w:cs="Calibri"/>
+          <w:sz w:val="22"/>
+          <w:szCs w:val="22"/>
+          <w:lang w:val="el-GR"/>
+        </w:rPr>
+        <w:t xml:space="preserve"> </w:t>
+      </w:r>
+      <w:r>
+        <w:rPr>
+          <w:rFonts w:ascii="Calibri" w:hAnsi="Calibri" w:cs="Calibri"/>
+          <w:sz w:val="22"/>
+          <w:szCs w:val="22"/>
+          <w:lang w:val="el-GR"/>
+        </w:rPr>
+        <w:t xml:space="preserve">του </w:t>
+      </w:r>
+      <w:r>
+        <w:rPr>
+          <w:rFonts w:ascii="Calibri" w:hAnsi="Calibri" w:cs="Calibri"/>
+          <w:sz w:val="22"/>
+          <w:szCs w:val="22"/>
+        </w:rPr>
+        <w:t>frontend</w:t>
+      </w:r>
+      <w:r>
+        <w:rPr>
+          <w:rFonts w:ascii="Calibri" w:hAnsi="Calibri" w:cs="Calibri"/>
+          <w:sz w:val="22"/>
+          <w:szCs w:val="22"/>
+          <w:lang w:val="el-GR"/>
+        </w:rPr>
+        <w:t xml:space="preserve"> </w:t>
+      </w:r>
+      <w:r>
+        <w:rPr>
+          <w:rFonts w:ascii="Calibri" w:hAnsi="Calibri" w:cs="Calibri"/>
+          <w:sz w:val="22"/>
+          <w:szCs w:val="22"/>
+          <w:lang w:val="el-GR"/>
+        </w:rPr>
+        <w:t xml:space="preserve">με το </w:t>
+      </w:r>
+      <w:r>
+        <w:rPr>
+          <w:rFonts w:ascii="Calibri" w:hAnsi="Calibri" w:cs="Calibri"/>
+          <w:sz w:val="22"/>
+          <w:szCs w:val="22"/>
+        </w:rPr>
+        <w:t>backend</w:t>
+      </w:r>
+      <w:r>
+        <w:rPr>
+          <w:rFonts w:ascii="Calibri" w:hAnsi="Calibri" w:cs="Calibri"/>
+          <w:sz w:val="22"/>
+          <w:szCs w:val="22"/>
+          <w:lang w:val="el-GR"/>
+        </w:rPr>
+        <w:t>.</w:t>
+      </w:r>
+    </w:p>
+    <w:p>
+      <w:pPr>
+        <w:rPr>
+          <w:rFonts w:ascii="Calibri" w:hAnsi="Calibri" w:cs="Calibri"/>
+          <w:sz w:val="22"/>
+          <w:szCs w:val="22"/>
+          <w:lang w:val="el-GR"/>
+        </w:rPr>
+      </w:pPr>
+      <w:r>
+        <w:rPr>
+          <w:rFonts w:ascii="Calibri" w:hAnsi="Calibri" w:cs="Calibri"/>
+          <w:sz w:val="22"/>
+          <w:szCs w:val="22"/>
+        </w:rPr>
+        <w:tab/>
+      </w:r>
+      <w:r>
+        <w:rPr>
+          <w:rFonts w:ascii="Calibri" w:hAnsi="Calibri" w:cs="Calibri"/>
+          <w:sz w:val="22"/>
+          <w:szCs w:val="22"/>
+        </w:rPr>
+        <w:tab/>
+      </w:r>
+      <w:r>
+        <w:rPr>
+          <w:rFonts w:ascii="Calibri" w:hAnsi="Calibri" w:cs="Calibri"/>
+          <w:noProof/>
+          <w:sz w:val="22"/>
+          <w:szCs w:val="22"/>
+        </w:rPr>
+        <w:drawing>
+          <wp:inline distT="0" distB="0" distL="0" distR="0" wp14:anchorId="35EDC8C0" wp14:editId="645F651F">
+            <wp:extent cx="1354455" cy="854075"/>
+            <wp:effectExtent l="0" t="0" r="0" b="3175"/>
+            <wp:docPr id="717023382" name="Picture 12"/>
+            <wp:cNvGraphicFramePr>
+              <a:graphicFrameLocks xmlns:a="http://schemas.openxmlformats.org/drawingml/2006/main" noChangeAspect="1"/>
+            </wp:cNvGraphicFramePr>
+            <a:graphic xmlns:a="http://schemas.openxmlformats.org/drawingml/2006/main">
+              <a:graphicData uri="http://schemas.openxmlformats.org/drawingml/2006/picture">
+                <pic:pic xmlns:pic="http://schemas.openxmlformats.org/drawingml/2006/picture">
+                  <pic:nvPicPr>
+                    <pic:cNvPr id="0" name="Picture 12"/>
+                    <pic:cNvPicPr>
+                      <a:picLocks noChangeAspect="1" noChangeArrowheads="1"/>
+                    </pic:cNvPicPr>
+                  </pic:nvPicPr>
+                  <pic:blipFill>
+                    <a:blip r:embed="rId16">
+                      <a:extLst>
+                        <a:ext uri="{28A0092B-C50C-407E-A947-70E740481C1C}">
+                          <a14:useLocalDpi xmlns:a14="http://schemas.microsoft.com/office/drawing/2010/main" val="0"/>
+                        </a:ext>
+                      </a:extLst>
+                    </a:blip>
+                    <a:srcRect/>
+                    <a:stretch>
+                      <a:fillRect/>
+                    </a:stretch>
+                  </pic:blipFill>
+                  <pic:spPr bwMode="auto">
+                    <a:xfrm>
+                      <a:off x="0" y="0"/>
+                      <a:ext cx="1354455" cy="854075"/>
+                    </a:xfrm>
+                    <a:prstGeom prst="rect">
+                      <a:avLst/>
+                    </a:prstGeom>
+                    <a:noFill/>
+                    <a:ln>
+                      <a:noFill/>
+                    </a:ln>
+                  </pic:spPr>
+                </pic:pic>
+              </a:graphicData>
+            </a:graphic>
+          </wp:inline>
+        </w:drawing>
+      </w:r>
+    </w:p>
+    <w:p>
+      <w:pPr>
+        <w:ind w:left="1440" w:firstLine="360"/>
+        <w:rPr>
+          <w:rFonts w:ascii="Calibri" w:hAnsi="Calibri" w:cs="Calibri"/>
+          <w:sz w:val="22"/>
+          <w:szCs w:val="22"/>
+          <w:lang w:val="el-GR"/>
+        </w:rPr>
+      </w:pPr>
+      <w:r>
+        <w:rPr>
+          <w:rFonts w:ascii="Calibri" w:hAnsi="Calibri" w:cs="Calibri"/>
+          <w:sz w:val="22"/>
+          <w:szCs w:val="22"/>
+          <w:lang w:val="el-GR"/>
+        </w:rPr>
+        <w:t xml:space="preserve">Επιπλέον, στο αρχείο </w:t>
+      </w:r>
+      <w:r>
+        <w:rPr>
+          <w:rFonts w:ascii="Calibri" w:hAnsi="Calibri" w:cs="Calibri"/>
+          <w:sz w:val="22"/>
+          <w:szCs w:val="22"/>
+        </w:rPr>
+        <w:t>user</w:t>
+      </w:r>
+      <w:r>
+        <w:rPr>
+          <w:rFonts w:ascii="Calibri" w:hAnsi="Calibri" w:cs="Calibri"/>
+          <w:sz w:val="22"/>
+          <w:szCs w:val="22"/>
+          <w:lang w:val="el-GR"/>
+        </w:rPr>
+        <w:t>.</w:t>
+      </w:r>
+      <w:r>
+        <w:rPr>
+          <w:rFonts w:ascii="Calibri" w:hAnsi="Calibri" w:cs="Calibri"/>
+          <w:sz w:val="22"/>
+          <w:szCs w:val="22"/>
+        </w:rPr>
+        <w:t>router</w:t>
+      </w:r>
+      <w:r>
+        <w:rPr>
+          <w:rFonts w:ascii="Calibri" w:hAnsi="Calibri" w:cs="Calibri"/>
+          <w:sz w:val="22"/>
+          <w:szCs w:val="22"/>
+          <w:lang w:val="el-GR"/>
+        </w:rPr>
+        <w:t>.</w:t>
+      </w:r>
+      <w:r>
+        <w:rPr>
+          <w:rFonts w:ascii="Calibri" w:hAnsi="Calibri" w:cs="Calibri"/>
+          <w:sz w:val="22"/>
+          <w:szCs w:val="22"/>
+        </w:rPr>
+        <w:t>ts</w:t>
+      </w:r>
+      <w:r>
+        <w:rPr>
+          <w:rFonts w:ascii="Calibri" w:hAnsi="Calibri" w:cs="Calibri"/>
+          <w:sz w:val="22"/>
+          <w:szCs w:val="22"/>
+          <w:lang w:val="el-GR"/>
+        </w:rPr>
+        <w:t xml:space="preserve"> περιλαμ</w:t>
+      </w:r>
+      <w:r>
+        <w:rPr>
+          <w:rFonts w:ascii="Calibri" w:hAnsi="Calibri" w:cs="Calibri"/>
+          <w:sz w:val="22"/>
+          <w:szCs w:val="22"/>
+          <w:lang w:val="el-GR"/>
+        </w:rPr>
+        <w:t>β</w:t>
+      </w:r>
+      <w:r>
+        <w:rPr>
+          <w:rFonts w:ascii="Calibri" w:hAnsi="Calibri" w:cs="Calibri"/>
+          <w:sz w:val="22"/>
+          <w:szCs w:val="22"/>
+          <w:lang w:val="el-GR"/>
+        </w:rPr>
+        <w:t xml:space="preserve">άνεται η συνάρτηση </w:t>
+      </w:r>
+      <w:r>
+        <w:rPr>
+          <w:rFonts w:ascii="Calibri" w:hAnsi="Calibri" w:cs="Calibri"/>
+          <w:sz w:val="22"/>
+          <w:szCs w:val="22"/>
+        </w:rPr>
+        <w:t>generateTokenResponse</w:t>
+      </w:r>
+      <w:r>
+        <w:rPr>
+          <w:rFonts w:ascii="Calibri" w:hAnsi="Calibri" w:cs="Calibri"/>
+          <w:sz w:val="22"/>
+          <w:szCs w:val="22"/>
+          <w:lang w:val="el-GR"/>
+        </w:rPr>
+        <w:t>()</w:t>
+      </w:r>
+      <w:r>
+        <w:rPr>
+          <w:rFonts w:ascii="Calibri" w:hAnsi="Calibri" w:cs="Calibri"/>
+          <w:sz w:val="22"/>
+          <w:szCs w:val="22"/>
+          <w:lang w:val="el-GR"/>
+        </w:rPr>
+        <w:t xml:space="preserve"> </w:t>
+      </w:r>
+      <w:r>
+        <w:rPr>
+          <w:rFonts w:ascii="Calibri" w:hAnsi="Calibri" w:cs="Calibri"/>
+          <w:sz w:val="22"/>
+          <w:szCs w:val="22"/>
+          <w:lang w:val="el-GR"/>
+        </w:rPr>
+        <w:t>η οποία είναι υπεύθυνη για τη δημιουργία και επιστροφή του JWT (JSON Web Token) μετά την επιτυχή σύνδεση</w:t>
+      </w:r>
+      <w:r>
+        <w:rPr>
+          <w:rFonts w:ascii="Calibri" w:hAnsi="Calibri" w:cs="Calibri"/>
+          <w:sz w:val="22"/>
+          <w:szCs w:val="22"/>
+          <w:lang w:val="el-GR"/>
+        </w:rPr>
+        <w:t xml:space="preserve"> ή εγγραφή</w:t>
+      </w:r>
+      <w:r>
+        <w:rPr>
+          <w:rFonts w:ascii="Calibri" w:hAnsi="Calibri" w:cs="Calibri"/>
+          <w:sz w:val="22"/>
+          <w:szCs w:val="22"/>
+          <w:lang w:val="el-GR"/>
+        </w:rPr>
+        <w:t xml:space="preserve"> του χρήστη.</w:t>
+      </w:r>
+    </w:p>
+    <w:p>
+      <w:pPr>
+        <w:ind w:left="1440" w:firstLine="360"/>
+        <w:rPr>
+          <w:rFonts w:ascii="Calibri" w:hAnsi="Calibri" w:cs="Calibri"/>
+          <w:sz w:val="22"/>
+          <w:szCs w:val="22"/>
+          <w:lang w:val="el-GR"/>
+        </w:rPr>
+      </w:pPr>
+      <w:r>
+        <w:rPr>
+          <w:rFonts w:ascii="Calibri" w:hAnsi="Calibri" w:cs="Calibri"/>
+          <w:sz w:val="22"/>
+          <w:szCs w:val="22"/>
+          <w:lang w:val="el-GR"/>
+        </w:rPr>
+        <w:t>Η συνάρτηση λαμβάνει ως παράμετρο το User object και χρησιμοποιεί τη βιβλιοθήκη jsonwebtoken για να δημιουργήσει ένα token, βασισμένο στο</w:t>
+      </w:r>
+      <w:r>
+        <w:rPr>
+          <w:rFonts w:ascii="Calibri" w:hAnsi="Calibri" w:cs="Calibri"/>
+          <w:sz w:val="22"/>
+          <w:szCs w:val="22"/>
+          <w:lang w:val="el-GR"/>
+        </w:rPr>
+        <w:t xml:space="preserve"> </w:t>
+      </w:r>
+      <w:r>
+        <w:rPr>
+          <w:rFonts w:ascii="Calibri" w:hAnsi="Calibri" w:cs="Calibri"/>
+          <w:sz w:val="22"/>
+          <w:szCs w:val="22"/>
+          <w:lang w:val="el-GR"/>
+        </w:rPr>
+        <w:t>JWT_SECRET</w:t>
+      </w:r>
+      <w:r>
+        <w:rPr>
+          <w:rFonts w:ascii="Calibri" w:hAnsi="Calibri" w:cs="Calibri"/>
+          <w:sz w:val="22"/>
+          <w:szCs w:val="22"/>
+          <w:lang w:val="el-GR"/>
+        </w:rPr>
+        <w:t xml:space="preserve"> </w:t>
+      </w:r>
+      <w:r>
+        <w:rPr>
+          <w:rFonts w:ascii="Calibri" w:hAnsi="Calibri" w:cs="Calibri"/>
+          <w:sz w:val="22"/>
+          <w:szCs w:val="22"/>
+          <w:lang w:val="el-GR"/>
+        </w:rPr>
+        <w:t>το οποίο</w:t>
+      </w:r>
+      <w:r>
+        <w:rPr>
+          <w:rFonts w:ascii="Calibri" w:hAnsi="Calibri" w:cs="Calibri"/>
+          <w:sz w:val="22"/>
+          <w:szCs w:val="22"/>
+          <w:lang w:val="el-GR"/>
+        </w:rPr>
+        <w:t xml:space="preserve"> βρίσκεται στο αρχείο</w:t>
+      </w:r>
+      <w:r>
+        <w:rPr>
+          <w:rFonts w:ascii="Calibri" w:hAnsi="Calibri" w:cs="Calibri"/>
+          <w:sz w:val="22"/>
+          <w:szCs w:val="22"/>
+          <w:lang w:val="el-GR"/>
+        </w:rPr>
+        <w:t xml:space="preserve"> .env</w:t>
+      </w:r>
+      <w:r>
+        <w:rPr>
+          <w:rFonts w:ascii="Calibri" w:hAnsi="Calibri" w:cs="Calibri"/>
+          <w:sz w:val="22"/>
+          <w:szCs w:val="22"/>
+          <w:lang w:val="el-GR"/>
+        </w:rPr>
+        <w:t xml:space="preserve"> που θα δούμε παρακάτω</w:t>
+      </w:r>
+      <w:r>
+        <w:rPr>
+          <w:rFonts w:ascii="Calibri" w:hAnsi="Calibri" w:cs="Calibri"/>
+          <w:sz w:val="22"/>
+          <w:szCs w:val="22"/>
+          <w:lang w:val="el-GR"/>
+        </w:rPr>
+        <w:t>.</w:t>
+      </w:r>
+    </w:p>
+    <w:p>
+      <w:pPr>
+        <w:ind w:left="1440" w:firstLine="360"/>
+        <w:rPr>
+          <w:rFonts w:ascii="Calibri" w:hAnsi="Calibri" w:cs="Calibri"/>
+          <w:sz w:val="22"/>
+          <w:szCs w:val="22"/>
+          <w:lang w:val="el-GR"/>
+        </w:rPr>
+      </w:pPr>
+      <w:r>
+        <w:rPr>
+          <w:rFonts w:ascii="Calibri" w:hAnsi="Calibri" w:cs="Calibri"/>
+          <w:sz w:val="22"/>
+          <w:szCs w:val="22"/>
+          <w:lang w:val="el-GR"/>
+        </w:rPr>
+        <w:t xml:space="preserve">Στη συνέχεια, η συνάρτηση επιστρέφει ένα αντικείμενο που περιλαμβάνει τα βασικά στοιχεία του χρήστη καθώς και το token, το οποίο αποστέλλεται στο frontend </w:t>
+      </w:r>
+      <w:r>
+        <w:rPr>
+          <w:rFonts w:ascii="Calibri" w:hAnsi="Calibri" w:cs="Calibri"/>
+          <w:sz w:val="22"/>
+          <w:szCs w:val="22"/>
+          <w:lang w:val="el-GR"/>
+        </w:rPr>
+        <w:t xml:space="preserve">για να χρησιμοποιηθεί στα επόμενα </w:t>
+      </w:r>
+      <w:r>
+        <w:rPr>
+          <w:rFonts w:ascii="Calibri" w:hAnsi="Calibri" w:cs="Calibri"/>
+          <w:sz w:val="22"/>
+          <w:szCs w:val="22"/>
+        </w:rPr>
+        <w:t>requests</w:t>
+      </w:r>
+      <w:r>
+        <w:rPr>
+          <w:rFonts w:ascii="Calibri" w:hAnsi="Calibri" w:cs="Calibri"/>
+          <w:sz w:val="22"/>
+          <w:szCs w:val="22"/>
+          <w:lang w:val="el-GR"/>
+        </w:rPr>
+        <w:t>.</w:t>
+      </w:r>
+      <w:r>
+        <w:rPr>
+          <w:rFonts w:ascii="Calibri" w:hAnsi="Calibri" w:cs="Calibri"/>
+          <w:noProof/>
+          <w:sz w:val="22"/>
+          <w:szCs w:val="22"/>
+          <w:lang w:val="el-GR"/>
+        </w:rPr>
+        <w:drawing>
+          <wp:inline distT="0" distB="0" distL="0" distR="0" wp14:anchorId="78C9CF99" wp14:editId="25CDB413">
+            <wp:extent cx="3752491" cy="1445404"/>
+            <wp:effectExtent l="0" t="0" r="635" b="2540"/>
+            <wp:docPr id="536231640" name="Picture 13"/>
+            <wp:cNvGraphicFramePr>
+              <a:graphicFrameLocks xmlns:a="http://schemas.openxmlformats.org/drawingml/2006/main" noChangeAspect="1"/>
+            </wp:cNvGraphicFramePr>
+            <a:graphic xmlns:a="http://schemas.openxmlformats.org/drawingml/2006/main">
+              <a:graphicData uri="http://schemas.openxmlformats.org/drawingml/2006/picture">
+                <pic:pic xmlns:pic="http://schemas.openxmlformats.org/drawingml/2006/picture">
+                  <pic:nvPicPr>
+                    <pic:cNvPr id="0" name="Picture 13"/>
+                    <pic:cNvPicPr>
+                      <a:picLocks noChangeAspect="1" noChangeArrowheads="1"/>
+                    </pic:cNvPicPr>
+                  </pic:nvPicPr>
+                  <pic:blipFill>
+                    <a:blip r:embed="rId17">
+                      <a:extLst>
+                        <a:ext uri="{28A0092B-C50C-407E-A947-70E740481C1C}">
+                          <a14:useLocalDpi xmlns:a14="http://schemas.microsoft.com/office/drawing/2010/main" val="0"/>
+                        </a:ext>
+                      </a:extLst>
+                    </a:blip>
+                    <a:srcRect/>
+                    <a:stretch>
+                      <a:fillRect/>
+                    </a:stretch>
+                  </pic:blipFill>
+                  <pic:spPr bwMode="auto">
+                    <a:xfrm>
+                      <a:off x="0" y="0"/>
+                      <a:ext cx="3887268" cy="1497318"/>
+                    </a:xfrm>
+                    <a:prstGeom prst="rect">
+                      <a:avLst/>
+                    </a:prstGeom>
+                    <a:noFill/>
+                    <a:ln>
+                      <a:noFill/>
+                    </a:ln>
+                  </pic:spPr>
+                </pic:pic>
+              </a:graphicData>
+            </a:graphic>
+          </wp:inline>
+        </w:drawing>
+      </w:r>
+    </w:p>
+    <w:p>
+      <w:pPr>
+        <w:ind w:left="1440" w:firstLine="360"/>
+        <w:rPr>
+          <w:rFonts w:ascii="Calibri" w:hAnsi="Calibri" w:cs="Calibri"/>
+          <w:sz w:val="22"/>
+          <w:szCs w:val="22"/>
+          <w:lang w:val="el-GR"/>
+        </w:rPr>
+      </w:pPr>
+      <w:r>
+        <w:rPr>
+          <w:rFonts w:ascii="Calibri" w:hAnsi="Calibri" w:cs="Calibri"/>
+          <w:sz w:val="22"/>
+          <w:szCs w:val="22"/>
+          <w:lang w:val="el-GR"/>
+        </w:rPr>
+        <w:lastRenderedPageBreak/>
+        <w:t xml:space="preserve">Τέλος, κατά την εγγραφή του χρήστη, ο κωδικός πρόσβασης δεν αποθηκεύεται στη βάση δεδομένων σε απλή μορφή, αλλά πραγματοποιείται </w:t>
+      </w:r>
+      <w:r>
+        <w:rPr>
+          <w:rFonts w:ascii="Calibri" w:hAnsi="Calibri" w:cs="Calibri"/>
+          <w:sz w:val="22"/>
+          <w:szCs w:val="22"/>
+        </w:rPr>
+        <w:t>hashing</w:t>
+      </w:r>
+      <w:r>
+        <w:rPr>
+          <w:rFonts w:ascii="Calibri" w:hAnsi="Calibri" w:cs="Calibri"/>
+          <w:sz w:val="22"/>
+          <w:szCs w:val="22"/>
+          <w:lang w:val="el-GR"/>
+        </w:rPr>
+        <w:t xml:space="preserve"> </w:t>
+      </w:r>
+      <w:r>
+        <w:rPr>
+          <w:rFonts w:ascii="Calibri" w:hAnsi="Calibri" w:cs="Calibri"/>
+          <w:sz w:val="22"/>
+          <w:szCs w:val="22"/>
+          <w:lang w:val="el-GR"/>
+        </w:rPr>
+        <w:t xml:space="preserve">μέσω της βιβλιοθήκης </w:t>
+      </w:r>
+      <w:r>
+        <w:rPr>
+          <w:rFonts w:ascii="Calibri" w:hAnsi="Calibri" w:cs="Calibri"/>
+          <w:sz w:val="22"/>
+          <w:szCs w:val="22"/>
+        </w:rPr>
+        <w:t>bcrypt</w:t>
+      </w:r>
+      <w:r>
+        <w:rPr>
+          <w:rFonts w:ascii="Calibri" w:hAnsi="Calibri" w:cs="Calibri"/>
+          <w:sz w:val="22"/>
+          <w:szCs w:val="22"/>
+          <w:lang w:val="el-GR"/>
+        </w:rPr>
+        <w:t>.</w:t>
+      </w:r>
+      <w:r>
+        <w:rPr>
+          <w:rFonts w:ascii="Calibri" w:hAnsi="Calibri" w:cs="Calibri"/>
+          <w:sz w:val="22"/>
+          <w:szCs w:val="22"/>
+          <w:lang w:val="el-GR"/>
+        </w:rPr>
+        <w:t xml:space="preserve"> Επομένως, ακόμα και αν παραβιαστεί η βάση δεδομένων, οι πραγματικοί κωδικοι δεν θα είναι αναγνωρίσιμοι.</w:t>
+      </w:r>
+    </w:p>
+    <w:p>
+      <w:pPr>
+        <w:ind w:left="1440"/>
+        <w:rPr>
+          <w:rFonts w:ascii="Calibri" w:hAnsi="Calibri" w:cs="Calibri"/>
+          <w:sz w:val="22"/>
+          <w:szCs w:val="22"/>
+          <w:lang w:val="el-GR"/>
+        </w:rPr>
+      </w:pPr>
+      <w:r>
+        <w:rPr>
+          <w:noProof/>
+        </w:rPr>
+        <w:drawing>
+          <wp:inline distT="0" distB="0" distL="0" distR="0" wp14:anchorId="2795286F" wp14:editId="609704C8">
+            <wp:extent cx="3686175" cy="423459"/>
+            <wp:effectExtent l="0" t="0" r="0" b="0"/>
+            <wp:docPr id="631486681" name="Picture 1" descr="A black background with white text&#10;&#10;AI-generated content may be incorrect."/>
+            <wp:cNvGraphicFramePr>
+              <a:graphicFrameLocks xmlns:a="http://schemas.openxmlformats.org/drawingml/2006/main" noChangeAspect="1"/>
+            </wp:cNvGraphicFramePr>
+            <a:graphic xmlns:a="http://schemas.openxmlformats.org/drawingml/2006/main">
+              <a:graphicData uri="http://schemas.openxmlformats.org/drawingml/2006/picture">
+                <pic:pic xmlns:pic="http://schemas.openxmlformats.org/drawingml/2006/picture">
+                  <pic:nvPicPr>
+                    <pic:cNvPr id="631486681" name="Picture 1" descr="A black background with white text&#10;&#10;AI-generated content may be incorrect."/>
+                    <pic:cNvPicPr/>
+                  </pic:nvPicPr>
+                  <pic:blipFill>
+                    <a:blip r:embed="rId18"/>
+                    <a:stretch>
+                      <a:fillRect/>
+                    </a:stretch>
+                  </pic:blipFill>
+                  <pic:spPr>
+                    <a:xfrm>
+                      <a:off x="0" y="0"/>
+                      <a:ext cx="3922332" cy="450588"/>
+                    </a:xfrm>
+                    <a:prstGeom prst="rect">
+                      <a:avLst/>
+                    </a:prstGeom>
+                  </pic:spPr>
+                </pic:pic>
+              </a:graphicData>
+            </a:graphic>
+          </wp:inline>
+        </w:drawing>
+      </w:r>
+      <w:r>
+        <w:rPr>
+          <w:rFonts w:ascii="Calibri" w:hAnsi="Calibri" w:cs="Calibri"/>
+          <w:sz w:val="22"/>
+          <w:szCs w:val="22"/>
+          <w:lang w:val="el-GR"/>
+        </w:rPr>
+        <w:br/>
+      </w:r>
+    </w:p>
+    <w:p>
+      <w:pPr>
+        <w:pStyle w:val="ListParagraph"/>
+        <w:numPr>
+          <w:ilvl w:val="0"/>
+          <w:numId w:val="7"/>
+        </w:numPr>
+        <w:rPr>
+          <w:rFonts w:ascii="Calibri" w:hAnsi="Calibri" w:cs="Calibri"/>
+          <w:b/>
+          <w:bCs/>
+          <w:lang w:val="el-GR"/>
+        </w:rPr>
+      </w:pPr>
+      <w:r>
+        <w:rPr>
+          <w:rFonts w:ascii="Calibri" w:hAnsi="Calibri" w:cs="Calibri"/>
+          <w:b/>
+          <w:bCs/>
+        </w:rPr>
+        <w:t>Middlewares</w:t>
+      </w:r>
+    </w:p>
+    <w:p>
+      <w:pPr>
+        <w:ind w:left="1440" w:firstLine="360"/>
+        <w:rPr>
+          <w:rFonts w:ascii="Calibri" w:hAnsi="Calibri" w:cs="Calibri"/>
+          <w:sz w:val="22"/>
+          <w:szCs w:val="22"/>
+          <w:lang w:val="el-GR"/>
+        </w:rPr>
+      </w:pPr>
+      <w:r>
+        <w:rPr>
+          <w:rFonts w:ascii="Calibri" w:hAnsi="Calibri" w:cs="Calibri"/>
+          <w:sz w:val="22"/>
+          <w:szCs w:val="22"/>
+          <w:lang w:val="el-GR"/>
+        </w:rPr>
+        <w:t>Ο φάκελος middlewares περιλαμβάνει το αρχείο auth.mid.ts</w:t>
+      </w:r>
+      <w:r>
+        <w:rPr>
+          <w:rFonts w:ascii="Calibri" w:hAnsi="Calibri" w:cs="Calibri"/>
+          <w:sz w:val="22"/>
+          <w:szCs w:val="22"/>
+          <w:lang w:val="el-GR"/>
+        </w:rPr>
+        <w:t xml:space="preserve"> που είναι το </w:t>
+      </w:r>
+      <w:r>
+        <w:rPr>
+          <w:rFonts w:ascii="Calibri" w:hAnsi="Calibri" w:cs="Calibri"/>
+          <w:sz w:val="22"/>
+          <w:szCs w:val="22"/>
+          <w:lang w:val="el-GR"/>
+        </w:rPr>
+        <w:t>authentication middleware.</w:t>
+      </w:r>
+      <w:r>
+        <w:rPr>
+          <w:rFonts w:ascii="Calibri" w:hAnsi="Calibri" w:cs="Calibri"/>
+          <w:sz w:val="22"/>
+          <w:szCs w:val="22"/>
+          <w:lang w:val="el-GR"/>
+        </w:rPr>
+        <w:t xml:space="preserve"> </w:t>
+      </w:r>
+    </w:p>
+    <w:p>
+      <w:pPr>
+        <w:ind w:left="1440" w:firstLine="360"/>
+        <w:rPr>
+          <w:rFonts w:ascii="Calibri" w:hAnsi="Calibri" w:cs="Calibri"/>
+          <w:sz w:val="22"/>
+          <w:szCs w:val="22"/>
+          <w:lang w:val="el-GR"/>
+        </w:rPr>
+      </w:pPr>
+      <w:r>
+        <w:rPr>
+          <w:rFonts w:ascii="Calibri" w:hAnsi="Calibri" w:cs="Calibri"/>
+          <w:sz w:val="22"/>
+          <w:szCs w:val="22"/>
+          <w:lang w:val="el-GR"/>
+        </w:rPr>
+        <w:t xml:space="preserve">Ο ρόλος του είναι να </w:t>
+      </w:r>
+      <w:r>
+        <w:rPr>
+          <w:rFonts w:ascii="Calibri" w:hAnsi="Calibri" w:cs="Calibri"/>
+          <w:sz w:val="22"/>
+          <w:szCs w:val="22"/>
+          <w:lang w:val="el-GR"/>
+        </w:rPr>
+        <w:t>επαληθεύει τ</w:t>
+      </w:r>
+      <w:r>
+        <w:rPr>
+          <w:rFonts w:ascii="Calibri" w:hAnsi="Calibri" w:cs="Calibri"/>
+          <w:sz w:val="22"/>
+          <w:szCs w:val="22"/>
+          <w:lang w:val="el-GR"/>
+        </w:rPr>
+        <w:t>ο</w:t>
+      </w:r>
+      <w:r>
+        <w:rPr>
+          <w:rFonts w:ascii="Calibri" w:hAnsi="Calibri" w:cs="Calibri"/>
+          <w:sz w:val="22"/>
+          <w:szCs w:val="22"/>
+          <w:lang w:val="el-GR"/>
+        </w:rPr>
+        <w:t xml:space="preserve"> JWT </w:t>
+      </w:r>
+      <w:r>
+        <w:rPr>
+          <w:rFonts w:ascii="Calibri" w:hAnsi="Calibri" w:cs="Calibri"/>
+          <w:sz w:val="22"/>
+          <w:szCs w:val="22"/>
+          <w:lang w:val="el-GR"/>
+        </w:rPr>
+        <w:t xml:space="preserve">των </w:t>
+      </w:r>
+      <w:r>
+        <w:rPr>
+          <w:rFonts w:ascii="Calibri" w:hAnsi="Calibri" w:cs="Calibri"/>
+          <w:sz w:val="22"/>
+          <w:szCs w:val="22"/>
+        </w:rPr>
+        <w:t>requests</w:t>
+      </w:r>
+      <w:r>
+        <w:rPr>
+          <w:rFonts w:ascii="Calibri" w:hAnsi="Calibri" w:cs="Calibri"/>
+          <w:sz w:val="22"/>
+          <w:szCs w:val="22"/>
+          <w:lang w:val="el-GR"/>
+        </w:rPr>
+        <w:t xml:space="preserve"> </w:t>
+      </w:r>
+      <w:r>
+        <w:rPr>
+          <w:rFonts w:ascii="Calibri" w:hAnsi="Calibri" w:cs="Calibri"/>
+          <w:sz w:val="22"/>
+          <w:szCs w:val="22"/>
+          <w:lang w:val="el-GR"/>
+        </w:rPr>
+        <w:t xml:space="preserve">που στέλνονται από το </w:t>
+      </w:r>
+      <w:r>
+        <w:rPr>
+          <w:rFonts w:ascii="Calibri" w:hAnsi="Calibri" w:cs="Calibri"/>
+          <w:sz w:val="22"/>
+          <w:szCs w:val="22"/>
+        </w:rPr>
+        <w:t>frontend</w:t>
+      </w:r>
+      <w:r>
+        <w:rPr>
+          <w:rFonts w:ascii="Calibri" w:hAnsi="Calibri" w:cs="Calibri"/>
+          <w:sz w:val="22"/>
+          <w:szCs w:val="22"/>
+          <w:lang w:val="el-GR"/>
+        </w:rPr>
+        <w:t xml:space="preserve"> </w:t>
+      </w:r>
+      <w:r>
+        <w:rPr>
+          <w:rFonts w:ascii="Calibri" w:hAnsi="Calibri" w:cs="Calibri"/>
+          <w:sz w:val="22"/>
+          <w:szCs w:val="22"/>
+          <w:lang w:val="el-GR"/>
+        </w:rPr>
+        <w:t xml:space="preserve">στο </w:t>
+      </w:r>
+      <w:r>
+        <w:rPr>
+          <w:rFonts w:ascii="Calibri" w:hAnsi="Calibri" w:cs="Calibri"/>
+          <w:sz w:val="22"/>
+          <w:szCs w:val="22"/>
+        </w:rPr>
+        <w:t>backend</w:t>
+      </w:r>
+      <w:r>
+        <w:rPr>
+          <w:rFonts w:ascii="Calibri" w:hAnsi="Calibri" w:cs="Calibri"/>
+          <w:sz w:val="22"/>
+          <w:szCs w:val="22"/>
+          <w:lang w:val="el-GR"/>
+        </w:rPr>
+        <w:t xml:space="preserve"> μέσω της βιβλιοθήκης </w:t>
+      </w:r>
+      <w:r>
+        <w:rPr>
+          <w:rFonts w:ascii="Calibri" w:hAnsi="Calibri" w:cs="Calibri"/>
+          <w:sz w:val="22"/>
+          <w:szCs w:val="22"/>
+          <w:lang w:val="el-GR"/>
+        </w:rPr>
+        <w:t>jsonwebtoken</w:t>
+      </w:r>
+      <w:r>
+        <w:rPr>
+          <w:rFonts w:ascii="Calibri" w:hAnsi="Calibri" w:cs="Calibri"/>
+          <w:sz w:val="22"/>
+          <w:szCs w:val="22"/>
+          <w:lang w:val="el-GR"/>
+        </w:rPr>
+        <w:t xml:space="preserve"> και του </w:t>
+      </w:r>
+      <w:r>
+        <w:rPr>
+          <w:rFonts w:ascii="Calibri" w:hAnsi="Calibri" w:cs="Calibri"/>
+          <w:sz w:val="22"/>
+          <w:szCs w:val="22"/>
+          <w:lang w:val="el-GR"/>
+        </w:rPr>
+        <w:t>JWT_SECRET</w:t>
+      </w:r>
+      <w:r>
+        <w:rPr>
+          <w:rFonts w:ascii="Calibri" w:hAnsi="Calibri" w:cs="Calibri"/>
+          <w:sz w:val="22"/>
+          <w:szCs w:val="22"/>
+          <w:lang w:val="el-GR"/>
+        </w:rPr>
+        <w:t>.</w:t>
+      </w:r>
+      <w:r>
+        <w:rPr>
+          <w:rFonts w:ascii="Calibri" w:hAnsi="Calibri" w:cs="Calibri"/>
+          <w:sz w:val="22"/>
+          <w:szCs w:val="22"/>
+          <w:lang w:val="el-GR"/>
+        </w:rPr>
+        <w:t xml:space="preserve"> </w:t>
+      </w:r>
+      <w:r>
+        <w:rPr>
+          <w:rFonts w:ascii="Calibri" w:hAnsi="Calibri" w:cs="Calibri"/>
+          <w:sz w:val="22"/>
+          <w:szCs w:val="22"/>
+          <w:lang w:val="el-GR"/>
+        </w:rPr>
+        <w:t xml:space="preserve">Αν το </w:t>
+      </w:r>
+      <w:r>
+        <w:rPr>
+          <w:rFonts w:ascii="Calibri" w:hAnsi="Calibri" w:cs="Calibri"/>
+          <w:sz w:val="22"/>
+          <w:szCs w:val="22"/>
+        </w:rPr>
+        <w:t>token</w:t>
+      </w:r>
+      <w:r>
+        <w:rPr>
+          <w:rFonts w:ascii="Calibri" w:hAnsi="Calibri" w:cs="Calibri"/>
+          <w:sz w:val="22"/>
+          <w:szCs w:val="22"/>
+          <w:lang w:val="el-GR"/>
+        </w:rPr>
+        <w:t xml:space="preserve"> </w:t>
+      </w:r>
+      <w:r>
+        <w:rPr>
+          <w:rFonts w:ascii="Calibri" w:hAnsi="Calibri" w:cs="Calibri"/>
+          <w:sz w:val="22"/>
+          <w:szCs w:val="22"/>
+          <w:lang w:val="el-GR"/>
+        </w:rPr>
+        <w:t xml:space="preserve">είναι έγκυρο τότε δίνει πρόσβαση στο ζητούμενο </w:t>
+      </w:r>
+      <w:r>
+        <w:rPr>
+          <w:rFonts w:ascii="Calibri" w:hAnsi="Calibri" w:cs="Calibri"/>
+          <w:sz w:val="22"/>
+          <w:szCs w:val="22"/>
+        </w:rPr>
+        <w:t>endpoint</w:t>
+      </w:r>
+      <w:r>
+        <w:rPr>
+          <w:rFonts w:ascii="Calibri" w:hAnsi="Calibri" w:cs="Calibri"/>
+          <w:sz w:val="22"/>
+          <w:szCs w:val="22"/>
+          <w:lang w:val="el-GR"/>
+        </w:rPr>
+        <w:t xml:space="preserve"> </w:t>
+      </w:r>
+      <w:r>
+        <w:rPr>
+          <w:rFonts w:ascii="Calibri" w:hAnsi="Calibri" w:cs="Calibri"/>
+          <w:sz w:val="22"/>
+          <w:szCs w:val="22"/>
+          <w:lang w:val="el-GR"/>
+        </w:rPr>
+        <w:t xml:space="preserve">αλλιώς επιστρέφει </w:t>
+      </w:r>
+      <w:r>
+        <w:rPr>
+          <w:rFonts w:ascii="Calibri" w:hAnsi="Calibri" w:cs="Calibri"/>
+          <w:sz w:val="22"/>
+          <w:szCs w:val="22"/>
+        </w:rPr>
+        <w:t>HTTP</w:t>
+      </w:r>
+      <w:r>
+        <w:rPr>
+          <w:rFonts w:ascii="Calibri" w:hAnsi="Calibri" w:cs="Calibri"/>
+          <w:sz w:val="22"/>
+          <w:szCs w:val="22"/>
+          <w:lang w:val="el-GR"/>
+        </w:rPr>
+        <w:t xml:space="preserve"> </w:t>
+      </w:r>
+      <w:r>
+        <w:rPr>
+          <w:rFonts w:ascii="Calibri" w:hAnsi="Calibri" w:cs="Calibri"/>
+          <w:sz w:val="22"/>
+          <w:szCs w:val="22"/>
+        </w:rPr>
+        <w:t>status</w:t>
+      </w:r>
+      <w:r>
+        <w:rPr>
+          <w:rFonts w:ascii="Calibri" w:hAnsi="Calibri" w:cs="Calibri"/>
+          <w:sz w:val="22"/>
+          <w:szCs w:val="22"/>
+          <w:lang w:val="el-GR"/>
+        </w:rPr>
+        <w:t xml:space="preserve"> 401 (</w:t>
+      </w:r>
+      <w:r>
+        <w:rPr>
+          <w:rFonts w:ascii="Calibri" w:hAnsi="Calibri" w:cs="Calibri"/>
+          <w:sz w:val="22"/>
+          <w:szCs w:val="22"/>
+        </w:rPr>
+        <w:t>Unauthorized</w:t>
+      </w:r>
+      <w:r>
+        <w:rPr>
+          <w:rFonts w:ascii="Calibri" w:hAnsi="Calibri" w:cs="Calibri"/>
+          <w:sz w:val="22"/>
+          <w:szCs w:val="22"/>
+          <w:lang w:val="el-GR"/>
+        </w:rPr>
+        <w:t>)</w:t>
+      </w:r>
+      <w:r>
+        <w:rPr>
+          <w:rFonts w:ascii="Calibri" w:hAnsi="Calibri" w:cs="Calibri"/>
+          <w:sz w:val="22"/>
+          <w:szCs w:val="22"/>
+          <w:lang w:val="el-GR"/>
+        </w:rPr>
+        <w:t>.</w:t>
+      </w:r>
+    </w:p>
+    <w:p>
+      <w:pPr>
+        <w:ind w:left="1440" w:firstLine="360"/>
+        <w:rPr>
+          <w:rFonts w:ascii="Calibri" w:hAnsi="Calibri" w:cs="Calibri"/>
+          <w:sz w:val="22"/>
+          <w:szCs w:val="22"/>
+          <w:lang w:val="el-GR"/>
+        </w:rPr>
+      </w:pPr>
+      <w:r>
+        <w:rPr>
+          <w:rFonts w:ascii="Calibri" w:hAnsi="Calibri" w:cs="Calibri"/>
+          <w:noProof/>
+          <w:sz w:val="22"/>
+          <w:szCs w:val="22"/>
+          <w:lang w:val="el-GR"/>
+        </w:rPr>
+        <w:drawing>
+          <wp:inline distT="0" distB="0" distL="0" distR="0" wp14:anchorId="7E45A8D4" wp14:editId="38C462AF">
+            <wp:extent cx="1209675" cy="428625"/>
+            <wp:effectExtent l="0" t="0" r="9525" b="9525"/>
+            <wp:docPr id="871071554" name="Picture 16"/>
+            <wp:cNvGraphicFramePr>
+              <a:graphicFrameLocks xmlns:a="http://schemas.openxmlformats.org/drawingml/2006/main" noChangeAspect="1"/>
+            </wp:cNvGraphicFramePr>
+            <a:graphic xmlns:a="http://schemas.openxmlformats.org/drawingml/2006/main">
+              <a:graphicData uri="http://schemas.openxmlformats.org/drawingml/2006/picture">
+                <pic:pic xmlns:pic="http://schemas.openxmlformats.org/drawingml/2006/picture">
+                  <pic:nvPicPr>
+                    <pic:cNvPr id="0" name="Picture 16"/>
+                    <pic:cNvPicPr>
+                      <a:picLocks noChangeAspect="1" noChangeArrowheads="1"/>
+                    </pic:cNvPicPr>
+                  </pic:nvPicPr>
+                  <pic:blipFill>
+                    <a:blip r:embed="rId19">
+                      <a:extLst>
+                        <a:ext uri="{28A0092B-C50C-407E-A947-70E740481C1C}">
+                          <a14:useLocalDpi xmlns:a14="http://schemas.microsoft.com/office/drawing/2010/main" val="0"/>
+                        </a:ext>
+                      </a:extLst>
+                    </a:blip>
+                    <a:srcRect/>
+                    <a:stretch>
+                      <a:fillRect/>
+                    </a:stretch>
+                  </pic:blipFill>
+                  <pic:spPr bwMode="auto">
+                    <a:xfrm>
+                      <a:off x="0" y="0"/>
+                      <a:ext cx="1209675" cy="428625"/>
+                    </a:xfrm>
+                    <a:prstGeom prst="rect">
+                      <a:avLst/>
+                    </a:prstGeom>
+                    <a:noFill/>
+                    <a:ln>
+                      <a:noFill/>
+                    </a:ln>
+                  </pic:spPr>
+                </pic:pic>
+              </a:graphicData>
+            </a:graphic>
+          </wp:inline>
+        </w:drawing>
+      </w:r>
+      <w:r>
+        <w:rPr>
+          <w:rFonts w:ascii="Calibri" w:hAnsi="Calibri" w:cs="Calibri"/>
+          <w:sz w:val="22"/>
+          <w:szCs w:val="22"/>
+          <w:lang w:val="el-GR"/>
+        </w:rPr>
+        <w:br/>
+      </w:r>
+    </w:p>
+    <w:p>
+      <w:pPr>
+        <w:pStyle w:val="ListParagraph"/>
+        <w:numPr>
+          <w:ilvl w:val="0"/>
+          <w:numId w:val="7"/>
+        </w:numPr>
+        <w:rPr>
+          <w:rFonts w:ascii="Calibri" w:hAnsi="Calibri" w:cs="Calibri"/>
+          <w:b/>
+          <w:bCs/>
+          <w:lang w:val="el-GR"/>
+        </w:rPr>
+      </w:pPr>
+      <w:r>
+        <w:rPr>
+          <w:rFonts w:ascii="Calibri" w:hAnsi="Calibri" w:cs="Calibri"/>
+          <w:b/>
+          <w:bCs/>
+          <w:lang w:val="el-GR"/>
+        </w:rPr>
+        <w:t>Επιπλέον Αναφορές</w:t>
+      </w:r>
+    </w:p>
+    <w:p>
+      <w:pPr>
+        <w:ind w:left="1440" w:firstLine="360"/>
+        <w:rPr>
+          <w:rFonts w:ascii="Calibri" w:hAnsi="Calibri" w:cs="Calibri"/>
+          <w:sz w:val="22"/>
+          <w:szCs w:val="22"/>
+          <w:lang w:val="el-GR"/>
+        </w:rPr>
+      </w:pPr>
+      <w:r>
+        <w:rPr>
+          <w:rFonts w:ascii="Calibri" w:hAnsi="Calibri" w:cs="Calibri"/>
+          <w:sz w:val="22"/>
+          <w:szCs w:val="22"/>
+          <w:lang w:val="el-GR"/>
+        </w:rPr>
+        <w:t>Από το</w:t>
+      </w:r>
+      <w:r>
+        <w:rPr>
+          <w:rFonts w:ascii="Calibri" w:hAnsi="Calibri" w:cs="Calibri"/>
+          <w:sz w:val="22"/>
+          <w:szCs w:val="22"/>
+          <w:lang w:val="el-GR"/>
+        </w:rPr>
+        <w:t xml:space="preserve"> αρχείο </w:t>
+      </w:r>
+      <w:r>
+        <w:rPr>
+          <w:rFonts w:ascii="Calibri" w:hAnsi="Calibri" w:cs="Calibri"/>
+          <w:sz w:val="22"/>
+          <w:szCs w:val="22"/>
+        </w:rPr>
+        <w:t>server</w:t>
+      </w:r>
+      <w:r>
+        <w:rPr>
+          <w:rFonts w:ascii="Calibri" w:hAnsi="Calibri" w:cs="Calibri"/>
+          <w:sz w:val="22"/>
+          <w:szCs w:val="22"/>
+          <w:lang w:val="el-GR"/>
+        </w:rPr>
+        <w:t>.</w:t>
+      </w:r>
+      <w:r>
+        <w:rPr>
+          <w:rFonts w:ascii="Calibri" w:hAnsi="Calibri" w:cs="Calibri"/>
+          <w:sz w:val="22"/>
+          <w:szCs w:val="22"/>
+        </w:rPr>
+        <w:t>ts</w:t>
+      </w:r>
+      <w:r>
+        <w:rPr>
+          <w:rFonts w:ascii="Calibri" w:hAnsi="Calibri" w:cs="Calibri"/>
+          <w:sz w:val="22"/>
+          <w:szCs w:val="22"/>
+          <w:lang w:val="el-GR"/>
+        </w:rPr>
+        <w:t xml:space="preserve"> ξεκινάνε οι </w:t>
+      </w:r>
+      <w:r>
+        <w:rPr>
+          <w:rFonts w:ascii="Calibri" w:hAnsi="Calibri" w:cs="Calibri"/>
+          <w:sz w:val="22"/>
+          <w:szCs w:val="22"/>
+        </w:rPr>
+        <w:t>routers</w:t>
+      </w:r>
+      <w:r>
+        <w:rPr>
+          <w:rFonts w:ascii="Calibri" w:hAnsi="Calibri" w:cs="Calibri"/>
+          <w:sz w:val="22"/>
+          <w:szCs w:val="22"/>
+          <w:lang w:val="el-GR"/>
+        </w:rPr>
+        <w:t xml:space="preserve">, το </w:t>
+      </w:r>
+      <w:r>
+        <w:rPr>
+          <w:rFonts w:ascii="Calibri" w:hAnsi="Calibri" w:cs="Calibri"/>
+          <w:sz w:val="22"/>
+          <w:szCs w:val="22"/>
+        </w:rPr>
+        <w:t>middleware</w:t>
+      </w:r>
+      <w:r>
+        <w:rPr>
+          <w:rFonts w:ascii="Calibri" w:hAnsi="Calibri" w:cs="Calibri"/>
+          <w:sz w:val="22"/>
+          <w:szCs w:val="22"/>
+          <w:lang w:val="el-GR"/>
+        </w:rPr>
+        <w:t xml:space="preserve">, </w:t>
+      </w:r>
+      <w:r>
+        <w:rPr>
+          <w:rFonts w:ascii="Calibri" w:hAnsi="Calibri" w:cs="Calibri"/>
+          <w:sz w:val="22"/>
+          <w:szCs w:val="22"/>
+          <w:lang w:val="el-GR"/>
+        </w:rPr>
+        <w:t>πραγματοποιείται η</w:t>
+      </w:r>
+      <w:r>
+        <w:rPr>
+          <w:rFonts w:ascii="Calibri" w:hAnsi="Calibri" w:cs="Calibri"/>
+          <w:sz w:val="22"/>
+          <w:szCs w:val="22"/>
+          <w:lang w:val="el-GR"/>
+        </w:rPr>
+        <w:t xml:space="preserve"> αρκικοποίηση της </w:t>
+      </w:r>
+      <w:r>
+        <w:rPr>
+          <w:rFonts w:ascii="Calibri" w:hAnsi="Calibri" w:cs="Calibri"/>
+          <w:sz w:val="22"/>
+          <w:szCs w:val="22"/>
+        </w:rPr>
+        <w:t>Express</w:t>
+      </w:r>
+      <w:r>
+        <w:rPr>
+          <w:rFonts w:ascii="Calibri" w:hAnsi="Calibri" w:cs="Calibri"/>
+          <w:sz w:val="22"/>
+          <w:szCs w:val="22"/>
+          <w:lang w:val="el-GR"/>
+        </w:rPr>
+        <w:t xml:space="preserve"> </w:t>
+      </w:r>
+      <w:r>
+        <w:rPr>
+          <w:rFonts w:ascii="Calibri" w:hAnsi="Calibri" w:cs="Calibri"/>
+          <w:sz w:val="22"/>
+          <w:szCs w:val="22"/>
+          <w:lang w:val="el-GR"/>
+        </w:rPr>
+        <w:t>καθώς και η σύνδεση με τη βάση δεδομένων. Επιπλέον</w:t>
+      </w:r>
+      <w:r>
+        <w:rPr>
+          <w:rFonts w:ascii="Calibri" w:hAnsi="Calibri" w:cs="Calibri"/>
+          <w:sz w:val="22"/>
+          <w:szCs w:val="22"/>
+          <w:lang w:val="el-GR"/>
+        </w:rPr>
+        <w:t>,</w:t>
+      </w:r>
+      <w:r>
+        <w:rPr>
+          <w:rFonts w:ascii="Calibri" w:hAnsi="Calibri" w:cs="Calibri"/>
+          <w:sz w:val="22"/>
+          <w:szCs w:val="22"/>
+          <w:lang w:val="el-GR"/>
+        </w:rPr>
+        <w:t xml:space="preserve"> από αυτό γίνεται η ρύθμιση των </w:t>
+      </w:r>
+      <w:r>
+        <w:rPr>
+          <w:rFonts w:ascii="Calibri" w:hAnsi="Calibri" w:cs="Calibri"/>
+          <w:sz w:val="22"/>
+          <w:szCs w:val="22"/>
+        </w:rPr>
+        <w:t>ports</w:t>
+      </w:r>
+      <w:r>
+        <w:rPr>
+          <w:rFonts w:ascii="Calibri" w:hAnsi="Calibri" w:cs="Calibri"/>
+          <w:sz w:val="22"/>
+          <w:szCs w:val="22"/>
+          <w:lang w:val="el-GR"/>
+        </w:rPr>
+        <w:t xml:space="preserve"> και η διαχείρηση πιθανών </w:t>
+      </w:r>
+      <w:r>
+        <w:rPr>
+          <w:rFonts w:ascii="Calibri" w:hAnsi="Calibri" w:cs="Calibri"/>
+          <w:sz w:val="22"/>
+          <w:szCs w:val="22"/>
+        </w:rPr>
+        <w:t>errors</w:t>
+      </w:r>
+      <w:r>
+        <w:rPr>
+          <w:rFonts w:ascii="Calibri" w:hAnsi="Calibri" w:cs="Calibri"/>
+          <w:sz w:val="22"/>
+          <w:szCs w:val="22"/>
+          <w:lang w:val="el-GR"/>
+        </w:rPr>
+        <w:t xml:space="preserve"> </w:t>
+      </w:r>
+      <w:r>
+        <w:rPr>
+          <w:rFonts w:ascii="Calibri" w:hAnsi="Calibri" w:cs="Calibri"/>
+          <w:sz w:val="22"/>
+          <w:szCs w:val="22"/>
+          <w:lang w:val="el-GR"/>
+        </w:rPr>
+        <w:t xml:space="preserve">κατά τη διάρκεια της λειτουργίας του </w:t>
+      </w:r>
+      <w:r>
+        <w:rPr>
+          <w:rFonts w:ascii="Calibri" w:hAnsi="Calibri" w:cs="Calibri"/>
+          <w:sz w:val="22"/>
+          <w:szCs w:val="22"/>
+        </w:rPr>
+        <w:t>server</w:t>
+      </w:r>
+      <w:r>
+        <w:rPr>
+          <w:rFonts w:ascii="Calibri" w:hAnsi="Calibri" w:cs="Calibri"/>
+          <w:sz w:val="22"/>
+          <w:szCs w:val="22"/>
+          <w:lang w:val="el-GR"/>
+        </w:rPr>
+        <w:t>.</w:t>
+      </w:r>
+    </w:p>
+    <w:p>
+      <w:pPr>
+        <w:ind w:left="1440" w:firstLine="360"/>
+        <w:rPr>
+          <w:rFonts w:ascii="Calibri" w:hAnsi="Calibri" w:cs="Calibri"/>
+          <w:sz w:val="22"/>
+          <w:szCs w:val="22"/>
+          <w:lang w:val="el-GR"/>
+        </w:rPr>
+      </w:pPr>
+      <w:r>
+        <w:rPr>
+          <w:rFonts w:ascii="Calibri" w:hAnsi="Calibri" w:cs="Calibri"/>
+          <w:sz w:val="22"/>
+          <w:szCs w:val="22"/>
+          <w:lang w:val="el-GR"/>
+        </w:rPr>
+        <w:t>Το αρχείο .</w:t>
+      </w:r>
+      <w:r>
+        <w:rPr>
+          <w:rFonts w:ascii="Calibri" w:hAnsi="Calibri" w:cs="Calibri"/>
+          <w:sz w:val="22"/>
+          <w:szCs w:val="22"/>
+        </w:rPr>
+        <w:t>env</w:t>
+      </w:r>
+      <w:r>
+        <w:rPr>
+          <w:rFonts w:ascii="Calibri" w:hAnsi="Calibri" w:cs="Calibri"/>
+          <w:sz w:val="22"/>
+          <w:szCs w:val="22"/>
+          <w:lang w:val="el-GR"/>
+        </w:rPr>
+        <w:t xml:space="preserve"> </w:t>
+      </w:r>
+      <w:r>
+        <w:rPr>
+          <w:rFonts w:ascii="Calibri" w:hAnsi="Calibri" w:cs="Calibri"/>
+          <w:sz w:val="22"/>
+          <w:szCs w:val="22"/>
+          <w:lang w:val="el-GR"/>
+        </w:rPr>
+        <w:t xml:space="preserve">περιλαμβάνει ευαίσθητες πληροφορίες όπως, το </w:t>
+      </w:r>
+      <w:r>
+        <w:rPr>
+          <w:rFonts w:ascii="Calibri" w:hAnsi="Calibri" w:cs="Calibri"/>
+          <w:sz w:val="22"/>
+          <w:szCs w:val="22"/>
+        </w:rPr>
+        <w:t>JWT</w:t>
+      </w:r>
+      <w:r>
+        <w:rPr>
+          <w:rFonts w:ascii="Calibri" w:hAnsi="Calibri" w:cs="Calibri"/>
+          <w:sz w:val="22"/>
+          <w:szCs w:val="22"/>
+          <w:lang w:val="el-GR"/>
+        </w:rPr>
+        <w:t>_</w:t>
+      </w:r>
+      <w:r>
+        <w:rPr>
+          <w:rFonts w:ascii="Calibri" w:hAnsi="Calibri" w:cs="Calibri"/>
+          <w:sz w:val="22"/>
+          <w:szCs w:val="22"/>
+        </w:rPr>
+        <w:t>SECRET</w:t>
+      </w:r>
+      <w:r>
+        <w:rPr>
+          <w:rFonts w:ascii="Calibri" w:hAnsi="Calibri" w:cs="Calibri"/>
+          <w:sz w:val="22"/>
+          <w:szCs w:val="22"/>
+          <w:lang w:val="el-GR"/>
+        </w:rPr>
+        <w:t xml:space="preserve"> και τα </w:t>
+      </w:r>
+      <w:r>
+        <w:rPr>
+          <w:rFonts w:ascii="Calibri" w:hAnsi="Calibri" w:cs="Calibri"/>
+          <w:sz w:val="22"/>
+          <w:szCs w:val="22"/>
+        </w:rPr>
+        <w:t>database</w:t>
+      </w:r>
+      <w:r>
+        <w:rPr>
+          <w:rFonts w:ascii="Calibri" w:hAnsi="Calibri" w:cs="Calibri"/>
+          <w:sz w:val="22"/>
+          <w:szCs w:val="22"/>
+          <w:lang w:val="el-GR"/>
+        </w:rPr>
+        <w:t xml:space="preserve"> </w:t>
+      </w:r>
+      <w:r>
+        <w:rPr>
+          <w:rFonts w:ascii="Calibri" w:hAnsi="Calibri" w:cs="Calibri"/>
+          <w:sz w:val="22"/>
+          <w:szCs w:val="22"/>
+        </w:rPr>
+        <w:t>credentials</w:t>
+      </w:r>
+      <w:r>
+        <w:rPr>
+          <w:rFonts w:ascii="Calibri" w:hAnsi="Calibri" w:cs="Calibri"/>
+          <w:sz w:val="22"/>
+          <w:szCs w:val="22"/>
+          <w:lang w:val="el-GR"/>
+        </w:rPr>
+        <w:t>.</w:t>
+      </w:r>
+    </w:p>
+    <w:p>
+      <w:pPr>
+        <w:ind w:left="1440" w:firstLine="360"/>
+        <w:rPr>
+          <w:rFonts w:ascii="Calibri" w:hAnsi="Calibri" w:cs="Calibri"/>
+          <w:sz w:val="22"/>
+          <w:szCs w:val="22"/>
+          <w:lang w:val="el-GR"/>
+        </w:rPr>
+      </w:pPr>
+      <w:r>
+        <w:rPr>
+          <w:rFonts w:ascii="Calibri" w:hAnsi="Calibri" w:cs="Calibri"/>
+          <w:sz w:val="22"/>
+          <w:szCs w:val="22"/>
+          <w:lang w:val="el-GR"/>
+        </w:rPr>
+        <w:t xml:space="preserve">Ο φάκελος constants περιλαμβάνει το αρχείο http_status.ts, όπου ορίζονται οι σταθερές τιμές των HTTP status codes (π.χ. </w:t>
+      </w:r>
+      <w:r>
+        <w:rPr>
+          <w:rFonts w:ascii="Calibri" w:hAnsi="Calibri" w:cs="Calibri"/>
+          <w:sz w:val="22"/>
+          <w:szCs w:val="22"/>
+          <w:lang w:val="el-GR"/>
+        </w:rPr>
+        <w:t>4</w:t>
+      </w:r>
+      <w:r>
+        <w:rPr>
+          <w:rFonts w:ascii="Calibri" w:hAnsi="Calibri" w:cs="Calibri"/>
+          <w:sz w:val="22"/>
+          <w:szCs w:val="22"/>
+          <w:lang w:val="el-GR"/>
+        </w:rPr>
+        <w:t>00, 40</w:t>
+      </w:r>
+      <w:r>
+        <w:rPr>
+          <w:rFonts w:ascii="Calibri" w:hAnsi="Calibri" w:cs="Calibri"/>
+          <w:sz w:val="22"/>
+          <w:szCs w:val="22"/>
+          <w:lang w:val="el-GR"/>
+        </w:rPr>
+        <w:t>1</w:t>
+      </w:r>
+      <w:r>
+        <w:rPr>
+          <w:rFonts w:ascii="Calibri" w:hAnsi="Calibri" w:cs="Calibri"/>
+          <w:sz w:val="22"/>
+          <w:szCs w:val="22"/>
+          <w:lang w:val="el-GR"/>
+        </w:rPr>
+        <w:t>).</w:t>
+      </w:r>
+    </w:p>
+    <w:p>
+      <w:pPr>
+        <w:ind w:left="1080" w:firstLine="720"/>
+        <w:rPr>
+          <w:rFonts w:ascii="Calibri" w:hAnsi="Calibri" w:cs="Calibri"/>
+          <w:b/>
+          <w:bCs/>
+          <w:noProof/>
+          <w:lang w:val="el-GR"/>
+        </w:rPr>
+      </w:pPr>
+      <w:r>
+        <w:rPr>
+          <w:rFonts w:ascii="Calibri" w:hAnsi="Calibri" w:cs="Calibri"/>
+          <w:b/>
+          <w:bCs/>
+          <w:noProof/>
+          <w:lang w:val="el-GR"/>
+        </w:rPr>
+        <w:drawing>
+          <wp:inline distT="0" distB="0" distL="0" distR="0" wp14:anchorId="40E761BE" wp14:editId="48E40E83">
+            <wp:extent cx="1000125" cy="266700"/>
+            <wp:effectExtent l="0" t="0" r="9525" b="0"/>
+            <wp:docPr id="518076610" name="Picture 18"/>
+            <wp:cNvGraphicFramePr>
+              <a:graphicFrameLocks xmlns:a="http://schemas.openxmlformats.org/drawingml/2006/main" noChangeAspect="1"/>
+            </wp:cNvGraphicFramePr>
+            <a:graphic xmlns:a="http://schemas.openxmlformats.org/drawingml/2006/main">
+              <a:graphicData uri="http://schemas.openxmlformats.org/drawingml/2006/picture">
+                <pic:pic xmlns:pic="http://schemas.openxmlformats.org/drawingml/2006/picture">
+                  <pic:nvPicPr>
+                    <pic:cNvPr id="0" name="Picture 18"/>
+                    <pic:cNvPicPr>
+                      <a:picLocks noChangeAspect="1" noChangeArrowheads="1"/>
+                    </pic:cNvPicPr>
+                  </pic:nvPicPr>
+                  <pic:blipFill>
+                    <a:blip r:embed="rId20">
+                      <a:extLst>
+                        <a:ext uri="{28A0092B-C50C-407E-A947-70E740481C1C}">
+                          <a14:useLocalDpi xmlns:a14="http://schemas.microsoft.com/office/drawing/2010/main" val="0"/>
+                        </a:ext>
+                      </a:extLst>
+                    </a:blip>
+                    <a:srcRect/>
+                    <a:stretch>
+                      <a:fillRect/>
+                    </a:stretch>
+                  </pic:blipFill>
+                  <pic:spPr bwMode="auto">
+                    <a:xfrm>
+                      <a:off x="0" y="0"/>
+                      <a:ext cx="1000125" cy="266700"/>
+                    </a:xfrm>
+                    <a:prstGeom prst="rect">
+                      <a:avLst/>
+                    </a:prstGeom>
+                    <a:noFill/>
+                    <a:ln>
+                      <a:noFill/>
+                    </a:ln>
+                  </pic:spPr>
+                </pic:pic>
+              </a:graphicData>
+            </a:graphic>
+          </wp:inline>
+        </w:drawing>
+      </w:r>
+      <w:r>
+        <w:rPr>
+          <w:rFonts w:ascii="Calibri" w:hAnsi="Calibri" w:cs="Calibri"/>
+          <w:b/>
+          <w:bCs/>
+          <w:noProof/>
+          <w:lang w:val="el-GR"/>
+        </w:rPr>
+        <w:drawing>
+          <wp:inline distT="0" distB="0" distL="0" distR="0" wp14:anchorId="2DAB87AD" wp14:editId="2BA6E117">
+            <wp:extent cx="923925" cy="266700"/>
+            <wp:effectExtent l="0" t="0" r="9525" b="0"/>
+            <wp:docPr id="821819175" name="Picture 19"/>
+            <wp:cNvGraphicFramePr>
+              <a:graphicFrameLocks xmlns:a="http://schemas.openxmlformats.org/drawingml/2006/main" noChangeAspect="1"/>
+            </wp:cNvGraphicFramePr>
+            <a:graphic xmlns:a="http://schemas.openxmlformats.org/drawingml/2006/main">
+              <a:graphicData uri="http://schemas.openxmlformats.org/drawingml/2006/picture">
+                <pic:pic xmlns:pic="http://schemas.openxmlformats.org/drawingml/2006/picture">
+                  <pic:nvPicPr>
+                    <pic:cNvPr id="0" name="Picture 19"/>
+                    <pic:cNvPicPr>
+                      <a:picLocks noChangeAspect="1" noChangeArrowheads="1"/>
+                    </pic:cNvPicPr>
+                  </pic:nvPicPr>
+                  <pic:blipFill>
+                    <a:blip r:embed="rId21">
+                      <a:extLst>
+                        <a:ext uri="{28A0092B-C50C-407E-A947-70E740481C1C}">
+                          <a14:useLocalDpi xmlns:a14="http://schemas.microsoft.com/office/drawing/2010/main" val="0"/>
+                        </a:ext>
+                      </a:extLst>
+                    </a:blip>
+                    <a:srcRect/>
+                    <a:stretch>
+                      <a:fillRect/>
+                    </a:stretch>
+                  </pic:blipFill>
+                  <pic:spPr bwMode="auto">
+                    <a:xfrm>
+                      <a:off x="0" y="0"/>
+                      <a:ext cx="923925" cy="266700"/>
+                    </a:xfrm>
+                    <a:prstGeom prst="rect">
+                      <a:avLst/>
+                    </a:prstGeom>
+                    <a:noFill/>
+                    <a:ln>
+                      <a:noFill/>
+                    </a:ln>
+                  </pic:spPr>
+                </pic:pic>
+              </a:graphicData>
+            </a:graphic>
+          </wp:inline>
+        </w:drawing>
+      </w:r>
+    </w:p>
+    <w:p>
+      <w:pPr>
+        <w:ind w:left="1080" w:firstLine="720"/>
+        <w:rPr>
+          <w:rFonts w:ascii="Calibri" w:hAnsi="Calibri" w:cs="Calibri"/>
+          <w:b/>
+          <w:bCs/>
+          <w:lang w:val="el-GR"/>
+        </w:rPr>
+      </w:pPr>
+      <w:r>
+        <w:rPr>
+          <w:rFonts w:ascii="Calibri" w:hAnsi="Calibri" w:cs="Calibri"/>
+          <w:b/>
+          <w:bCs/>
+          <w:noProof/>
+          <w:lang w:val="el-GR"/>
+        </w:rPr>
+        <w:drawing>
+          <wp:inline distT="0" distB="0" distL="0" distR="0" wp14:anchorId="526C276B" wp14:editId="1CA8DA42">
+            <wp:extent cx="1343025" cy="438150"/>
+            <wp:effectExtent l="0" t="0" r="9525" b="0"/>
+            <wp:docPr id="1085456559" name="Picture 22"/>
+            <wp:cNvGraphicFramePr>
+              <a:graphicFrameLocks xmlns:a="http://schemas.openxmlformats.org/drawingml/2006/main" noChangeAspect="1"/>
+            </wp:cNvGraphicFramePr>
+            <a:graphic xmlns:a="http://schemas.openxmlformats.org/drawingml/2006/main">
+              <a:graphicData uri="http://schemas.openxmlformats.org/drawingml/2006/picture">
+                <pic:pic xmlns:pic="http://schemas.openxmlformats.org/drawingml/2006/picture">
+                  <pic:nvPicPr>
+                    <pic:cNvPr id="0" name="Picture 22"/>
+                    <pic:cNvPicPr>
+                      <a:picLocks noChangeAspect="1" noChangeArrowheads="1"/>
+                    </pic:cNvPicPr>
+                  </pic:nvPicPr>
+                  <pic:blipFill>
+                    <a:blip r:embed="rId22">
+                      <a:extLst>
+                        <a:ext uri="{28A0092B-C50C-407E-A947-70E740481C1C}">
+                          <a14:useLocalDpi xmlns:a14="http://schemas.microsoft.com/office/drawing/2010/main" val="0"/>
+                        </a:ext>
+                      </a:extLst>
+                    </a:blip>
+                    <a:srcRect/>
+                    <a:stretch>
+                      <a:fillRect/>
+                    </a:stretch>
+                  </pic:blipFill>
+                  <pic:spPr bwMode="auto">
+                    <a:xfrm>
+                      <a:off x="0" y="0"/>
+                      <a:ext cx="1343025" cy="438150"/>
+                    </a:xfrm>
+                    <a:prstGeom prst="rect">
+                      <a:avLst/>
+                    </a:prstGeom>
+                    <a:noFill/>
+                    <a:ln>
+                      <a:noFill/>
+                    </a:ln>
+                  </pic:spPr>
+                </pic:pic>
+              </a:graphicData>
+            </a:graphic>
+          </wp:inline>
+        </w:drawing>
+      </w:r>
+    </w:p>
+    <w:p>
+      <w:pPr>
+        <w:rPr>
+          <w:rFonts w:ascii="Calibri" w:hAnsi="Calibri" w:cs="Calibri"/>
+          <w:b/>
+          <w:bCs/>
+          <w:lang w:val="el-GR"/>
+        </w:rPr>
+      </w:pPr>
+    </w:p>
+    <w:p>
+      <w:pPr>
+        <w:rPr>
+          <w:rFonts w:ascii="Calibri" w:hAnsi="Calibri" w:cs="Calibri"/>
+          <w:b/>
+          <w:bCs/>
+          <w:lang w:val="el-GR"/>
+        </w:rPr>
+      </w:pPr>
+    </w:p>
+    <w:p>
+      <w:pPr>
+        <w:rPr>
+          <w:rFonts w:ascii="Calibri" w:hAnsi="Calibri" w:cs="Calibri"/>
+          <w:b/>
+          <w:bCs/>
+          <w:lang w:val="el-GR"/>
+        </w:rPr>
+      </w:pPr>
+    </w:p>
+    <w:p>
+      <w:pPr>
+        <w:pStyle w:val="Heading5"/>
+        <w:numPr>
+          <w:ilvl w:val="1"/>
+          <w:numId w:val="1"/>
+        </w:numPr>
+        <w:rPr>
+          <w:rFonts w:ascii="Calibri" w:hAnsi="Calibri" w:cs="Calibri"/>
+          <w:b/>
+          <w:bCs/>
+          <w:color w:val="auto"/>
+          <w:lang w:val="el-GR"/>
+        </w:rPr>
+      </w:pPr>
+      <w:r>
+        <w:rPr>
+          <w:rFonts w:ascii="Calibri" w:hAnsi="Calibri" w:cs="Calibri"/>
+          <w:b/>
+          <w:bCs/>
+          <w:color w:val="auto"/>
+        </w:rPr>
+        <w:lastRenderedPageBreak/>
+        <w:t>Features Overview</w:t>
+      </w:r>
+    </w:p>
+    <w:p>
+      <w:pPr>
+        <w:rPr>
+          <w:rFonts w:ascii="Calibri" w:hAnsi="Calibri" w:cs="Calibri"/>
+          <w:b/>
+          <w:bCs/>
+          <w:lang w:val="el-GR"/>
+        </w:rPr>
+      </w:pPr>
+    </w:p>
+    <w:p>
+      <w:pPr>
+        <w:ind w:left="1080" w:firstLine="720"/>
+        <w:rPr>
+          <w:rFonts w:ascii="Calibri" w:hAnsi="Calibri" w:cs="Calibri"/>
+          <w:b/>
+          <w:bCs/>
+          <w:lang w:val="el-GR"/>
+        </w:rPr>
+      </w:pPr>
+    </w:p>
+    <w:p>
+      <w:pPr>
+        <w:ind w:left="1080" w:firstLine="720"/>
+        <w:rPr>
+          <w:rFonts w:ascii="Calibri" w:hAnsi="Calibri" w:cs="Calibri"/>
+          <w:b/>
+          <w:bCs/>
+          <w:lang w:val="el-GR"/>
+        </w:rPr>
+      </w:pPr>
+    </w:p>
+    <w:p>
+      <w:pPr>
+        <w:pStyle w:val="Heading5"/>
+        <w:numPr>
+          <w:ilvl w:val="1"/>
+          <w:numId w:val="1"/>
+        </w:numPr>
+        <w:rPr>
+          <w:rFonts w:ascii="Calibri" w:hAnsi="Calibri" w:cs="Calibri"/>
+          <w:b/>
+          <w:bCs/>
+          <w:color w:val="auto"/>
+          <w:lang w:val="el-GR"/>
+        </w:rPr>
+      </w:pPr>
+      <w:r>
+        <w:rPr>
+          <w:rFonts w:ascii="Calibri" w:hAnsi="Calibri" w:cs="Calibri"/>
+          <w:b/>
+          <w:bCs/>
+          <w:color w:val="auto"/>
+        </w:rPr>
+        <w:t>Database Structure</w:t>
+      </w:r>
+    </w:p>
+    <w:p>
+      <w:pPr>
+        <w:ind w:left="1080" w:firstLine="360"/>
+        <w:rPr>
+          <w:rFonts w:ascii="Calibri" w:hAnsi="Calibri" w:cs="Calibri"/>
+          <w:sz w:val="22"/>
+          <w:szCs w:val="22"/>
+          <w:lang w:val="el-GR"/>
+        </w:rPr>
+      </w:pPr>
+      <w:r>
+        <w:rPr>
+          <w:rFonts w:ascii="Calibri" w:hAnsi="Calibri" w:cs="Calibri"/>
+          <w:sz w:val="22"/>
+          <w:szCs w:val="22"/>
+          <w:lang w:val="el-GR"/>
+        </w:rPr>
+        <w:t xml:space="preserve">Για βάση δεδομένων της εφαρμογής </w:t>
+      </w:r>
+      <w:r>
+        <w:rPr>
+          <w:rFonts w:ascii="Calibri" w:hAnsi="Calibri" w:cs="Calibri"/>
+          <w:sz w:val="22"/>
+          <w:szCs w:val="22"/>
+          <w:lang w:val="el-GR"/>
+        </w:rPr>
+        <w:t>“</w:t>
+      </w:r>
+      <w:r>
+        <w:rPr>
+          <w:rFonts w:ascii="Calibri" w:hAnsi="Calibri" w:cs="Calibri"/>
+          <w:sz w:val="22"/>
+          <w:szCs w:val="22"/>
+        </w:rPr>
+        <w:t>UniBookie</w:t>
+      </w:r>
+      <w:r>
+        <w:rPr>
+          <w:rFonts w:ascii="Calibri" w:hAnsi="Calibri" w:cs="Calibri"/>
+          <w:sz w:val="22"/>
+          <w:szCs w:val="22"/>
+          <w:lang w:val="el-GR"/>
+        </w:rPr>
+        <w:t>”</w:t>
+      </w:r>
+      <w:r>
+        <w:rPr>
+          <w:rFonts w:ascii="Calibri" w:hAnsi="Calibri" w:cs="Calibri"/>
+          <w:sz w:val="22"/>
+          <w:szCs w:val="22"/>
+          <w:lang w:val="el-GR"/>
+        </w:rPr>
+        <w:t xml:space="preserve"> έχει χρησιμοποιηθεί η </w:t>
+      </w:r>
+      <w:r>
+        <w:rPr>
+          <w:rFonts w:ascii="Calibri" w:hAnsi="Calibri" w:cs="Calibri"/>
+          <w:sz w:val="22"/>
+          <w:szCs w:val="22"/>
+        </w:rPr>
+        <w:t>MongoDB</w:t>
+      </w:r>
+      <w:r>
+        <w:rPr>
+          <w:rFonts w:ascii="Calibri" w:hAnsi="Calibri" w:cs="Calibri"/>
+          <w:sz w:val="22"/>
+          <w:szCs w:val="22"/>
+          <w:lang w:val="el-GR"/>
+        </w:rPr>
+        <w:t xml:space="preserve">. </w:t>
+      </w:r>
+      <w:r>
+        <w:rPr>
+          <w:rFonts w:ascii="Calibri" w:hAnsi="Calibri" w:cs="Calibri"/>
+          <w:sz w:val="22"/>
+          <w:szCs w:val="22"/>
+          <w:lang w:val="el-GR"/>
+        </w:rPr>
+        <w:t>Η επικοινωνία μεταξύ backend και βάσης πραγματοποιείται μέσω του Mongoose, μιας βιβλιοθήκης που επιτρέπει τον ορισμό</w:t>
+      </w:r>
+      <w:r>
+        <w:rPr>
+          <w:rFonts w:ascii="Calibri" w:hAnsi="Calibri" w:cs="Calibri"/>
+          <w:sz w:val="22"/>
+          <w:szCs w:val="22"/>
+          <w:lang w:val="el-GR"/>
+        </w:rPr>
+        <w:t xml:space="preserve"> </w:t>
+      </w:r>
+      <w:r>
+        <w:rPr>
+          <w:rFonts w:ascii="Calibri" w:hAnsi="Calibri" w:cs="Calibri"/>
+          <w:sz w:val="22"/>
+          <w:szCs w:val="22"/>
+          <w:lang w:val="el-GR"/>
+        </w:rPr>
+        <w:t xml:space="preserve">models και schemas για </w:t>
+      </w:r>
+      <w:r>
+        <w:rPr>
+          <w:rFonts w:ascii="Calibri" w:hAnsi="Calibri" w:cs="Calibri"/>
+          <w:sz w:val="22"/>
+          <w:szCs w:val="22"/>
+          <w:lang w:val="el-GR"/>
+        </w:rPr>
+        <w:t xml:space="preserve">τη </w:t>
+      </w:r>
+      <w:r>
+        <w:rPr>
+          <w:rFonts w:ascii="Calibri" w:hAnsi="Calibri" w:cs="Calibri"/>
+          <w:sz w:val="22"/>
+          <w:szCs w:val="22"/>
+          <w:lang w:val="el-GR"/>
+        </w:rPr>
+        <w:t>συλλογή δεδομένων.</w:t>
+      </w:r>
+      <w:r>
+        <w:rPr>
+          <w:rFonts w:ascii="Calibri" w:hAnsi="Calibri" w:cs="Calibri"/>
+          <w:sz w:val="22"/>
+          <w:szCs w:val="22"/>
+          <w:lang w:val="el-GR"/>
+        </w:rPr>
+        <w:t xml:space="preserve"> </w:t>
+      </w:r>
+      <w:r>
+        <w:rPr>
+          <w:rFonts w:ascii="Calibri" w:hAnsi="Calibri" w:cs="Calibri"/>
+          <w:sz w:val="22"/>
+          <w:szCs w:val="22"/>
+          <w:lang w:val="el-GR"/>
+        </w:rPr>
+        <w:t>Η βάση αποτελείται από τρ</w:t>
+      </w:r>
+      <w:r>
+        <w:rPr>
+          <w:rFonts w:ascii="Calibri" w:hAnsi="Calibri" w:cs="Calibri"/>
+          <w:sz w:val="22"/>
+          <w:szCs w:val="22"/>
+          <w:lang w:val="el-GR"/>
+        </w:rPr>
+        <w:t xml:space="preserve">εις </w:t>
+      </w:r>
+      <w:r>
+        <w:rPr>
+          <w:rFonts w:ascii="Calibri" w:hAnsi="Calibri" w:cs="Calibri"/>
+          <w:sz w:val="22"/>
+          <w:szCs w:val="22"/>
+          <w:lang w:val="el-GR"/>
+        </w:rPr>
+        <w:t>βασικ</w:t>
+      </w:r>
+      <w:r>
+        <w:rPr>
+          <w:rFonts w:ascii="Calibri" w:hAnsi="Calibri" w:cs="Calibri"/>
+          <w:sz w:val="22"/>
+          <w:szCs w:val="22"/>
+          <w:lang w:val="el-GR"/>
+        </w:rPr>
+        <w:t>ές συλλογές</w:t>
+      </w:r>
+      <w:r>
+        <w:rPr>
+          <w:rFonts w:ascii="Calibri" w:hAnsi="Calibri" w:cs="Calibri"/>
+          <w:sz w:val="22"/>
+          <w:szCs w:val="22"/>
+          <w:lang w:val="el-GR"/>
+        </w:rPr>
+        <w:t xml:space="preserve"> </w:t>
+      </w:r>
+      <w:r>
+        <w:rPr>
+          <w:rFonts w:ascii="Calibri" w:hAnsi="Calibri" w:cs="Calibri"/>
+          <w:sz w:val="22"/>
+          <w:szCs w:val="22"/>
+          <w:lang w:val="el-GR"/>
+        </w:rPr>
+        <w:t>(</w:t>
+      </w:r>
+      <w:r>
+        <w:rPr>
+          <w:rFonts w:ascii="Calibri" w:hAnsi="Calibri" w:cs="Calibri"/>
+          <w:sz w:val="22"/>
+          <w:szCs w:val="22"/>
+          <w:lang w:val="el-GR"/>
+        </w:rPr>
+        <w:t>collections</w:t>
+      </w:r>
+      <w:r>
+        <w:rPr>
+          <w:rFonts w:ascii="Calibri" w:hAnsi="Calibri" w:cs="Calibri"/>
+          <w:sz w:val="22"/>
+          <w:szCs w:val="22"/>
+          <w:lang w:val="el-GR"/>
+        </w:rPr>
+        <w:t>)</w:t>
+      </w:r>
+      <w:r>
+        <w:rPr>
+          <w:rFonts w:ascii="Calibri" w:hAnsi="Calibri" w:cs="Calibri"/>
+          <w:sz w:val="22"/>
+          <w:szCs w:val="22"/>
+          <w:lang w:val="el-GR"/>
+        </w:rPr>
+        <w:t>:</w:t>
+      </w:r>
+      <w:r>
+        <w:rPr>
+          <w:rFonts w:ascii="Calibri" w:hAnsi="Calibri" w:cs="Calibri"/>
+          <w:sz w:val="22"/>
+          <w:szCs w:val="22"/>
+          <w:lang w:val="el-GR"/>
+        </w:rPr>
+        <w:t xml:space="preserve"> </w:t>
+      </w:r>
+      <w:r>
+        <w:rPr>
+          <w:rFonts w:ascii="Calibri" w:hAnsi="Calibri" w:cs="Calibri"/>
+          <w:sz w:val="22"/>
+          <w:szCs w:val="22"/>
+          <w:lang w:val="el-GR"/>
+        </w:rPr>
+        <w:t>users</w:t>
+      </w:r>
+      <w:r>
+        <w:rPr>
+          <w:rFonts w:ascii="Calibri" w:hAnsi="Calibri" w:cs="Calibri"/>
+          <w:sz w:val="22"/>
+          <w:szCs w:val="22"/>
+          <w:lang w:val="el-GR"/>
+        </w:rPr>
+        <w:t xml:space="preserve">, </w:t>
+      </w:r>
+      <w:r>
+        <w:rPr>
+          <w:rFonts w:ascii="Calibri" w:hAnsi="Calibri" w:cs="Calibri"/>
+          <w:sz w:val="22"/>
+          <w:szCs w:val="22"/>
+          <w:lang w:val="el-GR"/>
+        </w:rPr>
+        <w:t>items</w:t>
+      </w:r>
+      <w:r>
+        <w:rPr>
+          <w:rFonts w:ascii="Calibri" w:hAnsi="Calibri" w:cs="Calibri"/>
+          <w:sz w:val="22"/>
+          <w:szCs w:val="22"/>
+          <w:lang w:val="el-GR"/>
+        </w:rPr>
+        <w:t xml:space="preserve"> και </w:t>
+      </w:r>
+      <w:r>
+        <w:rPr>
+          <w:rFonts w:ascii="Calibri" w:hAnsi="Calibri" w:cs="Calibri"/>
+          <w:sz w:val="22"/>
+          <w:szCs w:val="22"/>
+          <w:lang w:val="el-GR"/>
+        </w:rPr>
+        <w:t>orders</w:t>
+      </w:r>
+      <w:r>
+        <w:rPr>
+          <w:rFonts w:ascii="Calibri" w:hAnsi="Calibri" w:cs="Calibri"/>
+          <w:sz w:val="22"/>
+          <w:szCs w:val="22"/>
+          <w:lang w:val="el-GR"/>
+        </w:rPr>
+        <w:t>.</w:t>
+      </w:r>
+    </w:p>
+    <w:p>
+      <w:pPr>
+        <w:pStyle w:val="Heading5"/>
+        <w:numPr>
+          <w:ilvl w:val="2"/>
+          <w:numId w:val="1"/>
+        </w:numPr>
+        <w:rPr>
+          <w:rFonts w:ascii="Calibri" w:hAnsi="Calibri" w:cs="Calibri"/>
+          <w:b/>
+          <w:bCs/>
+          <w:color w:val="auto"/>
+          <w:lang w:val="el-GR"/>
+        </w:rPr>
+      </w:pPr>
+      <w:r>
+        <w:rPr>
+          <w:rFonts w:ascii="Calibri" w:hAnsi="Calibri" w:cs="Calibri"/>
+          <w:b/>
+          <w:bCs/>
+          <w:color w:val="auto"/>
+          <w:lang w:val="el-GR"/>
+        </w:rPr>
+        <w:t xml:space="preserve">Συλλογή </w:t>
+      </w:r>
+      <w:r>
+        <w:rPr>
+          <w:rFonts w:ascii="Calibri" w:hAnsi="Calibri" w:cs="Calibri"/>
+          <w:b/>
+          <w:bCs/>
+          <w:color w:val="auto"/>
+        </w:rPr>
+        <w:t>Users</w:t>
+      </w:r>
+    </w:p>
+    <w:p>
+      <w:pPr>
+        <w:ind w:left="1440" w:firstLine="360"/>
+        <w:rPr>
+          <w:rFonts w:ascii="Calibri" w:hAnsi="Calibri" w:cs="Calibri"/>
+          <w:sz w:val="22"/>
+          <w:szCs w:val="22"/>
+          <w:lang w:val="el-GR"/>
+        </w:rPr>
+      </w:pPr>
+      <w:r>
+        <w:rPr>
+          <w:rFonts w:ascii="Calibri" w:hAnsi="Calibri" w:cs="Calibri"/>
+          <w:sz w:val="22"/>
+          <w:szCs w:val="22"/>
+          <w:lang w:val="el-GR"/>
+        </w:rPr>
+        <w:t xml:space="preserve">Εδώ αποθηκεύονται τα στοιχεία των </w:t>
+      </w:r>
+      <w:r>
+        <w:rPr>
+          <w:rFonts w:ascii="Calibri" w:hAnsi="Calibri" w:cs="Calibri"/>
+          <w:sz w:val="22"/>
+          <w:szCs w:val="22"/>
+        </w:rPr>
+        <w:t>users</w:t>
+      </w:r>
+      <w:r>
+        <w:rPr>
+          <w:rFonts w:ascii="Calibri" w:hAnsi="Calibri" w:cs="Calibri"/>
+          <w:sz w:val="22"/>
+          <w:szCs w:val="22"/>
+          <w:lang w:val="el-GR"/>
+        </w:rPr>
+        <w:t>. Αυτή η συλλογή περιλαμβάνει τα εξής πεδία:</w:t>
+      </w:r>
+    </w:p>
+    <w:p>
+      <w:pPr>
+        <w:ind w:left="1800"/>
+        <w:rPr>
+          <w:rFonts w:ascii="Calibri" w:hAnsi="Calibri" w:cs="Calibri"/>
+          <w:sz w:val="22"/>
+          <w:szCs w:val="22"/>
+          <w:lang w:val="el-GR"/>
+        </w:rPr>
+      </w:pPr>
+      <w:r>
+        <w:rPr>
+          <w:noProof/>
+        </w:rPr>
+        <w:drawing>
+          <wp:inline distT="0" distB="0" distL="0" distR="0" wp14:anchorId="57E01AF1" wp14:editId="191730E6">
+            <wp:extent cx="2390775" cy="1724025"/>
+            <wp:effectExtent l="0" t="0" r="9525" b="9525"/>
+            <wp:docPr id="1055672114" name="Picture 1" descr="A grid with text on it&#10;&#10;AI-generated content may be incorrect."/>
+            <wp:cNvGraphicFramePr>
+              <a:graphicFrameLocks xmlns:a="http://schemas.openxmlformats.org/drawingml/2006/main" noChangeAspect="1"/>
+            </wp:cNvGraphicFramePr>
+            <a:graphic xmlns:a="http://schemas.openxmlformats.org/drawingml/2006/main">
+              <a:graphicData uri="http://schemas.openxmlformats.org/drawingml/2006/picture">
+                <pic:pic xmlns:pic="http://schemas.openxmlformats.org/drawingml/2006/picture">
+                  <pic:nvPicPr>
+                    <pic:cNvPr id="1055672114" name="Picture 1" descr="A grid with text on it&#10;&#10;AI-generated content may be incorrect."/>
+                    <pic:cNvPicPr/>
+                  </pic:nvPicPr>
+                  <pic:blipFill>
+                    <a:blip r:embed="rId23"/>
+                    <a:stretch>
+                      <a:fillRect/>
+                    </a:stretch>
+                  </pic:blipFill>
+                  <pic:spPr>
+                    <a:xfrm>
+                      <a:off x="0" y="0"/>
+                      <a:ext cx="2390775" cy="1724025"/>
+                    </a:xfrm>
+                    <a:prstGeom prst="rect">
+                      <a:avLst/>
+                    </a:prstGeom>
+                  </pic:spPr>
+                </pic:pic>
+              </a:graphicData>
+            </a:graphic>
+          </wp:inline>
+        </w:drawing>
+      </w:r>
+    </w:p>
+    <w:p>
+      <w:pPr>
+        <w:pStyle w:val="Heading5"/>
+        <w:numPr>
+          <w:ilvl w:val="2"/>
+          <w:numId w:val="1"/>
+        </w:numPr>
+        <w:rPr>
+          <w:rFonts w:ascii="Calibri" w:hAnsi="Calibri" w:cs="Calibri"/>
+          <w:b/>
+          <w:bCs/>
+          <w:color w:val="auto"/>
+          <w:lang w:val="el-GR"/>
+        </w:rPr>
+      </w:pPr>
+      <w:r>
+        <w:rPr>
+          <w:rFonts w:ascii="Calibri" w:hAnsi="Calibri" w:cs="Calibri"/>
+          <w:b/>
+          <w:bCs/>
+          <w:color w:val="auto"/>
+          <w:lang w:val="el-GR"/>
+        </w:rPr>
+        <w:t xml:space="preserve">Συλλογή </w:t>
+      </w:r>
+      <w:r>
+        <w:rPr>
+          <w:rFonts w:ascii="Calibri" w:hAnsi="Calibri" w:cs="Calibri"/>
+          <w:b/>
+          <w:bCs/>
+          <w:color w:val="auto"/>
+        </w:rPr>
+        <w:t>Items</w:t>
+      </w:r>
+    </w:p>
+    <w:p>
+      <w:pPr>
+        <w:ind w:left="1440" w:firstLine="360"/>
+        <w:rPr>
+          <w:rFonts w:ascii="Calibri" w:hAnsi="Calibri" w:cs="Calibri"/>
+          <w:sz w:val="22"/>
+          <w:szCs w:val="22"/>
+          <w:lang w:val="el-GR"/>
+        </w:rPr>
+      </w:pPr>
+      <w:r>
+        <w:rPr>
+          <w:rFonts w:ascii="Calibri" w:hAnsi="Calibri" w:cs="Calibri"/>
+          <w:sz w:val="22"/>
+          <w:szCs w:val="22"/>
+          <w:lang w:val="el-GR"/>
+        </w:rPr>
+        <w:t>Η συλλογή items περιλαμβάνει όλα τα διαθέσιμα πανεπιστημιακά συγγράμματα.</w:t>
+      </w:r>
+      <w:r>
+        <w:rPr>
+          <w:rFonts w:ascii="Calibri" w:hAnsi="Calibri" w:cs="Calibri"/>
+          <w:sz w:val="22"/>
+          <w:szCs w:val="22"/>
+          <w:lang w:val="el-GR"/>
+        </w:rPr>
+        <w:t xml:space="preserve"> Περιλαμβάνει τα εξής πεδία:</w:t>
+      </w:r>
+    </w:p>
+    <w:p>
+      <w:pPr>
+        <w:ind w:left="1440" w:firstLine="360"/>
+        <w:rPr>
+          <w:rFonts w:ascii="Calibri" w:hAnsi="Calibri" w:cs="Calibri"/>
+          <w:sz w:val="22"/>
+          <w:szCs w:val="22"/>
+          <w:lang w:val="el-GR"/>
+        </w:rPr>
+      </w:pPr>
+      <w:r>
+        <w:rPr>
+          <w:noProof/>
+        </w:rPr>
+        <w:drawing>
+          <wp:inline distT="0" distB="0" distL="0" distR="0" wp14:anchorId="2FF6D2E5" wp14:editId="1BE258B7">
+            <wp:extent cx="2371725" cy="1943100"/>
+            <wp:effectExtent l="0" t="0" r="9525" b="0"/>
+            <wp:docPr id="429734851" name="Picture 1" descr="A grid with text on it&#10;&#10;AI-generated content may be incorrect."/>
+            <wp:cNvGraphicFramePr>
+              <a:graphicFrameLocks xmlns:a="http://schemas.openxmlformats.org/drawingml/2006/main" noChangeAspect="1"/>
+            </wp:cNvGraphicFramePr>
+            <a:graphic xmlns:a="http://schemas.openxmlformats.org/drawingml/2006/main">
+              <a:graphicData uri="http://schemas.openxmlformats.org/drawingml/2006/picture">
+                <pic:pic xmlns:pic="http://schemas.openxmlformats.org/drawingml/2006/picture">
+                  <pic:nvPicPr>
+                    <pic:cNvPr id="429734851" name="Picture 1" descr="A grid with text on it&#10;&#10;AI-generated content may be incorrect."/>
+                    <pic:cNvPicPr/>
+                  </pic:nvPicPr>
+                  <pic:blipFill>
+                    <a:blip r:embed="rId24"/>
+                    <a:stretch>
+                      <a:fillRect/>
+                    </a:stretch>
+                  </pic:blipFill>
+                  <pic:spPr>
+                    <a:xfrm>
+                      <a:off x="0" y="0"/>
+                      <a:ext cx="2371725" cy="1943100"/>
+                    </a:xfrm>
+                    <a:prstGeom prst="rect">
+                      <a:avLst/>
+                    </a:prstGeom>
+                  </pic:spPr>
+                </pic:pic>
+              </a:graphicData>
+            </a:graphic>
+          </wp:inline>
+        </w:drawing>
+      </w:r>
+    </w:p>
+    <w:p>
+      <w:pPr>
+        <w:pStyle w:val="Heading5"/>
+        <w:numPr>
+          <w:ilvl w:val="2"/>
+          <w:numId w:val="1"/>
+        </w:numPr>
+        <w:rPr>
+          <w:rFonts w:ascii="Calibri" w:hAnsi="Calibri" w:cs="Calibri"/>
+          <w:b/>
+          <w:bCs/>
+          <w:color w:val="auto"/>
+          <w:lang w:val="el-GR"/>
+        </w:rPr>
+      </w:pPr>
+      <w:r>
+        <w:rPr>
+          <w:rFonts w:ascii="Calibri" w:hAnsi="Calibri" w:cs="Calibri"/>
+          <w:b/>
+          <w:bCs/>
+          <w:color w:val="auto"/>
+          <w:lang w:val="el-GR"/>
+        </w:rPr>
+        <w:lastRenderedPageBreak/>
+        <w:t xml:space="preserve">Συλλογή </w:t>
+      </w:r>
+      <w:r>
+        <w:rPr>
+          <w:rFonts w:ascii="Calibri" w:hAnsi="Calibri" w:cs="Calibri"/>
+          <w:b/>
+          <w:bCs/>
+          <w:color w:val="auto"/>
+        </w:rPr>
+        <w:t>Orders</w:t>
+      </w:r>
+    </w:p>
+    <w:p>
+      <w:pPr>
+        <w:ind w:left="1440" w:firstLine="360"/>
+        <w:rPr>
+          <w:rFonts w:ascii="Calibri" w:hAnsi="Calibri" w:cs="Calibri"/>
+          <w:sz w:val="22"/>
+          <w:szCs w:val="22"/>
+          <w:lang w:val="el-GR"/>
+        </w:rPr>
+      </w:pPr>
+      <w:r>
+        <w:rPr>
+          <w:rFonts w:ascii="Calibri" w:hAnsi="Calibri" w:cs="Calibri"/>
+          <w:sz w:val="22"/>
+          <w:szCs w:val="22"/>
+          <w:lang w:val="el-GR"/>
+        </w:rPr>
+        <w:t>Η συλλογή orders αποθηκεύει όλες τις παραγγελίες που έχουν πραγματοποιηθεί</w:t>
+      </w:r>
+      <w:r>
+        <w:rPr>
+          <w:rFonts w:ascii="Calibri" w:hAnsi="Calibri" w:cs="Calibri"/>
+          <w:sz w:val="22"/>
+          <w:szCs w:val="22"/>
+          <w:lang w:val="el-GR"/>
+        </w:rPr>
+        <w:t xml:space="preserve"> και περιλαμβάνει τα εξής πεδία:</w:t>
+      </w:r>
+    </w:p>
+    <w:p>
+      <w:pPr>
+        <w:ind w:left="1440" w:firstLine="360"/>
+        <w:rPr>
+          <w:rFonts w:ascii="Calibri" w:hAnsi="Calibri" w:cs="Calibri"/>
+          <w:sz w:val="22"/>
+          <w:szCs w:val="22"/>
+        </w:rPr>
+      </w:pPr>
+      <w:r>
+        <w:rPr>
+          <w:noProof/>
+        </w:rPr>
+        <w:drawing>
+          <wp:inline distT="0" distB="0" distL="0" distR="0" wp14:anchorId="2422770E" wp14:editId="4C0C87D1">
+            <wp:extent cx="2390775" cy="2209800"/>
+            <wp:effectExtent l="0" t="0" r="9525" b="0"/>
+            <wp:docPr id="2088951588" name="Picture 1" descr="A screenshot of a computer screen&#10;&#10;AI-generated content may be incorrect."/>
+            <wp:cNvGraphicFramePr>
+              <a:graphicFrameLocks xmlns:a="http://schemas.openxmlformats.org/drawingml/2006/main" noChangeAspect="1"/>
+            </wp:cNvGraphicFramePr>
+            <a:graphic xmlns:a="http://schemas.openxmlformats.org/drawingml/2006/main">
+              <a:graphicData uri="http://schemas.openxmlformats.org/drawingml/2006/picture">
+                <pic:pic xmlns:pic="http://schemas.openxmlformats.org/drawingml/2006/picture">
+                  <pic:nvPicPr>
+                    <pic:cNvPr id="2088951588" name="Picture 1" descr="A screenshot of a computer screen&#10;&#10;AI-generated content may be incorrect."/>
+                    <pic:cNvPicPr/>
+                  </pic:nvPicPr>
+                  <pic:blipFill>
+                    <a:blip r:embed="rId25"/>
+                    <a:stretch>
+                      <a:fillRect/>
+                    </a:stretch>
+                  </pic:blipFill>
+                  <pic:spPr>
+                    <a:xfrm>
+                      <a:off x="0" y="0"/>
+                      <a:ext cx="2390775" cy="2209800"/>
+                    </a:xfrm>
+                    <a:prstGeom prst="rect">
+                      <a:avLst/>
+                    </a:prstGeom>
+                  </pic:spPr>
+                </pic:pic>
+              </a:graphicData>
+            </a:graphic>
+          </wp:inline>
+        </w:drawing>
+      </w:r>
+      <w:r>
+        <w:rPr>
+          <w:rFonts w:ascii="Calibri" w:hAnsi="Calibri" w:cs="Calibri"/>
+          <w:sz w:val="22"/>
+          <w:szCs w:val="22"/>
+        </w:rPr>
+        <w:br/>
+      </w:r>
+    </w:p>
+    <w:p>
+      <w:pPr>
+        <w:pStyle w:val="Heading5"/>
+        <w:numPr>
+          <w:ilvl w:val="2"/>
+          <w:numId w:val="1"/>
+        </w:numPr>
+        <w:rPr>
+          <w:rFonts w:ascii="Calibri" w:hAnsi="Calibri" w:cs="Calibri"/>
+          <w:b/>
+          <w:bCs/>
+          <w:color w:val="auto"/>
+        </w:rPr>
+      </w:pPr>
+      <w:r>
+        <w:rPr>
+          <w:rFonts w:ascii="Calibri" w:hAnsi="Calibri" w:cs="Calibri"/>
+          <w:b/>
+          <w:bCs/>
+          <w:color w:val="auto"/>
+          <w:lang w:val="el-GR"/>
+        </w:rPr>
+        <w:t>Σχέσεις</w:t>
+      </w:r>
+    </w:p>
+    <w:p>
+      <w:pPr>
+        <w:ind w:left="1440" w:firstLine="360"/>
+        <w:rPr>
+          <w:rFonts w:ascii="Calibri" w:hAnsi="Calibri" w:cs="Calibri"/>
+          <w:sz w:val="22"/>
+          <w:szCs w:val="22"/>
+        </w:rPr>
+      </w:pPr>
+      <w:r>
+        <w:rPr>
+          <w:rFonts w:ascii="Calibri" w:hAnsi="Calibri" w:cs="Calibri"/>
+          <w:sz w:val="22"/>
+          <w:szCs w:val="22"/>
+          <w:lang w:val="el-GR"/>
+        </w:rPr>
+        <w:t xml:space="preserve">Οι σχέσεις μεταξύ των </w:t>
+      </w:r>
+      <w:r>
+        <w:rPr>
+          <w:rFonts w:ascii="Calibri" w:hAnsi="Calibri" w:cs="Calibri"/>
+          <w:sz w:val="22"/>
+          <w:szCs w:val="22"/>
+        </w:rPr>
+        <w:t>collections</w:t>
+      </w:r>
+      <w:r>
+        <w:rPr>
+          <w:rFonts w:ascii="Calibri" w:hAnsi="Calibri" w:cs="Calibri"/>
+          <w:sz w:val="22"/>
+          <w:szCs w:val="22"/>
+          <w:lang w:val="el-GR"/>
+        </w:rPr>
+        <w:t xml:space="preserve"> </w:t>
+      </w:r>
+      <w:r>
+        <w:rPr>
+          <w:rFonts w:ascii="Calibri" w:hAnsi="Calibri" w:cs="Calibri"/>
+          <w:sz w:val="22"/>
+          <w:szCs w:val="22"/>
+          <w:lang w:val="el-GR"/>
+        </w:rPr>
+        <w:t xml:space="preserve">πραγματοποιούνται με τα </w:t>
+      </w:r>
+      <w:r>
+        <w:rPr>
+          <w:rFonts w:ascii="Calibri" w:hAnsi="Calibri" w:cs="Calibri"/>
+          <w:sz w:val="22"/>
+          <w:szCs w:val="22"/>
+        </w:rPr>
+        <w:t>ObjectId</w:t>
+      </w:r>
+      <w:r>
+        <w:rPr>
+          <w:rFonts w:ascii="Calibri" w:hAnsi="Calibri" w:cs="Calibri"/>
+          <w:sz w:val="22"/>
+          <w:szCs w:val="22"/>
+          <w:lang w:val="el-GR"/>
+        </w:rPr>
+        <w:t>.</w:t>
+      </w:r>
+      <w:r>
+        <w:rPr>
+          <w:rFonts w:ascii="Calibri" w:hAnsi="Calibri" w:cs="Calibri"/>
+          <w:sz w:val="22"/>
+          <w:szCs w:val="22"/>
+          <w:lang w:val="el-GR"/>
+        </w:rPr>
+        <w:t xml:space="preserve"> Ο τύπος των σχέσεων είναι </w:t>
+      </w:r>
+      <w:r>
+        <w:rPr>
+          <w:rFonts w:ascii="Calibri" w:hAnsi="Calibri" w:cs="Calibri"/>
+          <w:sz w:val="22"/>
+          <w:szCs w:val="22"/>
+        </w:rPr>
+        <w:t>one</w:t>
+      </w:r>
+      <w:r>
+        <w:rPr>
+          <w:rFonts w:ascii="Calibri" w:hAnsi="Calibri" w:cs="Calibri"/>
+          <w:sz w:val="22"/>
+          <w:szCs w:val="22"/>
+          <w:lang w:val="el-GR"/>
+        </w:rPr>
+        <w:t>-</w:t>
+      </w:r>
+      <w:r>
+        <w:rPr>
+          <w:rFonts w:ascii="Calibri" w:hAnsi="Calibri" w:cs="Calibri"/>
+          <w:sz w:val="22"/>
+          <w:szCs w:val="22"/>
+        </w:rPr>
+        <w:t>to</w:t>
+      </w:r>
+      <w:r>
+        <w:rPr>
+          <w:rFonts w:ascii="Calibri" w:hAnsi="Calibri" w:cs="Calibri"/>
+          <w:sz w:val="22"/>
+          <w:szCs w:val="22"/>
+          <w:lang w:val="el-GR"/>
+        </w:rPr>
+        <w:t>-</w:t>
+      </w:r>
+      <w:r>
+        <w:rPr>
+          <w:rFonts w:ascii="Calibri" w:hAnsi="Calibri" w:cs="Calibri"/>
+          <w:sz w:val="22"/>
+          <w:szCs w:val="22"/>
+        </w:rPr>
+        <w:t>many</w:t>
+      </w:r>
+      <w:r>
+        <w:rPr>
+          <w:rFonts w:ascii="Calibri" w:hAnsi="Calibri" w:cs="Calibri"/>
+          <w:sz w:val="22"/>
+          <w:szCs w:val="22"/>
+          <w:lang w:val="el-GR"/>
+        </w:rPr>
+        <w:t xml:space="preserve"> </w:t>
+      </w:r>
+      <w:r>
+        <w:rPr>
+          <w:rFonts w:ascii="Calibri" w:hAnsi="Calibri" w:cs="Calibri"/>
+          <w:sz w:val="22"/>
+          <w:szCs w:val="22"/>
+          <w:lang w:val="el-GR"/>
+        </w:rPr>
+        <w:t>καθώς ένας χρήστης μπορεί να έχει πολλές παραγγελίες ενώ παράλληλα, τα προϊόντα εμπεριέχονται ως υποσύνολο (</w:t>
+      </w:r>
+      <w:r>
+        <w:rPr>
+          <w:rFonts w:ascii="Calibri" w:hAnsi="Calibri" w:cs="Calibri"/>
+          <w:sz w:val="22"/>
+          <w:szCs w:val="22"/>
+        </w:rPr>
+        <w:t>array</w:t>
+      </w:r>
+      <w:r>
+        <w:rPr>
+          <w:rFonts w:ascii="Calibri" w:hAnsi="Calibri" w:cs="Calibri"/>
+          <w:sz w:val="22"/>
+          <w:szCs w:val="22"/>
+          <w:lang w:val="el-GR"/>
+        </w:rPr>
+        <w:t>) μέσα στην παραγγελία.</w:t>
+      </w:r>
+    </w:p>
+    <w:p>
+      <w:pPr>
+        <w:ind w:firstLine="720"/>
+        <w:rPr>
+          <w:rFonts w:ascii="Calibri" w:hAnsi="Calibri" w:cs="Calibri"/>
+          <w:sz w:val="22"/>
+          <w:szCs w:val="22"/>
+          <w:lang w:val="el-GR"/>
+        </w:rPr>
+      </w:pPr>
+      <w:r>
+        <w:rPr>
+          <w:noProof/>
+        </w:rPr>
+        <w:lastRenderedPageBreak/>
+        <w:drawing>
+          <wp:inline distT="0" distB="0" distL="0" distR="0" wp14:anchorId="7AD6614F" wp14:editId="6081D8F3">
+            <wp:extent cx="4962525" cy="4480057"/>
+            <wp:effectExtent l="0" t="0" r="0" b="0"/>
+            <wp:docPr id="310196379" name="Picture 1" descr="A screenshot of a computer&#10;&#10;AI-generated content may be incorrect."/>
+            <wp:cNvGraphicFramePr>
+              <a:graphicFrameLocks xmlns:a="http://schemas.openxmlformats.org/drawingml/2006/main" noChangeAspect="1"/>
+            </wp:cNvGraphicFramePr>
+            <a:graphic xmlns:a="http://schemas.openxmlformats.org/drawingml/2006/main">
+              <a:graphicData uri="http://schemas.openxmlformats.org/drawingml/2006/picture">
+                <pic:pic xmlns:pic="http://schemas.openxmlformats.org/drawingml/2006/picture">
+                  <pic:nvPicPr>
+                    <pic:cNvPr id="310196379" name="Picture 1" descr="A screenshot of a computer&#10;&#10;AI-generated content may be incorrect."/>
+                    <pic:cNvPicPr/>
+                  </pic:nvPicPr>
+                  <pic:blipFill>
+                    <a:blip r:embed="rId26"/>
+                    <a:stretch>
+                      <a:fillRect/>
+                    </a:stretch>
+                  </pic:blipFill>
+                  <pic:spPr>
+                    <a:xfrm>
+                      <a:off x="0" y="0"/>
+                      <a:ext cx="4967442" cy="4484496"/>
+                    </a:xfrm>
+                    <a:prstGeom prst="rect">
+                      <a:avLst/>
+                    </a:prstGeom>
+                  </pic:spPr>
+                </pic:pic>
+              </a:graphicData>
+            </a:graphic>
+          </wp:inline>
+        </w:drawing>
+      </w:r>
+    </w:p>
+    <w:p>
+      <w:pPr>
+        <w:ind w:firstLine="720"/>
+        <w:rPr>
+          <w:rFonts w:ascii="Calibri" w:hAnsi="Calibri" w:cs="Calibri"/>
+          <w:sz w:val="22"/>
+          <w:szCs w:val="22"/>
+          <w:lang w:val="el-GR"/>
+        </w:rPr>
+      </w:pPr>
+    </w:p>
+    <w:p>
+      <w:pPr>
+        <w:ind w:left="1440" w:firstLine="360"/>
+        <w:rPr>
+          <w:rFonts w:ascii="Calibri" w:hAnsi="Calibri" w:cs="Calibri"/>
+          <w:sz w:val="22"/>
+          <w:szCs w:val="22"/>
+          <w:lang w:val="el-GR"/>
+        </w:rPr>
+      </w:pPr>
+    </w:p>
+    <w:p>
+      <w:pPr>
+        <w:ind w:left="1440"/>
+        <w:rPr>
+          <w:lang w:val="el-GR"/>
+        </w:rPr>
+      </w:pPr>
+    </w:p>
+    <w:p>
+      <w:pPr>
+        <w:ind w:left="1080" w:firstLine="360"/>
+        <w:rPr>
+          <w:rFonts w:ascii="Calibri" w:hAnsi="Calibri" w:cs="Calibri"/>
+          <w:sz w:val="22"/>
+          <w:szCs w:val="22"/>
+          <w:lang w:val="el-GR"/>
+        </w:rPr>
+      </w:pPr>
+    </w:p>
+    <w:p>
+      <w:pPr>
+        <w:ind w:left="1440" w:firstLine="360"/>
+        <w:rPr>
+          <w:rFonts w:ascii="Calibri" w:hAnsi="Calibri" w:cs="Calibri"/>
+          <w:sz w:val="22"/>
+          <w:szCs w:val="22"/>
+          <w:lang w:val="el-GR"/>
+        </w:rPr>
+      </w:pPr>
+    </w:p>
+    <w:p>
+      <w:pPr>
+        <w:ind w:left="720" w:firstLine="360"/>
+        <w:rPr>
+          <w:rFonts w:ascii="Calibri" w:hAnsi="Calibri" w:cs="Calibri"/>
+          <w:sz w:val="22"/>
+          <w:szCs w:val="22"/>
+          <w:lang w:val="el-GR"/>
+        </w:rPr>
+      </w:pPr>
+      <w:r>
+        <w:rPr>
+          <w:rFonts w:ascii="Calibri" w:hAnsi="Calibri" w:cs="Calibri"/>
+          <w:sz w:val="22"/>
+          <w:szCs w:val="22"/>
+          <w:lang w:val="el-GR"/>
+        </w:rPr>
+        <w:tab/>
+      </w:r>
+    </w:p>
+    <w:p>
+      <w:pPr>
+        <w:pStyle w:val="Heading5"/>
+        <w:numPr>
+          <w:ilvl w:val="0"/>
+          <w:numId w:val="1"/>
+        </w:numPr>
+        <w:rPr>
+          <w:rFonts w:ascii="Calibri" w:hAnsi="Calibri" w:cs="Calibri"/>
+          <w:b/>
+          <w:bCs/>
+          <w:color w:val="auto"/>
+          <w:sz w:val="26"/>
+          <w:szCs w:val="26"/>
+        </w:rPr>
+      </w:pPr>
+      <w:r>
+        <w:rPr>
+          <w:rFonts w:ascii="Calibri" w:hAnsi="Calibri" w:cs="Calibri"/>
+          <w:b/>
+          <w:bCs/>
+          <w:color w:val="auto"/>
+          <w:sz w:val="26"/>
+          <w:szCs w:val="26"/>
+        </w:rPr>
+        <w:t>Detailed Analysis</w:t>
+      </w:r>
     </w:p>
     <w:p>
       <w:pPr>
@@ -4430,7 +10763,7 @@
       </w:pPr>
     </w:p>
     <w:sectPr>
-      <w:footerReference w:type="default" r:id="rId9"/>
+      <w:footerReference w:type="default" r:id="rId27"/>
       <w:pgSz w:w="12240" w:h="15840"/>
       <w:pgMar w:top="1440" w:right="1800" w:bottom="1440" w:left="1800" w:header="720" w:footer="720" w:gutter="0"/>
       <w:pgNumType w:start="1"/>
@@ -5028,6 +11361,119 @@
     </w:lvl>
   </w:abstractNum>
   <w:abstractNum w:abstractNumId="4" w15:restartNumberingAfterBreak="0">
+    <w:nsid w:val="61571858"/>
+    <w:multiLevelType w:val="hybridMultilevel"/>
+    <w:tmpl w:val="3B86DE3C"/>
+    <w:lvl w:ilvl="0" w:tplc="04090001">
+      <w:start w:val="1"/>
+      <w:numFmt w:val="bullet"/>
+      <w:lvlText w:val=""/>
+      <w:lvlJc w:val="left"/>
+      <w:pPr>
+        <w:ind w:left="1800" w:hanging="360"/>
+      </w:pPr>
+      <w:rPr>
+        <w:rFonts w:ascii="Symbol" w:hAnsi="Symbol" w:hint="default"/>
+      </w:rPr>
+    </w:lvl>
+    <w:lvl w:ilvl="1" w:tplc="04090003" w:tentative="1">
+      <w:start w:val="1"/>
+      <w:numFmt w:val="bullet"/>
+      <w:lvlText w:val="o"/>
+      <w:lvlJc w:val="left"/>
+      <w:pPr>
+        <w:ind w:left="2520" w:hanging="360"/>
+      </w:pPr>
+      <w:rPr>
+        <w:rFonts w:ascii="Courier New" w:hAnsi="Courier New" w:cs="Courier New" w:hint="default"/>
+      </w:rPr>
+    </w:lvl>
+    <w:lvl w:ilvl="2" w:tplc="04090005" w:tentative="1">
+      <w:start w:val="1"/>
+      <w:numFmt w:val="bullet"/>
+      <w:lvlText w:val=""/>
+      <w:lvlJc w:val="left"/>
+      <w:pPr>
+        <w:ind w:left="3240" w:hanging="360"/>
+      </w:pPr>
+      <w:rPr>
+        <w:rFonts w:ascii="Wingdings" w:hAnsi="Wingdings" w:hint="default"/>
+      </w:rPr>
+    </w:lvl>
+    <w:lvl w:ilvl="3" w:tplc="04090001" w:tentative="1">
+      <w:start w:val="1"/>
+      <w:numFmt w:val="bullet"/>
+      <w:lvlText w:val=""/>
+      <w:lvlJc w:val="left"/>
+      <w:pPr>
+        <w:ind w:left="3960" w:hanging="360"/>
+      </w:pPr>
+      <w:rPr>
+        <w:rFonts w:ascii="Symbol" w:hAnsi="Symbol" w:hint="default"/>
+      </w:rPr>
+    </w:lvl>
+    <w:lvl w:ilvl="4" w:tplc="04090003" w:tentative="1">
+      <w:start w:val="1"/>
+      <w:numFmt w:val="bullet"/>
+      <w:lvlText w:val="o"/>
+      <w:lvlJc w:val="left"/>
+      <w:pPr>
+        <w:ind w:left="4680" w:hanging="360"/>
+      </w:pPr>
+      <w:rPr>
+        <w:rFonts w:ascii="Courier New" w:hAnsi="Courier New" w:cs="Courier New" w:hint="default"/>
+      </w:rPr>
+    </w:lvl>
+    <w:lvl w:ilvl="5" w:tplc="04090005" w:tentative="1">
+      <w:start w:val="1"/>
+      <w:numFmt w:val="bullet"/>
+      <w:lvlText w:val=""/>
+      <w:lvlJc w:val="left"/>
+      <w:pPr>
+        <w:ind w:left="5400" w:hanging="360"/>
+      </w:pPr>
+      <w:rPr>
+        <w:rFonts w:ascii="Wingdings" w:hAnsi="Wingdings" w:hint="default"/>
+      </w:rPr>
+    </w:lvl>
+    <w:lvl w:ilvl="6" w:tplc="04090001" w:tentative="1">
+      <w:start w:val="1"/>
+      <w:numFmt w:val="bullet"/>
+      <w:lvlText w:val=""/>
+      <w:lvlJc w:val="left"/>
+      <w:pPr>
+        <w:ind w:left="6120" w:hanging="360"/>
+      </w:pPr>
+      <w:rPr>
+        <w:rFonts w:ascii="Symbol" w:hAnsi="Symbol" w:hint="default"/>
+      </w:rPr>
+    </w:lvl>
+    <w:lvl w:ilvl="7" w:tplc="04090003" w:tentative="1">
+      <w:start w:val="1"/>
+      <w:numFmt w:val="bullet"/>
+      <w:lvlText w:val="o"/>
+      <w:lvlJc w:val="left"/>
+      <w:pPr>
+        <w:ind w:left="6840" w:hanging="360"/>
+      </w:pPr>
+      <w:rPr>
+        <w:rFonts w:ascii="Courier New" w:hAnsi="Courier New" w:cs="Courier New" w:hint="default"/>
+      </w:rPr>
+    </w:lvl>
+    <w:lvl w:ilvl="8" w:tplc="04090005" w:tentative="1">
+      <w:start w:val="1"/>
+      <w:numFmt w:val="bullet"/>
+      <w:lvlText w:val=""/>
+      <w:lvlJc w:val="left"/>
+      <w:pPr>
+        <w:ind w:left="7560" w:hanging="360"/>
+      </w:pPr>
+      <w:rPr>
+        <w:rFonts w:ascii="Wingdings" w:hAnsi="Wingdings" w:hint="default"/>
+      </w:rPr>
+    </w:lvl>
+  </w:abstractNum>
+  <w:abstractNum w:abstractNumId="5" w15:restartNumberingAfterBreak="0">
     <w:nsid w:val="70E13170"/>
     <w:multiLevelType w:val="multilevel"/>
     <w:tmpl w:val="027E0ECE"/>
@@ -5148,7 +11594,7 @@
       </w:rPr>
     </w:lvl>
   </w:abstractNum>
-  <w:abstractNum w:abstractNumId="5" w15:restartNumberingAfterBreak="0">
+  <w:abstractNum w:abstractNumId="6" w15:restartNumberingAfterBreak="0">
     <w:nsid w:val="79E17DA8"/>
     <w:multiLevelType w:val="hybridMultilevel"/>
     <w:tmpl w:val="F62470C4"/>
@@ -5262,7 +11708,7 @@
     </w:lvl>
   </w:abstractNum>
   <w:num w:numId="1" w16cid:durableId="369956596">
-    <w:abstractNumId w:val="4"/>
+    <w:abstractNumId w:val="5"/>
   </w:num>
   <w:num w:numId="2" w16cid:durableId="2042389334">
     <w:abstractNumId w:val="3"/>
@@ -5274,10 +11720,13 @@
     <w:abstractNumId w:val="1"/>
   </w:num>
   <w:num w:numId="5" w16cid:durableId="1409963203">
-    <w:abstractNumId w:val="5"/>
+    <w:abstractNumId w:val="6"/>
   </w:num>
   <w:num w:numId="6" w16cid:durableId="1802571784">
     <w:abstractNumId w:val="2"/>
+  </w:num>
+  <w:num w:numId="7" w16cid:durableId="1416440546">
+    <w:abstractNumId w:val="4"/>
   </w:num>
 </w:numbering>
 </file>

--- a/Apostolou_p19015.docx
+++ b/Apostolou_p19015.docx
@@ -143,14 +143,40 @@
         <w:rPr>
           <w:b/>
           <w:bCs/>
-        </w:rPr>
-      </w:pPr>
-      <w:r>
-        <w:rPr>
-          <w:b/>
-          <w:bCs/>
-        </w:rPr>
-        <w:t>Πτυχιακή Εργασία</w:t>
+          <w:lang w:val="el-GR"/>
+        </w:rPr>
+      </w:pPr>
+      <w:proofErr w:type="spellStart"/>
+      <w:r>
+        <w:rPr>
+          <w:b/>
+          <w:bCs/>
+        </w:rPr>
+        <w:t>Πτυχι</w:t>
+      </w:r>
+      <w:proofErr w:type="spellEnd"/>
+      <w:r>
+        <w:rPr>
+          <w:b/>
+          <w:bCs/>
+        </w:rPr>
+        <w:t xml:space="preserve">ακή </w:t>
+      </w:r>
+      <w:proofErr w:type="spellStart"/>
+      <w:r>
+        <w:rPr>
+          <w:b/>
+          <w:bCs/>
+        </w:rPr>
+        <w:t>Εργ</w:t>
+      </w:r>
+      <w:proofErr w:type="spellEnd"/>
+      <w:r>
+        <w:rPr>
+          <w:b/>
+          <w:bCs/>
+        </w:rPr>
+        <w:t>ασία</w:t>
       </w:r>
     </w:p>
     <w:p>
@@ -601,13 +627,47 @@
                 <w:lang w:val="el-GR"/>
               </w:rPr>
             </w:pPr>
+            <w:proofErr w:type="spellStart"/>
             <w:r>
               <w:rPr>
                 <w:sz w:val="22"/>
                 <w:szCs w:val="22"/>
               </w:rPr>
-              <w:t>Ευθύμιος Αλέπης, Καθηγητής</w:t>
+              <w:t>Ευθύμιος</w:t>
             </w:r>
+            <w:proofErr w:type="spellEnd"/>
+            <w:r>
+              <w:rPr>
+                <w:sz w:val="22"/>
+                <w:szCs w:val="22"/>
+              </w:rPr>
+              <w:t xml:space="preserve"> </w:t>
+            </w:r>
+            <w:proofErr w:type="spellStart"/>
+            <w:r>
+              <w:rPr>
+                <w:sz w:val="22"/>
+                <w:szCs w:val="22"/>
+              </w:rPr>
+              <w:t>Αλέ</w:t>
+            </w:r>
+            <w:proofErr w:type="spellEnd"/>
+            <w:r>
+              <w:rPr>
+                <w:sz w:val="22"/>
+                <w:szCs w:val="22"/>
+              </w:rPr>
+              <w:t>πης, Κα</w:t>
+            </w:r>
+            <w:proofErr w:type="spellStart"/>
+            <w:r>
+              <w:rPr>
+                <w:sz w:val="22"/>
+                <w:szCs w:val="22"/>
+              </w:rPr>
+              <w:t>θηγητής</w:t>
+            </w:r>
+            <w:proofErr w:type="spellEnd"/>
           </w:p>
         </w:tc>
       </w:tr>
@@ -663,183 +723,190 @@
       <w:pPr>
         <w:rPr>
           <w:rFonts w:ascii="Calibri" w:hAnsi="Calibri" w:cs="Calibri"/>
-        </w:rPr>
-      </w:pPr>
-    </w:p>
-    <w:p>
-      <w:pPr>
-        <w:rPr>
-          <w:rFonts w:ascii="Calibri" w:hAnsi="Calibri" w:cs="Calibri"/>
-        </w:rPr>
-      </w:pPr>
-    </w:p>
-    <w:p>
-      <w:pPr>
-        <w:rPr>
-          <w:rFonts w:ascii="Calibri" w:hAnsi="Calibri" w:cs="Calibri"/>
-        </w:rPr>
-      </w:pPr>
-    </w:p>
-    <w:p>
-      <w:pPr>
-        <w:rPr>
-          <w:rFonts w:ascii="Calibri" w:hAnsi="Calibri" w:cs="Calibri"/>
-        </w:rPr>
-      </w:pPr>
-    </w:p>
-    <w:p>
-      <w:pPr>
-        <w:rPr>
-          <w:rFonts w:ascii="Calibri" w:hAnsi="Calibri" w:cs="Calibri"/>
-        </w:rPr>
-      </w:pPr>
-    </w:p>
-    <w:p>
-      <w:pPr>
-        <w:rPr>
-          <w:rFonts w:ascii="Calibri" w:hAnsi="Calibri" w:cs="Calibri"/>
-        </w:rPr>
-      </w:pPr>
-    </w:p>
-    <w:p>
-      <w:pPr>
-        <w:rPr>
-          <w:rFonts w:ascii="Calibri" w:hAnsi="Calibri" w:cs="Calibri"/>
-        </w:rPr>
-      </w:pPr>
-    </w:p>
-    <w:p>
-      <w:pPr>
-        <w:rPr>
-          <w:rFonts w:ascii="Calibri" w:hAnsi="Calibri" w:cs="Calibri"/>
-        </w:rPr>
-      </w:pPr>
-    </w:p>
-    <w:p>
-      <w:pPr>
-        <w:rPr>
-          <w:rFonts w:ascii="Calibri" w:hAnsi="Calibri" w:cs="Calibri"/>
-        </w:rPr>
-      </w:pPr>
-    </w:p>
-    <w:p>
-      <w:pPr>
-        <w:rPr>
-          <w:rFonts w:ascii="Calibri" w:hAnsi="Calibri" w:cs="Calibri"/>
-        </w:rPr>
-      </w:pPr>
-    </w:p>
-    <w:p>
-      <w:pPr>
-        <w:rPr>
-          <w:rFonts w:ascii="Calibri" w:hAnsi="Calibri" w:cs="Calibri"/>
-        </w:rPr>
-      </w:pPr>
-    </w:p>
-    <w:p>
-      <w:pPr>
-        <w:rPr>
-          <w:rFonts w:ascii="Calibri" w:hAnsi="Calibri" w:cs="Calibri"/>
-        </w:rPr>
-      </w:pPr>
-    </w:p>
-    <w:p>
-      <w:pPr>
-        <w:rPr>
-          <w:rFonts w:ascii="Calibri" w:hAnsi="Calibri" w:cs="Calibri"/>
-        </w:rPr>
-      </w:pPr>
-    </w:p>
-    <w:p>
-      <w:pPr>
-        <w:rPr>
-          <w:rFonts w:ascii="Calibri" w:hAnsi="Calibri" w:cs="Calibri"/>
-        </w:rPr>
-      </w:pPr>
-    </w:p>
-    <w:p>
-      <w:pPr>
-        <w:rPr>
-          <w:rFonts w:ascii="Calibri" w:hAnsi="Calibri" w:cs="Calibri"/>
-        </w:rPr>
-      </w:pPr>
-    </w:p>
-    <w:p>
-      <w:pPr>
-        <w:rPr>
-          <w:rFonts w:ascii="Calibri" w:hAnsi="Calibri" w:cs="Calibri"/>
-        </w:rPr>
-      </w:pPr>
-    </w:p>
-    <w:p>
-      <w:pPr>
-        <w:rPr>
-          <w:rFonts w:ascii="Calibri" w:hAnsi="Calibri" w:cs="Calibri"/>
-        </w:rPr>
-      </w:pPr>
-    </w:p>
-    <w:p>
-      <w:pPr>
-        <w:rPr>
-          <w:rFonts w:ascii="Calibri" w:hAnsi="Calibri" w:cs="Calibri"/>
-        </w:rPr>
-      </w:pPr>
-    </w:p>
-    <w:p>
-      <w:pPr>
-        <w:rPr>
-          <w:rFonts w:ascii="Calibri" w:hAnsi="Calibri" w:cs="Calibri"/>
-        </w:rPr>
-      </w:pPr>
-    </w:p>
-    <w:p>
-      <w:pPr>
-        <w:rPr>
-          <w:rFonts w:ascii="Calibri" w:hAnsi="Calibri" w:cs="Calibri"/>
-        </w:rPr>
-      </w:pPr>
-    </w:p>
-    <w:p>
-      <w:pPr>
-        <w:rPr>
-          <w:rFonts w:ascii="Calibri" w:hAnsi="Calibri" w:cs="Calibri"/>
-        </w:rPr>
-      </w:pPr>
-    </w:p>
-    <w:p>
-      <w:pPr>
-        <w:rPr>
-          <w:rFonts w:ascii="Calibri" w:hAnsi="Calibri" w:cs="Calibri"/>
-        </w:rPr>
-      </w:pPr>
-    </w:p>
-    <w:p>
-      <w:pPr>
-        <w:rPr>
-          <w:rFonts w:ascii="Calibri" w:hAnsi="Calibri" w:cs="Calibri"/>
-        </w:rPr>
-      </w:pPr>
-    </w:p>
-    <w:p>
-      <w:pPr>
-        <w:rPr>
-          <w:rFonts w:ascii="Calibri" w:hAnsi="Calibri" w:cs="Calibri"/>
-        </w:rPr>
-      </w:pPr>
-    </w:p>
-    <w:p>
-      <w:pPr>
-        <w:rPr>
-          <w:rFonts w:ascii="Calibri" w:hAnsi="Calibri" w:cs="Calibri"/>
-        </w:rPr>
-      </w:pPr>
-    </w:p>
-    <w:p>
-      <w:pPr>
-        <w:rPr>
-          <w:rFonts w:ascii="Calibri" w:hAnsi="Calibri" w:cs="Calibri"/>
-          <w:b/>
-          <w:bCs/>
+          <w:lang w:val="el-GR"/>
+        </w:rPr>
+      </w:pPr>
+      <w:r>
+        <w:rPr>
+          <w:rFonts w:ascii="Calibri" w:hAnsi="Calibri" w:cs="Calibri"/>
+          <w:lang w:val="el-GR"/>
+        </w:rPr>
+        <w:t xml:space="preserve">Απαγορεύεται η αντιγραφή, αποθήκευση και διανομή της παρούσας εργασίας, εξ ολοκλήρου ή τμήματος αυτής, για εμπορικό σκοπό.  Επιτρέπεται η ανατύπωση, αποθήκευση και διανομή για σκοπό μη κερδοσκοπικό, εκπαιδευτικής ή ερευνητικής φύσης, υπό την προϋπόθεση να αναφέρεται η πηγή προέλευσης και να διατηρείται το παρόν μήνυμα. </w:t>
+      </w:r>
+    </w:p>
+    <w:p>
+      <w:pPr>
+        <w:rPr>
+          <w:rFonts w:ascii="Calibri" w:hAnsi="Calibri" w:cs="Calibri"/>
+          <w:lang w:val="el-GR"/>
+        </w:rPr>
+      </w:pPr>
+      <w:r>
+        <w:rPr>
+          <w:rFonts w:ascii="Calibri" w:hAnsi="Calibri" w:cs="Calibri"/>
+          <w:lang w:val="el-GR"/>
+        </w:rPr>
+        <w:t xml:space="preserve">Οι απόψεις και τα συμπεράσματα που περιέχονται σε αυτό το έγγραφο εκφράζουν αποκλειστικά τον συγγραφέα και δεν αντιπροσωπεύουν τις επίσημες θέσεις του Πανεπιστημίου Πειραιώς.  </w:t>
+      </w:r>
+    </w:p>
+    <w:p>
+      <w:pPr>
+        <w:rPr>
+          <w:rFonts w:ascii="Calibri" w:hAnsi="Calibri" w:cs="Calibri"/>
+          <w:lang w:val="el-GR"/>
+        </w:rPr>
+      </w:pPr>
+      <w:r>
+        <w:rPr>
+          <w:rFonts w:ascii="Calibri" w:hAnsi="Calibri" w:cs="Calibri"/>
+          <w:lang w:val="el-GR"/>
+        </w:rPr>
+        <w:t>Ως συγγραφέας της παρούσας εργασίας δηλώνω πως η παρούσα εργασία δεν αποτελεί προϊόν λογοκλοπής και δεν περιέχει υλικό από μη αναφερόμενες πηγές.</w:t>
+      </w:r>
+    </w:p>
+    <w:p>
+      <w:pPr>
+        <w:rPr>
+          <w:rFonts w:ascii="Calibri" w:hAnsi="Calibri" w:cs="Calibri"/>
+          <w:lang w:val="el-GR"/>
+        </w:rPr>
+      </w:pPr>
+    </w:p>
+    <w:p>
+      <w:pPr>
+        <w:rPr>
+          <w:rFonts w:ascii="Calibri" w:hAnsi="Calibri" w:cs="Calibri"/>
+          <w:lang w:val="el-GR"/>
+        </w:rPr>
+      </w:pPr>
+    </w:p>
+    <w:p>
+      <w:pPr>
+        <w:rPr>
+          <w:rFonts w:ascii="Calibri" w:hAnsi="Calibri" w:cs="Calibri"/>
+          <w:lang w:val="el-GR"/>
+        </w:rPr>
+      </w:pPr>
+    </w:p>
+    <w:p>
+      <w:pPr>
+        <w:rPr>
+          <w:rFonts w:ascii="Calibri" w:hAnsi="Calibri" w:cs="Calibri"/>
+          <w:lang w:val="el-GR"/>
+        </w:rPr>
+      </w:pPr>
+    </w:p>
+    <w:p>
+      <w:pPr>
+        <w:rPr>
+          <w:rFonts w:ascii="Calibri" w:hAnsi="Calibri" w:cs="Calibri"/>
+          <w:lang w:val="el-GR"/>
+        </w:rPr>
+      </w:pPr>
+    </w:p>
+    <w:p>
+      <w:pPr>
+        <w:rPr>
+          <w:rFonts w:ascii="Calibri" w:hAnsi="Calibri" w:cs="Calibri"/>
+          <w:lang w:val="el-GR"/>
+        </w:rPr>
+      </w:pPr>
+    </w:p>
+    <w:p>
+      <w:pPr>
+        <w:rPr>
+          <w:rFonts w:ascii="Calibri" w:hAnsi="Calibri" w:cs="Calibri"/>
+          <w:lang w:val="el-GR"/>
+        </w:rPr>
+      </w:pPr>
+    </w:p>
+    <w:p>
+      <w:pPr>
+        <w:rPr>
+          <w:rFonts w:ascii="Calibri" w:hAnsi="Calibri" w:cs="Calibri"/>
+          <w:lang w:val="el-GR"/>
+        </w:rPr>
+      </w:pPr>
+    </w:p>
+    <w:p>
+      <w:pPr>
+        <w:rPr>
+          <w:rFonts w:ascii="Calibri" w:hAnsi="Calibri" w:cs="Calibri"/>
+          <w:lang w:val="el-GR"/>
+        </w:rPr>
+      </w:pPr>
+    </w:p>
+    <w:p>
+      <w:pPr>
+        <w:rPr>
+          <w:rFonts w:ascii="Calibri" w:hAnsi="Calibri" w:cs="Calibri"/>
+          <w:lang w:val="el-GR"/>
+        </w:rPr>
+      </w:pPr>
+    </w:p>
+    <w:p>
+      <w:pPr>
+        <w:rPr>
+          <w:rFonts w:ascii="Calibri" w:hAnsi="Calibri" w:cs="Calibri"/>
+          <w:lang w:val="el-GR"/>
+        </w:rPr>
+      </w:pPr>
+    </w:p>
+    <w:p>
+      <w:pPr>
+        <w:rPr>
+          <w:rFonts w:ascii="Calibri" w:hAnsi="Calibri" w:cs="Calibri"/>
+          <w:lang w:val="el-GR"/>
+        </w:rPr>
+      </w:pPr>
+    </w:p>
+    <w:p>
+      <w:pPr>
+        <w:rPr>
+          <w:rFonts w:ascii="Calibri" w:hAnsi="Calibri" w:cs="Calibri"/>
+          <w:lang w:val="el-GR"/>
+        </w:rPr>
+      </w:pPr>
+    </w:p>
+    <w:p>
+      <w:pPr>
+        <w:rPr>
+          <w:rFonts w:ascii="Calibri" w:hAnsi="Calibri" w:cs="Calibri"/>
+          <w:lang w:val="el-GR"/>
+        </w:rPr>
+      </w:pPr>
+    </w:p>
+    <w:p>
+      <w:pPr>
+        <w:rPr>
+          <w:rFonts w:ascii="Calibri" w:hAnsi="Calibri" w:cs="Calibri"/>
+          <w:lang w:val="el-GR"/>
+        </w:rPr>
+      </w:pPr>
+    </w:p>
+    <w:p>
+      <w:pPr>
+        <w:rPr>
+          <w:rFonts w:ascii="Calibri" w:hAnsi="Calibri" w:cs="Calibri"/>
+          <w:lang w:val="el-GR"/>
+        </w:rPr>
+      </w:pPr>
+    </w:p>
+    <w:p>
+      <w:pPr>
+        <w:rPr>
+          <w:rFonts w:ascii="Calibri" w:hAnsi="Calibri" w:cs="Calibri"/>
+          <w:lang w:val="el-GR"/>
+        </w:rPr>
+      </w:pPr>
+    </w:p>
+    <w:p>
+      <w:pPr>
+        <w:rPr>
+          <w:rFonts w:ascii="Calibri" w:hAnsi="Calibri" w:cs="Calibri"/>
+          <w:b/>
+          <w:bCs/>
+          <w:lang w:val="el-GR"/>
         </w:rPr>
       </w:pPr>
       <w:r>
@@ -882,15 +949,7 @@
           <w:sz w:val="22"/>
           <w:szCs w:val="22"/>
         </w:rPr>
-        <w:t xml:space="preserve"> </w:t>
-      </w:r>
-      <w:r>
-        <w:rPr>
-          <w:rFonts w:ascii="Calibri" w:hAnsi="Calibri" w:cs="Calibri"/>
-          <w:sz w:val="22"/>
-          <w:szCs w:val="22"/>
-        </w:rPr>
-        <w:t>and</w:t>
+        <w:t xml:space="preserve"> and</w:t>
       </w:r>
       <w:r>
         <w:rPr>
@@ -1106,6 +1165,7 @@
           <w:b/>
           <w:bCs/>
           <w:highlight w:val="red"/>
+          <w:lang w:val="el-GR"/>
         </w:rPr>
       </w:pPr>
     </w:p>
@@ -1116,6 +1176,7 @@
           <w:b/>
           <w:bCs/>
           <w:highlight w:val="red"/>
+          <w:lang w:val="el-GR"/>
         </w:rPr>
       </w:pPr>
     </w:p>
@@ -1126,6 +1187,7 @@
           <w:b/>
           <w:bCs/>
           <w:highlight w:val="red"/>
+          <w:lang w:val="el-GR"/>
         </w:rPr>
       </w:pPr>
     </w:p>
@@ -1136,6 +1198,7 @@
           <w:b/>
           <w:bCs/>
           <w:highlight w:val="red"/>
+          <w:lang w:val="el-GR"/>
         </w:rPr>
       </w:pPr>
     </w:p>
@@ -1146,6 +1209,7 @@
           <w:b/>
           <w:bCs/>
           <w:highlight w:val="red"/>
+          <w:lang w:val="el-GR"/>
         </w:rPr>
       </w:pPr>
     </w:p>
@@ -1156,6 +1220,7 @@
           <w:b/>
           <w:bCs/>
           <w:highlight w:val="red"/>
+          <w:lang w:val="el-GR"/>
         </w:rPr>
       </w:pPr>
     </w:p>
@@ -1166,6 +1231,7 @@
           <w:b/>
           <w:bCs/>
           <w:highlight w:val="red"/>
+          <w:lang w:val="el-GR"/>
         </w:rPr>
       </w:pPr>
     </w:p>
@@ -1176,6 +1242,7 @@
           <w:b/>
           <w:bCs/>
           <w:highlight w:val="red"/>
+          <w:lang w:val="el-GR"/>
         </w:rPr>
       </w:pPr>
     </w:p>
@@ -1186,6 +1253,7 @@
           <w:b/>
           <w:bCs/>
           <w:highlight w:val="red"/>
+          <w:lang w:val="el-GR"/>
         </w:rPr>
       </w:pPr>
     </w:p>
@@ -1196,6 +1264,7 @@
           <w:b/>
           <w:bCs/>
           <w:highlight w:val="red"/>
+          <w:lang w:val="el-GR"/>
         </w:rPr>
       </w:pPr>
     </w:p>
@@ -1206,6 +1275,7 @@
           <w:b/>
           <w:bCs/>
           <w:highlight w:val="red"/>
+          <w:lang w:val="el-GR"/>
         </w:rPr>
       </w:pPr>
     </w:p>
@@ -1216,6 +1286,7 @@
           <w:b/>
           <w:bCs/>
           <w:highlight w:val="red"/>
+          <w:lang w:val="el-GR"/>
         </w:rPr>
       </w:pPr>
     </w:p>
@@ -1226,6 +1297,7 @@
           <w:b/>
           <w:bCs/>
           <w:highlight w:val="red"/>
+          <w:lang w:val="el-GR"/>
         </w:rPr>
       </w:pPr>
     </w:p>
@@ -1236,6 +1308,7 @@
           <w:b/>
           <w:bCs/>
           <w:highlight w:val="red"/>
+          <w:lang w:val="el-GR"/>
         </w:rPr>
       </w:pPr>
     </w:p>
@@ -1246,6 +1319,7 @@
           <w:b/>
           <w:bCs/>
           <w:highlight w:val="red"/>
+          <w:lang w:val="el-GR"/>
         </w:rPr>
       </w:pPr>
     </w:p>
@@ -1256,6 +1330,7 @@
           <w:b/>
           <w:bCs/>
           <w:highlight w:val="red"/>
+          <w:lang w:val="el-GR"/>
         </w:rPr>
       </w:pPr>
     </w:p>
@@ -1266,6 +1341,7 @@
           <w:b/>
           <w:bCs/>
           <w:highlight w:val="red"/>
+          <w:lang w:val="el-GR"/>
         </w:rPr>
       </w:pPr>
     </w:p>
@@ -1276,6 +1352,7 @@
           <w:b/>
           <w:bCs/>
           <w:highlight w:val="red"/>
+          <w:lang w:val="el-GR"/>
         </w:rPr>
       </w:pPr>
     </w:p>
@@ -1286,6 +1363,7 @@
           <w:b/>
           <w:bCs/>
           <w:highlight w:val="red"/>
+          <w:lang w:val="el-GR"/>
         </w:rPr>
       </w:pPr>
     </w:p>
@@ -1296,6 +1374,7 @@
           <w:b/>
           <w:bCs/>
           <w:highlight w:val="red"/>
+          <w:lang w:val="el-GR"/>
         </w:rPr>
       </w:pPr>
     </w:p>
@@ -1306,6 +1385,7 @@
           <w:b/>
           <w:bCs/>
           <w:highlight w:val="red"/>
+          <w:lang w:val="el-GR"/>
         </w:rPr>
       </w:pPr>
     </w:p>
@@ -1316,6 +1396,7 @@
           <w:b/>
           <w:bCs/>
           <w:highlight w:val="red"/>
+          <w:lang w:val="el-GR"/>
         </w:rPr>
       </w:pPr>
     </w:p>
@@ -1326,6 +1407,7 @@
           <w:b/>
           <w:bCs/>
           <w:highlight w:val="red"/>
+          <w:lang w:val="el-GR"/>
         </w:rPr>
       </w:pPr>
     </w:p>
@@ -1336,728 +1418,17 @@
           <w:b/>
           <w:bCs/>
           <w:highlight w:val="red"/>
-        </w:rPr>
-      </w:pPr>
-    </w:p>
-    <w:p>
-      <w:pPr>
-        <w:rPr>
-          <w:rFonts w:ascii="Calibri" w:hAnsi="Calibri" w:cs="Calibri"/>
-          <w:b/>
-          <w:bCs/>
-          <w:highlight w:val="red"/>
-        </w:rPr>
-      </w:pPr>
-    </w:p>
-    <w:p>
-      <w:pPr>
-        <w:rPr>
-          <w:rFonts w:ascii="Calibri" w:hAnsi="Calibri" w:cs="Calibri"/>
-          <w:b/>
-          <w:bCs/>
-          <w:highlight w:val="red"/>
-          <w:lang w:val="el-GR"/>
-        </w:rPr>
-      </w:pPr>
-      <w:r>
-        <w:rPr>
-          <w:rFonts w:ascii="Calibri" w:hAnsi="Calibri" w:cs="Calibri"/>
-          <w:b/>
-          <w:bCs/>
-          <w:highlight w:val="red"/>
-          <w:lang w:val="el-GR"/>
-        </w:rPr>
-        <w:lastRenderedPageBreak/>
-        <w:t>Περίληψη</w:t>
-      </w:r>
-    </w:p>
-    <w:p>
-      <w:pPr>
-        <w:rPr>
-          <w:rFonts w:ascii="Calibri" w:hAnsi="Calibri" w:cs="Calibri"/>
-          <w:sz w:val="22"/>
-          <w:szCs w:val="22"/>
-          <w:highlight w:val="red"/>
-          <w:lang w:val="el-GR"/>
-        </w:rPr>
-      </w:pPr>
-      <w:r>
-        <w:rPr>
-          <w:rFonts w:ascii="Calibri" w:hAnsi="Calibri" w:cs="Calibri"/>
-          <w:sz w:val="22"/>
-          <w:szCs w:val="22"/>
-          <w:highlight w:val="red"/>
-          <w:lang w:val="el-GR"/>
-        </w:rPr>
-        <w:tab/>
-      </w:r>
-      <w:bookmarkStart w:id="0" w:name="_Hlk210686777"/>
-      <w:r>
-        <w:rPr>
-          <w:rFonts w:ascii="Calibri" w:hAnsi="Calibri" w:cs="Calibri"/>
-          <w:sz w:val="22"/>
-          <w:szCs w:val="22"/>
-          <w:highlight w:val="red"/>
-          <w:lang w:val="el-GR"/>
-        </w:rPr>
-        <w:t xml:space="preserve">Η παρούσα πτυχιακή εργασία επικεντρώνεται στην ανάπτυξη </w:t>
-      </w:r>
-      <w:r>
-        <w:rPr>
-          <w:rFonts w:ascii="Calibri" w:hAnsi="Calibri" w:cs="Calibri"/>
-          <w:sz w:val="22"/>
-          <w:szCs w:val="22"/>
-          <w:highlight w:val="red"/>
-          <w:lang w:val="el-GR"/>
-        </w:rPr>
-        <w:t>της</w:t>
-      </w:r>
-      <w:r>
-        <w:rPr>
-          <w:rFonts w:ascii="Calibri" w:hAnsi="Calibri" w:cs="Calibri"/>
-          <w:sz w:val="22"/>
-          <w:szCs w:val="22"/>
-          <w:highlight w:val="red"/>
-          <w:lang w:val="el-GR"/>
-        </w:rPr>
-        <w:t xml:space="preserve"> διαδικτυακής εφαρμογής ηλεκτρονικού εμπορίου</w:t>
-      </w:r>
-      <w:r>
-        <w:rPr>
-          <w:rFonts w:ascii="Calibri" w:hAnsi="Calibri" w:cs="Calibri"/>
-          <w:sz w:val="22"/>
-          <w:szCs w:val="22"/>
-          <w:highlight w:val="red"/>
-          <w:lang w:val="el-GR"/>
-        </w:rPr>
-        <w:t xml:space="preserve"> “</w:t>
-      </w:r>
-      <w:r>
-        <w:rPr>
-          <w:rFonts w:ascii="Calibri" w:hAnsi="Calibri" w:cs="Calibri"/>
-          <w:sz w:val="22"/>
-          <w:szCs w:val="22"/>
-          <w:highlight w:val="red"/>
-        </w:rPr>
-        <w:t>UniBookie</w:t>
-      </w:r>
-      <w:r>
-        <w:rPr>
-          <w:rFonts w:ascii="Calibri" w:hAnsi="Calibri" w:cs="Calibri"/>
-          <w:sz w:val="22"/>
-          <w:szCs w:val="22"/>
-          <w:highlight w:val="red"/>
-          <w:lang w:val="el-GR"/>
-        </w:rPr>
-        <w:t>”</w:t>
-      </w:r>
-      <w:r>
-        <w:rPr>
-          <w:rFonts w:ascii="Calibri" w:hAnsi="Calibri" w:cs="Calibri"/>
-          <w:sz w:val="22"/>
-          <w:szCs w:val="22"/>
-          <w:highlight w:val="red"/>
-          <w:lang w:val="el-GR"/>
-        </w:rPr>
-        <w:t xml:space="preserve"> που επιτρέπει την αγορά συγγραμμάτων με γρήγορο και φιλικό για τον χρήστη τρόπο. Παρότι έχει</w:t>
-      </w:r>
-      <w:r>
-        <w:rPr>
-          <w:rFonts w:ascii="Calibri" w:hAnsi="Calibri" w:cs="Calibri"/>
-          <w:sz w:val="22"/>
-          <w:szCs w:val="22"/>
-          <w:highlight w:val="red"/>
-          <w:lang w:val="el-GR"/>
-        </w:rPr>
-        <w:t xml:space="preserve"> ήδη</w:t>
-      </w:r>
-      <w:r>
-        <w:rPr>
-          <w:rFonts w:ascii="Calibri" w:hAnsi="Calibri" w:cs="Calibri"/>
-          <w:sz w:val="22"/>
-          <w:szCs w:val="22"/>
-          <w:highlight w:val="red"/>
-          <w:lang w:val="el-GR"/>
-        </w:rPr>
-        <w:t xml:space="preserve"> βελτιωθεί σημαντικά αυτή η διαδικασία, η αναζήτηση συγγραμμάτων συχνά εξακολουθεί να είναι περίπλοκη</w:t>
-      </w:r>
-      <w:r>
-        <w:rPr>
-          <w:rFonts w:ascii="Calibri" w:hAnsi="Calibri" w:cs="Calibri"/>
-          <w:sz w:val="22"/>
-          <w:szCs w:val="22"/>
-          <w:highlight w:val="red"/>
-          <w:lang w:val="el-GR"/>
-        </w:rPr>
-        <w:t>,</w:t>
-      </w:r>
-      <w:r>
-        <w:rPr>
-          <w:rFonts w:ascii="Calibri" w:hAnsi="Calibri" w:cs="Calibri"/>
-          <w:sz w:val="22"/>
-          <w:szCs w:val="22"/>
-          <w:highlight w:val="red"/>
-          <w:lang w:val="el-GR"/>
-        </w:rPr>
-        <w:t xml:space="preserve"> χρονοβόρα</w:t>
-      </w:r>
-      <w:r>
-        <w:rPr>
-          <w:rFonts w:ascii="Calibri" w:hAnsi="Calibri" w:cs="Calibri"/>
-          <w:sz w:val="22"/>
-          <w:szCs w:val="22"/>
-          <w:highlight w:val="red"/>
-          <w:lang w:val="el-GR"/>
-        </w:rPr>
-        <w:t xml:space="preserve"> και να απαιτεί επίσκεψη σε διαφορετικές πλατφόρμες</w:t>
-      </w:r>
-      <w:r>
-        <w:rPr>
-          <w:rFonts w:ascii="Calibri" w:hAnsi="Calibri" w:cs="Calibri"/>
-          <w:sz w:val="22"/>
-          <w:szCs w:val="22"/>
-          <w:highlight w:val="red"/>
-          <w:lang w:val="el-GR"/>
-        </w:rPr>
-        <w:t>.</w:t>
-      </w:r>
-    </w:p>
-    <w:p>
-      <w:pPr>
-        <w:ind w:firstLine="720"/>
-        <w:rPr>
-          <w:rFonts w:ascii="Calibri" w:hAnsi="Calibri" w:cs="Calibri"/>
-          <w:sz w:val="22"/>
-          <w:szCs w:val="22"/>
-          <w:highlight w:val="red"/>
-          <w:lang w:val="el-GR"/>
-        </w:rPr>
-      </w:pPr>
-      <w:r>
-        <w:rPr>
-          <w:rFonts w:ascii="Calibri" w:hAnsi="Calibri" w:cs="Calibri"/>
-          <w:sz w:val="22"/>
-          <w:szCs w:val="22"/>
-          <w:highlight w:val="red"/>
-          <w:lang w:val="el-GR"/>
-        </w:rPr>
-        <w:t>Η</w:t>
-      </w:r>
-      <w:r>
-        <w:rPr>
-          <w:rFonts w:ascii="Calibri" w:hAnsi="Calibri" w:cs="Calibri"/>
-          <w:sz w:val="22"/>
-          <w:szCs w:val="22"/>
-          <w:highlight w:val="red"/>
-          <w:lang w:val="el-GR"/>
-        </w:rPr>
-        <w:t xml:space="preserve"> εφαρμογή αναπτύχθηκε ως ένα απλό αλλά πλήρες ηλεκτρονικό κατάστημα που προσφέρει λύση σε μια βασική ανάγκη των φοιτητών αλλά και κάθε ενδιαφερόμενου </w:t>
-      </w:r>
-      <w:r>
-        <w:rPr>
-          <w:rFonts w:ascii="Calibri" w:hAnsi="Calibri" w:cs="Calibri"/>
-          <w:sz w:val="22"/>
-          <w:szCs w:val="22"/>
-          <w:highlight w:val="red"/>
-          <w:lang w:val="el-GR"/>
-        </w:rPr>
-        <w:t>που αναζητά πανεπιστημιακά και επιστημονικά συγγράμματα.</w:t>
-      </w:r>
-      <w:r>
-        <w:rPr>
-          <w:rFonts w:ascii="Calibri" w:hAnsi="Calibri" w:cs="Calibri"/>
-          <w:sz w:val="22"/>
-          <w:szCs w:val="22"/>
-          <w:highlight w:val="red"/>
-          <w:lang w:val="el-GR"/>
-        </w:rPr>
-        <w:t xml:space="preserve"> </w:t>
-      </w:r>
-      <w:r>
-        <w:rPr>
-          <w:rFonts w:ascii="Calibri" w:hAnsi="Calibri" w:cs="Calibri"/>
-          <w:sz w:val="22"/>
-          <w:szCs w:val="22"/>
-          <w:highlight w:val="red"/>
-          <w:lang w:val="el-GR"/>
-        </w:rPr>
-        <w:t>Πιο συγκεκριμένα, ε</w:t>
-      </w:r>
-      <w:r>
-        <w:rPr>
-          <w:rFonts w:ascii="Calibri" w:hAnsi="Calibri" w:cs="Calibri"/>
-          <w:sz w:val="22"/>
-          <w:szCs w:val="22"/>
-          <w:highlight w:val="red"/>
-          <w:lang w:val="el-GR"/>
-        </w:rPr>
-        <w:t xml:space="preserve">πιτρέπει την </w:t>
-      </w:r>
-      <w:r>
-        <w:rPr>
-          <w:rFonts w:ascii="Calibri" w:hAnsi="Calibri" w:cs="Calibri"/>
-          <w:sz w:val="22"/>
-          <w:szCs w:val="22"/>
-          <w:highlight w:val="red"/>
-          <w:lang w:val="el-GR"/>
-        </w:rPr>
-        <w:t>περι</w:t>
-      </w:r>
-      <w:r>
-        <w:rPr>
-          <w:rFonts w:ascii="Calibri" w:hAnsi="Calibri" w:cs="Calibri"/>
-          <w:sz w:val="22"/>
-          <w:szCs w:val="22"/>
-          <w:highlight w:val="red"/>
-          <w:lang w:val="el-GR"/>
-        </w:rPr>
-        <w:t>ή</w:t>
-      </w:r>
-      <w:r>
-        <w:rPr>
-          <w:rFonts w:ascii="Calibri" w:hAnsi="Calibri" w:cs="Calibri"/>
-          <w:sz w:val="22"/>
-          <w:szCs w:val="22"/>
-          <w:highlight w:val="red"/>
-          <w:lang w:val="el-GR"/>
-        </w:rPr>
-        <w:t>γη</w:t>
-      </w:r>
-      <w:r>
-        <w:rPr>
-          <w:rFonts w:ascii="Calibri" w:hAnsi="Calibri" w:cs="Calibri"/>
-          <w:sz w:val="22"/>
-          <w:szCs w:val="22"/>
-          <w:highlight w:val="red"/>
-          <w:lang w:val="el-GR"/>
-        </w:rPr>
-        <w:t>ση</w:t>
-      </w:r>
-      <w:r>
-        <w:rPr>
-          <w:rFonts w:ascii="Calibri" w:hAnsi="Calibri" w:cs="Calibri"/>
-          <w:sz w:val="22"/>
-          <w:szCs w:val="22"/>
-          <w:highlight w:val="red"/>
-          <w:lang w:val="el-GR"/>
-        </w:rPr>
-        <w:t xml:space="preserve"> στα διαθέσιμα συγγράμματα, αναζ</w:t>
-      </w:r>
-      <w:r>
-        <w:rPr>
-          <w:rFonts w:ascii="Calibri" w:hAnsi="Calibri" w:cs="Calibri"/>
-          <w:sz w:val="22"/>
-          <w:szCs w:val="22"/>
-          <w:highlight w:val="red"/>
-          <w:lang w:val="el-GR"/>
-        </w:rPr>
-        <w:t>ή</w:t>
-      </w:r>
-      <w:r>
-        <w:rPr>
-          <w:rFonts w:ascii="Calibri" w:hAnsi="Calibri" w:cs="Calibri"/>
-          <w:sz w:val="22"/>
-          <w:szCs w:val="22"/>
-          <w:highlight w:val="red"/>
-          <w:lang w:val="el-GR"/>
-        </w:rPr>
-        <w:t>τ</w:t>
-      </w:r>
-      <w:r>
-        <w:rPr>
-          <w:rFonts w:ascii="Calibri" w:hAnsi="Calibri" w:cs="Calibri"/>
-          <w:sz w:val="22"/>
-          <w:szCs w:val="22"/>
-          <w:highlight w:val="red"/>
-          <w:lang w:val="el-GR"/>
-        </w:rPr>
-        <w:t>η</w:t>
-      </w:r>
-      <w:r>
-        <w:rPr>
-          <w:rFonts w:ascii="Calibri" w:hAnsi="Calibri" w:cs="Calibri"/>
-          <w:sz w:val="22"/>
-          <w:szCs w:val="22"/>
-          <w:highlight w:val="red"/>
-          <w:lang w:val="el-GR"/>
-        </w:rPr>
-        <w:t>σ</w:t>
-      </w:r>
-      <w:r>
-        <w:rPr>
-          <w:rFonts w:ascii="Calibri" w:hAnsi="Calibri" w:cs="Calibri"/>
-          <w:sz w:val="22"/>
-          <w:szCs w:val="22"/>
-          <w:highlight w:val="red"/>
-          <w:lang w:val="el-GR"/>
-        </w:rPr>
-        <w:t>η</w:t>
-      </w:r>
-      <w:r>
-        <w:rPr>
-          <w:rFonts w:ascii="Calibri" w:hAnsi="Calibri" w:cs="Calibri"/>
-          <w:sz w:val="22"/>
-          <w:szCs w:val="22"/>
-          <w:highlight w:val="red"/>
-          <w:lang w:val="el-GR"/>
-        </w:rPr>
-        <w:t xml:space="preserve"> συγκεκριμέν</w:t>
-      </w:r>
-      <w:r>
-        <w:rPr>
-          <w:rFonts w:ascii="Calibri" w:hAnsi="Calibri" w:cs="Calibri"/>
-          <w:sz w:val="22"/>
-          <w:szCs w:val="22"/>
-          <w:highlight w:val="red"/>
-          <w:lang w:val="el-GR"/>
-        </w:rPr>
-        <w:t>ων</w:t>
-      </w:r>
-      <w:r>
-        <w:rPr>
-          <w:rFonts w:ascii="Calibri" w:hAnsi="Calibri" w:cs="Calibri"/>
-          <w:sz w:val="22"/>
-          <w:szCs w:val="22"/>
-          <w:highlight w:val="red"/>
-          <w:lang w:val="el-GR"/>
-        </w:rPr>
-        <w:t xml:space="preserve"> τίτλ</w:t>
-      </w:r>
-      <w:r>
-        <w:rPr>
-          <w:rFonts w:ascii="Calibri" w:hAnsi="Calibri" w:cs="Calibri"/>
-          <w:sz w:val="22"/>
-          <w:szCs w:val="22"/>
-          <w:highlight w:val="red"/>
-          <w:lang w:val="el-GR"/>
-        </w:rPr>
-        <w:t>ων</w:t>
-      </w:r>
-      <w:r>
-        <w:rPr>
-          <w:rFonts w:ascii="Calibri" w:hAnsi="Calibri" w:cs="Calibri"/>
-          <w:sz w:val="22"/>
-          <w:szCs w:val="22"/>
-          <w:highlight w:val="red"/>
-          <w:lang w:val="el-GR"/>
-        </w:rPr>
-        <w:t>, προσθ</w:t>
-      </w:r>
-      <w:r>
-        <w:rPr>
-          <w:rFonts w:ascii="Calibri" w:hAnsi="Calibri" w:cs="Calibri"/>
-          <w:sz w:val="22"/>
-          <w:szCs w:val="22"/>
-          <w:highlight w:val="red"/>
-          <w:lang w:val="el-GR"/>
-        </w:rPr>
-        <w:t>ήκη</w:t>
-      </w:r>
-      <w:r>
-        <w:rPr>
-          <w:rFonts w:ascii="Calibri" w:hAnsi="Calibri" w:cs="Calibri"/>
-          <w:sz w:val="22"/>
-          <w:szCs w:val="22"/>
-          <w:highlight w:val="red"/>
-          <w:lang w:val="el-GR"/>
-        </w:rPr>
-        <w:t xml:space="preserve"> στο καλάθι</w:t>
-      </w:r>
-      <w:r>
-        <w:rPr>
-          <w:rFonts w:ascii="Calibri" w:hAnsi="Calibri" w:cs="Calibri"/>
-          <w:sz w:val="22"/>
-          <w:szCs w:val="22"/>
-          <w:highlight w:val="red"/>
-          <w:lang w:val="el-GR"/>
-        </w:rPr>
-        <w:t>,</w:t>
-      </w:r>
-      <w:r>
-        <w:rPr>
-          <w:rFonts w:ascii="Calibri" w:hAnsi="Calibri" w:cs="Calibri"/>
-          <w:sz w:val="22"/>
-          <w:szCs w:val="22"/>
-          <w:highlight w:val="red"/>
-          <w:lang w:val="el-GR"/>
-        </w:rPr>
-        <w:t xml:space="preserve"> ολοκλ</w:t>
-      </w:r>
-      <w:r>
-        <w:rPr>
-          <w:rFonts w:ascii="Calibri" w:hAnsi="Calibri" w:cs="Calibri"/>
-          <w:sz w:val="22"/>
-          <w:szCs w:val="22"/>
-          <w:highlight w:val="red"/>
-          <w:lang w:val="el-GR"/>
-        </w:rPr>
-        <w:t>ή</w:t>
-      </w:r>
-      <w:r>
-        <w:rPr>
-          <w:rFonts w:ascii="Calibri" w:hAnsi="Calibri" w:cs="Calibri"/>
-          <w:sz w:val="22"/>
-          <w:szCs w:val="22"/>
-          <w:highlight w:val="red"/>
-          <w:lang w:val="el-GR"/>
-        </w:rPr>
-        <w:t>ρ</w:t>
-      </w:r>
-      <w:r>
-        <w:rPr>
-          <w:rFonts w:ascii="Calibri" w:hAnsi="Calibri" w:cs="Calibri"/>
-          <w:sz w:val="22"/>
-          <w:szCs w:val="22"/>
-          <w:highlight w:val="red"/>
-          <w:lang w:val="el-GR"/>
-        </w:rPr>
-        <w:t xml:space="preserve">ωση </w:t>
-      </w:r>
-      <w:r>
-        <w:rPr>
-          <w:rFonts w:ascii="Calibri" w:hAnsi="Calibri" w:cs="Calibri"/>
-          <w:sz w:val="22"/>
-          <w:szCs w:val="22"/>
-          <w:highlight w:val="red"/>
-          <w:lang w:val="el-GR"/>
-        </w:rPr>
-        <w:t>παραγγελία</w:t>
-      </w:r>
-      <w:r>
-        <w:rPr>
-          <w:rFonts w:ascii="Calibri" w:hAnsi="Calibri" w:cs="Calibri"/>
-          <w:sz w:val="22"/>
-          <w:szCs w:val="22"/>
-          <w:highlight w:val="red"/>
-          <w:lang w:val="el-GR"/>
-        </w:rPr>
-        <w:t>ς και παρακολούθηση ιστορικού παραγγελιών σε ένα</w:t>
-      </w:r>
-      <w:r>
-        <w:rPr>
-          <w:rFonts w:ascii="Calibri" w:hAnsi="Calibri" w:cs="Calibri"/>
-          <w:sz w:val="22"/>
-          <w:szCs w:val="22"/>
-          <w:highlight w:val="red"/>
-          <w:lang w:val="el-GR"/>
-        </w:rPr>
-        <w:t xml:space="preserve"> </w:t>
-      </w:r>
-      <w:r>
-        <w:rPr>
-          <w:rFonts w:ascii="Calibri" w:hAnsi="Calibri" w:cs="Calibri"/>
-          <w:sz w:val="22"/>
-          <w:szCs w:val="22"/>
-          <w:highlight w:val="red"/>
-          <w:lang w:val="el-GR"/>
-        </w:rPr>
-        <w:t>καθαρό και κατανοητό περιβάλλον.</w:t>
-      </w:r>
-    </w:p>
-    <w:bookmarkEnd w:id="0"/>
-    <w:p>
-      <w:pPr>
-        <w:rPr>
-          <w:rFonts w:ascii="Calibri" w:hAnsi="Calibri" w:cs="Calibri"/>
-          <w:sz w:val="22"/>
-          <w:szCs w:val="22"/>
-          <w:highlight w:val="red"/>
-          <w:lang w:val="el-GR"/>
-        </w:rPr>
-      </w:pPr>
-    </w:p>
-    <w:p>
-      <w:pPr>
-        <w:rPr>
-          <w:rFonts w:ascii="Calibri" w:hAnsi="Calibri" w:cs="Calibri"/>
-          <w:b/>
-          <w:bCs/>
-          <w:highlight w:val="red"/>
-        </w:rPr>
-      </w:pPr>
-      <w:r>
-        <w:rPr>
-          <w:rFonts w:ascii="Calibri" w:hAnsi="Calibri" w:cs="Calibri"/>
-          <w:b/>
-          <w:bCs/>
-          <w:highlight w:val="red"/>
-        </w:rPr>
-        <w:t>Abstract</w:t>
-      </w:r>
-    </w:p>
-    <w:p>
-      <w:pPr>
-        <w:rPr>
-          <w:rFonts w:ascii="Calibri" w:hAnsi="Calibri" w:cs="Calibri"/>
-          <w:sz w:val="22"/>
-          <w:szCs w:val="22"/>
-          <w:highlight w:val="red"/>
-        </w:rPr>
-      </w:pPr>
-      <w:r>
-        <w:rPr>
-          <w:rFonts w:ascii="Calibri" w:hAnsi="Calibri" w:cs="Calibri"/>
-          <w:b/>
-          <w:bCs/>
-          <w:highlight w:val="red"/>
-        </w:rPr>
-        <w:tab/>
-      </w:r>
-      <w:r>
-        <w:rPr>
-          <w:rFonts w:ascii="Calibri" w:hAnsi="Calibri" w:cs="Calibri"/>
-          <w:sz w:val="22"/>
-          <w:szCs w:val="22"/>
-          <w:highlight w:val="red"/>
-        </w:rPr>
-        <w:t>The present thesis focuses on the development of a web-based e-commerce application that allows the purchase of textbooks in a fast and user-friendly way. Although this process has already improved significantly, searching for textbooks often remains complex, time-consuming, and requires visiting different platforms.</w:t>
-      </w:r>
-    </w:p>
-    <w:p>
-      <w:pPr>
-        <w:rPr>
-          <w:rFonts w:ascii="Calibri" w:hAnsi="Calibri" w:cs="Calibri"/>
-          <w:sz w:val="22"/>
-          <w:szCs w:val="22"/>
-        </w:rPr>
-      </w:pPr>
-      <w:r>
-        <w:rPr>
-          <w:rFonts w:ascii="Calibri" w:hAnsi="Calibri" w:cs="Calibri"/>
-          <w:sz w:val="22"/>
-          <w:szCs w:val="22"/>
-          <w:highlight w:val="red"/>
-        </w:rPr>
-        <w:t>The application was developed as a simple yet complete online store that provides a solution to a fundamental need of students, as well as anyone interested in finding academic and scientific textbooks. More specifically, it allows users to browse the available textbooks, search for specific titles, add them to the cart, complete their orders, and view their order history in a clean and easy</w:t>
-      </w:r>
-      <w:r>
-        <w:rPr>
-          <w:rFonts w:ascii="Calibri" w:hAnsi="Calibri" w:cs="Calibri"/>
-          <w:sz w:val="22"/>
-          <w:szCs w:val="22"/>
-          <w:highlight w:val="red"/>
-        </w:rPr>
-        <w:t xml:space="preserve"> </w:t>
-      </w:r>
-      <w:r>
-        <w:rPr>
-          <w:rFonts w:ascii="Calibri" w:hAnsi="Calibri" w:cs="Calibri"/>
-          <w:sz w:val="22"/>
-          <w:szCs w:val="22"/>
-          <w:highlight w:val="red"/>
-        </w:rPr>
-        <w:t>to</w:t>
-      </w:r>
-      <w:r>
-        <w:rPr>
-          <w:rFonts w:ascii="Calibri" w:hAnsi="Calibri" w:cs="Calibri"/>
-          <w:sz w:val="22"/>
-          <w:szCs w:val="22"/>
-          <w:highlight w:val="red"/>
-        </w:rPr>
-        <w:t xml:space="preserve"> </w:t>
-      </w:r>
-      <w:r>
-        <w:rPr>
-          <w:rFonts w:ascii="Calibri" w:hAnsi="Calibri" w:cs="Calibri"/>
-          <w:sz w:val="22"/>
-          <w:szCs w:val="22"/>
-          <w:highlight w:val="red"/>
-        </w:rPr>
-        <w:t>understand environment.</w:t>
-      </w:r>
-    </w:p>
-    <w:p>
-      <w:pPr>
-        <w:rPr>
-          <w:rFonts w:ascii="Calibri" w:hAnsi="Calibri" w:cs="Calibri"/>
-          <w:sz w:val="22"/>
-          <w:szCs w:val="22"/>
-        </w:rPr>
-      </w:pPr>
-    </w:p>
-    <w:p>
-      <w:pPr>
-        <w:rPr>
-          <w:rFonts w:ascii="Calibri" w:hAnsi="Calibri" w:cs="Calibri"/>
-          <w:sz w:val="22"/>
-          <w:szCs w:val="22"/>
-        </w:rPr>
-      </w:pPr>
-    </w:p>
-    <w:p>
-      <w:pPr>
-        <w:ind w:firstLine="720"/>
-        <w:rPr>
-          <w:rFonts w:ascii="Calibri" w:hAnsi="Calibri" w:cs="Calibri"/>
-          <w:sz w:val="22"/>
-          <w:szCs w:val="22"/>
-        </w:rPr>
-      </w:pPr>
-    </w:p>
-    <w:p>
-      <w:pPr>
-        <w:rPr>
-          <w:rFonts w:ascii="Calibri" w:hAnsi="Calibri" w:cs="Calibri"/>
-          <w:sz w:val="22"/>
-          <w:szCs w:val="22"/>
-        </w:rPr>
-      </w:pPr>
-    </w:p>
-    <w:p>
-      <w:pPr>
-        <w:rPr>
-          <w:rFonts w:ascii="Calibri" w:hAnsi="Calibri" w:cs="Calibri"/>
-          <w:sz w:val="22"/>
-          <w:szCs w:val="22"/>
-        </w:rPr>
-      </w:pPr>
-      <w:r>
-        <w:rPr>
-          <w:rFonts w:ascii="Calibri" w:hAnsi="Calibri" w:cs="Calibri"/>
-          <w:sz w:val="22"/>
-          <w:szCs w:val="22"/>
-        </w:rPr>
-        <w:tab/>
-      </w:r>
-    </w:p>
-    <w:p>
-      <w:pPr>
-        <w:rPr>
-          <w:sz w:val="22"/>
-          <w:szCs w:val="22"/>
-        </w:rPr>
-      </w:pPr>
-    </w:p>
-    <w:p>
-      <w:pPr>
-        <w:rPr>
-          <w:sz w:val="22"/>
-          <w:szCs w:val="22"/>
-        </w:rPr>
-      </w:pPr>
-    </w:p>
-    <w:p>
-      <w:pPr>
-        <w:rPr>
-          <w:sz w:val="22"/>
-          <w:szCs w:val="22"/>
-        </w:rPr>
-      </w:pPr>
-    </w:p>
-    <w:p>
-      <w:pPr>
-        <w:rPr>
-          <w:sz w:val="22"/>
-          <w:szCs w:val="22"/>
-        </w:rPr>
-      </w:pPr>
-    </w:p>
-    <w:p>
-      <w:pPr>
-        <w:rPr>
-          <w:sz w:val="22"/>
-          <w:szCs w:val="22"/>
+          <w:lang w:val="el-GR"/>
+        </w:rPr>
+      </w:pPr>
+    </w:p>
+    <w:p>
+      <w:pPr>
+        <w:rPr>
+          <w:rFonts w:ascii="Calibri" w:hAnsi="Calibri" w:cs="Calibri"/>
+          <w:sz w:val="22"/>
+          <w:szCs w:val="22"/>
+          <w:lang w:val="el-GR"/>
         </w:rPr>
       </w:pPr>
     </w:p>
@@ -2428,6 +1799,7 @@
         </w:rPr>
         <w:t>“</w:t>
       </w:r>
+      <w:proofErr w:type="spellStart"/>
       <w:r>
         <w:rPr>
           <w:rFonts w:ascii="Calibri" w:hAnsi="Calibri" w:cs="Calibri"/>
@@ -2436,6 +1808,7 @@
         </w:rPr>
         <w:t>UniBookie</w:t>
       </w:r>
+      <w:proofErr w:type="spellEnd"/>
       <w:r>
         <w:rPr>
           <w:rFonts w:ascii="Calibri" w:hAnsi="Calibri" w:cs="Calibri"/>
@@ -3152,6 +2525,7 @@
         </w:rPr>
         <w:t>Η</w:t>
       </w:r>
+      <w:proofErr w:type="spellStart"/>
       <w:r>
         <w:rPr>
           <w:rFonts w:ascii="Calibri" w:hAnsi="Calibri" w:cs="Calibri"/>
@@ -3159,7 +2533,37 @@
           <w:bCs/>
           <w:color w:val="auto"/>
         </w:rPr>
-        <w:t>λεκτρονικό Εμπόριο (E-commerce)</w:t>
+        <w:t>λεκτρονικό</w:t>
+      </w:r>
+      <w:proofErr w:type="spellEnd"/>
+      <w:r>
+        <w:rPr>
+          <w:rFonts w:ascii="Calibri" w:hAnsi="Calibri" w:cs="Calibri"/>
+          <w:b/>
+          <w:bCs/>
+          <w:color w:val="auto"/>
+        </w:rPr>
+        <w:t xml:space="preserve"> </w:t>
+      </w:r>
+      <w:proofErr w:type="spellStart"/>
+      <w:r>
+        <w:rPr>
+          <w:rFonts w:ascii="Calibri" w:hAnsi="Calibri" w:cs="Calibri"/>
+          <w:b/>
+          <w:bCs/>
+          <w:color w:val="auto"/>
+        </w:rPr>
+        <w:t>Εμ</w:t>
+      </w:r>
+      <w:proofErr w:type="spellEnd"/>
+      <w:r>
+        <w:rPr>
+          <w:rFonts w:ascii="Calibri" w:hAnsi="Calibri" w:cs="Calibri"/>
+          <w:b/>
+          <w:bCs/>
+          <w:color w:val="auto"/>
+        </w:rPr>
+        <w:t>πόριο (E-commerce)</w:t>
       </w:r>
     </w:p>
     <w:p>
@@ -3757,6 +3161,7 @@
           <w:lang w:val="el-GR"/>
         </w:rPr>
       </w:pPr>
+      <w:proofErr w:type="spellStart"/>
       <w:r>
         <w:rPr>
           <w:rFonts w:ascii="Calibri" w:hAnsi="Calibri" w:cs="Calibri"/>
@@ -3766,6 +3171,7 @@
         <w:lastRenderedPageBreak/>
         <w:t>Skroutz</w:t>
       </w:r>
+      <w:proofErr w:type="spellEnd"/>
       <w:r>
         <w:rPr>
           <w:rFonts w:ascii="Calibri" w:hAnsi="Calibri" w:cs="Calibri"/>
@@ -4363,6 +3769,7 @@
         </w:rPr>
         <w:t>“</w:t>
       </w:r>
+      <w:proofErr w:type="spellStart"/>
       <w:r>
         <w:rPr>
           <w:rFonts w:ascii="Calibri" w:hAnsi="Calibri" w:cs="Calibri"/>
@@ -4371,6 +3778,7 @@
         </w:rPr>
         <w:t>UniBookie</w:t>
       </w:r>
+      <w:proofErr w:type="spellEnd"/>
       <w:r>
         <w:rPr>
           <w:rFonts w:ascii="Calibri" w:hAnsi="Calibri" w:cs="Calibri"/>
@@ -4438,7 +3846,16 @@
           <w:sz w:val="22"/>
           <w:szCs w:val="22"/>
         </w:rPr>
-        <w:t xml:space="preserve">frontend </w:t>
+        <w:t>frontend</w:t>
+      </w:r>
+      <w:r>
+        <w:rPr>
+          <w:rFonts w:ascii="Calibri" w:hAnsi="Calibri" w:cs="Calibri"/>
+          <w:sz w:val="22"/>
+          <w:szCs w:val="22"/>
+          <w:lang w:val="el-GR"/>
+        </w:rPr>
+        <w:t xml:space="preserve"> </w:t>
       </w:r>
       <w:r>
         <w:rPr>
@@ -4455,7 +3872,16 @@
           <w:sz w:val="22"/>
           <w:szCs w:val="22"/>
         </w:rPr>
-        <w:t>backend.</w:t>
+        <w:t>backend</w:t>
+      </w:r>
+      <w:r>
+        <w:rPr>
+          <w:rFonts w:ascii="Calibri" w:hAnsi="Calibri" w:cs="Calibri"/>
+          <w:sz w:val="22"/>
+          <w:szCs w:val="22"/>
+          <w:lang w:val="el-GR"/>
+        </w:rPr>
+        <w:t>.</w:t>
       </w:r>
       <w:r>
         <w:rPr>
@@ -5880,7 +5306,6 @@
           <w:rFonts w:ascii="Calibri" w:hAnsi="Calibri" w:cs="Calibri"/>
           <w:sz w:val="22"/>
           <w:szCs w:val="22"/>
-          <w:lang w:val="el-GR"/>
         </w:rPr>
       </w:pPr>
       <w:r>
@@ -6017,13 +5442,153 @@
         </w:rPr>
         <w:t xml:space="preserve"> </w:t>
       </w:r>
-      <w:r>
-        <w:rPr>
-          <w:rFonts w:ascii="Calibri" w:hAnsi="Calibri" w:cs="Calibri"/>
-          <w:sz w:val="22"/>
-          <w:szCs w:val="22"/>
-        </w:rPr>
-        <w:t>auth.interceptor</w:t>
+      <w:proofErr w:type="spellStart"/>
+      <w:r>
+        <w:rPr>
+          <w:rFonts w:ascii="Calibri" w:hAnsi="Calibri" w:cs="Calibri"/>
+          <w:sz w:val="22"/>
+          <w:szCs w:val="22"/>
+        </w:rPr>
+        <w:t>auth.interceptor.</w:t>
+      </w:r>
+      <w:r>
+        <w:rPr>
+          <w:rFonts w:ascii="Calibri" w:hAnsi="Calibri" w:cs="Calibri"/>
+          <w:sz w:val="22"/>
+          <w:szCs w:val="22"/>
+        </w:rPr>
+        <w:t>ts</w:t>
+      </w:r>
+      <w:proofErr w:type="spellEnd"/>
+      <w:r>
+        <w:rPr>
+          <w:rFonts w:ascii="Calibri" w:hAnsi="Calibri" w:cs="Calibri"/>
+          <w:sz w:val="22"/>
+          <w:szCs w:val="22"/>
+        </w:rPr>
+        <w:t xml:space="preserve"> </w:t>
+      </w:r>
+      <w:r>
+        <w:rPr>
+          <w:rFonts w:ascii="Calibri" w:hAnsi="Calibri" w:cs="Calibri"/>
+          <w:sz w:val="22"/>
+          <w:szCs w:val="22"/>
+          <w:lang w:val="el-GR"/>
+        </w:rPr>
+        <w:t>και</w:t>
+      </w:r>
+      <w:r>
+        <w:rPr>
+          <w:rFonts w:ascii="Calibri" w:hAnsi="Calibri" w:cs="Calibri"/>
+          <w:sz w:val="22"/>
+          <w:szCs w:val="22"/>
+        </w:rPr>
+        <w:t xml:space="preserve"> </w:t>
+      </w:r>
+      <w:proofErr w:type="spellStart"/>
+      <w:r>
+        <w:rPr>
+          <w:rFonts w:ascii="Calibri" w:hAnsi="Calibri" w:cs="Calibri"/>
+          <w:sz w:val="22"/>
+          <w:szCs w:val="22"/>
+        </w:rPr>
+        <w:t>auth.guard.ts</w:t>
+      </w:r>
+      <w:proofErr w:type="spellEnd"/>
+      <w:r>
+        <w:rPr>
+          <w:rFonts w:ascii="Calibri" w:hAnsi="Calibri" w:cs="Calibri"/>
+          <w:sz w:val="22"/>
+          <w:szCs w:val="22"/>
+        </w:rPr>
+        <w:t xml:space="preserve"> . </w:t>
+      </w:r>
+    </w:p>
+    <w:p>
+      <w:pPr>
+        <w:ind w:left="1440" w:firstLine="360"/>
+        <w:rPr>
+          <w:rFonts w:ascii="Calibri" w:hAnsi="Calibri" w:cs="Calibri"/>
+          <w:sz w:val="22"/>
+          <w:szCs w:val="22"/>
+          <w:lang w:val="el-GR"/>
+        </w:rPr>
+      </w:pPr>
+      <w:r>
+        <w:rPr>
+          <w:rFonts w:ascii="Calibri" w:hAnsi="Calibri" w:cs="Calibri"/>
+          <w:sz w:val="22"/>
+          <w:szCs w:val="22"/>
+          <w:lang w:val="el-GR"/>
+        </w:rPr>
+        <w:t>Σε</w:t>
+      </w:r>
+      <w:r>
+        <w:rPr>
+          <w:rFonts w:ascii="Calibri" w:hAnsi="Calibri" w:cs="Calibri"/>
+          <w:sz w:val="22"/>
+          <w:szCs w:val="22"/>
+        </w:rPr>
+        <w:t xml:space="preserve"> </w:t>
+      </w:r>
+      <w:r>
+        <w:rPr>
+          <w:rFonts w:ascii="Calibri" w:hAnsi="Calibri" w:cs="Calibri"/>
+          <w:sz w:val="22"/>
+          <w:szCs w:val="22"/>
+          <w:lang w:val="el-GR"/>
+        </w:rPr>
+        <w:t>κάθε</w:t>
+      </w:r>
+      <w:r>
+        <w:rPr>
+          <w:rFonts w:ascii="Calibri" w:hAnsi="Calibri" w:cs="Calibri"/>
+          <w:sz w:val="22"/>
+          <w:szCs w:val="22"/>
+        </w:rPr>
+        <w:t xml:space="preserve"> </w:t>
+      </w:r>
+      <w:r>
+        <w:rPr>
+          <w:rFonts w:ascii="Calibri" w:hAnsi="Calibri" w:cs="Calibri"/>
+          <w:sz w:val="22"/>
+          <w:szCs w:val="22"/>
+        </w:rPr>
+        <w:t>request</w:t>
+      </w:r>
+      <w:r>
+        <w:rPr>
+          <w:rFonts w:ascii="Calibri" w:hAnsi="Calibri" w:cs="Calibri"/>
+          <w:sz w:val="22"/>
+          <w:szCs w:val="22"/>
+        </w:rPr>
+        <w:t xml:space="preserve"> </w:t>
+      </w:r>
+      <w:r>
+        <w:rPr>
+          <w:rFonts w:ascii="Calibri" w:hAnsi="Calibri" w:cs="Calibri"/>
+          <w:sz w:val="22"/>
+          <w:szCs w:val="22"/>
+          <w:lang w:val="el-GR"/>
+        </w:rPr>
+        <w:t>το</w:t>
+      </w:r>
+      <w:r>
+        <w:rPr>
+          <w:rFonts w:ascii="Calibri" w:hAnsi="Calibri" w:cs="Calibri"/>
+          <w:sz w:val="22"/>
+          <w:szCs w:val="22"/>
+        </w:rPr>
+        <w:t xml:space="preserve"> </w:t>
+      </w:r>
+      <w:proofErr w:type="spellStart"/>
+      <w:r>
+        <w:rPr>
+          <w:rFonts w:ascii="Calibri" w:hAnsi="Calibri" w:cs="Calibri"/>
+          <w:sz w:val="22"/>
+          <w:szCs w:val="22"/>
+        </w:rPr>
+        <w:t>auth</w:t>
       </w:r>
       <w:r>
         <w:rPr>
@@ -6039,8 +5604,25 @@
           <w:sz w:val="22"/>
           <w:szCs w:val="22"/>
         </w:rPr>
+        <w:t>interceptor</w:t>
+      </w:r>
+      <w:r>
+        <w:rPr>
+          <w:rFonts w:ascii="Calibri" w:hAnsi="Calibri" w:cs="Calibri"/>
+          <w:sz w:val="22"/>
+          <w:szCs w:val="22"/>
+        </w:rPr>
+        <w:t>.</w:t>
+      </w:r>
+      <w:r>
+        <w:rPr>
+          <w:rFonts w:ascii="Calibri" w:hAnsi="Calibri" w:cs="Calibri"/>
+          <w:sz w:val="22"/>
+          <w:szCs w:val="22"/>
+        </w:rPr>
         <w:t>ts</w:t>
       </w:r>
+      <w:proofErr w:type="spellEnd"/>
       <w:r>
         <w:rPr>
           <w:rFonts w:ascii="Calibri" w:hAnsi="Calibri" w:cs="Calibri"/>
@@ -6056,7 +5638,7 @@
           <w:szCs w:val="22"/>
           <w:lang w:val="el-GR"/>
         </w:rPr>
-        <w:t>και</w:t>
+        <w:t>ορίζει</w:t>
       </w:r>
       <w:r>
         <w:rPr>
@@ -6071,63 +5653,127 @@
           <w:rFonts w:ascii="Calibri" w:hAnsi="Calibri" w:cs="Calibri"/>
           <w:sz w:val="22"/>
           <w:szCs w:val="22"/>
-        </w:rPr>
-        <w:t>auth.guard.ts</w:t>
-      </w:r>
-      <w:r>
-        <w:rPr>
-          <w:rFonts w:ascii="Calibri" w:hAnsi="Calibri" w:cs="Calibri"/>
-          <w:sz w:val="22"/>
-          <w:szCs w:val="22"/>
-        </w:rPr>
-        <w:t xml:space="preserve"> . </w:t>
-      </w:r>
-    </w:p>
-    <w:p>
-      <w:pPr>
-        <w:ind w:left="1440" w:firstLine="360"/>
-        <w:rPr>
-          <w:rFonts w:ascii="Calibri" w:hAnsi="Calibri" w:cs="Calibri"/>
-          <w:sz w:val="22"/>
-          <w:szCs w:val="22"/>
-          <w:lang w:val="el-GR"/>
-        </w:rPr>
-      </w:pPr>
-      <w:r>
-        <w:rPr>
-          <w:rFonts w:ascii="Calibri" w:hAnsi="Calibri" w:cs="Calibri"/>
-          <w:sz w:val="22"/>
-          <w:szCs w:val="22"/>
-          <w:lang w:val="el-GR"/>
-        </w:rPr>
-        <w:t xml:space="preserve">Σε κάθε </w:t>
-      </w:r>
-      <w:r>
-        <w:rPr>
-          <w:rFonts w:ascii="Calibri" w:hAnsi="Calibri" w:cs="Calibri"/>
-          <w:sz w:val="22"/>
-          <w:szCs w:val="22"/>
-        </w:rPr>
-        <w:t>request</w:t>
-      </w:r>
-      <w:r>
-        <w:rPr>
-          <w:rFonts w:ascii="Calibri" w:hAnsi="Calibri" w:cs="Calibri"/>
-          <w:sz w:val="22"/>
-          <w:szCs w:val="22"/>
-          <w:lang w:val="el-GR"/>
-        </w:rPr>
-        <w:t xml:space="preserve"> το</w:t>
-      </w:r>
-      <w:r>
-        <w:rPr>
-          <w:rFonts w:ascii="Calibri" w:hAnsi="Calibri" w:cs="Calibri"/>
-          <w:sz w:val="22"/>
-          <w:szCs w:val="22"/>
-          <w:lang w:val="el-GR"/>
+          <w:lang w:val="el-GR"/>
+        </w:rPr>
+        <w:t>ως</w:t>
+      </w:r>
+      <w:r>
+        <w:rPr>
+          <w:rFonts w:ascii="Calibri" w:hAnsi="Calibri" w:cs="Calibri"/>
+          <w:sz w:val="22"/>
+          <w:szCs w:val="22"/>
         </w:rPr>
         <w:t xml:space="preserve"> </w:t>
       </w:r>
+      <w:proofErr w:type="spellStart"/>
+      <w:r>
+        <w:rPr>
+          <w:rFonts w:ascii="Calibri" w:hAnsi="Calibri" w:cs="Calibri"/>
+          <w:sz w:val="22"/>
+          <w:szCs w:val="22"/>
+        </w:rPr>
+        <w:t>access</w:t>
+      </w:r>
+      <w:r>
+        <w:rPr>
+          <w:rFonts w:ascii="Calibri" w:hAnsi="Calibri" w:cs="Calibri"/>
+          <w:sz w:val="22"/>
+          <w:szCs w:val="22"/>
+        </w:rPr>
+        <w:t>_</w:t>
+      </w:r>
+      <w:r>
+        <w:rPr>
+          <w:rFonts w:ascii="Calibri" w:hAnsi="Calibri" w:cs="Calibri"/>
+          <w:sz w:val="22"/>
+          <w:szCs w:val="22"/>
+        </w:rPr>
+        <w:t>token</w:t>
+      </w:r>
+      <w:proofErr w:type="spellEnd"/>
+      <w:r>
+        <w:rPr>
+          <w:rFonts w:ascii="Calibri" w:hAnsi="Calibri" w:cs="Calibri"/>
+          <w:sz w:val="22"/>
+          <w:szCs w:val="22"/>
+        </w:rPr>
+        <w:t xml:space="preserve"> </w:t>
+      </w:r>
+      <w:r>
+        <w:rPr>
+          <w:rFonts w:ascii="Calibri" w:hAnsi="Calibri" w:cs="Calibri"/>
+          <w:sz w:val="22"/>
+          <w:szCs w:val="22"/>
+          <w:lang w:val="el-GR"/>
+        </w:rPr>
+        <w:t>το</w:t>
+      </w:r>
+      <w:r>
+        <w:rPr>
+          <w:rFonts w:ascii="Calibri" w:hAnsi="Calibri" w:cs="Calibri"/>
+          <w:sz w:val="22"/>
+          <w:szCs w:val="22"/>
+        </w:rPr>
+        <w:t xml:space="preserve"> </w:t>
+      </w:r>
+      <w:r>
+        <w:rPr>
+          <w:rFonts w:ascii="Calibri" w:hAnsi="Calibri" w:cs="Calibri"/>
+          <w:sz w:val="22"/>
+          <w:szCs w:val="22"/>
+        </w:rPr>
+        <w:t>token</w:t>
+      </w:r>
+      <w:r>
+        <w:rPr>
+          <w:rFonts w:ascii="Calibri" w:hAnsi="Calibri" w:cs="Calibri"/>
+          <w:sz w:val="22"/>
+          <w:szCs w:val="22"/>
+        </w:rPr>
+        <w:t xml:space="preserve"> </w:t>
+      </w:r>
+      <w:r>
+        <w:rPr>
+          <w:rFonts w:ascii="Calibri" w:hAnsi="Calibri" w:cs="Calibri"/>
+          <w:sz w:val="22"/>
+          <w:szCs w:val="22"/>
+          <w:lang w:val="el-GR"/>
+        </w:rPr>
+        <w:t>του</w:t>
+      </w:r>
+      <w:r>
+        <w:rPr>
+          <w:rFonts w:ascii="Calibri" w:hAnsi="Calibri" w:cs="Calibri"/>
+          <w:sz w:val="22"/>
+          <w:szCs w:val="22"/>
+        </w:rPr>
+        <w:t xml:space="preserve"> </w:t>
+      </w:r>
+      <w:r>
+        <w:rPr>
+          <w:rFonts w:ascii="Calibri" w:hAnsi="Calibri" w:cs="Calibri"/>
+          <w:sz w:val="22"/>
+          <w:szCs w:val="22"/>
+        </w:rPr>
+        <w:t>user</w:t>
+      </w:r>
+      <w:r>
+        <w:rPr>
+          <w:rFonts w:ascii="Calibri" w:hAnsi="Calibri" w:cs="Calibri"/>
+          <w:sz w:val="22"/>
+          <w:szCs w:val="22"/>
+        </w:rPr>
+        <w:t xml:space="preserve">. </w:t>
+      </w:r>
+      <w:r>
+        <w:rPr>
+          <w:rFonts w:ascii="Calibri" w:hAnsi="Calibri" w:cs="Calibri"/>
+          <w:sz w:val="22"/>
+          <w:szCs w:val="22"/>
+          <w:lang w:val="el-GR"/>
+        </w:rPr>
+        <w:t xml:space="preserve">Αντίστοιχα, το </w:t>
+      </w:r>
       <w:r>
         <w:rPr>
           <w:rFonts w:ascii="Calibri" w:hAnsi="Calibri" w:cs="Calibri"/>
@@ -6151,7 +5797,7 @@
           <w:sz w:val="22"/>
           <w:szCs w:val="22"/>
         </w:rPr>
-        <w:t>interceptor</w:t>
+        <w:t>guard</w:t>
       </w:r>
       <w:r>
         <w:rPr>
@@ -6162,6 +5808,7 @@
         </w:rPr>
         <w:t>.</w:t>
       </w:r>
+      <w:proofErr w:type="spellStart"/>
       <w:r>
         <w:rPr>
           <w:rFonts w:ascii="Calibri" w:hAnsi="Calibri" w:cs="Calibri"/>
@@ -6170,206 +5817,7 @@
         </w:rPr>
         <w:t>ts</w:t>
       </w:r>
-      <w:r>
-        <w:rPr>
-          <w:rFonts w:ascii="Calibri" w:hAnsi="Calibri" w:cs="Calibri"/>
-          <w:sz w:val="22"/>
-          <w:szCs w:val="22"/>
-          <w:lang w:val="el-GR"/>
-        </w:rPr>
-        <w:t xml:space="preserve"> </w:t>
-      </w:r>
-      <w:r>
-        <w:rPr>
-          <w:rFonts w:ascii="Calibri" w:hAnsi="Calibri" w:cs="Calibri"/>
-          <w:sz w:val="22"/>
-          <w:szCs w:val="22"/>
-          <w:lang w:val="el-GR"/>
-        </w:rPr>
-        <w:t>ορίζει</w:t>
-      </w:r>
-      <w:r>
-        <w:rPr>
-          <w:rFonts w:ascii="Calibri" w:hAnsi="Calibri" w:cs="Calibri"/>
-          <w:sz w:val="22"/>
-          <w:szCs w:val="22"/>
-          <w:lang w:val="el-GR"/>
-        </w:rPr>
-        <w:t xml:space="preserve"> </w:t>
-      </w:r>
-      <w:r>
-        <w:rPr>
-          <w:rFonts w:ascii="Calibri" w:hAnsi="Calibri" w:cs="Calibri"/>
-          <w:sz w:val="22"/>
-          <w:szCs w:val="22"/>
-          <w:lang w:val="el-GR"/>
-        </w:rPr>
-        <w:t>ως</w:t>
-      </w:r>
-      <w:r>
-        <w:rPr>
-          <w:rFonts w:ascii="Calibri" w:hAnsi="Calibri" w:cs="Calibri"/>
-          <w:sz w:val="22"/>
-          <w:szCs w:val="22"/>
-          <w:lang w:val="el-GR"/>
-        </w:rPr>
-        <w:t xml:space="preserve"> </w:t>
-      </w:r>
-      <w:r>
-        <w:rPr>
-          <w:rFonts w:ascii="Calibri" w:hAnsi="Calibri" w:cs="Calibri"/>
-          <w:sz w:val="22"/>
-          <w:szCs w:val="22"/>
-        </w:rPr>
-        <w:t>access</w:t>
-      </w:r>
-      <w:r>
-        <w:rPr>
-          <w:rFonts w:ascii="Calibri" w:hAnsi="Calibri" w:cs="Calibri"/>
-          <w:sz w:val="22"/>
-          <w:szCs w:val="22"/>
-          <w:lang w:val="el-GR"/>
-        </w:rPr>
-        <w:t>_</w:t>
-      </w:r>
-      <w:r>
-        <w:rPr>
-          <w:rFonts w:ascii="Calibri" w:hAnsi="Calibri" w:cs="Calibri"/>
-          <w:sz w:val="22"/>
-          <w:szCs w:val="22"/>
-        </w:rPr>
-        <w:t>token</w:t>
-      </w:r>
-      <w:r>
-        <w:rPr>
-          <w:rFonts w:ascii="Calibri" w:hAnsi="Calibri" w:cs="Calibri"/>
-          <w:sz w:val="22"/>
-          <w:szCs w:val="22"/>
-          <w:lang w:val="el-GR"/>
-        </w:rPr>
-        <w:t xml:space="preserve"> </w:t>
-      </w:r>
-      <w:r>
-        <w:rPr>
-          <w:rFonts w:ascii="Calibri" w:hAnsi="Calibri" w:cs="Calibri"/>
-          <w:sz w:val="22"/>
-          <w:szCs w:val="22"/>
-          <w:lang w:val="el-GR"/>
-        </w:rPr>
-        <w:t>το</w:t>
-      </w:r>
-      <w:r>
-        <w:rPr>
-          <w:rFonts w:ascii="Calibri" w:hAnsi="Calibri" w:cs="Calibri"/>
-          <w:sz w:val="22"/>
-          <w:szCs w:val="22"/>
-          <w:lang w:val="el-GR"/>
-        </w:rPr>
-        <w:t xml:space="preserve"> </w:t>
-      </w:r>
-      <w:r>
-        <w:rPr>
-          <w:rFonts w:ascii="Calibri" w:hAnsi="Calibri" w:cs="Calibri"/>
-          <w:sz w:val="22"/>
-          <w:szCs w:val="22"/>
-        </w:rPr>
-        <w:t>token</w:t>
-      </w:r>
-      <w:r>
-        <w:rPr>
-          <w:rFonts w:ascii="Calibri" w:hAnsi="Calibri" w:cs="Calibri"/>
-          <w:sz w:val="22"/>
-          <w:szCs w:val="22"/>
-          <w:lang w:val="el-GR"/>
-        </w:rPr>
-        <w:t xml:space="preserve"> </w:t>
-      </w:r>
-      <w:r>
-        <w:rPr>
-          <w:rFonts w:ascii="Calibri" w:hAnsi="Calibri" w:cs="Calibri"/>
-          <w:sz w:val="22"/>
-          <w:szCs w:val="22"/>
-          <w:lang w:val="el-GR"/>
-        </w:rPr>
-        <w:t>του</w:t>
-      </w:r>
-      <w:r>
-        <w:rPr>
-          <w:rFonts w:ascii="Calibri" w:hAnsi="Calibri" w:cs="Calibri"/>
-          <w:sz w:val="22"/>
-          <w:szCs w:val="22"/>
-          <w:lang w:val="el-GR"/>
-        </w:rPr>
-        <w:t xml:space="preserve"> </w:t>
-      </w:r>
-      <w:r>
-        <w:rPr>
-          <w:rFonts w:ascii="Calibri" w:hAnsi="Calibri" w:cs="Calibri"/>
-          <w:sz w:val="22"/>
-          <w:szCs w:val="22"/>
-        </w:rPr>
-        <w:t>user</w:t>
-      </w:r>
-      <w:r>
-        <w:rPr>
-          <w:rFonts w:ascii="Calibri" w:hAnsi="Calibri" w:cs="Calibri"/>
-          <w:sz w:val="22"/>
-          <w:szCs w:val="22"/>
-          <w:lang w:val="el-GR"/>
-        </w:rPr>
-        <w:t xml:space="preserve">. </w:t>
-      </w:r>
-      <w:r>
-        <w:rPr>
-          <w:rFonts w:ascii="Calibri" w:hAnsi="Calibri" w:cs="Calibri"/>
-          <w:sz w:val="22"/>
-          <w:szCs w:val="22"/>
-          <w:lang w:val="el-GR"/>
-        </w:rPr>
-        <w:t xml:space="preserve">Αντίστοιχα, το </w:t>
-      </w:r>
-      <w:r>
-        <w:rPr>
-          <w:rFonts w:ascii="Calibri" w:hAnsi="Calibri" w:cs="Calibri"/>
-          <w:sz w:val="22"/>
-          <w:szCs w:val="22"/>
-        </w:rPr>
-        <w:t>auth</w:t>
-      </w:r>
-      <w:r>
-        <w:rPr>
-          <w:rFonts w:ascii="Calibri" w:hAnsi="Calibri" w:cs="Calibri"/>
-          <w:sz w:val="22"/>
-          <w:szCs w:val="22"/>
-          <w:lang w:val="el-GR"/>
-        </w:rPr>
-        <w:t>.</w:t>
-      </w:r>
-      <w:r>
-        <w:rPr>
-          <w:rFonts w:ascii="Calibri" w:hAnsi="Calibri" w:cs="Calibri"/>
-          <w:sz w:val="22"/>
-          <w:szCs w:val="22"/>
-        </w:rPr>
-        <w:t>guard</w:t>
-      </w:r>
-      <w:r>
-        <w:rPr>
-          <w:rFonts w:ascii="Calibri" w:hAnsi="Calibri" w:cs="Calibri"/>
-          <w:sz w:val="22"/>
-          <w:szCs w:val="22"/>
-          <w:lang w:val="el-GR"/>
-        </w:rPr>
-        <w:t>.</w:t>
-      </w:r>
-      <w:r>
-        <w:rPr>
-          <w:rFonts w:ascii="Calibri" w:hAnsi="Calibri" w:cs="Calibri"/>
-          <w:sz w:val="22"/>
-          <w:szCs w:val="22"/>
-        </w:rPr>
-        <w:t>ts</w:t>
-      </w:r>
+      <w:proofErr w:type="spellEnd"/>
       <w:r>
         <w:rPr>
           <w:rFonts w:ascii="Calibri" w:hAnsi="Calibri" w:cs="Calibri"/>
@@ -6590,6 +6038,7 @@
         </w:rPr>
         <w:t xml:space="preserve">περιλαμβάνεται το αρχείο </w:t>
       </w:r>
+      <w:proofErr w:type="spellStart"/>
       <w:r>
         <w:rPr>
           <w:rFonts w:ascii="Calibri" w:hAnsi="Calibri" w:cs="Calibri"/>
@@ -6598,6 +6047,7 @@
         </w:rPr>
         <w:t>urls</w:t>
       </w:r>
+      <w:proofErr w:type="spellEnd"/>
       <w:r>
         <w:rPr>
           <w:rFonts w:ascii="Calibri" w:hAnsi="Calibri" w:cs="Calibri"/>
@@ -6607,6 +6057,7 @@
         </w:rPr>
         <w:t>.</w:t>
       </w:r>
+      <w:proofErr w:type="spellStart"/>
       <w:r>
         <w:rPr>
           <w:rFonts w:ascii="Calibri" w:hAnsi="Calibri" w:cs="Calibri"/>
@@ -6615,6 +6066,7 @@
         </w:rPr>
         <w:t>ts</w:t>
       </w:r>
+      <w:proofErr w:type="spellEnd"/>
       <w:r>
         <w:rPr>
           <w:rFonts w:ascii="Calibri" w:hAnsi="Calibri" w:cs="Calibri"/>
@@ -6755,25 +6207,24 @@
           <w:szCs w:val="22"/>
           <w:lang w:val="el-GR"/>
         </w:rPr>
-        <w:t>Ο φάκελος Interfaces περιέχει τα interfaces I</w:t>
-      </w:r>
-      <w:r>
-        <w:rPr>
-          <w:rFonts w:ascii="Calibri" w:hAnsi="Calibri" w:cs="Calibri"/>
-          <w:sz w:val="22"/>
-          <w:szCs w:val="22"/>
-          <w:lang w:val="el-GR"/>
-        </w:rPr>
-        <w:t>u</w:t>
-      </w:r>
-      <w:r>
-        <w:rPr>
-          <w:rFonts w:ascii="Calibri" w:hAnsi="Calibri" w:cs="Calibri"/>
-          <w:sz w:val="22"/>
-          <w:szCs w:val="22"/>
-          <w:lang w:val="el-GR"/>
-        </w:rPr>
-        <w:t>serLogin</w:t>
+        <w:t>Ο φάκελος Interfaces περιέχει τα interfaces IuserLogin και IUserRegister, τα οποία καθορίζουν τη δομή των δεδομένων που αποστέλλονται ή λαμβάνονται κατά τη διαδικασία login και εγγραφής του χρήστη.</w:t>
+      </w:r>
+      <w:r>
+        <w:rPr>
+          <w:rFonts w:ascii="Calibri" w:hAnsi="Calibri" w:cs="Calibri"/>
+          <w:sz w:val="22"/>
+          <w:szCs w:val="22"/>
+          <w:lang w:val="el-GR"/>
+        </w:rPr>
+        <w:t xml:space="preserve"> Τα </w:t>
+      </w:r>
+      <w:r>
+        <w:rPr>
+          <w:rFonts w:ascii="Calibri" w:hAnsi="Calibri" w:cs="Calibri"/>
+          <w:sz w:val="22"/>
+          <w:szCs w:val="22"/>
+        </w:rPr>
+        <w:t>interfaces</w:t>
       </w:r>
       <w:r>
         <w:rPr>
@@ -6791,41 +6242,6 @@
           <w:szCs w:val="22"/>
           <w:lang w:val="el-GR"/>
         </w:rPr>
-        <w:t>και IUserRegister, τα οποία καθορίζουν τη δομή των δεδομένων που αποστέλλονται ή λαμβάνονται κατά τη διαδικασία login και εγγραφής του χρήστη.</w:t>
-      </w:r>
-      <w:r>
-        <w:rPr>
-          <w:rFonts w:ascii="Calibri" w:hAnsi="Calibri" w:cs="Calibri"/>
-          <w:sz w:val="22"/>
-          <w:szCs w:val="22"/>
-          <w:lang w:val="el-GR"/>
-        </w:rPr>
-        <w:t xml:space="preserve"> Τα </w:t>
-      </w:r>
-      <w:r>
-        <w:rPr>
-          <w:rFonts w:ascii="Calibri" w:hAnsi="Calibri" w:cs="Calibri"/>
-          <w:sz w:val="22"/>
-          <w:szCs w:val="22"/>
-        </w:rPr>
-        <w:t>interfaces</w:t>
-      </w:r>
-      <w:r>
-        <w:rPr>
-          <w:rFonts w:ascii="Calibri" w:hAnsi="Calibri" w:cs="Calibri"/>
-          <w:sz w:val="22"/>
-          <w:szCs w:val="22"/>
-          <w:lang w:val="el-GR"/>
-        </w:rPr>
-        <w:t xml:space="preserve"> </w:t>
-      </w:r>
-      <w:r>
-        <w:rPr>
-          <w:rFonts w:ascii="Calibri" w:hAnsi="Calibri" w:cs="Calibri"/>
-          <w:sz w:val="22"/>
-          <w:szCs w:val="22"/>
-          <w:lang w:val="el-GR"/>
-        </w:rPr>
         <w:t>εξασφαλίζουν τη σωστή μορφή των δεδομένων και τη μείωση σφαλμάτων.</w:t>
       </w:r>
     </w:p>
@@ -6891,6 +6307,7 @@
         </w:rPr>
         <w:t>.</w:t>
       </w:r>
+      <w:proofErr w:type="spellStart"/>
       <w:r>
         <w:rPr>
           <w:rFonts w:ascii="Calibri" w:hAnsi="Calibri" w:cs="Calibri"/>
@@ -6899,6 +6316,7 @@
         </w:rPr>
         <w:t>ts</w:t>
       </w:r>
+      <w:proofErr w:type="spellEnd"/>
       <w:r>
         <w:rPr>
           <w:rFonts w:ascii="Calibri" w:hAnsi="Calibri" w:cs="Calibri"/>
@@ -7436,6 +6854,7 @@
         </w:rPr>
         <w:t>.</w:t>
       </w:r>
+      <w:proofErr w:type="spellStart"/>
       <w:r>
         <w:rPr>
           <w:rFonts w:ascii="Calibri" w:hAnsi="Calibri" w:cs="Calibri"/>
@@ -7444,6 +6863,7 @@
         </w:rPr>
         <w:t>ts</w:t>
       </w:r>
+      <w:proofErr w:type="spellEnd"/>
       <w:r>
         <w:rPr>
           <w:rFonts w:ascii="Calibri" w:hAnsi="Calibri" w:cs="Calibri"/>
@@ -7487,6 +6907,7 @@
         </w:rPr>
         <w:t>.</w:t>
       </w:r>
+      <w:proofErr w:type="spellStart"/>
       <w:r>
         <w:rPr>
           <w:rFonts w:ascii="Calibri" w:hAnsi="Calibri" w:cs="Calibri"/>
@@ -7495,6 +6916,7 @@
         </w:rPr>
         <w:t>ts</w:t>
       </w:r>
+      <w:proofErr w:type="spellEnd"/>
       <w:r>
         <w:rPr>
           <w:rFonts w:ascii="Calibri" w:hAnsi="Calibri" w:cs="Calibri"/>
@@ -7538,6 +6960,7 @@
         </w:rPr>
         <w:t>.</w:t>
       </w:r>
+      <w:proofErr w:type="spellStart"/>
       <w:r>
         <w:rPr>
           <w:rFonts w:ascii="Calibri" w:hAnsi="Calibri" w:cs="Calibri"/>
@@ -7546,6 +6969,7 @@
         </w:rPr>
         <w:t>ts</w:t>
       </w:r>
+      <w:proofErr w:type="spellEnd"/>
       <w:r>
         <w:rPr>
           <w:rFonts w:ascii="Calibri" w:hAnsi="Calibri" w:cs="Calibri"/>
@@ -7749,6 +7173,7 @@
           <w:rFonts w:ascii="Calibri" w:hAnsi="Calibri" w:cs="Calibri"/>
           <w:sz w:val="22"/>
           <w:szCs w:val="22"/>
+          <w:lang w:val="el-GR"/>
         </w:rPr>
       </w:pPr>
       <w:r>
@@ -7820,6 +7245,7 @@
         </w:rPr>
         <w:t>.</w:t>
       </w:r>
+      <w:proofErr w:type="spellStart"/>
       <w:r>
         <w:rPr>
           <w:rFonts w:ascii="Calibri" w:hAnsi="Calibri" w:cs="Calibri"/>
@@ -7828,6 +7254,7 @@
         </w:rPr>
         <w:t>ts</w:t>
       </w:r>
+      <w:proofErr w:type="spellEnd"/>
       <w:r>
         <w:rPr>
           <w:rFonts w:ascii="Calibri" w:hAnsi="Calibri" w:cs="Calibri"/>
@@ -7871,6 +7298,7 @@
         </w:rPr>
         <w:t>.</w:t>
       </w:r>
+      <w:proofErr w:type="spellStart"/>
       <w:r>
         <w:rPr>
           <w:rFonts w:ascii="Calibri" w:hAnsi="Calibri" w:cs="Calibri"/>
@@ -7879,6 +7307,7 @@
         </w:rPr>
         <w:t>ts</w:t>
       </w:r>
+      <w:proofErr w:type="spellEnd"/>
       <w:r>
         <w:rPr>
           <w:rFonts w:ascii="Calibri" w:hAnsi="Calibri" w:cs="Calibri"/>
@@ -7922,6 +7351,7 @@
         </w:rPr>
         <w:t>.</w:t>
       </w:r>
+      <w:proofErr w:type="spellStart"/>
       <w:r>
         <w:rPr>
           <w:rFonts w:ascii="Calibri" w:hAnsi="Calibri" w:cs="Calibri"/>
@@ -7930,6 +7360,7 @@
         </w:rPr>
         <w:t>ts</w:t>
       </w:r>
+      <w:proofErr w:type="spellEnd"/>
       <w:r>
         <w:rPr>
           <w:rFonts w:ascii="Calibri" w:hAnsi="Calibri" w:cs="Calibri"/>
@@ -8077,6 +7508,7 @@
           <w:rFonts w:ascii="Calibri" w:hAnsi="Calibri" w:cs="Calibri"/>
           <w:sz w:val="22"/>
           <w:szCs w:val="22"/>
+          <w:lang w:val="el-GR"/>
         </w:rPr>
         <w:tab/>
       </w:r>
@@ -8085,6 +7517,7 @@
           <w:rFonts w:ascii="Calibri" w:hAnsi="Calibri" w:cs="Calibri"/>
           <w:sz w:val="22"/>
           <w:szCs w:val="22"/>
+          <w:lang w:val="el-GR"/>
         </w:rPr>
         <w:tab/>
       </w:r>
@@ -8198,6 +7631,7 @@
         </w:rPr>
         <w:t>.</w:t>
       </w:r>
+      <w:proofErr w:type="spellStart"/>
       <w:r>
         <w:rPr>
           <w:rFonts w:ascii="Calibri" w:hAnsi="Calibri" w:cs="Calibri"/>
@@ -8206,6 +7640,7 @@
         </w:rPr>
         <w:t>ts</w:t>
       </w:r>
+      <w:proofErr w:type="spellEnd"/>
       <w:r>
         <w:rPr>
           <w:rFonts w:ascii="Calibri" w:hAnsi="Calibri" w:cs="Calibri"/>
@@ -8233,6 +7668,7 @@
         </w:rPr>
         <w:t xml:space="preserve">άνεται η συνάρτηση </w:t>
       </w:r>
+      <w:proofErr w:type="spellStart"/>
       <w:r>
         <w:rPr>
           <w:rFonts w:ascii="Calibri" w:hAnsi="Calibri" w:cs="Calibri"/>
@@ -8241,6 +7677,7 @@
         </w:rPr>
         <w:t>generateTokenResponse</w:t>
       </w:r>
+      <w:proofErr w:type="spellEnd"/>
       <w:r>
         <w:rPr>
           <w:rFonts w:ascii="Calibri" w:hAnsi="Calibri" w:cs="Calibri"/>
@@ -8484,6 +7921,149 @@
     </w:p>
     <w:p>
       <w:pPr>
+        <w:ind w:left="720" w:firstLine="720"/>
+        <w:rPr>
+          <w:rFonts w:ascii="Calibri" w:hAnsi="Calibri" w:cs="Calibri"/>
+          <w:sz w:val="22"/>
+          <w:szCs w:val="22"/>
+        </w:rPr>
+      </w:pPr>
+      <w:r>
+        <w:rPr>
+          <w:rFonts w:ascii="Calibri" w:hAnsi="Calibri" w:cs="Calibri"/>
+          <w:noProof/>
+          <w:sz w:val="22"/>
+          <w:szCs w:val="22"/>
+        </w:rPr>
+        <w:lastRenderedPageBreak/>
+        <w:drawing>
+          <wp:inline distT="0" distB="0" distL="0" distR="0" wp14:anchorId="07A347C0" wp14:editId="0D8D5608">
+            <wp:extent cx="3795623" cy="2899873"/>
+            <wp:effectExtent l="0" t="0" r="0" b="0"/>
+            <wp:docPr id="844606008" name="Picture 4"/>
+            <wp:cNvGraphicFramePr>
+              <a:graphicFrameLocks xmlns:a="http://schemas.openxmlformats.org/drawingml/2006/main" noChangeAspect="1"/>
+            </wp:cNvGraphicFramePr>
+            <a:graphic xmlns:a="http://schemas.openxmlformats.org/drawingml/2006/main">
+              <a:graphicData uri="http://schemas.openxmlformats.org/drawingml/2006/picture">
+                <pic:pic xmlns:pic="http://schemas.openxmlformats.org/drawingml/2006/picture">
+                  <pic:nvPicPr>
+                    <pic:cNvPr id="0" name="Picture 4"/>
+                    <pic:cNvPicPr>
+                      <a:picLocks noChangeAspect="1" noChangeArrowheads="1"/>
+                    </pic:cNvPicPr>
+                  </pic:nvPicPr>
+                  <pic:blipFill>
+                    <a:blip r:embed="rId18" cstate="print">
+                      <a:extLst>
+                        <a:ext uri="{28A0092B-C50C-407E-A947-70E740481C1C}">
+                          <a14:useLocalDpi xmlns:a14="http://schemas.microsoft.com/office/drawing/2010/main" val="0"/>
+                        </a:ext>
+                      </a:extLst>
+                    </a:blip>
+                    <a:srcRect/>
+                    <a:stretch>
+                      <a:fillRect/>
+                    </a:stretch>
+                  </pic:blipFill>
+                  <pic:spPr bwMode="auto">
+                    <a:xfrm>
+                      <a:off x="0" y="0"/>
+                      <a:ext cx="3804175" cy="2906407"/>
+                    </a:xfrm>
+                    <a:prstGeom prst="rect">
+                      <a:avLst/>
+                    </a:prstGeom>
+                    <a:noFill/>
+                    <a:ln>
+                      <a:noFill/>
+                    </a:ln>
+                  </pic:spPr>
+                </pic:pic>
+              </a:graphicData>
+            </a:graphic>
+          </wp:inline>
+        </w:drawing>
+      </w:r>
+    </w:p>
+    <w:p>
+      <w:pPr>
+        <w:ind w:firstLine="720"/>
+        <w:rPr>
+          <w:rFonts w:ascii="Calibri" w:hAnsi="Calibri" w:cs="Calibri"/>
+          <w:sz w:val="22"/>
+          <w:szCs w:val="22"/>
+          <w:lang w:val="el-GR"/>
+        </w:rPr>
+      </w:pPr>
+      <w:r>
+        <w:rPr>
+          <w:rFonts w:ascii="Calibri" w:hAnsi="Calibri" w:cs="Calibri"/>
+          <w:noProof/>
+          <w:sz w:val="22"/>
+          <w:szCs w:val="22"/>
+        </w:rPr>
+        <w:drawing>
+          <wp:inline distT="0" distB="0" distL="0" distR="0" wp14:anchorId="741A8CA2" wp14:editId="1B5456A9">
+            <wp:extent cx="4830793" cy="2879195"/>
+            <wp:effectExtent l="0" t="0" r="8255" b="0"/>
+            <wp:docPr id="1342655183" name="Picture 5"/>
+            <wp:cNvGraphicFramePr>
+              <a:graphicFrameLocks xmlns:a="http://schemas.openxmlformats.org/drawingml/2006/main" noChangeAspect="1"/>
+            </wp:cNvGraphicFramePr>
+            <a:graphic xmlns:a="http://schemas.openxmlformats.org/drawingml/2006/main">
+              <a:graphicData uri="http://schemas.openxmlformats.org/drawingml/2006/picture">
+                <pic:pic xmlns:pic="http://schemas.openxmlformats.org/drawingml/2006/picture">
+                  <pic:nvPicPr>
+                    <pic:cNvPr id="0" name="Picture 5"/>
+                    <pic:cNvPicPr>
+                      <a:picLocks noChangeAspect="1" noChangeArrowheads="1"/>
+                    </pic:cNvPicPr>
+                  </pic:nvPicPr>
+                  <pic:blipFill>
+                    <a:blip r:embed="rId19" cstate="print">
+                      <a:extLst>
+                        <a:ext uri="{28A0092B-C50C-407E-A947-70E740481C1C}">
+                          <a14:useLocalDpi xmlns:a14="http://schemas.microsoft.com/office/drawing/2010/main" val="0"/>
+                        </a:ext>
+                      </a:extLst>
+                    </a:blip>
+                    <a:srcRect/>
+                    <a:stretch>
+                      <a:fillRect/>
+                    </a:stretch>
+                  </pic:blipFill>
+                  <pic:spPr bwMode="auto">
+                    <a:xfrm>
+                      <a:off x="0" y="0"/>
+                      <a:ext cx="4842728" cy="2886308"/>
+                    </a:xfrm>
+                    <a:prstGeom prst="rect">
+                      <a:avLst/>
+                    </a:prstGeom>
+                    <a:noFill/>
+                    <a:ln>
+                      <a:noFill/>
+                    </a:ln>
+                  </pic:spPr>
+                </pic:pic>
+              </a:graphicData>
+            </a:graphic>
+          </wp:inline>
+        </w:drawing>
+      </w:r>
+      <w:r>
+        <w:rPr>
+          <w:rFonts w:ascii="Calibri" w:hAnsi="Calibri" w:cs="Calibri"/>
+          <w:sz w:val="22"/>
+          <w:szCs w:val="22"/>
+          <w:lang w:val="el-GR"/>
+        </w:rPr>
+        <w:br/>
+      </w:r>
+    </w:p>
+    <w:p>
+      <w:pPr>
         <w:ind w:left="1440" w:firstLine="360"/>
         <w:rPr>
           <w:rFonts w:ascii="Calibri" w:hAnsi="Calibri" w:cs="Calibri"/>
@@ -8499,7 +8079,6 @@
           <w:szCs w:val="22"/>
           <w:lang w:val="el-GR"/>
         </w:rPr>
-        <w:lastRenderedPageBreak/>
         <w:t xml:space="preserve">Τέλος, κατά την εγγραφή του χρήστη, ο κωδικός πρόσβασης δεν αποθηκεύεται στη βάση δεδομένων σε απλή μορφή, αλλά πραγματοποιείται </w:t>
       </w:r>
       <w:r>
@@ -8528,6 +8107,7 @@
         </w:rPr>
         <w:t xml:space="preserve">μέσω της βιβλιοθήκης </w:t>
       </w:r>
+      <w:proofErr w:type="spellStart"/>
       <w:r>
         <w:rPr>
           <w:rFonts w:ascii="Calibri" w:hAnsi="Calibri" w:cs="Calibri"/>
@@ -8536,6 +8116,7 @@
         </w:rPr>
         <w:t>bcrypt</w:t>
       </w:r>
+      <w:proofErr w:type="spellEnd"/>
       <w:r>
         <w:rPr>
           <w:rFonts w:ascii="Calibri" w:hAnsi="Calibri" w:cs="Calibri"/>
@@ -8562,7 +8143,6 @@
           <w:rFonts w:ascii="Calibri" w:hAnsi="Calibri" w:cs="Calibri"/>
           <w:sz w:val="22"/>
           <w:szCs w:val="22"/>
-          <w:lang w:val="el-GR"/>
         </w:rPr>
       </w:pPr>
       <w:r>
@@ -8585,7 +8165,7 @@
                     <pic:cNvPicPr/>
                   </pic:nvPicPr>
                   <pic:blipFill>
-                    <a:blip r:embed="rId18"/>
+                    <a:blip r:embed="rId20"/>
                     <a:stretch>
                       <a:fillRect/>
                     </a:stretch>
@@ -8617,6 +8197,16 @@
     </w:p>
     <w:p>
       <w:pPr>
+        <w:ind w:left="1440"/>
+        <w:rPr>
+          <w:rFonts w:ascii="Calibri" w:hAnsi="Calibri" w:cs="Calibri"/>
+          <w:sz w:val="22"/>
+          <w:szCs w:val="22"/>
+        </w:rPr>
+      </w:pPr>
+    </w:p>
+    <w:p>
+      <w:pPr>
         <w:pStyle w:val="ListParagraph"/>
         <w:numPr>
           <w:ilvl w:val="0"/>
@@ -8629,14 +8219,17 @@
           <w:lang w:val="el-GR"/>
         </w:rPr>
       </w:pPr>
-      <w:r>
-        <w:rPr>
-          <w:rFonts w:ascii="Calibri" w:hAnsi="Calibri" w:cs="Calibri"/>
-          <w:b/>
-          <w:bCs/>
-        </w:rPr>
+      <w:proofErr w:type="spellStart"/>
+      <w:r>
+        <w:rPr>
+          <w:rFonts w:ascii="Calibri" w:hAnsi="Calibri" w:cs="Calibri"/>
+          <w:b/>
+          <w:bCs/>
+        </w:rPr>
+        <w:lastRenderedPageBreak/>
         <w:t>Middlewares</w:t>
       </w:r>
+      <w:proofErr w:type="spellEnd"/>
     </w:p>
     <w:p>
       <w:pPr>
@@ -9012,7 +8605,7 @@
                     </pic:cNvPicPr>
                   </pic:nvPicPr>
                   <pic:blipFill>
-                    <a:blip r:embed="rId19">
+                    <a:blip r:embed="rId21">
                       <a:extLst>
                         <a:ext uri="{28A0092B-C50C-407E-A947-70E740481C1C}">
                           <a14:useLocalDpi xmlns:a14="http://schemas.microsoft.com/office/drawing/2010/main" val="0"/>
@@ -9094,16 +8687,7 @@
           <w:szCs w:val="22"/>
           <w:lang w:val="el-GR"/>
         </w:rPr>
-        <w:t>Από το</w:t>
-      </w:r>
-      <w:r>
-        <w:rPr>
-          <w:rFonts w:ascii="Calibri" w:hAnsi="Calibri" w:cs="Calibri"/>
-          <w:sz w:val="22"/>
-          <w:szCs w:val="22"/>
-          <w:lang w:val="el-GR"/>
-        </w:rPr>
-        <w:t xml:space="preserve"> αρχείο </w:t>
+        <w:t xml:space="preserve">Το αρχέιο </w:t>
       </w:r>
       <w:r>
         <w:rPr>
@@ -9122,6 +8706,7 @@
         </w:rPr>
         <w:t>.</w:t>
       </w:r>
+      <w:proofErr w:type="spellStart"/>
       <w:r>
         <w:rPr>
           <w:rFonts w:ascii="Calibri" w:hAnsi="Calibri" w:cs="Calibri"/>
@@ -9130,14 +8715,51 @@
         </w:rPr>
         <w:t>ts</w:t>
       </w:r>
-      <w:r>
-        <w:rPr>
-          <w:rFonts w:ascii="Calibri" w:hAnsi="Calibri" w:cs="Calibri"/>
-          <w:sz w:val="22"/>
-          <w:szCs w:val="22"/>
-          <w:lang w:val="el-GR"/>
-        </w:rPr>
-        <w:t xml:space="preserve"> ξεκινάνε οι </w:t>
+      <w:proofErr w:type="spellEnd"/>
+      <w:r>
+        <w:rPr>
+          <w:rFonts w:ascii="Calibri" w:hAnsi="Calibri" w:cs="Calibri"/>
+          <w:sz w:val="22"/>
+          <w:szCs w:val="22"/>
+          <w:lang w:val="el-GR"/>
+        </w:rPr>
+        <w:t xml:space="preserve"> </w:t>
+      </w:r>
+      <w:r>
+        <w:rPr>
+          <w:rFonts w:ascii="Calibri" w:hAnsi="Calibri" w:cs="Calibri"/>
+          <w:sz w:val="22"/>
+          <w:szCs w:val="22"/>
+          <w:lang w:val="el-GR"/>
+        </w:rPr>
+        <w:t>είναι το σημείο εκκίνησης</w:t>
+      </w:r>
+      <w:r>
+        <w:rPr>
+          <w:rFonts w:ascii="Calibri" w:hAnsi="Calibri" w:cs="Calibri"/>
+          <w:sz w:val="22"/>
+          <w:szCs w:val="22"/>
+          <w:lang w:val="el-GR"/>
+        </w:rPr>
+        <w:t xml:space="preserve"> </w:t>
+      </w:r>
+      <w:r>
+        <w:rPr>
+          <w:rFonts w:ascii="Calibri" w:hAnsi="Calibri" w:cs="Calibri"/>
+          <w:sz w:val="22"/>
+          <w:szCs w:val="22"/>
+          <w:lang w:val="el-GR"/>
+        </w:rPr>
+        <w:t>των</w:t>
+      </w:r>
+      <w:r>
+        <w:rPr>
+          <w:rFonts w:ascii="Calibri" w:hAnsi="Calibri" w:cs="Calibri"/>
+          <w:sz w:val="22"/>
+          <w:szCs w:val="22"/>
+          <w:lang w:val="el-GR"/>
+        </w:rPr>
+        <w:t xml:space="preserve"> </w:t>
       </w:r>
       <w:r>
         <w:rPr>
@@ -9154,7 +8776,34 @@
           <w:szCs w:val="22"/>
           <w:lang w:val="el-GR"/>
         </w:rPr>
-        <w:t xml:space="preserve">, το </w:t>
+        <w:t xml:space="preserve"> και</w:t>
+      </w:r>
+      <w:r>
+        <w:rPr>
+          <w:rFonts w:ascii="Calibri" w:hAnsi="Calibri" w:cs="Calibri"/>
+          <w:sz w:val="22"/>
+          <w:szCs w:val="22"/>
+          <w:lang w:val="el-GR"/>
+        </w:rPr>
+        <w:t xml:space="preserve"> το</w:t>
+      </w:r>
+      <w:r>
+        <w:rPr>
+          <w:rFonts w:ascii="Calibri" w:hAnsi="Calibri" w:cs="Calibri"/>
+          <w:sz w:val="22"/>
+          <w:szCs w:val="22"/>
+          <w:lang w:val="el-GR"/>
+        </w:rPr>
+        <w:t>υ</w:t>
+      </w:r>
+      <w:r>
+        <w:rPr>
+          <w:rFonts w:ascii="Calibri" w:hAnsi="Calibri" w:cs="Calibri"/>
+          <w:sz w:val="22"/>
+          <w:szCs w:val="22"/>
+          <w:lang w:val="el-GR"/>
+        </w:rPr>
+        <w:t xml:space="preserve"> </w:t>
       </w:r>
       <w:r>
         <w:rPr>
@@ -9180,6 +8829,15 @@
           <w:szCs w:val="22"/>
           <w:lang w:val="el-GR"/>
         </w:rPr>
+        <w:t xml:space="preserve">ενώ παράλληλα </w:t>
+      </w:r>
+      <w:r>
+        <w:rPr>
+          <w:rFonts w:ascii="Calibri" w:hAnsi="Calibri" w:cs="Calibri"/>
+          <w:sz w:val="22"/>
+          <w:szCs w:val="22"/>
+          <w:lang w:val="el-GR"/>
+        </w:rPr>
         <w:t>πραγματοποιείται η</w:t>
       </w:r>
       <w:r>
@@ -9189,7 +8847,25 @@
           <w:szCs w:val="22"/>
           <w:lang w:val="el-GR"/>
         </w:rPr>
-        <w:t xml:space="preserve"> αρκικοποίηση της </w:t>
+        <w:t xml:space="preserve"> αρ</w:t>
+      </w:r>
+      <w:r>
+        <w:rPr>
+          <w:rFonts w:ascii="Calibri" w:hAnsi="Calibri" w:cs="Calibri"/>
+          <w:sz w:val="22"/>
+          <w:szCs w:val="22"/>
+          <w:lang w:val="el-GR"/>
+        </w:rPr>
+        <w:t>χ</w:t>
+      </w:r>
+      <w:r>
+        <w:rPr>
+          <w:rFonts w:ascii="Calibri" w:hAnsi="Calibri" w:cs="Calibri"/>
+          <w:sz w:val="22"/>
+          <w:szCs w:val="22"/>
+          <w:lang w:val="el-GR"/>
+        </w:rPr>
+        <w:t xml:space="preserve">ικοποίηση της </w:t>
       </w:r>
       <w:r>
         <w:rPr>
@@ -9339,7 +9015,7 @@
           <w:szCs w:val="22"/>
           <w:lang w:val="el-GR"/>
         </w:rPr>
-        <w:t xml:space="preserve">περιλαμβάνει ευαίσθητες πληροφορίες όπως, το </w:t>
+        <w:t xml:space="preserve">περιλαμβάνει ευαίσθητες πληροφορίες όπως το </w:t>
       </w:r>
       <w:r>
         <w:rPr>
@@ -9503,7 +9179,7 @@
                     </pic:cNvPicPr>
                   </pic:nvPicPr>
                   <pic:blipFill>
-                    <a:blip r:embed="rId20">
+                    <a:blip r:embed="rId22">
                       <a:extLst>
                         <a:ext uri="{28A0092B-C50C-407E-A947-70E740481C1C}">
                           <a14:useLocalDpi xmlns:a14="http://schemas.microsoft.com/office/drawing/2010/main" val="0"/>
@@ -9560,7 +9236,7 @@
                     </pic:cNvPicPr>
                   </pic:nvPicPr>
                   <pic:blipFill>
-                    <a:blip r:embed="rId21">
+                    <a:blip r:embed="rId23">
                       <a:extLst>
                         <a:ext uri="{28A0092B-C50C-407E-A947-70E740481C1C}">
                           <a14:useLocalDpi xmlns:a14="http://schemas.microsoft.com/office/drawing/2010/main" val="0"/>
@@ -9628,7 +9304,7 @@
                     </pic:cNvPicPr>
                   </pic:nvPicPr>
                   <pic:blipFill>
-                    <a:blip r:embed="rId22">
+                    <a:blip r:embed="rId24">
                       <a:extLst>
                         <a:ext uri="{28A0092B-C50C-407E-A947-70E740481C1C}">
                           <a14:useLocalDpi xmlns:a14="http://schemas.microsoft.com/office/drawing/2010/main" val="0"/>
@@ -9666,27 +9342,6 @@
           <w:rFonts w:ascii="Calibri" w:hAnsi="Calibri" w:cs="Calibri"/>
           <w:b/>
           <w:bCs/>
-          <w:lang w:val="el-GR"/>
-        </w:rPr>
-      </w:pPr>
-    </w:p>
-    <w:p>
-      <w:pPr>
-        <w:rPr>
-          <w:rFonts w:ascii="Calibri" w:hAnsi="Calibri" w:cs="Calibri"/>
-          <w:b/>
-          <w:bCs/>
-          <w:lang w:val="el-GR"/>
-        </w:rPr>
-      </w:pPr>
-    </w:p>
-    <w:p>
-      <w:pPr>
-        <w:rPr>
-          <w:rFonts w:ascii="Calibri" w:hAnsi="Calibri" w:cs="Calibri"/>
-          <w:b/>
-          <w:bCs/>
-          <w:lang w:val="el-GR"/>
         </w:rPr>
       </w:pPr>
     </w:p>
@@ -9711,35 +9366,265 @@
           <w:b/>
           <w:bCs/>
           <w:color w:val="auto"/>
+          <w:lang w:val="el-GR"/>
+        </w:rPr>
+        <w:t>Λειτουργίες</w:t>
+      </w:r>
+    </w:p>
+    <w:p>
+      <w:pPr>
+        <w:ind w:left="1080" w:firstLine="360"/>
+        <w:rPr>
+          <w:rFonts w:ascii="Calibri" w:hAnsi="Calibri" w:cs="Calibri"/>
+          <w:sz w:val="22"/>
+          <w:szCs w:val="22"/>
+          <w:lang w:val="el-GR"/>
+        </w:rPr>
+      </w:pPr>
+      <w:r>
+        <w:rPr>
+          <w:rFonts w:ascii="Calibri" w:hAnsi="Calibri" w:cs="Calibri"/>
+          <w:sz w:val="22"/>
+          <w:szCs w:val="22"/>
+          <w:lang w:val="el-GR"/>
+        </w:rPr>
+        <w:t xml:space="preserve">Η εφαρμογή </w:t>
+      </w:r>
+      <w:r>
+        <w:rPr>
+          <w:rFonts w:ascii="Calibri" w:hAnsi="Calibri" w:cs="Calibri"/>
+          <w:sz w:val="22"/>
+          <w:szCs w:val="22"/>
+          <w:lang w:val="el-GR"/>
+        </w:rPr>
+        <w:t>“</w:t>
+      </w:r>
+      <w:proofErr w:type="spellStart"/>
+      <w:r>
+        <w:rPr>
+          <w:rFonts w:ascii="Calibri" w:hAnsi="Calibri" w:cs="Calibri"/>
+          <w:sz w:val="22"/>
+          <w:szCs w:val="22"/>
+        </w:rPr>
+        <w:t>UniBookie</w:t>
+      </w:r>
+      <w:proofErr w:type="spellEnd"/>
+      <w:r>
+        <w:rPr>
+          <w:rFonts w:ascii="Calibri" w:hAnsi="Calibri" w:cs="Calibri"/>
+          <w:sz w:val="22"/>
+          <w:szCs w:val="22"/>
+          <w:lang w:val="el-GR"/>
+        </w:rPr>
+        <w:t xml:space="preserve">” </w:t>
+      </w:r>
+      <w:r>
+        <w:rPr>
+          <w:rFonts w:ascii="Calibri" w:hAnsi="Calibri" w:cs="Calibri"/>
+          <w:sz w:val="22"/>
+          <w:szCs w:val="22"/>
+          <w:lang w:val="el-GR"/>
+        </w:rPr>
+        <w:t>έχει σχεδιαστεί για να κάνει πιο εύκολη και αποτελεσματική την παραγγελία των πανεπιστημιακών συγγραμμάτων. Παρέχονται στον χρήστη οι εξής δυνατότητες:</w:t>
+      </w:r>
+    </w:p>
+    <w:p>
+      <w:pPr>
+        <w:pStyle w:val="ListParagraph"/>
+        <w:numPr>
+          <w:ilvl w:val="0"/>
+          <w:numId w:val="7"/>
+        </w:numPr>
+        <w:rPr>
+          <w:rFonts w:ascii="Calibri" w:hAnsi="Calibri" w:cs="Calibri"/>
+          <w:sz w:val="22"/>
+          <w:szCs w:val="22"/>
+          <w:lang w:val="el-GR"/>
+        </w:rPr>
+      </w:pPr>
+      <w:r>
+        <w:rPr>
+          <w:rFonts w:ascii="Calibri" w:hAnsi="Calibri" w:cs="Calibri"/>
+          <w:sz w:val="22"/>
+          <w:szCs w:val="22"/>
+          <w:lang w:val="el-GR"/>
+        </w:rPr>
+        <w:t>Περιήγηση στα διαθέσιμα συγγράμματα βλέποντας βασικές πληροφορίες όπως τίτλο, συγγραφέα και τιμή.</w:t>
+      </w:r>
+    </w:p>
+    <w:p>
+      <w:pPr>
+        <w:pStyle w:val="ListParagraph"/>
+        <w:numPr>
+          <w:ilvl w:val="0"/>
+          <w:numId w:val="7"/>
+        </w:numPr>
+        <w:rPr>
+          <w:rFonts w:ascii="Calibri" w:hAnsi="Calibri" w:cs="Calibri"/>
+          <w:sz w:val="22"/>
+          <w:szCs w:val="22"/>
+          <w:lang w:val="el-GR"/>
+        </w:rPr>
+      </w:pPr>
+      <w:r>
+        <w:rPr>
+          <w:rFonts w:ascii="Calibri" w:hAnsi="Calibri" w:cs="Calibri"/>
+          <w:sz w:val="22"/>
+          <w:szCs w:val="22"/>
+          <w:lang w:val="el-GR"/>
+        </w:rPr>
+        <w:t>Αναζήτηση συγκεκριμένων συγγραμμάτων με βάση το όνομα του συγγράμματος.</w:t>
+      </w:r>
+    </w:p>
+    <w:p>
+      <w:pPr>
+        <w:pStyle w:val="ListParagraph"/>
+        <w:numPr>
+          <w:ilvl w:val="0"/>
+          <w:numId w:val="7"/>
+        </w:numPr>
+        <w:rPr>
+          <w:rFonts w:ascii="Calibri" w:hAnsi="Calibri" w:cs="Calibri"/>
+          <w:sz w:val="22"/>
+          <w:szCs w:val="22"/>
+          <w:lang w:val="el-GR"/>
+        </w:rPr>
+      </w:pPr>
+      <w:r>
+        <w:rPr>
+          <w:rFonts w:ascii="Calibri" w:hAnsi="Calibri" w:cs="Calibri"/>
+          <w:sz w:val="22"/>
+          <w:szCs w:val="22"/>
+          <w:lang w:val="el-GR"/>
         </w:rPr>
         <w:lastRenderedPageBreak/>
-        <w:t>Features Overview</w:t>
-      </w:r>
-    </w:p>
-    <w:p>
-      <w:pPr>
-        <w:rPr>
-          <w:rFonts w:ascii="Calibri" w:hAnsi="Calibri" w:cs="Calibri"/>
-          <w:b/>
-          <w:bCs/>
-          <w:lang w:val="el-GR"/>
-        </w:rPr>
-      </w:pPr>
-    </w:p>
-    <w:p>
-      <w:pPr>
-        <w:ind w:left="1080" w:firstLine="720"/>
-        <w:rPr>
-          <w:rFonts w:ascii="Calibri" w:hAnsi="Calibri" w:cs="Calibri"/>
-          <w:b/>
-          <w:bCs/>
-          <w:lang w:val="el-GR"/>
-        </w:rPr>
-      </w:pPr>
-    </w:p>
-    <w:p>
-      <w:pPr>
-        <w:ind w:left="1080" w:firstLine="720"/>
+        <w:t>Προσθήκη συγγραμμάτων στο καλάθι αγορών καθώς και τροποποίηση ποσοτήτων ή αφαίρεση προϊόντων μέσα σε αυτό.</w:t>
+      </w:r>
+    </w:p>
+    <w:p>
+      <w:pPr>
+        <w:pStyle w:val="ListParagraph"/>
+        <w:numPr>
+          <w:ilvl w:val="0"/>
+          <w:numId w:val="7"/>
+        </w:numPr>
+        <w:rPr>
+          <w:rFonts w:ascii="Calibri" w:hAnsi="Calibri" w:cs="Calibri"/>
+          <w:sz w:val="22"/>
+          <w:szCs w:val="22"/>
+          <w:lang w:val="el-GR"/>
+        </w:rPr>
+      </w:pPr>
+      <w:r>
+        <w:rPr>
+          <w:rFonts w:ascii="Calibri" w:hAnsi="Calibri" w:cs="Calibri"/>
+          <w:sz w:val="22"/>
+          <w:szCs w:val="22"/>
+          <w:lang w:val="el-GR"/>
+        </w:rPr>
+        <w:t>Ολοκλήρωση παραγγελίας εισάγοντας τα στοιχεία αποστολής και τον τρόπο πληρωμής.</w:t>
+      </w:r>
+    </w:p>
+    <w:p>
+      <w:pPr>
+        <w:pStyle w:val="ListParagraph"/>
+        <w:numPr>
+          <w:ilvl w:val="0"/>
+          <w:numId w:val="7"/>
+        </w:numPr>
+        <w:rPr>
+          <w:rFonts w:ascii="Calibri" w:hAnsi="Calibri" w:cs="Calibri"/>
+          <w:sz w:val="22"/>
+          <w:szCs w:val="22"/>
+          <w:lang w:val="el-GR"/>
+        </w:rPr>
+      </w:pPr>
+      <w:r>
+        <w:rPr>
+          <w:rFonts w:ascii="Calibri" w:hAnsi="Calibri" w:cs="Calibri"/>
+          <w:sz w:val="22"/>
+          <w:szCs w:val="22"/>
+          <w:lang w:val="el-GR"/>
+        </w:rPr>
+        <w:t xml:space="preserve">Παρακολούθηση ιστορικό παραγγελιών </w:t>
+      </w:r>
+      <w:r>
+        <w:rPr>
+          <w:rFonts w:ascii="Calibri" w:hAnsi="Calibri" w:cs="Calibri"/>
+          <w:sz w:val="22"/>
+          <w:szCs w:val="22"/>
+          <w:lang w:val="el-GR"/>
+        </w:rPr>
+        <w:t>και των στοιχείων τους.</w:t>
+      </w:r>
+    </w:p>
+    <w:p>
+      <w:pPr>
+        <w:pStyle w:val="ListParagraph"/>
+        <w:numPr>
+          <w:ilvl w:val="0"/>
+          <w:numId w:val="7"/>
+        </w:numPr>
+        <w:rPr>
+          <w:rFonts w:ascii="Calibri" w:hAnsi="Calibri" w:cs="Calibri"/>
+          <w:sz w:val="22"/>
+          <w:szCs w:val="22"/>
+          <w:lang w:val="el-GR"/>
+        </w:rPr>
+      </w:pPr>
+      <w:r>
+        <w:rPr>
+          <w:rFonts w:ascii="Calibri" w:hAnsi="Calibri" w:cs="Calibri"/>
+          <w:sz w:val="22"/>
+          <w:szCs w:val="22"/>
+          <w:lang w:val="el-GR"/>
+        </w:rPr>
+        <w:t>Άμεση προσθήκη προϊόντων από παρελθοντική παραγγελία στο καλάθι μέσω του ιστορικού παραγγελιών.</w:t>
+      </w:r>
+    </w:p>
+    <w:p>
+      <w:pPr>
+        <w:pStyle w:val="ListParagraph"/>
+        <w:numPr>
+          <w:ilvl w:val="0"/>
+          <w:numId w:val="7"/>
+        </w:numPr>
+        <w:rPr>
+          <w:rFonts w:ascii="Calibri" w:hAnsi="Calibri" w:cs="Calibri"/>
+          <w:sz w:val="22"/>
+          <w:szCs w:val="22"/>
+          <w:lang w:val="el-GR"/>
+        </w:rPr>
+      </w:pPr>
+      <w:r>
+        <w:rPr>
+          <w:rFonts w:ascii="Calibri" w:hAnsi="Calibri" w:cs="Calibri"/>
+          <w:sz w:val="22"/>
+          <w:szCs w:val="22"/>
+          <w:lang w:val="el-GR"/>
+        </w:rPr>
+        <w:t xml:space="preserve"> Επικοινωνία με το κατάστημα καθώς υπάρχει σελίδα επικοινωνίας που περιλαμβάνει στοιχεία όπως τηλέφωνω, διεύθυνση και </w:t>
+      </w:r>
+      <w:r>
+        <w:rPr>
+          <w:rFonts w:ascii="Calibri" w:hAnsi="Calibri" w:cs="Calibri"/>
+          <w:sz w:val="22"/>
+          <w:szCs w:val="22"/>
+        </w:rPr>
+        <w:t>email</w:t>
+      </w:r>
+      <w:r>
+        <w:rPr>
+          <w:rFonts w:ascii="Calibri" w:hAnsi="Calibri" w:cs="Calibri"/>
+          <w:sz w:val="22"/>
+          <w:szCs w:val="22"/>
+          <w:lang w:val="el-GR"/>
+        </w:rPr>
+        <w:t>.</w:t>
+      </w:r>
+    </w:p>
+    <w:p>
+      <w:pPr>
         <w:rPr>
           <w:rFonts w:ascii="Calibri" w:hAnsi="Calibri" w:cs="Calibri"/>
           <w:b/>
@@ -9769,8 +9654,9 @@
           <w:b/>
           <w:bCs/>
           <w:color w:val="auto"/>
-        </w:rPr>
-        <w:t>Database Structure</w:t>
+          <w:lang w:val="el-GR"/>
+        </w:rPr>
+        <w:t>Δομή Βάσης Δεδομένων</w:t>
       </w:r>
     </w:p>
     <w:p>
@@ -9801,6 +9687,7 @@
         </w:rPr>
         <w:t>“</w:t>
       </w:r>
+      <w:proofErr w:type="spellStart"/>
       <w:r>
         <w:rPr>
           <w:rFonts w:ascii="Calibri" w:hAnsi="Calibri" w:cs="Calibri"/>
@@ -9809,6 +9696,7 @@
         </w:rPr>
         <w:t>UniBookie</w:t>
       </w:r>
+      <w:proofErr w:type="spellEnd"/>
       <w:r>
         <w:rPr>
           <w:rFonts w:ascii="Calibri" w:hAnsi="Calibri" w:cs="Calibri"/>
@@ -10145,7 +10033,7 @@
                     <pic:cNvPicPr/>
                   </pic:nvPicPr>
                   <pic:blipFill>
-                    <a:blip r:embed="rId23"/>
+                    <a:blip r:embed="rId25"/>
                     <a:stretch>
                       <a:fillRect/>
                     </a:stretch>
@@ -10244,6 +10132,7 @@
         <w:rPr>
           <w:noProof/>
         </w:rPr>
+        <w:lastRenderedPageBreak/>
         <w:drawing>
           <wp:inline distT="0" distB="0" distL="0" distR="0" wp14:anchorId="2FF6D2E5" wp14:editId="1BE258B7">
             <wp:extent cx="2371725" cy="1943100"/>
@@ -10260,7 +10149,7 @@
                     <pic:cNvPicPr/>
                   </pic:nvPicPr>
                   <pic:blipFill>
-                    <a:blip r:embed="rId24"/>
+                    <a:blip r:embed="rId26"/>
                     <a:stretch>
                       <a:fillRect/>
                     </a:stretch>
@@ -10304,7 +10193,6 @@
           <w:color w:val="auto"/>
           <w:lang w:val="el-GR"/>
         </w:rPr>
-        <w:lastRenderedPageBreak/>
         <w:t xml:space="preserve">Συλλογή </w:t>
       </w:r>
       <w:r>
@@ -10375,7 +10263,7 @@
                     <pic:cNvPicPr/>
                   </pic:nvPicPr>
                   <pic:blipFill>
-                    <a:blip r:embed="rId25"/>
+                    <a:blip r:embed="rId27"/>
                     <a:stretch>
                       <a:fillRect/>
                     </a:stretch>
@@ -10436,6 +10324,7 @@
           <w:rFonts w:ascii="Calibri" w:hAnsi="Calibri" w:cs="Calibri"/>
           <w:sz w:val="22"/>
           <w:szCs w:val="22"/>
+          <w:lang w:val="el-GR"/>
         </w:rPr>
       </w:pPr>
       <w:r>
@@ -10473,6 +10362,7 @@
         </w:rPr>
         <w:t xml:space="preserve">πραγματοποιούνται με τα </w:t>
       </w:r>
+      <w:proofErr w:type="spellStart"/>
       <w:r>
         <w:rPr>
           <w:rFonts w:ascii="Calibri" w:hAnsi="Calibri" w:cs="Calibri"/>
@@ -10481,6 +10371,7 @@
         </w:rPr>
         <w:t>ObjectId</w:t>
       </w:r>
+      <w:proofErr w:type="spellEnd"/>
       <w:r>
         <w:rPr>
           <w:rFonts w:ascii="Calibri" w:hAnsi="Calibri" w:cs="Calibri"/>
@@ -10608,7 +10499,7 @@
                     <pic:cNvPicPr/>
                   </pic:nvPicPr>
                   <pic:blipFill>
-                    <a:blip r:embed="rId26"/>
+                    <a:blip r:embed="rId28"/>
                     <a:stretch>
                       <a:fillRect/>
                     </a:stretch>
@@ -10631,75 +10522,12 @@
     </w:p>
     <w:p>
       <w:pPr>
-        <w:ind w:firstLine="720"/>
-        <w:rPr>
-          <w:rFonts w:ascii="Calibri" w:hAnsi="Calibri" w:cs="Calibri"/>
-          <w:sz w:val="22"/>
-          <w:szCs w:val="22"/>
-          <w:lang w:val="el-GR"/>
-        </w:rPr>
-      </w:pPr>
-    </w:p>
-    <w:p>
-      <w:pPr>
-        <w:ind w:left="1440" w:firstLine="360"/>
-        <w:rPr>
-          <w:rFonts w:ascii="Calibri" w:hAnsi="Calibri" w:cs="Calibri"/>
-          <w:sz w:val="22"/>
-          <w:szCs w:val="22"/>
-          <w:lang w:val="el-GR"/>
-        </w:rPr>
-      </w:pPr>
-    </w:p>
-    <w:p>
-      <w:pPr>
-        <w:ind w:left="1440"/>
-        <w:rPr>
-          <w:lang w:val="el-GR"/>
-        </w:rPr>
-      </w:pPr>
-    </w:p>
-    <w:p>
-      <w:pPr>
-        <w:ind w:left="1080" w:firstLine="360"/>
-        <w:rPr>
-          <w:rFonts w:ascii="Calibri" w:hAnsi="Calibri" w:cs="Calibri"/>
-          <w:sz w:val="22"/>
-          <w:szCs w:val="22"/>
-          <w:lang w:val="el-GR"/>
-        </w:rPr>
-      </w:pPr>
-    </w:p>
-    <w:p>
-      <w:pPr>
-        <w:ind w:left="1440" w:firstLine="360"/>
-        <w:rPr>
-          <w:rFonts w:ascii="Calibri" w:hAnsi="Calibri" w:cs="Calibri"/>
-          <w:sz w:val="22"/>
-          <w:szCs w:val="22"/>
-          <w:lang w:val="el-GR"/>
-        </w:rPr>
-      </w:pPr>
-    </w:p>
-    <w:p>
-      <w:pPr>
-        <w:ind w:left="720" w:firstLine="360"/>
-        <w:rPr>
-          <w:rFonts w:ascii="Calibri" w:hAnsi="Calibri" w:cs="Calibri"/>
-          <w:sz w:val="22"/>
-          <w:szCs w:val="22"/>
-          <w:lang w:val="el-GR"/>
-        </w:rPr>
-      </w:pPr>
-      <w:r>
-        <w:rPr>
-          <w:rFonts w:ascii="Calibri" w:hAnsi="Calibri" w:cs="Calibri"/>
-          <w:sz w:val="22"/>
-          <w:szCs w:val="22"/>
-          <w:lang w:val="el-GR"/>
-        </w:rPr>
-        <w:tab/>
-      </w:r>
+        <w:rPr>
+          <w:rFonts w:ascii="Calibri" w:hAnsi="Calibri" w:cs="Calibri"/>
+          <w:sz w:val="22"/>
+          <w:szCs w:val="22"/>
+        </w:rPr>
+      </w:pPr>
     </w:p>
     <w:p>
       <w:pPr>
@@ -10725,19 +10553,56 @@
           <w:color w:val="auto"/>
           <w:sz w:val="26"/>
           <w:szCs w:val="26"/>
-        </w:rPr>
-        <w:t>Detailed Analysis</w:t>
-      </w:r>
-    </w:p>
-    <w:p>
-      <w:pPr>
-        <w:rPr>
-          <w:rFonts w:ascii="Calibri" w:hAnsi="Calibri" w:cs="Calibri"/>
-          <w:sz w:val="22"/>
-          <w:szCs w:val="22"/>
-          <w:lang w:val="el-GR"/>
-        </w:rPr>
-      </w:pPr>
+          <w:lang w:val="el-GR"/>
+        </w:rPr>
+        <w:t xml:space="preserve">Ανάλυση / </w:t>
+      </w:r>
+      <w:r>
+        <w:rPr>
+          <w:rFonts w:ascii="Calibri" w:hAnsi="Calibri" w:cs="Calibri"/>
+          <w:b/>
+          <w:bCs/>
+          <w:color w:val="auto"/>
+          <w:sz w:val="26"/>
+          <w:szCs w:val="26"/>
+        </w:rPr>
+        <w:t>User Guide</w:t>
+      </w:r>
+    </w:p>
+    <w:p>
+      <w:pPr>
+        <w:rPr>
+          <w:rFonts w:ascii="Calibri" w:hAnsi="Calibri" w:cs="Calibri"/>
+          <w:sz w:val="22"/>
+          <w:szCs w:val="22"/>
+        </w:rPr>
+      </w:pPr>
+    </w:p>
+    <w:p>
+      <w:pPr>
+        <w:pStyle w:val="Heading5"/>
+        <w:numPr>
+          <w:ilvl w:val="1"/>
+          <w:numId w:val="1"/>
+        </w:numPr>
+        <w:rPr>
+          <w:rFonts w:ascii="Calibri" w:hAnsi="Calibri" w:cs="Calibri"/>
+          <w:b/>
+          <w:bCs/>
+          <w:color w:val="auto"/>
+          <w:lang w:val="el-GR"/>
+        </w:rPr>
+      </w:pPr>
+      <w:r>
+        <w:rPr>
+          <w:rFonts w:ascii="Calibri" w:hAnsi="Calibri" w:cs="Calibri"/>
+          <w:b/>
+          <w:bCs/>
+          <w:color w:val="auto"/>
+          <w:lang w:val="el-GR"/>
+        </w:rPr>
+        <w:t>Περιήγηση</w:t>
+      </w:r>
     </w:p>
     <w:p>
       <w:pPr>
@@ -10749,6 +10614,5064 @@
           <w:lang w:val="el-GR"/>
         </w:rPr>
       </w:pPr>
+      <w:r>
+        <w:rPr>
+          <w:rFonts w:ascii="Calibri" w:hAnsi="Calibri" w:cs="Calibri"/>
+          <w:sz w:val="22"/>
+          <w:szCs w:val="22"/>
+          <w:lang w:val="el-GR"/>
+        </w:rPr>
+        <w:t>Κατά την είσοδό του στην εφαρμογή, ο χρήστης μεταφέρεται στ</w:t>
+      </w:r>
+      <w:r>
+        <w:rPr>
+          <w:rFonts w:ascii="Calibri" w:hAnsi="Calibri" w:cs="Calibri"/>
+          <w:sz w:val="22"/>
+          <w:szCs w:val="22"/>
+          <w:lang w:val="el-GR"/>
+        </w:rPr>
+        <w:t xml:space="preserve">ην </w:t>
+      </w:r>
+      <w:r>
+        <w:rPr>
+          <w:rFonts w:ascii="Calibri" w:hAnsi="Calibri" w:cs="Calibri"/>
+          <w:b/>
+          <w:bCs/>
+          <w:sz w:val="22"/>
+          <w:szCs w:val="22"/>
+          <w:lang w:val="el-GR"/>
+        </w:rPr>
+        <w:t>αρχική σελίδα</w:t>
+      </w:r>
+      <w:r>
+        <w:rPr>
+          <w:rFonts w:ascii="Calibri" w:hAnsi="Calibri" w:cs="Calibri"/>
+          <w:b/>
+          <w:bCs/>
+          <w:sz w:val="22"/>
+          <w:szCs w:val="22"/>
+          <w:lang w:val="el-GR"/>
+        </w:rPr>
+        <w:t xml:space="preserve"> </w:t>
+      </w:r>
+      <w:r>
+        <w:rPr>
+          <w:rFonts w:ascii="Calibri" w:hAnsi="Calibri" w:cs="Calibri"/>
+          <w:b/>
+          <w:bCs/>
+          <w:sz w:val="22"/>
+          <w:szCs w:val="22"/>
+          <w:lang w:val="el-GR"/>
+        </w:rPr>
+        <w:t>(</w:t>
+      </w:r>
+      <w:r>
+        <w:rPr>
+          <w:rFonts w:ascii="Calibri" w:hAnsi="Calibri" w:cs="Calibri"/>
+          <w:b/>
+          <w:bCs/>
+          <w:sz w:val="22"/>
+          <w:szCs w:val="22"/>
+        </w:rPr>
+        <w:t>Home</w:t>
+      </w:r>
+      <w:r>
+        <w:rPr>
+          <w:rFonts w:ascii="Calibri" w:hAnsi="Calibri" w:cs="Calibri"/>
+          <w:b/>
+          <w:bCs/>
+          <w:sz w:val="22"/>
+          <w:szCs w:val="22"/>
+          <w:lang w:val="el-GR"/>
+        </w:rPr>
+        <w:t xml:space="preserve"> </w:t>
+      </w:r>
+      <w:r>
+        <w:rPr>
+          <w:rFonts w:ascii="Calibri" w:hAnsi="Calibri" w:cs="Calibri"/>
+          <w:b/>
+          <w:bCs/>
+          <w:sz w:val="22"/>
+          <w:szCs w:val="22"/>
+        </w:rPr>
+        <w:t>Page</w:t>
+      </w:r>
+      <w:r>
+        <w:rPr>
+          <w:rFonts w:ascii="Calibri" w:hAnsi="Calibri" w:cs="Calibri"/>
+          <w:b/>
+          <w:bCs/>
+          <w:sz w:val="22"/>
+          <w:szCs w:val="22"/>
+          <w:lang w:val="el-GR"/>
+        </w:rPr>
+        <w:t>)</w:t>
+      </w:r>
+      <w:r>
+        <w:rPr>
+          <w:rFonts w:ascii="Calibri" w:hAnsi="Calibri" w:cs="Calibri"/>
+          <w:sz w:val="22"/>
+          <w:szCs w:val="22"/>
+          <w:lang w:val="el-GR"/>
+        </w:rPr>
+        <w:t xml:space="preserve">. Από εκεί μπορεί να περιηγηθεί ελεύθερα στα διαθέσιμα συγγράμματα, είτε κάνοντας </w:t>
+      </w:r>
+      <w:r>
+        <w:rPr>
+          <w:rFonts w:ascii="Calibri" w:hAnsi="Calibri" w:cs="Calibri"/>
+          <w:sz w:val="22"/>
+          <w:szCs w:val="22"/>
+        </w:rPr>
+        <w:t>scroll</w:t>
+      </w:r>
+      <w:r>
+        <w:rPr>
+          <w:rFonts w:ascii="Calibri" w:hAnsi="Calibri" w:cs="Calibri"/>
+          <w:sz w:val="22"/>
+          <w:szCs w:val="22"/>
+          <w:lang w:val="el-GR"/>
+        </w:rPr>
+        <w:t>, είτε επιλέγοντας κάποια από τις παρακάτω κατηγορίες:</w:t>
+      </w:r>
+    </w:p>
+    <w:p>
+      <w:pPr>
+        <w:pStyle w:val="ListParagraph"/>
+        <w:numPr>
+          <w:ilvl w:val="0"/>
+          <w:numId w:val="8"/>
+        </w:numPr>
+        <w:rPr>
+          <w:rFonts w:ascii="Calibri" w:hAnsi="Calibri" w:cs="Calibri"/>
+          <w:sz w:val="22"/>
+          <w:szCs w:val="22"/>
+          <w:lang w:val="el-GR"/>
+        </w:rPr>
+      </w:pPr>
+      <w:r>
+        <w:rPr>
+          <w:rFonts w:ascii="Calibri" w:hAnsi="Calibri" w:cs="Calibri"/>
+          <w:sz w:val="22"/>
+          <w:szCs w:val="22"/>
+        </w:rPr>
+        <w:t>Sales</w:t>
+      </w:r>
+    </w:p>
+    <w:p>
+      <w:pPr>
+        <w:pStyle w:val="ListParagraph"/>
+        <w:numPr>
+          <w:ilvl w:val="0"/>
+          <w:numId w:val="8"/>
+        </w:numPr>
+        <w:rPr>
+          <w:rFonts w:ascii="Calibri" w:hAnsi="Calibri" w:cs="Calibri"/>
+          <w:sz w:val="22"/>
+          <w:szCs w:val="22"/>
+          <w:lang w:val="el-GR"/>
+        </w:rPr>
+      </w:pPr>
+      <w:r>
+        <w:rPr>
+          <w:rFonts w:ascii="Calibri" w:hAnsi="Calibri" w:cs="Calibri"/>
+          <w:sz w:val="22"/>
+          <w:szCs w:val="22"/>
+        </w:rPr>
+        <w:t>Electronics Eng.</w:t>
+      </w:r>
+    </w:p>
+    <w:p>
+      <w:pPr>
+        <w:pStyle w:val="ListParagraph"/>
+        <w:numPr>
+          <w:ilvl w:val="0"/>
+          <w:numId w:val="8"/>
+        </w:numPr>
+        <w:rPr>
+          <w:rFonts w:ascii="Calibri" w:hAnsi="Calibri" w:cs="Calibri"/>
+          <w:sz w:val="22"/>
+          <w:szCs w:val="22"/>
+          <w:lang w:val="el-GR"/>
+        </w:rPr>
+      </w:pPr>
+      <w:r>
+        <w:rPr>
+          <w:rFonts w:ascii="Calibri" w:hAnsi="Calibri" w:cs="Calibri"/>
+          <w:sz w:val="22"/>
+          <w:szCs w:val="22"/>
+        </w:rPr>
+        <w:t>CS</w:t>
+      </w:r>
+    </w:p>
+    <w:p>
+      <w:pPr>
+        <w:pStyle w:val="ListParagraph"/>
+        <w:numPr>
+          <w:ilvl w:val="0"/>
+          <w:numId w:val="8"/>
+        </w:numPr>
+        <w:rPr>
+          <w:rFonts w:ascii="Calibri" w:hAnsi="Calibri" w:cs="Calibri"/>
+          <w:sz w:val="22"/>
+          <w:szCs w:val="22"/>
+          <w:lang w:val="el-GR"/>
+        </w:rPr>
+      </w:pPr>
+      <w:r>
+        <w:rPr>
+          <w:rFonts w:ascii="Calibri" w:hAnsi="Calibri" w:cs="Calibri"/>
+          <w:sz w:val="22"/>
+          <w:szCs w:val="22"/>
+        </w:rPr>
+        <w:t>Mechanical Eng.</w:t>
+      </w:r>
+    </w:p>
+    <w:p>
+      <w:pPr>
+        <w:pStyle w:val="ListParagraph"/>
+        <w:numPr>
+          <w:ilvl w:val="0"/>
+          <w:numId w:val="8"/>
+        </w:numPr>
+        <w:rPr>
+          <w:rFonts w:ascii="Calibri" w:hAnsi="Calibri" w:cs="Calibri"/>
+          <w:sz w:val="22"/>
+          <w:szCs w:val="22"/>
+          <w:lang w:val="el-GR"/>
+        </w:rPr>
+      </w:pPr>
+      <w:r>
+        <w:rPr>
+          <w:rFonts w:ascii="Calibri" w:hAnsi="Calibri" w:cs="Calibri"/>
+          <w:sz w:val="22"/>
+          <w:szCs w:val="22"/>
+        </w:rPr>
+        <w:t>Telecoms Eng.</w:t>
+      </w:r>
+    </w:p>
+    <w:p>
+      <w:pPr>
+        <w:ind w:left="720"/>
+        <w:rPr>
+          <w:lang w:val="el-GR"/>
+        </w:rPr>
+      </w:pPr>
+      <w:r>
+        <w:rPr>
+          <w:rFonts w:ascii="Calibri" w:hAnsi="Calibri" w:cs="Calibri"/>
+          <w:b/>
+          <w:bCs/>
+          <w:noProof/>
+          <w:color w:val="000000"/>
+          <w:bdr w:val="none" w:sz="0" w:space="0" w:color="auto" w:frame="1"/>
+        </w:rPr>
+        <w:lastRenderedPageBreak/>
+        <w:drawing>
+          <wp:inline distT="0" distB="0" distL="0" distR="0" wp14:anchorId="5E8218DF" wp14:editId="14B42AA5">
+            <wp:extent cx="4413528" cy="2294626"/>
+            <wp:effectExtent l="0" t="0" r="6350" b="0"/>
+            <wp:docPr id="609215972" name="Picture 6" descr="A screenshot of a computer&#10;&#10;AI-generated content may be incorrect."/>
+            <wp:cNvGraphicFramePr>
+              <a:graphicFrameLocks xmlns:a="http://schemas.openxmlformats.org/drawingml/2006/main" noChangeAspect="1"/>
+            </wp:cNvGraphicFramePr>
+            <a:graphic xmlns:a="http://schemas.openxmlformats.org/drawingml/2006/main">
+              <a:graphicData uri="http://schemas.openxmlformats.org/drawingml/2006/picture">
+                <pic:pic xmlns:pic="http://schemas.openxmlformats.org/drawingml/2006/picture">
+                  <pic:nvPicPr>
+                    <pic:cNvPr id="609215972" name="Picture 6" descr="A screenshot of a computer&#10;&#10;AI-generated content may be incorrect."/>
+                    <pic:cNvPicPr>
+                      <a:picLocks noChangeAspect="1" noChangeArrowheads="1"/>
+                    </pic:cNvPicPr>
+                  </pic:nvPicPr>
+                  <pic:blipFill>
+                    <a:blip r:embed="rId29" cstate="print">
+                      <a:extLst>
+                        <a:ext uri="{28A0092B-C50C-407E-A947-70E740481C1C}">
+                          <a14:useLocalDpi xmlns:a14="http://schemas.microsoft.com/office/drawing/2010/main" val="0"/>
+                        </a:ext>
+                      </a:extLst>
+                    </a:blip>
+                    <a:srcRect/>
+                    <a:stretch>
+                      <a:fillRect/>
+                    </a:stretch>
+                  </pic:blipFill>
+                  <pic:spPr bwMode="auto">
+                    <a:xfrm>
+                      <a:off x="0" y="0"/>
+                      <a:ext cx="4413528" cy="2294626"/>
+                    </a:xfrm>
+                    <a:prstGeom prst="rect">
+                      <a:avLst/>
+                    </a:prstGeom>
+                    <a:noFill/>
+                    <a:ln>
+                      <a:noFill/>
+                    </a:ln>
+                  </pic:spPr>
+                </pic:pic>
+              </a:graphicData>
+            </a:graphic>
+          </wp:inline>
+        </w:drawing>
+      </w:r>
+    </w:p>
+    <w:p>
+      <w:pPr>
+        <w:ind w:left="720"/>
+        <w:rPr>
+          <w:lang w:val="el-GR"/>
+        </w:rPr>
+      </w:pPr>
+      <w:r>
+        <w:rPr>
+          <w:rFonts w:ascii="Calibri" w:hAnsi="Calibri" w:cs="Calibri"/>
+          <w:b/>
+          <w:bCs/>
+          <w:noProof/>
+          <w:color w:val="000000"/>
+          <w:bdr w:val="none" w:sz="0" w:space="0" w:color="auto" w:frame="1"/>
+        </w:rPr>
+        <w:drawing>
+          <wp:inline distT="0" distB="0" distL="0" distR="0" wp14:anchorId="1AEB789A" wp14:editId="4C2F44C4">
+            <wp:extent cx="4347713" cy="2248834"/>
+            <wp:effectExtent l="0" t="0" r="0" b="0"/>
+            <wp:docPr id="1440958864" name="Picture 7" descr="A screenshot of a computer&#10;&#10;AI-generated content may be incorrect."/>
+            <wp:cNvGraphicFramePr>
+              <a:graphicFrameLocks xmlns:a="http://schemas.openxmlformats.org/drawingml/2006/main" noChangeAspect="1"/>
+            </wp:cNvGraphicFramePr>
+            <a:graphic xmlns:a="http://schemas.openxmlformats.org/drawingml/2006/main">
+              <a:graphicData uri="http://schemas.openxmlformats.org/drawingml/2006/picture">
+                <pic:pic xmlns:pic="http://schemas.openxmlformats.org/drawingml/2006/picture">
+                  <pic:nvPicPr>
+                    <pic:cNvPr id="1440958864" name="Picture 7" descr="A screenshot of a computer&#10;&#10;AI-generated content may be incorrect."/>
+                    <pic:cNvPicPr>
+                      <a:picLocks noChangeAspect="1" noChangeArrowheads="1"/>
+                    </pic:cNvPicPr>
+                  </pic:nvPicPr>
+                  <pic:blipFill>
+                    <a:blip r:embed="rId30" cstate="print">
+                      <a:extLst>
+                        <a:ext uri="{28A0092B-C50C-407E-A947-70E740481C1C}">
+                          <a14:useLocalDpi xmlns:a14="http://schemas.microsoft.com/office/drawing/2010/main" val="0"/>
+                        </a:ext>
+                      </a:extLst>
+                    </a:blip>
+                    <a:srcRect/>
+                    <a:stretch>
+                      <a:fillRect/>
+                    </a:stretch>
+                  </pic:blipFill>
+                  <pic:spPr bwMode="auto">
+                    <a:xfrm>
+                      <a:off x="0" y="0"/>
+                      <a:ext cx="4347713" cy="2248834"/>
+                    </a:xfrm>
+                    <a:prstGeom prst="rect">
+                      <a:avLst/>
+                    </a:prstGeom>
+                    <a:noFill/>
+                    <a:ln>
+                      <a:noFill/>
+                    </a:ln>
+                  </pic:spPr>
+                </pic:pic>
+              </a:graphicData>
+            </a:graphic>
+          </wp:inline>
+        </w:drawing>
+      </w:r>
+    </w:p>
+    <w:p>
+      <w:pPr>
+        <w:rPr>
+          <w:rFonts w:ascii="Calibri" w:hAnsi="Calibri" w:cs="Calibri"/>
+          <w:sz w:val="22"/>
+          <w:szCs w:val="22"/>
+          <w:lang w:val="el-GR"/>
+        </w:rPr>
+      </w:pPr>
+    </w:p>
+    <w:p>
+      <w:pPr>
+        <w:pStyle w:val="Heading5"/>
+        <w:numPr>
+          <w:ilvl w:val="1"/>
+          <w:numId w:val="1"/>
+        </w:numPr>
+        <w:rPr>
+          <w:rFonts w:ascii="Calibri" w:hAnsi="Calibri" w:cs="Calibri"/>
+          <w:b/>
+          <w:bCs/>
+          <w:color w:val="auto"/>
+        </w:rPr>
+      </w:pPr>
+      <w:r>
+        <w:rPr>
+          <w:rFonts w:ascii="Calibri" w:hAnsi="Calibri" w:cs="Calibri"/>
+          <w:b/>
+          <w:bCs/>
+          <w:color w:val="auto"/>
+          <w:lang w:val="el-GR"/>
+        </w:rPr>
+        <w:t>Αναζήτηση</w:t>
+      </w:r>
+    </w:p>
+    <w:p>
+      <w:pPr>
+        <w:ind w:left="720" w:firstLine="360"/>
+        <w:rPr>
+          <w:rFonts w:ascii="Calibri" w:hAnsi="Calibri" w:cs="Calibri"/>
+          <w:sz w:val="22"/>
+          <w:szCs w:val="22"/>
+          <w:lang w:val="el-GR"/>
+        </w:rPr>
+      </w:pPr>
+      <w:r>
+        <w:rPr>
+          <w:rFonts w:ascii="Calibri" w:hAnsi="Calibri" w:cs="Calibri"/>
+          <w:sz w:val="22"/>
+          <w:szCs w:val="22"/>
+          <w:lang w:val="el-GR"/>
+        </w:rPr>
+        <w:t xml:space="preserve">Με την επιλογή του κουμπιού </w:t>
+      </w:r>
+      <w:r>
+        <w:rPr>
+          <w:rFonts w:ascii="Calibri" w:hAnsi="Calibri" w:cs="Calibri"/>
+          <w:b/>
+          <w:bCs/>
+          <w:sz w:val="22"/>
+          <w:szCs w:val="22"/>
+        </w:rPr>
+        <w:t>Search</w:t>
+      </w:r>
+      <w:r>
+        <w:rPr>
+          <w:rFonts w:ascii="Calibri" w:hAnsi="Calibri" w:cs="Calibri"/>
+          <w:sz w:val="22"/>
+          <w:szCs w:val="22"/>
+          <w:lang w:val="el-GR"/>
+        </w:rPr>
+        <w:t xml:space="preserve">, εμφανίζεται </w:t>
+      </w:r>
+      <w:r>
+        <w:rPr>
+          <w:rFonts w:ascii="Calibri" w:hAnsi="Calibri" w:cs="Calibri"/>
+          <w:sz w:val="22"/>
+          <w:szCs w:val="22"/>
+          <w:lang w:val="el-GR"/>
+        </w:rPr>
+        <w:t>το</w:t>
+      </w:r>
+      <w:r>
+        <w:rPr>
+          <w:rFonts w:ascii="Calibri" w:hAnsi="Calibri" w:cs="Calibri"/>
+          <w:sz w:val="22"/>
+          <w:szCs w:val="22"/>
+          <w:lang w:val="el-GR"/>
+        </w:rPr>
+        <w:t xml:space="preserve"> πεδίο αναζήτησης στο οποίο ο χρήστης μπορεί να εισαγάγει τον τίτλο του συγγράμματος</w:t>
+      </w:r>
+      <w:r>
+        <w:rPr>
+          <w:rFonts w:ascii="Calibri" w:hAnsi="Calibri" w:cs="Calibri"/>
+          <w:sz w:val="22"/>
+          <w:szCs w:val="22"/>
+          <w:lang w:val="el-GR"/>
+        </w:rPr>
+        <w:t xml:space="preserve"> </w:t>
+      </w:r>
+      <w:r>
+        <w:rPr>
+          <w:rFonts w:ascii="Calibri" w:hAnsi="Calibri" w:cs="Calibri"/>
+          <w:sz w:val="22"/>
+          <w:szCs w:val="22"/>
+          <w:lang w:val="el-GR"/>
+        </w:rPr>
+        <w:t>που επιθυμεί</w:t>
+      </w:r>
+      <w:r>
+        <w:rPr>
+          <w:rFonts w:ascii="Calibri" w:hAnsi="Calibri" w:cs="Calibri"/>
+          <w:sz w:val="22"/>
+          <w:szCs w:val="22"/>
+          <w:lang w:val="el-GR"/>
+        </w:rPr>
+        <w:t xml:space="preserve">. Έπειτα, πατώντας εκ νέου το κουμπί </w:t>
+      </w:r>
+      <w:r>
+        <w:rPr>
+          <w:rFonts w:ascii="Calibri" w:hAnsi="Calibri" w:cs="Calibri"/>
+          <w:sz w:val="22"/>
+          <w:szCs w:val="22"/>
+        </w:rPr>
+        <w:t>Search</w:t>
+      </w:r>
+      <w:r>
+        <w:rPr>
+          <w:rFonts w:ascii="Calibri" w:hAnsi="Calibri" w:cs="Calibri"/>
+          <w:sz w:val="22"/>
+          <w:szCs w:val="22"/>
+          <w:lang w:val="el-GR"/>
+        </w:rPr>
+        <w:t xml:space="preserve"> ή το </w:t>
+      </w:r>
+      <w:r>
+        <w:rPr>
+          <w:rFonts w:ascii="Calibri" w:hAnsi="Calibri" w:cs="Calibri"/>
+          <w:sz w:val="22"/>
+          <w:szCs w:val="22"/>
+        </w:rPr>
+        <w:t>Enter</w:t>
+      </w:r>
+      <w:r>
+        <w:rPr>
+          <w:rFonts w:ascii="Calibri" w:hAnsi="Calibri" w:cs="Calibri"/>
+          <w:sz w:val="22"/>
+          <w:szCs w:val="22"/>
+          <w:lang w:val="el-GR"/>
+        </w:rPr>
+        <w:t>, πραγματοποιείται ανακατεύθυνση στη σελίδα που εμφανίζει τα αποτελέσματα της αναζήτησης.</w:t>
+      </w:r>
+      <w:r>
+        <w:rPr>
+          <w:rFonts w:ascii="Calibri" w:hAnsi="Calibri" w:cs="Calibri"/>
+          <w:noProof/>
+          <w:color w:val="000000"/>
+          <w:sz w:val="22"/>
+          <w:szCs w:val="22"/>
+          <w:bdr w:val="none" w:sz="0" w:space="0" w:color="auto" w:frame="1"/>
+        </w:rPr>
+        <w:drawing>
+          <wp:inline distT="0" distB="0" distL="0" distR="0" wp14:anchorId="36A1EB8F" wp14:editId="7B1E85C4">
+            <wp:extent cx="4485640" cy="966470"/>
+            <wp:effectExtent l="0" t="0" r="0" b="5080"/>
+            <wp:docPr id="1545899514" name="Picture 9" descr="A close up of a button&#10;&#10;AI-generated content may be incorrect."/>
+            <wp:cNvGraphicFramePr>
+              <a:graphicFrameLocks xmlns:a="http://schemas.openxmlformats.org/drawingml/2006/main" noChangeAspect="1"/>
+            </wp:cNvGraphicFramePr>
+            <a:graphic xmlns:a="http://schemas.openxmlformats.org/drawingml/2006/main">
+              <a:graphicData uri="http://schemas.openxmlformats.org/drawingml/2006/picture">
+                <pic:pic xmlns:pic="http://schemas.openxmlformats.org/drawingml/2006/picture">
+                  <pic:nvPicPr>
+                    <pic:cNvPr id="1545899514" name="Picture 9" descr="A close up of a button&#10;&#10;AI-generated content may be incorrect."/>
+                    <pic:cNvPicPr>
+                      <a:picLocks noChangeAspect="1" noChangeArrowheads="1"/>
+                    </pic:cNvPicPr>
+                  </pic:nvPicPr>
+                  <pic:blipFill>
+                    <a:blip r:embed="rId31">
+                      <a:extLst>
+                        <a:ext uri="{28A0092B-C50C-407E-A947-70E740481C1C}">
+                          <a14:useLocalDpi xmlns:a14="http://schemas.microsoft.com/office/drawing/2010/main" val="0"/>
+                        </a:ext>
+                      </a:extLst>
+                    </a:blip>
+                    <a:srcRect/>
+                    <a:stretch>
+                      <a:fillRect/>
+                    </a:stretch>
+                  </pic:blipFill>
+                  <pic:spPr bwMode="auto">
+                    <a:xfrm>
+                      <a:off x="0" y="0"/>
+                      <a:ext cx="4485640" cy="966470"/>
+                    </a:xfrm>
+                    <a:prstGeom prst="rect">
+                      <a:avLst/>
+                    </a:prstGeom>
+                    <a:noFill/>
+                    <a:ln>
+                      <a:noFill/>
+                    </a:ln>
+                  </pic:spPr>
+                </pic:pic>
+              </a:graphicData>
+            </a:graphic>
+          </wp:inline>
+        </w:drawing>
+      </w:r>
+    </w:p>
+    <w:p>
+      <w:pPr>
+        <w:ind w:firstLine="720"/>
+        <w:rPr>
+          <w:rFonts w:ascii="Calibri" w:hAnsi="Calibri" w:cs="Calibri"/>
+          <w:sz w:val="22"/>
+          <w:szCs w:val="22"/>
+          <w:lang w:val="el-GR"/>
+        </w:rPr>
+      </w:pPr>
+      <w:r>
+        <w:rPr>
+          <w:rFonts w:ascii="Calibri" w:hAnsi="Calibri" w:cs="Calibri"/>
+          <w:noProof/>
+          <w:color w:val="000000"/>
+          <w:sz w:val="22"/>
+          <w:szCs w:val="22"/>
+          <w:bdr w:val="none" w:sz="0" w:space="0" w:color="auto" w:frame="1"/>
+        </w:rPr>
+        <w:lastRenderedPageBreak/>
+        <w:drawing>
+          <wp:inline distT="0" distB="0" distL="0" distR="0" wp14:anchorId="6931B5D2" wp14:editId="6B396A69">
+            <wp:extent cx="4796287" cy="2466424"/>
+            <wp:effectExtent l="0" t="0" r="4445" b="0"/>
+            <wp:docPr id="1228180289" name="Picture 12" descr="A screenshot of a computer&#10;&#10;AI-generated content may be incorrect."/>
+            <wp:cNvGraphicFramePr>
+              <a:graphicFrameLocks xmlns:a="http://schemas.openxmlformats.org/drawingml/2006/main" noChangeAspect="1"/>
+            </wp:cNvGraphicFramePr>
+            <a:graphic xmlns:a="http://schemas.openxmlformats.org/drawingml/2006/main">
+              <a:graphicData uri="http://schemas.openxmlformats.org/drawingml/2006/picture">
+                <pic:pic xmlns:pic="http://schemas.openxmlformats.org/drawingml/2006/picture">
+                  <pic:nvPicPr>
+                    <pic:cNvPr id="1228180289" name="Picture 12" descr="A screenshot of a computer&#10;&#10;AI-generated content may be incorrect."/>
+                    <pic:cNvPicPr>
+                      <a:picLocks noChangeAspect="1" noChangeArrowheads="1"/>
+                    </pic:cNvPicPr>
+                  </pic:nvPicPr>
+                  <pic:blipFill>
+                    <a:blip r:embed="rId32" cstate="print">
+                      <a:extLst>
+                        <a:ext uri="{28A0092B-C50C-407E-A947-70E740481C1C}">
+                          <a14:useLocalDpi xmlns:a14="http://schemas.microsoft.com/office/drawing/2010/main" val="0"/>
+                        </a:ext>
+                      </a:extLst>
+                    </a:blip>
+                    <a:srcRect/>
+                    <a:stretch>
+                      <a:fillRect/>
+                    </a:stretch>
+                  </pic:blipFill>
+                  <pic:spPr bwMode="auto">
+                    <a:xfrm>
+                      <a:off x="0" y="0"/>
+                      <a:ext cx="4808002" cy="2472448"/>
+                    </a:xfrm>
+                    <a:prstGeom prst="rect">
+                      <a:avLst/>
+                    </a:prstGeom>
+                    <a:noFill/>
+                    <a:ln>
+                      <a:noFill/>
+                    </a:ln>
+                  </pic:spPr>
+                </pic:pic>
+              </a:graphicData>
+            </a:graphic>
+          </wp:inline>
+        </w:drawing>
+      </w:r>
+    </w:p>
+    <w:p>
+      <w:pPr>
+        <w:rPr>
+          <w:rFonts w:ascii="Calibri" w:hAnsi="Calibri" w:cs="Calibri"/>
+          <w:sz w:val="22"/>
+          <w:szCs w:val="22"/>
+          <w:lang w:val="el-GR"/>
+        </w:rPr>
+      </w:pPr>
+    </w:p>
+    <w:p>
+      <w:pPr>
+        <w:ind w:left="360" w:firstLine="360"/>
+        <w:rPr>
+          <w:rFonts w:ascii="Calibri" w:hAnsi="Calibri" w:cs="Calibri"/>
+          <w:sz w:val="22"/>
+          <w:szCs w:val="22"/>
+          <w:lang w:val="el-GR"/>
+        </w:rPr>
+      </w:pPr>
+      <w:r>
+        <w:rPr>
+          <w:rFonts w:ascii="Calibri" w:hAnsi="Calibri" w:cs="Calibri"/>
+          <w:sz w:val="22"/>
+          <w:szCs w:val="22"/>
+          <w:lang w:val="el-GR"/>
+        </w:rPr>
+        <w:t xml:space="preserve">Σε περίπτωση που ο τίτλος δεν υπάρχει </w:t>
+      </w:r>
+      <w:r>
+        <w:rPr>
+          <w:rFonts w:ascii="Calibri" w:hAnsi="Calibri" w:cs="Calibri"/>
+          <w:sz w:val="22"/>
+          <w:szCs w:val="22"/>
+          <w:lang w:val="el-GR"/>
+        </w:rPr>
+        <w:t>σχετικό</w:t>
+      </w:r>
+      <w:r>
+        <w:rPr>
+          <w:rFonts w:ascii="Calibri" w:hAnsi="Calibri" w:cs="Calibri"/>
+          <w:sz w:val="22"/>
+          <w:szCs w:val="22"/>
+          <w:lang w:val="el-GR"/>
+        </w:rPr>
+        <w:t xml:space="preserve"> μήνυμα.</w:t>
+      </w:r>
+    </w:p>
+    <w:p>
+      <w:pPr>
+        <w:ind w:left="360" w:firstLine="360"/>
+        <w:rPr>
+          <w:rFonts w:ascii="Calibri" w:hAnsi="Calibri" w:cs="Calibri"/>
+          <w:sz w:val="22"/>
+          <w:szCs w:val="22"/>
+          <w:lang w:val="el-GR"/>
+        </w:rPr>
+      </w:pPr>
+      <w:r>
+        <w:rPr>
+          <w:rFonts w:ascii="Calibri" w:hAnsi="Calibri" w:cs="Calibri"/>
+          <w:noProof/>
+          <w:color w:val="000000"/>
+          <w:sz w:val="22"/>
+          <w:szCs w:val="22"/>
+          <w:bdr w:val="none" w:sz="0" w:space="0" w:color="auto" w:frame="1"/>
+        </w:rPr>
+        <w:drawing>
+          <wp:inline distT="0" distB="0" distL="0" distR="0" wp14:anchorId="34C8F50C" wp14:editId="196E9268">
+            <wp:extent cx="4880236" cy="2505075"/>
+            <wp:effectExtent l="0" t="0" r="0" b="0"/>
+            <wp:docPr id="786802768" name="Picture 13" descr="A screenshot of a computer&#10;&#10;AI-generated content may be incorrect."/>
+            <wp:cNvGraphicFramePr>
+              <a:graphicFrameLocks xmlns:a="http://schemas.openxmlformats.org/drawingml/2006/main" noChangeAspect="1"/>
+            </wp:cNvGraphicFramePr>
+            <a:graphic xmlns:a="http://schemas.openxmlformats.org/drawingml/2006/main">
+              <a:graphicData uri="http://schemas.openxmlformats.org/drawingml/2006/picture">
+                <pic:pic xmlns:pic="http://schemas.openxmlformats.org/drawingml/2006/picture">
+                  <pic:nvPicPr>
+                    <pic:cNvPr id="786802768" name="Picture 13" descr="A screenshot of a computer&#10;&#10;AI-generated content may be incorrect."/>
+                    <pic:cNvPicPr>
+                      <a:picLocks noChangeAspect="1" noChangeArrowheads="1"/>
+                    </pic:cNvPicPr>
+                  </pic:nvPicPr>
+                  <pic:blipFill>
+                    <a:blip r:embed="rId33" cstate="print">
+                      <a:extLst>
+                        <a:ext uri="{28A0092B-C50C-407E-A947-70E740481C1C}">
+                          <a14:useLocalDpi xmlns:a14="http://schemas.microsoft.com/office/drawing/2010/main" val="0"/>
+                        </a:ext>
+                      </a:extLst>
+                    </a:blip>
+                    <a:srcRect/>
+                    <a:stretch>
+                      <a:fillRect/>
+                    </a:stretch>
+                  </pic:blipFill>
+                  <pic:spPr bwMode="auto">
+                    <a:xfrm>
+                      <a:off x="0" y="0"/>
+                      <a:ext cx="4896111" cy="2513224"/>
+                    </a:xfrm>
+                    <a:prstGeom prst="rect">
+                      <a:avLst/>
+                    </a:prstGeom>
+                    <a:noFill/>
+                    <a:ln>
+                      <a:noFill/>
+                    </a:ln>
+                  </pic:spPr>
+                </pic:pic>
+              </a:graphicData>
+            </a:graphic>
+          </wp:inline>
+        </w:drawing>
+      </w:r>
+    </w:p>
+    <w:p>
+      <w:pPr>
+        <w:rPr>
+          <w:rFonts w:ascii="Calibri" w:hAnsi="Calibri" w:cs="Calibri"/>
+          <w:sz w:val="22"/>
+          <w:szCs w:val="22"/>
+          <w:lang w:val="el-GR"/>
+        </w:rPr>
+      </w:pPr>
+    </w:p>
+    <w:p>
+      <w:pPr>
+        <w:pStyle w:val="Heading5"/>
+        <w:numPr>
+          <w:ilvl w:val="1"/>
+          <w:numId w:val="1"/>
+        </w:numPr>
+        <w:rPr>
+          <w:rFonts w:ascii="Calibri" w:hAnsi="Calibri" w:cs="Calibri"/>
+          <w:b/>
+          <w:bCs/>
+          <w:color w:val="auto"/>
+          <w:lang w:val="el-GR"/>
+        </w:rPr>
+      </w:pPr>
+      <w:proofErr w:type="spellStart"/>
+      <w:r>
+        <w:rPr>
+          <w:rFonts w:ascii="Calibri" w:hAnsi="Calibri" w:cs="Calibri"/>
+          <w:b/>
+          <w:bCs/>
+          <w:color w:val="auto"/>
+        </w:rPr>
+        <w:t>Σύνδεση</w:t>
+      </w:r>
+      <w:proofErr w:type="spellEnd"/>
+      <w:r>
+        <w:rPr>
+          <w:rFonts w:ascii="Calibri" w:hAnsi="Calibri" w:cs="Calibri"/>
+          <w:b/>
+          <w:bCs/>
+          <w:color w:val="auto"/>
+        </w:rPr>
+        <w:t xml:space="preserve"> / </w:t>
+      </w:r>
+      <w:proofErr w:type="spellStart"/>
+      <w:r>
+        <w:rPr>
+          <w:rFonts w:ascii="Calibri" w:hAnsi="Calibri" w:cs="Calibri"/>
+          <w:b/>
+          <w:bCs/>
+          <w:color w:val="auto"/>
+        </w:rPr>
+        <w:t>Εγγρ</w:t>
+      </w:r>
+      <w:proofErr w:type="spellEnd"/>
+      <w:r>
+        <w:rPr>
+          <w:rFonts w:ascii="Calibri" w:hAnsi="Calibri" w:cs="Calibri"/>
+          <w:b/>
+          <w:bCs/>
+          <w:color w:val="auto"/>
+        </w:rPr>
+        <w:t>αφή</w:t>
+      </w:r>
+    </w:p>
+    <w:p>
+      <w:pPr>
+        <w:ind w:left="720" w:firstLine="360"/>
+        <w:rPr>
+          <w:rFonts w:ascii="Calibri" w:hAnsi="Calibri" w:cs="Calibri"/>
+          <w:sz w:val="22"/>
+          <w:szCs w:val="22"/>
+          <w:lang w:val="el-GR"/>
+        </w:rPr>
+      </w:pPr>
+      <w:r>
+        <w:rPr>
+          <w:rFonts w:ascii="Calibri" w:hAnsi="Calibri" w:cs="Calibri"/>
+          <w:sz w:val="22"/>
+          <w:szCs w:val="22"/>
+          <w:lang w:val="el-GR"/>
+        </w:rPr>
+        <w:t xml:space="preserve">Επιλέγοντας το κουμπί </w:t>
+      </w:r>
+      <w:r>
+        <w:rPr>
+          <w:rFonts w:ascii="Calibri" w:hAnsi="Calibri" w:cs="Calibri"/>
+          <w:b/>
+          <w:bCs/>
+          <w:sz w:val="22"/>
+          <w:szCs w:val="22"/>
+        </w:rPr>
+        <w:t>Order</w:t>
+      </w:r>
+      <w:r>
+        <w:rPr>
+          <w:rFonts w:ascii="Calibri" w:hAnsi="Calibri" w:cs="Calibri"/>
+          <w:b/>
+          <w:bCs/>
+          <w:sz w:val="22"/>
+          <w:szCs w:val="22"/>
+          <w:lang w:val="el-GR"/>
+        </w:rPr>
+        <w:t xml:space="preserve"> </w:t>
+      </w:r>
+      <w:r>
+        <w:rPr>
+          <w:rFonts w:ascii="Calibri" w:hAnsi="Calibri" w:cs="Calibri"/>
+          <w:b/>
+          <w:bCs/>
+          <w:sz w:val="22"/>
+          <w:szCs w:val="22"/>
+        </w:rPr>
+        <w:t>Now</w:t>
+      </w:r>
+      <w:r>
+        <w:rPr>
+          <w:rFonts w:ascii="Calibri" w:hAnsi="Calibri" w:cs="Calibri"/>
+          <w:b/>
+          <w:bCs/>
+          <w:sz w:val="22"/>
+          <w:szCs w:val="22"/>
+          <w:lang w:val="el-GR"/>
+        </w:rPr>
+        <w:t>!</w:t>
+      </w:r>
+      <w:r>
+        <w:rPr>
+          <w:rFonts w:ascii="Calibri" w:hAnsi="Calibri" w:cs="Calibri"/>
+          <w:sz w:val="22"/>
+          <w:szCs w:val="22"/>
+          <w:lang w:val="el-GR"/>
+        </w:rPr>
+        <w:t>, ο χρήστης ανακατευθύνεται στ</w:t>
+      </w:r>
+      <w:r>
+        <w:rPr>
+          <w:rFonts w:ascii="Calibri" w:hAnsi="Calibri" w:cs="Calibri"/>
+          <w:sz w:val="22"/>
+          <w:szCs w:val="22"/>
+          <w:lang w:val="el-GR"/>
+        </w:rPr>
+        <w:t xml:space="preserve">η </w:t>
+      </w:r>
+      <w:r>
+        <w:rPr>
+          <w:rFonts w:ascii="Calibri" w:hAnsi="Calibri" w:cs="Calibri"/>
+          <w:b/>
+          <w:bCs/>
+          <w:sz w:val="22"/>
+          <w:szCs w:val="22"/>
+          <w:lang w:val="el-GR"/>
+        </w:rPr>
+        <w:t xml:space="preserve">σελίδα </w:t>
+      </w:r>
+      <w:r>
+        <w:rPr>
+          <w:rFonts w:ascii="Calibri" w:hAnsi="Calibri" w:cs="Calibri"/>
+          <w:b/>
+          <w:bCs/>
+          <w:sz w:val="22"/>
+          <w:szCs w:val="22"/>
+          <w:lang w:val="el-GR"/>
+        </w:rPr>
+        <w:t>εισόδου</w:t>
+      </w:r>
+      <w:r>
+        <w:rPr>
+          <w:rFonts w:ascii="Calibri" w:hAnsi="Calibri" w:cs="Calibri"/>
+          <w:b/>
+          <w:bCs/>
+          <w:sz w:val="22"/>
+          <w:szCs w:val="22"/>
+          <w:lang w:val="el-GR"/>
+        </w:rPr>
+        <w:t xml:space="preserve"> </w:t>
+      </w:r>
+      <w:r>
+        <w:rPr>
+          <w:rFonts w:ascii="Calibri" w:hAnsi="Calibri" w:cs="Calibri"/>
+          <w:b/>
+          <w:bCs/>
+          <w:sz w:val="22"/>
+          <w:szCs w:val="22"/>
+          <w:lang w:val="el-GR"/>
+        </w:rPr>
+        <w:t>(</w:t>
+      </w:r>
+      <w:r>
+        <w:rPr>
+          <w:rFonts w:ascii="Calibri" w:hAnsi="Calibri" w:cs="Calibri"/>
+          <w:b/>
+          <w:bCs/>
+          <w:sz w:val="22"/>
+          <w:szCs w:val="22"/>
+        </w:rPr>
+        <w:t>Login</w:t>
+      </w:r>
+      <w:r>
+        <w:rPr>
+          <w:rFonts w:ascii="Calibri" w:hAnsi="Calibri" w:cs="Calibri"/>
+          <w:b/>
+          <w:bCs/>
+          <w:sz w:val="22"/>
+          <w:szCs w:val="22"/>
+          <w:lang w:val="el-GR"/>
+        </w:rPr>
+        <w:t xml:space="preserve"> </w:t>
+      </w:r>
+      <w:r>
+        <w:rPr>
+          <w:rFonts w:ascii="Calibri" w:hAnsi="Calibri" w:cs="Calibri"/>
+          <w:b/>
+          <w:bCs/>
+          <w:sz w:val="22"/>
+          <w:szCs w:val="22"/>
+        </w:rPr>
+        <w:t>Page</w:t>
+      </w:r>
+      <w:r>
+        <w:rPr>
+          <w:rFonts w:ascii="Calibri" w:hAnsi="Calibri" w:cs="Calibri"/>
+          <w:b/>
+          <w:bCs/>
+          <w:sz w:val="22"/>
+          <w:szCs w:val="22"/>
+          <w:lang w:val="el-GR"/>
+        </w:rPr>
+        <w:t>)</w:t>
+      </w:r>
+      <w:r>
+        <w:rPr>
+          <w:rFonts w:ascii="Calibri" w:hAnsi="Calibri" w:cs="Calibri"/>
+          <w:sz w:val="22"/>
+          <w:szCs w:val="22"/>
+          <w:lang w:val="el-GR"/>
+        </w:rPr>
+        <w:t>, όπου καλείται να συμπληρώσει τα στοιχεία του.</w:t>
+      </w:r>
+    </w:p>
+    <w:p>
+      <w:pPr>
+        <w:ind w:firstLine="720"/>
+        <w:rPr>
+          <w:rFonts w:ascii="Calibri" w:hAnsi="Calibri" w:cs="Calibri"/>
+          <w:sz w:val="22"/>
+          <w:szCs w:val="22"/>
+          <w:lang w:val="el-GR"/>
+        </w:rPr>
+      </w:pPr>
+      <w:r>
+        <w:rPr>
+          <w:rFonts w:ascii="Calibri" w:hAnsi="Calibri" w:cs="Calibri"/>
+          <w:noProof/>
+          <w:color w:val="000000"/>
+          <w:sz w:val="22"/>
+          <w:szCs w:val="22"/>
+          <w:bdr w:val="none" w:sz="0" w:space="0" w:color="auto" w:frame="1"/>
+        </w:rPr>
+        <w:lastRenderedPageBreak/>
+        <w:drawing>
+          <wp:inline distT="0" distB="0" distL="0" distR="0" wp14:anchorId="64AB1F73" wp14:editId="12771ECD">
+            <wp:extent cx="4740339" cy="2428875"/>
+            <wp:effectExtent l="0" t="0" r="3175" b="0"/>
+            <wp:docPr id="1082389421" name="Picture 14" descr="A screenshot of a computer&#10;&#10;AI-generated content may be incorrect."/>
+            <wp:cNvGraphicFramePr>
+              <a:graphicFrameLocks xmlns:a="http://schemas.openxmlformats.org/drawingml/2006/main" noChangeAspect="1"/>
+            </wp:cNvGraphicFramePr>
+            <a:graphic xmlns:a="http://schemas.openxmlformats.org/drawingml/2006/main">
+              <a:graphicData uri="http://schemas.openxmlformats.org/drawingml/2006/picture">
+                <pic:pic xmlns:pic="http://schemas.openxmlformats.org/drawingml/2006/picture">
+                  <pic:nvPicPr>
+                    <pic:cNvPr id="1082389421" name="Picture 14" descr="A screenshot of a computer&#10;&#10;AI-generated content may be incorrect."/>
+                    <pic:cNvPicPr>
+                      <a:picLocks noChangeAspect="1" noChangeArrowheads="1"/>
+                    </pic:cNvPicPr>
+                  </pic:nvPicPr>
+                  <pic:blipFill>
+                    <a:blip r:embed="rId34" cstate="print">
+                      <a:extLst>
+                        <a:ext uri="{28A0092B-C50C-407E-A947-70E740481C1C}">
+                          <a14:useLocalDpi xmlns:a14="http://schemas.microsoft.com/office/drawing/2010/main" val="0"/>
+                        </a:ext>
+                      </a:extLst>
+                    </a:blip>
+                    <a:srcRect/>
+                    <a:stretch>
+                      <a:fillRect/>
+                    </a:stretch>
+                  </pic:blipFill>
+                  <pic:spPr bwMode="auto">
+                    <a:xfrm>
+                      <a:off x="0" y="0"/>
+                      <a:ext cx="4751856" cy="2434776"/>
+                    </a:xfrm>
+                    <a:prstGeom prst="rect">
+                      <a:avLst/>
+                    </a:prstGeom>
+                    <a:noFill/>
+                    <a:ln>
+                      <a:noFill/>
+                    </a:ln>
+                  </pic:spPr>
+                </pic:pic>
+              </a:graphicData>
+            </a:graphic>
+          </wp:inline>
+        </w:drawing>
+      </w:r>
+    </w:p>
+    <w:p>
+      <w:pPr>
+        <w:ind w:firstLine="720"/>
+        <w:rPr>
+          <w:rFonts w:ascii="Calibri" w:hAnsi="Calibri" w:cs="Calibri"/>
+          <w:sz w:val="22"/>
+          <w:szCs w:val="22"/>
+          <w:lang w:val="el-GR"/>
+        </w:rPr>
+      </w:pPr>
+    </w:p>
+    <w:p>
+      <w:pPr>
+        <w:ind w:left="720" w:firstLine="360"/>
+        <w:rPr>
+          <w:rFonts w:ascii="Calibri" w:hAnsi="Calibri" w:cs="Calibri"/>
+          <w:sz w:val="22"/>
+          <w:szCs w:val="22"/>
+          <w:lang w:val="el-GR"/>
+        </w:rPr>
+      </w:pPr>
+      <w:r>
+        <w:rPr>
+          <w:rFonts w:ascii="Calibri" w:hAnsi="Calibri" w:cs="Calibri"/>
+          <w:sz w:val="22"/>
+          <w:szCs w:val="22"/>
+          <w:lang w:val="el-GR"/>
+        </w:rPr>
+        <w:t xml:space="preserve">Σε περίπτωση που ο χρήστης δεν διαθέτει λογαριασμό, έχει τη δυνατότητα να επιλέξει τον σύνδεσμο </w:t>
+      </w:r>
+      <w:r>
+        <w:rPr>
+          <w:rFonts w:ascii="Calibri" w:hAnsi="Calibri" w:cs="Calibri"/>
+          <w:b/>
+          <w:bCs/>
+          <w:sz w:val="22"/>
+          <w:szCs w:val="22"/>
+        </w:rPr>
+        <w:t>Register</w:t>
+      </w:r>
+      <w:r>
+        <w:rPr>
+          <w:rFonts w:ascii="Calibri" w:hAnsi="Calibri" w:cs="Calibri"/>
+          <w:b/>
+          <w:bCs/>
+          <w:sz w:val="22"/>
+          <w:szCs w:val="22"/>
+          <w:lang w:val="el-GR"/>
+        </w:rPr>
+        <w:t xml:space="preserve"> </w:t>
+      </w:r>
+      <w:r>
+        <w:rPr>
+          <w:rFonts w:ascii="Calibri" w:hAnsi="Calibri" w:cs="Calibri"/>
+          <w:b/>
+          <w:bCs/>
+          <w:sz w:val="22"/>
+          <w:szCs w:val="22"/>
+        </w:rPr>
+        <w:t>here</w:t>
+      </w:r>
+      <w:r>
+        <w:rPr>
+          <w:rFonts w:ascii="Calibri" w:hAnsi="Calibri" w:cs="Calibri"/>
+          <w:sz w:val="22"/>
+          <w:szCs w:val="22"/>
+          <w:lang w:val="el-GR"/>
+        </w:rPr>
+        <w:t xml:space="preserve">, μέσω του οποίου ανακατευθύνεται στη </w:t>
+      </w:r>
+      <w:r>
+        <w:rPr>
+          <w:rFonts w:ascii="Calibri" w:hAnsi="Calibri" w:cs="Calibri"/>
+          <w:b/>
+          <w:bCs/>
+          <w:sz w:val="22"/>
+          <w:szCs w:val="22"/>
+          <w:lang w:val="el-GR"/>
+        </w:rPr>
+        <w:t>σελίδα</w:t>
+      </w:r>
+      <w:r>
+        <w:rPr>
+          <w:rFonts w:ascii="Calibri" w:hAnsi="Calibri" w:cs="Calibri"/>
+          <w:b/>
+          <w:bCs/>
+          <w:sz w:val="22"/>
+          <w:szCs w:val="22"/>
+          <w:lang w:val="el-GR"/>
+        </w:rPr>
+        <w:t xml:space="preserve"> εγγραφής</w:t>
+      </w:r>
+      <w:r>
+        <w:rPr>
+          <w:rFonts w:ascii="Calibri" w:hAnsi="Calibri" w:cs="Calibri"/>
+          <w:b/>
+          <w:bCs/>
+          <w:sz w:val="22"/>
+          <w:szCs w:val="22"/>
+          <w:lang w:val="el-GR"/>
+        </w:rPr>
+        <w:t xml:space="preserve"> </w:t>
+      </w:r>
+      <w:r>
+        <w:rPr>
+          <w:rFonts w:ascii="Calibri" w:hAnsi="Calibri" w:cs="Calibri"/>
+          <w:b/>
+          <w:bCs/>
+          <w:sz w:val="22"/>
+          <w:szCs w:val="22"/>
+          <w:lang w:val="el-GR"/>
+        </w:rPr>
+        <w:t>(</w:t>
+      </w:r>
+      <w:r>
+        <w:rPr>
+          <w:rFonts w:ascii="Calibri" w:hAnsi="Calibri" w:cs="Calibri"/>
+          <w:b/>
+          <w:bCs/>
+          <w:sz w:val="22"/>
+          <w:szCs w:val="22"/>
+        </w:rPr>
+        <w:t>Register</w:t>
+      </w:r>
+      <w:r>
+        <w:rPr>
+          <w:rFonts w:ascii="Calibri" w:hAnsi="Calibri" w:cs="Calibri"/>
+          <w:b/>
+          <w:bCs/>
+          <w:sz w:val="22"/>
+          <w:szCs w:val="22"/>
+          <w:lang w:val="el-GR"/>
+        </w:rPr>
+        <w:t xml:space="preserve"> </w:t>
+      </w:r>
+      <w:r>
+        <w:rPr>
+          <w:rFonts w:ascii="Calibri" w:hAnsi="Calibri" w:cs="Calibri"/>
+          <w:b/>
+          <w:bCs/>
+          <w:sz w:val="22"/>
+          <w:szCs w:val="22"/>
+        </w:rPr>
+        <w:t>Page</w:t>
+      </w:r>
+      <w:r>
+        <w:rPr>
+          <w:rFonts w:ascii="Calibri" w:hAnsi="Calibri" w:cs="Calibri"/>
+          <w:b/>
+          <w:bCs/>
+          <w:sz w:val="22"/>
+          <w:szCs w:val="22"/>
+          <w:lang w:val="el-GR"/>
+        </w:rPr>
+        <w:t>)</w:t>
+      </w:r>
+      <w:r>
+        <w:rPr>
+          <w:rFonts w:ascii="Calibri" w:hAnsi="Calibri" w:cs="Calibri"/>
+          <w:sz w:val="22"/>
+          <w:szCs w:val="22"/>
+          <w:lang w:val="el-GR"/>
+        </w:rPr>
+        <w:t>.</w:t>
+      </w:r>
+    </w:p>
+    <w:p>
+      <w:pPr>
+        <w:ind w:firstLine="720"/>
+        <w:rPr>
+          <w:rFonts w:ascii="Calibri" w:hAnsi="Calibri" w:cs="Calibri"/>
+          <w:sz w:val="22"/>
+          <w:szCs w:val="22"/>
+          <w:lang w:val="el-GR"/>
+        </w:rPr>
+      </w:pPr>
+      <w:r>
+        <w:rPr>
+          <w:rFonts w:ascii="Calibri" w:hAnsi="Calibri" w:cs="Calibri"/>
+          <w:noProof/>
+          <w:color w:val="000000"/>
+          <w:sz w:val="22"/>
+          <w:szCs w:val="22"/>
+          <w:bdr w:val="none" w:sz="0" w:space="0" w:color="auto" w:frame="1"/>
+        </w:rPr>
+        <w:drawing>
+          <wp:inline distT="0" distB="0" distL="0" distR="0" wp14:anchorId="2066B46B" wp14:editId="686554E0">
+            <wp:extent cx="4755234" cy="2434856"/>
+            <wp:effectExtent l="0" t="0" r="7620" b="3810"/>
+            <wp:docPr id="2019071570" name="Picture 15" descr="A screenshot of a computer&#10;&#10;AI-generated content may be incorrect."/>
+            <wp:cNvGraphicFramePr>
+              <a:graphicFrameLocks xmlns:a="http://schemas.openxmlformats.org/drawingml/2006/main" noChangeAspect="1"/>
+            </wp:cNvGraphicFramePr>
+            <a:graphic xmlns:a="http://schemas.openxmlformats.org/drawingml/2006/main">
+              <a:graphicData uri="http://schemas.openxmlformats.org/drawingml/2006/picture">
+                <pic:pic xmlns:pic="http://schemas.openxmlformats.org/drawingml/2006/picture">
+                  <pic:nvPicPr>
+                    <pic:cNvPr id="2019071570" name="Picture 15" descr="A screenshot of a computer&#10;&#10;AI-generated content may be incorrect."/>
+                    <pic:cNvPicPr>
+                      <a:picLocks noChangeAspect="1" noChangeArrowheads="1"/>
+                    </pic:cNvPicPr>
+                  </pic:nvPicPr>
+                  <pic:blipFill>
+                    <a:blip r:embed="rId35" cstate="print">
+                      <a:extLst>
+                        <a:ext uri="{28A0092B-C50C-407E-A947-70E740481C1C}">
+                          <a14:useLocalDpi xmlns:a14="http://schemas.microsoft.com/office/drawing/2010/main" val="0"/>
+                        </a:ext>
+                      </a:extLst>
+                    </a:blip>
+                    <a:srcRect/>
+                    <a:stretch>
+                      <a:fillRect/>
+                    </a:stretch>
+                  </pic:blipFill>
+                  <pic:spPr bwMode="auto">
+                    <a:xfrm>
+                      <a:off x="0" y="0"/>
+                      <a:ext cx="4773756" cy="2444340"/>
+                    </a:xfrm>
+                    <a:prstGeom prst="rect">
+                      <a:avLst/>
+                    </a:prstGeom>
+                    <a:noFill/>
+                    <a:ln>
+                      <a:noFill/>
+                    </a:ln>
+                  </pic:spPr>
+                </pic:pic>
+              </a:graphicData>
+            </a:graphic>
+          </wp:inline>
+        </w:drawing>
+      </w:r>
+      <w:r>
+        <w:rPr>
+          <w:rFonts w:ascii="Calibri" w:hAnsi="Calibri" w:cs="Calibri"/>
+          <w:sz w:val="22"/>
+          <w:szCs w:val="22"/>
+          <w:lang w:val="el-GR"/>
+        </w:rPr>
+        <w:br/>
+      </w:r>
+    </w:p>
+    <w:p>
+      <w:pPr>
+        <w:ind w:left="720" w:firstLine="720"/>
+        <w:rPr>
+          <w:rFonts w:ascii="Calibri" w:hAnsi="Calibri" w:cs="Calibri"/>
+          <w:sz w:val="22"/>
+          <w:szCs w:val="22"/>
+          <w:lang w:val="el-GR"/>
+        </w:rPr>
+      </w:pPr>
+      <w:r>
+        <w:rPr>
+          <w:rFonts w:ascii="Calibri" w:hAnsi="Calibri" w:cs="Calibri"/>
+          <w:sz w:val="22"/>
+          <w:szCs w:val="22"/>
+          <w:lang w:val="el-GR"/>
+        </w:rPr>
+        <w:t xml:space="preserve">Όταν ο χρήστης είναι συνδεδεμένος, το </w:t>
+      </w:r>
+      <w:r>
+        <w:rPr>
+          <w:rFonts w:ascii="Calibri" w:hAnsi="Calibri" w:cs="Calibri"/>
+          <w:sz w:val="22"/>
+          <w:szCs w:val="22"/>
+          <w:lang w:val="el-GR"/>
+        </w:rPr>
+        <w:t>όνομα χρήστη</w:t>
+      </w:r>
+      <w:r>
+        <w:rPr>
+          <w:rFonts w:ascii="Calibri" w:hAnsi="Calibri" w:cs="Calibri"/>
+          <w:sz w:val="22"/>
+          <w:szCs w:val="22"/>
+          <w:lang w:val="el-GR"/>
+        </w:rPr>
+        <w:t xml:space="preserve"> (</w:t>
+      </w:r>
+      <w:r>
+        <w:rPr>
+          <w:rFonts w:ascii="Calibri" w:hAnsi="Calibri" w:cs="Calibri"/>
+          <w:sz w:val="22"/>
+          <w:szCs w:val="22"/>
+        </w:rPr>
+        <w:t>username</w:t>
+      </w:r>
+      <w:r>
+        <w:rPr>
+          <w:rFonts w:ascii="Calibri" w:hAnsi="Calibri" w:cs="Calibri"/>
+          <w:sz w:val="22"/>
+          <w:szCs w:val="22"/>
+          <w:lang w:val="el-GR"/>
+        </w:rPr>
+        <w:t>)</w:t>
+      </w:r>
+      <w:r>
+        <w:rPr>
+          <w:rFonts w:ascii="Calibri" w:hAnsi="Calibri" w:cs="Calibri"/>
+          <w:sz w:val="22"/>
+          <w:szCs w:val="22"/>
+          <w:lang w:val="el-GR"/>
+        </w:rPr>
+        <w:t xml:space="preserve"> του εμφανίζεται στη θέση του κουμπιού </w:t>
+      </w:r>
+      <w:r>
+        <w:rPr>
+          <w:rFonts w:ascii="Calibri" w:hAnsi="Calibri" w:cs="Calibri"/>
+          <w:b/>
+          <w:bCs/>
+          <w:sz w:val="22"/>
+          <w:szCs w:val="22"/>
+        </w:rPr>
+        <w:t>Order</w:t>
+      </w:r>
+      <w:r>
+        <w:rPr>
+          <w:rFonts w:ascii="Calibri" w:hAnsi="Calibri" w:cs="Calibri"/>
+          <w:b/>
+          <w:bCs/>
+          <w:sz w:val="22"/>
+          <w:szCs w:val="22"/>
+          <w:lang w:val="el-GR"/>
+        </w:rPr>
+        <w:t xml:space="preserve"> </w:t>
+      </w:r>
+      <w:r>
+        <w:rPr>
+          <w:rFonts w:ascii="Calibri" w:hAnsi="Calibri" w:cs="Calibri"/>
+          <w:b/>
+          <w:bCs/>
+          <w:sz w:val="22"/>
+          <w:szCs w:val="22"/>
+        </w:rPr>
+        <w:t>Now</w:t>
+      </w:r>
+      <w:r>
+        <w:rPr>
+          <w:rFonts w:ascii="Calibri" w:hAnsi="Calibri" w:cs="Calibri"/>
+          <w:b/>
+          <w:bCs/>
+          <w:sz w:val="22"/>
+          <w:szCs w:val="22"/>
+          <w:lang w:val="el-GR"/>
+        </w:rPr>
+        <w:t>!</w:t>
+      </w:r>
+      <w:r>
+        <w:rPr>
+          <w:rFonts w:ascii="Calibri" w:hAnsi="Calibri" w:cs="Calibri"/>
+          <w:sz w:val="22"/>
+          <w:szCs w:val="22"/>
+          <w:lang w:val="el-GR"/>
+        </w:rPr>
+        <w:t xml:space="preserve">. Παράλληλα, ενεργοποιούνται </w:t>
+      </w:r>
+      <w:r>
+        <w:rPr>
+          <w:rFonts w:ascii="Calibri" w:hAnsi="Calibri" w:cs="Calibri"/>
+          <w:sz w:val="22"/>
+          <w:szCs w:val="22"/>
+          <w:lang w:val="el-GR"/>
+        </w:rPr>
+        <w:t>οι</w:t>
+      </w:r>
+      <w:r>
+        <w:rPr>
+          <w:rFonts w:ascii="Calibri" w:hAnsi="Calibri" w:cs="Calibri"/>
+          <w:sz w:val="22"/>
+          <w:szCs w:val="22"/>
+          <w:lang w:val="el-GR"/>
+        </w:rPr>
+        <w:t xml:space="preserve"> επιλογές, </w:t>
+      </w:r>
+      <w:r>
+        <w:rPr>
+          <w:rFonts w:ascii="Calibri" w:hAnsi="Calibri" w:cs="Calibri"/>
+          <w:b/>
+          <w:bCs/>
+          <w:sz w:val="22"/>
+          <w:szCs w:val="22"/>
+          <w:lang w:val="el-GR"/>
+        </w:rPr>
+        <w:t>Ιστορικού παραγγελιών</w:t>
+      </w:r>
+      <w:r>
+        <w:rPr>
+          <w:rFonts w:ascii="Calibri" w:hAnsi="Calibri" w:cs="Calibri"/>
+          <w:b/>
+          <w:bCs/>
+          <w:sz w:val="22"/>
+          <w:szCs w:val="22"/>
+          <w:lang w:val="el-GR"/>
+        </w:rPr>
+        <w:t xml:space="preserve"> (</w:t>
+      </w:r>
+      <w:r>
+        <w:rPr>
+          <w:rFonts w:ascii="Calibri" w:hAnsi="Calibri" w:cs="Calibri"/>
+          <w:b/>
+          <w:bCs/>
+          <w:sz w:val="22"/>
+          <w:szCs w:val="22"/>
+        </w:rPr>
+        <w:t>Your</w:t>
+      </w:r>
+      <w:r>
+        <w:rPr>
+          <w:rFonts w:ascii="Calibri" w:hAnsi="Calibri" w:cs="Calibri"/>
+          <w:b/>
+          <w:bCs/>
+          <w:sz w:val="22"/>
+          <w:szCs w:val="22"/>
+          <w:lang w:val="el-GR"/>
+        </w:rPr>
+        <w:t xml:space="preserve"> </w:t>
+      </w:r>
+      <w:r>
+        <w:rPr>
+          <w:rFonts w:ascii="Calibri" w:hAnsi="Calibri" w:cs="Calibri"/>
+          <w:b/>
+          <w:bCs/>
+          <w:sz w:val="22"/>
+          <w:szCs w:val="22"/>
+        </w:rPr>
+        <w:t>Orders</w:t>
+      </w:r>
+      <w:r>
+        <w:rPr>
+          <w:rFonts w:ascii="Calibri" w:hAnsi="Calibri" w:cs="Calibri"/>
+          <w:b/>
+          <w:bCs/>
+          <w:sz w:val="22"/>
+          <w:szCs w:val="22"/>
+          <w:lang w:val="el-GR"/>
+        </w:rPr>
+        <w:t>)</w:t>
+      </w:r>
+      <w:r>
+        <w:rPr>
+          <w:rFonts w:ascii="Calibri" w:hAnsi="Calibri" w:cs="Calibri"/>
+          <w:sz w:val="22"/>
+          <w:szCs w:val="22"/>
+          <w:lang w:val="el-GR"/>
+        </w:rPr>
+        <w:t xml:space="preserve"> και η </w:t>
+      </w:r>
+      <w:r>
+        <w:rPr>
+          <w:rFonts w:ascii="Calibri" w:hAnsi="Calibri" w:cs="Calibri"/>
+          <w:b/>
+          <w:bCs/>
+          <w:sz w:val="22"/>
+          <w:szCs w:val="22"/>
+          <w:lang w:val="el-GR"/>
+        </w:rPr>
+        <w:t>Αποσύνδεση</w:t>
+      </w:r>
+      <w:r>
+        <w:rPr>
+          <w:rFonts w:ascii="Calibri" w:hAnsi="Calibri" w:cs="Calibri"/>
+          <w:b/>
+          <w:bCs/>
+          <w:sz w:val="22"/>
+          <w:szCs w:val="22"/>
+          <w:lang w:val="el-GR"/>
+        </w:rPr>
+        <w:t xml:space="preserve"> (</w:t>
+      </w:r>
+      <w:r>
+        <w:rPr>
+          <w:rFonts w:ascii="Calibri" w:hAnsi="Calibri" w:cs="Calibri"/>
+          <w:b/>
+          <w:bCs/>
+          <w:sz w:val="22"/>
+          <w:szCs w:val="22"/>
+        </w:rPr>
+        <w:t>Log</w:t>
+      </w:r>
+      <w:r>
+        <w:rPr>
+          <w:rFonts w:ascii="Calibri" w:hAnsi="Calibri" w:cs="Calibri"/>
+          <w:b/>
+          <w:bCs/>
+          <w:sz w:val="22"/>
+          <w:szCs w:val="22"/>
+          <w:lang w:val="el-GR"/>
+        </w:rPr>
+        <w:t xml:space="preserve"> </w:t>
+      </w:r>
+      <w:r>
+        <w:rPr>
+          <w:rFonts w:ascii="Calibri" w:hAnsi="Calibri" w:cs="Calibri"/>
+          <w:b/>
+          <w:bCs/>
+          <w:sz w:val="22"/>
+          <w:szCs w:val="22"/>
+        </w:rPr>
+        <w:t>Out</w:t>
+      </w:r>
+      <w:r>
+        <w:rPr>
+          <w:rFonts w:ascii="Calibri" w:hAnsi="Calibri" w:cs="Calibri"/>
+          <w:b/>
+          <w:bCs/>
+          <w:sz w:val="22"/>
+          <w:szCs w:val="22"/>
+          <w:lang w:val="el-GR"/>
+        </w:rPr>
+        <w:t>)</w:t>
+      </w:r>
+      <w:r>
+        <w:rPr>
+          <w:rFonts w:ascii="Calibri" w:hAnsi="Calibri" w:cs="Calibri"/>
+          <w:sz w:val="22"/>
+          <w:szCs w:val="22"/>
+          <w:lang w:val="el-GR"/>
+        </w:rPr>
+        <w:t>, οι οποίες θα παρουσιαστούν στη συνέχεια.</w:t>
+      </w:r>
+    </w:p>
+    <w:p>
+      <w:pPr>
+        <w:ind w:firstLine="720"/>
+        <w:rPr>
+          <w:rFonts w:ascii="Calibri" w:hAnsi="Calibri" w:cs="Calibri"/>
+          <w:sz w:val="22"/>
+          <w:szCs w:val="22"/>
+          <w:lang w:val="el-GR"/>
+        </w:rPr>
+      </w:pPr>
+      <w:r>
+        <w:rPr>
+          <w:rFonts w:ascii="Calibri" w:hAnsi="Calibri" w:cs="Calibri"/>
+          <w:noProof/>
+          <w:color w:val="000000"/>
+          <w:sz w:val="22"/>
+          <w:szCs w:val="22"/>
+          <w:bdr w:val="none" w:sz="0" w:space="0" w:color="auto" w:frame="1"/>
+        </w:rPr>
+        <w:lastRenderedPageBreak/>
+        <w:drawing>
+          <wp:inline distT="0" distB="0" distL="0" distR="0" wp14:anchorId="05A6706D" wp14:editId="40720F8C">
+            <wp:extent cx="4731385" cy="2466454"/>
+            <wp:effectExtent l="0" t="0" r="0" b="0"/>
+            <wp:docPr id="1625330733" name="Picture 16" descr="A screenshot of a computer&#10;&#10;AI-generated content may be incorrect."/>
+            <wp:cNvGraphicFramePr>
+              <a:graphicFrameLocks xmlns:a="http://schemas.openxmlformats.org/drawingml/2006/main" noChangeAspect="1"/>
+            </wp:cNvGraphicFramePr>
+            <a:graphic xmlns:a="http://schemas.openxmlformats.org/drawingml/2006/main">
+              <a:graphicData uri="http://schemas.openxmlformats.org/drawingml/2006/picture">
+                <pic:pic xmlns:pic="http://schemas.openxmlformats.org/drawingml/2006/picture">
+                  <pic:nvPicPr>
+                    <pic:cNvPr id="1625330733" name="Picture 16" descr="A screenshot of a computer&#10;&#10;AI-generated content may be incorrect."/>
+                    <pic:cNvPicPr>
+                      <a:picLocks noChangeAspect="1" noChangeArrowheads="1"/>
+                    </pic:cNvPicPr>
+                  </pic:nvPicPr>
+                  <pic:blipFill>
+                    <a:blip r:embed="rId36" cstate="print">
+                      <a:extLst>
+                        <a:ext uri="{28A0092B-C50C-407E-A947-70E740481C1C}">
+                          <a14:useLocalDpi xmlns:a14="http://schemas.microsoft.com/office/drawing/2010/main" val="0"/>
+                        </a:ext>
+                      </a:extLst>
+                    </a:blip>
+                    <a:srcRect/>
+                    <a:stretch>
+                      <a:fillRect/>
+                    </a:stretch>
+                  </pic:blipFill>
+                  <pic:spPr bwMode="auto">
+                    <a:xfrm>
+                      <a:off x="0" y="0"/>
+                      <a:ext cx="4743663" cy="2472854"/>
+                    </a:xfrm>
+                    <a:prstGeom prst="rect">
+                      <a:avLst/>
+                    </a:prstGeom>
+                    <a:noFill/>
+                    <a:ln>
+                      <a:noFill/>
+                    </a:ln>
+                  </pic:spPr>
+                </pic:pic>
+              </a:graphicData>
+            </a:graphic>
+          </wp:inline>
+        </w:drawing>
+      </w:r>
+    </w:p>
+    <w:p>
+      <w:pPr>
+        <w:ind w:firstLine="720"/>
+        <w:rPr>
+          <w:rFonts w:ascii="Calibri" w:hAnsi="Calibri" w:cs="Calibri"/>
+          <w:sz w:val="22"/>
+          <w:szCs w:val="22"/>
+          <w:lang w:val="el-GR"/>
+        </w:rPr>
+      </w:pPr>
+    </w:p>
+    <w:p>
+      <w:pPr>
+        <w:pStyle w:val="Heading5"/>
+        <w:numPr>
+          <w:ilvl w:val="1"/>
+          <w:numId w:val="1"/>
+        </w:numPr>
+        <w:rPr>
+          <w:rFonts w:ascii="Calibri" w:hAnsi="Calibri" w:cs="Calibri"/>
+          <w:b/>
+          <w:bCs/>
+          <w:color w:val="auto"/>
+          <w:lang w:val="el-GR"/>
+        </w:rPr>
+      </w:pPr>
+      <w:r>
+        <w:rPr>
+          <w:rFonts w:ascii="Calibri" w:hAnsi="Calibri" w:cs="Calibri"/>
+          <w:b/>
+          <w:bCs/>
+          <w:color w:val="auto"/>
+          <w:lang w:val="el-GR"/>
+        </w:rPr>
+        <w:t>Σελίδα Προϊόντος</w:t>
+      </w:r>
+    </w:p>
+    <w:p>
+      <w:pPr>
+        <w:ind w:left="720" w:firstLine="360"/>
+        <w:rPr>
+          <w:rFonts w:ascii="Calibri" w:hAnsi="Calibri" w:cs="Calibri"/>
+          <w:sz w:val="22"/>
+          <w:szCs w:val="22"/>
+        </w:rPr>
+      </w:pPr>
+      <w:r>
+        <w:rPr>
+          <w:rFonts w:ascii="Calibri" w:hAnsi="Calibri" w:cs="Calibri"/>
+          <w:sz w:val="22"/>
+          <w:szCs w:val="22"/>
+          <w:lang w:val="el-GR"/>
+        </w:rPr>
+        <w:t xml:space="preserve">Επιλέγοντας ένα σύγγραμμα, ο χρήστης ανακατευθύνεται στη </w:t>
+      </w:r>
+      <w:r>
+        <w:rPr>
+          <w:rFonts w:ascii="Calibri" w:hAnsi="Calibri" w:cs="Calibri"/>
+          <w:b/>
+          <w:bCs/>
+          <w:sz w:val="22"/>
+          <w:szCs w:val="22"/>
+          <w:lang w:val="el-GR"/>
+        </w:rPr>
+        <w:t>σελίδα του προϊόντος</w:t>
+      </w:r>
+      <w:r>
+        <w:rPr>
+          <w:rFonts w:ascii="Calibri" w:hAnsi="Calibri" w:cs="Calibri"/>
+          <w:b/>
+          <w:bCs/>
+          <w:sz w:val="22"/>
+          <w:szCs w:val="22"/>
+          <w:lang w:val="el-GR"/>
+        </w:rPr>
+        <w:t xml:space="preserve"> (</w:t>
+      </w:r>
+      <w:r>
+        <w:rPr>
+          <w:rFonts w:ascii="Calibri" w:hAnsi="Calibri" w:cs="Calibri"/>
+          <w:b/>
+          <w:bCs/>
+          <w:sz w:val="22"/>
+          <w:szCs w:val="22"/>
+        </w:rPr>
+        <w:t>Item</w:t>
+      </w:r>
+      <w:r>
+        <w:rPr>
+          <w:rFonts w:ascii="Calibri" w:hAnsi="Calibri" w:cs="Calibri"/>
+          <w:b/>
+          <w:bCs/>
+          <w:sz w:val="22"/>
+          <w:szCs w:val="22"/>
+          <w:lang w:val="el-GR"/>
+        </w:rPr>
+        <w:t xml:space="preserve"> </w:t>
+      </w:r>
+      <w:r>
+        <w:rPr>
+          <w:rFonts w:ascii="Calibri" w:hAnsi="Calibri" w:cs="Calibri"/>
+          <w:b/>
+          <w:bCs/>
+          <w:sz w:val="22"/>
+          <w:szCs w:val="22"/>
+        </w:rPr>
+        <w:t>Page</w:t>
+      </w:r>
+      <w:r>
+        <w:rPr>
+          <w:rFonts w:ascii="Calibri" w:hAnsi="Calibri" w:cs="Calibri"/>
+          <w:b/>
+          <w:bCs/>
+          <w:sz w:val="22"/>
+          <w:szCs w:val="22"/>
+          <w:lang w:val="el-GR"/>
+        </w:rPr>
+        <w:t>)</w:t>
+      </w:r>
+      <w:r>
+        <w:rPr>
+          <w:rFonts w:ascii="Calibri" w:hAnsi="Calibri" w:cs="Calibri"/>
+          <w:sz w:val="22"/>
+          <w:szCs w:val="22"/>
+          <w:lang w:val="el-GR"/>
+        </w:rPr>
+        <w:t>, όπου μπορεί να δει αναλυτικότερες πληροφορίες σχετικά με αυτό.</w:t>
+      </w:r>
+      <w:r>
+        <w:rPr>
+          <w:rFonts w:ascii="Calibri" w:hAnsi="Calibri" w:cs="Calibri"/>
+          <w:sz w:val="22"/>
+          <w:szCs w:val="22"/>
+          <w:lang w:val="el-GR"/>
+        </w:rPr>
+        <w:t xml:space="preserve"> </w:t>
+      </w:r>
+    </w:p>
+    <w:p>
+      <w:pPr>
+        <w:ind w:left="720" w:firstLine="360"/>
+        <w:rPr>
+          <w:rFonts w:ascii="Calibri" w:hAnsi="Calibri" w:cs="Calibri"/>
+          <w:sz w:val="22"/>
+          <w:szCs w:val="22"/>
+          <w:lang w:val="el-GR"/>
+        </w:rPr>
+      </w:pPr>
+      <w:r>
+        <w:rPr>
+          <w:rFonts w:ascii="Calibri" w:hAnsi="Calibri" w:cs="Calibri"/>
+          <w:sz w:val="22"/>
+          <w:szCs w:val="22"/>
+          <w:lang w:val="el-GR"/>
+        </w:rPr>
+        <w:t xml:space="preserve">Πατώντας το κουμπί </w:t>
+      </w:r>
+      <w:r>
+        <w:rPr>
+          <w:rFonts w:ascii="Calibri" w:hAnsi="Calibri" w:cs="Calibri"/>
+          <w:b/>
+          <w:bCs/>
+          <w:sz w:val="22"/>
+          <w:szCs w:val="22"/>
+        </w:rPr>
+        <w:t>Add</w:t>
+      </w:r>
+      <w:r>
+        <w:rPr>
+          <w:rFonts w:ascii="Calibri" w:hAnsi="Calibri" w:cs="Calibri"/>
+          <w:b/>
+          <w:bCs/>
+          <w:sz w:val="22"/>
+          <w:szCs w:val="22"/>
+          <w:lang w:val="el-GR"/>
+        </w:rPr>
+        <w:t xml:space="preserve"> </w:t>
+      </w:r>
+      <w:r>
+        <w:rPr>
+          <w:rFonts w:ascii="Calibri" w:hAnsi="Calibri" w:cs="Calibri"/>
+          <w:b/>
+          <w:bCs/>
+          <w:sz w:val="22"/>
+          <w:szCs w:val="22"/>
+        </w:rPr>
+        <w:t>to</w:t>
+      </w:r>
+      <w:r>
+        <w:rPr>
+          <w:rFonts w:ascii="Calibri" w:hAnsi="Calibri" w:cs="Calibri"/>
+          <w:b/>
+          <w:bCs/>
+          <w:sz w:val="22"/>
+          <w:szCs w:val="22"/>
+          <w:lang w:val="el-GR"/>
+        </w:rPr>
+        <w:t xml:space="preserve"> </w:t>
+      </w:r>
+      <w:r>
+        <w:rPr>
+          <w:rFonts w:ascii="Calibri" w:hAnsi="Calibri" w:cs="Calibri"/>
+          <w:b/>
+          <w:bCs/>
+          <w:sz w:val="22"/>
+          <w:szCs w:val="22"/>
+        </w:rPr>
+        <w:t>Cart</w:t>
+      </w:r>
+      <w:r>
+        <w:rPr>
+          <w:rFonts w:ascii="Calibri" w:hAnsi="Calibri" w:cs="Calibri"/>
+          <w:sz w:val="22"/>
+          <w:szCs w:val="22"/>
+          <w:lang w:val="el-GR"/>
+        </w:rPr>
+        <w:t>, το σύγγραμμα προστίθεται στο καλάθι αγορών του χρήστη και ακολουθεί αυτόματη ανακατεύθυνση στη σελίδα του καλαθιού.</w:t>
+      </w:r>
+    </w:p>
+    <w:p>
+      <w:pPr>
+        <w:ind w:firstLine="720"/>
+        <w:rPr>
+          <w:rFonts w:ascii="Calibri" w:hAnsi="Calibri" w:cs="Calibri"/>
+          <w:sz w:val="22"/>
+          <w:szCs w:val="22"/>
+          <w:lang w:val="el-GR"/>
+        </w:rPr>
+      </w:pPr>
+      <w:r>
+        <w:rPr>
+          <w:rFonts w:ascii="Calibri" w:hAnsi="Calibri" w:cs="Calibri"/>
+          <w:noProof/>
+          <w:color w:val="000000"/>
+          <w:bdr w:val="none" w:sz="0" w:space="0" w:color="auto" w:frame="1"/>
+        </w:rPr>
+        <w:drawing>
+          <wp:inline distT="0" distB="0" distL="0" distR="0" wp14:anchorId="7F3880DD" wp14:editId="4710A94B">
+            <wp:extent cx="4746716" cy="2466754"/>
+            <wp:effectExtent l="0" t="0" r="0" b="0"/>
+            <wp:docPr id="1297079350" name="Picture 17" descr="A screenshot of a computer&#10;&#10;AI-generated content may be incorrect."/>
+            <wp:cNvGraphicFramePr>
+              <a:graphicFrameLocks xmlns:a="http://schemas.openxmlformats.org/drawingml/2006/main" noChangeAspect="1"/>
+            </wp:cNvGraphicFramePr>
+            <a:graphic xmlns:a="http://schemas.openxmlformats.org/drawingml/2006/main">
+              <a:graphicData uri="http://schemas.openxmlformats.org/drawingml/2006/picture">
+                <pic:pic xmlns:pic="http://schemas.openxmlformats.org/drawingml/2006/picture">
+                  <pic:nvPicPr>
+                    <pic:cNvPr id="1297079350" name="Picture 17" descr="A screenshot of a computer&#10;&#10;AI-generated content may be incorrect."/>
+                    <pic:cNvPicPr>
+                      <a:picLocks noChangeAspect="1" noChangeArrowheads="1"/>
+                    </pic:cNvPicPr>
+                  </pic:nvPicPr>
+                  <pic:blipFill>
+                    <a:blip r:embed="rId37" cstate="print">
+                      <a:extLst>
+                        <a:ext uri="{28A0092B-C50C-407E-A947-70E740481C1C}">
+                          <a14:useLocalDpi xmlns:a14="http://schemas.microsoft.com/office/drawing/2010/main" val="0"/>
+                        </a:ext>
+                      </a:extLst>
+                    </a:blip>
+                    <a:srcRect/>
+                    <a:stretch>
+                      <a:fillRect/>
+                    </a:stretch>
+                  </pic:blipFill>
+                  <pic:spPr bwMode="auto">
+                    <a:xfrm>
+                      <a:off x="0" y="0"/>
+                      <a:ext cx="4755546" cy="2471343"/>
+                    </a:xfrm>
+                    <a:prstGeom prst="rect">
+                      <a:avLst/>
+                    </a:prstGeom>
+                    <a:noFill/>
+                    <a:ln>
+                      <a:noFill/>
+                    </a:ln>
+                  </pic:spPr>
+                </pic:pic>
+              </a:graphicData>
+            </a:graphic>
+          </wp:inline>
+        </w:drawing>
+      </w:r>
+    </w:p>
+    <w:p>
+      <w:pPr>
+        <w:rPr>
+          <w:lang w:val="el-GR"/>
+        </w:rPr>
+      </w:pPr>
+    </w:p>
+    <w:p>
+      <w:pPr>
+        <w:rPr>
+          <w:lang w:val="el-GR"/>
+        </w:rPr>
+      </w:pPr>
+    </w:p>
+    <w:p>
+      <w:pPr>
+        <w:rPr>
+          <w:lang w:val="el-GR"/>
+        </w:rPr>
+      </w:pPr>
+    </w:p>
+    <w:p>
+      <w:pPr>
+        <w:pStyle w:val="Heading5"/>
+        <w:numPr>
+          <w:ilvl w:val="1"/>
+          <w:numId w:val="1"/>
+        </w:numPr>
+        <w:rPr>
+          <w:rFonts w:ascii="Calibri" w:hAnsi="Calibri" w:cs="Calibri"/>
+          <w:b/>
+          <w:bCs/>
+          <w:color w:val="auto"/>
+          <w:lang w:val="el-GR"/>
+        </w:rPr>
+      </w:pPr>
+      <w:r>
+        <w:rPr>
+          <w:rFonts w:ascii="Calibri" w:hAnsi="Calibri" w:cs="Calibri"/>
+          <w:b/>
+          <w:bCs/>
+          <w:color w:val="auto"/>
+          <w:lang w:val="el-GR"/>
+        </w:rPr>
+        <w:lastRenderedPageBreak/>
+        <w:t>Καλάθι</w:t>
+      </w:r>
+    </w:p>
+    <w:p>
+      <w:pPr>
+        <w:ind w:left="720" w:firstLine="360"/>
+        <w:rPr>
+          <w:rFonts w:ascii="Calibri" w:hAnsi="Calibri" w:cs="Calibri"/>
+          <w:sz w:val="22"/>
+          <w:szCs w:val="22"/>
+          <w:lang w:val="el-GR"/>
+        </w:rPr>
+      </w:pPr>
+      <w:r>
+        <w:rPr>
+          <w:rFonts w:ascii="Calibri" w:hAnsi="Calibri" w:cs="Calibri"/>
+          <w:sz w:val="22"/>
+          <w:szCs w:val="22"/>
+          <w:lang w:val="el-GR"/>
+        </w:rPr>
+        <w:t xml:space="preserve">Επιλέγοντας το κουμπί </w:t>
+      </w:r>
+      <w:r>
+        <w:rPr>
+          <w:rFonts w:ascii="Calibri" w:hAnsi="Calibri" w:cs="Calibri"/>
+          <w:b/>
+          <w:bCs/>
+          <w:sz w:val="22"/>
+          <w:szCs w:val="22"/>
+        </w:rPr>
+        <w:t>Cart</w:t>
+      </w:r>
+      <w:r>
+        <w:rPr>
+          <w:rFonts w:ascii="Calibri" w:hAnsi="Calibri" w:cs="Calibri"/>
+          <w:sz w:val="22"/>
+          <w:szCs w:val="22"/>
+          <w:lang w:val="el-GR"/>
+        </w:rPr>
+        <w:t xml:space="preserve">, ο χρήστης μπορεί να </w:t>
+      </w:r>
+      <w:r>
+        <w:rPr>
+          <w:rFonts w:ascii="Calibri" w:hAnsi="Calibri" w:cs="Calibri"/>
+          <w:sz w:val="22"/>
+          <w:szCs w:val="22"/>
+          <w:lang w:val="el-GR"/>
+        </w:rPr>
+        <w:t>δει</w:t>
+      </w:r>
+      <w:r>
+        <w:rPr>
+          <w:rFonts w:ascii="Calibri" w:hAnsi="Calibri" w:cs="Calibri"/>
+          <w:sz w:val="22"/>
+          <w:szCs w:val="22"/>
+          <w:lang w:val="el-GR"/>
+        </w:rPr>
+        <w:t xml:space="preserve"> τα προϊόντα που έχει προσθέσει στο καλάθι του.</w:t>
+      </w:r>
+      <w:r>
+        <w:rPr>
+          <w:rFonts w:ascii="Calibri" w:hAnsi="Calibri" w:cs="Calibri"/>
+          <w:sz w:val="22"/>
+          <w:szCs w:val="22"/>
+          <w:lang w:val="el-GR"/>
+        </w:rPr>
+        <w:t xml:space="preserve"> </w:t>
+      </w:r>
+      <w:r>
+        <w:rPr>
+          <w:rFonts w:ascii="Calibri" w:hAnsi="Calibri" w:cs="Calibri"/>
+          <w:sz w:val="22"/>
+          <w:szCs w:val="22"/>
+          <w:lang w:val="el-GR"/>
+        </w:rPr>
+        <w:t>Σε περίπτωση που το καλάθι είναι άδειο, εμφανίζεται σχετικό μήνυμα.</w:t>
+      </w:r>
+    </w:p>
+    <w:p>
+      <w:pPr>
+        <w:ind w:firstLine="720"/>
+        <w:rPr>
+          <w:rFonts w:ascii="Calibri" w:hAnsi="Calibri" w:cs="Calibri"/>
+          <w:sz w:val="22"/>
+          <w:szCs w:val="22"/>
+          <w:lang w:val="el-GR"/>
+        </w:rPr>
+      </w:pPr>
+      <w:r>
+        <w:rPr>
+          <w:rFonts w:ascii="Calibri" w:hAnsi="Calibri" w:cs="Calibri"/>
+          <w:noProof/>
+          <w:color w:val="000000"/>
+          <w:sz w:val="22"/>
+          <w:szCs w:val="22"/>
+          <w:bdr w:val="none" w:sz="0" w:space="0" w:color="auto" w:frame="1"/>
+        </w:rPr>
+        <w:drawing>
+          <wp:inline distT="0" distB="0" distL="0" distR="0" wp14:anchorId="61B782ED" wp14:editId="3C2DEA11">
+            <wp:extent cx="4421875" cy="2273888"/>
+            <wp:effectExtent l="0" t="0" r="0" b="0"/>
+            <wp:docPr id="1646932764" name="Picture 18" descr="A screenshot of a computer&#10;&#10;AI-generated content may be incorrect."/>
+            <wp:cNvGraphicFramePr>
+              <a:graphicFrameLocks xmlns:a="http://schemas.openxmlformats.org/drawingml/2006/main" noChangeAspect="1"/>
+            </wp:cNvGraphicFramePr>
+            <a:graphic xmlns:a="http://schemas.openxmlformats.org/drawingml/2006/main">
+              <a:graphicData uri="http://schemas.openxmlformats.org/drawingml/2006/picture">
+                <pic:pic xmlns:pic="http://schemas.openxmlformats.org/drawingml/2006/picture">
+                  <pic:nvPicPr>
+                    <pic:cNvPr id="1646932764" name="Picture 18" descr="A screenshot of a computer&#10;&#10;AI-generated content may be incorrect."/>
+                    <pic:cNvPicPr>
+                      <a:picLocks noChangeAspect="1" noChangeArrowheads="1"/>
+                    </pic:cNvPicPr>
+                  </pic:nvPicPr>
+                  <pic:blipFill>
+                    <a:blip r:embed="rId38" cstate="print">
+                      <a:extLst>
+                        <a:ext uri="{28A0092B-C50C-407E-A947-70E740481C1C}">
+                          <a14:useLocalDpi xmlns:a14="http://schemas.microsoft.com/office/drawing/2010/main" val="0"/>
+                        </a:ext>
+                      </a:extLst>
+                    </a:blip>
+                    <a:srcRect/>
+                    <a:stretch>
+                      <a:fillRect/>
+                    </a:stretch>
+                  </pic:blipFill>
+                  <pic:spPr bwMode="auto">
+                    <a:xfrm>
+                      <a:off x="0" y="0"/>
+                      <a:ext cx="4433939" cy="2280092"/>
+                    </a:xfrm>
+                    <a:prstGeom prst="rect">
+                      <a:avLst/>
+                    </a:prstGeom>
+                    <a:noFill/>
+                    <a:ln>
+                      <a:noFill/>
+                    </a:ln>
+                  </pic:spPr>
+                </pic:pic>
+              </a:graphicData>
+            </a:graphic>
+          </wp:inline>
+        </w:drawing>
+      </w:r>
+    </w:p>
+    <w:p>
+      <w:pPr>
+        <w:ind w:left="720" w:firstLine="360"/>
+        <w:rPr>
+          <w:rFonts w:ascii="Calibri" w:hAnsi="Calibri" w:cs="Calibri"/>
+          <w:sz w:val="22"/>
+          <w:szCs w:val="22"/>
+          <w:lang w:val="el-GR"/>
+        </w:rPr>
+      </w:pPr>
+      <w:r>
+        <w:rPr>
+          <w:rFonts w:ascii="Calibri" w:hAnsi="Calibri" w:cs="Calibri"/>
+          <w:sz w:val="22"/>
+          <w:szCs w:val="22"/>
+          <w:lang w:val="el-GR"/>
+        </w:rPr>
+        <w:t xml:space="preserve">Αφού προστεθούν προϊόντα στο καλάθι, ο χρήστης έχει </w:t>
+      </w:r>
+      <w:r>
+        <w:rPr>
+          <w:rFonts w:ascii="Calibri" w:hAnsi="Calibri" w:cs="Calibri"/>
+          <w:sz w:val="22"/>
+          <w:szCs w:val="22"/>
+          <w:lang w:val="el-GR"/>
+        </w:rPr>
+        <w:t>τις εξής δυνατότητες:</w:t>
+      </w:r>
+    </w:p>
+    <w:p>
+      <w:pPr>
+        <w:pStyle w:val="ListParagraph"/>
+        <w:numPr>
+          <w:ilvl w:val="0"/>
+          <w:numId w:val="9"/>
+        </w:numPr>
+        <w:rPr>
+          <w:rFonts w:ascii="Calibri" w:hAnsi="Calibri" w:cs="Calibri"/>
+          <w:sz w:val="22"/>
+          <w:szCs w:val="22"/>
+          <w:lang w:val="el-GR"/>
+        </w:rPr>
+      </w:pPr>
+      <w:r>
+        <w:rPr>
+          <w:rFonts w:ascii="Calibri" w:hAnsi="Calibri" w:cs="Calibri"/>
+          <w:sz w:val="22"/>
+          <w:szCs w:val="22"/>
+          <w:lang w:val="el-GR"/>
+        </w:rPr>
+        <w:t>Να ανακατευθυνθεί εκ νέου στη σελίδα του προϊόντος επιλέγοντας το όνομα του.</w:t>
+      </w:r>
+    </w:p>
+    <w:p>
+      <w:pPr>
+        <w:pStyle w:val="ListParagraph"/>
+        <w:numPr>
+          <w:ilvl w:val="0"/>
+          <w:numId w:val="9"/>
+        </w:numPr>
+        <w:rPr>
+          <w:rFonts w:ascii="Calibri" w:hAnsi="Calibri" w:cs="Calibri"/>
+          <w:sz w:val="22"/>
+          <w:szCs w:val="22"/>
+          <w:lang w:val="el-GR"/>
+        </w:rPr>
+      </w:pPr>
+      <w:r>
+        <w:rPr>
+          <w:rFonts w:ascii="Calibri" w:hAnsi="Calibri" w:cs="Calibri"/>
+          <w:sz w:val="22"/>
+          <w:szCs w:val="22"/>
+          <w:lang w:val="el-GR"/>
+        </w:rPr>
+        <w:t xml:space="preserve">Να αλλάξει την ποσότητα του προϊόντος από την </w:t>
+      </w:r>
+      <w:r>
+        <w:rPr>
+          <w:rFonts w:ascii="Calibri" w:hAnsi="Calibri" w:cs="Calibri"/>
+          <w:sz w:val="22"/>
+          <w:szCs w:val="22"/>
+        </w:rPr>
+        <w:t>dropdown</w:t>
+      </w:r>
+      <w:r>
+        <w:rPr>
+          <w:rFonts w:ascii="Calibri" w:hAnsi="Calibri" w:cs="Calibri"/>
+          <w:sz w:val="22"/>
+          <w:szCs w:val="22"/>
+          <w:lang w:val="el-GR"/>
+        </w:rPr>
+        <w:t xml:space="preserve"> </w:t>
+      </w:r>
+      <w:r>
+        <w:rPr>
+          <w:rFonts w:ascii="Calibri" w:hAnsi="Calibri" w:cs="Calibri"/>
+          <w:sz w:val="22"/>
+          <w:szCs w:val="22"/>
+          <w:lang w:val="el-GR"/>
+        </w:rPr>
+        <w:t>λίστα.</w:t>
+      </w:r>
+    </w:p>
+    <w:p>
+      <w:pPr>
+        <w:pStyle w:val="ListParagraph"/>
+        <w:numPr>
+          <w:ilvl w:val="0"/>
+          <w:numId w:val="9"/>
+        </w:numPr>
+        <w:rPr>
+          <w:rFonts w:ascii="Calibri" w:hAnsi="Calibri" w:cs="Calibri"/>
+          <w:sz w:val="22"/>
+          <w:szCs w:val="22"/>
+          <w:lang w:val="el-GR"/>
+        </w:rPr>
+      </w:pPr>
+      <w:r>
+        <w:rPr>
+          <w:rFonts w:ascii="Calibri" w:hAnsi="Calibri" w:cs="Calibri"/>
+          <w:sz w:val="22"/>
+          <w:szCs w:val="22"/>
+          <w:lang w:val="el-GR"/>
+        </w:rPr>
+        <w:t xml:space="preserve">Να αφαιρέσει ένα προϊόν πατώντας το κουμπί </w:t>
+      </w:r>
+      <w:r>
+        <w:rPr>
+          <w:rFonts w:ascii="Calibri" w:hAnsi="Calibri" w:cs="Calibri"/>
+          <w:b/>
+          <w:bCs/>
+          <w:sz w:val="22"/>
+          <w:szCs w:val="22"/>
+        </w:rPr>
+        <w:t>Remove</w:t>
+      </w:r>
+      <w:r>
+        <w:rPr>
+          <w:rFonts w:ascii="Calibri" w:hAnsi="Calibri" w:cs="Calibri"/>
+          <w:sz w:val="22"/>
+          <w:szCs w:val="22"/>
+          <w:lang w:val="el-GR"/>
+        </w:rPr>
+        <w:t>.</w:t>
+      </w:r>
+    </w:p>
+    <w:p>
+      <w:pPr>
+        <w:pStyle w:val="ListParagraph"/>
+        <w:numPr>
+          <w:ilvl w:val="0"/>
+          <w:numId w:val="9"/>
+        </w:numPr>
+        <w:rPr>
+          <w:rFonts w:ascii="Calibri" w:hAnsi="Calibri" w:cs="Calibri"/>
+          <w:sz w:val="22"/>
+          <w:szCs w:val="22"/>
+          <w:lang w:val="el-GR"/>
+        </w:rPr>
+      </w:pPr>
+      <w:r>
+        <w:rPr>
+          <w:rFonts w:ascii="Calibri" w:hAnsi="Calibri" w:cs="Calibri"/>
+          <w:sz w:val="22"/>
+          <w:szCs w:val="22"/>
+          <w:lang w:val="el-GR"/>
+        </w:rPr>
+        <w:t xml:space="preserve">Να αφαιρέσει όλα τα προϊόντα του καλαθιού πατώντας το κουμπί </w:t>
+      </w:r>
+      <w:r>
+        <w:rPr>
+          <w:rFonts w:ascii="Calibri" w:hAnsi="Calibri" w:cs="Calibri"/>
+          <w:b/>
+          <w:bCs/>
+          <w:sz w:val="22"/>
+          <w:szCs w:val="22"/>
+        </w:rPr>
+        <w:t>Clear</w:t>
+      </w:r>
+      <w:r>
+        <w:rPr>
+          <w:rFonts w:ascii="Calibri" w:hAnsi="Calibri" w:cs="Calibri"/>
+          <w:b/>
+          <w:bCs/>
+          <w:sz w:val="22"/>
+          <w:szCs w:val="22"/>
+          <w:lang w:val="el-GR"/>
+        </w:rPr>
+        <w:t xml:space="preserve"> </w:t>
+      </w:r>
+      <w:r>
+        <w:rPr>
+          <w:rFonts w:ascii="Calibri" w:hAnsi="Calibri" w:cs="Calibri"/>
+          <w:b/>
+          <w:bCs/>
+          <w:sz w:val="22"/>
+          <w:szCs w:val="22"/>
+        </w:rPr>
+        <w:t>Cart</w:t>
+      </w:r>
+      <w:r>
+        <w:rPr>
+          <w:rFonts w:ascii="Calibri" w:hAnsi="Calibri" w:cs="Calibri"/>
+          <w:sz w:val="22"/>
+          <w:szCs w:val="22"/>
+          <w:lang w:val="el-GR"/>
+        </w:rPr>
+        <w:t>.</w:t>
+      </w:r>
+    </w:p>
+    <w:p>
+      <w:pPr>
+        <w:pStyle w:val="ListParagraph"/>
+        <w:numPr>
+          <w:ilvl w:val="0"/>
+          <w:numId w:val="9"/>
+        </w:numPr>
+        <w:rPr>
+          <w:rFonts w:ascii="Calibri" w:hAnsi="Calibri" w:cs="Calibri"/>
+          <w:sz w:val="22"/>
+          <w:szCs w:val="22"/>
+          <w:lang w:val="el-GR"/>
+        </w:rPr>
+      </w:pPr>
+      <w:r>
+        <w:rPr>
+          <w:rFonts w:ascii="Calibri" w:hAnsi="Calibri" w:cs="Calibri"/>
+          <w:sz w:val="22"/>
+          <w:szCs w:val="22"/>
+          <w:lang w:val="el-GR"/>
+        </w:rPr>
+        <w:t xml:space="preserve">Να γνωρίζει το συνολικό πλήθος των προϊόντων και τη συνολική τους τιμή μέσω των πεδίων </w:t>
+      </w:r>
+      <w:r>
+        <w:rPr>
+          <w:rFonts w:ascii="Calibri" w:hAnsi="Calibri" w:cs="Calibri"/>
+          <w:b/>
+          <w:bCs/>
+          <w:sz w:val="22"/>
+          <w:szCs w:val="22"/>
+        </w:rPr>
+        <w:t>Count</w:t>
+      </w:r>
+      <w:r>
+        <w:rPr>
+          <w:rFonts w:ascii="Calibri" w:hAnsi="Calibri" w:cs="Calibri"/>
+          <w:sz w:val="22"/>
+          <w:szCs w:val="22"/>
+          <w:lang w:val="el-GR"/>
+        </w:rPr>
+        <w:t xml:space="preserve"> </w:t>
+      </w:r>
+      <w:r>
+        <w:rPr>
+          <w:rFonts w:ascii="Calibri" w:hAnsi="Calibri" w:cs="Calibri"/>
+          <w:sz w:val="22"/>
+          <w:szCs w:val="22"/>
+          <w:lang w:val="el-GR"/>
+        </w:rPr>
+        <w:t xml:space="preserve">και </w:t>
+      </w:r>
+      <w:r>
+        <w:rPr>
+          <w:rFonts w:ascii="Calibri" w:hAnsi="Calibri" w:cs="Calibri"/>
+          <w:b/>
+          <w:bCs/>
+          <w:sz w:val="22"/>
+          <w:szCs w:val="22"/>
+        </w:rPr>
+        <w:t>Price</w:t>
+      </w:r>
+      <w:r>
+        <w:rPr>
+          <w:rFonts w:ascii="Calibri" w:hAnsi="Calibri" w:cs="Calibri"/>
+          <w:sz w:val="22"/>
+          <w:szCs w:val="22"/>
+          <w:lang w:val="el-GR"/>
+        </w:rPr>
+        <w:t>.</w:t>
+      </w:r>
+    </w:p>
+    <w:p>
+      <w:pPr>
+        <w:pStyle w:val="ListParagraph"/>
+        <w:numPr>
+          <w:ilvl w:val="0"/>
+          <w:numId w:val="9"/>
+        </w:numPr>
+        <w:rPr>
+          <w:rFonts w:ascii="Calibri" w:hAnsi="Calibri" w:cs="Calibri"/>
+          <w:sz w:val="22"/>
+          <w:szCs w:val="22"/>
+          <w:lang w:val="el-GR"/>
+        </w:rPr>
+      </w:pPr>
+      <w:r>
+        <w:rPr>
+          <w:rFonts w:ascii="Calibri" w:hAnsi="Calibri" w:cs="Calibri"/>
+          <w:sz w:val="22"/>
+          <w:szCs w:val="22"/>
+          <w:lang w:val="el-GR"/>
+        </w:rPr>
+        <w:t xml:space="preserve">Να προχωρήσει στην </w:t>
+      </w:r>
+      <w:r>
+        <w:rPr>
+          <w:rFonts w:ascii="Calibri" w:hAnsi="Calibri" w:cs="Calibri"/>
+          <w:b/>
+          <w:bCs/>
+          <w:sz w:val="22"/>
+          <w:szCs w:val="22"/>
+          <w:lang w:val="el-GR"/>
+        </w:rPr>
+        <w:t>ολοκλήρωση της παραγγελίας (</w:t>
+      </w:r>
+      <w:r>
+        <w:rPr>
+          <w:rFonts w:ascii="Calibri" w:hAnsi="Calibri" w:cs="Calibri"/>
+          <w:b/>
+          <w:bCs/>
+          <w:sz w:val="22"/>
+          <w:szCs w:val="22"/>
+        </w:rPr>
+        <w:t>Checkout</w:t>
+      </w:r>
+      <w:r>
+        <w:rPr>
+          <w:rFonts w:ascii="Calibri" w:hAnsi="Calibri" w:cs="Calibri"/>
+          <w:b/>
+          <w:bCs/>
+          <w:sz w:val="22"/>
+          <w:szCs w:val="22"/>
+          <w:lang w:val="el-GR"/>
+        </w:rPr>
+        <w:t xml:space="preserve">) </w:t>
+      </w:r>
+      <w:r>
+        <w:rPr>
+          <w:rFonts w:ascii="Calibri" w:hAnsi="Calibri" w:cs="Calibri"/>
+          <w:sz w:val="22"/>
+          <w:szCs w:val="22"/>
+          <w:lang w:val="el-GR"/>
+        </w:rPr>
+        <w:t xml:space="preserve">πατώντας το κουμπί </w:t>
+      </w:r>
+      <w:r>
+        <w:rPr>
+          <w:rFonts w:ascii="Calibri" w:hAnsi="Calibri" w:cs="Calibri"/>
+          <w:b/>
+          <w:bCs/>
+          <w:sz w:val="22"/>
+          <w:szCs w:val="22"/>
+        </w:rPr>
+        <w:t>Proceed</w:t>
+      </w:r>
+      <w:r>
+        <w:rPr>
+          <w:rFonts w:ascii="Calibri" w:hAnsi="Calibri" w:cs="Calibri"/>
+          <w:b/>
+          <w:bCs/>
+          <w:sz w:val="22"/>
+          <w:szCs w:val="22"/>
+          <w:lang w:val="el-GR"/>
+        </w:rPr>
+        <w:t xml:space="preserve"> </w:t>
+      </w:r>
+      <w:r>
+        <w:rPr>
+          <w:rFonts w:ascii="Calibri" w:hAnsi="Calibri" w:cs="Calibri"/>
+          <w:b/>
+          <w:bCs/>
+          <w:sz w:val="22"/>
+          <w:szCs w:val="22"/>
+        </w:rPr>
+        <w:t>to</w:t>
+      </w:r>
+      <w:r>
+        <w:rPr>
+          <w:rFonts w:ascii="Calibri" w:hAnsi="Calibri" w:cs="Calibri"/>
+          <w:b/>
+          <w:bCs/>
+          <w:sz w:val="22"/>
+          <w:szCs w:val="22"/>
+          <w:lang w:val="el-GR"/>
+        </w:rPr>
+        <w:t xml:space="preserve"> </w:t>
+      </w:r>
+      <w:r>
+        <w:rPr>
+          <w:rFonts w:ascii="Calibri" w:hAnsi="Calibri" w:cs="Calibri"/>
+          <w:b/>
+          <w:bCs/>
+          <w:sz w:val="22"/>
+          <w:szCs w:val="22"/>
+        </w:rPr>
+        <w:t>Checkout</w:t>
+      </w:r>
+      <w:r>
+        <w:rPr>
+          <w:rFonts w:ascii="Calibri" w:hAnsi="Calibri" w:cs="Calibri"/>
+          <w:sz w:val="22"/>
+          <w:szCs w:val="22"/>
+          <w:lang w:val="el-GR"/>
+        </w:rPr>
+        <w:t>.</w:t>
+      </w:r>
+    </w:p>
+    <w:p>
+      <w:pPr>
+        <w:ind w:firstLine="720"/>
+        <w:rPr>
+          <w:rFonts w:ascii="Calibri" w:hAnsi="Calibri" w:cs="Calibri"/>
+          <w:sz w:val="22"/>
+          <w:szCs w:val="22"/>
+          <w:lang w:val="el-GR"/>
+        </w:rPr>
+      </w:pPr>
+      <w:r>
+        <w:rPr>
+          <w:rFonts w:ascii="Calibri" w:hAnsi="Calibri" w:cs="Calibri"/>
+          <w:noProof/>
+          <w:color w:val="000000"/>
+          <w:bdr w:val="none" w:sz="0" w:space="0" w:color="auto" w:frame="1"/>
+        </w:rPr>
+        <w:drawing>
+          <wp:inline distT="0" distB="0" distL="0" distR="0" wp14:anchorId="439DC549" wp14:editId="3FC14B4F">
+            <wp:extent cx="4761781" cy="2460252"/>
+            <wp:effectExtent l="0" t="0" r="1270" b="0"/>
+            <wp:docPr id="598376219" name="Picture 19" descr="A screenshot of a computer&#10;&#10;AI-generated content may be incorrect."/>
+            <wp:cNvGraphicFramePr>
+              <a:graphicFrameLocks xmlns:a="http://schemas.openxmlformats.org/drawingml/2006/main" noChangeAspect="1"/>
+            </wp:cNvGraphicFramePr>
+            <a:graphic xmlns:a="http://schemas.openxmlformats.org/drawingml/2006/main">
+              <a:graphicData uri="http://schemas.openxmlformats.org/drawingml/2006/picture">
+                <pic:pic xmlns:pic="http://schemas.openxmlformats.org/drawingml/2006/picture">
+                  <pic:nvPicPr>
+                    <pic:cNvPr id="598376219" name="Picture 19" descr="A screenshot of a computer&#10;&#10;AI-generated content may be incorrect."/>
+                    <pic:cNvPicPr>
+                      <a:picLocks noChangeAspect="1" noChangeArrowheads="1"/>
+                    </pic:cNvPicPr>
+                  </pic:nvPicPr>
+                  <pic:blipFill>
+                    <a:blip r:embed="rId39" cstate="print">
+                      <a:extLst>
+                        <a:ext uri="{28A0092B-C50C-407E-A947-70E740481C1C}">
+                          <a14:useLocalDpi xmlns:a14="http://schemas.microsoft.com/office/drawing/2010/main" val="0"/>
+                        </a:ext>
+                      </a:extLst>
+                    </a:blip>
+                    <a:srcRect/>
+                    <a:stretch>
+                      <a:fillRect/>
+                    </a:stretch>
+                  </pic:blipFill>
+                  <pic:spPr bwMode="auto">
+                    <a:xfrm>
+                      <a:off x="0" y="0"/>
+                      <a:ext cx="4802701" cy="2481394"/>
+                    </a:xfrm>
+                    <a:prstGeom prst="rect">
+                      <a:avLst/>
+                    </a:prstGeom>
+                    <a:noFill/>
+                    <a:ln>
+                      <a:noFill/>
+                    </a:ln>
+                  </pic:spPr>
+                </pic:pic>
+              </a:graphicData>
+            </a:graphic>
+          </wp:inline>
+        </w:drawing>
+      </w:r>
+    </w:p>
+    <w:p>
+      <w:pPr>
+        <w:ind w:left="720" w:firstLine="720"/>
+        <w:rPr>
+          <w:rFonts w:ascii="Calibri" w:hAnsi="Calibri" w:cs="Calibri"/>
+          <w:b/>
+          <w:bCs/>
+          <w:sz w:val="22"/>
+          <w:szCs w:val="22"/>
+          <w:lang w:val="el-GR"/>
+        </w:rPr>
+      </w:pPr>
+      <w:r>
+        <w:rPr>
+          <w:rFonts w:ascii="Calibri" w:hAnsi="Calibri" w:cs="Calibri"/>
+          <w:sz w:val="22"/>
+          <w:szCs w:val="22"/>
+          <w:lang w:val="el-GR"/>
+        </w:rPr>
+        <w:lastRenderedPageBreak/>
+        <w:t>Ο χρήστης μπορεί να προσθέτει προϊόντα στο καλάθι χωρίς να είναι συνδεδεμένος.</w:t>
+      </w:r>
+      <w:r>
+        <w:rPr>
+          <w:rFonts w:ascii="Calibri" w:hAnsi="Calibri" w:cs="Calibri"/>
+          <w:sz w:val="22"/>
+          <w:szCs w:val="22"/>
+          <w:lang w:val="el-GR"/>
+        </w:rPr>
+        <w:t xml:space="preserve"> </w:t>
+      </w:r>
+      <w:r>
+        <w:rPr>
+          <w:rFonts w:ascii="Calibri" w:hAnsi="Calibri" w:cs="Calibri"/>
+          <w:sz w:val="22"/>
+          <w:szCs w:val="22"/>
+          <w:lang w:val="el-GR"/>
+        </w:rPr>
+        <w:t>Ωστόσο, για να ολοκληρώσει την παραγγελία του απαιτείται να</w:t>
+      </w:r>
+      <w:r>
+        <w:rPr>
+          <w:rFonts w:ascii="Calibri" w:hAnsi="Calibri" w:cs="Calibri"/>
+          <w:sz w:val="22"/>
+          <w:szCs w:val="22"/>
+          <w:lang w:val="el-GR"/>
+        </w:rPr>
+        <w:t xml:space="preserve"> συνδεθεί στον</w:t>
+      </w:r>
+      <w:r>
+        <w:rPr>
+          <w:rFonts w:ascii="Calibri" w:hAnsi="Calibri" w:cs="Calibri"/>
+          <w:sz w:val="22"/>
+          <w:szCs w:val="22"/>
+          <w:lang w:val="el-GR"/>
+        </w:rPr>
+        <w:t xml:space="preserve"> λογαριασμό του. Εάν δεν είναι συνδεδεμένος</w:t>
+      </w:r>
+      <w:r>
+        <w:rPr>
+          <w:rFonts w:ascii="Calibri" w:hAnsi="Calibri" w:cs="Calibri"/>
+          <w:sz w:val="22"/>
+          <w:szCs w:val="22"/>
+          <w:lang w:val="el-GR"/>
+        </w:rPr>
+        <w:t xml:space="preserve"> και επιχ</w:t>
+      </w:r>
+      <w:r>
+        <w:rPr>
+          <w:rFonts w:ascii="Calibri" w:hAnsi="Calibri" w:cs="Calibri"/>
+          <w:sz w:val="22"/>
+          <w:szCs w:val="22"/>
+          <w:lang w:val="el-GR"/>
+        </w:rPr>
+        <w:t>ει</w:t>
+      </w:r>
+      <w:r>
+        <w:rPr>
+          <w:rFonts w:ascii="Calibri" w:hAnsi="Calibri" w:cs="Calibri"/>
+          <w:sz w:val="22"/>
+          <w:szCs w:val="22"/>
+          <w:lang w:val="el-GR"/>
+        </w:rPr>
+        <w:t>ρήσει να ολοκληρώσει την παραγγελία του</w:t>
+      </w:r>
+      <w:r>
+        <w:rPr>
+          <w:rFonts w:ascii="Calibri" w:hAnsi="Calibri" w:cs="Calibri"/>
+          <w:sz w:val="22"/>
+          <w:szCs w:val="22"/>
+          <w:lang w:val="el-GR"/>
+        </w:rPr>
+        <w:t xml:space="preserve">, ανακατευθύνεται στη </w:t>
+      </w:r>
+      <w:r>
+        <w:rPr>
+          <w:rFonts w:ascii="Calibri" w:hAnsi="Calibri" w:cs="Calibri"/>
+          <w:b/>
+          <w:bCs/>
+          <w:sz w:val="22"/>
+          <w:szCs w:val="22"/>
+          <w:lang w:val="el-GR"/>
+        </w:rPr>
+        <w:t>σελίδα εισόδου (</w:t>
+      </w:r>
+      <w:r>
+        <w:rPr>
+          <w:rFonts w:ascii="Calibri" w:hAnsi="Calibri" w:cs="Calibri"/>
+          <w:b/>
+          <w:bCs/>
+          <w:sz w:val="22"/>
+          <w:szCs w:val="22"/>
+        </w:rPr>
+        <w:t>Login</w:t>
+      </w:r>
+      <w:r>
+        <w:rPr>
+          <w:rFonts w:ascii="Calibri" w:hAnsi="Calibri" w:cs="Calibri"/>
+          <w:b/>
+          <w:bCs/>
+          <w:sz w:val="22"/>
+          <w:szCs w:val="22"/>
+          <w:lang w:val="el-GR"/>
+        </w:rPr>
+        <w:t xml:space="preserve"> </w:t>
+      </w:r>
+      <w:r>
+        <w:rPr>
+          <w:rFonts w:ascii="Calibri" w:hAnsi="Calibri" w:cs="Calibri"/>
+          <w:b/>
+          <w:bCs/>
+          <w:sz w:val="22"/>
+          <w:szCs w:val="22"/>
+        </w:rPr>
+        <w:t>Page</w:t>
+      </w:r>
+      <w:r>
+        <w:rPr>
+          <w:rFonts w:ascii="Calibri" w:hAnsi="Calibri" w:cs="Calibri"/>
+          <w:b/>
+          <w:bCs/>
+          <w:sz w:val="22"/>
+          <w:szCs w:val="22"/>
+          <w:lang w:val="el-GR"/>
+        </w:rPr>
+        <w:t>).</w:t>
+      </w:r>
+      <w:r>
+        <w:rPr>
+          <w:rFonts w:ascii="Calibri" w:hAnsi="Calibri" w:cs="Calibri"/>
+          <w:b/>
+          <w:bCs/>
+          <w:sz w:val="22"/>
+          <w:szCs w:val="22"/>
+          <w:lang w:val="el-GR"/>
+        </w:rPr>
+        <w:br/>
+      </w:r>
+    </w:p>
+    <w:p>
+      <w:pPr>
+        <w:pStyle w:val="Heading5"/>
+        <w:numPr>
+          <w:ilvl w:val="1"/>
+          <w:numId w:val="1"/>
+        </w:numPr>
+        <w:rPr>
+          <w:rFonts w:ascii="Calibri" w:hAnsi="Calibri" w:cs="Calibri"/>
+          <w:b/>
+          <w:bCs/>
+          <w:color w:val="auto"/>
+          <w:lang w:val="el-GR"/>
+        </w:rPr>
+      </w:pPr>
+      <w:r>
+        <w:rPr>
+          <w:rFonts w:ascii="Calibri" w:hAnsi="Calibri" w:cs="Calibri"/>
+          <w:b/>
+          <w:bCs/>
+          <w:color w:val="auto"/>
+        </w:rPr>
+        <w:t>Checkout</w:t>
+      </w:r>
+    </w:p>
+    <w:p>
+      <w:pPr>
+        <w:ind w:left="720" w:firstLine="360"/>
+        <w:rPr>
+          <w:rFonts w:ascii="Calibri" w:hAnsi="Calibri" w:cs="Calibri"/>
+          <w:sz w:val="22"/>
+          <w:szCs w:val="22"/>
+          <w:lang w:val="el-GR"/>
+        </w:rPr>
+      </w:pPr>
+      <w:r>
+        <w:rPr>
+          <w:rFonts w:ascii="Calibri" w:hAnsi="Calibri" w:cs="Calibri"/>
+          <w:sz w:val="22"/>
+          <w:szCs w:val="22"/>
+          <w:lang w:val="el-GR"/>
+        </w:rPr>
+        <w:t>Στ</w:t>
+      </w:r>
+      <w:r>
+        <w:rPr>
+          <w:rFonts w:ascii="Calibri" w:hAnsi="Calibri" w:cs="Calibri"/>
+          <w:sz w:val="22"/>
+          <w:szCs w:val="22"/>
+          <w:lang w:val="el-GR"/>
+        </w:rPr>
+        <w:t xml:space="preserve">α πεδία </w:t>
+      </w:r>
+      <w:r>
+        <w:rPr>
+          <w:rFonts w:ascii="Calibri" w:hAnsi="Calibri" w:cs="Calibri"/>
+          <w:b/>
+          <w:bCs/>
+          <w:sz w:val="22"/>
+          <w:szCs w:val="22"/>
+        </w:rPr>
+        <w:t>Order</w:t>
+      </w:r>
+      <w:r>
+        <w:rPr>
+          <w:rFonts w:ascii="Calibri" w:hAnsi="Calibri" w:cs="Calibri"/>
+          <w:b/>
+          <w:bCs/>
+          <w:sz w:val="22"/>
+          <w:szCs w:val="22"/>
+          <w:lang w:val="el-GR"/>
+        </w:rPr>
+        <w:t xml:space="preserve"> </w:t>
+      </w:r>
+      <w:r>
+        <w:rPr>
+          <w:rFonts w:ascii="Calibri" w:hAnsi="Calibri" w:cs="Calibri"/>
+          <w:b/>
+          <w:bCs/>
+          <w:sz w:val="22"/>
+          <w:szCs w:val="22"/>
+        </w:rPr>
+        <w:t>Name</w:t>
+      </w:r>
+      <w:r>
+        <w:rPr>
+          <w:rFonts w:ascii="Calibri" w:hAnsi="Calibri" w:cs="Calibri"/>
+          <w:sz w:val="22"/>
+          <w:szCs w:val="22"/>
+          <w:lang w:val="el-GR"/>
+        </w:rPr>
+        <w:t xml:space="preserve"> και </w:t>
+      </w:r>
+      <w:r>
+        <w:rPr>
+          <w:rFonts w:ascii="Calibri" w:hAnsi="Calibri" w:cs="Calibri"/>
+          <w:b/>
+          <w:bCs/>
+          <w:sz w:val="22"/>
+          <w:szCs w:val="22"/>
+        </w:rPr>
+        <w:t>Order</w:t>
+      </w:r>
+      <w:r>
+        <w:rPr>
+          <w:rFonts w:ascii="Calibri" w:hAnsi="Calibri" w:cs="Calibri"/>
+          <w:b/>
+          <w:bCs/>
+          <w:sz w:val="22"/>
+          <w:szCs w:val="22"/>
+          <w:lang w:val="el-GR"/>
+        </w:rPr>
+        <w:t xml:space="preserve"> </w:t>
+      </w:r>
+      <w:r>
+        <w:rPr>
+          <w:rFonts w:ascii="Calibri" w:hAnsi="Calibri" w:cs="Calibri"/>
+          <w:b/>
+          <w:bCs/>
+          <w:sz w:val="22"/>
+          <w:szCs w:val="22"/>
+        </w:rPr>
+        <w:t>Address</w:t>
+      </w:r>
+      <w:r>
+        <w:rPr>
+          <w:rFonts w:ascii="Calibri" w:hAnsi="Calibri" w:cs="Calibri"/>
+          <w:sz w:val="22"/>
+          <w:szCs w:val="22"/>
+          <w:lang w:val="el-GR"/>
+        </w:rPr>
+        <w:t xml:space="preserve"> </w:t>
+      </w:r>
+      <w:r>
+        <w:rPr>
+          <w:rFonts w:ascii="Calibri" w:hAnsi="Calibri" w:cs="Calibri"/>
+          <w:sz w:val="22"/>
+          <w:szCs w:val="22"/>
+          <w:lang w:val="el-GR"/>
+        </w:rPr>
+        <w:t>γίνεται αυτόματη συμπλήρωση</w:t>
+      </w:r>
+      <w:r>
+        <w:rPr>
+          <w:rFonts w:ascii="Calibri" w:hAnsi="Calibri" w:cs="Calibri"/>
+          <w:sz w:val="22"/>
+          <w:szCs w:val="22"/>
+          <w:lang w:val="el-GR"/>
+        </w:rPr>
+        <w:t xml:space="preserve"> με βάση τα στοιχεία που </w:t>
+      </w:r>
+      <w:r>
+        <w:rPr>
+          <w:rFonts w:ascii="Calibri" w:hAnsi="Calibri" w:cs="Calibri"/>
+          <w:sz w:val="22"/>
+          <w:szCs w:val="22"/>
+          <w:lang w:val="el-GR"/>
+        </w:rPr>
+        <w:t>εί</w:t>
+      </w:r>
+      <w:r>
+        <w:rPr>
+          <w:rFonts w:ascii="Calibri" w:hAnsi="Calibri" w:cs="Calibri"/>
+          <w:sz w:val="22"/>
+          <w:szCs w:val="22"/>
+          <w:lang w:val="el-GR"/>
+        </w:rPr>
+        <w:t>χε καταχωρίσει ο χρήστης κατά τη διαδικασία εγγραφής.</w:t>
+      </w:r>
+      <w:r>
+        <w:rPr>
+          <w:rFonts w:ascii="Calibri" w:hAnsi="Calibri" w:cs="Calibri"/>
+          <w:sz w:val="22"/>
+          <w:szCs w:val="22"/>
+          <w:lang w:val="el-GR"/>
+        </w:rPr>
+        <w:t xml:space="preserve"> </w:t>
+      </w:r>
+      <w:r>
+        <w:rPr>
+          <w:rFonts w:ascii="Calibri" w:hAnsi="Calibri" w:cs="Calibri"/>
+          <w:sz w:val="22"/>
+          <w:szCs w:val="22"/>
+          <w:lang w:val="el-GR"/>
+        </w:rPr>
+        <w:t xml:space="preserve">Στο πεδίο </w:t>
+      </w:r>
+      <w:r>
+        <w:rPr>
+          <w:rFonts w:ascii="Calibri" w:hAnsi="Calibri" w:cs="Calibri"/>
+          <w:b/>
+          <w:bCs/>
+          <w:sz w:val="22"/>
+          <w:szCs w:val="22"/>
+        </w:rPr>
+        <w:t>Choose</w:t>
+      </w:r>
+      <w:r>
+        <w:rPr>
+          <w:rFonts w:ascii="Calibri" w:hAnsi="Calibri" w:cs="Calibri"/>
+          <w:b/>
+          <w:bCs/>
+          <w:sz w:val="22"/>
+          <w:szCs w:val="22"/>
+          <w:lang w:val="el-GR"/>
+        </w:rPr>
+        <w:t xml:space="preserve"> </w:t>
+      </w:r>
+      <w:r>
+        <w:rPr>
+          <w:rFonts w:ascii="Calibri" w:hAnsi="Calibri" w:cs="Calibri"/>
+          <w:b/>
+          <w:bCs/>
+          <w:sz w:val="22"/>
+          <w:szCs w:val="22"/>
+        </w:rPr>
+        <w:t>Payment</w:t>
+      </w:r>
+      <w:r>
+        <w:rPr>
+          <w:rFonts w:ascii="Calibri" w:hAnsi="Calibri" w:cs="Calibri"/>
+          <w:b/>
+          <w:bCs/>
+          <w:sz w:val="22"/>
+          <w:szCs w:val="22"/>
+          <w:lang w:val="el-GR"/>
+        </w:rPr>
+        <w:t xml:space="preserve"> </w:t>
+      </w:r>
+      <w:r>
+        <w:rPr>
+          <w:rFonts w:ascii="Calibri" w:hAnsi="Calibri" w:cs="Calibri"/>
+          <w:b/>
+          <w:bCs/>
+          <w:sz w:val="22"/>
+          <w:szCs w:val="22"/>
+        </w:rPr>
+        <w:t>Method</w:t>
+      </w:r>
+      <w:r>
+        <w:rPr>
+          <w:rFonts w:ascii="Calibri" w:hAnsi="Calibri" w:cs="Calibri"/>
+          <w:sz w:val="22"/>
+          <w:szCs w:val="22"/>
+          <w:lang w:val="el-GR"/>
+        </w:rPr>
+        <w:t>, ο χρήστης έχει τη δυνατότητα να επιλέξει τον επιθυμητό τρόπο πληρωμής.</w:t>
+      </w:r>
+    </w:p>
+    <w:p>
+      <w:pPr>
+        <w:ind w:firstLine="720"/>
+        <w:rPr>
+          <w:rFonts w:ascii="Calibri" w:hAnsi="Calibri" w:cs="Calibri"/>
+          <w:sz w:val="22"/>
+          <w:szCs w:val="22"/>
+          <w:lang w:val="el-GR"/>
+        </w:rPr>
+      </w:pPr>
+      <w:r>
+        <w:rPr>
+          <w:rFonts w:ascii="Calibri" w:hAnsi="Calibri" w:cs="Calibri"/>
+          <w:b/>
+          <w:bCs/>
+          <w:noProof/>
+          <w:color w:val="000000"/>
+          <w:bdr w:val="none" w:sz="0" w:space="0" w:color="auto" w:frame="1"/>
+        </w:rPr>
+        <w:drawing>
+          <wp:inline distT="0" distB="0" distL="0" distR="0" wp14:anchorId="4EBAC445" wp14:editId="4E17894F">
+            <wp:extent cx="4425351" cy="2288992"/>
+            <wp:effectExtent l="0" t="0" r="0" b="0"/>
+            <wp:docPr id="1953107893" name="Picture 20" descr="A screenshot of a computer&#10;&#10;AI-generated content may be incorrect."/>
+            <wp:cNvGraphicFramePr>
+              <a:graphicFrameLocks xmlns:a="http://schemas.openxmlformats.org/drawingml/2006/main" noChangeAspect="1"/>
+            </wp:cNvGraphicFramePr>
+            <a:graphic xmlns:a="http://schemas.openxmlformats.org/drawingml/2006/main">
+              <a:graphicData uri="http://schemas.openxmlformats.org/drawingml/2006/picture">
+                <pic:pic xmlns:pic="http://schemas.openxmlformats.org/drawingml/2006/picture">
+                  <pic:nvPicPr>
+                    <pic:cNvPr id="1953107893" name="Picture 20" descr="A screenshot of a computer&#10;&#10;AI-generated content may be incorrect."/>
+                    <pic:cNvPicPr>
+                      <a:picLocks noChangeAspect="1" noChangeArrowheads="1"/>
+                    </pic:cNvPicPr>
+                  </pic:nvPicPr>
+                  <pic:blipFill>
+                    <a:blip r:embed="rId40" cstate="print">
+                      <a:extLst>
+                        <a:ext uri="{28A0092B-C50C-407E-A947-70E740481C1C}">
+                          <a14:useLocalDpi xmlns:a14="http://schemas.microsoft.com/office/drawing/2010/main" val="0"/>
+                        </a:ext>
+                      </a:extLst>
+                    </a:blip>
+                    <a:srcRect/>
+                    <a:stretch>
+                      <a:fillRect/>
+                    </a:stretch>
+                  </pic:blipFill>
+                  <pic:spPr bwMode="auto">
+                    <a:xfrm>
+                      <a:off x="0" y="0"/>
+                      <a:ext cx="4443868" cy="2298570"/>
+                    </a:xfrm>
+                    <a:prstGeom prst="rect">
+                      <a:avLst/>
+                    </a:prstGeom>
+                    <a:noFill/>
+                    <a:ln>
+                      <a:noFill/>
+                    </a:ln>
+                  </pic:spPr>
+                </pic:pic>
+              </a:graphicData>
+            </a:graphic>
+          </wp:inline>
+        </w:drawing>
+      </w:r>
+    </w:p>
+    <w:p>
+      <w:pPr>
+        <w:ind w:left="720" w:firstLine="720"/>
+        <w:rPr>
+          <w:rFonts w:ascii="Calibri" w:hAnsi="Calibri" w:cs="Calibri"/>
+          <w:sz w:val="22"/>
+          <w:szCs w:val="22"/>
+          <w:lang w:val="el-GR"/>
+        </w:rPr>
+      </w:pPr>
+      <w:r>
+        <w:rPr>
+          <w:rFonts w:ascii="Calibri" w:hAnsi="Calibri" w:cs="Calibri"/>
+          <w:sz w:val="22"/>
+          <w:szCs w:val="22"/>
+          <w:lang w:val="el-GR"/>
+        </w:rPr>
+        <w:t xml:space="preserve">Τα πεδία </w:t>
+      </w:r>
+      <w:r>
+        <w:rPr>
+          <w:rFonts w:ascii="Calibri" w:hAnsi="Calibri" w:cs="Calibri"/>
+          <w:b/>
+          <w:bCs/>
+          <w:sz w:val="22"/>
+          <w:szCs w:val="22"/>
+        </w:rPr>
+        <w:t>Order</w:t>
+      </w:r>
+      <w:r>
+        <w:rPr>
+          <w:rFonts w:ascii="Calibri" w:hAnsi="Calibri" w:cs="Calibri"/>
+          <w:b/>
+          <w:bCs/>
+          <w:sz w:val="22"/>
+          <w:szCs w:val="22"/>
+          <w:lang w:val="el-GR"/>
+        </w:rPr>
+        <w:t xml:space="preserve"> </w:t>
+      </w:r>
+      <w:r>
+        <w:rPr>
+          <w:rFonts w:ascii="Calibri" w:hAnsi="Calibri" w:cs="Calibri"/>
+          <w:b/>
+          <w:bCs/>
+          <w:sz w:val="22"/>
+          <w:szCs w:val="22"/>
+        </w:rPr>
+        <w:t>Name</w:t>
+      </w:r>
+      <w:r>
+        <w:rPr>
+          <w:rFonts w:ascii="Calibri" w:hAnsi="Calibri" w:cs="Calibri"/>
+          <w:sz w:val="22"/>
+          <w:szCs w:val="22"/>
+          <w:lang w:val="el-GR"/>
+        </w:rPr>
+        <w:t xml:space="preserve"> και </w:t>
+      </w:r>
+      <w:r>
+        <w:rPr>
+          <w:rFonts w:ascii="Calibri" w:hAnsi="Calibri" w:cs="Calibri"/>
+          <w:b/>
+          <w:bCs/>
+          <w:sz w:val="22"/>
+          <w:szCs w:val="22"/>
+        </w:rPr>
+        <w:t>Order</w:t>
+      </w:r>
+      <w:r>
+        <w:rPr>
+          <w:rFonts w:ascii="Calibri" w:hAnsi="Calibri" w:cs="Calibri"/>
+          <w:b/>
+          <w:bCs/>
+          <w:sz w:val="22"/>
+          <w:szCs w:val="22"/>
+          <w:lang w:val="el-GR"/>
+        </w:rPr>
+        <w:t xml:space="preserve"> </w:t>
+      </w:r>
+      <w:r>
+        <w:rPr>
+          <w:rFonts w:ascii="Calibri" w:hAnsi="Calibri" w:cs="Calibri"/>
+          <w:b/>
+          <w:bCs/>
+          <w:sz w:val="22"/>
+          <w:szCs w:val="22"/>
+        </w:rPr>
+        <w:t>Address</w:t>
+      </w:r>
+      <w:r>
+        <w:rPr>
+          <w:rFonts w:ascii="Calibri" w:hAnsi="Calibri" w:cs="Calibri"/>
+          <w:sz w:val="22"/>
+          <w:szCs w:val="22"/>
+          <w:lang w:val="el-GR"/>
+        </w:rPr>
+        <w:t xml:space="preserve"> είναι επεξεργάσιμα, σε περίπτωση που ο χρήστης επιθυμεί να δηλώσει διαφορετική διεύθυνση αποστολής.</w:t>
+      </w:r>
+      <w:r>
+        <w:rPr>
+          <w:rFonts w:ascii="Calibri" w:hAnsi="Calibri" w:cs="Calibri"/>
+          <w:sz w:val="22"/>
+          <w:szCs w:val="22"/>
+          <w:lang w:val="el-GR"/>
+        </w:rPr>
+        <w:t xml:space="preserve"> </w:t>
+      </w:r>
+      <w:r>
+        <w:rPr>
+          <w:rFonts w:ascii="Calibri" w:hAnsi="Calibri" w:cs="Calibri"/>
+          <w:sz w:val="22"/>
+          <w:szCs w:val="22"/>
+          <w:lang w:val="el-GR"/>
+        </w:rPr>
+        <w:t xml:space="preserve">Επιλέγοντας το κουμπί </w:t>
+      </w:r>
+      <w:r>
+        <w:rPr>
+          <w:rFonts w:ascii="Calibri" w:hAnsi="Calibri" w:cs="Calibri"/>
+          <w:b/>
+          <w:bCs/>
+          <w:sz w:val="22"/>
+          <w:szCs w:val="22"/>
+        </w:rPr>
+        <w:t>Complete</w:t>
+      </w:r>
+      <w:r>
+        <w:rPr>
+          <w:rFonts w:ascii="Calibri" w:hAnsi="Calibri" w:cs="Calibri"/>
+          <w:b/>
+          <w:bCs/>
+          <w:sz w:val="22"/>
+          <w:szCs w:val="22"/>
+          <w:lang w:val="el-GR"/>
+        </w:rPr>
+        <w:t xml:space="preserve"> </w:t>
+      </w:r>
+      <w:r>
+        <w:rPr>
+          <w:rFonts w:ascii="Calibri" w:hAnsi="Calibri" w:cs="Calibri"/>
+          <w:b/>
+          <w:bCs/>
+          <w:sz w:val="22"/>
+          <w:szCs w:val="22"/>
+        </w:rPr>
+        <w:t>Order</w:t>
+      </w:r>
+      <w:r>
+        <w:rPr>
+          <w:rFonts w:ascii="Calibri" w:hAnsi="Calibri" w:cs="Calibri"/>
+          <w:sz w:val="22"/>
+          <w:szCs w:val="22"/>
+          <w:lang w:val="el-GR"/>
+        </w:rPr>
+        <w:t xml:space="preserve">, εμφανίζεται σχετικό μήνυμα επιβεβαίωσης της ολοκλήρωσης της παραγγελίας και ο χρήστης ανακατευθύνεται αυτόματα στην </w:t>
+      </w:r>
+      <w:r>
+        <w:rPr>
+          <w:rFonts w:ascii="Calibri" w:hAnsi="Calibri" w:cs="Calibri"/>
+          <w:b/>
+          <w:bCs/>
+          <w:sz w:val="22"/>
+          <w:szCs w:val="22"/>
+          <w:lang w:val="el-GR"/>
+        </w:rPr>
+        <w:t>αρχική σελίδα (</w:t>
+      </w:r>
+      <w:r>
+        <w:rPr>
+          <w:rFonts w:ascii="Calibri" w:hAnsi="Calibri" w:cs="Calibri"/>
+          <w:b/>
+          <w:bCs/>
+          <w:sz w:val="22"/>
+          <w:szCs w:val="22"/>
+        </w:rPr>
+        <w:t>Home</w:t>
+      </w:r>
+      <w:r>
+        <w:rPr>
+          <w:rFonts w:ascii="Calibri" w:hAnsi="Calibri" w:cs="Calibri"/>
+          <w:b/>
+          <w:bCs/>
+          <w:sz w:val="22"/>
+          <w:szCs w:val="22"/>
+          <w:lang w:val="el-GR"/>
+        </w:rPr>
+        <w:t xml:space="preserve"> </w:t>
+      </w:r>
+      <w:r>
+        <w:rPr>
+          <w:rFonts w:ascii="Calibri" w:hAnsi="Calibri" w:cs="Calibri"/>
+          <w:b/>
+          <w:bCs/>
+          <w:sz w:val="22"/>
+          <w:szCs w:val="22"/>
+        </w:rPr>
+        <w:t>Page</w:t>
+      </w:r>
+      <w:r>
+        <w:rPr>
+          <w:rFonts w:ascii="Calibri" w:hAnsi="Calibri" w:cs="Calibri"/>
+          <w:b/>
+          <w:bCs/>
+          <w:sz w:val="22"/>
+          <w:szCs w:val="22"/>
+          <w:lang w:val="el-GR"/>
+        </w:rPr>
+        <w:t>).</w:t>
+      </w:r>
+    </w:p>
+    <w:p>
+      <w:pPr>
+        <w:ind w:firstLine="720"/>
+        <w:rPr>
+          <w:rFonts w:ascii="Calibri" w:hAnsi="Calibri" w:cs="Calibri"/>
+          <w:sz w:val="22"/>
+          <w:szCs w:val="22"/>
+          <w:lang w:val="el-GR"/>
+        </w:rPr>
+      </w:pPr>
+      <w:r>
+        <w:rPr>
+          <w:rFonts w:ascii="Calibri" w:hAnsi="Calibri" w:cs="Calibri"/>
+          <w:b/>
+          <w:bCs/>
+          <w:noProof/>
+          <w:color w:val="000000"/>
+          <w:bdr w:val="none" w:sz="0" w:space="0" w:color="auto" w:frame="1"/>
+        </w:rPr>
+        <w:drawing>
+          <wp:inline distT="0" distB="0" distL="0" distR="0" wp14:anchorId="664C5CF8" wp14:editId="3B737D89">
+            <wp:extent cx="4684144" cy="2417432"/>
+            <wp:effectExtent l="0" t="0" r="2540" b="2540"/>
+            <wp:docPr id="1404190251" name="Picture 22" descr="A screenshot of a computer&#10;&#10;AI-generated content may be incorrect."/>
+            <wp:cNvGraphicFramePr>
+              <a:graphicFrameLocks xmlns:a="http://schemas.openxmlformats.org/drawingml/2006/main" noChangeAspect="1"/>
+            </wp:cNvGraphicFramePr>
+            <a:graphic xmlns:a="http://schemas.openxmlformats.org/drawingml/2006/main">
+              <a:graphicData uri="http://schemas.openxmlformats.org/drawingml/2006/picture">
+                <pic:pic xmlns:pic="http://schemas.openxmlformats.org/drawingml/2006/picture">
+                  <pic:nvPicPr>
+                    <pic:cNvPr id="1404190251" name="Picture 22" descr="A screenshot of a computer&#10;&#10;AI-generated content may be incorrect."/>
+                    <pic:cNvPicPr>
+                      <a:picLocks noChangeAspect="1" noChangeArrowheads="1"/>
+                    </pic:cNvPicPr>
+                  </pic:nvPicPr>
+                  <pic:blipFill>
+                    <a:blip r:embed="rId41" cstate="print">
+                      <a:extLst>
+                        <a:ext uri="{28A0092B-C50C-407E-A947-70E740481C1C}">
+                          <a14:useLocalDpi xmlns:a14="http://schemas.microsoft.com/office/drawing/2010/main" val="0"/>
+                        </a:ext>
+                      </a:extLst>
+                    </a:blip>
+                    <a:srcRect/>
+                    <a:stretch>
+                      <a:fillRect/>
+                    </a:stretch>
+                  </pic:blipFill>
+                  <pic:spPr bwMode="auto">
+                    <a:xfrm>
+                      <a:off x="0" y="0"/>
+                      <a:ext cx="4729572" cy="2440877"/>
+                    </a:xfrm>
+                    <a:prstGeom prst="rect">
+                      <a:avLst/>
+                    </a:prstGeom>
+                    <a:noFill/>
+                    <a:ln>
+                      <a:noFill/>
+                    </a:ln>
+                  </pic:spPr>
+                </pic:pic>
+              </a:graphicData>
+            </a:graphic>
+          </wp:inline>
+        </w:drawing>
+      </w:r>
+    </w:p>
+    <w:p>
+      <w:pPr>
+        <w:pStyle w:val="Heading5"/>
+        <w:numPr>
+          <w:ilvl w:val="1"/>
+          <w:numId w:val="1"/>
+        </w:numPr>
+        <w:rPr>
+          <w:rFonts w:ascii="Calibri" w:hAnsi="Calibri" w:cs="Calibri"/>
+          <w:b/>
+          <w:bCs/>
+          <w:color w:val="auto"/>
+          <w:lang w:val="el-GR"/>
+        </w:rPr>
+      </w:pPr>
+      <w:r>
+        <w:rPr>
+          <w:rFonts w:ascii="Calibri" w:hAnsi="Calibri" w:cs="Calibri"/>
+          <w:b/>
+          <w:bCs/>
+          <w:color w:val="auto"/>
+          <w:lang w:val="el-GR"/>
+        </w:rPr>
+        <w:lastRenderedPageBreak/>
+        <w:t>Ιστορικό Παραγγελιών</w:t>
+      </w:r>
+    </w:p>
+    <w:p>
+      <w:pPr>
+        <w:ind w:left="720" w:firstLine="360"/>
+        <w:rPr>
+          <w:rFonts w:ascii="Calibri" w:hAnsi="Calibri" w:cs="Calibri"/>
+          <w:sz w:val="22"/>
+          <w:szCs w:val="22"/>
+          <w:lang w:val="el-GR"/>
+        </w:rPr>
+      </w:pPr>
+      <w:r>
+        <w:rPr>
+          <w:rFonts w:ascii="Calibri" w:hAnsi="Calibri" w:cs="Calibri"/>
+          <w:sz w:val="22"/>
+          <w:szCs w:val="22"/>
+          <w:lang w:val="el-GR"/>
+        </w:rPr>
+        <w:t>Κ</w:t>
+      </w:r>
+      <w:r>
+        <w:rPr>
+          <w:rFonts w:ascii="Calibri" w:hAnsi="Calibri" w:cs="Calibri"/>
+          <w:sz w:val="22"/>
+          <w:szCs w:val="22"/>
+          <w:lang w:val="el-GR"/>
+        </w:rPr>
+        <w:t>ά</w:t>
+      </w:r>
+      <w:r>
+        <w:rPr>
+          <w:rFonts w:ascii="Calibri" w:hAnsi="Calibri" w:cs="Calibri"/>
+          <w:sz w:val="22"/>
+          <w:szCs w:val="22"/>
+          <w:lang w:val="el-GR"/>
+        </w:rPr>
+        <w:t xml:space="preserve">νοντας </w:t>
+      </w:r>
+      <w:r>
+        <w:rPr>
+          <w:rFonts w:ascii="Calibri" w:hAnsi="Calibri" w:cs="Calibri"/>
+          <w:sz w:val="22"/>
+          <w:szCs w:val="22"/>
+        </w:rPr>
+        <w:t>hover</w:t>
+      </w:r>
+      <w:r>
+        <w:rPr>
+          <w:rFonts w:ascii="Calibri" w:hAnsi="Calibri" w:cs="Calibri"/>
+          <w:sz w:val="22"/>
+          <w:szCs w:val="22"/>
+          <w:lang w:val="el-GR"/>
+        </w:rPr>
+        <w:t xml:space="preserve"> στο </w:t>
+      </w:r>
+      <w:r>
+        <w:rPr>
+          <w:rFonts w:ascii="Calibri" w:hAnsi="Calibri" w:cs="Calibri"/>
+          <w:sz w:val="22"/>
+          <w:szCs w:val="22"/>
+        </w:rPr>
+        <w:t>username</w:t>
+      </w:r>
+      <w:r>
+        <w:rPr>
+          <w:rFonts w:ascii="Calibri" w:hAnsi="Calibri" w:cs="Calibri"/>
+          <w:sz w:val="22"/>
+          <w:szCs w:val="22"/>
+          <w:lang w:val="el-GR"/>
+        </w:rPr>
+        <w:t xml:space="preserve"> του</w:t>
+      </w:r>
+      <w:r>
+        <w:rPr>
+          <w:rFonts w:ascii="Calibri" w:hAnsi="Calibri" w:cs="Calibri"/>
+          <w:sz w:val="22"/>
+          <w:szCs w:val="22"/>
+          <w:lang w:val="el-GR"/>
+        </w:rPr>
+        <w:t xml:space="preserve">, </w:t>
+      </w:r>
+      <w:r>
+        <w:rPr>
+          <w:rFonts w:ascii="Calibri" w:hAnsi="Calibri" w:cs="Calibri"/>
+          <w:sz w:val="22"/>
+          <w:szCs w:val="22"/>
+          <w:lang w:val="el-GR"/>
+        </w:rPr>
+        <w:t xml:space="preserve">ο χρήστης έχει τη δυνατότητα να </w:t>
+      </w:r>
+      <w:r>
+        <w:rPr>
+          <w:rFonts w:ascii="Calibri" w:hAnsi="Calibri" w:cs="Calibri"/>
+          <w:sz w:val="22"/>
+          <w:szCs w:val="22"/>
+          <w:lang w:val="el-GR"/>
+        </w:rPr>
+        <w:t xml:space="preserve">διαλέξει </w:t>
+      </w:r>
+      <w:r>
+        <w:rPr>
+          <w:rFonts w:ascii="Calibri" w:hAnsi="Calibri" w:cs="Calibri"/>
+          <w:sz w:val="22"/>
+          <w:szCs w:val="22"/>
+          <w:lang w:val="el-GR"/>
+        </w:rPr>
+        <w:t xml:space="preserve">την επιλογή </w:t>
+      </w:r>
+      <w:r>
+        <w:rPr>
+          <w:rFonts w:ascii="Calibri" w:hAnsi="Calibri" w:cs="Calibri"/>
+          <w:b/>
+          <w:bCs/>
+          <w:sz w:val="22"/>
+          <w:szCs w:val="22"/>
+        </w:rPr>
+        <w:t>Your</w:t>
+      </w:r>
+      <w:r>
+        <w:rPr>
+          <w:rFonts w:ascii="Calibri" w:hAnsi="Calibri" w:cs="Calibri"/>
+          <w:b/>
+          <w:bCs/>
+          <w:sz w:val="22"/>
+          <w:szCs w:val="22"/>
+          <w:lang w:val="el-GR"/>
+        </w:rPr>
+        <w:t xml:space="preserve"> </w:t>
+      </w:r>
+      <w:r>
+        <w:rPr>
+          <w:rFonts w:ascii="Calibri" w:hAnsi="Calibri" w:cs="Calibri"/>
+          <w:b/>
+          <w:bCs/>
+          <w:sz w:val="22"/>
+          <w:szCs w:val="22"/>
+        </w:rPr>
+        <w:t>Orders</w:t>
+      </w:r>
+      <w:r>
+        <w:rPr>
+          <w:rFonts w:ascii="Calibri" w:hAnsi="Calibri" w:cs="Calibri"/>
+          <w:sz w:val="22"/>
+          <w:szCs w:val="22"/>
+          <w:lang w:val="el-GR"/>
+        </w:rPr>
+        <w:t>.</w:t>
+      </w:r>
+      <w:r>
+        <w:rPr>
+          <w:rFonts w:ascii="Calibri" w:hAnsi="Calibri" w:cs="Calibri"/>
+          <w:sz w:val="22"/>
+          <w:szCs w:val="22"/>
+          <w:lang w:val="el-GR"/>
+        </w:rPr>
+        <w:t xml:space="preserve"> Αυτό θα</w:t>
+      </w:r>
+      <w:r>
+        <w:rPr>
+          <w:rFonts w:ascii="Calibri" w:hAnsi="Calibri" w:cs="Calibri"/>
+          <w:sz w:val="22"/>
+          <w:szCs w:val="22"/>
+          <w:lang w:val="el-GR"/>
+        </w:rPr>
+        <w:t xml:space="preserve"> τον ανακατευθύνει στη σελίδα που εμφανίζει το ιστορικό των παραγγελιών του.</w:t>
+      </w:r>
+    </w:p>
+    <w:p>
+      <w:pPr>
+        <w:ind w:firstLine="720"/>
+        <w:rPr>
+          <w:rFonts w:ascii="Calibri" w:hAnsi="Calibri" w:cs="Calibri"/>
+          <w:sz w:val="22"/>
+          <w:szCs w:val="22"/>
+          <w:lang w:val="el-GR"/>
+        </w:rPr>
+      </w:pPr>
+      <w:r>
+        <w:rPr>
+          <w:rFonts w:ascii="Calibri" w:hAnsi="Calibri" w:cs="Calibri"/>
+          <w:b/>
+          <w:bCs/>
+          <w:noProof/>
+          <w:color w:val="000000"/>
+          <w:bdr w:val="none" w:sz="0" w:space="0" w:color="auto" w:frame="1"/>
+        </w:rPr>
+        <w:drawing>
+          <wp:inline distT="0" distB="0" distL="0" distR="0" wp14:anchorId="1664A0B3" wp14:editId="7D202A9F">
+            <wp:extent cx="4520793" cy="2349870"/>
+            <wp:effectExtent l="0" t="0" r="0" b="0"/>
+            <wp:docPr id="1601841587" name="Picture 23" descr="A screenshot of a computer&#10;&#10;AI-generated content may be incorrect."/>
+            <wp:cNvGraphicFramePr>
+              <a:graphicFrameLocks xmlns:a="http://schemas.openxmlformats.org/drawingml/2006/main" noChangeAspect="1"/>
+            </wp:cNvGraphicFramePr>
+            <a:graphic xmlns:a="http://schemas.openxmlformats.org/drawingml/2006/main">
+              <a:graphicData uri="http://schemas.openxmlformats.org/drawingml/2006/picture">
+                <pic:pic xmlns:pic="http://schemas.openxmlformats.org/drawingml/2006/picture">
+                  <pic:nvPicPr>
+                    <pic:cNvPr id="1601841587" name="Picture 23" descr="A screenshot of a computer&#10;&#10;AI-generated content may be incorrect."/>
+                    <pic:cNvPicPr>
+                      <a:picLocks noChangeAspect="1" noChangeArrowheads="1"/>
+                    </pic:cNvPicPr>
+                  </pic:nvPicPr>
+                  <pic:blipFill>
+                    <a:blip r:embed="rId42" cstate="print">
+                      <a:extLst>
+                        <a:ext uri="{28A0092B-C50C-407E-A947-70E740481C1C}">
+                          <a14:useLocalDpi xmlns:a14="http://schemas.microsoft.com/office/drawing/2010/main" val="0"/>
+                        </a:ext>
+                      </a:extLst>
+                    </a:blip>
+                    <a:srcRect/>
+                    <a:stretch>
+                      <a:fillRect/>
+                    </a:stretch>
+                  </pic:blipFill>
+                  <pic:spPr bwMode="auto">
+                    <a:xfrm>
+                      <a:off x="0" y="0"/>
+                      <a:ext cx="4535232" cy="2357375"/>
+                    </a:xfrm>
+                    <a:prstGeom prst="rect">
+                      <a:avLst/>
+                    </a:prstGeom>
+                    <a:noFill/>
+                    <a:ln>
+                      <a:noFill/>
+                    </a:ln>
+                  </pic:spPr>
+                </pic:pic>
+              </a:graphicData>
+            </a:graphic>
+          </wp:inline>
+        </w:drawing>
+      </w:r>
+      <w:r>
+        <w:rPr>
+          <w:rFonts w:ascii="Calibri" w:hAnsi="Calibri" w:cs="Calibri"/>
+          <w:sz w:val="22"/>
+          <w:szCs w:val="22"/>
+          <w:lang w:val="el-GR"/>
+        </w:rPr>
+        <w:br/>
+      </w:r>
+    </w:p>
+    <w:p>
+      <w:pPr>
+        <w:ind w:left="720" w:firstLine="360"/>
+        <w:rPr>
+          <w:rFonts w:ascii="Calibri" w:hAnsi="Calibri" w:cs="Calibri"/>
+          <w:sz w:val="22"/>
+          <w:szCs w:val="22"/>
+          <w:lang w:val="el-GR"/>
+        </w:rPr>
+      </w:pPr>
+      <w:r>
+        <w:rPr>
+          <w:rFonts w:ascii="Calibri" w:hAnsi="Calibri" w:cs="Calibri"/>
+          <w:sz w:val="22"/>
+          <w:szCs w:val="22"/>
+          <w:lang w:val="el-GR"/>
+        </w:rPr>
+        <w:t>Εδω</w:t>
+      </w:r>
+      <w:r>
+        <w:rPr>
+          <w:rFonts w:ascii="Calibri" w:hAnsi="Calibri" w:cs="Calibri"/>
+          <w:sz w:val="22"/>
+          <w:szCs w:val="22"/>
+          <w:lang w:val="el-GR"/>
+        </w:rPr>
+        <w:t xml:space="preserve"> ο χρήστης μπορεί να </w:t>
+      </w:r>
+      <w:r>
+        <w:rPr>
+          <w:rFonts w:ascii="Calibri" w:hAnsi="Calibri" w:cs="Calibri"/>
+          <w:sz w:val="22"/>
+          <w:szCs w:val="22"/>
+          <w:lang w:val="el-GR"/>
+        </w:rPr>
+        <w:t>δει</w:t>
+      </w:r>
+      <w:r>
+        <w:rPr>
+          <w:rFonts w:ascii="Calibri" w:hAnsi="Calibri" w:cs="Calibri"/>
+          <w:sz w:val="22"/>
+          <w:szCs w:val="22"/>
+          <w:lang w:val="el-GR"/>
+        </w:rPr>
+        <w:t xml:space="preserve"> το σύνολο των παραγγελιών του καθώς και τα αντίστοιχα στοιχεία </w:t>
+      </w:r>
+      <w:r>
+        <w:rPr>
+          <w:rFonts w:ascii="Calibri" w:hAnsi="Calibri" w:cs="Calibri"/>
+          <w:sz w:val="22"/>
+          <w:szCs w:val="22"/>
+          <w:lang w:val="el-GR"/>
+        </w:rPr>
+        <w:t>τους</w:t>
+      </w:r>
+      <w:r>
+        <w:rPr>
+          <w:rFonts w:ascii="Calibri" w:hAnsi="Calibri" w:cs="Calibri"/>
+          <w:sz w:val="22"/>
+          <w:szCs w:val="22"/>
+          <w:lang w:val="el-GR"/>
+        </w:rPr>
+        <w:t xml:space="preserve">. Επιλέγοντας το κουμπί </w:t>
+      </w:r>
+      <w:r>
+        <w:rPr>
+          <w:rFonts w:ascii="Calibri" w:hAnsi="Calibri" w:cs="Calibri"/>
+          <w:b/>
+          <w:bCs/>
+          <w:sz w:val="22"/>
+          <w:szCs w:val="22"/>
+        </w:rPr>
+        <w:t>Order</w:t>
+      </w:r>
+      <w:r>
+        <w:rPr>
+          <w:rFonts w:ascii="Calibri" w:hAnsi="Calibri" w:cs="Calibri"/>
+          <w:b/>
+          <w:bCs/>
+          <w:sz w:val="22"/>
+          <w:szCs w:val="22"/>
+          <w:lang w:val="el-GR"/>
+        </w:rPr>
+        <w:t xml:space="preserve"> </w:t>
+      </w:r>
+      <w:r>
+        <w:rPr>
+          <w:rFonts w:ascii="Calibri" w:hAnsi="Calibri" w:cs="Calibri"/>
+          <w:b/>
+          <w:bCs/>
+          <w:sz w:val="22"/>
+          <w:szCs w:val="22"/>
+        </w:rPr>
+        <w:t>Again</w:t>
+      </w:r>
+      <w:r>
+        <w:rPr>
+          <w:rFonts w:ascii="Calibri" w:hAnsi="Calibri" w:cs="Calibri"/>
+          <w:sz w:val="22"/>
+          <w:szCs w:val="22"/>
+          <w:lang w:val="el-GR"/>
+        </w:rPr>
+        <w:t xml:space="preserve">, προστίθενται αυτόματα στο καλάθι του τα προϊόντα της </w:t>
+      </w:r>
+      <w:r>
+        <w:rPr>
+          <w:rFonts w:ascii="Calibri" w:hAnsi="Calibri" w:cs="Calibri"/>
+          <w:sz w:val="22"/>
+          <w:szCs w:val="22"/>
+          <w:lang w:val="el-GR"/>
+        </w:rPr>
+        <w:t>παρελθοντικής</w:t>
+      </w:r>
+      <w:r>
+        <w:rPr>
+          <w:rFonts w:ascii="Calibri" w:hAnsi="Calibri" w:cs="Calibri"/>
+          <w:sz w:val="22"/>
+          <w:szCs w:val="22"/>
+          <w:lang w:val="el-GR"/>
+        </w:rPr>
+        <w:t xml:space="preserve"> παραγγελίας που έχει επιλέξει.</w:t>
+      </w:r>
+    </w:p>
+    <w:p>
+      <w:pPr>
+        <w:ind w:firstLine="720"/>
+        <w:rPr>
+          <w:rFonts w:ascii="Calibri" w:hAnsi="Calibri" w:cs="Calibri"/>
+          <w:sz w:val="20"/>
+          <w:szCs w:val="20"/>
+          <w:lang w:val="el-GR"/>
+        </w:rPr>
+      </w:pPr>
+      <w:r>
+        <w:rPr>
+          <w:rFonts w:ascii="Calibri" w:hAnsi="Calibri" w:cs="Calibri"/>
+          <w:b/>
+          <w:bCs/>
+          <w:noProof/>
+          <w:color w:val="000000"/>
+          <w:bdr w:val="none" w:sz="0" w:space="0" w:color="auto" w:frame="1"/>
+        </w:rPr>
+        <w:drawing>
+          <wp:inline distT="0" distB="0" distL="0" distR="0" wp14:anchorId="75326574" wp14:editId="40183E70">
+            <wp:extent cx="4857293" cy="2524780"/>
+            <wp:effectExtent l="0" t="0" r="635" b="8890"/>
+            <wp:docPr id="986602445" name="Picture 24" descr="A screenshot of a computer&#10;&#10;AI-generated content may be incorrect."/>
+            <wp:cNvGraphicFramePr>
+              <a:graphicFrameLocks xmlns:a="http://schemas.openxmlformats.org/drawingml/2006/main" noChangeAspect="1"/>
+            </wp:cNvGraphicFramePr>
+            <a:graphic xmlns:a="http://schemas.openxmlformats.org/drawingml/2006/main">
+              <a:graphicData uri="http://schemas.openxmlformats.org/drawingml/2006/picture">
+                <pic:pic xmlns:pic="http://schemas.openxmlformats.org/drawingml/2006/picture">
+                  <pic:nvPicPr>
+                    <pic:cNvPr id="986602445" name="Picture 24" descr="A screenshot of a computer&#10;&#10;AI-generated content may be incorrect."/>
+                    <pic:cNvPicPr>
+                      <a:picLocks noChangeAspect="1" noChangeArrowheads="1"/>
+                    </pic:cNvPicPr>
+                  </pic:nvPicPr>
+                  <pic:blipFill>
+                    <a:blip r:embed="rId43" cstate="print">
+                      <a:extLst>
+                        <a:ext uri="{28A0092B-C50C-407E-A947-70E740481C1C}">
+                          <a14:useLocalDpi xmlns:a14="http://schemas.microsoft.com/office/drawing/2010/main" val="0"/>
+                        </a:ext>
+                      </a:extLst>
+                    </a:blip>
+                    <a:srcRect/>
+                    <a:stretch>
+                      <a:fillRect/>
+                    </a:stretch>
+                  </pic:blipFill>
+                  <pic:spPr bwMode="auto">
+                    <a:xfrm>
+                      <a:off x="0" y="0"/>
+                      <a:ext cx="4867291" cy="2529977"/>
+                    </a:xfrm>
+                    <a:prstGeom prst="rect">
+                      <a:avLst/>
+                    </a:prstGeom>
+                    <a:noFill/>
+                    <a:ln>
+                      <a:noFill/>
+                    </a:ln>
+                  </pic:spPr>
+                </pic:pic>
+              </a:graphicData>
+            </a:graphic>
+          </wp:inline>
+        </w:drawing>
+      </w:r>
+    </w:p>
+    <w:p>
+      <w:pPr>
+        <w:ind w:firstLine="720"/>
+        <w:rPr>
+          <w:rFonts w:ascii="Calibri" w:hAnsi="Calibri" w:cs="Calibri"/>
+          <w:sz w:val="20"/>
+          <w:szCs w:val="20"/>
+          <w:lang w:val="el-GR"/>
+        </w:rPr>
+      </w:pPr>
+    </w:p>
+    <w:p>
+      <w:pPr>
+        <w:ind w:firstLine="720"/>
+        <w:rPr>
+          <w:rFonts w:ascii="Calibri" w:hAnsi="Calibri" w:cs="Calibri"/>
+          <w:sz w:val="20"/>
+          <w:szCs w:val="20"/>
+          <w:lang w:val="el-GR"/>
+        </w:rPr>
+      </w:pPr>
+    </w:p>
+    <w:p>
+      <w:pPr>
+        <w:ind w:firstLine="720"/>
+        <w:rPr>
+          <w:rFonts w:ascii="Calibri" w:hAnsi="Calibri" w:cs="Calibri"/>
+          <w:sz w:val="20"/>
+          <w:szCs w:val="20"/>
+          <w:lang w:val="el-GR"/>
+        </w:rPr>
+      </w:pPr>
+    </w:p>
+    <w:p>
+      <w:pPr>
+        <w:pStyle w:val="Heading5"/>
+        <w:numPr>
+          <w:ilvl w:val="1"/>
+          <w:numId w:val="1"/>
+        </w:numPr>
+        <w:rPr>
+          <w:rFonts w:ascii="Calibri" w:hAnsi="Calibri" w:cs="Calibri"/>
+          <w:b/>
+          <w:bCs/>
+          <w:color w:val="auto"/>
+          <w:lang w:val="el-GR"/>
+        </w:rPr>
+      </w:pPr>
+      <w:r>
+        <w:rPr>
+          <w:rFonts w:ascii="Calibri" w:hAnsi="Calibri" w:cs="Calibri"/>
+          <w:b/>
+          <w:bCs/>
+          <w:color w:val="auto"/>
+          <w:lang w:val="el-GR"/>
+        </w:rPr>
+        <w:lastRenderedPageBreak/>
+        <w:t>Αποσύνδεση</w:t>
+      </w:r>
+    </w:p>
+    <w:p>
+      <w:pPr>
+        <w:pStyle w:val="ListParagraph"/>
+        <w:ind w:firstLine="360"/>
+        <w:rPr>
+          <w:rFonts w:ascii="Calibri" w:hAnsi="Calibri" w:cs="Calibri"/>
+          <w:sz w:val="22"/>
+          <w:szCs w:val="22"/>
+          <w:lang w:val="el-GR"/>
+        </w:rPr>
+      </w:pPr>
+      <w:r>
+        <w:rPr>
+          <w:rFonts w:ascii="Calibri" w:hAnsi="Calibri" w:cs="Calibri"/>
+          <w:sz w:val="22"/>
+          <w:szCs w:val="22"/>
+          <w:lang w:val="el-GR"/>
+        </w:rPr>
+        <w:t xml:space="preserve">Κάνοντας </w:t>
+      </w:r>
+      <w:r>
+        <w:rPr>
+          <w:rFonts w:ascii="Calibri" w:hAnsi="Calibri" w:cs="Calibri"/>
+          <w:sz w:val="22"/>
+          <w:szCs w:val="22"/>
+        </w:rPr>
+        <w:t>hover</w:t>
+      </w:r>
+      <w:r>
+        <w:rPr>
+          <w:rFonts w:ascii="Calibri" w:hAnsi="Calibri" w:cs="Calibri"/>
+          <w:sz w:val="22"/>
+          <w:szCs w:val="22"/>
+          <w:lang w:val="el-GR"/>
+        </w:rPr>
+        <w:t xml:space="preserve"> στο </w:t>
+      </w:r>
+      <w:r>
+        <w:rPr>
+          <w:rFonts w:ascii="Calibri" w:hAnsi="Calibri" w:cs="Calibri"/>
+          <w:sz w:val="22"/>
+          <w:szCs w:val="22"/>
+        </w:rPr>
+        <w:t>username</w:t>
+      </w:r>
+      <w:r>
+        <w:rPr>
+          <w:rFonts w:ascii="Calibri" w:hAnsi="Calibri" w:cs="Calibri"/>
+          <w:sz w:val="22"/>
+          <w:szCs w:val="22"/>
+          <w:lang w:val="el-GR"/>
+        </w:rPr>
+        <w:t xml:space="preserve"> του, ο χρήστης έχει τη δυνατότητα να διαλέξει την επιλογή </w:t>
+      </w:r>
+      <w:r>
+        <w:rPr>
+          <w:rFonts w:ascii="Calibri" w:hAnsi="Calibri" w:cs="Calibri"/>
+          <w:b/>
+          <w:bCs/>
+          <w:sz w:val="22"/>
+          <w:szCs w:val="22"/>
+        </w:rPr>
+        <w:t>Log</w:t>
+      </w:r>
+      <w:r>
+        <w:rPr>
+          <w:rFonts w:ascii="Calibri" w:hAnsi="Calibri" w:cs="Calibri"/>
+          <w:b/>
+          <w:bCs/>
+          <w:sz w:val="22"/>
+          <w:szCs w:val="22"/>
+          <w:lang w:val="el-GR"/>
+        </w:rPr>
+        <w:t xml:space="preserve"> </w:t>
+      </w:r>
+      <w:r>
+        <w:rPr>
+          <w:rFonts w:ascii="Calibri" w:hAnsi="Calibri" w:cs="Calibri"/>
+          <w:b/>
+          <w:bCs/>
+          <w:sz w:val="22"/>
+          <w:szCs w:val="22"/>
+        </w:rPr>
+        <w:t>Out</w:t>
+      </w:r>
+      <w:r>
+        <w:rPr>
+          <w:rFonts w:ascii="Calibri" w:hAnsi="Calibri" w:cs="Calibri"/>
+          <w:sz w:val="22"/>
+          <w:szCs w:val="22"/>
+          <w:lang w:val="el-GR"/>
+        </w:rPr>
+        <w:t xml:space="preserve">. Αυτό θα </w:t>
+      </w:r>
+      <w:r>
+        <w:rPr>
+          <w:rFonts w:ascii="Calibri" w:hAnsi="Calibri" w:cs="Calibri"/>
+          <w:sz w:val="22"/>
+          <w:szCs w:val="22"/>
+          <w:lang w:val="el-GR"/>
+        </w:rPr>
+        <w:t>πραγματοποιήσει</w:t>
+      </w:r>
+      <w:r>
+        <w:rPr>
+          <w:rFonts w:ascii="Calibri" w:hAnsi="Calibri" w:cs="Calibri"/>
+          <w:sz w:val="22"/>
+          <w:szCs w:val="22"/>
+          <w:lang w:val="el-GR"/>
+        </w:rPr>
+        <w:t xml:space="preserve"> την αποσύνδεση του χρήστη από τον λογαριασμό του.</w:t>
+      </w:r>
+    </w:p>
+    <w:p>
+      <w:pPr>
+        <w:ind w:firstLine="720"/>
+        <w:rPr>
+          <w:lang w:val="el-GR"/>
+        </w:rPr>
+      </w:pPr>
+      <w:r>
+        <w:rPr>
+          <w:noProof/>
+          <w:bdr w:val="none" w:sz="0" w:space="0" w:color="auto" w:frame="1"/>
+        </w:rPr>
+        <w:drawing>
+          <wp:inline distT="0" distB="0" distL="0" distR="0" wp14:anchorId="1806A082" wp14:editId="28C32C84">
+            <wp:extent cx="4728639" cy="2457907"/>
+            <wp:effectExtent l="0" t="0" r="0" b="0"/>
+            <wp:docPr id="885772222" name="Picture 25" descr="A screenshot of a computer&#10;&#10;AI-generated content may be incorrect."/>
+            <wp:cNvGraphicFramePr>
+              <a:graphicFrameLocks xmlns:a="http://schemas.openxmlformats.org/drawingml/2006/main" noChangeAspect="1"/>
+            </wp:cNvGraphicFramePr>
+            <a:graphic xmlns:a="http://schemas.openxmlformats.org/drawingml/2006/main">
+              <a:graphicData uri="http://schemas.openxmlformats.org/drawingml/2006/picture">
+                <pic:pic xmlns:pic="http://schemas.openxmlformats.org/drawingml/2006/picture">
+                  <pic:nvPicPr>
+                    <pic:cNvPr id="885772222" name="Picture 25" descr="A screenshot of a computer&#10;&#10;AI-generated content may be incorrect."/>
+                    <pic:cNvPicPr>
+                      <a:picLocks noChangeAspect="1" noChangeArrowheads="1"/>
+                    </pic:cNvPicPr>
+                  </pic:nvPicPr>
+                  <pic:blipFill>
+                    <a:blip r:embed="rId44" cstate="print">
+                      <a:extLst>
+                        <a:ext uri="{28A0092B-C50C-407E-A947-70E740481C1C}">
+                          <a14:useLocalDpi xmlns:a14="http://schemas.microsoft.com/office/drawing/2010/main" val="0"/>
+                        </a:ext>
+                      </a:extLst>
+                    </a:blip>
+                    <a:srcRect/>
+                    <a:stretch>
+                      <a:fillRect/>
+                    </a:stretch>
+                  </pic:blipFill>
+                  <pic:spPr bwMode="auto">
+                    <a:xfrm>
+                      <a:off x="0" y="0"/>
+                      <a:ext cx="4738685" cy="2463129"/>
+                    </a:xfrm>
+                    <a:prstGeom prst="rect">
+                      <a:avLst/>
+                    </a:prstGeom>
+                    <a:noFill/>
+                    <a:ln>
+                      <a:noFill/>
+                    </a:ln>
+                  </pic:spPr>
+                </pic:pic>
+              </a:graphicData>
+            </a:graphic>
+          </wp:inline>
+        </w:drawing>
+      </w:r>
+    </w:p>
+    <w:p>
+      <w:pPr>
+        <w:ind w:firstLine="720"/>
+        <w:rPr>
+          <w:lang w:val="el-GR"/>
+        </w:rPr>
+      </w:pPr>
+      <w:r>
+        <w:rPr>
+          <w:rFonts w:ascii="Calibri" w:hAnsi="Calibri" w:cs="Calibri"/>
+          <w:noProof/>
+          <w:color w:val="000000"/>
+          <w:sz w:val="22"/>
+          <w:szCs w:val="22"/>
+          <w:bdr w:val="none" w:sz="0" w:space="0" w:color="auto" w:frame="1"/>
+        </w:rPr>
+        <w:drawing>
+          <wp:inline distT="0" distB="0" distL="0" distR="0" wp14:anchorId="2E4B4EEB" wp14:editId="58895D0A">
+            <wp:extent cx="4820717" cy="2493494"/>
+            <wp:effectExtent l="0" t="0" r="0" b="2540"/>
+            <wp:docPr id="438054424" name="Picture 26" descr="A screenshot of a computer&#10;&#10;AI-generated content may be incorrect."/>
+            <wp:cNvGraphicFramePr>
+              <a:graphicFrameLocks xmlns:a="http://schemas.openxmlformats.org/drawingml/2006/main" noChangeAspect="1"/>
+            </wp:cNvGraphicFramePr>
+            <a:graphic xmlns:a="http://schemas.openxmlformats.org/drawingml/2006/main">
+              <a:graphicData uri="http://schemas.openxmlformats.org/drawingml/2006/picture">
+                <pic:pic xmlns:pic="http://schemas.openxmlformats.org/drawingml/2006/picture">
+                  <pic:nvPicPr>
+                    <pic:cNvPr id="438054424" name="Picture 26" descr="A screenshot of a computer&#10;&#10;AI-generated content may be incorrect."/>
+                    <pic:cNvPicPr>
+                      <a:picLocks noChangeAspect="1" noChangeArrowheads="1"/>
+                    </pic:cNvPicPr>
+                  </pic:nvPicPr>
+                  <pic:blipFill>
+                    <a:blip r:embed="rId45" cstate="print">
+                      <a:extLst>
+                        <a:ext uri="{28A0092B-C50C-407E-A947-70E740481C1C}">
+                          <a14:useLocalDpi xmlns:a14="http://schemas.microsoft.com/office/drawing/2010/main" val="0"/>
+                        </a:ext>
+                      </a:extLst>
+                    </a:blip>
+                    <a:srcRect/>
+                    <a:stretch>
+                      <a:fillRect/>
+                    </a:stretch>
+                  </pic:blipFill>
+                  <pic:spPr bwMode="auto">
+                    <a:xfrm>
+                      <a:off x="0" y="0"/>
+                      <a:ext cx="4829351" cy="2497960"/>
+                    </a:xfrm>
+                    <a:prstGeom prst="rect">
+                      <a:avLst/>
+                    </a:prstGeom>
+                    <a:noFill/>
+                    <a:ln>
+                      <a:noFill/>
+                    </a:ln>
+                  </pic:spPr>
+                </pic:pic>
+              </a:graphicData>
+            </a:graphic>
+          </wp:inline>
+        </w:drawing>
+      </w:r>
+    </w:p>
+    <w:p>
+      <w:pPr>
+        <w:rPr>
+          <w:rFonts w:ascii="Calibri" w:hAnsi="Calibri" w:cs="Calibri"/>
+          <w:sz w:val="22"/>
+          <w:szCs w:val="22"/>
+          <w:lang w:val="el-GR"/>
+        </w:rPr>
+      </w:pPr>
+    </w:p>
+    <w:p>
+      <w:pPr>
+        <w:pStyle w:val="Heading5"/>
+        <w:ind w:left="720"/>
+        <w:rPr>
+          <w:rFonts w:ascii="Calibri" w:hAnsi="Calibri" w:cs="Calibri"/>
+          <w:b/>
+          <w:bCs/>
+          <w:color w:val="auto"/>
+          <w:sz w:val="26"/>
+          <w:szCs w:val="26"/>
+          <w:lang w:val="el-GR"/>
+        </w:rPr>
+      </w:pPr>
+    </w:p>
+    <w:p>
+      <w:pPr>
+        <w:rPr>
+          <w:lang w:val="el-GR"/>
+        </w:rPr>
+      </w:pPr>
+    </w:p>
+    <w:p>
+      <w:pPr>
+        <w:rPr>
+          <w:lang w:val="el-GR"/>
+        </w:rPr>
+      </w:pPr>
+    </w:p>
+    <w:p>
+      <w:pPr>
+        <w:rPr>
+          <w:lang w:val="el-GR"/>
+        </w:rPr>
+      </w:pPr>
+    </w:p>
+    <w:p>
+      <w:pPr>
+        <w:rPr>
+          <w:lang w:val="el-GR"/>
+        </w:rPr>
+      </w:pPr>
+    </w:p>
+    <w:p>
+      <w:pPr>
+        <w:pStyle w:val="Heading5"/>
+        <w:numPr>
+          <w:ilvl w:val="0"/>
+          <w:numId w:val="1"/>
+        </w:numPr>
+        <w:rPr>
+          <w:rFonts w:ascii="Calibri" w:hAnsi="Calibri" w:cs="Calibri"/>
+          <w:b/>
+          <w:bCs/>
+          <w:color w:val="auto"/>
+          <w:sz w:val="26"/>
+          <w:szCs w:val="26"/>
+          <w:lang w:val="el-GR"/>
+        </w:rPr>
+      </w:pPr>
+      <w:r>
+        <w:rPr>
+          <w:rFonts w:ascii="Calibri" w:hAnsi="Calibri" w:cs="Calibri"/>
+          <w:b/>
+          <w:bCs/>
+          <w:color w:val="auto"/>
+          <w:sz w:val="26"/>
+          <w:szCs w:val="26"/>
+          <w:lang w:val="el-GR"/>
+        </w:rPr>
+        <w:lastRenderedPageBreak/>
+        <w:t>Συμπεράσματα και Μελλοντικές Βελτιώσεις</w:t>
+      </w:r>
+    </w:p>
+    <w:p>
+      <w:pPr>
+        <w:rPr>
+          <w:lang w:val="el-GR"/>
+        </w:rPr>
+      </w:pPr>
+    </w:p>
+    <w:p>
+      <w:pPr>
+        <w:pStyle w:val="Heading5"/>
+        <w:numPr>
+          <w:ilvl w:val="1"/>
+          <w:numId w:val="1"/>
+        </w:numPr>
+        <w:rPr>
+          <w:rFonts w:ascii="Calibri" w:hAnsi="Calibri" w:cs="Calibri"/>
+          <w:b/>
+          <w:bCs/>
+          <w:color w:val="auto"/>
+          <w:lang w:val="el-GR"/>
+        </w:rPr>
+      </w:pPr>
+      <w:r>
+        <w:rPr>
+          <w:rFonts w:ascii="Calibri" w:hAnsi="Calibri" w:cs="Calibri"/>
+          <w:b/>
+          <w:bCs/>
+          <w:color w:val="auto"/>
+          <w:lang w:val="el-GR"/>
+        </w:rPr>
+        <w:t>Συμπεράσματα</w:t>
+      </w:r>
+    </w:p>
+    <w:p>
+      <w:pPr>
+        <w:ind w:left="1080" w:firstLine="360"/>
+        <w:rPr>
+          <w:rFonts w:ascii="Calibri" w:hAnsi="Calibri" w:cs="Calibri"/>
+          <w:sz w:val="22"/>
+          <w:szCs w:val="22"/>
+          <w:lang w:val="el-GR"/>
+        </w:rPr>
+      </w:pPr>
+      <w:r>
+        <w:rPr>
+          <w:rFonts w:ascii="Calibri" w:hAnsi="Calibri" w:cs="Calibri"/>
+          <w:sz w:val="22"/>
+          <w:szCs w:val="22"/>
+          <w:lang w:val="el-GR"/>
+        </w:rPr>
+        <w:t>Η παρούσα πτυχιακή εργασία είχε ως στόχο τη σχεδίαση και την υλοποίηση μίας διαδικτυακής εφαρμογής για την εύκολη και άμεση αναζήτηση, προβολή και αγορά πανεπιστημιακών συγγραμμάτων. Μέσα από τη μελέτη, την ανάλυση και την ανάπτυξη της εφαρμογής, δημιουργ</w:t>
+      </w:r>
+      <w:r>
+        <w:rPr>
+          <w:rFonts w:ascii="Calibri" w:hAnsi="Calibri" w:cs="Calibri"/>
+          <w:sz w:val="22"/>
+          <w:szCs w:val="22"/>
+          <w:lang w:val="el-GR"/>
+        </w:rPr>
+        <w:t>ήθηκε</w:t>
+      </w:r>
+      <w:r>
+        <w:rPr>
+          <w:rFonts w:ascii="Calibri" w:hAnsi="Calibri" w:cs="Calibri"/>
+          <w:sz w:val="22"/>
+          <w:szCs w:val="22"/>
+          <w:lang w:val="el-GR"/>
+        </w:rPr>
+        <w:t xml:space="preserve"> </w:t>
+      </w:r>
+      <w:r>
+        <w:rPr>
+          <w:rFonts w:ascii="Calibri" w:hAnsi="Calibri" w:cs="Calibri"/>
+          <w:sz w:val="22"/>
+          <w:szCs w:val="22"/>
+          <w:lang w:val="el-GR"/>
+        </w:rPr>
+        <w:t>ένα</w:t>
+      </w:r>
+      <w:r>
+        <w:rPr>
+          <w:rFonts w:ascii="Calibri" w:hAnsi="Calibri" w:cs="Calibri"/>
+          <w:sz w:val="22"/>
+          <w:szCs w:val="22"/>
+          <w:lang w:val="el-GR"/>
+        </w:rPr>
+        <w:t xml:space="preserve"> ολοκληρωμένο σ</w:t>
+      </w:r>
+      <w:r>
+        <w:rPr>
+          <w:rFonts w:ascii="Calibri" w:hAnsi="Calibri" w:cs="Calibri"/>
+          <w:sz w:val="22"/>
+          <w:szCs w:val="22"/>
+          <w:lang w:val="el-GR"/>
+        </w:rPr>
+        <w:t>ύ</w:t>
+      </w:r>
+      <w:r>
+        <w:rPr>
+          <w:rFonts w:ascii="Calibri" w:hAnsi="Calibri" w:cs="Calibri"/>
+          <w:sz w:val="22"/>
+          <w:szCs w:val="22"/>
+          <w:lang w:val="el-GR"/>
+        </w:rPr>
+        <w:t>στ</w:t>
+      </w:r>
+      <w:r>
+        <w:rPr>
+          <w:rFonts w:ascii="Calibri" w:hAnsi="Calibri" w:cs="Calibri"/>
+          <w:sz w:val="22"/>
+          <w:szCs w:val="22"/>
+          <w:lang w:val="el-GR"/>
+        </w:rPr>
+        <w:t>η</w:t>
+      </w:r>
+      <w:r>
+        <w:rPr>
+          <w:rFonts w:ascii="Calibri" w:hAnsi="Calibri" w:cs="Calibri"/>
+          <w:sz w:val="22"/>
+          <w:szCs w:val="22"/>
+          <w:lang w:val="el-GR"/>
+        </w:rPr>
+        <w:t xml:space="preserve">μα που συνδυάζει φιλικό </w:t>
+      </w:r>
+      <w:r>
+        <w:rPr>
+          <w:rFonts w:ascii="Calibri" w:hAnsi="Calibri" w:cs="Calibri"/>
+          <w:sz w:val="22"/>
+          <w:szCs w:val="22"/>
+        </w:rPr>
+        <w:t>User</w:t>
+      </w:r>
+      <w:r>
+        <w:rPr>
+          <w:rFonts w:ascii="Calibri" w:hAnsi="Calibri" w:cs="Calibri"/>
+          <w:sz w:val="22"/>
+          <w:szCs w:val="22"/>
+          <w:lang w:val="el-GR"/>
+        </w:rPr>
+        <w:t xml:space="preserve"> </w:t>
+      </w:r>
+      <w:r>
+        <w:rPr>
+          <w:rFonts w:ascii="Calibri" w:hAnsi="Calibri" w:cs="Calibri"/>
+          <w:sz w:val="22"/>
+          <w:szCs w:val="22"/>
+        </w:rPr>
+        <w:t>Interface</w:t>
+      </w:r>
+      <w:r>
+        <w:rPr>
+          <w:rFonts w:ascii="Calibri" w:hAnsi="Calibri" w:cs="Calibri"/>
+          <w:sz w:val="22"/>
+          <w:szCs w:val="22"/>
+          <w:lang w:val="el-GR"/>
+        </w:rPr>
+        <w:t>, ασφάλεια δεδομένων και αποτελεσματική λειτουργικότητα.</w:t>
+      </w:r>
+    </w:p>
+    <w:p>
+      <w:pPr>
+        <w:ind w:left="1080" w:firstLine="360"/>
+        <w:rPr>
+          <w:rFonts w:ascii="Calibri" w:hAnsi="Calibri" w:cs="Calibri"/>
+          <w:sz w:val="22"/>
+          <w:szCs w:val="22"/>
+          <w:lang w:val="el-GR"/>
+        </w:rPr>
+      </w:pPr>
+      <w:r>
+        <w:rPr>
+          <w:rFonts w:ascii="Calibri" w:hAnsi="Calibri" w:cs="Calibri"/>
+          <w:sz w:val="22"/>
+          <w:szCs w:val="22"/>
+          <w:lang w:val="el-GR"/>
+        </w:rPr>
+        <w:t xml:space="preserve">Η εφαρμογή καλύπτει βασικές ανάγκες τόσο των φοιτητών όσο και των ενδιαφερομένων που αναζητούν </w:t>
+      </w:r>
+      <w:r>
+        <w:rPr>
+          <w:rFonts w:ascii="Calibri" w:hAnsi="Calibri" w:cs="Calibri"/>
+          <w:sz w:val="22"/>
+          <w:szCs w:val="22"/>
+          <w:lang w:val="el-GR"/>
+        </w:rPr>
+        <w:t>πανεπιστημιακά</w:t>
+      </w:r>
+      <w:r>
+        <w:rPr>
+          <w:rFonts w:ascii="Calibri" w:hAnsi="Calibri" w:cs="Calibri"/>
+          <w:sz w:val="22"/>
+          <w:szCs w:val="22"/>
+          <w:lang w:val="el-GR"/>
+        </w:rPr>
+        <w:t xml:space="preserve"> συγγράμματα, παρέχοντας δυνατότητες όπως εγγραφή και σύνδεση χρήστη, προβολή προϊόντων, προσθήκη στο καλάθι, ολοκλήρωση παραγγελίας και παρακολούθηση ιστορικού αγορών. </w:t>
+      </w:r>
+    </w:p>
+    <w:p>
+      <w:pPr>
+        <w:ind w:left="1080" w:firstLine="360"/>
+        <w:rPr>
+          <w:rFonts w:ascii="Calibri" w:hAnsi="Calibri" w:cs="Calibri"/>
+          <w:sz w:val="22"/>
+          <w:szCs w:val="22"/>
+          <w:lang w:val="el-GR"/>
+        </w:rPr>
+      </w:pPr>
+      <w:r>
+        <w:rPr>
+          <w:rFonts w:ascii="Calibri" w:hAnsi="Calibri" w:cs="Calibri"/>
+          <w:sz w:val="22"/>
+          <w:szCs w:val="22"/>
+          <w:lang w:val="el-GR"/>
+        </w:rPr>
+        <w:t xml:space="preserve">Συνολικά, η ανάπτυξη της εφαρμογής </w:t>
+      </w:r>
+      <w:r>
+        <w:rPr>
+          <w:rFonts w:ascii="Calibri" w:hAnsi="Calibri" w:cs="Calibri"/>
+          <w:sz w:val="22"/>
+          <w:szCs w:val="22"/>
+          <w:lang w:val="el-GR"/>
+        </w:rPr>
+        <w:t>βοήθησε σημαντικά,</w:t>
+      </w:r>
+      <w:r>
+        <w:rPr>
+          <w:rFonts w:ascii="Calibri" w:hAnsi="Calibri" w:cs="Calibri"/>
+          <w:sz w:val="22"/>
+          <w:szCs w:val="22"/>
+          <w:lang w:val="el-GR"/>
+        </w:rPr>
+        <w:t xml:space="preserve"> </w:t>
+      </w:r>
+      <w:r>
+        <w:rPr>
+          <w:rFonts w:ascii="Calibri" w:hAnsi="Calibri" w:cs="Calibri"/>
+          <w:sz w:val="22"/>
+          <w:szCs w:val="22"/>
+          <w:lang w:val="el-GR"/>
+        </w:rPr>
+        <w:t xml:space="preserve">τόσο </w:t>
+      </w:r>
+      <w:r>
+        <w:rPr>
+          <w:rFonts w:ascii="Calibri" w:hAnsi="Calibri" w:cs="Calibri"/>
+          <w:sz w:val="22"/>
+          <w:szCs w:val="22"/>
+          <w:lang w:val="el-GR"/>
+        </w:rPr>
+        <w:t>στην εξοικείωση με σύγχρον</w:t>
+      </w:r>
+      <w:r>
+        <w:rPr>
+          <w:rFonts w:ascii="Calibri" w:hAnsi="Calibri" w:cs="Calibri"/>
+          <w:sz w:val="22"/>
+          <w:szCs w:val="22"/>
+          <w:lang w:val="el-GR"/>
+        </w:rPr>
+        <w:t>α</w:t>
+      </w:r>
+      <w:r>
+        <w:rPr>
+          <w:rFonts w:ascii="Calibri" w:hAnsi="Calibri" w:cs="Calibri"/>
+          <w:sz w:val="22"/>
+          <w:szCs w:val="22"/>
+          <w:lang w:val="el-GR"/>
+        </w:rPr>
+        <w:t xml:space="preserve"> </w:t>
+      </w:r>
+      <w:r>
+        <w:rPr>
+          <w:rFonts w:ascii="Calibri" w:hAnsi="Calibri" w:cs="Calibri"/>
+          <w:sz w:val="22"/>
+          <w:szCs w:val="22"/>
+          <w:lang w:val="el-GR"/>
+        </w:rPr>
+        <w:t>εργαλεία</w:t>
+      </w:r>
+      <w:r>
+        <w:rPr>
+          <w:rFonts w:ascii="Calibri" w:hAnsi="Calibri" w:cs="Calibri"/>
+          <w:sz w:val="22"/>
+          <w:szCs w:val="22"/>
+          <w:lang w:val="el-GR"/>
+        </w:rPr>
+        <w:t xml:space="preserve">, όπως το Node.js, το Express, </w:t>
+      </w:r>
+      <w:r>
+        <w:rPr>
+          <w:rFonts w:ascii="Calibri" w:hAnsi="Calibri" w:cs="Calibri"/>
+          <w:sz w:val="22"/>
+          <w:szCs w:val="22"/>
+          <w:lang w:val="el-GR"/>
+        </w:rPr>
+        <w:t>τ</w:t>
+      </w:r>
+      <w:r>
+        <w:rPr>
+          <w:rFonts w:ascii="Calibri" w:hAnsi="Calibri" w:cs="Calibri"/>
+          <w:sz w:val="22"/>
+          <w:szCs w:val="22"/>
+          <w:lang w:val="el-GR"/>
+        </w:rPr>
+        <w:t xml:space="preserve">η MongoDB και </w:t>
+      </w:r>
+      <w:r>
+        <w:rPr>
+          <w:rFonts w:ascii="Calibri" w:hAnsi="Calibri" w:cs="Calibri"/>
+          <w:sz w:val="22"/>
+          <w:szCs w:val="22"/>
+          <w:lang w:val="el-GR"/>
+        </w:rPr>
+        <w:t>τ</w:t>
+      </w:r>
+      <w:r>
+        <w:rPr>
+          <w:rFonts w:ascii="Calibri" w:hAnsi="Calibri" w:cs="Calibri"/>
+          <w:sz w:val="22"/>
+          <w:szCs w:val="22"/>
+          <w:lang w:val="el-GR"/>
+        </w:rPr>
+        <w:t>η χρήση JWT για την ασφάλεια των χρηστών</w:t>
+      </w:r>
+      <w:r>
+        <w:rPr>
+          <w:rFonts w:ascii="Calibri" w:hAnsi="Calibri" w:cs="Calibri"/>
+          <w:sz w:val="22"/>
+          <w:szCs w:val="22"/>
+          <w:lang w:val="el-GR"/>
+        </w:rPr>
+        <w:t>, όσο</w:t>
+      </w:r>
+      <w:r>
+        <w:rPr>
+          <w:rFonts w:ascii="Calibri" w:hAnsi="Calibri" w:cs="Calibri"/>
+          <w:sz w:val="22"/>
+          <w:szCs w:val="22"/>
+          <w:lang w:val="el-GR"/>
+        </w:rPr>
+        <w:t xml:space="preserve"> και στην κατανόηση των </w:t>
+      </w:r>
+      <w:r>
+        <w:rPr>
+          <w:rFonts w:ascii="Calibri" w:hAnsi="Calibri" w:cs="Calibri"/>
+          <w:sz w:val="22"/>
+          <w:szCs w:val="22"/>
+          <w:lang w:val="el-GR"/>
+        </w:rPr>
+        <w:t>βημάτων για μια</w:t>
+      </w:r>
+      <w:r>
+        <w:rPr>
+          <w:rFonts w:ascii="Calibri" w:hAnsi="Calibri" w:cs="Calibri"/>
+          <w:sz w:val="22"/>
+          <w:szCs w:val="22"/>
+          <w:lang w:val="el-GR"/>
+        </w:rPr>
+        <w:t xml:space="preserve"> ολοκληρωμένη ανάπτυξη </w:t>
+      </w:r>
+      <w:r>
+        <w:rPr>
+          <w:rFonts w:ascii="Calibri" w:hAnsi="Calibri" w:cs="Calibri"/>
+          <w:sz w:val="22"/>
+          <w:szCs w:val="22"/>
+          <w:lang w:val="el-GR"/>
+        </w:rPr>
+        <w:t>μιας</w:t>
+      </w:r>
+      <w:r>
+        <w:rPr>
+          <w:rFonts w:ascii="Calibri" w:hAnsi="Calibri" w:cs="Calibri"/>
+          <w:sz w:val="22"/>
+          <w:szCs w:val="22"/>
+          <w:lang w:val="el-GR"/>
+        </w:rPr>
+        <w:t xml:space="preserve"> web </w:t>
+      </w:r>
+      <w:r>
+        <w:rPr>
+          <w:rFonts w:ascii="Calibri" w:hAnsi="Calibri" w:cs="Calibri"/>
+          <w:sz w:val="22"/>
+          <w:szCs w:val="22"/>
+          <w:lang w:val="el-GR"/>
+        </w:rPr>
+        <w:t>εφαρμογής</w:t>
+      </w:r>
+      <w:r>
+        <w:rPr>
+          <w:rFonts w:ascii="Calibri" w:hAnsi="Calibri" w:cs="Calibri"/>
+          <w:sz w:val="22"/>
+          <w:szCs w:val="22"/>
+          <w:lang w:val="el-GR"/>
+        </w:rPr>
+        <w:t>.</w:t>
+      </w:r>
+      <w:r>
+        <w:rPr>
+          <w:rFonts w:ascii="Calibri" w:hAnsi="Calibri" w:cs="Calibri"/>
+          <w:sz w:val="22"/>
+          <w:szCs w:val="22"/>
+          <w:lang w:val="el-GR"/>
+        </w:rPr>
+        <w:br/>
+      </w:r>
+    </w:p>
+    <w:p>
+      <w:pPr>
+        <w:pStyle w:val="Heading5"/>
+        <w:numPr>
+          <w:ilvl w:val="1"/>
+          <w:numId w:val="1"/>
+        </w:numPr>
+        <w:rPr>
+          <w:rFonts w:ascii="Calibri" w:hAnsi="Calibri" w:cs="Calibri"/>
+          <w:b/>
+          <w:bCs/>
+          <w:color w:val="auto"/>
+          <w:lang w:val="el-GR"/>
+        </w:rPr>
+      </w:pPr>
+      <w:r>
+        <w:rPr>
+          <w:rFonts w:ascii="Calibri" w:hAnsi="Calibri" w:cs="Calibri"/>
+          <w:b/>
+          <w:bCs/>
+          <w:color w:val="auto"/>
+          <w:lang w:val="el-GR"/>
+        </w:rPr>
+        <w:t>Μελλοντικές Βελτιώσεις</w:t>
+      </w:r>
+    </w:p>
+    <w:p>
+      <w:pPr>
+        <w:ind w:left="720" w:firstLine="360"/>
+        <w:rPr>
+          <w:rFonts w:ascii="Calibri" w:hAnsi="Calibri" w:cs="Calibri"/>
+          <w:sz w:val="22"/>
+          <w:szCs w:val="22"/>
+          <w:lang w:val="el-GR"/>
+        </w:rPr>
+      </w:pPr>
+      <w:r>
+        <w:rPr>
+          <w:rFonts w:ascii="Calibri" w:hAnsi="Calibri" w:cs="Calibri"/>
+          <w:sz w:val="22"/>
+          <w:szCs w:val="22"/>
+          <w:lang w:val="el-GR"/>
+        </w:rPr>
+        <w:t xml:space="preserve">Παρότι η εφαρμογή </w:t>
+      </w:r>
+      <w:r>
+        <w:rPr>
+          <w:rFonts w:ascii="Calibri" w:hAnsi="Calibri" w:cs="Calibri"/>
+          <w:sz w:val="22"/>
+          <w:szCs w:val="22"/>
+          <w:lang w:val="el-GR"/>
+        </w:rPr>
+        <w:t>καλύπτει</w:t>
+      </w:r>
+      <w:r>
+        <w:rPr>
+          <w:rFonts w:ascii="Calibri" w:hAnsi="Calibri" w:cs="Calibri"/>
+          <w:sz w:val="22"/>
+          <w:szCs w:val="22"/>
+          <w:lang w:val="el-GR"/>
+        </w:rPr>
+        <w:t xml:space="preserve"> τον βασικό της σκοπό, υπάρχουν περιθώρια περαιτέρω ανάπτυξης και βελτίωσης:</w:t>
+      </w:r>
+    </w:p>
+    <w:p>
+      <w:pPr>
+        <w:numPr>
+          <w:ilvl w:val="0"/>
+          <w:numId w:val="10"/>
+        </w:numPr>
+        <w:tabs>
+          <w:tab w:val="num" w:pos="720"/>
+        </w:tabs>
+        <w:rPr>
+          <w:rFonts w:ascii="Calibri" w:hAnsi="Calibri" w:cs="Calibri"/>
+          <w:sz w:val="22"/>
+          <w:szCs w:val="22"/>
+          <w:lang w:val="el-GR"/>
+        </w:rPr>
+      </w:pPr>
+      <w:r>
+        <w:rPr>
+          <w:rFonts w:ascii="Calibri" w:hAnsi="Calibri" w:cs="Calibri"/>
+          <w:b/>
+          <w:bCs/>
+          <w:sz w:val="22"/>
+          <w:szCs w:val="22"/>
+          <w:lang w:val="el-GR"/>
+        </w:rPr>
+        <w:t>Δυνατότητα α</w:t>
+      </w:r>
+      <w:r>
+        <w:rPr>
+          <w:rFonts w:ascii="Calibri" w:hAnsi="Calibri" w:cs="Calibri"/>
+          <w:b/>
+          <w:bCs/>
+          <w:sz w:val="22"/>
+          <w:szCs w:val="22"/>
+          <w:lang w:val="el-GR"/>
+        </w:rPr>
+        <w:t>ξιολόγησης και σχολίων</w:t>
+      </w:r>
+      <w:r>
+        <w:rPr>
+          <w:rFonts w:ascii="Calibri" w:hAnsi="Calibri" w:cs="Calibri"/>
+          <w:sz w:val="22"/>
+          <w:szCs w:val="22"/>
+          <w:lang w:val="el-GR"/>
+        </w:rPr>
+        <w:t xml:space="preserve"> από τους χρήστες, ώστε να βελτιωθεί η αλληλεπίδραση και η αξιοπιστία των συγγραμμάτων.</w:t>
+      </w:r>
+    </w:p>
+    <w:p>
+      <w:pPr>
+        <w:numPr>
+          <w:ilvl w:val="0"/>
+          <w:numId w:val="10"/>
+        </w:numPr>
+        <w:tabs>
+          <w:tab w:val="num" w:pos="720"/>
+        </w:tabs>
+        <w:rPr>
+          <w:rFonts w:ascii="Calibri" w:hAnsi="Calibri" w:cs="Calibri"/>
+          <w:sz w:val="22"/>
+          <w:szCs w:val="22"/>
+          <w:lang w:val="el-GR"/>
+        </w:rPr>
+      </w:pPr>
+      <w:r>
+        <w:rPr>
+          <w:rFonts w:ascii="Calibri" w:hAnsi="Calibri" w:cs="Calibri"/>
+          <w:b/>
+          <w:bCs/>
+          <w:sz w:val="22"/>
+          <w:szCs w:val="22"/>
+          <w:lang w:val="el-GR"/>
+        </w:rPr>
+        <w:t>Προσθήκη φίλτρων και προηγμένων επιλογών αναζήτησης</w:t>
+      </w:r>
+      <w:r>
+        <w:rPr>
+          <w:rFonts w:ascii="Calibri" w:hAnsi="Calibri" w:cs="Calibri"/>
+          <w:sz w:val="22"/>
+          <w:szCs w:val="22"/>
+          <w:lang w:val="el-GR"/>
+        </w:rPr>
+        <w:t>, για ευκολότερη εύρεση συγγραμμάτων βάσει θεματικής ενότητας, συγγραφέα ή τιμής.</w:t>
+      </w:r>
+    </w:p>
+    <w:p>
+      <w:pPr>
+        <w:numPr>
+          <w:ilvl w:val="0"/>
+          <w:numId w:val="10"/>
+        </w:numPr>
+        <w:tabs>
+          <w:tab w:val="num" w:pos="720"/>
+        </w:tabs>
+        <w:rPr>
+          <w:rFonts w:ascii="Calibri" w:hAnsi="Calibri" w:cs="Calibri"/>
+          <w:sz w:val="22"/>
+          <w:szCs w:val="22"/>
+          <w:lang w:val="el-GR"/>
+        </w:rPr>
+      </w:pPr>
+      <w:r>
+        <w:rPr>
+          <w:rFonts w:ascii="Calibri" w:hAnsi="Calibri" w:cs="Calibri"/>
+          <w:b/>
+          <w:bCs/>
+          <w:sz w:val="22"/>
+          <w:szCs w:val="22"/>
+          <w:lang w:val="el-GR"/>
+        </w:rPr>
+        <w:t>Υποστήριξη ηλεκτρονικών πληρωμών</w:t>
+      </w:r>
+      <w:r>
+        <w:rPr>
+          <w:rFonts w:ascii="Calibri" w:hAnsi="Calibri" w:cs="Calibri"/>
+          <w:sz w:val="22"/>
+          <w:szCs w:val="22"/>
+          <w:lang w:val="el-GR"/>
+        </w:rPr>
+        <w:t xml:space="preserve"> μέσω ασφαλών συστημάτων (π.χ. </w:t>
+      </w:r>
+      <w:r>
+        <w:rPr>
+          <w:rFonts w:ascii="Calibri" w:hAnsi="Calibri" w:cs="Calibri"/>
+          <w:sz w:val="22"/>
+          <w:szCs w:val="22"/>
+        </w:rPr>
+        <w:t>PayPal</w:t>
+      </w:r>
+      <w:r>
+        <w:rPr>
+          <w:rFonts w:ascii="Calibri" w:hAnsi="Calibri" w:cs="Calibri"/>
+          <w:sz w:val="22"/>
+          <w:szCs w:val="22"/>
+          <w:lang w:val="el-GR"/>
+        </w:rPr>
+        <w:t>, πιστωτικές κάρτες).</w:t>
+      </w:r>
+    </w:p>
+    <w:p>
+      <w:pPr>
+        <w:numPr>
+          <w:ilvl w:val="0"/>
+          <w:numId w:val="10"/>
+        </w:numPr>
+        <w:tabs>
+          <w:tab w:val="num" w:pos="720"/>
+        </w:tabs>
+        <w:rPr>
+          <w:rFonts w:ascii="Calibri" w:hAnsi="Calibri" w:cs="Calibri"/>
+          <w:sz w:val="22"/>
+          <w:szCs w:val="22"/>
+          <w:lang w:val="el-GR"/>
+        </w:rPr>
+      </w:pPr>
+      <w:r>
+        <w:rPr>
+          <w:rFonts w:ascii="Calibri" w:hAnsi="Calibri" w:cs="Calibri"/>
+          <w:b/>
+          <w:bCs/>
+          <w:sz w:val="22"/>
+          <w:szCs w:val="22"/>
+        </w:rPr>
+        <w:t>R</w:t>
+      </w:r>
+      <w:r>
+        <w:rPr>
+          <w:rFonts w:ascii="Calibri" w:hAnsi="Calibri" w:cs="Calibri"/>
+          <w:b/>
+          <w:bCs/>
+          <w:sz w:val="22"/>
+          <w:szCs w:val="22"/>
+        </w:rPr>
+        <w:t>esponsive</w:t>
+      </w:r>
+      <w:r>
+        <w:rPr>
+          <w:rFonts w:ascii="Calibri" w:hAnsi="Calibri" w:cs="Calibri"/>
+          <w:b/>
+          <w:bCs/>
+          <w:sz w:val="22"/>
+          <w:szCs w:val="22"/>
+          <w:lang w:val="el-GR"/>
+        </w:rPr>
+        <w:t xml:space="preserve"> σχεδίαση</w:t>
+      </w:r>
+      <w:r>
+        <w:rPr>
+          <w:rFonts w:ascii="Calibri" w:hAnsi="Calibri" w:cs="Calibri"/>
+          <w:sz w:val="22"/>
+          <w:szCs w:val="22"/>
+          <w:lang w:val="el-GR"/>
+        </w:rPr>
+        <w:t xml:space="preserve"> για πλήρη προσαρμογή σε κινητές συσκευές και </w:t>
+      </w:r>
+      <w:r>
+        <w:rPr>
+          <w:rFonts w:ascii="Calibri" w:hAnsi="Calibri" w:cs="Calibri"/>
+          <w:sz w:val="22"/>
+          <w:szCs w:val="22"/>
+        </w:rPr>
+        <w:t>tablets</w:t>
+      </w:r>
+      <w:r>
+        <w:rPr>
+          <w:rFonts w:ascii="Calibri" w:hAnsi="Calibri" w:cs="Calibri"/>
+          <w:sz w:val="22"/>
+          <w:szCs w:val="22"/>
+          <w:lang w:val="el-GR"/>
+        </w:rPr>
+        <w:t>.</w:t>
+      </w:r>
+    </w:p>
+    <w:p>
+      <w:pPr>
+        <w:numPr>
+          <w:ilvl w:val="0"/>
+          <w:numId w:val="10"/>
+        </w:numPr>
+        <w:tabs>
+          <w:tab w:val="num" w:pos="720"/>
+        </w:tabs>
+        <w:rPr>
+          <w:rFonts w:ascii="Calibri" w:hAnsi="Calibri" w:cs="Calibri"/>
+          <w:sz w:val="22"/>
+          <w:szCs w:val="22"/>
+          <w:lang w:val="el-GR"/>
+        </w:rPr>
+      </w:pPr>
+      <w:r>
+        <w:rPr>
+          <w:rFonts w:ascii="Calibri" w:hAnsi="Calibri" w:cs="Calibri"/>
+          <w:b/>
+          <w:bCs/>
+          <w:sz w:val="22"/>
+          <w:szCs w:val="22"/>
+          <w:lang w:val="el-GR"/>
+        </w:rPr>
+        <w:t>Διαχείριση αποθεμάτων και ρόλ</w:t>
+      </w:r>
+      <w:r>
+        <w:rPr>
+          <w:rFonts w:ascii="Calibri" w:hAnsi="Calibri" w:cs="Calibri"/>
+          <w:b/>
+          <w:bCs/>
+          <w:sz w:val="22"/>
+          <w:szCs w:val="22"/>
+          <w:lang w:val="el-GR"/>
+        </w:rPr>
+        <w:t xml:space="preserve">ο </w:t>
+      </w:r>
+      <w:r>
+        <w:rPr>
+          <w:rFonts w:ascii="Calibri" w:hAnsi="Calibri" w:cs="Calibri"/>
+          <w:b/>
+          <w:bCs/>
+          <w:sz w:val="22"/>
+          <w:szCs w:val="22"/>
+        </w:rPr>
+        <w:t>admin</w:t>
+      </w:r>
+      <w:r>
+        <w:rPr>
+          <w:rFonts w:ascii="Calibri" w:hAnsi="Calibri" w:cs="Calibri"/>
+          <w:b/>
+          <w:bCs/>
+          <w:sz w:val="22"/>
+          <w:szCs w:val="22"/>
+          <w:lang w:val="el-GR"/>
+        </w:rPr>
+        <w:t xml:space="preserve"> </w:t>
+      </w:r>
+      <w:r>
+        <w:rPr>
+          <w:rFonts w:ascii="Calibri" w:hAnsi="Calibri" w:cs="Calibri"/>
+          <w:sz w:val="22"/>
+          <w:szCs w:val="22"/>
+          <w:lang w:val="el-GR"/>
+        </w:rPr>
+        <w:t>για καλύτερο έλεγχο του περιεχομένου και των παραγγελιών.</w:t>
+      </w:r>
+    </w:p>
+    <w:p>
+      <w:pPr>
+        <w:ind w:left="720" w:firstLine="360"/>
+        <w:rPr>
+          <w:rFonts w:ascii="Calibri" w:hAnsi="Calibri" w:cs="Calibri"/>
+          <w:sz w:val="22"/>
+          <w:szCs w:val="22"/>
+          <w:lang w:val="el-GR"/>
+        </w:rPr>
+      </w:pPr>
+      <w:r>
+        <w:rPr>
+          <w:rFonts w:ascii="Calibri" w:hAnsi="Calibri" w:cs="Calibri"/>
+          <w:sz w:val="22"/>
+          <w:szCs w:val="22"/>
+          <w:lang w:val="el-GR"/>
+        </w:rPr>
+        <w:t>Η υλοποίηση των παραπάνω προτάσεων θα μπορούσε να ενισχύσει σημαντικά τη</w:t>
+      </w:r>
+      <w:r>
+        <w:rPr>
+          <w:rFonts w:ascii="Calibri" w:hAnsi="Calibri" w:cs="Calibri"/>
+          <w:sz w:val="22"/>
+          <w:szCs w:val="22"/>
+          <w:lang w:val="el-GR"/>
+        </w:rPr>
+        <w:t>ν</w:t>
+      </w:r>
+      <w:r>
+        <w:rPr>
+          <w:rFonts w:ascii="Calibri" w:hAnsi="Calibri" w:cs="Calibri"/>
+          <w:sz w:val="22"/>
+          <w:szCs w:val="22"/>
+          <w:lang w:val="el-GR"/>
+        </w:rPr>
+        <w:t xml:space="preserve"> εφαρμογή, καθιστώντας την ένα πλήρως ολοκληρωμένο εργαλείο για την αναζήτηση και αγορά πανεπιστημιακών συγγραμμάτων.</w:t>
+      </w:r>
+    </w:p>
+    <w:p>
+      <w:pPr>
+        <w:pStyle w:val="Heading5"/>
+        <w:numPr>
+          <w:ilvl w:val="0"/>
+          <w:numId w:val="1"/>
+        </w:numPr>
+        <w:rPr>
+          <w:rFonts w:ascii="Calibri" w:hAnsi="Calibri" w:cs="Calibri"/>
+          <w:b/>
+          <w:bCs/>
+          <w:color w:val="auto"/>
+          <w:sz w:val="26"/>
+          <w:szCs w:val="26"/>
+        </w:rPr>
+      </w:pPr>
+      <w:proofErr w:type="spellStart"/>
+      <w:r>
+        <w:rPr>
+          <w:rFonts w:ascii="Calibri" w:hAnsi="Calibri" w:cs="Calibri"/>
+          <w:b/>
+          <w:bCs/>
+          <w:color w:val="auto"/>
+          <w:sz w:val="26"/>
+          <w:szCs w:val="26"/>
+        </w:rPr>
+        <w:lastRenderedPageBreak/>
+        <w:t>Αν</w:t>
+      </w:r>
+      <w:proofErr w:type="spellEnd"/>
+      <w:r>
+        <w:rPr>
+          <w:rFonts w:ascii="Calibri" w:hAnsi="Calibri" w:cs="Calibri"/>
+          <w:b/>
+          <w:bCs/>
+          <w:color w:val="auto"/>
+          <w:sz w:val="26"/>
+          <w:szCs w:val="26"/>
+        </w:rPr>
+        <w:t>αφορές</w:t>
+      </w:r>
     </w:p>
     <w:p>
       <w:pPr>
@@ -10763,7 +15686,7 @@
       </w:pPr>
     </w:p>
     <w:sectPr>
-      <w:footerReference w:type="default" r:id="rId27"/>
+      <w:footerReference w:type="default" r:id="rId46"/>
       <w:pgSz w:w="12240" w:h="15840"/>
       <w:pgMar w:top="1440" w:right="1800" w:bottom="1440" w:left="1800" w:header="720" w:footer="720" w:gutter="0"/>
       <w:pgNumType w:start="1"/>
@@ -11135,6 +16058,155 @@
     </w:lvl>
   </w:abstractNum>
   <w:abstractNum w:abstractNumId="2" w15:restartNumberingAfterBreak="0">
+    <w:nsid w:val="188258C7"/>
+    <w:multiLevelType w:val="multilevel"/>
+    <w:tmpl w:val="06EA8132"/>
+    <w:lvl w:ilvl="0">
+      <w:start w:val="1"/>
+      <w:numFmt w:val="bullet"/>
+      <w:lvlText w:val=""/>
+      <w:lvlJc w:val="left"/>
+      <w:pPr>
+        <w:tabs>
+          <w:tab w:val="num" w:pos="1080"/>
+        </w:tabs>
+        <w:ind w:left="1080" w:hanging="360"/>
+      </w:pPr>
+      <w:rPr>
+        <w:rFonts w:ascii="Symbol" w:hAnsi="Symbol" w:hint="default"/>
+        <w:sz w:val="20"/>
+      </w:rPr>
+    </w:lvl>
+    <w:lvl w:ilvl="1" w:tentative="1">
+      <w:start w:val="1"/>
+      <w:numFmt w:val="bullet"/>
+      <w:lvlText w:val="o"/>
+      <w:lvlJc w:val="left"/>
+      <w:pPr>
+        <w:tabs>
+          <w:tab w:val="num" w:pos="1800"/>
+        </w:tabs>
+        <w:ind w:left="1800" w:hanging="360"/>
+      </w:pPr>
+      <w:rPr>
+        <w:rFonts w:ascii="Courier New" w:hAnsi="Courier New" w:hint="default"/>
+        <w:sz w:val="20"/>
+      </w:rPr>
+    </w:lvl>
+    <w:lvl w:ilvl="2" w:tentative="1">
+      <w:start w:val="1"/>
+      <w:numFmt w:val="bullet"/>
+      <w:lvlText w:val=""/>
+      <w:lvlJc w:val="left"/>
+      <w:pPr>
+        <w:tabs>
+          <w:tab w:val="num" w:pos="2520"/>
+        </w:tabs>
+        <w:ind w:left="2520" w:hanging="360"/>
+      </w:pPr>
+      <w:rPr>
+        <w:rFonts w:ascii="Wingdings" w:hAnsi="Wingdings" w:hint="default"/>
+        <w:sz w:val="20"/>
+      </w:rPr>
+    </w:lvl>
+    <w:lvl w:ilvl="3" w:tentative="1">
+      <w:start w:val="1"/>
+      <w:numFmt w:val="bullet"/>
+      <w:lvlText w:val=""/>
+      <w:lvlJc w:val="left"/>
+      <w:pPr>
+        <w:tabs>
+          <w:tab w:val="num" w:pos="3240"/>
+        </w:tabs>
+        <w:ind w:left="3240" w:hanging="360"/>
+      </w:pPr>
+      <w:rPr>
+        <w:rFonts w:ascii="Wingdings" w:hAnsi="Wingdings" w:hint="default"/>
+        <w:sz w:val="20"/>
+      </w:rPr>
+    </w:lvl>
+    <w:lvl w:ilvl="4" w:tentative="1">
+      <w:start w:val="1"/>
+      <w:numFmt w:val="bullet"/>
+      <w:lvlText w:val=""/>
+      <w:lvlJc w:val="left"/>
+      <w:pPr>
+        <w:tabs>
+          <w:tab w:val="num" w:pos="3960"/>
+        </w:tabs>
+        <w:ind w:left="3960" w:hanging="360"/>
+      </w:pPr>
+      <w:rPr>
+        <w:rFonts w:ascii="Wingdings" w:hAnsi="Wingdings" w:hint="default"/>
+        <w:sz w:val="20"/>
+      </w:rPr>
+    </w:lvl>
+    <w:lvl w:ilvl="5" w:tentative="1">
+      <w:start w:val="1"/>
+      <w:numFmt w:val="bullet"/>
+      <w:lvlText w:val=""/>
+      <w:lvlJc w:val="left"/>
+      <w:pPr>
+        <w:tabs>
+          <w:tab w:val="num" w:pos="4680"/>
+        </w:tabs>
+        <w:ind w:left="4680" w:hanging="360"/>
+      </w:pPr>
+      <w:rPr>
+        <w:rFonts w:ascii="Wingdings" w:hAnsi="Wingdings" w:hint="default"/>
+        <w:sz w:val="20"/>
+      </w:rPr>
+    </w:lvl>
+    <w:lvl w:ilvl="6" w:tentative="1">
+      <w:start w:val="1"/>
+      <w:numFmt w:val="bullet"/>
+      <w:lvlText w:val=""/>
+      <w:lvlJc w:val="left"/>
+      <w:pPr>
+        <w:tabs>
+          <w:tab w:val="num" w:pos="5400"/>
+        </w:tabs>
+        <w:ind w:left="5400" w:hanging="360"/>
+      </w:pPr>
+      <w:rPr>
+        <w:rFonts w:ascii="Wingdings" w:hAnsi="Wingdings" w:hint="default"/>
+        <w:sz w:val="20"/>
+      </w:rPr>
+    </w:lvl>
+    <w:lvl w:ilvl="7" w:tentative="1">
+      <w:start w:val="1"/>
+      <w:numFmt w:val="bullet"/>
+      <w:lvlText w:val=""/>
+      <w:lvlJc w:val="left"/>
+      <w:pPr>
+        <w:tabs>
+          <w:tab w:val="num" w:pos="6120"/>
+        </w:tabs>
+        <w:ind w:left="6120" w:hanging="360"/>
+      </w:pPr>
+      <w:rPr>
+        <w:rFonts w:ascii="Wingdings" w:hAnsi="Wingdings" w:hint="default"/>
+        <w:sz w:val="20"/>
+      </w:rPr>
+    </w:lvl>
+    <w:lvl w:ilvl="8" w:tentative="1">
+      <w:start w:val="1"/>
+      <w:numFmt w:val="bullet"/>
+      <w:lvlText w:val=""/>
+      <w:lvlJc w:val="left"/>
+      <w:pPr>
+        <w:tabs>
+          <w:tab w:val="num" w:pos="6840"/>
+        </w:tabs>
+        <w:ind w:left="6840" w:hanging="360"/>
+      </w:pPr>
+      <w:rPr>
+        <w:rFonts w:ascii="Wingdings" w:hAnsi="Wingdings" w:hint="default"/>
+        <w:sz w:val="20"/>
+      </w:rPr>
+    </w:lvl>
+  </w:abstractNum>
+  <w:abstractNum w:abstractNumId="3" w15:restartNumberingAfterBreak="0">
     <w:nsid w:val="3007358B"/>
     <w:multiLevelType w:val="hybridMultilevel"/>
     <w:tmpl w:val="8C2268DC"/>
@@ -11247,7 +16319,7 @@
       </w:rPr>
     </w:lvl>
   </w:abstractNum>
-  <w:abstractNum w:abstractNumId="3" w15:restartNumberingAfterBreak="0">
+  <w:abstractNum w:abstractNumId="4" w15:restartNumberingAfterBreak="0">
     <w:nsid w:val="305F57B7"/>
     <w:multiLevelType w:val="hybridMultilevel"/>
     <w:tmpl w:val="B2FC056A"/>
@@ -11360,10 +16432,10 @@
       </w:rPr>
     </w:lvl>
   </w:abstractNum>
-  <w:abstractNum w:abstractNumId="4" w15:restartNumberingAfterBreak="0">
-    <w:nsid w:val="61571858"/>
+  <w:abstractNum w:abstractNumId="5" w15:restartNumberingAfterBreak="0">
+    <w:nsid w:val="381074EB"/>
     <w:multiLevelType w:val="hybridMultilevel"/>
-    <w:tmpl w:val="3B86DE3C"/>
+    <w:tmpl w:val="44888842"/>
     <w:lvl w:ilvl="0" w:tplc="04090001">
       <w:start w:val="1"/>
       <w:numFmt w:val="bullet"/>
@@ -11473,7 +16545,120 @@
       </w:rPr>
     </w:lvl>
   </w:abstractNum>
-  <w:abstractNum w:abstractNumId="5" w15:restartNumberingAfterBreak="0">
+  <w:abstractNum w:abstractNumId="6" w15:restartNumberingAfterBreak="0">
+    <w:nsid w:val="61571858"/>
+    <w:multiLevelType w:val="hybridMultilevel"/>
+    <w:tmpl w:val="11C88024"/>
+    <w:lvl w:ilvl="0" w:tplc="04090001">
+      <w:start w:val="1"/>
+      <w:numFmt w:val="bullet"/>
+      <w:lvlText w:val=""/>
+      <w:lvlJc w:val="left"/>
+      <w:pPr>
+        <w:ind w:left="1800" w:hanging="360"/>
+      </w:pPr>
+      <w:rPr>
+        <w:rFonts w:ascii="Symbol" w:hAnsi="Symbol" w:hint="default"/>
+      </w:rPr>
+    </w:lvl>
+    <w:lvl w:ilvl="1" w:tplc="04090003" w:tentative="1">
+      <w:start w:val="1"/>
+      <w:numFmt w:val="bullet"/>
+      <w:lvlText w:val="o"/>
+      <w:lvlJc w:val="left"/>
+      <w:pPr>
+        <w:ind w:left="2520" w:hanging="360"/>
+      </w:pPr>
+      <w:rPr>
+        <w:rFonts w:ascii="Courier New" w:hAnsi="Courier New" w:cs="Courier New" w:hint="default"/>
+      </w:rPr>
+    </w:lvl>
+    <w:lvl w:ilvl="2" w:tplc="04090005" w:tentative="1">
+      <w:start w:val="1"/>
+      <w:numFmt w:val="bullet"/>
+      <w:lvlText w:val=""/>
+      <w:lvlJc w:val="left"/>
+      <w:pPr>
+        <w:ind w:left="3240" w:hanging="360"/>
+      </w:pPr>
+      <w:rPr>
+        <w:rFonts w:ascii="Wingdings" w:hAnsi="Wingdings" w:hint="default"/>
+      </w:rPr>
+    </w:lvl>
+    <w:lvl w:ilvl="3" w:tplc="04090001" w:tentative="1">
+      <w:start w:val="1"/>
+      <w:numFmt w:val="bullet"/>
+      <w:lvlText w:val=""/>
+      <w:lvlJc w:val="left"/>
+      <w:pPr>
+        <w:ind w:left="3960" w:hanging="360"/>
+      </w:pPr>
+      <w:rPr>
+        <w:rFonts w:ascii="Symbol" w:hAnsi="Symbol" w:hint="default"/>
+      </w:rPr>
+    </w:lvl>
+    <w:lvl w:ilvl="4" w:tplc="04090003" w:tentative="1">
+      <w:start w:val="1"/>
+      <w:numFmt w:val="bullet"/>
+      <w:lvlText w:val="o"/>
+      <w:lvlJc w:val="left"/>
+      <w:pPr>
+        <w:ind w:left="4680" w:hanging="360"/>
+      </w:pPr>
+      <w:rPr>
+        <w:rFonts w:ascii="Courier New" w:hAnsi="Courier New" w:cs="Courier New" w:hint="default"/>
+      </w:rPr>
+    </w:lvl>
+    <w:lvl w:ilvl="5" w:tplc="04090005" w:tentative="1">
+      <w:start w:val="1"/>
+      <w:numFmt w:val="bullet"/>
+      <w:lvlText w:val=""/>
+      <w:lvlJc w:val="left"/>
+      <w:pPr>
+        <w:ind w:left="5400" w:hanging="360"/>
+      </w:pPr>
+      <w:rPr>
+        <w:rFonts w:ascii="Wingdings" w:hAnsi="Wingdings" w:hint="default"/>
+      </w:rPr>
+    </w:lvl>
+    <w:lvl w:ilvl="6" w:tplc="04090001" w:tentative="1">
+      <w:start w:val="1"/>
+      <w:numFmt w:val="bullet"/>
+      <w:lvlText w:val=""/>
+      <w:lvlJc w:val="left"/>
+      <w:pPr>
+        <w:ind w:left="6120" w:hanging="360"/>
+      </w:pPr>
+      <w:rPr>
+        <w:rFonts w:ascii="Symbol" w:hAnsi="Symbol" w:hint="default"/>
+      </w:rPr>
+    </w:lvl>
+    <w:lvl w:ilvl="7" w:tplc="04090003" w:tentative="1">
+      <w:start w:val="1"/>
+      <w:numFmt w:val="bullet"/>
+      <w:lvlText w:val="o"/>
+      <w:lvlJc w:val="left"/>
+      <w:pPr>
+        <w:ind w:left="6840" w:hanging="360"/>
+      </w:pPr>
+      <w:rPr>
+        <w:rFonts w:ascii="Courier New" w:hAnsi="Courier New" w:cs="Courier New" w:hint="default"/>
+      </w:rPr>
+    </w:lvl>
+    <w:lvl w:ilvl="8" w:tplc="04090005" w:tentative="1">
+      <w:start w:val="1"/>
+      <w:numFmt w:val="bullet"/>
+      <w:lvlText w:val=""/>
+      <w:lvlJc w:val="left"/>
+      <w:pPr>
+        <w:ind w:left="7560" w:hanging="360"/>
+      </w:pPr>
+      <w:rPr>
+        <w:rFonts w:ascii="Wingdings" w:hAnsi="Wingdings" w:hint="default"/>
+      </w:rPr>
+    </w:lvl>
+  </w:abstractNum>
+  <w:abstractNum w:abstractNumId="7" w15:restartNumberingAfterBreak="0">
     <w:nsid w:val="70E13170"/>
     <w:multiLevelType w:val="multilevel"/>
     <w:tmpl w:val="027E0ECE"/>
@@ -11594,7 +16779,7 @@
       </w:rPr>
     </w:lvl>
   </w:abstractNum>
-  <w:abstractNum w:abstractNumId="6" w15:restartNumberingAfterBreak="0">
+  <w:abstractNum w:abstractNumId="8" w15:restartNumberingAfterBreak="0">
     <w:nsid w:val="79E17DA8"/>
     <w:multiLevelType w:val="hybridMultilevel"/>
     <w:tmpl w:val="F62470C4"/>
@@ -11707,11 +16892,124 @@
       </w:rPr>
     </w:lvl>
   </w:abstractNum>
+  <w:abstractNum w:abstractNumId="9" w15:restartNumberingAfterBreak="0">
+    <w:nsid w:val="7A851D0D"/>
+    <w:multiLevelType w:val="hybridMultilevel"/>
+    <w:tmpl w:val="656EB8F0"/>
+    <w:lvl w:ilvl="0" w:tplc="04090001">
+      <w:start w:val="1"/>
+      <w:numFmt w:val="bullet"/>
+      <w:lvlText w:val=""/>
+      <w:lvlJc w:val="left"/>
+      <w:pPr>
+        <w:ind w:left="1800" w:hanging="360"/>
+      </w:pPr>
+      <w:rPr>
+        <w:rFonts w:ascii="Symbol" w:hAnsi="Symbol" w:hint="default"/>
+      </w:rPr>
+    </w:lvl>
+    <w:lvl w:ilvl="1" w:tplc="04090003" w:tentative="1">
+      <w:start w:val="1"/>
+      <w:numFmt w:val="bullet"/>
+      <w:lvlText w:val="o"/>
+      <w:lvlJc w:val="left"/>
+      <w:pPr>
+        <w:ind w:left="2520" w:hanging="360"/>
+      </w:pPr>
+      <w:rPr>
+        <w:rFonts w:ascii="Courier New" w:hAnsi="Courier New" w:cs="Courier New" w:hint="default"/>
+      </w:rPr>
+    </w:lvl>
+    <w:lvl w:ilvl="2" w:tplc="04090005" w:tentative="1">
+      <w:start w:val="1"/>
+      <w:numFmt w:val="bullet"/>
+      <w:lvlText w:val=""/>
+      <w:lvlJc w:val="left"/>
+      <w:pPr>
+        <w:ind w:left="3240" w:hanging="360"/>
+      </w:pPr>
+      <w:rPr>
+        <w:rFonts w:ascii="Wingdings" w:hAnsi="Wingdings" w:hint="default"/>
+      </w:rPr>
+    </w:lvl>
+    <w:lvl w:ilvl="3" w:tplc="04090001" w:tentative="1">
+      <w:start w:val="1"/>
+      <w:numFmt w:val="bullet"/>
+      <w:lvlText w:val=""/>
+      <w:lvlJc w:val="left"/>
+      <w:pPr>
+        <w:ind w:left="3960" w:hanging="360"/>
+      </w:pPr>
+      <w:rPr>
+        <w:rFonts w:ascii="Symbol" w:hAnsi="Symbol" w:hint="default"/>
+      </w:rPr>
+    </w:lvl>
+    <w:lvl w:ilvl="4" w:tplc="04090003" w:tentative="1">
+      <w:start w:val="1"/>
+      <w:numFmt w:val="bullet"/>
+      <w:lvlText w:val="o"/>
+      <w:lvlJc w:val="left"/>
+      <w:pPr>
+        <w:ind w:left="4680" w:hanging="360"/>
+      </w:pPr>
+      <w:rPr>
+        <w:rFonts w:ascii="Courier New" w:hAnsi="Courier New" w:cs="Courier New" w:hint="default"/>
+      </w:rPr>
+    </w:lvl>
+    <w:lvl w:ilvl="5" w:tplc="04090005" w:tentative="1">
+      <w:start w:val="1"/>
+      <w:numFmt w:val="bullet"/>
+      <w:lvlText w:val=""/>
+      <w:lvlJc w:val="left"/>
+      <w:pPr>
+        <w:ind w:left="5400" w:hanging="360"/>
+      </w:pPr>
+      <w:rPr>
+        <w:rFonts w:ascii="Wingdings" w:hAnsi="Wingdings" w:hint="default"/>
+      </w:rPr>
+    </w:lvl>
+    <w:lvl w:ilvl="6" w:tplc="04090001" w:tentative="1">
+      <w:start w:val="1"/>
+      <w:numFmt w:val="bullet"/>
+      <w:lvlText w:val=""/>
+      <w:lvlJc w:val="left"/>
+      <w:pPr>
+        <w:ind w:left="6120" w:hanging="360"/>
+      </w:pPr>
+      <w:rPr>
+        <w:rFonts w:ascii="Symbol" w:hAnsi="Symbol" w:hint="default"/>
+      </w:rPr>
+    </w:lvl>
+    <w:lvl w:ilvl="7" w:tplc="04090003" w:tentative="1">
+      <w:start w:val="1"/>
+      <w:numFmt w:val="bullet"/>
+      <w:lvlText w:val="o"/>
+      <w:lvlJc w:val="left"/>
+      <w:pPr>
+        <w:ind w:left="6840" w:hanging="360"/>
+      </w:pPr>
+      <w:rPr>
+        <w:rFonts w:ascii="Courier New" w:hAnsi="Courier New" w:cs="Courier New" w:hint="default"/>
+      </w:rPr>
+    </w:lvl>
+    <w:lvl w:ilvl="8" w:tplc="04090005" w:tentative="1">
+      <w:start w:val="1"/>
+      <w:numFmt w:val="bullet"/>
+      <w:lvlText w:val=""/>
+      <w:lvlJc w:val="left"/>
+      <w:pPr>
+        <w:ind w:left="7560" w:hanging="360"/>
+      </w:pPr>
+      <w:rPr>
+        <w:rFonts w:ascii="Wingdings" w:hAnsi="Wingdings" w:hint="default"/>
+      </w:rPr>
+    </w:lvl>
+  </w:abstractNum>
   <w:num w:numId="1" w16cid:durableId="369956596">
-    <w:abstractNumId w:val="5"/>
+    <w:abstractNumId w:val="7"/>
   </w:num>
   <w:num w:numId="2" w16cid:durableId="2042389334">
-    <w:abstractNumId w:val="3"/>
+    <w:abstractNumId w:val="4"/>
   </w:num>
   <w:num w:numId="3" w16cid:durableId="1248807160">
     <w:abstractNumId w:val="0"/>
@@ -11720,13 +17018,22 @@
     <w:abstractNumId w:val="1"/>
   </w:num>
   <w:num w:numId="5" w16cid:durableId="1409963203">
+    <w:abstractNumId w:val="8"/>
+  </w:num>
+  <w:num w:numId="6" w16cid:durableId="1802571784">
+    <w:abstractNumId w:val="3"/>
+  </w:num>
+  <w:num w:numId="7" w16cid:durableId="1416440546">
     <w:abstractNumId w:val="6"/>
   </w:num>
-  <w:num w:numId="6" w16cid:durableId="1802571784">
+  <w:num w:numId="8" w16cid:durableId="1584607069">
+    <w:abstractNumId w:val="5"/>
+  </w:num>
+  <w:num w:numId="9" w16cid:durableId="1501971503">
+    <w:abstractNumId w:val="9"/>
+  </w:num>
+  <w:num w:numId="10" w16cid:durableId="1954095186">
     <w:abstractNumId w:val="2"/>
-  </w:num>
-  <w:num w:numId="7" w16cid:durableId="1416440546">
-    <w:abstractNumId w:val="4"/>
   </w:num>
 </w:numbering>
 </file>
@@ -12131,7 +17438,7 @@
   <w:style w:type="paragraph" w:default="1" w:styleId="Normal">
     <w:name w:val="Normal"/>
     <w:qFormat/>
-    <w:rsid w:val="00567795"/>
+    <w:rsid w:val="007E0F79"/>
   </w:style>
   <w:style w:type="paragraph" w:styleId="Heading1">
     <w:name w:val="heading 1"/>

--- a/Apostolou_p19015.docx
+++ b/Apostolou_p19015.docx
@@ -906,7 +906,6 @@
           <w:rFonts w:ascii="Calibri" w:hAnsi="Calibri" w:cs="Calibri"/>
           <w:b/>
           <w:bCs/>
-          <w:lang w:val="el-GR"/>
         </w:rPr>
       </w:pPr>
       <w:r>
@@ -925,215 +924,254 @@
           <w:rFonts w:ascii="Calibri" w:hAnsi="Calibri" w:cs="Calibri"/>
           <w:sz w:val="22"/>
           <w:szCs w:val="22"/>
-        </w:rPr>
-      </w:pPr>
-      <w:r>
-        <w:rPr>
-          <w:rFonts w:ascii="Calibri" w:hAnsi="Calibri" w:cs="Calibri"/>
-          <w:sz w:val="22"/>
-          <w:szCs w:val="22"/>
-        </w:rPr>
-        <w:t>I would like to thank my family and friends for their constant support and encouragement throughout my studies</w:t>
-      </w:r>
-      <w:r>
-        <w:rPr>
-          <w:rFonts w:ascii="Calibri" w:hAnsi="Calibri" w:cs="Calibri"/>
-          <w:sz w:val="22"/>
-          <w:szCs w:val="22"/>
-        </w:rPr>
-        <w:t>,</w:t>
-      </w:r>
-      <w:r>
-        <w:rPr>
-          <w:rFonts w:ascii="Calibri" w:hAnsi="Calibri" w:cs="Calibri"/>
-          <w:sz w:val="22"/>
-          <w:szCs w:val="22"/>
-        </w:rPr>
-        <w:t xml:space="preserve"> and</w:t>
-      </w:r>
-      <w:r>
-        <w:rPr>
-          <w:rFonts w:ascii="Calibri" w:hAnsi="Calibri" w:cs="Calibri"/>
-          <w:sz w:val="22"/>
-          <w:szCs w:val="22"/>
-        </w:rPr>
-        <w:t xml:space="preserve"> </w:t>
-      </w:r>
-      <w:r>
-        <w:rPr>
-          <w:rFonts w:ascii="Calibri" w:hAnsi="Calibri" w:cs="Calibri"/>
-          <w:sz w:val="22"/>
-          <w:szCs w:val="22"/>
-        </w:rPr>
-        <w:t>for</w:t>
-      </w:r>
-      <w:r>
-        <w:rPr>
-          <w:rFonts w:ascii="Calibri" w:hAnsi="Calibri" w:cs="Calibri"/>
-          <w:sz w:val="22"/>
-          <w:szCs w:val="22"/>
-        </w:rPr>
-        <w:t xml:space="preserve"> motivating me to achieve my goals.</w:t>
-      </w:r>
-    </w:p>
-    <w:p>
-      <w:pPr>
-        <w:rPr>
-          <w:rFonts w:ascii="Calibri" w:hAnsi="Calibri" w:cs="Calibri"/>
-        </w:rPr>
-      </w:pPr>
-    </w:p>
-    <w:p>
-      <w:pPr>
-        <w:rPr>
-          <w:rFonts w:ascii="Calibri" w:hAnsi="Calibri" w:cs="Calibri"/>
-        </w:rPr>
-      </w:pPr>
-    </w:p>
-    <w:p>
-      <w:pPr>
-        <w:rPr>
-          <w:rFonts w:ascii="Calibri" w:hAnsi="Calibri" w:cs="Calibri"/>
-        </w:rPr>
-      </w:pPr>
-    </w:p>
-    <w:p>
-      <w:pPr>
-        <w:rPr>
-          <w:rFonts w:ascii="Calibri" w:hAnsi="Calibri" w:cs="Calibri"/>
-        </w:rPr>
-      </w:pPr>
-    </w:p>
-    <w:p>
-      <w:pPr>
-        <w:rPr>
-          <w:rFonts w:ascii="Calibri" w:hAnsi="Calibri" w:cs="Calibri"/>
-        </w:rPr>
-      </w:pPr>
-    </w:p>
-    <w:p>
-      <w:pPr>
-        <w:rPr>
-          <w:rFonts w:ascii="Calibri" w:hAnsi="Calibri" w:cs="Calibri"/>
-        </w:rPr>
-      </w:pPr>
-    </w:p>
-    <w:p>
-      <w:pPr>
-        <w:rPr>
-          <w:rFonts w:ascii="Calibri" w:hAnsi="Calibri" w:cs="Calibri"/>
-        </w:rPr>
-      </w:pPr>
-    </w:p>
-    <w:p>
-      <w:pPr>
-        <w:rPr>
-          <w:rFonts w:ascii="Calibri" w:hAnsi="Calibri" w:cs="Calibri"/>
-        </w:rPr>
-      </w:pPr>
-    </w:p>
-    <w:p>
-      <w:pPr>
-        <w:rPr>
-          <w:rFonts w:ascii="Calibri" w:hAnsi="Calibri" w:cs="Calibri"/>
-        </w:rPr>
-      </w:pPr>
-    </w:p>
-    <w:p>
-      <w:pPr>
-        <w:rPr>
-          <w:rFonts w:ascii="Calibri" w:hAnsi="Calibri" w:cs="Calibri"/>
-        </w:rPr>
-      </w:pPr>
-    </w:p>
-    <w:p>
-      <w:pPr>
-        <w:rPr>
-          <w:rFonts w:ascii="Calibri" w:hAnsi="Calibri" w:cs="Calibri"/>
-        </w:rPr>
-      </w:pPr>
-    </w:p>
-    <w:p>
-      <w:pPr>
-        <w:rPr>
-          <w:rFonts w:ascii="Calibri" w:hAnsi="Calibri" w:cs="Calibri"/>
-        </w:rPr>
-      </w:pPr>
-    </w:p>
-    <w:p>
-      <w:pPr>
-        <w:rPr>
-          <w:rFonts w:ascii="Calibri" w:hAnsi="Calibri" w:cs="Calibri"/>
-        </w:rPr>
-      </w:pPr>
-    </w:p>
-    <w:p>
-      <w:pPr>
-        <w:rPr>
-          <w:rFonts w:ascii="Calibri" w:hAnsi="Calibri" w:cs="Calibri"/>
-        </w:rPr>
-      </w:pPr>
-    </w:p>
-    <w:p>
-      <w:pPr>
-        <w:rPr>
-          <w:rFonts w:ascii="Calibri" w:hAnsi="Calibri" w:cs="Calibri"/>
-        </w:rPr>
-      </w:pPr>
-    </w:p>
-    <w:p>
-      <w:pPr>
-        <w:rPr>
-          <w:rFonts w:ascii="Calibri" w:hAnsi="Calibri" w:cs="Calibri"/>
-        </w:rPr>
-      </w:pPr>
-    </w:p>
-    <w:p>
-      <w:pPr>
-        <w:rPr>
-          <w:rFonts w:ascii="Calibri" w:hAnsi="Calibri" w:cs="Calibri"/>
-        </w:rPr>
-      </w:pPr>
-    </w:p>
-    <w:p>
-      <w:pPr>
-        <w:rPr>
-          <w:rFonts w:ascii="Calibri" w:hAnsi="Calibri" w:cs="Calibri"/>
-        </w:rPr>
-      </w:pPr>
-    </w:p>
-    <w:p>
-      <w:pPr>
-        <w:rPr>
-          <w:rFonts w:ascii="Calibri" w:hAnsi="Calibri" w:cs="Calibri"/>
-        </w:rPr>
-      </w:pPr>
-    </w:p>
-    <w:p>
-      <w:pPr>
-        <w:rPr>
-          <w:rFonts w:ascii="Calibri" w:hAnsi="Calibri" w:cs="Calibri"/>
-        </w:rPr>
-      </w:pPr>
-    </w:p>
-    <w:p>
-      <w:pPr>
-        <w:rPr>
-          <w:rFonts w:ascii="Calibri" w:hAnsi="Calibri" w:cs="Calibri"/>
-        </w:rPr>
-      </w:pPr>
-    </w:p>
-    <w:p>
-      <w:pPr>
-        <w:rPr>
-          <w:rFonts w:ascii="Calibri" w:hAnsi="Calibri" w:cs="Calibri"/>
-        </w:rPr>
-      </w:pPr>
-    </w:p>
-    <w:p>
-      <w:pPr>
-        <w:rPr>
-          <w:rFonts w:ascii="Calibri" w:hAnsi="Calibri" w:cs="Calibri"/>
+          <w:lang w:val="el-GR"/>
+        </w:rPr>
+      </w:pPr>
+      <w:r>
+        <w:rPr>
+          <w:rFonts w:ascii="Calibri" w:hAnsi="Calibri" w:cs="Calibri"/>
+          <w:sz w:val="22"/>
+          <w:szCs w:val="22"/>
+          <w:lang w:val="el-GR"/>
+        </w:rPr>
+        <w:t>Θα ήθελα να ευχαριστήσω την οικογένει</w:t>
+      </w:r>
+      <w:r>
+        <w:rPr>
+          <w:rFonts w:ascii="Calibri" w:hAnsi="Calibri" w:cs="Calibri"/>
+          <w:sz w:val="22"/>
+          <w:szCs w:val="22"/>
+          <w:lang w:val="el-GR"/>
+        </w:rPr>
+        <w:t>α</w:t>
+      </w:r>
+      <w:r>
+        <w:rPr>
+          <w:rFonts w:ascii="Calibri" w:hAnsi="Calibri" w:cs="Calibri"/>
+          <w:sz w:val="22"/>
+          <w:szCs w:val="22"/>
+          <w:lang w:val="el-GR"/>
+        </w:rPr>
+        <w:t xml:space="preserve"> και τους φίλους μου για τη συνεχή υποστήριξη και ενθάρρυνσ</w:t>
+      </w:r>
+      <w:r>
+        <w:rPr>
+          <w:rFonts w:ascii="Calibri" w:hAnsi="Calibri" w:cs="Calibri"/>
+          <w:sz w:val="22"/>
+          <w:szCs w:val="22"/>
+          <w:lang w:val="el-GR"/>
+        </w:rPr>
+        <w:t>ή</w:t>
+      </w:r>
+      <w:r>
+        <w:rPr>
+          <w:rFonts w:ascii="Calibri" w:hAnsi="Calibri" w:cs="Calibri"/>
+          <w:sz w:val="22"/>
+          <w:szCs w:val="22"/>
+          <w:lang w:val="el-GR"/>
+        </w:rPr>
+        <w:t xml:space="preserve"> τους καθ’ όλη τη διάρκεια των σπουδών μου, καθώς και για το κίνητρο που μου έδωσαν να </w:t>
+      </w:r>
+      <w:r>
+        <w:rPr>
+          <w:rFonts w:ascii="Calibri" w:hAnsi="Calibri" w:cs="Calibri"/>
+          <w:sz w:val="22"/>
+          <w:szCs w:val="22"/>
+          <w:lang w:val="el-GR"/>
+        </w:rPr>
+        <w:t>πετύχω</w:t>
+      </w:r>
+      <w:r>
+        <w:rPr>
+          <w:rFonts w:ascii="Calibri" w:hAnsi="Calibri" w:cs="Calibri"/>
+          <w:sz w:val="22"/>
+          <w:szCs w:val="22"/>
+          <w:lang w:val="el-GR"/>
+        </w:rPr>
+        <w:t xml:space="preserve"> τους στόχους μου.</w:t>
+      </w:r>
+    </w:p>
+    <w:p>
+      <w:pPr>
+        <w:rPr>
+          <w:rFonts w:ascii="Calibri" w:hAnsi="Calibri" w:cs="Calibri"/>
+          <w:lang w:val="el-GR"/>
+        </w:rPr>
+      </w:pPr>
+    </w:p>
+    <w:p>
+      <w:pPr>
+        <w:rPr>
+          <w:rFonts w:ascii="Calibri" w:hAnsi="Calibri" w:cs="Calibri"/>
+          <w:lang w:val="el-GR"/>
+        </w:rPr>
+      </w:pPr>
+    </w:p>
+    <w:p>
+      <w:pPr>
+        <w:rPr>
+          <w:rFonts w:ascii="Calibri" w:hAnsi="Calibri" w:cs="Calibri"/>
+          <w:lang w:val="el-GR"/>
+        </w:rPr>
+      </w:pPr>
+    </w:p>
+    <w:p>
+      <w:pPr>
+        <w:rPr>
+          <w:rFonts w:ascii="Calibri" w:hAnsi="Calibri" w:cs="Calibri"/>
+          <w:lang w:val="el-GR"/>
+        </w:rPr>
+      </w:pPr>
+    </w:p>
+    <w:p>
+      <w:pPr>
+        <w:rPr>
+          <w:rFonts w:ascii="Calibri" w:hAnsi="Calibri" w:cs="Calibri"/>
+          <w:lang w:val="el-GR"/>
+        </w:rPr>
+      </w:pPr>
+    </w:p>
+    <w:p>
+      <w:pPr>
+        <w:rPr>
+          <w:rFonts w:ascii="Calibri" w:hAnsi="Calibri" w:cs="Calibri"/>
+          <w:lang w:val="el-GR"/>
+        </w:rPr>
+      </w:pPr>
+    </w:p>
+    <w:p>
+      <w:pPr>
+        <w:rPr>
+          <w:rFonts w:ascii="Calibri" w:hAnsi="Calibri" w:cs="Calibri"/>
+          <w:lang w:val="el-GR"/>
+        </w:rPr>
+      </w:pPr>
+    </w:p>
+    <w:p>
+      <w:pPr>
+        <w:rPr>
+          <w:rFonts w:ascii="Calibri" w:hAnsi="Calibri" w:cs="Calibri"/>
+          <w:lang w:val="el-GR"/>
+        </w:rPr>
+      </w:pPr>
+    </w:p>
+    <w:p>
+      <w:pPr>
+        <w:rPr>
+          <w:rFonts w:ascii="Calibri" w:hAnsi="Calibri" w:cs="Calibri"/>
+          <w:lang w:val="el-GR"/>
+        </w:rPr>
+      </w:pPr>
+    </w:p>
+    <w:p>
+      <w:pPr>
+        <w:rPr>
+          <w:rFonts w:ascii="Calibri" w:hAnsi="Calibri" w:cs="Calibri"/>
+          <w:lang w:val="el-GR"/>
+        </w:rPr>
+      </w:pPr>
+    </w:p>
+    <w:p>
+      <w:pPr>
+        <w:rPr>
+          <w:rFonts w:ascii="Calibri" w:hAnsi="Calibri" w:cs="Calibri"/>
+          <w:lang w:val="el-GR"/>
+        </w:rPr>
+      </w:pPr>
+    </w:p>
+    <w:p>
+      <w:pPr>
+        <w:rPr>
+          <w:rFonts w:ascii="Calibri" w:hAnsi="Calibri" w:cs="Calibri"/>
+          <w:lang w:val="el-GR"/>
+        </w:rPr>
+      </w:pPr>
+    </w:p>
+    <w:p>
+      <w:pPr>
+        <w:rPr>
+          <w:rFonts w:ascii="Calibri" w:hAnsi="Calibri" w:cs="Calibri"/>
+          <w:lang w:val="el-GR"/>
+        </w:rPr>
+      </w:pPr>
+    </w:p>
+    <w:p>
+      <w:pPr>
+        <w:rPr>
+          <w:rFonts w:ascii="Calibri" w:hAnsi="Calibri" w:cs="Calibri"/>
+          <w:lang w:val="el-GR"/>
+        </w:rPr>
+      </w:pPr>
+    </w:p>
+    <w:p>
+      <w:pPr>
+        <w:rPr>
+          <w:rFonts w:ascii="Calibri" w:hAnsi="Calibri" w:cs="Calibri"/>
+          <w:lang w:val="el-GR"/>
+        </w:rPr>
+      </w:pPr>
+    </w:p>
+    <w:p>
+      <w:pPr>
+        <w:rPr>
+          <w:rFonts w:ascii="Calibri" w:hAnsi="Calibri" w:cs="Calibri"/>
+          <w:lang w:val="el-GR"/>
+        </w:rPr>
+      </w:pPr>
+    </w:p>
+    <w:p>
+      <w:pPr>
+        <w:rPr>
+          <w:rFonts w:ascii="Calibri" w:hAnsi="Calibri" w:cs="Calibri"/>
+          <w:lang w:val="el-GR"/>
+        </w:rPr>
+      </w:pPr>
+    </w:p>
+    <w:p>
+      <w:pPr>
+        <w:rPr>
+          <w:rFonts w:ascii="Calibri" w:hAnsi="Calibri" w:cs="Calibri"/>
+          <w:lang w:val="el-GR"/>
+        </w:rPr>
+      </w:pPr>
+    </w:p>
+    <w:p>
+      <w:pPr>
+        <w:rPr>
+          <w:rFonts w:ascii="Calibri" w:hAnsi="Calibri" w:cs="Calibri"/>
+          <w:lang w:val="el-GR"/>
+        </w:rPr>
+      </w:pPr>
+    </w:p>
+    <w:p>
+      <w:pPr>
+        <w:rPr>
+          <w:rFonts w:ascii="Calibri" w:hAnsi="Calibri" w:cs="Calibri"/>
+          <w:lang w:val="el-GR"/>
+        </w:rPr>
+      </w:pPr>
+    </w:p>
+    <w:p>
+      <w:pPr>
+        <w:rPr>
+          <w:rFonts w:ascii="Calibri" w:hAnsi="Calibri" w:cs="Calibri"/>
+          <w:lang w:val="el-GR"/>
+        </w:rPr>
+      </w:pPr>
+    </w:p>
+    <w:p>
+      <w:pPr>
+        <w:rPr>
+          <w:rFonts w:ascii="Calibri" w:hAnsi="Calibri" w:cs="Calibri"/>
+          <w:lang w:val="el-GR"/>
+        </w:rPr>
+      </w:pPr>
+    </w:p>
+    <w:p>
+      <w:pPr>
+        <w:rPr>
+          <w:rFonts w:ascii="Calibri" w:hAnsi="Calibri" w:cs="Calibri"/>
+          <w:lang w:val="el-GR"/>
         </w:rPr>
       </w:pPr>
     </w:p>
@@ -7937,7 +7975,7 @@
         </w:rPr>
         <w:lastRenderedPageBreak/>
         <w:drawing>
-          <wp:inline distT="0" distB="0" distL="0" distR="0" wp14:anchorId="07A347C0" wp14:editId="0D8D5608">
+          <wp:inline distT="0" distB="0" distL="0" distR="0" wp14:anchorId="07A347C0" wp14:editId="340F6106">
             <wp:extent cx="3795623" cy="2899873"/>
             <wp:effectExtent l="0" t="0" r="0" b="0"/>
             <wp:docPr id="844606008" name="Picture 4"/>
@@ -8004,7 +8042,7 @@
           <w:szCs w:val="22"/>
         </w:rPr>
         <w:drawing>
-          <wp:inline distT="0" distB="0" distL="0" distR="0" wp14:anchorId="741A8CA2" wp14:editId="1B5456A9">
+          <wp:inline distT="0" distB="0" distL="0" distR="0" wp14:anchorId="741A8CA2" wp14:editId="14D46ABC">
             <wp:extent cx="4830793" cy="2879195"/>
             <wp:effectExtent l="0" t="0" r="8255" b="0"/>
             <wp:docPr id="1342655183" name="Picture 5"/>
@@ -11961,11 +11999,119 @@
           <w:szCs w:val="22"/>
           <w:lang w:val="el-GR"/>
         </w:rPr>
-        <w:t>όνομα χρήστη</w:t>
-      </w:r>
-      <w:r>
-        <w:rPr>
-          <w:rFonts w:ascii="Calibri" w:hAnsi="Calibri" w:cs="Calibri"/>
+        <w:t>όνομα χρήστη (</w:t>
+      </w:r>
+      <w:r>
+        <w:rPr>
+          <w:rFonts w:ascii="Calibri" w:hAnsi="Calibri" w:cs="Calibri"/>
+          <w:sz w:val="22"/>
+          <w:szCs w:val="22"/>
+        </w:rPr>
+        <w:t>username</w:t>
+      </w:r>
+      <w:r>
+        <w:rPr>
+          <w:rFonts w:ascii="Calibri" w:hAnsi="Calibri" w:cs="Calibri"/>
+          <w:sz w:val="22"/>
+          <w:szCs w:val="22"/>
+          <w:lang w:val="el-GR"/>
+        </w:rPr>
+        <w:t>)</w:t>
+      </w:r>
+      <w:r>
+        <w:rPr>
+          <w:rFonts w:ascii="Calibri" w:hAnsi="Calibri" w:cs="Calibri"/>
+          <w:sz w:val="22"/>
+          <w:szCs w:val="22"/>
+          <w:lang w:val="el-GR"/>
+        </w:rPr>
+        <w:t xml:space="preserve"> του εμφανίζεται στη θέση του κουμπιού </w:t>
+      </w:r>
+      <w:r>
+        <w:rPr>
+          <w:rFonts w:ascii="Calibri" w:hAnsi="Calibri" w:cs="Calibri"/>
+          <w:b/>
+          <w:bCs/>
+          <w:sz w:val="22"/>
+          <w:szCs w:val="22"/>
+        </w:rPr>
+        <w:t>Order</w:t>
+      </w:r>
+      <w:r>
+        <w:rPr>
+          <w:rFonts w:ascii="Calibri" w:hAnsi="Calibri" w:cs="Calibri"/>
+          <w:b/>
+          <w:bCs/>
+          <w:sz w:val="22"/>
+          <w:szCs w:val="22"/>
+          <w:lang w:val="el-GR"/>
+        </w:rPr>
+        <w:t xml:space="preserve"> </w:t>
+      </w:r>
+      <w:r>
+        <w:rPr>
+          <w:rFonts w:ascii="Calibri" w:hAnsi="Calibri" w:cs="Calibri"/>
+          <w:b/>
+          <w:bCs/>
+          <w:sz w:val="22"/>
+          <w:szCs w:val="22"/>
+        </w:rPr>
+        <w:t>Now</w:t>
+      </w:r>
+      <w:r>
+        <w:rPr>
+          <w:rFonts w:ascii="Calibri" w:hAnsi="Calibri" w:cs="Calibri"/>
+          <w:b/>
+          <w:bCs/>
+          <w:sz w:val="22"/>
+          <w:szCs w:val="22"/>
+          <w:lang w:val="el-GR"/>
+        </w:rPr>
+        <w:t>!</w:t>
+      </w:r>
+      <w:r>
+        <w:rPr>
+          <w:rFonts w:ascii="Calibri" w:hAnsi="Calibri" w:cs="Calibri"/>
+          <w:sz w:val="22"/>
+          <w:szCs w:val="22"/>
+          <w:lang w:val="el-GR"/>
+        </w:rPr>
+        <w:t xml:space="preserve">. Παράλληλα, ενεργοποιούνται </w:t>
+      </w:r>
+      <w:r>
+        <w:rPr>
+          <w:rFonts w:ascii="Calibri" w:hAnsi="Calibri" w:cs="Calibri"/>
+          <w:sz w:val="22"/>
+          <w:szCs w:val="22"/>
+          <w:lang w:val="el-GR"/>
+        </w:rPr>
+        <w:t>οι</w:t>
+      </w:r>
+      <w:r>
+        <w:rPr>
+          <w:rFonts w:ascii="Calibri" w:hAnsi="Calibri" w:cs="Calibri"/>
+          <w:sz w:val="22"/>
+          <w:szCs w:val="22"/>
+          <w:lang w:val="el-GR"/>
+        </w:rPr>
+        <w:t xml:space="preserve"> επιλογές, </w:t>
+      </w:r>
+      <w:r>
+        <w:rPr>
+          <w:rFonts w:ascii="Calibri" w:hAnsi="Calibri" w:cs="Calibri"/>
+          <w:b/>
+          <w:bCs/>
+          <w:sz w:val="22"/>
+          <w:szCs w:val="22"/>
+          <w:lang w:val="el-GR"/>
+        </w:rPr>
+        <w:t>Ιστορικού παραγγελιών</w:t>
+      </w:r>
+      <w:r>
+        <w:rPr>
+          <w:rFonts w:ascii="Calibri" w:hAnsi="Calibri" w:cs="Calibri"/>
+          <w:b/>
+          <w:bCs/>
           <w:sz w:val="22"/>
           <w:szCs w:val="22"/>
           <w:lang w:val="el-GR"/>
@@ -11975,14 +12121,39 @@
       <w:r>
         <w:rPr>
           <w:rFonts w:ascii="Calibri" w:hAnsi="Calibri" w:cs="Calibri"/>
-          <w:sz w:val="22"/>
-          <w:szCs w:val="22"/>
-        </w:rPr>
-        <w:t>username</w:t>
-      </w:r>
-      <w:r>
-        <w:rPr>
-          <w:rFonts w:ascii="Calibri" w:hAnsi="Calibri" w:cs="Calibri"/>
+          <w:b/>
+          <w:bCs/>
+          <w:sz w:val="22"/>
+          <w:szCs w:val="22"/>
+        </w:rPr>
+        <w:t>Your</w:t>
+      </w:r>
+      <w:r>
+        <w:rPr>
+          <w:rFonts w:ascii="Calibri" w:hAnsi="Calibri" w:cs="Calibri"/>
+          <w:b/>
+          <w:bCs/>
+          <w:sz w:val="22"/>
+          <w:szCs w:val="22"/>
+          <w:lang w:val="el-GR"/>
+        </w:rPr>
+        <w:t xml:space="preserve"> </w:t>
+      </w:r>
+      <w:r>
+        <w:rPr>
+          <w:rFonts w:ascii="Calibri" w:hAnsi="Calibri" w:cs="Calibri"/>
+          <w:b/>
+          <w:bCs/>
+          <w:sz w:val="22"/>
+          <w:szCs w:val="22"/>
+        </w:rPr>
+        <w:t>Orders</w:t>
+      </w:r>
+      <w:r>
+        <w:rPr>
+          <w:rFonts w:ascii="Calibri" w:hAnsi="Calibri" w:cs="Calibri"/>
+          <w:b/>
+          <w:bCs/>
           <w:sz w:val="22"/>
           <w:szCs w:val="22"/>
           <w:lang w:val="el-GR"/>
@@ -11996,148 +12167,6 @@
           <w:szCs w:val="22"/>
           <w:lang w:val="el-GR"/>
         </w:rPr>
-        <w:t xml:space="preserve"> του εμφανίζεται στη θέση του κουμπιού </w:t>
-      </w:r>
-      <w:r>
-        <w:rPr>
-          <w:rFonts w:ascii="Calibri" w:hAnsi="Calibri" w:cs="Calibri"/>
-          <w:b/>
-          <w:bCs/>
-          <w:sz w:val="22"/>
-          <w:szCs w:val="22"/>
-        </w:rPr>
-        <w:t>Order</w:t>
-      </w:r>
-      <w:r>
-        <w:rPr>
-          <w:rFonts w:ascii="Calibri" w:hAnsi="Calibri" w:cs="Calibri"/>
-          <w:b/>
-          <w:bCs/>
-          <w:sz w:val="22"/>
-          <w:szCs w:val="22"/>
-          <w:lang w:val="el-GR"/>
-        </w:rPr>
-        <w:t xml:space="preserve"> </w:t>
-      </w:r>
-      <w:r>
-        <w:rPr>
-          <w:rFonts w:ascii="Calibri" w:hAnsi="Calibri" w:cs="Calibri"/>
-          <w:b/>
-          <w:bCs/>
-          <w:sz w:val="22"/>
-          <w:szCs w:val="22"/>
-        </w:rPr>
-        <w:t>Now</w:t>
-      </w:r>
-      <w:r>
-        <w:rPr>
-          <w:rFonts w:ascii="Calibri" w:hAnsi="Calibri" w:cs="Calibri"/>
-          <w:b/>
-          <w:bCs/>
-          <w:sz w:val="22"/>
-          <w:szCs w:val="22"/>
-          <w:lang w:val="el-GR"/>
-        </w:rPr>
-        <w:t>!</w:t>
-      </w:r>
-      <w:r>
-        <w:rPr>
-          <w:rFonts w:ascii="Calibri" w:hAnsi="Calibri" w:cs="Calibri"/>
-          <w:sz w:val="22"/>
-          <w:szCs w:val="22"/>
-          <w:lang w:val="el-GR"/>
-        </w:rPr>
-        <w:t xml:space="preserve">. Παράλληλα, ενεργοποιούνται </w:t>
-      </w:r>
-      <w:r>
-        <w:rPr>
-          <w:rFonts w:ascii="Calibri" w:hAnsi="Calibri" w:cs="Calibri"/>
-          <w:sz w:val="22"/>
-          <w:szCs w:val="22"/>
-          <w:lang w:val="el-GR"/>
-        </w:rPr>
-        <w:t>οι</w:t>
-      </w:r>
-      <w:r>
-        <w:rPr>
-          <w:rFonts w:ascii="Calibri" w:hAnsi="Calibri" w:cs="Calibri"/>
-          <w:sz w:val="22"/>
-          <w:szCs w:val="22"/>
-          <w:lang w:val="el-GR"/>
-        </w:rPr>
-        <w:t xml:space="preserve"> επιλογές, </w:t>
-      </w:r>
-      <w:r>
-        <w:rPr>
-          <w:rFonts w:ascii="Calibri" w:hAnsi="Calibri" w:cs="Calibri"/>
-          <w:b/>
-          <w:bCs/>
-          <w:sz w:val="22"/>
-          <w:szCs w:val="22"/>
-          <w:lang w:val="el-GR"/>
-        </w:rPr>
-        <w:t>Ιστορικού παραγγελιών</w:t>
-      </w:r>
-      <w:r>
-        <w:rPr>
-          <w:rFonts w:ascii="Calibri" w:hAnsi="Calibri" w:cs="Calibri"/>
-          <w:b/>
-          <w:bCs/>
-          <w:sz w:val="22"/>
-          <w:szCs w:val="22"/>
-          <w:lang w:val="el-GR"/>
-        </w:rPr>
-        <w:t xml:space="preserve"> (</w:t>
-      </w:r>
-      <w:r>
-        <w:rPr>
-          <w:rFonts w:ascii="Calibri" w:hAnsi="Calibri" w:cs="Calibri"/>
-          <w:b/>
-          <w:bCs/>
-          <w:sz w:val="22"/>
-          <w:szCs w:val="22"/>
-        </w:rPr>
-        <w:t>Your</w:t>
-      </w:r>
-      <w:r>
-        <w:rPr>
-          <w:rFonts w:ascii="Calibri" w:hAnsi="Calibri" w:cs="Calibri"/>
-          <w:b/>
-          <w:bCs/>
-          <w:sz w:val="22"/>
-          <w:szCs w:val="22"/>
-          <w:lang w:val="el-GR"/>
-        </w:rPr>
-        <w:t xml:space="preserve"> </w:t>
-      </w:r>
-      <w:r>
-        <w:rPr>
-          <w:rFonts w:ascii="Calibri" w:hAnsi="Calibri" w:cs="Calibri"/>
-          <w:b/>
-          <w:bCs/>
-          <w:sz w:val="22"/>
-          <w:szCs w:val="22"/>
-        </w:rPr>
-        <w:t>Orders</w:t>
-      </w:r>
-      <w:r>
-        <w:rPr>
-          <w:rFonts w:ascii="Calibri" w:hAnsi="Calibri" w:cs="Calibri"/>
-          <w:b/>
-          <w:bCs/>
-          <w:sz w:val="22"/>
-          <w:szCs w:val="22"/>
-          <w:lang w:val="el-GR"/>
-        </w:rPr>
-        <w:t>)</w:t>
-      </w:r>
-      <w:r>
-        <w:rPr>
-          <w:rFonts w:ascii="Calibri" w:hAnsi="Calibri" w:cs="Calibri"/>
-          <w:sz w:val="22"/>
-          <w:szCs w:val="22"/>
-          <w:lang w:val="el-GR"/>
-        </w:rPr>
         <w:t xml:space="preserve"> και η </w:t>
       </w:r>
       <w:r>
@@ -12149,18 +12178,7 @@
           <w:szCs w:val="22"/>
           <w:lang w:val="el-GR"/>
         </w:rPr>
-        <w:t>Αποσύνδεση</w:t>
-      </w:r>
-      <w:r>
-        <w:rPr>
-          <w:rFonts w:ascii="Calibri" w:hAnsi="Calibri" w:cs="Calibri"/>
-          <w:b/>
-          <w:bCs/>
-          <w:sz w:val="22"/>
-          <w:szCs w:val="22"/>
-          <w:lang w:val="el-GR"/>
-        </w:rPr>
-        <w:t xml:space="preserve"> (</w:t>
+        <w:t>Αποσύνδεση (</w:t>
       </w:r>
       <w:r>
         <w:rPr>
@@ -12328,6 +12346,7 @@
           <w:rFonts w:ascii="Calibri" w:hAnsi="Calibri" w:cs="Calibri"/>
           <w:sz w:val="22"/>
           <w:szCs w:val="22"/>
+          <w:lang w:val="el-GR"/>
         </w:rPr>
       </w:pPr>
       <w:r>
@@ -12348,18 +12367,7 @@
           <w:szCs w:val="22"/>
           <w:lang w:val="el-GR"/>
         </w:rPr>
-        <w:t>σελίδα του προϊόντος</w:t>
-      </w:r>
-      <w:r>
-        <w:rPr>
-          <w:rFonts w:ascii="Calibri" w:hAnsi="Calibri" w:cs="Calibri"/>
-          <w:b/>
-          <w:bCs/>
-          <w:sz w:val="22"/>
-          <w:szCs w:val="22"/>
-          <w:lang w:val="el-GR"/>
-        </w:rPr>
-        <w:t xml:space="preserve"> (</w:t>
+        <w:t>σελίδα του προϊόντος (</w:t>
       </w:r>
       <w:r>
         <w:rPr>
@@ -12410,16 +12418,7 @@
           <w:szCs w:val="22"/>
           <w:lang w:val="el-GR"/>
         </w:rPr>
-        <w:t>, όπου μπορεί να δει αναλυτικότερες πληροφορίες σχετικά με αυτό.</w:t>
-      </w:r>
-      <w:r>
-        <w:rPr>
-          <w:rFonts w:ascii="Calibri" w:hAnsi="Calibri" w:cs="Calibri"/>
-          <w:sz w:val="22"/>
-          <w:szCs w:val="22"/>
-          <w:lang w:val="el-GR"/>
-        </w:rPr>
-        <w:t xml:space="preserve"> </w:t>
+        <w:t xml:space="preserve">, όπου μπορεί να δει αναλυτικότερες πληροφορίες σχετικά με αυτό. </w:t>
       </w:r>
     </w:p>
     <w:p>
@@ -14281,16 +14280,7 @@
           <w:szCs w:val="22"/>
           <w:lang w:val="el-GR"/>
         </w:rPr>
-        <w:t>Εδω</w:t>
-      </w:r>
-      <w:r>
-        <w:rPr>
-          <w:rFonts w:ascii="Calibri" w:hAnsi="Calibri" w:cs="Calibri"/>
-          <w:sz w:val="22"/>
-          <w:szCs w:val="22"/>
-          <w:lang w:val="el-GR"/>
-        </w:rPr>
-        <w:t xml:space="preserve"> ο χρήστης μπορεί να </w:t>
+        <w:t xml:space="preserve">Εδω ο χρήστης μπορεί να </w:t>
       </w:r>
       <w:r>
         <w:rPr>
@@ -15675,18 +15665,940 @@
     </w:p>
     <w:p>
       <w:pPr>
+        <w:ind w:left="360"/>
+        <w:rPr>
+          <w:rFonts w:ascii="Calibri" w:hAnsi="Calibri" w:cs="Calibri"/>
+          <w:sz w:val="22"/>
+          <w:szCs w:val="22"/>
+          <w:lang w:val="el-GR"/>
+        </w:rPr>
+      </w:pPr>
+    </w:p>
+    <w:p>
+      <w:pPr>
+        <w:pStyle w:val="ListParagraph"/>
+        <w:numPr>
+          <w:ilvl w:val="0"/>
+          <w:numId w:val="11"/>
+        </w:numPr>
+        <w:rPr>
+          <w:rFonts w:ascii="Calibri" w:hAnsi="Calibri" w:cs="Calibri"/>
+          <w:sz w:val="22"/>
+          <w:szCs w:val="22"/>
+        </w:rPr>
+      </w:pPr>
+      <w:r>
+        <w:rPr>
+          <w:rFonts w:ascii="Calibri" w:hAnsi="Calibri" w:cs="Calibri"/>
+          <w:sz w:val="22"/>
+          <w:szCs w:val="22"/>
+        </w:rPr>
+        <w:t>Express.js Official Documentation</w:t>
+      </w:r>
+      <w:r>
+        <w:rPr>
+          <w:rFonts w:ascii="Calibri" w:hAnsi="Calibri" w:cs="Calibri"/>
+          <w:sz w:val="22"/>
+          <w:szCs w:val="22"/>
+        </w:rPr>
+        <w:t xml:space="preserve">, </w:t>
+      </w:r>
+      <w:hyperlink r:id="rId46" w:history="1">
+        <w:r>
+          <w:rPr>
+            <w:rStyle w:val="Hyperlink"/>
+            <w:rFonts w:ascii="Calibri" w:hAnsi="Calibri" w:cs="Calibri"/>
+            <w:sz w:val="22"/>
+            <w:szCs w:val="22"/>
+          </w:rPr>
+          <w:t>https://expressjs.com</w:t>
+        </w:r>
+      </w:hyperlink>
+      <w:r>
+        <w:rPr>
+          <w:rFonts w:ascii="Calibri" w:hAnsi="Calibri" w:cs="Calibri"/>
+          <w:sz w:val="22"/>
+          <w:szCs w:val="22"/>
+        </w:rPr>
+        <w:br/>
+      </w:r>
+    </w:p>
+    <w:p>
+      <w:pPr>
+        <w:pStyle w:val="ListParagraph"/>
+        <w:numPr>
+          <w:ilvl w:val="0"/>
+          <w:numId w:val="11"/>
+        </w:numPr>
+        <w:rPr>
+          <w:rFonts w:ascii="Calibri" w:hAnsi="Calibri" w:cs="Calibri"/>
+          <w:sz w:val="22"/>
+          <w:szCs w:val="22"/>
+        </w:rPr>
+      </w:pPr>
+      <w:r>
+        <w:rPr>
+          <w:rFonts w:ascii="Calibri" w:hAnsi="Calibri" w:cs="Calibri"/>
+          <w:sz w:val="22"/>
+          <w:szCs w:val="22"/>
+        </w:rPr>
+        <w:t>MongoDB Documentation</w:t>
+      </w:r>
+      <w:r>
+        <w:rPr>
+          <w:rFonts w:ascii="Calibri" w:hAnsi="Calibri" w:cs="Calibri"/>
+          <w:sz w:val="22"/>
+          <w:szCs w:val="22"/>
+        </w:rPr>
+        <w:t xml:space="preserve">, </w:t>
+      </w:r>
+      <w:hyperlink r:id="rId47" w:history="1">
+        <w:r>
+          <w:rPr>
+            <w:rStyle w:val="Hyperlink"/>
+            <w:rFonts w:ascii="Calibri" w:hAnsi="Calibri" w:cs="Calibri"/>
+            <w:sz w:val="22"/>
+            <w:szCs w:val="22"/>
+          </w:rPr>
+          <w:t>https://www.mongodb.com/docs</w:t>
+        </w:r>
+      </w:hyperlink>
+      <w:r>
+        <w:rPr>
+          <w:rFonts w:ascii="Calibri" w:hAnsi="Calibri" w:cs="Calibri"/>
+          <w:sz w:val="22"/>
+          <w:szCs w:val="22"/>
+          <w:lang w:val="el-GR"/>
+        </w:rPr>
+        <w:br/>
+      </w:r>
+    </w:p>
+    <w:p>
+      <w:pPr>
+        <w:pStyle w:val="ListParagraph"/>
+        <w:numPr>
+          <w:ilvl w:val="0"/>
+          <w:numId w:val="11"/>
+        </w:numPr>
+        <w:rPr>
+          <w:rFonts w:ascii="Calibri" w:hAnsi="Calibri" w:cs="Calibri"/>
+          <w:sz w:val="22"/>
+          <w:szCs w:val="22"/>
+        </w:rPr>
+      </w:pPr>
+      <w:r>
+        <w:rPr>
+          <w:rFonts w:ascii="Calibri" w:hAnsi="Calibri" w:cs="Calibri"/>
+          <w:sz w:val="22"/>
+          <w:szCs w:val="22"/>
+        </w:rPr>
+        <w:t>Mozilla Developer Network (MDN)</w:t>
+      </w:r>
+      <w:r>
+        <w:rPr>
+          <w:rFonts w:ascii="Calibri" w:hAnsi="Calibri" w:cs="Calibri"/>
+          <w:sz w:val="22"/>
+          <w:szCs w:val="22"/>
+        </w:rPr>
+        <w:t xml:space="preserve">, </w:t>
+      </w:r>
+      <w:r>
+        <w:rPr>
+          <w:rFonts w:ascii="Calibri" w:hAnsi="Calibri" w:cs="Calibri"/>
+          <w:sz w:val="22"/>
+          <w:szCs w:val="22"/>
+        </w:rPr>
+        <w:t>Web Development Documentation</w:t>
+      </w:r>
+      <w:r>
+        <w:rPr>
+          <w:rFonts w:ascii="Calibri" w:hAnsi="Calibri" w:cs="Calibri"/>
+          <w:sz w:val="22"/>
+          <w:szCs w:val="22"/>
+        </w:rPr>
+        <w:t xml:space="preserve">, </w:t>
+      </w:r>
+      <w:hyperlink r:id="rId48" w:history="1">
+        <w:r>
+          <w:rPr>
+            <w:rStyle w:val="Hyperlink"/>
+            <w:rFonts w:ascii="Calibri" w:hAnsi="Calibri" w:cs="Calibri"/>
+            <w:sz w:val="22"/>
+            <w:szCs w:val="22"/>
+          </w:rPr>
+          <w:t>https://developer.mozilla.org</w:t>
+        </w:r>
+      </w:hyperlink>
+      <w:r>
+        <w:rPr>
+          <w:rFonts w:ascii="Calibri" w:hAnsi="Calibri" w:cs="Calibri"/>
+          <w:sz w:val="22"/>
+          <w:szCs w:val="22"/>
+          <w:lang w:val="el-GR"/>
+        </w:rPr>
+        <w:br/>
+      </w:r>
+    </w:p>
+    <w:p>
+      <w:pPr>
+        <w:pStyle w:val="ListParagraph"/>
+        <w:numPr>
+          <w:ilvl w:val="0"/>
+          <w:numId w:val="11"/>
+        </w:numPr>
+        <w:rPr>
+          <w:rFonts w:ascii="Calibri" w:hAnsi="Calibri" w:cs="Calibri"/>
+          <w:sz w:val="22"/>
+          <w:szCs w:val="22"/>
+        </w:rPr>
+      </w:pPr>
+      <w:r>
+        <w:rPr>
+          <w:rFonts w:ascii="Calibri" w:hAnsi="Calibri" w:cs="Calibri"/>
+          <w:sz w:val="22"/>
+          <w:szCs w:val="22"/>
+        </w:rPr>
+        <w:t>Angular Official Documentation</w:t>
+      </w:r>
+      <w:r>
+        <w:rPr>
+          <w:rFonts w:ascii="Calibri" w:hAnsi="Calibri" w:cs="Calibri"/>
+          <w:sz w:val="22"/>
+          <w:szCs w:val="22"/>
+        </w:rPr>
+        <w:t xml:space="preserve">, </w:t>
+      </w:r>
+      <w:hyperlink r:id="rId49" w:history="1">
+        <w:r>
+          <w:rPr>
+            <w:rStyle w:val="Hyperlink"/>
+            <w:rFonts w:ascii="Calibri" w:hAnsi="Calibri" w:cs="Calibri"/>
+            <w:sz w:val="22"/>
+            <w:szCs w:val="22"/>
+          </w:rPr>
+          <w:t>https://angular.io/docs</w:t>
+        </w:r>
+      </w:hyperlink>
+      <w:r>
+        <w:rPr>
+          <w:rFonts w:ascii="Calibri" w:hAnsi="Calibri" w:cs="Calibri"/>
+          <w:sz w:val="22"/>
+          <w:szCs w:val="22"/>
+          <w:lang w:val="el-GR"/>
+        </w:rPr>
+        <w:br/>
+      </w:r>
+    </w:p>
+    <w:p>
+      <w:pPr>
+        <w:pStyle w:val="ListParagraph"/>
+        <w:numPr>
+          <w:ilvl w:val="0"/>
+          <w:numId w:val="11"/>
+        </w:numPr>
+        <w:rPr>
+          <w:rFonts w:ascii="Calibri" w:hAnsi="Calibri" w:cs="Calibri"/>
+          <w:sz w:val="22"/>
+          <w:szCs w:val="22"/>
+        </w:rPr>
+      </w:pPr>
+      <w:r>
+        <w:rPr>
+          <w:rFonts w:ascii="Calibri" w:hAnsi="Calibri" w:cs="Calibri"/>
+          <w:sz w:val="22"/>
+          <w:szCs w:val="22"/>
+        </w:rPr>
+        <w:t>JSON Web Token (JWT) Introduction</w:t>
+      </w:r>
+      <w:r>
+        <w:rPr>
+          <w:rFonts w:ascii="Calibri" w:hAnsi="Calibri" w:cs="Calibri"/>
+          <w:sz w:val="22"/>
+          <w:szCs w:val="22"/>
+        </w:rPr>
+        <w:t xml:space="preserve">, </w:t>
+      </w:r>
+      <w:hyperlink r:id="rId50" w:history="1">
+        <w:r>
+          <w:rPr>
+            <w:rStyle w:val="Hyperlink"/>
+            <w:rFonts w:ascii="Calibri" w:hAnsi="Calibri" w:cs="Calibri"/>
+            <w:sz w:val="22"/>
+            <w:szCs w:val="22"/>
+          </w:rPr>
+          <w:t>https://jwt.io/introduction</w:t>
+        </w:r>
+      </w:hyperlink>
+      <w:r>
+        <w:rPr>
+          <w:rFonts w:ascii="Calibri" w:hAnsi="Calibri" w:cs="Calibri"/>
+          <w:sz w:val="22"/>
+          <w:szCs w:val="22"/>
+          <w:lang w:val="el-GR"/>
+        </w:rPr>
+        <w:br/>
+      </w:r>
+    </w:p>
+    <w:p>
+      <w:pPr>
+        <w:pStyle w:val="ListParagraph"/>
+        <w:numPr>
+          <w:ilvl w:val="0"/>
+          <w:numId w:val="11"/>
+        </w:numPr>
+        <w:rPr>
+          <w:rFonts w:ascii="Calibri" w:hAnsi="Calibri" w:cs="Calibri"/>
+          <w:sz w:val="22"/>
+          <w:szCs w:val="22"/>
+        </w:rPr>
+      </w:pPr>
+      <w:r>
+        <w:rPr>
+          <w:rFonts w:ascii="Calibri" w:hAnsi="Calibri" w:cs="Calibri"/>
+          <w:sz w:val="22"/>
+          <w:szCs w:val="22"/>
+        </w:rPr>
+        <w:t>W3Schools</w:t>
+      </w:r>
+      <w:r>
+        <w:rPr>
+          <w:rFonts w:ascii="Calibri" w:hAnsi="Calibri" w:cs="Calibri"/>
+          <w:sz w:val="22"/>
+          <w:szCs w:val="22"/>
+        </w:rPr>
+        <w:t xml:space="preserve">, </w:t>
+      </w:r>
+      <w:hyperlink r:id="rId51" w:history="1">
+        <w:r>
+          <w:rPr>
+            <w:rStyle w:val="Hyperlink"/>
+            <w:rFonts w:ascii="Calibri" w:hAnsi="Calibri" w:cs="Calibri"/>
+            <w:sz w:val="22"/>
+            <w:szCs w:val="22"/>
+          </w:rPr>
+          <w:t>https://www.w3schools.com</w:t>
+        </w:r>
+      </w:hyperlink>
+      <w:r>
+        <w:rPr>
+          <w:rFonts w:ascii="Calibri" w:hAnsi="Calibri" w:cs="Calibri"/>
+          <w:sz w:val="22"/>
+          <w:szCs w:val="22"/>
+        </w:rPr>
+        <w:br/>
+      </w:r>
+    </w:p>
+    <w:p>
+      <w:pPr>
+        <w:pStyle w:val="ListParagraph"/>
+        <w:numPr>
+          <w:ilvl w:val="0"/>
+          <w:numId w:val="11"/>
+        </w:numPr>
+        <w:rPr>
+          <w:rFonts w:ascii="Calibri" w:hAnsi="Calibri" w:cs="Calibri"/>
+          <w:sz w:val="22"/>
+          <w:szCs w:val="22"/>
+        </w:rPr>
+      </w:pPr>
+      <w:r>
+        <w:rPr>
+          <w:rFonts w:ascii="Calibri" w:hAnsi="Calibri" w:cs="Calibri"/>
+          <w:sz w:val="22"/>
+          <w:szCs w:val="22"/>
+        </w:rPr>
+        <w:t>Stack Overflow</w:t>
+      </w:r>
+      <w:r>
+        <w:rPr>
+          <w:rFonts w:ascii="Calibri" w:hAnsi="Calibri" w:cs="Calibri"/>
+          <w:sz w:val="22"/>
+          <w:szCs w:val="22"/>
+        </w:rPr>
+        <w:t>,</w:t>
+      </w:r>
+      <w:r>
+        <w:rPr>
+          <w:rFonts w:ascii="Calibri" w:hAnsi="Calibri" w:cs="Calibri"/>
+          <w:sz w:val="22"/>
+          <w:szCs w:val="22"/>
+        </w:rPr>
+        <w:t xml:space="preserve"> Questions tagged [</w:t>
+      </w:r>
+      <w:r>
+        <w:rPr>
+          <w:rFonts w:ascii="Calibri" w:hAnsi="Calibri" w:cs="Calibri"/>
+          <w:sz w:val="22"/>
+          <w:szCs w:val="22"/>
+        </w:rPr>
+        <w:t>angular</w:t>
+      </w:r>
+      <w:r>
+        <w:rPr>
+          <w:rFonts w:ascii="Calibri" w:hAnsi="Calibri" w:cs="Calibri"/>
+          <w:sz w:val="22"/>
+          <w:szCs w:val="22"/>
+        </w:rPr>
+        <w:t>]</w:t>
+      </w:r>
+      <w:r>
+        <w:rPr>
+          <w:rFonts w:ascii="Calibri" w:hAnsi="Calibri" w:cs="Calibri"/>
+          <w:sz w:val="22"/>
+          <w:szCs w:val="22"/>
+        </w:rPr>
+        <w:t xml:space="preserve">, </w:t>
+      </w:r>
+      <w:hyperlink r:id="rId52" w:history="1">
+        <w:r>
+          <w:rPr>
+            <w:rStyle w:val="Hyperlink"/>
+            <w:rFonts w:ascii="Calibri" w:hAnsi="Calibri" w:cs="Calibri"/>
+            <w:sz w:val="22"/>
+            <w:szCs w:val="22"/>
+          </w:rPr>
+          <w:t>https://stackoverflow.com/questions/tagged/angular</w:t>
+        </w:r>
+      </w:hyperlink>
+      <w:r>
+        <w:rPr>
+          <w:rFonts w:ascii="Calibri" w:hAnsi="Calibri" w:cs="Calibri"/>
+          <w:sz w:val="22"/>
+          <w:szCs w:val="22"/>
+        </w:rPr>
+        <w:br/>
+      </w:r>
+    </w:p>
+    <w:p>
+      <w:pPr>
+        <w:pStyle w:val="ListParagraph"/>
+        <w:numPr>
+          <w:ilvl w:val="0"/>
+          <w:numId w:val="11"/>
+        </w:numPr>
+        <w:rPr>
+          <w:rFonts w:ascii="Calibri" w:hAnsi="Calibri" w:cs="Calibri"/>
+          <w:sz w:val="22"/>
+          <w:szCs w:val="22"/>
+        </w:rPr>
+      </w:pPr>
+      <w:proofErr w:type="spellStart"/>
+      <w:r>
+        <w:rPr>
+          <w:rFonts w:ascii="Calibri" w:hAnsi="Calibri" w:cs="Calibri"/>
+          <w:sz w:val="22"/>
+          <w:szCs w:val="22"/>
+        </w:rPr>
+        <w:t>G</w:t>
+      </w:r>
+      <w:r>
+        <w:rPr>
+          <w:rFonts w:ascii="Calibri" w:hAnsi="Calibri" w:cs="Calibri"/>
+          <w:sz w:val="22"/>
+          <w:szCs w:val="22"/>
+        </w:rPr>
+        <w:t>eeks</w:t>
+      </w:r>
+      <w:r>
+        <w:rPr>
+          <w:rFonts w:ascii="Calibri" w:hAnsi="Calibri" w:cs="Calibri"/>
+          <w:sz w:val="22"/>
+          <w:szCs w:val="22"/>
+        </w:rPr>
+        <w:t>F</w:t>
+      </w:r>
+      <w:r>
+        <w:rPr>
+          <w:rFonts w:ascii="Calibri" w:hAnsi="Calibri" w:cs="Calibri"/>
+          <w:sz w:val="22"/>
+          <w:szCs w:val="22"/>
+        </w:rPr>
+        <w:t>or</w:t>
+      </w:r>
+      <w:r>
+        <w:rPr>
+          <w:rFonts w:ascii="Calibri" w:hAnsi="Calibri" w:cs="Calibri"/>
+          <w:sz w:val="22"/>
+          <w:szCs w:val="22"/>
+        </w:rPr>
+        <w:t>G</w:t>
+      </w:r>
+      <w:r>
+        <w:rPr>
+          <w:rFonts w:ascii="Calibri" w:hAnsi="Calibri" w:cs="Calibri"/>
+          <w:sz w:val="22"/>
+          <w:szCs w:val="22"/>
+        </w:rPr>
+        <w:t>eeks</w:t>
+      </w:r>
+      <w:proofErr w:type="spellEnd"/>
+      <w:r>
+        <w:rPr>
+          <w:rFonts w:ascii="Calibri" w:hAnsi="Calibri" w:cs="Calibri"/>
+          <w:sz w:val="22"/>
+          <w:szCs w:val="22"/>
+        </w:rPr>
+        <w:t xml:space="preserve">, </w:t>
+      </w:r>
+      <w:r>
+        <w:rPr>
+          <w:rFonts w:ascii="Calibri" w:hAnsi="Calibri" w:cs="Calibri"/>
+          <w:sz w:val="22"/>
+          <w:szCs w:val="22"/>
+        </w:rPr>
+        <w:t>E-commerce Architecture</w:t>
+      </w:r>
+      <w:r>
+        <w:rPr>
+          <w:rFonts w:ascii="Calibri" w:hAnsi="Calibri" w:cs="Calibri"/>
+          <w:sz w:val="22"/>
+          <w:szCs w:val="22"/>
+        </w:rPr>
+        <w:t xml:space="preserve">, </w:t>
+      </w:r>
+      <w:hyperlink r:id="rId53" w:history="1">
+        <w:r>
+          <w:rPr>
+            <w:rStyle w:val="Hyperlink"/>
+            <w:rFonts w:ascii="Calibri" w:hAnsi="Calibri" w:cs="Calibri"/>
+            <w:sz w:val="22"/>
+            <w:szCs w:val="22"/>
+          </w:rPr>
+          <w:t>https://www.geeksforgeeks.org/system-design/e-commerce-architecture-system-design-for-e-commerce-website/</w:t>
+        </w:r>
+      </w:hyperlink>
+      <w:r>
+        <w:rPr>
+          <w:rFonts w:ascii="Calibri" w:hAnsi="Calibri" w:cs="Calibri"/>
+          <w:sz w:val="22"/>
+          <w:szCs w:val="22"/>
+        </w:rPr>
+        <w:br/>
+      </w:r>
+    </w:p>
+    <w:p>
+      <w:pPr>
+        <w:pStyle w:val="ListParagraph"/>
+        <w:numPr>
+          <w:ilvl w:val="0"/>
+          <w:numId w:val="11"/>
+        </w:numPr>
+        <w:rPr>
+          <w:rFonts w:ascii="Calibri" w:hAnsi="Calibri" w:cs="Calibri"/>
+          <w:sz w:val="22"/>
+          <w:szCs w:val="22"/>
+        </w:rPr>
+      </w:pPr>
+      <w:proofErr w:type="spellStart"/>
+      <w:r>
+        <w:rPr>
+          <w:rFonts w:ascii="Calibri" w:hAnsi="Calibri" w:cs="Calibri"/>
+          <w:sz w:val="22"/>
+          <w:szCs w:val="22"/>
+        </w:rPr>
+        <w:t>G</w:t>
+      </w:r>
+      <w:r>
+        <w:rPr>
+          <w:rFonts w:ascii="Calibri" w:hAnsi="Calibri" w:cs="Calibri"/>
+          <w:sz w:val="22"/>
+          <w:szCs w:val="22"/>
+        </w:rPr>
+        <w:t>eeks</w:t>
+      </w:r>
+      <w:r>
+        <w:rPr>
+          <w:rFonts w:ascii="Calibri" w:hAnsi="Calibri" w:cs="Calibri"/>
+          <w:sz w:val="22"/>
+          <w:szCs w:val="22"/>
+        </w:rPr>
+        <w:t>F</w:t>
+      </w:r>
+      <w:r>
+        <w:rPr>
+          <w:rFonts w:ascii="Calibri" w:hAnsi="Calibri" w:cs="Calibri"/>
+          <w:sz w:val="22"/>
+          <w:szCs w:val="22"/>
+        </w:rPr>
+        <w:t>or</w:t>
+      </w:r>
+      <w:r>
+        <w:rPr>
+          <w:rFonts w:ascii="Calibri" w:hAnsi="Calibri" w:cs="Calibri"/>
+          <w:sz w:val="22"/>
+          <w:szCs w:val="22"/>
+        </w:rPr>
+        <w:t>G</w:t>
+      </w:r>
+      <w:r>
+        <w:rPr>
+          <w:rFonts w:ascii="Calibri" w:hAnsi="Calibri" w:cs="Calibri"/>
+          <w:sz w:val="22"/>
+          <w:szCs w:val="22"/>
+        </w:rPr>
+        <w:t>eeks</w:t>
+      </w:r>
+      <w:proofErr w:type="spellEnd"/>
+      <w:r>
+        <w:rPr>
+          <w:rFonts w:ascii="Calibri" w:hAnsi="Calibri" w:cs="Calibri"/>
+          <w:sz w:val="22"/>
+          <w:szCs w:val="22"/>
+        </w:rPr>
+        <w:t xml:space="preserve">, </w:t>
+      </w:r>
+      <w:r>
+        <w:rPr>
+          <w:rFonts w:ascii="Calibri" w:hAnsi="Calibri" w:cs="Calibri"/>
+          <w:sz w:val="22"/>
+          <w:szCs w:val="22"/>
+        </w:rPr>
+        <w:t>Web Development Technologies</w:t>
+      </w:r>
+      <w:r>
+        <w:rPr>
+          <w:rFonts w:ascii="Calibri" w:hAnsi="Calibri" w:cs="Calibri"/>
+          <w:sz w:val="22"/>
+          <w:szCs w:val="22"/>
+        </w:rPr>
+        <w:t>,</w:t>
+      </w:r>
+      <w:r>
+        <w:rPr>
+          <w:rFonts w:ascii="Calibri" w:hAnsi="Calibri" w:cs="Calibri"/>
+          <w:sz w:val="22"/>
+          <w:szCs w:val="22"/>
+        </w:rPr>
+        <w:t xml:space="preserve"> </w:t>
+      </w:r>
+      <w:hyperlink r:id="rId54" w:history="1">
+        <w:r>
+          <w:rPr>
+            <w:rStyle w:val="Hyperlink"/>
+            <w:rFonts w:ascii="Calibri" w:hAnsi="Calibri" w:cs="Calibri"/>
+            <w:sz w:val="22"/>
+            <w:szCs w:val="22"/>
+          </w:rPr>
+          <w:t>https://www.geeksforgeeks.org/web-tech/web-technology/</w:t>
+        </w:r>
+      </w:hyperlink>
+      <w:r>
+        <w:rPr>
+          <w:rFonts w:ascii="Calibri" w:hAnsi="Calibri" w:cs="Calibri"/>
+          <w:sz w:val="22"/>
+          <w:szCs w:val="22"/>
+        </w:rPr>
+        <w:br/>
+      </w:r>
+    </w:p>
+    <w:p>
+      <w:pPr>
+        <w:pStyle w:val="ListParagraph"/>
+        <w:numPr>
+          <w:ilvl w:val="0"/>
+          <w:numId w:val="11"/>
+        </w:numPr>
+        <w:rPr>
+          <w:rFonts w:ascii="Calibri" w:hAnsi="Calibri" w:cs="Calibri"/>
+          <w:sz w:val="22"/>
+          <w:szCs w:val="22"/>
+        </w:rPr>
+      </w:pPr>
+      <w:r>
+        <w:rPr>
+          <w:rFonts w:ascii="Calibri" w:hAnsi="Calibri" w:cs="Calibri"/>
+          <w:sz w:val="22"/>
+          <w:szCs w:val="22"/>
+        </w:rPr>
+        <w:t xml:space="preserve">M. Sohail, “Simplifying Web Application Development Using MEAN Technology Stack,” </w:t>
+      </w:r>
+      <w:r>
+        <w:rPr>
+          <w:rFonts w:ascii="Calibri" w:hAnsi="Calibri" w:cs="Calibri"/>
+          <w:i/>
+          <w:iCs/>
+          <w:sz w:val="22"/>
+          <w:szCs w:val="22"/>
+        </w:rPr>
+        <w:t>IRE Journals</w:t>
+      </w:r>
+      <w:r>
+        <w:rPr>
+          <w:rFonts w:ascii="Calibri" w:hAnsi="Calibri" w:cs="Calibri"/>
+          <w:sz w:val="22"/>
+          <w:szCs w:val="22"/>
+        </w:rPr>
+        <w:t xml:space="preserve">, </w:t>
+      </w:r>
+      <w:r>
+        <w:rPr>
+          <w:rFonts w:ascii="Calibri" w:hAnsi="Calibri" w:cs="Calibri"/>
+          <w:sz w:val="22"/>
+          <w:szCs w:val="22"/>
+        </w:rPr>
+        <w:t>IRE 1706734,</w:t>
+      </w:r>
+      <w:r>
+        <w:rPr>
+          <w:rFonts w:ascii="Calibri" w:hAnsi="Calibri" w:cs="Calibri"/>
+          <w:sz w:val="22"/>
+          <w:szCs w:val="22"/>
+        </w:rPr>
+        <w:t xml:space="preserve">vol. </w:t>
+      </w:r>
+      <w:r>
+        <w:rPr>
+          <w:rFonts w:ascii="Calibri" w:hAnsi="Calibri" w:cs="Calibri"/>
+          <w:sz w:val="22"/>
+          <w:szCs w:val="22"/>
+        </w:rPr>
+        <w:t>8</w:t>
+      </w:r>
+      <w:r>
+        <w:rPr>
+          <w:rFonts w:ascii="Calibri" w:hAnsi="Calibri" w:cs="Calibri"/>
+          <w:sz w:val="22"/>
+          <w:szCs w:val="22"/>
+        </w:rPr>
+        <w:t xml:space="preserve">, </w:t>
+      </w:r>
+      <w:r>
+        <w:rPr>
+          <w:rFonts w:ascii="Calibri" w:hAnsi="Calibri" w:cs="Calibri"/>
+          <w:sz w:val="22"/>
+          <w:szCs w:val="22"/>
+        </w:rPr>
+        <w:t>no.</w:t>
+      </w:r>
+      <w:r>
+        <w:rPr>
+          <w:rFonts w:ascii="Calibri" w:hAnsi="Calibri" w:cs="Calibri"/>
+          <w:sz w:val="22"/>
+          <w:szCs w:val="22"/>
+        </w:rPr>
+        <w:t xml:space="preserve"> </w:t>
+      </w:r>
+      <w:r>
+        <w:rPr>
+          <w:rFonts w:ascii="Calibri" w:hAnsi="Calibri" w:cs="Calibri"/>
+          <w:sz w:val="22"/>
+          <w:szCs w:val="22"/>
+        </w:rPr>
+        <w:t>6</w:t>
+      </w:r>
+      <w:r>
+        <w:rPr>
+          <w:rFonts w:ascii="Calibri" w:hAnsi="Calibri" w:cs="Calibri"/>
+          <w:sz w:val="22"/>
+          <w:szCs w:val="22"/>
+        </w:rPr>
+        <w:t xml:space="preserve">, pp. </w:t>
+      </w:r>
+      <w:r>
+        <w:rPr>
+          <w:rFonts w:ascii="Calibri" w:hAnsi="Calibri" w:cs="Calibri"/>
+          <w:sz w:val="22"/>
+          <w:szCs w:val="22"/>
+        </w:rPr>
+        <w:t>473</w:t>
+      </w:r>
+      <w:r>
+        <w:rPr>
+          <w:rFonts w:ascii="Calibri" w:hAnsi="Calibri" w:cs="Calibri"/>
+          <w:sz w:val="22"/>
+          <w:szCs w:val="22"/>
+        </w:rPr>
+        <w:t>–</w:t>
+      </w:r>
+      <w:r>
+        <w:rPr>
+          <w:rFonts w:ascii="Calibri" w:hAnsi="Calibri" w:cs="Calibri"/>
+          <w:sz w:val="22"/>
+          <w:szCs w:val="22"/>
+        </w:rPr>
+        <w:t>484</w:t>
+      </w:r>
+      <w:r>
+        <w:rPr>
+          <w:rFonts w:ascii="Calibri" w:hAnsi="Calibri" w:cs="Calibri"/>
+          <w:sz w:val="22"/>
+          <w:szCs w:val="22"/>
+        </w:rPr>
+        <w:t>, 202</w:t>
+      </w:r>
+      <w:r>
+        <w:rPr>
+          <w:rFonts w:ascii="Calibri" w:hAnsi="Calibri" w:cs="Calibri"/>
+          <w:sz w:val="22"/>
+          <w:szCs w:val="22"/>
+        </w:rPr>
+        <w:t xml:space="preserve">4, </w:t>
+      </w:r>
+      <w:hyperlink r:id="rId55" w:history="1">
+        <w:r>
+          <w:rPr>
+            <w:rStyle w:val="Hyperlink"/>
+            <w:rFonts w:ascii="Calibri" w:hAnsi="Calibri" w:cs="Calibri"/>
+            <w:sz w:val="22"/>
+            <w:szCs w:val="22"/>
+          </w:rPr>
+          <w:t>https://www.irejournals.com/formatedpaper/1706734.pdf</w:t>
+        </w:r>
+      </w:hyperlink>
+      <w:r>
+        <w:rPr>
+          <w:rFonts w:ascii="Calibri" w:hAnsi="Calibri" w:cs="Calibri"/>
+          <w:sz w:val="22"/>
+          <w:szCs w:val="22"/>
+        </w:rPr>
+        <w:br/>
+      </w:r>
+    </w:p>
+    <w:p>
+      <w:pPr>
+        <w:pStyle w:val="ListParagraph"/>
+        <w:numPr>
+          <w:ilvl w:val="0"/>
+          <w:numId w:val="11"/>
+        </w:numPr>
+        <w:rPr>
+          <w:rFonts w:ascii="Calibri" w:hAnsi="Calibri" w:cs="Calibri"/>
+          <w:sz w:val="22"/>
+          <w:szCs w:val="22"/>
+        </w:rPr>
+      </w:pPr>
+      <w:r>
+        <w:rPr>
+          <w:rFonts w:ascii="Calibri" w:hAnsi="Calibri" w:cs="Calibri"/>
+          <w:sz w:val="22"/>
+          <w:szCs w:val="22"/>
+        </w:rPr>
+        <w:t>Logesh M</w:t>
+      </w:r>
+      <w:r>
+        <w:rPr>
+          <w:rFonts w:ascii="Calibri" w:hAnsi="Calibri" w:cs="Calibri"/>
+          <w:sz w:val="22"/>
+          <w:szCs w:val="22"/>
+        </w:rPr>
+        <w:t xml:space="preserve"> </w:t>
+      </w:r>
+      <w:r>
+        <w:rPr>
+          <w:rFonts w:ascii="Calibri" w:hAnsi="Calibri" w:cs="Calibri"/>
+          <w:sz w:val="22"/>
+          <w:szCs w:val="22"/>
+        </w:rPr>
+        <w:t xml:space="preserve">and Karthika K, “Mean Stack Web Development,” </w:t>
+      </w:r>
+      <w:r>
+        <w:rPr>
+          <w:rFonts w:ascii="Calibri" w:hAnsi="Calibri" w:cs="Calibri"/>
+          <w:i/>
+          <w:iCs/>
+          <w:sz w:val="22"/>
+          <w:szCs w:val="22"/>
+        </w:rPr>
+        <w:t>International Research Journal of Engineering and Technology (IRJET)</w:t>
+      </w:r>
+      <w:r>
+        <w:rPr>
+          <w:rFonts w:ascii="Calibri" w:hAnsi="Calibri" w:cs="Calibri"/>
+          <w:sz w:val="22"/>
+          <w:szCs w:val="22"/>
+        </w:rPr>
+        <w:t xml:space="preserve">, vol. 7, no. 5, pp. </w:t>
+      </w:r>
+      <w:r>
+        <w:rPr>
+          <w:rFonts w:ascii="Calibri" w:hAnsi="Calibri" w:cs="Calibri"/>
+          <w:sz w:val="22"/>
+          <w:szCs w:val="22"/>
+        </w:rPr>
+        <w:t>1734</w:t>
+      </w:r>
+      <w:r>
+        <w:rPr>
+          <w:rFonts w:ascii="Calibri" w:hAnsi="Calibri" w:cs="Calibri"/>
+          <w:sz w:val="22"/>
+          <w:szCs w:val="22"/>
+        </w:rPr>
+        <w:t>–</w:t>
+      </w:r>
+      <w:r>
+        <w:rPr>
+          <w:rFonts w:ascii="Calibri" w:hAnsi="Calibri" w:cs="Calibri"/>
+          <w:sz w:val="22"/>
+          <w:szCs w:val="22"/>
+        </w:rPr>
+        <w:t>1736</w:t>
+      </w:r>
+      <w:r>
+        <w:rPr>
+          <w:rFonts w:ascii="Calibri" w:hAnsi="Calibri" w:cs="Calibri"/>
+          <w:sz w:val="22"/>
+          <w:szCs w:val="22"/>
+        </w:rPr>
+        <w:t>, 2020</w:t>
+      </w:r>
+      <w:r>
+        <w:rPr>
+          <w:rFonts w:ascii="Calibri" w:hAnsi="Calibri" w:cs="Calibri"/>
+          <w:sz w:val="22"/>
+          <w:szCs w:val="22"/>
+        </w:rPr>
+        <w:t xml:space="preserve">, </w:t>
+      </w:r>
+      <w:hyperlink r:id="rId56" w:history="1">
+        <w:r>
+          <w:rPr>
+            <w:rStyle w:val="Hyperlink"/>
+            <w:rFonts w:ascii="Calibri" w:hAnsi="Calibri" w:cs="Calibri"/>
+            <w:sz w:val="22"/>
+            <w:szCs w:val="22"/>
+          </w:rPr>
+          <w:t>https://www.irjet.net/archives/V7/i5/IRJET-V7I5335.pdf</w:t>
+        </w:r>
+      </w:hyperlink>
+      <w:r>
+        <w:rPr>
+          <w:rFonts w:ascii="Calibri" w:hAnsi="Calibri" w:cs="Calibri"/>
+          <w:sz w:val="22"/>
+          <w:szCs w:val="22"/>
+        </w:rPr>
+        <w:br/>
+      </w:r>
+    </w:p>
+    <w:p>
+      <w:pPr>
+        <w:rPr>
+          <w:rFonts w:ascii="Calibri" w:hAnsi="Calibri" w:cs="Calibri"/>
+          <w:sz w:val="22"/>
+          <w:szCs w:val="22"/>
+        </w:rPr>
+      </w:pPr>
+      <w:r>
+        <w:rPr>
+          <w:rFonts w:ascii="Calibri" w:hAnsi="Calibri" w:cs="Calibri"/>
+          <w:sz w:val="22"/>
+          <w:szCs w:val="22"/>
+        </w:rPr>
+        <w:br/>
+      </w:r>
+    </w:p>
+    <w:p>
+      <w:pPr>
         <w:pStyle w:val="ListParagraph"/>
         <w:ind w:left="1080"/>
         <w:rPr>
           <w:rFonts w:ascii="Calibri" w:hAnsi="Calibri" w:cs="Calibri"/>
-          <w:b/>
-          <w:bCs/>
-          <w:lang w:val="el-GR"/>
+          <w:sz w:val="22"/>
+          <w:szCs w:val="22"/>
         </w:rPr>
       </w:pPr>
     </w:p>
     <w:sectPr>
-      <w:footerReference w:type="default" r:id="rId46"/>
+      <w:footerReference w:type="default" r:id="rId57"/>
       <w:pgSz w:w="12240" w:h="15840"/>
       <w:pgMar w:top="1440" w:right="1800" w:bottom="1440" w:left="1800" w:header="720" w:footer="720" w:gutter="0"/>
       <w:pgNumType w:start="1"/>
@@ -15832,6 +16744,95 @@
 <file path=word/numbering.xml><?xml version="1.0" encoding="utf-8"?>
 <w:numbering xmlns:wpc="http://schemas.microsoft.com/office/word/2010/wordprocessingCanvas" xmlns:cx="http://schemas.microsoft.com/office/drawing/2014/chartex" xmlns:cx1="http://schemas.microsoft.com/office/drawing/2015/9/8/chartex" xmlns:cx2="http://schemas.microsoft.com/office/drawing/2015/10/21/chartex" xmlns:cx3="http://schemas.microsoft.com/office/drawing/2016/5/9/chartex" xmlns:cx4="http://schemas.microsoft.com/office/drawing/2016/5/10/chartex" xmlns:cx5="http://schemas.microsoft.com/office/drawing/2016/5/11/chartex" xmlns:cx6="http://schemas.microsoft.com/office/drawing/2016/5/12/chartex" xmlns:cx7="http://schemas.microsoft.com/office/drawing/2016/5/13/chartex" xmlns:cx8="http://schemas.microsoft.com/office/drawing/2016/5/14/chartex" xmlns:mc="http://schemas.openxmlformats.org/markup-compatibility/2006" xmlns:aink="http://schemas.microsoft.com/office/drawing/2016/ink" xmlns:am3d="http://schemas.microsoft.com/office/drawing/2017/model3d" xmlns:o="urn:schemas-microsoft-com:office:office" xmlns:oel="http://schemas.microsoft.com/office/2019/extlst" xmlns:r="http://schemas.openxmlformats.org/officeDocument/2006/relationships" xmlns:m="http://schemas.openxmlformats.org/officeDocument/2006/math" xmlns:v="urn:schemas-microsoft-com:vml" xmlns:wp14="http://schemas.microsoft.com/office/word/2010/wordprocessingDrawing" xmlns:wp="http://schemas.openxmlformats.org/drawingml/2006/wordprocessingDrawing" xmlns:w10="urn:schemas-microsoft-com:office:word" xmlns:w="http://schemas.openxmlformats.org/wordprocessingml/2006/main" xmlns:w14="http://schemas.microsoft.com/office/word/2010/wordml" xmlns:w15="http://schemas.microsoft.com/office/word/2012/wordml" xmlns:w16cex="http://schemas.microsoft.com/office/word/2018/wordml/cex" xmlns:w16cid="http://schemas.microsoft.com/office/word/2016/wordml/cid" xmlns:w16="http://schemas.microsoft.com/office/word/2018/wordml" xmlns:w16du="http://schemas.microsoft.com/office/word/2023/wordml/word16du" xmlns:w16sdtdh="http://schemas.microsoft.com/office/word/2020/wordml/sdtdatahash" xmlns:w16sdtfl="http://schemas.microsoft.com/office/word/2024/wordml/sdtformatlock" xmlns:w16se="http://schemas.microsoft.com/office/word/2015/wordml/symex" xmlns:wpg="http://schemas.microsoft.com/office/word/2010/wordprocessingGroup" xmlns:wpi="http://schemas.microsoft.com/office/word/2010/wordprocessingInk" xmlns:wne="http://schemas.microsoft.com/office/word/2006/wordml" xmlns:wps="http://schemas.microsoft.com/office/word/2010/wordprocessingShape" mc:Ignorable="w14 w15 w16se w16cid w16 w16cex w16sdtdh w16sdtfl w16du wp14">
   <w:abstractNum w:abstractNumId="0" w15:restartNumberingAfterBreak="0">
+    <w:nsid w:val="00F31F1F"/>
+    <w:multiLevelType w:val="hybridMultilevel"/>
+    <w:tmpl w:val="634A7FEA"/>
+    <w:lvl w:ilvl="0" w:tplc="6EF64E60">
+      <w:start w:val="1"/>
+      <w:numFmt w:val="decimal"/>
+      <w:lvlText w:val="[%1]"/>
+      <w:lvlJc w:val="left"/>
+      <w:pPr>
+        <w:ind w:left="1080" w:hanging="360"/>
+      </w:pPr>
+      <w:rPr>
+        <w:rFonts w:hint="default"/>
+      </w:rPr>
+    </w:lvl>
+    <w:lvl w:ilvl="1" w:tplc="04090019" w:tentative="1">
+      <w:start w:val="1"/>
+      <w:numFmt w:val="lowerLetter"/>
+      <w:lvlText w:val="%2."/>
+      <w:lvlJc w:val="left"/>
+      <w:pPr>
+        <w:ind w:left="1440" w:hanging="360"/>
+      </w:pPr>
+    </w:lvl>
+    <w:lvl w:ilvl="2" w:tplc="0409001B" w:tentative="1">
+      <w:start w:val="1"/>
+      <w:numFmt w:val="lowerRoman"/>
+      <w:lvlText w:val="%3."/>
+      <w:lvlJc w:val="right"/>
+      <w:pPr>
+        <w:ind w:left="2160" w:hanging="180"/>
+      </w:pPr>
+    </w:lvl>
+    <w:lvl w:ilvl="3" w:tplc="0409000F" w:tentative="1">
+      <w:start w:val="1"/>
+      <w:numFmt w:val="decimal"/>
+      <w:lvlText w:val="%4."/>
+      <w:lvlJc w:val="left"/>
+      <w:pPr>
+        <w:ind w:left="2880" w:hanging="360"/>
+      </w:pPr>
+    </w:lvl>
+    <w:lvl w:ilvl="4" w:tplc="04090019" w:tentative="1">
+      <w:start w:val="1"/>
+      <w:numFmt w:val="lowerLetter"/>
+      <w:lvlText w:val="%5."/>
+      <w:lvlJc w:val="left"/>
+      <w:pPr>
+        <w:ind w:left="3600" w:hanging="360"/>
+      </w:pPr>
+    </w:lvl>
+    <w:lvl w:ilvl="5" w:tplc="0409001B" w:tentative="1">
+      <w:start w:val="1"/>
+      <w:numFmt w:val="lowerRoman"/>
+      <w:lvlText w:val="%6."/>
+      <w:lvlJc w:val="right"/>
+      <w:pPr>
+        <w:ind w:left="4320" w:hanging="180"/>
+      </w:pPr>
+    </w:lvl>
+    <w:lvl w:ilvl="6" w:tplc="0409000F" w:tentative="1">
+      <w:start w:val="1"/>
+      <w:numFmt w:val="decimal"/>
+      <w:lvlText w:val="%7."/>
+      <w:lvlJc w:val="left"/>
+      <w:pPr>
+        <w:ind w:left="5040" w:hanging="360"/>
+      </w:pPr>
+    </w:lvl>
+    <w:lvl w:ilvl="7" w:tplc="04090019" w:tentative="1">
+      <w:start w:val="1"/>
+      <w:numFmt w:val="lowerLetter"/>
+      <w:lvlText w:val="%8."/>
+      <w:lvlJc w:val="left"/>
+      <w:pPr>
+        <w:ind w:left="5760" w:hanging="360"/>
+      </w:pPr>
+    </w:lvl>
+    <w:lvl w:ilvl="8" w:tplc="0409001B" w:tentative="1">
+      <w:start w:val="1"/>
+      <w:numFmt w:val="lowerRoman"/>
+      <w:lvlText w:val="%9."/>
+      <w:lvlJc w:val="right"/>
+      <w:pPr>
+        <w:ind w:left="6480" w:hanging="180"/>
+      </w:pPr>
+    </w:lvl>
+  </w:abstractNum>
+  <w:abstractNum w:abstractNumId="1" w15:restartNumberingAfterBreak="0">
     <w:nsid w:val="0849781E"/>
     <w:multiLevelType w:val="hybridMultilevel"/>
     <w:tmpl w:val="D294F5EE"/>
@@ -15944,7 +16945,7 @@
       </w:rPr>
     </w:lvl>
   </w:abstractNum>
-  <w:abstractNum w:abstractNumId="1" w15:restartNumberingAfterBreak="0">
+  <w:abstractNum w:abstractNumId="2" w15:restartNumberingAfterBreak="0">
     <w:nsid w:val="134033A7"/>
     <w:multiLevelType w:val="hybridMultilevel"/>
     <w:tmpl w:val="A1EEBC82"/>
@@ -16057,7 +17058,7 @@
       </w:rPr>
     </w:lvl>
   </w:abstractNum>
-  <w:abstractNum w:abstractNumId="2" w15:restartNumberingAfterBreak="0">
+  <w:abstractNum w:abstractNumId="3" w15:restartNumberingAfterBreak="0">
     <w:nsid w:val="188258C7"/>
     <w:multiLevelType w:val="multilevel"/>
     <w:tmpl w:val="06EA8132"/>
@@ -16206,7 +17207,7 @@
       </w:rPr>
     </w:lvl>
   </w:abstractNum>
-  <w:abstractNum w:abstractNumId="3" w15:restartNumberingAfterBreak="0">
+  <w:abstractNum w:abstractNumId="4" w15:restartNumberingAfterBreak="0">
     <w:nsid w:val="3007358B"/>
     <w:multiLevelType w:val="hybridMultilevel"/>
     <w:tmpl w:val="8C2268DC"/>
@@ -16319,7 +17320,7 @@
       </w:rPr>
     </w:lvl>
   </w:abstractNum>
-  <w:abstractNum w:abstractNumId="4" w15:restartNumberingAfterBreak="0">
+  <w:abstractNum w:abstractNumId="5" w15:restartNumberingAfterBreak="0">
     <w:nsid w:val="305F57B7"/>
     <w:multiLevelType w:val="hybridMultilevel"/>
     <w:tmpl w:val="B2FC056A"/>
@@ -16432,7 +17433,7 @@
       </w:rPr>
     </w:lvl>
   </w:abstractNum>
-  <w:abstractNum w:abstractNumId="5" w15:restartNumberingAfterBreak="0">
+  <w:abstractNum w:abstractNumId="6" w15:restartNumberingAfterBreak="0">
     <w:nsid w:val="381074EB"/>
     <w:multiLevelType w:val="hybridMultilevel"/>
     <w:tmpl w:val="44888842"/>
@@ -16545,7 +17546,7 @@
       </w:rPr>
     </w:lvl>
   </w:abstractNum>
-  <w:abstractNum w:abstractNumId="6" w15:restartNumberingAfterBreak="0">
+  <w:abstractNum w:abstractNumId="7" w15:restartNumberingAfterBreak="0">
     <w:nsid w:val="61571858"/>
     <w:multiLevelType w:val="hybridMultilevel"/>
     <w:tmpl w:val="11C88024"/>
@@ -16658,7 +17659,7 @@
       </w:rPr>
     </w:lvl>
   </w:abstractNum>
-  <w:abstractNum w:abstractNumId="7" w15:restartNumberingAfterBreak="0">
+  <w:abstractNum w:abstractNumId="8" w15:restartNumberingAfterBreak="0">
     <w:nsid w:val="70E13170"/>
     <w:multiLevelType w:val="multilevel"/>
     <w:tmpl w:val="027E0ECE"/>
@@ -16779,7 +17780,7 @@
       </w:rPr>
     </w:lvl>
   </w:abstractNum>
-  <w:abstractNum w:abstractNumId="8" w15:restartNumberingAfterBreak="0">
+  <w:abstractNum w:abstractNumId="9" w15:restartNumberingAfterBreak="0">
     <w:nsid w:val="79E17DA8"/>
     <w:multiLevelType w:val="hybridMultilevel"/>
     <w:tmpl w:val="F62470C4"/>
@@ -16892,7 +17893,7 @@
       </w:rPr>
     </w:lvl>
   </w:abstractNum>
-  <w:abstractNum w:abstractNumId="9" w15:restartNumberingAfterBreak="0">
+  <w:abstractNum w:abstractNumId="10" w15:restartNumberingAfterBreak="0">
     <w:nsid w:val="7A851D0D"/>
     <w:multiLevelType w:val="hybridMultilevel"/>
     <w:tmpl w:val="656EB8F0"/>
@@ -17006,34 +18007,37 @@
     </w:lvl>
   </w:abstractNum>
   <w:num w:numId="1" w16cid:durableId="369956596">
+    <w:abstractNumId w:val="8"/>
+  </w:num>
+  <w:num w:numId="2" w16cid:durableId="2042389334">
+    <w:abstractNumId w:val="5"/>
+  </w:num>
+  <w:num w:numId="3" w16cid:durableId="1248807160">
+    <w:abstractNumId w:val="1"/>
+  </w:num>
+  <w:num w:numId="4" w16cid:durableId="1431317146">
+    <w:abstractNumId w:val="2"/>
+  </w:num>
+  <w:num w:numId="5" w16cid:durableId="1409963203">
+    <w:abstractNumId w:val="9"/>
+  </w:num>
+  <w:num w:numId="6" w16cid:durableId="1802571784">
+    <w:abstractNumId w:val="4"/>
+  </w:num>
+  <w:num w:numId="7" w16cid:durableId="1416440546">
     <w:abstractNumId w:val="7"/>
   </w:num>
-  <w:num w:numId="2" w16cid:durableId="2042389334">
-    <w:abstractNumId w:val="4"/>
+  <w:num w:numId="8" w16cid:durableId="1584607069">
+    <w:abstractNumId w:val="6"/>
   </w:num>
-  <w:num w:numId="3" w16cid:durableId="1248807160">
-    <w:abstractNumId w:val="0"/>
+  <w:num w:numId="9" w16cid:durableId="1501971503">
+    <w:abstractNumId w:val="10"/>
   </w:num>
-  <w:num w:numId="4" w16cid:durableId="1431317146">
-    <w:abstractNumId w:val="1"/>
-  </w:num>
-  <w:num w:numId="5" w16cid:durableId="1409963203">
-    <w:abstractNumId w:val="8"/>
-  </w:num>
-  <w:num w:numId="6" w16cid:durableId="1802571784">
+  <w:num w:numId="10" w16cid:durableId="1954095186">
     <w:abstractNumId w:val="3"/>
   </w:num>
-  <w:num w:numId="7" w16cid:durableId="1416440546">
-    <w:abstractNumId w:val="6"/>
-  </w:num>
-  <w:num w:numId="8" w16cid:durableId="1584607069">
-    <w:abstractNumId w:val="5"/>
-  </w:num>
-  <w:num w:numId="9" w16cid:durableId="1501971503">
-    <w:abstractNumId w:val="9"/>
-  </w:num>
-  <w:num w:numId="10" w16cid:durableId="1954095186">
-    <w:abstractNumId w:val="2"/>
+  <w:num w:numId="11" w16cid:durableId="697660423">
+    <w:abstractNumId w:val="0"/>
   </w:num>
 </w:numbering>
 </file>
@@ -18021,6 +19025,41 @@
     <w:uiPriority w:val="99"/>
     <w:rsid w:val="005A1BA1"/>
   </w:style>
+  <w:style w:type="character" w:styleId="Hyperlink">
+    <w:name w:val="Hyperlink"/>
+    <w:basedOn w:val="DefaultParagraphFont"/>
+    <w:uiPriority w:val="99"/>
+    <w:unhideWhenUsed/>
+    <w:rsid w:val="00BF0091"/>
+    <w:rPr>
+      <w:color w:val="467886" w:themeColor="hyperlink"/>
+      <w:u w:val="single"/>
+    </w:rPr>
+  </w:style>
+  <w:style w:type="character" w:styleId="UnresolvedMention">
+    <w:name w:val="Unresolved Mention"/>
+    <w:basedOn w:val="DefaultParagraphFont"/>
+    <w:uiPriority w:val="99"/>
+    <w:semiHidden/>
+    <w:unhideWhenUsed/>
+    <w:rsid w:val="00BF0091"/>
+    <w:rPr>
+      <w:color w:val="605E5C"/>
+      <w:shd w:val="clear" w:color="auto" w:fill="E1DFDD"/>
+    </w:rPr>
+  </w:style>
+  <w:style w:type="character" w:styleId="FollowedHyperlink">
+    <w:name w:val="FollowedHyperlink"/>
+    <w:basedOn w:val="DefaultParagraphFont"/>
+    <w:uiPriority w:val="99"/>
+    <w:semiHidden/>
+    <w:unhideWhenUsed/>
+    <w:rsid w:val="00BF0091"/>
+    <w:rPr>
+      <w:color w:val="96607D" w:themeColor="followedHyperlink"/>
+      <w:u w:val="single"/>
+    </w:rPr>
+  </w:style>
 </w:styles>
 </file>
 

--- a/Apostolou_p19015.docx
+++ b/Apostolou_p19015.docx
@@ -146,37 +146,12 @@
           <w:lang w:val="el-GR"/>
         </w:rPr>
       </w:pPr>
-      <w:proofErr w:type="spellStart"/>
-      <w:r>
-        <w:rPr>
-          <w:b/>
-          <w:bCs/>
-        </w:rPr>
-        <w:t>Πτυχι</w:t>
-      </w:r>
-      <w:proofErr w:type="spellEnd"/>
-      <w:r>
-        <w:rPr>
-          <w:b/>
-          <w:bCs/>
-        </w:rPr>
-        <w:t xml:space="preserve">ακή </w:t>
-      </w:r>
-      <w:proofErr w:type="spellStart"/>
-      <w:r>
-        <w:rPr>
-          <w:b/>
-          <w:bCs/>
-        </w:rPr>
-        <w:t>Εργ</w:t>
-      </w:r>
-      <w:proofErr w:type="spellEnd"/>
-      <w:r>
-        <w:rPr>
-          <w:b/>
-          <w:bCs/>
-        </w:rPr>
-        <w:t>ασία</w:t>
+      <w:r>
+        <w:rPr>
+          <w:b/>
+          <w:bCs/>
+        </w:rPr>
+        <w:t>Πτυχιακή Εργασία</w:t>
       </w:r>
     </w:p>
     <w:p>
@@ -627,47 +602,13 @@
                 <w:lang w:val="el-GR"/>
               </w:rPr>
             </w:pPr>
-            <w:proofErr w:type="spellStart"/>
             <w:r>
               <w:rPr>
                 <w:sz w:val="22"/>
                 <w:szCs w:val="22"/>
               </w:rPr>
-              <w:t>Ευθύμιος</w:t>
+              <w:t>Ευθύμιος Αλέπης, Καθηγητής</w:t>
             </w:r>
-            <w:proofErr w:type="spellEnd"/>
-            <w:r>
-              <w:rPr>
-                <w:sz w:val="22"/>
-                <w:szCs w:val="22"/>
-              </w:rPr>
-              <w:t xml:space="preserve"> </w:t>
-            </w:r>
-            <w:proofErr w:type="spellStart"/>
-            <w:r>
-              <w:rPr>
-                <w:sz w:val="22"/>
-                <w:szCs w:val="22"/>
-              </w:rPr>
-              <w:t>Αλέ</w:t>
-            </w:r>
-            <w:proofErr w:type="spellEnd"/>
-            <w:r>
-              <w:rPr>
-                <w:sz w:val="22"/>
-                <w:szCs w:val="22"/>
-              </w:rPr>
-              <w:t>πης, Κα</w:t>
-            </w:r>
-            <w:proofErr w:type="spellStart"/>
-            <w:r>
-              <w:rPr>
-                <w:sz w:val="22"/>
-                <w:szCs w:val="22"/>
-              </w:rPr>
-              <w:t>θηγητής</w:t>
-            </w:r>
-            <w:proofErr w:type="spellEnd"/>
           </w:p>
         </w:tc>
       </w:tr>
@@ -723,12 +664,16 @@
       <w:pPr>
         <w:rPr>
           <w:rFonts w:ascii="Calibri" w:hAnsi="Calibri" w:cs="Calibri"/>
-          <w:lang w:val="el-GR"/>
-        </w:rPr>
-      </w:pPr>
-      <w:r>
-        <w:rPr>
-          <w:rFonts w:ascii="Calibri" w:hAnsi="Calibri" w:cs="Calibri"/>
+          <w:sz w:val="22"/>
+          <w:szCs w:val="22"/>
+          <w:lang w:val="el-GR"/>
+        </w:rPr>
+      </w:pPr>
+      <w:r>
+        <w:rPr>
+          <w:rFonts w:ascii="Calibri" w:hAnsi="Calibri" w:cs="Calibri"/>
+          <w:sz w:val="22"/>
+          <w:szCs w:val="22"/>
           <w:lang w:val="el-GR"/>
         </w:rPr>
         <w:t xml:space="preserve">Απαγορεύεται η αντιγραφή, αποθήκευση και διανομή της παρούσας εργασίας, εξ ολοκλήρου ή τμήματος αυτής, για εμπορικό σκοπό.  Επιτρέπεται η ανατύπωση, αποθήκευση και διανομή για σκοπό μη κερδοσκοπικό, εκπαιδευτικής ή ερευνητικής φύσης, υπό την προϋπόθεση να αναφέρεται η πηγή προέλευσης και να διατηρείται το παρόν μήνυμα. </w:t>
@@ -738,12 +683,16 @@
       <w:pPr>
         <w:rPr>
           <w:rFonts w:ascii="Calibri" w:hAnsi="Calibri" w:cs="Calibri"/>
-          <w:lang w:val="el-GR"/>
-        </w:rPr>
-      </w:pPr>
-      <w:r>
-        <w:rPr>
-          <w:rFonts w:ascii="Calibri" w:hAnsi="Calibri" w:cs="Calibri"/>
+          <w:sz w:val="22"/>
+          <w:szCs w:val="22"/>
+          <w:lang w:val="el-GR"/>
+        </w:rPr>
+      </w:pPr>
+      <w:r>
+        <w:rPr>
+          <w:rFonts w:ascii="Calibri" w:hAnsi="Calibri" w:cs="Calibri"/>
+          <w:sz w:val="22"/>
+          <w:szCs w:val="22"/>
           <w:lang w:val="el-GR"/>
         </w:rPr>
         <w:t xml:space="preserve">Οι απόψεις και τα συμπεράσματα που περιέχονται σε αυτό το έγγραφο εκφράζουν αποκλειστικά τον συγγραφέα και δεν αντιπροσωπεύουν τις επίσημες θέσεις του Πανεπιστημίου Πειραιώς.  </w:t>
@@ -753,16 +702,28 @@
       <w:pPr>
         <w:rPr>
           <w:rFonts w:ascii="Calibri" w:hAnsi="Calibri" w:cs="Calibri"/>
-          <w:lang w:val="el-GR"/>
-        </w:rPr>
-      </w:pPr>
-      <w:r>
-        <w:rPr>
-          <w:rFonts w:ascii="Calibri" w:hAnsi="Calibri" w:cs="Calibri"/>
+          <w:sz w:val="22"/>
+          <w:szCs w:val="22"/>
+          <w:lang w:val="el-GR"/>
+        </w:rPr>
+      </w:pPr>
+      <w:r>
+        <w:rPr>
+          <w:rFonts w:ascii="Calibri" w:hAnsi="Calibri" w:cs="Calibri"/>
+          <w:sz w:val="22"/>
+          <w:szCs w:val="22"/>
           <w:lang w:val="el-GR"/>
         </w:rPr>
         <w:t>Ως συγγραφέας της παρούσας εργασίας δηλώνω πως η παρούσα εργασία δεν αποτελεί προϊόν λογοκλοπής και δεν περιέχει υλικό από μη αναφερόμενες πηγές.</w:t>
       </w:r>
+    </w:p>
+    <w:p>
+      <w:pPr>
+        <w:rPr>
+          <w:rFonts w:ascii="Calibri" w:hAnsi="Calibri" w:cs="Calibri"/>
+          <w:lang w:val="el-GR"/>
+        </w:rPr>
+      </w:pPr>
     </w:p>
     <w:p>
       <w:pPr>
@@ -1171,301 +1132,2046 @@
       <w:pPr>
         <w:rPr>
           <w:rFonts w:ascii="Calibri" w:hAnsi="Calibri" w:cs="Calibri"/>
-          <w:lang w:val="el-GR"/>
-        </w:rPr>
-      </w:pPr>
-    </w:p>
-    <w:p>
-      <w:pPr>
-        <w:rPr>
-          <w:rFonts w:ascii="Calibri" w:hAnsi="Calibri" w:cs="Calibri"/>
           <w:b/>
           <w:bCs/>
           <w:highlight w:val="red"/>
-          <w:lang w:val="el-GR"/>
-        </w:rPr>
-      </w:pPr>
-      <w:r>
-        <w:rPr>
-          <w:rFonts w:ascii="Calibri" w:hAnsi="Calibri" w:cs="Calibri"/>
-          <w:b/>
-          <w:bCs/>
-          <w:lang w:val="el-GR"/>
-        </w:rPr>
-        <w:lastRenderedPageBreak/>
-        <w:t>Περιεχόμενα</w:t>
-      </w:r>
-    </w:p>
-    <w:p>
-      <w:pPr>
-        <w:rPr>
-          <w:rFonts w:ascii="Calibri" w:hAnsi="Calibri" w:cs="Calibri"/>
-          <w:b/>
-          <w:bCs/>
-          <w:highlight w:val="red"/>
-          <w:lang w:val="el-GR"/>
-        </w:rPr>
-      </w:pPr>
-    </w:p>
-    <w:p>
-      <w:pPr>
-        <w:rPr>
-          <w:rFonts w:ascii="Calibri" w:hAnsi="Calibri" w:cs="Calibri"/>
-          <w:b/>
-          <w:bCs/>
-          <w:highlight w:val="red"/>
-          <w:lang w:val="el-GR"/>
-        </w:rPr>
-      </w:pPr>
-    </w:p>
-    <w:p>
-      <w:pPr>
-        <w:rPr>
-          <w:rFonts w:ascii="Calibri" w:hAnsi="Calibri" w:cs="Calibri"/>
-          <w:b/>
-          <w:bCs/>
-          <w:highlight w:val="red"/>
-          <w:lang w:val="el-GR"/>
-        </w:rPr>
-      </w:pPr>
-    </w:p>
-    <w:p>
-      <w:pPr>
-        <w:rPr>
-          <w:rFonts w:ascii="Calibri" w:hAnsi="Calibri" w:cs="Calibri"/>
-          <w:b/>
-          <w:bCs/>
-          <w:highlight w:val="red"/>
-          <w:lang w:val="el-GR"/>
-        </w:rPr>
-      </w:pPr>
-    </w:p>
-    <w:p>
-      <w:pPr>
-        <w:rPr>
-          <w:rFonts w:ascii="Calibri" w:hAnsi="Calibri" w:cs="Calibri"/>
-          <w:b/>
-          <w:bCs/>
-          <w:highlight w:val="red"/>
-          <w:lang w:val="el-GR"/>
-        </w:rPr>
-      </w:pPr>
-    </w:p>
-    <w:p>
-      <w:pPr>
-        <w:rPr>
-          <w:rFonts w:ascii="Calibri" w:hAnsi="Calibri" w:cs="Calibri"/>
-          <w:b/>
-          <w:bCs/>
-          <w:highlight w:val="red"/>
-          <w:lang w:val="el-GR"/>
-        </w:rPr>
-      </w:pPr>
-    </w:p>
-    <w:p>
-      <w:pPr>
-        <w:rPr>
-          <w:rFonts w:ascii="Calibri" w:hAnsi="Calibri" w:cs="Calibri"/>
-          <w:b/>
-          <w:bCs/>
-          <w:highlight w:val="red"/>
-          <w:lang w:val="el-GR"/>
-        </w:rPr>
-      </w:pPr>
-    </w:p>
-    <w:p>
-      <w:pPr>
-        <w:rPr>
-          <w:rFonts w:ascii="Calibri" w:hAnsi="Calibri" w:cs="Calibri"/>
-          <w:b/>
-          <w:bCs/>
-          <w:highlight w:val="red"/>
-          <w:lang w:val="el-GR"/>
-        </w:rPr>
-      </w:pPr>
-    </w:p>
-    <w:p>
-      <w:pPr>
-        <w:rPr>
-          <w:rFonts w:ascii="Calibri" w:hAnsi="Calibri" w:cs="Calibri"/>
-          <w:b/>
-          <w:bCs/>
-          <w:highlight w:val="red"/>
-          <w:lang w:val="el-GR"/>
-        </w:rPr>
-      </w:pPr>
-    </w:p>
-    <w:p>
-      <w:pPr>
-        <w:rPr>
-          <w:rFonts w:ascii="Calibri" w:hAnsi="Calibri" w:cs="Calibri"/>
-          <w:b/>
-          <w:bCs/>
-          <w:highlight w:val="red"/>
-          <w:lang w:val="el-GR"/>
-        </w:rPr>
-      </w:pPr>
-    </w:p>
-    <w:p>
-      <w:pPr>
-        <w:rPr>
-          <w:rFonts w:ascii="Calibri" w:hAnsi="Calibri" w:cs="Calibri"/>
-          <w:b/>
-          <w:bCs/>
-          <w:highlight w:val="red"/>
-          <w:lang w:val="el-GR"/>
-        </w:rPr>
-      </w:pPr>
-    </w:p>
-    <w:p>
-      <w:pPr>
-        <w:rPr>
-          <w:rFonts w:ascii="Calibri" w:hAnsi="Calibri" w:cs="Calibri"/>
-          <w:b/>
-          <w:bCs/>
-          <w:highlight w:val="red"/>
-          <w:lang w:val="el-GR"/>
-        </w:rPr>
-      </w:pPr>
-    </w:p>
-    <w:p>
-      <w:pPr>
-        <w:rPr>
-          <w:rFonts w:ascii="Calibri" w:hAnsi="Calibri" w:cs="Calibri"/>
-          <w:b/>
-          <w:bCs/>
-          <w:highlight w:val="red"/>
-          <w:lang w:val="el-GR"/>
-        </w:rPr>
-      </w:pPr>
-    </w:p>
-    <w:p>
-      <w:pPr>
-        <w:rPr>
-          <w:rFonts w:ascii="Calibri" w:hAnsi="Calibri" w:cs="Calibri"/>
-          <w:b/>
-          <w:bCs/>
-          <w:highlight w:val="red"/>
-          <w:lang w:val="el-GR"/>
-        </w:rPr>
-      </w:pPr>
-    </w:p>
-    <w:p>
-      <w:pPr>
-        <w:rPr>
-          <w:rFonts w:ascii="Calibri" w:hAnsi="Calibri" w:cs="Calibri"/>
-          <w:b/>
-          <w:bCs/>
-          <w:highlight w:val="red"/>
-          <w:lang w:val="el-GR"/>
-        </w:rPr>
-      </w:pPr>
-    </w:p>
-    <w:p>
-      <w:pPr>
-        <w:rPr>
-          <w:rFonts w:ascii="Calibri" w:hAnsi="Calibri" w:cs="Calibri"/>
-          <w:b/>
-          <w:bCs/>
-          <w:highlight w:val="red"/>
-          <w:lang w:val="el-GR"/>
-        </w:rPr>
-      </w:pPr>
-    </w:p>
-    <w:p>
-      <w:pPr>
-        <w:rPr>
-          <w:rFonts w:ascii="Calibri" w:hAnsi="Calibri" w:cs="Calibri"/>
-          <w:b/>
-          <w:bCs/>
-          <w:highlight w:val="red"/>
-          <w:lang w:val="el-GR"/>
-        </w:rPr>
-      </w:pPr>
-    </w:p>
-    <w:p>
-      <w:pPr>
-        <w:rPr>
-          <w:rFonts w:ascii="Calibri" w:hAnsi="Calibri" w:cs="Calibri"/>
-          <w:b/>
-          <w:bCs/>
-          <w:highlight w:val="red"/>
-          <w:lang w:val="el-GR"/>
-        </w:rPr>
-      </w:pPr>
-    </w:p>
-    <w:p>
-      <w:pPr>
-        <w:rPr>
-          <w:rFonts w:ascii="Calibri" w:hAnsi="Calibri" w:cs="Calibri"/>
-          <w:b/>
-          <w:bCs/>
-          <w:highlight w:val="red"/>
-          <w:lang w:val="el-GR"/>
-        </w:rPr>
-      </w:pPr>
-    </w:p>
-    <w:p>
-      <w:pPr>
-        <w:rPr>
-          <w:rFonts w:ascii="Calibri" w:hAnsi="Calibri" w:cs="Calibri"/>
-          <w:b/>
-          <w:bCs/>
-          <w:highlight w:val="red"/>
-          <w:lang w:val="el-GR"/>
-        </w:rPr>
-      </w:pPr>
-    </w:p>
-    <w:p>
-      <w:pPr>
-        <w:rPr>
-          <w:rFonts w:ascii="Calibri" w:hAnsi="Calibri" w:cs="Calibri"/>
-          <w:b/>
-          <w:bCs/>
-          <w:highlight w:val="red"/>
-          <w:lang w:val="el-GR"/>
-        </w:rPr>
-      </w:pPr>
-    </w:p>
-    <w:p>
-      <w:pPr>
-        <w:rPr>
-          <w:rFonts w:ascii="Calibri" w:hAnsi="Calibri" w:cs="Calibri"/>
-          <w:b/>
-          <w:bCs/>
-          <w:highlight w:val="red"/>
-          <w:lang w:val="el-GR"/>
-        </w:rPr>
-      </w:pPr>
-    </w:p>
-    <w:p>
-      <w:pPr>
-        <w:rPr>
-          <w:rFonts w:ascii="Calibri" w:hAnsi="Calibri" w:cs="Calibri"/>
-          <w:b/>
-          <w:bCs/>
-          <w:highlight w:val="red"/>
-          <w:lang w:val="el-GR"/>
-        </w:rPr>
-      </w:pPr>
-    </w:p>
-    <w:p>
-      <w:pPr>
-        <w:rPr>
-          <w:rFonts w:ascii="Calibri" w:hAnsi="Calibri" w:cs="Calibri"/>
-          <w:b/>
-          <w:bCs/>
-          <w:highlight w:val="red"/>
-          <w:lang w:val="el-GR"/>
-        </w:rPr>
-      </w:pPr>
-    </w:p>
-    <w:p>
-      <w:pPr>
-        <w:rPr>
-          <w:rFonts w:ascii="Calibri" w:hAnsi="Calibri" w:cs="Calibri"/>
-          <w:sz w:val="22"/>
-          <w:szCs w:val="22"/>
+        </w:rPr>
+      </w:pPr>
+    </w:p>
+    <w:sdt>
+      <w:sdtPr>
+        <w:id w:val="-1585754748"/>
+        <w:docPartObj>
+          <w:docPartGallery w:val="Table of Contents"/>
+          <w:docPartUnique/>
+        </w:docPartObj>
+      </w:sdtPr>
+      <w:sdtEndPr>
+        <w:rPr>
+          <w:rFonts w:eastAsiaTheme="minorEastAsia" w:cs="Times New Roman"/>
+          <w:kern w:val="0"/>
+          <w:sz w:val="22"/>
+          <w:szCs w:val="22"/>
+          <w14:ligatures w14:val="none"/>
+        </w:rPr>
+      </w:sdtEndPr>
+      <w:sdtContent>
+        <w:p>
+          <w:pPr>
+            <w:rPr>
+              <w:rFonts w:ascii="Calibri" w:hAnsi="Calibri" w:cs="Calibri"/>
+              <w:b/>
+              <w:bCs/>
+              <w:sz w:val="26"/>
+              <w:szCs w:val="26"/>
+              <w:highlight w:val="red"/>
+            </w:rPr>
+          </w:pPr>
+          <w:r>
+            <w:rPr>
+              <w:rFonts w:ascii="Calibri" w:hAnsi="Calibri" w:cs="Calibri"/>
+              <w:b/>
+              <w:bCs/>
+              <w:sz w:val="26"/>
+              <w:szCs w:val="26"/>
+              <w:lang w:val="el-GR"/>
+            </w:rPr>
+            <w:t>Περιεχόμενα</w:t>
+          </w:r>
+        </w:p>
+        <w:p>
+          <w:pPr>
+            <w:pStyle w:val="TOC1"/>
+            <w:rPr>
+              <w:rFonts w:ascii="Calibri" w:hAnsi="Calibri" w:cs="Calibri"/>
+              <w:sz w:val="20"/>
+              <w:szCs w:val="20"/>
+            </w:rPr>
+          </w:pPr>
+          <w:r>
+            <w:rPr>
+              <w:rFonts w:ascii="Calibri" w:hAnsi="Calibri" w:cs="Calibri"/>
+              <w:b/>
+              <w:bCs/>
+              <w:sz w:val="20"/>
+              <w:szCs w:val="20"/>
+              <w:lang w:val="el-GR"/>
+            </w:rPr>
+            <w:t>Εισαγωγή</w:t>
+          </w:r>
+          <w:r>
+            <w:rPr>
+              <w:rFonts w:ascii="Calibri" w:hAnsi="Calibri" w:cs="Calibri"/>
+              <w:sz w:val="20"/>
+              <w:szCs w:val="20"/>
+            </w:rPr>
+            <w:ptab w:relativeTo="margin" w:alignment="right" w:leader="dot"/>
+          </w:r>
+          <w:r>
+            <w:rPr>
+              <w:rFonts w:ascii="Calibri" w:hAnsi="Calibri" w:cs="Calibri"/>
+              <w:sz w:val="20"/>
+              <w:szCs w:val="20"/>
+              <w:lang w:val="el-GR"/>
+            </w:rPr>
+            <w:t>5</w:t>
+          </w:r>
+        </w:p>
+        <w:p>
+          <w:pPr>
+            <w:pStyle w:val="TOC2"/>
+            <w:ind w:left="216"/>
+            <w:rPr>
+              <w:rFonts w:ascii="Calibri" w:hAnsi="Calibri" w:cs="Calibri"/>
+              <w:sz w:val="20"/>
+              <w:szCs w:val="20"/>
+              <w:lang w:val="el-GR"/>
+            </w:rPr>
+          </w:pPr>
+          <w:r>
+            <w:rPr>
+              <w:rFonts w:ascii="Calibri" w:hAnsi="Calibri" w:cs="Calibri"/>
+              <w:sz w:val="20"/>
+              <w:szCs w:val="20"/>
+              <w:lang w:val="el-GR"/>
+            </w:rPr>
+            <w:t>1.1 Στόχοι Εργασίας</w:t>
+          </w:r>
+          <w:r>
+            <w:rPr>
+              <w:rFonts w:ascii="Calibri" w:hAnsi="Calibri" w:cs="Calibri"/>
+              <w:sz w:val="20"/>
+              <w:szCs w:val="20"/>
+            </w:rPr>
+            <w:ptab w:relativeTo="margin" w:alignment="right" w:leader="dot"/>
+          </w:r>
+          <w:r>
+            <w:rPr>
+              <w:rFonts w:ascii="Calibri" w:hAnsi="Calibri" w:cs="Calibri"/>
+              <w:sz w:val="20"/>
+              <w:szCs w:val="20"/>
+              <w:lang w:val="el-GR"/>
+            </w:rPr>
+            <w:t>5</w:t>
+          </w:r>
+        </w:p>
+        <w:p>
+          <w:pPr>
+            <w:pStyle w:val="TOC2"/>
+            <w:ind w:left="216"/>
+            <w:rPr>
+              <w:rFonts w:ascii="Calibri" w:hAnsi="Calibri" w:cs="Calibri"/>
+              <w:sz w:val="20"/>
+              <w:szCs w:val="20"/>
+              <w:lang w:val="el-GR"/>
+            </w:rPr>
+          </w:pPr>
+          <w:r>
+            <w:rPr>
+              <w:rFonts w:ascii="Calibri" w:hAnsi="Calibri" w:cs="Calibri"/>
+              <w:sz w:val="20"/>
+              <w:szCs w:val="20"/>
+              <w:lang w:val="el-GR"/>
+            </w:rPr>
+            <w:t>1.2 Κίνητρο και Πρόβλημα</w:t>
+          </w:r>
+          <w:r>
+            <w:rPr>
+              <w:rFonts w:ascii="Calibri" w:hAnsi="Calibri" w:cs="Calibri"/>
+              <w:sz w:val="20"/>
+              <w:szCs w:val="20"/>
+            </w:rPr>
+            <w:ptab w:relativeTo="margin" w:alignment="right" w:leader="dot"/>
+          </w:r>
+          <w:r>
+            <w:rPr>
+              <w:rFonts w:ascii="Calibri" w:hAnsi="Calibri" w:cs="Calibri"/>
+              <w:sz w:val="20"/>
+              <w:szCs w:val="20"/>
+              <w:lang w:val="el-GR"/>
+            </w:rPr>
+            <w:t>5</w:t>
+          </w:r>
+        </w:p>
+        <w:p>
+          <w:pPr>
+            <w:pStyle w:val="TOC2"/>
+            <w:ind w:left="216"/>
+            <w:rPr>
+              <w:rFonts w:ascii="Calibri" w:hAnsi="Calibri" w:cs="Calibri"/>
+              <w:sz w:val="20"/>
+              <w:szCs w:val="20"/>
+              <w:lang w:val="el-GR"/>
+            </w:rPr>
+          </w:pPr>
+          <w:r>
+            <w:rPr>
+              <w:rFonts w:ascii="Calibri" w:hAnsi="Calibri" w:cs="Calibri"/>
+              <w:sz w:val="20"/>
+              <w:szCs w:val="20"/>
+              <w:lang w:val="el-GR"/>
+            </w:rPr>
+            <w:t>1.3 Μεθοδολογία</w:t>
+          </w:r>
+          <w:r>
+            <w:rPr>
+              <w:rFonts w:ascii="Calibri" w:hAnsi="Calibri" w:cs="Calibri"/>
+              <w:sz w:val="20"/>
+              <w:szCs w:val="20"/>
+            </w:rPr>
+            <w:ptab w:relativeTo="margin" w:alignment="right" w:leader="dot"/>
+          </w:r>
+          <w:r>
+            <w:rPr>
+              <w:rFonts w:ascii="Calibri" w:hAnsi="Calibri" w:cs="Calibri"/>
+              <w:sz w:val="20"/>
+              <w:szCs w:val="20"/>
+              <w:lang w:val="el-GR"/>
+            </w:rPr>
+            <w:t>5</w:t>
+          </w:r>
+        </w:p>
+        <w:p>
+          <w:pPr>
+            <w:pStyle w:val="TOC1"/>
+            <w:rPr>
+              <w:rFonts w:ascii="Calibri" w:hAnsi="Calibri" w:cs="Calibri"/>
+              <w:sz w:val="20"/>
+              <w:szCs w:val="20"/>
+            </w:rPr>
+          </w:pPr>
+          <w:r>
+            <w:rPr>
+              <w:rFonts w:ascii="Calibri" w:hAnsi="Calibri" w:cs="Calibri"/>
+              <w:b/>
+              <w:bCs/>
+              <w:sz w:val="20"/>
+              <w:szCs w:val="20"/>
+              <w:lang w:val="el-GR"/>
+            </w:rPr>
+            <w:t>Έρευνα</w:t>
+          </w:r>
+          <w:r>
+            <w:rPr>
+              <w:rFonts w:ascii="Calibri" w:hAnsi="Calibri" w:cs="Calibri"/>
+              <w:sz w:val="20"/>
+              <w:szCs w:val="20"/>
+            </w:rPr>
+            <w:ptab w:relativeTo="margin" w:alignment="right" w:leader="dot"/>
+          </w:r>
+          <w:r>
+            <w:rPr>
+              <w:rFonts w:ascii="Calibri" w:hAnsi="Calibri" w:cs="Calibri"/>
+              <w:sz w:val="20"/>
+              <w:szCs w:val="20"/>
+              <w:lang w:val="el-GR"/>
+            </w:rPr>
+            <w:t>6</w:t>
+          </w:r>
+        </w:p>
+        <w:p>
+          <w:pPr>
+            <w:pStyle w:val="TOC2"/>
+            <w:ind w:left="216"/>
+            <w:rPr>
+              <w:rFonts w:ascii="Calibri" w:hAnsi="Calibri" w:cs="Calibri"/>
+              <w:sz w:val="20"/>
+              <w:szCs w:val="20"/>
+              <w:lang w:val="el-GR"/>
+            </w:rPr>
+          </w:pPr>
+          <w:r>
+            <w:rPr>
+              <w:rFonts w:ascii="Calibri" w:hAnsi="Calibri" w:cs="Calibri"/>
+              <w:sz w:val="20"/>
+              <w:szCs w:val="20"/>
+              <w:lang w:val="el-GR"/>
+            </w:rPr>
+            <w:t xml:space="preserve">2.1 </w:t>
+          </w:r>
+          <w:r>
+            <w:rPr>
+              <w:rFonts w:ascii="Calibri" w:hAnsi="Calibri" w:cs="Calibri"/>
+              <w:sz w:val="20"/>
+              <w:szCs w:val="20"/>
+              <w:lang w:val="el-GR"/>
+            </w:rPr>
+            <w:t>Ηλεκτρονικό Εμπόριο (E-commerce)</w:t>
+          </w:r>
+          <w:r>
+            <w:rPr>
+              <w:rFonts w:ascii="Calibri" w:hAnsi="Calibri" w:cs="Calibri"/>
+              <w:sz w:val="20"/>
+              <w:szCs w:val="20"/>
+            </w:rPr>
+            <w:ptab w:relativeTo="margin" w:alignment="right" w:leader="dot"/>
+          </w:r>
+          <w:r>
+            <w:rPr>
+              <w:rFonts w:ascii="Calibri" w:hAnsi="Calibri" w:cs="Calibri"/>
+              <w:sz w:val="20"/>
+              <w:szCs w:val="20"/>
+              <w:lang w:val="el-GR"/>
+            </w:rPr>
+            <w:t>6</w:t>
+          </w:r>
+        </w:p>
+        <w:p>
+          <w:pPr>
+            <w:pStyle w:val="TOC2"/>
+            <w:ind w:left="216"/>
+            <w:rPr>
+              <w:rFonts w:ascii="Calibri" w:hAnsi="Calibri" w:cs="Calibri"/>
+              <w:sz w:val="20"/>
+              <w:szCs w:val="20"/>
+              <w:lang w:val="el-GR"/>
+            </w:rPr>
+          </w:pPr>
+          <w:r>
+            <w:rPr>
+              <w:rFonts w:ascii="Calibri" w:hAnsi="Calibri" w:cs="Calibri"/>
+              <w:sz w:val="20"/>
+              <w:szCs w:val="20"/>
+              <w:lang w:val="el-GR"/>
+            </w:rPr>
+            <w:t xml:space="preserve">2.2 </w:t>
+          </w:r>
+          <w:r>
+            <w:rPr>
+              <w:rFonts w:ascii="Calibri" w:hAnsi="Calibri" w:cs="Calibri"/>
+              <w:sz w:val="20"/>
+              <w:szCs w:val="20"/>
+              <w:lang w:val="el-GR"/>
+            </w:rPr>
+            <w:t>Χαρακτηριστικά Συστημάτων E-commerce</w:t>
+          </w:r>
+          <w:r>
+            <w:rPr>
+              <w:rFonts w:ascii="Calibri" w:hAnsi="Calibri" w:cs="Calibri"/>
+              <w:sz w:val="20"/>
+              <w:szCs w:val="20"/>
+            </w:rPr>
+            <w:ptab w:relativeTo="margin" w:alignment="right" w:leader="dot"/>
+          </w:r>
+          <w:r>
+            <w:rPr>
+              <w:rFonts w:ascii="Calibri" w:hAnsi="Calibri" w:cs="Calibri"/>
+              <w:sz w:val="20"/>
+              <w:szCs w:val="20"/>
+              <w:lang w:val="el-GR"/>
+            </w:rPr>
+            <w:t>6</w:t>
+          </w:r>
+        </w:p>
+        <w:p>
+          <w:pPr>
+            <w:pStyle w:val="TOC2"/>
+            <w:ind w:left="216"/>
+            <w:rPr>
+              <w:rFonts w:ascii="Calibri" w:hAnsi="Calibri" w:cs="Calibri"/>
+              <w:sz w:val="20"/>
+              <w:szCs w:val="20"/>
+              <w:lang w:val="el-GR"/>
+            </w:rPr>
+          </w:pPr>
+          <w:r>
+            <w:rPr>
+              <w:rFonts w:ascii="Calibri" w:hAnsi="Calibri" w:cs="Calibri"/>
+              <w:sz w:val="20"/>
+              <w:szCs w:val="20"/>
+              <w:lang w:val="el-GR"/>
+            </w:rPr>
+            <w:t xml:space="preserve">2.3 </w:t>
+          </w:r>
+          <w:r>
+            <w:rPr>
+              <w:rFonts w:ascii="Calibri" w:hAnsi="Calibri" w:cs="Calibri"/>
+              <w:sz w:val="20"/>
+              <w:szCs w:val="20"/>
+              <w:lang w:val="el-GR"/>
+            </w:rPr>
+            <w:t>Υπάρχουσες λύσεις</w:t>
+          </w:r>
+          <w:r>
+            <w:rPr>
+              <w:rFonts w:ascii="Calibri" w:hAnsi="Calibri" w:cs="Calibri"/>
+              <w:sz w:val="20"/>
+              <w:szCs w:val="20"/>
+            </w:rPr>
+            <w:ptab w:relativeTo="margin" w:alignment="right" w:leader="dot"/>
+          </w:r>
+          <w:r>
+            <w:rPr>
+              <w:rFonts w:ascii="Calibri" w:hAnsi="Calibri" w:cs="Calibri"/>
+              <w:sz w:val="20"/>
+              <w:szCs w:val="20"/>
+              <w:lang w:val="el-GR"/>
+            </w:rPr>
+            <w:t>6</w:t>
+          </w:r>
+        </w:p>
+        <w:p>
+          <w:pPr>
+            <w:pStyle w:val="TOC2"/>
+            <w:ind w:left="216"/>
+            <w:rPr>
+              <w:rFonts w:ascii="Calibri" w:hAnsi="Calibri" w:cs="Calibri"/>
+              <w:sz w:val="20"/>
+              <w:szCs w:val="20"/>
+              <w:lang w:val="el-GR"/>
+            </w:rPr>
+          </w:pPr>
+          <w:r>
+            <w:rPr>
+              <w:rFonts w:ascii="Calibri" w:hAnsi="Calibri" w:cs="Calibri"/>
+              <w:sz w:val="20"/>
+              <w:szCs w:val="20"/>
+              <w:lang w:val="el-GR"/>
+            </w:rPr>
+            <w:t xml:space="preserve">2.4 </w:t>
+          </w:r>
+          <w:r>
+            <w:rPr>
+              <w:rFonts w:ascii="Calibri" w:hAnsi="Calibri" w:cs="Calibri"/>
+              <w:sz w:val="20"/>
+              <w:szCs w:val="20"/>
+              <w:lang w:val="el-GR"/>
+            </w:rPr>
+            <w:t>Web Development</w:t>
+          </w:r>
+          <w:r>
+            <w:rPr>
+              <w:rFonts w:ascii="Calibri" w:hAnsi="Calibri" w:cs="Calibri"/>
+              <w:sz w:val="20"/>
+              <w:szCs w:val="20"/>
+            </w:rPr>
+            <w:ptab w:relativeTo="margin" w:alignment="right" w:leader="dot"/>
+          </w:r>
+          <w:r>
+            <w:rPr>
+              <w:rFonts w:ascii="Calibri" w:hAnsi="Calibri" w:cs="Calibri"/>
+              <w:sz w:val="20"/>
+              <w:szCs w:val="20"/>
+              <w:lang w:val="el-GR"/>
+            </w:rPr>
+            <w:t>7</w:t>
+          </w:r>
+        </w:p>
+        <w:p>
+          <w:pPr>
+            <w:pStyle w:val="TOC1"/>
+            <w:rPr>
+              <w:rFonts w:ascii="Calibri" w:hAnsi="Calibri" w:cs="Calibri"/>
+              <w:sz w:val="20"/>
+              <w:szCs w:val="20"/>
+              <w:lang w:val="el-GR"/>
+            </w:rPr>
+          </w:pPr>
+          <w:r>
+            <w:rPr>
+              <w:rFonts w:ascii="Calibri" w:hAnsi="Calibri" w:cs="Calibri"/>
+              <w:b/>
+              <w:bCs/>
+              <w:sz w:val="20"/>
+              <w:szCs w:val="20"/>
+            </w:rPr>
+            <w:t>Web Application</w:t>
+          </w:r>
+          <w:r>
+            <w:rPr>
+              <w:rFonts w:ascii="Calibri" w:hAnsi="Calibri" w:cs="Calibri"/>
+              <w:sz w:val="20"/>
+              <w:szCs w:val="20"/>
+            </w:rPr>
+            <w:ptab w:relativeTo="margin" w:alignment="right" w:leader="dot"/>
+          </w:r>
+          <w:r>
+            <w:rPr>
+              <w:rFonts w:ascii="Calibri" w:hAnsi="Calibri" w:cs="Calibri"/>
+              <w:sz w:val="20"/>
+              <w:szCs w:val="20"/>
+              <w:lang w:val="el-GR"/>
+            </w:rPr>
+            <w:t>7</w:t>
+          </w:r>
+        </w:p>
+        <w:p>
+          <w:pPr>
+            <w:pStyle w:val="TOC1"/>
+            <w:numPr>
+              <w:ilvl w:val="0"/>
+              <w:numId w:val="0"/>
+            </w:numPr>
+            <w:ind w:left="360"/>
+            <w:rPr>
+              <w:rFonts w:ascii="Calibri" w:hAnsi="Calibri" w:cs="Calibri"/>
+              <w:sz w:val="20"/>
+              <w:szCs w:val="20"/>
+              <w:lang w:val="el-GR"/>
+            </w:rPr>
+          </w:pPr>
+          <w:r>
+            <w:rPr>
+              <w:rFonts w:ascii="Calibri" w:hAnsi="Calibri" w:cs="Calibri"/>
+              <w:sz w:val="20"/>
+              <w:szCs w:val="20"/>
+            </w:rPr>
+            <w:t>3</w:t>
+          </w:r>
+          <w:r>
+            <w:rPr>
+              <w:rFonts w:ascii="Calibri" w:hAnsi="Calibri" w:cs="Calibri"/>
+              <w:sz w:val="20"/>
+              <w:szCs w:val="20"/>
+              <w:lang w:val="el-GR"/>
+            </w:rPr>
+            <w:t>.</w:t>
+          </w:r>
+          <w:r>
+            <w:rPr>
+              <w:rFonts w:ascii="Calibri" w:hAnsi="Calibri" w:cs="Calibri"/>
+              <w:sz w:val="20"/>
+              <w:szCs w:val="20"/>
+            </w:rPr>
+            <w:t>1</w:t>
+          </w:r>
+          <w:r>
+            <w:rPr>
+              <w:rFonts w:ascii="Calibri" w:hAnsi="Calibri" w:cs="Calibri"/>
+              <w:sz w:val="20"/>
+              <w:szCs w:val="20"/>
+              <w:lang w:val="el-GR"/>
+            </w:rPr>
+            <w:t xml:space="preserve"> </w:t>
+          </w:r>
+          <w:r>
+            <w:rPr>
+              <w:rFonts w:ascii="Calibri" w:hAnsi="Calibri" w:cs="Calibri"/>
+              <w:sz w:val="20"/>
+              <w:szCs w:val="20"/>
+              <w:lang w:val="el-GR"/>
+            </w:rPr>
+            <w:t>Τεχνική Περιγραφή</w:t>
+          </w:r>
+          <w:r>
+            <w:rPr>
+              <w:rFonts w:ascii="Calibri" w:hAnsi="Calibri" w:cs="Calibri"/>
+              <w:sz w:val="20"/>
+              <w:szCs w:val="20"/>
+            </w:rPr>
+            <w:ptab w:relativeTo="margin" w:alignment="right" w:leader="dot"/>
+          </w:r>
+          <w:r>
+            <w:rPr>
+              <w:rFonts w:ascii="Calibri" w:hAnsi="Calibri" w:cs="Calibri"/>
+              <w:sz w:val="20"/>
+              <w:szCs w:val="20"/>
+              <w:lang w:val="el-GR"/>
+            </w:rPr>
+            <w:t>7</w:t>
+          </w:r>
+        </w:p>
+        <w:p>
+          <w:pPr>
+            <w:ind w:left="720"/>
+            <w:rPr>
+              <w:rFonts w:ascii="Calibri" w:hAnsi="Calibri" w:cs="Calibri"/>
+              <w:sz w:val="20"/>
+              <w:szCs w:val="20"/>
+            </w:rPr>
+          </w:pPr>
+          <w:r>
+            <w:rPr>
+              <w:rFonts w:ascii="Calibri" w:hAnsi="Calibri" w:cs="Calibri"/>
+              <w:sz w:val="20"/>
+              <w:szCs w:val="20"/>
+            </w:rPr>
+            <w:t xml:space="preserve">3.1.1 </w:t>
+          </w:r>
+          <w:r>
+            <w:rPr>
+              <w:rFonts w:ascii="Calibri" w:hAnsi="Calibri" w:cs="Calibri"/>
+              <w:sz w:val="20"/>
+              <w:szCs w:val="20"/>
+            </w:rPr>
+            <w:t>Frontend Structure (Angular)</w:t>
+          </w:r>
+          <w:r>
+            <w:rPr>
+              <w:rFonts w:ascii="Calibri" w:hAnsi="Calibri" w:cs="Calibri"/>
+              <w:sz w:val="20"/>
+              <w:szCs w:val="20"/>
+            </w:rPr>
+            <w:ptab w:relativeTo="margin" w:alignment="right" w:leader="dot"/>
+          </w:r>
+          <w:r>
+            <w:rPr>
+              <w:rFonts w:ascii="Calibri" w:hAnsi="Calibri" w:cs="Calibri"/>
+              <w:sz w:val="20"/>
+              <w:szCs w:val="20"/>
+            </w:rPr>
+            <w:t>8</w:t>
+          </w:r>
+          <w:r>
+            <w:rPr>
+              <w:rFonts w:ascii="Calibri" w:hAnsi="Calibri" w:cs="Calibri"/>
+              <w:sz w:val="20"/>
+              <w:szCs w:val="20"/>
+            </w:rPr>
+            <w:br/>
+          </w:r>
+          <w:r>
+            <w:rPr>
+              <w:rFonts w:ascii="Calibri" w:hAnsi="Calibri" w:cs="Calibri"/>
+              <w:sz w:val="20"/>
+              <w:szCs w:val="20"/>
+            </w:rPr>
+            <w:t>3.1.</w:t>
+          </w:r>
+          <w:r>
+            <w:rPr>
+              <w:rFonts w:ascii="Calibri" w:hAnsi="Calibri" w:cs="Calibri"/>
+              <w:sz w:val="20"/>
+              <w:szCs w:val="20"/>
+            </w:rPr>
+            <w:t>2</w:t>
+          </w:r>
+          <w:r>
+            <w:rPr>
+              <w:rFonts w:ascii="Calibri" w:hAnsi="Calibri" w:cs="Calibri"/>
+              <w:sz w:val="20"/>
+              <w:szCs w:val="20"/>
+            </w:rPr>
+            <w:t xml:space="preserve"> </w:t>
+          </w:r>
+          <w:r>
+            <w:rPr>
+              <w:rFonts w:ascii="Calibri" w:hAnsi="Calibri" w:cs="Calibri"/>
+              <w:sz w:val="20"/>
+              <w:szCs w:val="20"/>
+            </w:rPr>
+            <w:t>Backend Structure</w:t>
+          </w:r>
+          <w:r>
+            <w:rPr>
+              <w:rFonts w:ascii="Calibri" w:hAnsi="Calibri" w:cs="Calibri"/>
+              <w:sz w:val="20"/>
+              <w:szCs w:val="20"/>
+            </w:rPr>
+            <w:t xml:space="preserve"> (</w:t>
+          </w:r>
+          <w:r>
+            <w:rPr>
+              <w:rFonts w:ascii="Calibri" w:hAnsi="Calibri" w:cs="Calibri"/>
+              <w:sz w:val="20"/>
+              <w:szCs w:val="20"/>
+            </w:rPr>
+            <w:t>Node.js + Express</w:t>
+          </w:r>
+          <w:r>
+            <w:rPr>
+              <w:rFonts w:ascii="Calibri" w:hAnsi="Calibri" w:cs="Calibri"/>
+              <w:sz w:val="20"/>
+              <w:szCs w:val="20"/>
+            </w:rPr>
+            <w:t>)</w:t>
+          </w:r>
+          <w:r>
+            <w:rPr>
+              <w:rFonts w:ascii="Calibri" w:hAnsi="Calibri" w:cs="Calibri"/>
+              <w:sz w:val="20"/>
+              <w:szCs w:val="20"/>
+            </w:rPr>
+            <w:ptab w:relativeTo="margin" w:alignment="right" w:leader="dot"/>
+          </w:r>
+          <w:r>
+            <w:rPr>
+              <w:rFonts w:ascii="Calibri" w:hAnsi="Calibri" w:cs="Calibri"/>
+              <w:sz w:val="20"/>
+              <w:szCs w:val="20"/>
+            </w:rPr>
+            <w:t>9</w:t>
+          </w:r>
+        </w:p>
+        <w:p>
+          <w:pPr>
+            <w:pStyle w:val="TOC1"/>
+            <w:numPr>
+              <w:ilvl w:val="0"/>
+              <w:numId w:val="0"/>
+            </w:numPr>
+            <w:ind w:left="360"/>
+            <w:rPr>
+              <w:rFonts w:ascii="Calibri" w:hAnsi="Calibri" w:cs="Calibri"/>
+              <w:sz w:val="20"/>
+              <w:szCs w:val="20"/>
+              <w:lang w:val="el-GR"/>
+            </w:rPr>
+          </w:pPr>
+          <w:r>
+            <w:rPr>
+              <w:rFonts w:ascii="Calibri" w:hAnsi="Calibri" w:cs="Calibri"/>
+              <w:sz w:val="20"/>
+              <w:szCs w:val="20"/>
+              <w:lang w:val="el-GR"/>
+            </w:rPr>
+            <w:t>3</w:t>
+          </w:r>
+          <w:r>
+            <w:rPr>
+              <w:rFonts w:ascii="Calibri" w:hAnsi="Calibri" w:cs="Calibri"/>
+              <w:sz w:val="20"/>
+              <w:szCs w:val="20"/>
+              <w:lang w:val="el-GR"/>
+            </w:rPr>
+            <w:t>.</w:t>
+          </w:r>
+          <w:r>
+            <w:rPr>
+              <w:rFonts w:ascii="Calibri" w:hAnsi="Calibri" w:cs="Calibri"/>
+              <w:sz w:val="20"/>
+              <w:szCs w:val="20"/>
+              <w:lang w:val="el-GR"/>
+            </w:rPr>
+            <w:t>2</w:t>
+          </w:r>
+          <w:r>
+            <w:rPr>
+              <w:rFonts w:ascii="Calibri" w:hAnsi="Calibri" w:cs="Calibri"/>
+              <w:sz w:val="20"/>
+              <w:szCs w:val="20"/>
+              <w:lang w:val="el-GR"/>
+            </w:rPr>
+            <w:t xml:space="preserve"> </w:t>
+          </w:r>
+          <w:r>
+            <w:rPr>
+              <w:rFonts w:ascii="Calibri" w:hAnsi="Calibri" w:cs="Calibri"/>
+              <w:sz w:val="20"/>
+              <w:szCs w:val="20"/>
+              <w:lang w:val="el-GR"/>
+            </w:rPr>
+            <w:t>Λειτουργίες</w:t>
+          </w:r>
+          <w:r>
+            <w:rPr>
+              <w:rFonts w:ascii="Calibri" w:hAnsi="Calibri" w:cs="Calibri"/>
+              <w:sz w:val="20"/>
+              <w:szCs w:val="20"/>
+            </w:rPr>
+            <w:ptab w:relativeTo="margin" w:alignment="right" w:leader="dot"/>
+          </w:r>
+          <w:r>
+            <w:rPr>
+              <w:rFonts w:ascii="Calibri" w:hAnsi="Calibri" w:cs="Calibri"/>
+              <w:sz w:val="20"/>
+              <w:szCs w:val="20"/>
+              <w:lang w:val="el-GR"/>
+            </w:rPr>
+            <w:t>1</w:t>
+          </w:r>
+          <w:r>
+            <w:rPr>
+              <w:rFonts w:ascii="Calibri" w:hAnsi="Calibri" w:cs="Calibri"/>
+              <w:sz w:val="20"/>
+              <w:szCs w:val="20"/>
+              <w:lang w:val="el-GR"/>
+            </w:rPr>
+            <w:t>2</w:t>
+          </w:r>
+        </w:p>
+        <w:p>
+          <w:pPr>
+            <w:pStyle w:val="TOC1"/>
+            <w:numPr>
+              <w:ilvl w:val="0"/>
+              <w:numId w:val="0"/>
+            </w:numPr>
+            <w:ind w:left="360"/>
+            <w:rPr>
+              <w:rFonts w:ascii="Calibri" w:hAnsi="Calibri" w:cs="Calibri"/>
+              <w:sz w:val="20"/>
+              <w:szCs w:val="20"/>
+              <w:lang w:val="el-GR"/>
+            </w:rPr>
+          </w:pPr>
+          <w:r>
+            <w:rPr>
+              <w:rFonts w:ascii="Calibri" w:hAnsi="Calibri" w:cs="Calibri"/>
+              <w:sz w:val="20"/>
+              <w:szCs w:val="20"/>
+              <w:lang w:val="el-GR"/>
+            </w:rPr>
+            <w:t>3</w:t>
+          </w:r>
+          <w:r>
+            <w:rPr>
+              <w:rFonts w:ascii="Calibri" w:hAnsi="Calibri" w:cs="Calibri"/>
+              <w:sz w:val="20"/>
+              <w:szCs w:val="20"/>
+              <w:lang w:val="el-GR"/>
+            </w:rPr>
+            <w:t>.</w:t>
+          </w:r>
+          <w:r>
+            <w:rPr>
+              <w:rFonts w:ascii="Calibri" w:hAnsi="Calibri" w:cs="Calibri"/>
+              <w:sz w:val="20"/>
+              <w:szCs w:val="20"/>
+              <w:lang w:val="el-GR"/>
+            </w:rPr>
+            <w:t>3</w:t>
+          </w:r>
+          <w:r>
+            <w:rPr>
+              <w:rFonts w:ascii="Calibri" w:hAnsi="Calibri" w:cs="Calibri"/>
+              <w:sz w:val="20"/>
+              <w:szCs w:val="20"/>
+              <w:lang w:val="el-GR"/>
+            </w:rPr>
+            <w:t xml:space="preserve"> </w:t>
+          </w:r>
+          <w:r>
+            <w:rPr>
+              <w:rFonts w:ascii="Calibri" w:hAnsi="Calibri" w:cs="Calibri"/>
+              <w:sz w:val="20"/>
+              <w:szCs w:val="20"/>
+              <w:lang w:val="el-GR"/>
+            </w:rPr>
+            <w:t>Δομή Βάσης Δεδομένων</w:t>
+          </w:r>
+          <w:r>
+            <w:rPr>
+              <w:rFonts w:ascii="Calibri" w:hAnsi="Calibri" w:cs="Calibri"/>
+              <w:sz w:val="20"/>
+              <w:szCs w:val="20"/>
+            </w:rPr>
+            <w:ptab w:relativeTo="margin" w:alignment="right" w:leader="dot"/>
+          </w:r>
+          <w:r>
+            <w:rPr>
+              <w:rFonts w:ascii="Calibri" w:hAnsi="Calibri" w:cs="Calibri"/>
+              <w:sz w:val="20"/>
+              <w:szCs w:val="20"/>
+              <w:lang w:val="el-GR"/>
+            </w:rPr>
+            <w:t>1</w:t>
+          </w:r>
+          <w:r>
+            <w:rPr>
+              <w:rFonts w:ascii="Calibri" w:hAnsi="Calibri" w:cs="Calibri"/>
+              <w:sz w:val="20"/>
+              <w:szCs w:val="20"/>
+              <w:lang w:val="el-GR"/>
+            </w:rPr>
+            <w:t>3</w:t>
+          </w:r>
+        </w:p>
+        <w:p>
+          <w:pPr>
+            <w:ind w:left="720"/>
+            <w:rPr>
+              <w:rFonts w:ascii="Calibri" w:hAnsi="Calibri" w:cs="Calibri"/>
+              <w:sz w:val="20"/>
+              <w:szCs w:val="20"/>
+              <w:lang w:val="el-GR"/>
+            </w:rPr>
+          </w:pPr>
+          <w:r>
+            <w:rPr>
+              <w:rFonts w:ascii="Calibri" w:hAnsi="Calibri" w:cs="Calibri"/>
+              <w:sz w:val="20"/>
+              <w:szCs w:val="20"/>
+              <w:lang w:val="el-GR"/>
+            </w:rPr>
+            <w:t>3.</w:t>
+          </w:r>
+          <w:r>
+            <w:rPr>
+              <w:rFonts w:ascii="Calibri" w:hAnsi="Calibri" w:cs="Calibri"/>
+              <w:sz w:val="20"/>
+              <w:szCs w:val="20"/>
+              <w:lang w:val="el-GR"/>
+            </w:rPr>
+            <w:t>3</w:t>
+          </w:r>
+          <w:r>
+            <w:rPr>
+              <w:rFonts w:ascii="Calibri" w:hAnsi="Calibri" w:cs="Calibri"/>
+              <w:sz w:val="20"/>
+              <w:szCs w:val="20"/>
+              <w:lang w:val="el-GR"/>
+            </w:rPr>
+            <w:t xml:space="preserve">.1 </w:t>
+          </w:r>
+          <w:r>
+            <w:rPr>
+              <w:rFonts w:ascii="Calibri" w:hAnsi="Calibri" w:cs="Calibri"/>
+              <w:sz w:val="20"/>
+              <w:szCs w:val="20"/>
+              <w:lang w:val="el-GR"/>
+            </w:rPr>
+            <w:t xml:space="preserve">Συλλογή </w:t>
+          </w:r>
+          <w:r>
+            <w:rPr>
+              <w:rFonts w:ascii="Calibri" w:hAnsi="Calibri" w:cs="Calibri"/>
+              <w:sz w:val="20"/>
+              <w:szCs w:val="20"/>
+            </w:rPr>
+            <w:t>Users</w:t>
+          </w:r>
+          <w:r>
+            <w:rPr>
+              <w:rFonts w:ascii="Calibri" w:hAnsi="Calibri" w:cs="Calibri"/>
+              <w:sz w:val="20"/>
+              <w:szCs w:val="20"/>
+            </w:rPr>
+            <w:ptab w:relativeTo="margin" w:alignment="right" w:leader="dot"/>
+          </w:r>
+          <w:r>
+            <w:rPr>
+              <w:rFonts w:ascii="Calibri" w:hAnsi="Calibri" w:cs="Calibri"/>
+              <w:sz w:val="20"/>
+              <w:szCs w:val="20"/>
+              <w:lang w:val="el-GR"/>
+            </w:rPr>
+            <w:t>1</w:t>
+          </w:r>
+          <w:r>
+            <w:rPr>
+              <w:rFonts w:ascii="Calibri" w:hAnsi="Calibri" w:cs="Calibri"/>
+              <w:sz w:val="20"/>
+              <w:szCs w:val="20"/>
+              <w:lang w:val="el-GR"/>
+            </w:rPr>
+            <w:t>3</w:t>
+          </w:r>
+          <w:r>
+            <w:rPr>
+              <w:rFonts w:ascii="Calibri" w:hAnsi="Calibri" w:cs="Calibri"/>
+              <w:sz w:val="20"/>
+              <w:szCs w:val="20"/>
+              <w:lang w:val="el-GR"/>
+            </w:rPr>
+            <w:br/>
+            <w:t>3.</w:t>
+          </w:r>
+          <w:r>
+            <w:rPr>
+              <w:rFonts w:ascii="Calibri" w:hAnsi="Calibri" w:cs="Calibri"/>
+              <w:sz w:val="20"/>
+              <w:szCs w:val="20"/>
+              <w:lang w:val="el-GR"/>
+            </w:rPr>
+            <w:t>3</w:t>
+          </w:r>
+          <w:r>
+            <w:rPr>
+              <w:rFonts w:ascii="Calibri" w:hAnsi="Calibri" w:cs="Calibri"/>
+              <w:sz w:val="20"/>
+              <w:szCs w:val="20"/>
+              <w:lang w:val="el-GR"/>
+            </w:rPr>
+            <w:t xml:space="preserve">.2 </w:t>
+          </w:r>
+          <w:r>
+            <w:rPr>
+              <w:rFonts w:ascii="Calibri" w:hAnsi="Calibri" w:cs="Calibri"/>
+              <w:sz w:val="20"/>
+              <w:szCs w:val="20"/>
+              <w:lang w:val="el-GR"/>
+            </w:rPr>
+            <w:t xml:space="preserve">Συλλογή </w:t>
+          </w:r>
+          <w:r>
+            <w:rPr>
+              <w:rFonts w:ascii="Calibri" w:hAnsi="Calibri" w:cs="Calibri"/>
+              <w:sz w:val="20"/>
+              <w:szCs w:val="20"/>
+            </w:rPr>
+            <w:t>Items</w:t>
+          </w:r>
+          <w:r>
+            <w:rPr>
+              <w:rFonts w:ascii="Calibri" w:hAnsi="Calibri" w:cs="Calibri"/>
+              <w:sz w:val="20"/>
+              <w:szCs w:val="20"/>
+            </w:rPr>
+            <w:ptab w:relativeTo="margin" w:alignment="right" w:leader="dot"/>
+          </w:r>
+          <w:r>
+            <w:rPr>
+              <w:rFonts w:ascii="Calibri" w:hAnsi="Calibri" w:cs="Calibri"/>
+              <w:sz w:val="20"/>
+              <w:szCs w:val="20"/>
+              <w:lang w:val="el-GR"/>
+            </w:rPr>
+            <w:t>1</w:t>
+          </w:r>
+          <w:r>
+            <w:rPr>
+              <w:rFonts w:ascii="Calibri" w:hAnsi="Calibri" w:cs="Calibri"/>
+              <w:sz w:val="20"/>
+              <w:szCs w:val="20"/>
+              <w:lang w:val="el-GR"/>
+            </w:rPr>
+            <w:t>3</w:t>
+          </w:r>
+          <w:r>
+            <w:rPr>
+              <w:rFonts w:ascii="Calibri" w:hAnsi="Calibri" w:cs="Calibri"/>
+              <w:sz w:val="20"/>
+              <w:szCs w:val="20"/>
+              <w:lang w:val="el-GR"/>
+            </w:rPr>
+            <w:br/>
+          </w:r>
+          <w:r>
+            <w:rPr>
+              <w:rFonts w:ascii="Calibri" w:hAnsi="Calibri" w:cs="Calibri"/>
+              <w:sz w:val="20"/>
+              <w:szCs w:val="20"/>
+              <w:lang w:val="el-GR"/>
+            </w:rPr>
+            <w:t>3.</w:t>
+          </w:r>
+          <w:r>
+            <w:rPr>
+              <w:rFonts w:ascii="Calibri" w:hAnsi="Calibri" w:cs="Calibri"/>
+              <w:sz w:val="20"/>
+              <w:szCs w:val="20"/>
+              <w:lang w:val="el-GR"/>
+            </w:rPr>
+            <w:t>3</w:t>
+          </w:r>
+          <w:r>
+            <w:rPr>
+              <w:rFonts w:ascii="Calibri" w:hAnsi="Calibri" w:cs="Calibri"/>
+              <w:sz w:val="20"/>
+              <w:szCs w:val="20"/>
+              <w:lang w:val="el-GR"/>
+            </w:rPr>
+            <w:t>.</w:t>
+          </w:r>
+          <w:r>
+            <w:rPr>
+              <w:rFonts w:ascii="Calibri" w:hAnsi="Calibri" w:cs="Calibri"/>
+              <w:sz w:val="20"/>
+              <w:szCs w:val="20"/>
+              <w:lang w:val="el-GR"/>
+            </w:rPr>
+            <w:t>3</w:t>
+          </w:r>
+          <w:r>
+            <w:rPr>
+              <w:rFonts w:ascii="Calibri" w:hAnsi="Calibri" w:cs="Calibri"/>
+              <w:sz w:val="20"/>
+              <w:szCs w:val="20"/>
+              <w:lang w:val="el-GR"/>
+            </w:rPr>
+            <w:t xml:space="preserve"> </w:t>
+          </w:r>
+          <w:r>
+            <w:rPr>
+              <w:rFonts w:ascii="Calibri" w:hAnsi="Calibri" w:cs="Calibri"/>
+              <w:sz w:val="20"/>
+              <w:szCs w:val="20"/>
+              <w:lang w:val="el-GR"/>
+            </w:rPr>
+            <w:t xml:space="preserve">Συλλογή </w:t>
+          </w:r>
+          <w:r>
+            <w:rPr>
+              <w:rFonts w:ascii="Calibri" w:hAnsi="Calibri" w:cs="Calibri"/>
+              <w:sz w:val="20"/>
+              <w:szCs w:val="20"/>
+            </w:rPr>
+            <w:t>Orders</w:t>
+          </w:r>
+          <w:r>
+            <w:rPr>
+              <w:rFonts w:ascii="Calibri" w:hAnsi="Calibri" w:cs="Calibri"/>
+              <w:sz w:val="20"/>
+              <w:szCs w:val="20"/>
+            </w:rPr>
+            <w:ptab w:relativeTo="margin" w:alignment="right" w:leader="dot"/>
+          </w:r>
+          <w:r>
+            <w:rPr>
+              <w:rFonts w:ascii="Calibri" w:hAnsi="Calibri" w:cs="Calibri"/>
+              <w:sz w:val="20"/>
+              <w:szCs w:val="20"/>
+              <w:lang w:val="el-GR"/>
+            </w:rPr>
+            <w:t>1</w:t>
+          </w:r>
+          <w:r>
+            <w:rPr>
+              <w:rFonts w:ascii="Calibri" w:hAnsi="Calibri" w:cs="Calibri"/>
+              <w:sz w:val="20"/>
+              <w:szCs w:val="20"/>
+              <w:lang w:val="el-GR"/>
+            </w:rPr>
+            <w:t>4</w:t>
+          </w:r>
+          <w:r>
+            <w:rPr>
+              <w:rFonts w:ascii="Calibri" w:hAnsi="Calibri" w:cs="Calibri"/>
+              <w:sz w:val="20"/>
+              <w:szCs w:val="20"/>
+              <w:lang w:val="el-GR"/>
+            </w:rPr>
+            <w:br/>
+            <w:t>3.</w:t>
+          </w:r>
+          <w:r>
+            <w:rPr>
+              <w:rFonts w:ascii="Calibri" w:hAnsi="Calibri" w:cs="Calibri"/>
+              <w:sz w:val="20"/>
+              <w:szCs w:val="20"/>
+              <w:lang w:val="el-GR"/>
+            </w:rPr>
+            <w:t>3</w:t>
+          </w:r>
+          <w:r>
+            <w:rPr>
+              <w:rFonts w:ascii="Calibri" w:hAnsi="Calibri" w:cs="Calibri"/>
+              <w:sz w:val="20"/>
+              <w:szCs w:val="20"/>
+              <w:lang w:val="el-GR"/>
+            </w:rPr>
+            <w:t>.</w:t>
+          </w:r>
+          <w:r>
+            <w:rPr>
+              <w:rFonts w:ascii="Calibri" w:hAnsi="Calibri" w:cs="Calibri"/>
+              <w:sz w:val="20"/>
+              <w:szCs w:val="20"/>
+              <w:lang w:val="el-GR"/>
+            </w:rPr>
+            <w:t>4</w:t>
+          </w:r>
+          <w:r>
+            <w:rPr>
+              <w:rFonts w:ascii="Calibri" w:hAnsi="Calibri" w:cs="Calibri"/>
+              <w:sz w:val="20"/>
+              <w:szCs w:val="20"/>
+              <w:lang w:val="el-GR"/>
+            </w:rPr>
+            <w:t xml:space="preserve"> </w:t>
+          </w:r>
+          <w:r>
+            <w:rPr>
+              <w:rFonts w:ascii="Calibri" w:hAnsi="Calibri" w:cs="Calibri"/>
+              <w:sz w:val="20"/>
+              <w:szCs w:val="20"/>
+              <w:lang w:val="el-GR"/>
+            </w:rPr>
+            <w:t>Σχέσεις</w:t>
+          </w:r>
+          <w:r>
+            <w:rPr>
+              <w:rFonts w:ascii="Calibri" w:hAnsi="Calibri" w:cs="Calibri"/>
+              <w:sz w:val="20"/>
+              <w:szCs w:val="20"/>
+            </w:rPr>
+            <w:ptab w:relativeTo="margin" w:alignment="right" w:leader="dot"/>
+          </w:r>
+          <w:r>
+            <w:rPr>
+              <w:rFonts w:ascii="Calibri" w:hAnsi="Calibri" w:cs="Calibri"/>
+              <w:sz w:val="20"/>
+              <w:szCs w:val="20"/>
+              <w:lang w:val="el-GR"/>
+            </w:rPr>
+            <w:t>1</w:t>
+          </w:r>
+          <w:r>
+            <w:rPr>
+              <w:rFonts w:ascii="Calibri" w:hAnsi="Calibri" w:cs="Calibri"/>
+              <w:sz w:val="20"/>
+              <w:szCs w:val="20"/>
+              <w:lang w:val="el-GR"/>
+            </w:rPr>
+            <w:t>4</w:t>
+          </w:r>
+        </w:p>
+        <w:p>
+          <w:pPr>
+            <w:pStyle w:val="TOC1"/>
+            <w:rPr>
+              <w:rFonts w:ascii="Calibri" w:hAnsi="Calibri" w:cs="Calibri"/>
+              <w:sz w:val="20"/>
+              <w:szCs w:val="20"/>
+              <w:lang w:val="el-GR"/>
+            </w:rPr>
+          </w:pPr>
+          <w:r>
+            <w:rPr>
+              <w:rFonts w:ascii="Calibri" w:hAnsi="Calibri" w:cs="Calibri"/>
+              <w:b/>
+              <w:bCs/>
+              <w:sz w:val="20"/>
+              <w:szCs w:val="20"/>
+              <w:lang w:val="el-GR"/>
+            </w:rPr>
+            <w:t xml:space="preserve">Ανάλυση / </w:t>
+          </w:r>
+          <w:r>
+            <w:rPr>
+              <w:rFonts w:ascii="Calibri" w:hAnsi="Calibri" w:cs="Calibri"/>
+              <w:b/>
+              <w:bCs/>
+              <w:sz w:val="20"/>
+              <w:szCs w:val="20"/>
+            </w:rPr>
+            <w:t>User Guide</w:t>
+          </w:r>
+          <w:r>
+            <w:rPr>
+              <w:rFonts w:ascii="Calibri" w:hAnsi="Calibri" w:cs="Calibri"/>
+              <w:sz w:val="20"/>
+              <w:szCs w:val="20"/>
+            </w:rPr>
+            <w:ptab w:relativeTo="margin" w:alignment="right" w:leader="dot"/>
+          </w:r>
+          <w:r>
+            <w:rPr>
+              <w:rFonts w:ascii="Calibri" w:hAnsi="Calibri" w:cs="Calibri"/>
+              <w:sz w:val="20"/>
+              <w:szCs w:val="20"/>
+            </w:rPr>
+            <w:t>1</w:t>
+          </w:r>
+          <w:r>
+            <w:rPr>
+              <w:rFonts w:ascii="Calibri" w:hAnsi="Calibri" w:cs="Calibri"/>
+              <w:sz w:val="20"/>
+              <w:szCs w:val="20"/>
+              <w:lang w:val="el-GR"/>
+            </w:rPr>
+            <w:t>5</w:t>
+          </w:r>
+        </w:p>
+        <w:p>
+          <w:pPr>
+            <w:pStyle w:val="TOC1"/>
+            <w:numPr>
+              <w:ilvl w:val="0"/>
+              <w:numId w:val="0"/>
+            </w:numPr>
+            <w:ind w:left="360"/>
+            <w:rPr>
+              <w:rFonts w:ascii="Calibri" w:hAnsi="Calibri" w:cs="Calibri"/>
+              <w:sz w:val="20"/>
+              <w:szCs w:val="20"/>
+              <w:lang w:val="el-GR"/>
+            </w:rPr>
+          </w:pPr>
+          <w:r>
+            <w:rPr>
+              <w:rFonts w:ascii="Calibri" w:hAnsi="Calibri" w:cs="Calibri"/>
+              <w:sz w:val="20"/>
+              <w:szCs w:val="20"/>
+              <w:lang w:val="el-GR"/>
+            </w:rPr>
+            <w:t>4.1 Περιήγηση</w:t>
+          </w:r>
+          <w:r>
+            <w:rPr>
+              <w:rFonts w:ascii="Calibri" w:hAnsi="Calibri" w:cs="Calibri"/>
+              <w:sz w:val="20"/>
+              <w:szCs w:val="20"/>
+            </w:rPr>
+            <w:ptab w:relativeTo="margin" w:alignment="right" w:leader="dot"/>
+          </w:r>
+          <w:r>
+            <w:rPr>
+              <w:rFonts w:ascii="Calibri" w:hAnsi="Calibri" w:cs="Calibri"/>
+              <w:sz w:val="20"/>
+              <w:szCs w:val="20"/>
+              <w:lang w:val="el-GR"/>
+            </w:rPr>
+            <w:t>1</w:t>
+          </w:r>
+          <w:r>
+            <w:rPr>
+              <w:rFonts w:ascii="Calibri" w:hAnsi="Calibri" w:cs="Calibri"/>
+              <w:sz w:val="20"/>
+              <w:szCs w:val="20"/>
+              <w:lang w:val="el-GR"/>
+            </w:rPr>
+            <w:t>5</w:t>
+          </w:r>
+        </w:p>
+        <w:p>
+          <w:pPr>
+            <w:pStyle w:val="TOC1"/>
+            <w:numPr>
+              <w:ilvl w:val="0"/>
+              <w:numId w:val="0"/>
+            </w:numPr>
+            <w:ind w:left="360"/>
+            <w:rPr>
+              <w:rFonts w:ascii="Calibri" w:hAnsi="Calibri" w:cs="Calibri"/>
+              <w:sz w:val="20"/>
+              <w:szCs w:val="20"/>
+              <w:lang w:val="el-GR"/>
+            </w:rPr>
+          </w:pPr>
+          <w:r>
+            <w:rPr>
+              <w:rFonts w:ascii="Calibri" w:hAnsi="Calibri" w:cs="Calibri"/>
+              <w:sz w:val="20"/>
+              <w:szCs w:val="20"/>
+              <w:lang w:val="el-GR"/>
+            </w:rPr>
+            <w:t>4.2 Αναζήτηση</w:t>
+          </w:r>
+          <w:r>
+            <w:rPr>
+              <w:rFonts w:ascii="Calibri" w:hAnsi="Calibri" w:cs="Calibri"/>
+              <w:sz w:val="20"/>
+              <w:szCs w:val="20"/>
+            </w:rPr>
+            <w:ptab w:relativeTo="margin" w:alignment="right" w:leader="dot"/>
+          </w:r>
+          <w:r>
+            <w:rPr>
+              <w:rFonts w:ascii="Calibri" w:hAnsi="Calibri" w:cs="Calibri"/>
+              <w:sz w:val="20"/>
+              <w:szCs w:val="20"/>
+              <w:lang w:val="el-GR"/>
+            </w:rPr>
+            <w:t>1</w:t>
+          </w:r>
+          <w:r>
+            <w:rPr>
+              <w:rFonts w:ascii="Calibri" w:hAnsi="Calibri" w:cs="Calibri"/>
+              <w:sz w:val="20"/>
+              <w:szCs w:val="20"/>
+              <w:lang w:val="el-GR"/>
+            </w:rPr>
+            <w:t>6</w:t>
+          </w:r>
+        </w:p>
+        <w:p>
+          <w:pPr>
+            <w:pStyle w:val="TOC1"/>
+            <w:numPr>
+              <w:ilvl w:val="0"/>
+              <w:numId w:val="0"/>
+            </w:numPr>
+            <w:ind w:left="360"/>
+            <w:rPr>
+              <w:rFonts w:ascii="Calibri" w:hAnsi="Calibri" w:cs="Calibri"/>
+              <w:sz w:val="20"/>
+              <w:szCs w:val="20"/>
+              <w:lang w:val="el-GR"/>
+            </w:rPr>
+          </w:pPr>
+          <w:r>
+            <w:rPr>
+              <w:rFonts w:ascii="Calibri" w:hAnsi="Calibri" w:cs="Calibri"/>
+              <w:sz w:val="20"/>
+              <w:szCs w:val="20"/>
+              <w:lang w:val="el-GR"/>
+            </w:rPr>
+            <w:t>4.3 Σύνδεση / Εγγραφή</w:t>
+          </w:r>
+          <w:r>
+            <w:rPr>
+              <w:rFonts w:ascii="Calibri" w:hAnsi="Calibri" w:cs="Calibri"/>
+              <w:sz w:val="20"/>
+              <w:szCs w:val="20"/>
+            </w:rPr>
+            <w:ptab w:relativeTo="margin" w:alignment="right" w:leader="dot"/>
+          </w:r>
+          <w:r>
+            <w:rPr>
+              <w:rFonts w:ascii="Calibri" w:hAnsi="Calibri" w:cs="Calibri"/>
+              <w:sz w:val="20"/>
+              <w:szCs w:val="20"/>
+              <w:lang w:val="el-GR"/>
+            </w:rPr>
+            <w:t>1</w:t>
+          </w:r>
+          <w:r>
+            <w:rPr>
+              <w:rFonts w:ascii="Calibri" w:hAnsi="Calibri" w:cs="Calibri"/>
+              <w:sz w:val="20"/>
+              <w:szCs w:val="20"/>
+              <w:lang w:val="el-GR"/>
+            </w:rPr>
+            <w:t>8</w:t>
+          </w:r>
+        </w:p>
+        <w:p>
+          <w:pPr>
+            <w:pStyle w:val="TOC1"/>
+            <w:numPr>
+              <w:ilvl w:val="0"/>
+              <w:numId w:val="0"/>
+            </w:numPr>
+            <w:ind w:left="360"/>
+            <w:rPr>
+              <w:rFonts w:ascii="Calibri" w:hAnsi="Calibri" w:cs="Calibri"/>
+              <w:sz w:val="20"/>
+              <w:szCs w:val="20"/>
+              <w:lang w:val="el-GR"/>
+            </w:rPr>
+          </w:pPr>
+          <w:r>
+            <w:rPr>
+              <w:rFonts w:ascii="Calibri" w:hAnsi="Calibri" w:cs="Calibri"/>
+              <w:sz w:val="20"/>
+              <w:szCs w:val="20"/>
+              <w:lang w:val="el-GR"/>
+            </w:rPr>
+            <w:t>4</w:t>
+          </w:r>
+          <w:r>
+            <w:rPr>
+              <w:rFonts w:ascii="Calibri" w:hAnsi="Calibri" w:cs="Calibri"/>
+              <w:sz w:val="20"/>
+              <w:szCs w:val="20"/>
+              <w:lang w:val="el-GR"/>
+            </w:rPr>
+            <w:t xml:space="preserve">.4 </w:t>
+          </w:r>
+          <w:r>
+            <w:rPr>
+              <w:rFonts w:ascii="Calibri" w:hAnsi="Calibri" w:cs="Calibri"/>
+              <w:sz w:val="20"/>
+              <w:szCs w:val="20"/>
+              <w:lang w:val="el-GR"/>
+            </w:rPr>
+            <w:t>Σελίδα Προϊόντος</w:t>
+          </w:r>
+          <w:r>
+            <w:rPr>
+              <w:rFonts w:ascii="Calibri" w:hAnsi="Calibri" w:cs="Calibri"/>
+              <w:sz w:val="20"/>
+              <w:szCs w:val="20"/>
+            </w:rPr>
+            <w:ptab w:relativeTo="margin" w:alignment="right" w:leader="dot"/>
+          </w:r>
+          <w:r>
+            <w:rPr>
+              <w:rFonts w:ascii="Calibri" w:hAnsi="Calibri" w:cs="Calibri"/>
+              <w:sz w:val="20"/>
+              <w:szCs w:val="20"/>
+              <w:lang w:val="el-GR"/>
+            </w:rPr>
+            <w:t>19</w:t>
+          </w:r>
+        </w:p>
+        <w:p>
+          <w:pPr>
+            <w:pStyle w:val="TOC1"/>
+            <w:numPr>
+              <w:ilvl w:val="0"/>
+              <w:numId w:val="0"/>
+            </w:numPr>
+            <w:ind w:left="360"/>
+            <w:rPr>
+              <w:rFonts w:ascii="Calibri" w:hAnsi="Calibri" w:cs="Calibri"/>
+              <w:sz w:val="20"/>
+              <w:szCs w:val="20"/>
+              <w:lang w:val="el-GR"/>
+            </w:rPr>
+          </w:pPr>
+          <w:r>
+            <w:rPr>
+              <w:rFonts w:ascii="Calibri" w:hAnsi="Calibri" w:cs="Calibri"/>
+              <w:sz w:val="20"/>
+              <w:szCs w:val="20"/>
+              <w:lang w:val="el-GR"/>
+            </w:rPr>
+            <w:t>4.</w:t>
+          </w:r>
+          <w:r>
+            <w:rPr>
+              <w:rFonts w:ascii="Calibri" w:hAnsi="Calibri" w:cs="Calibri"/>
+              <w:sz w:val="20"/>
+              <w:szCs w:val="20"/>
+              <w:lang w:val="el-GR"/>
+            </w:rPr>
+            <w:t>5</w:t>
+          </w:r>
+          <w:r>
+            <w:rPr>
+              <w:rFonts w:ascii="Calibri" w:hAnsi="Calibri" w:cs="Calibri"/>
+              <w:sz w:val="20"/>
+              <w:szCs w:val="20"/>
+              <w:lang w:val="el-GR"/>
+            </w:rPr>
+            <w:t xml:space="preserve"> </w:t>
+          </w:r>
+          <w:r>
+            <w:rPr>
+              <w:rFonts w:ascii="Calibri" w:hAnsi="Calibri" w:cs="Calibri"/>
+              <w:sz w:val="20"/>
+              <w:szCs w:val="20"/>
+              <w:lang w:val="el-GR"/>
+            </w:rPr>
+            <w:t>Καλάθι</w:t>
+          </w:r>
+          <w:r>
+            <w:rPr>
+              <w:rFonts w:ascii="Calibri" w:hAnsi="Calibri" w:cs="Calibri"/>
+              <w:sz w:val="20"/>
+              <w:szCs w:val="20"/>
+            </w:rPr>
+            <w:ptab w:relativeTo="margin" w:alignment="right" w:leader="dot"/>
+          </w:r>
+          <w:r>
+            <w:rPr>
+              <w:rFonts w:ascii="Calibri" w:hAnsi="Calibri" w:cs="Calibri"/>
+              <w:sz w:val="20"/>
+              <w:szCs w:val="20"/>
+              <w:lang w:val="el-GR"/>
+            </w:rPr>
+            <w:t>2</w:t>
+          </w:r>
+          <w:r>
+            <w:rPr>
+              <w:rFonts w:ascii="Calibri" w:hAnsi="Calibri" w:cs="Calibri"/>
+              <w:sz w:val="20"/>
+              <w:szCs w:val="20"/>
+              <w:lang w:val="el-GR"/>
+            </w:rPr>
+            <w:t>0</w:t>
+          </w:r>
+        </w:p>
+        <w:p>
+          <w:pPr>
+            <w:pStyle w:val="TOC1"/>
+            <w:numPr>
+              <w:ilvl w:val="0"/>
+              <w:numId w:val="0"/>
+            </w:numPr>
+            <w:ind w:left="360"/>
+            <w:rPr>
+              <w:rFonts w:ascii="Calibri" w:hAnsi="Calibri" w:cs="Calibri"/>
+              <w:sz w:val="20"/>
+              <w:szCs w:val="20"/>
+              <w:lang w:val="el-GR"/>
+            </w:rPr>
+          </w:pPr>
+          <w:r>
+            <w:rPr>
+              <w:rFonts w:ascii="Calibri" w:hAnsi="Calibri" w:cs="Calibri"/>
+              <w:sz w:val="20"/>
+              <w:szCs w:val="20"/>
+              <w:lang w:val="el-GR"/>
+            </w:rPr>
+            <w:t>4.</w:t>
+          </w:r>
+          <w:r>
+            <w:rPr>
+              <w:rFonts w:ascii="Calibri" w:hAnsi="Calibri" w:cs="Calibri"/>
+              <w:sz w:val="20"/>
+              <w:szCs w:val="20"/>
+              <w:lang w:val="el-GR"/>
+            </w:rPr>
+            <w:t>6</w:t>
+          </w:r>
+          <w:r>
+            <w:rPr>
+              <w:rFonts w:ascii="Calibri" w:hAnsi="Calibri" w:cs="Calibri"/>
+              <w:sz w:val="20"/>
+              <w:szCs w:val="20"/>
+              <w:lang w:val="el-GR"/>
+            </w:rPr>
+            <w:t xml:space="preserve"> </w:t>
+          </w:r>
+          <w:r>
+            <w:rPr>
+              <w:rFonts w:ascii="Calibri" w:hAnsi="Calibri" w:cs="Calibri"/>
+              <w:sz w:val="20"/>
+              <w:szCs w:val="20"/>
+            </w:rPr>
+            <w:t>Checkout</w:t>
+          </w:r>
+          <w:r>
+            <w:rPr>
+              <w:rFonts w:ascii="Calibri" w:hAnsi="Calibri" w:cs="Calibri"/>
+              <w:sz w:val="20"/>
+              <w:szCs w:val="20"/>
+            </w:rPr>
+            <w:ptab w:relativeTo="margin" w:alignment="right" w:leader="dot"/>
+          </w:r>
+          <w:r>
+            <w:rPr>
+              <w:rFonts w:ascii="Calibri" w:hAnsi="Calibri" w:cs="Calibri"/>
+              <w:sz w:val="20"/>
+              <w:szCs w:val="20"/>
+              <w:lang w:val="el-GR"/>
+            </w:rPr>
+            <w:t>2</w:t>
+          </w:r>
+          <w:r>
+            <w:rPr>
+              <w:rFonts w:ascii="Calibri" w:hAnsi="Calibri" w:cs="Calibri"/>
+              <w:sz w:val="20"/>
+              <w:szCs w:val="20"/>
+              <w:lang w:val="el-GR"/>
+            </w:rPr>
+            <w:t>1</w:t>
+          </w:r>
+        </w:p>
+        <w:p>
+          <w:pPr>
+            <w:pStyle w:val="TOC1"/>
+            <w:numPr>
+              <w:ilvl w:val="0"/>
+              <w:numId w:val="0"/>
+            </w:numPr>
+            <w:ind w:left="360"/>
+            <w:rPr>
+              <w:rFonts w:ascii="Calibri" w:hAnsi="Calibri" w:cs="Calibri"/>
+              <w:sz w:val="20"/>
+              <w:szCs w:val="20"/>
+              <w:lang w:val="el-GR"/>
+            </w:rPr>
+          </w:pPr>
+          <w:r>
+            <w:rPr>
+              <w:rFonts w:ascii="Calibri" w:hAnsi="Calibri" w:cs="Calibri"/>
+              <w:sz w:val="20"/>
+              <w:szCs w:val="20"/>
+              <w:lang w:val="el-GR"/>
+            </w:rPr>
+            <w:t>4.</w:t>
+          </w:r>
+          <w:r>
+            <w:rPr>
+              <w:rFonts w:ascii="Calibri" w:hAnsi="Calibri" w:cs="Calibri"/>
+              <w:sz w:val="20"/>
+              <w:szCs w:val="20"/>
+              <w:lang w:val="el-GR"/>
+            </w:rPr>
+            <w:t>7</w:t>
+          </w:r>
+          <w:r>
+            <w:rPr>
+              <w:rFonts w:ascii="Calibri" w:hAnsi="Calibri" w:cs="Calibri"/>
+              <w:sz w:val="20"/>
+              <w:szCs w:val="20"/>
+              <w:lang w:val="el-GR"/>
+            </w:rPr>
+            <w:t xml:space="preserve"> </w:t>
+          </w:r>
+          <w:r>
+            <w:rPr>
+              <w:rFonts w:ascii="Calibri" w:hAnsi="Calibri" w:cs="Calibri"/>
+              <w:sz w:val="20"/>
+              <w:szCs w:val="20"/>
+              <w:lang w:val="el-GR"/>
+            </w:rPr>
+            <w:t>Ιστορικό Παραγγελιών</w:t>
+          </w:r>
+          <w:r>
+            <w:rPr>
+              <w:rFonts w:ascii="Calibri" w:hAnsi="Calibri" w:cs="Calibri"/>
+              <w:sz w:val="20"/>
+              <w:szCs w:val="20"/>
+            </w:rPr>
+            <w:ptab w:relativeTo="margin" w:alignment="right" w:leader="dot"/>
+          </w:r>
+          <w:r>
+            <w:rPr>
+              <w:rFonts w:ascii="Calibri" w:hAnsi="Calibri" w:cs="Calibri"/>
+              <w:sz w:val="20"/>
+              <w:szCs w:val="20"/>
+              <w:lang w:val="el-GR"/>
+            </w:rPr>
+            <w:t>2</w:t>
+          </w:r>
+          <w:r>
+            <w:rPr>
+              <w:rFonts w:ascii="Calibri" w:hAnsi="Calibri" w:cs="Calibri"/>
+              <w:sz w:val="20"/>
+              <w:szCs w:val="20"/>
+              <w:lang w:val="el-GR"/>
+            </w:rPr>
+            <w:t>2</w:t>
+          </w:r>
+        </w:p>
+        <w:p>
+          <w:pPr>
+            <w:pStyle w:val="TOC1"/>
+            <w:numPr>
+              <w:ilvl w:val="0"/>
+              <w:numId w:val="0"/>
+            </w:numPr>
+            <w:ind w:left="360"/>
+            <w:rPr>
+              <w:rFonts w:ascii="Calibri" w:hAnsi="Calibri" w:cs="Calibri"/>
+              <w:sz w:val="20"/>
+              <w:szCs w:val="20"/>
+              <w:lang w:val="el-GR"/>
+            </w:rPr>
+          </w:pPr>
+          <w:r>
+            <w:rPr>
+              <w:rFonts w:ascii="Calibri" w:hAnsi="Calibri" w:cs="Calibri"/>
+              <w:sz w:val="20"/>
+              <w:szCs w:val="20"/>
+              <w:lang w:val="el-GR"/>
+            </w:rPr>
+            <w:t>4.</w:t>
+          </w:r>
+          <w:r>
+            <w:rPr>
+              <w:rFonts w:ascii="Calibri" w:hAnsi="Calibri" w:cs="Calibri"/>
+              <w:sz w:val="20"/>
+              <w:szCs w:val="20"/>
+              <w:lang w:val="el-GR"/>
+            </w:rPr>
+            <w:t>8</w:t>
+          </w:r>
+          <w:r>
+            <w:rPr>
+              <w:rFonts w:ascii="Calibri" w:hAnsi="Calibri" w:cs="Calibri"/>
+              <w:sz w:val="20"/>
+              <w:szCs w:val="20"/>
+              <w:lang w:val="el-GR"/>
+            </w:rPr>
+            <w:t xml:space="preserve"> </w:t>
+          </w:r>
+          <w:r>
+            <w:rPr>
+              <w:rFonts w:ascii="Calibri" w:hAnsi="Calibri" w:cs="Calibri"/>
+              <w:sz w:val="20"/>
+              <w:szCs w:val="20"/>
+              <w:lang w:val="el-GR"/>
+            </w:rPr>
+            <w:t>Επικοινωνία</w:t>
+          </w:r>
+          <w:r>
+            <w:rPr>
+              <w:rFonts w:ascii="Calibri" w:hAnsi="Calibri" w:cs="Calibri"/>
+              <w:sz w:val="20"/>
+              <w:szCs w:val="20"/>
+            </w:rPr>
+            <w:ptab w:relativeTo="margin" w:alignment="right" w:leader="dot"/>
+          </w:r>
+          <w:r>
+            <w:rPr>
+              <w:rFonts w:ascii="Calibri" w:hAnsi="Calibri" w:cs="Calibri"/>
+              <w:sz w:val="20"/>
+              <w:szCs w:val="20"/>
+              <w:lang w:val="el-GR"/>
+            </w:rPr>
+            <w:t>2</w:t>
+          </w:r>
+          <w:r>
+            <w:rPr>
+              <w:rFonts w:ascii="Calibri" w:hAnsi="Calibri" w:cs="Calibri"/>
+              <w:sz w:val="20"/>
+              <w:szCs w:val="20"/>
+              <w:lang w:val="el-GR"/>
+            </w:rPr>
+            <w:t>3</w:t>
+          </w:r>
+        </w:p>
+        <w:p>
+          <w:pPr>
+            <w:pStyle w:val="TOC1"/>
+            <w:numPr>
+              <w:ilvl w:val="0"/>
+              <w:numId w:val="0"/>
+            </w:numPr>
+            <w:ind w:left="360"/>
+            <w:rPr>
+              <w:rFonts w:ascii="Calibri" w:hAnsi="Calibri" w:cs="Calibri"/>
+              <w:sz w:val="20"/>
+              <w:szCs w:val="20"/>
+              <w:lang w:val="el-GR"/>
+            </w:rPr>
+          </w:pPr>
+          <w:r>
+            <w:rPr>
+              <w:rFonts w:ascii="Calibri" w:hAnsi="Calibri" w:cs="Calibri"/>
+              <w:sz w:val="20"/>
+              <w:szCs w:val="20"/>
+              <w:lang w:val="el-GR"/>
+            </w:rPr>
+            <w:t>4</w:t>
+          </w:r>
+          <w:r>
+            <w:rPr>
+              <w:rFonts w:ascii="Calibri" w:hAnsi="Calibri" w:cs="Calibri"/>
+              <w:sz w:val="20"/>
+              <w:szCs w:val="20"/>
+              <w:lang w:val="el-GR"/>
+            </w:rPr>
+            <w:t>.</w:t>
+          </w:r>
+          <w:r>
+            <w:rPr>
+              <w:rFonts w:ascii="Calibri" w:hAnsi="Calibri" w:cs="Calibri"/>
+              <w:sz w:val="20"/>
+              <w:szCs w:val="20"/>
+              <w:lang w:val="el-GR"/>
+            </w:rPr>
+            <w:t>9</w:t>
+          </w:r>
+          <w:r>
+            <w:rPr>
+              <w:rFonts w:ascii="Calibri" w:hAnsi="Calibri" w:cs="Calibri"/>
+              <w:sz w:val="20"/>
+              <w:szCs w:val="20"/>
+              <w:lang w:val="el-GR"/>
+            </w:rPr>
+            <w:t xml:space="preserve"> Αποσύνδεση</w:t>
+          </w:r>
+          <w:r>
+            <w:rPr>
+              <w:rFonts w:ascii="Calibri" w:hAnsi="Calibri" w:cs="Calibri"/>
+              <w:sz w:val="20"/>
+              <w:szCs w:val="20"/>
+            </w:rPr>
+            <w:ptab w:relativeTo="margin" w:alignment="right" w:leader="dot"/>
+          </w:r>
+          <w:r>
+            <w:rPr>
+              <w:rFonts w:ascii="Calibri" w:hAnsi="Calibri" w:cs="Calibri"/>
+              <w:sz w:val="20"/>
+              <w:szCs w:val="20"/>
+              <w:lang w:val="el-GR"/>
+            </w:rPr>
+            <w:t>2</w:t>
+          </w:r>
+          <w:r>
+            <w:rPr>
+              <w:rFonts w:ascii="Calibri" w:hAnsi="Calibri" w:cs="Calibri"/>
+              <w:sz w:val="20"/>
+              <w:szCs w:val="20"/>
+              <w:lang w:val="el-GR"/>
+            </w:rPr>
+            <w:t>3</w:t>
+          </w:r>
+        </w:p>
+        <w:p>
+          <w:pPr>
+            <w:pStyle w:val="TOC1"/>
+            <w:rPr>
+              <w:rFonts w:ascii="Calibri" w:hAnsi="Calibri" w:cs="Calibri"/>
+              <w:sz w:val="20"/>
+              <w:szCs w:val="20"/>
+              <w:lang w:val="el-GR"/>
+            </w:rPr>
+          </w:pPr>
+          <w:r>
+            <w:rPr>
+              <w:rFonts w:ascii="Calibri" w:hAnsi="Calibri" w:cs="Calibri"/>
+              <w:b/>
+              <w:bCs/>
+              <w:sz w:val="20"/>
+              <w:szCs w:val="20"/>
+              <w:lang w:val="el-GR"/>
+            </w:rPr>
+            <w:t>Συμπεράσματα και Μελλοντικές Βελτιώσεις</w:t>
+          </w:r>
+          <w:r>
+            <w:rPr>
+              <w:rFonts w:ascii="Calibri" w:hAnsi="Calibri" w:cs="Calibri"/>
+              <w:sz w:val="20"/>
+              <w:szCs w:val="20"/>
+            </w:rPr>
+            <w:ptab w:relativeTo="margin" w:alignment="right" w:leader="dot"/>
+          </w:r>
+          <w:r>
+            <w:rPr>
+              <w:rFonts w:ascii="Calibri" w:hAnsi="Calibri" w:cs="Calibri"/>
+              <w:sz w:val="20"/>
+              <w:szCs w:val="20"/>
+              <w:lang w:val="el-GR"/>
+            </w:rPr>
+            <w:t>2</w:t>
+          </w:r>
+          <w:r>
+            <w:rPr>
+              <w:rFonts w:ascii="Calibri" w:hAnsi="Calibri" w:cs="Calibri"/>
+              <w:sz w:val="20"/>
+              <w:szCs w:val="20"/>
+              <w:lang w:val="el-GR"/>
+            </w:rPr>
+            <w:t>4</w:t>
+          </w:r>
+        </w:p>
+        <w:p>
+          <w:pPr>
+            <w:pStyle w:val="TOC1"/>
+            <w:numPr>
+              <w:ilvl w:val="1"/>
+              <w:numId w:val="16"/>
+            </w:numPr>
+            <w:rPr>
+              <w:rFonts w:ascii="Calibri" w:hAnsi="Calibri" w:cs="Calibri"/>
+              <w:sz w:val="20"/>
+              <w:szCs w:val="20"/>
+              <w:lang w:val="el-GR"/>
+            </w:rPr>
+          </w:pPr>
+          <w:r>
+            <w:rPr>
+              <w:rFonts w:ascii="Calibri" w:hAnsi="Calibri" w:cs="Calibri"/>
+              <w:sz w:val="20"/>
+              <w:szCs w:val="20"/>
+              <w:lang w:val="el-GR"/>
+            </w:rPr>
+            <w:t>Συμπεράσματα</w:t>
+          </w:r>
+          <w:r>
+            <w:rPr>
+              <w:rFonts w:ascii="Calibri" w:hAnsi="Calibri" w:cs="Calibri"/>
+              <w:sz w:val="20"/>
+              <w:szCs w:val="20"/>
+            </w:rPr>
+            <w:ptab w:relativeTo="margin" w:alignment="right" w:leader="dot"/>
+          </w:r>
+          <w:r>
+            <w:rPr>
+              <w:rFonts w:ascii="Calibri" w:hAnsi="Calibri" w:cs="Calibri"/>
+              <w:sz w:val="20"/>
+              <w:szCs w:val="20"/>
+              <w:lang w:val="el-GR"/>
+            </w:rPr>
+            <w:t>2</w:t>
+          </w:r>
+          <w:r>
+            <w:rPr>
+              <w:rFonts w:ascii="Calibri" w:hAnsi="Calibri" w:cs="Calibri"/>
+              <w:sz w:val="20"/>
+              <w:szCs w:val="20"/>
+              <w:lang w:val="el-GR"/>
+            </w:rPr>
+            <w:t>4</w:t>
+          </w:r>
+        </w:p>
+        <w:p>
+          <w:pPr>
+            <w:pStyle w:val="TOC1"/>
+            <w:numPr>
+              <w:ilvl w:val="1"/>
+              <w:numId w:val="16"/>
+            </w:numPr>
+            <w:rPr>
+              <w:rFonts w:ascii="Calibri" w:hAnsi="Calibri" w:cs="Calibri"/>
+              <w:sz w:val="20"/>
+              <w:szCs w:val="20"/>
+              <w:lang w:val="el-GR"/>
+            </w:rPr>
+          </w:pPr>
+          <w:r>
+            <w:rPr>
+              <w:rFonts w:ascii="Calibri" w:hAnsi="Calibri" w:cs="Calibri"/>
+              <w:sz w:val="20"/>
+              <w:szCs w:val="20"/>
+              <w:lang w:val="el-GR"/>
+            </w:rPr>
+            <w:t>Μελλοντικές Βελτιώσεις</w:t>
+          </w:r>
+          <w:r>
+            <w:rPr>
+              <w:rFonts w:ascii="Calibri" w:hAnsi="Calibri" w:cs="Calibri"/>
+              <w:sz w:val="20"/>
+              <w:szCs w:val="20"/>
+            </w:rPr>
+            <w:ptab w:relativeTo="margin" w:alignment="right" w:leader="dot"/>
+          </w:r>
+          <w:r>
+            <w:rPr>
+              <w:rFonts w:ascii="Calibri" w:hAnsi="Calibri" w:cs="Calibri"/>
+              <w:sz w:val="20"/>
+              <w:szCs w:val="20"/>
+              <w:lang w:val="el-GR"/>
+            </w:rPr>
+            <w:t>2</w:t>
+          </w:r>
+          <w:r>
+            <w:rPr>
+              <w:rFonts w:ascii="Calibri" w:hAnsi="Calibri" w:cs="Calibri"/>
+              <w:sz w:val="20"/>
+              <w:szCs w:val="20"/>
+              <w:lang w:val="el-GR"/>
+            </w:rPr>
+            <w:t>4</w:t>
+          </w:r>
+        </w:p>
+        <w:p>
+          <w:pPr>
+            <w:pStyle w:val="TOC1"/>
+            <w:rPr>
+              <w:lang w:val="el-GR"/>
+            </w:rPr>
+          </w:pPr>
+          <w:r>
+            <w:rPr>
+              <w:rFonts w:ascii="Calibri" w:hAnsi="Calibri" w:cs="Calibri"/>
+              <w:b/>
+              <w:bCs/>
+              <w:sz w:val="20"/>
+              <w:szCs w:val="20"/>
+              <w:lang w:val="el-GR"/>
+            </w:rPr>
+            <w:t>Ανά</w:t>
+          </w:r>
+          <w:r>
+            <w:rPr>
+              <w:rFonts w:ascii="Calibri" w:hAnsi="Calibri" w:cs="Calibri"/>
+              <w:b/>
+              <w:bCs/>
+              <w:sz w:val="20"/>
+              <w:szCs w:val="20"/>
+              <w:lang w:val="el-GR"/>
+            </w:rPr>
+            <w:t>φορές</w:t>
+          </w:r>
+          <w:r>
+            <w:rPr>
+              <w:rFonts w:ascii="Calibri" w:hAnsi="Calibri" w:cs="Calibri"/>
+              <w:sz w:val="20"/>
+              <w:szCs w:val="20"/>
+            </w:rPr>
+            <w:ptab w:relativeTo="margin" w:alignment="right" w:leader="dot"/>
+          </w:r>
+          <w:r>
+            <w:rPr>
+              <w:rFonts w:ascii="Calibri" w:hAnsi="Calibri" w:cs="Calibri"/>
+              <w:sz w:val="20"/>
+              <w:szCs w:val="20"/>
+              <w:lang w:val="el-GR"/>
+            </w:rPr>
+            <w:t>2</w:t>
+          </w:r>
+          <w:r>
+            <w:rPr>
+              <w:rFonts w:ascii="Calibri" w:hAnsi="Calibri" w:cs="Calibri"/>
+              <w:sz w:val="20"/>
+              <w:szCs w:val="20"/>
+              <w:lang w:val="el-GR"/>
+            </w:rPr>
+            <w:t>5</w:t>
+          </w:r>
+        </w:p>
+      </w:sdtContent>
+    </w:sdt>
+    <w:p>
+      <w:pPr>
+        <w:rPr>
+          <w:lang w:val="el-GR"/>
+        </w:rPr>
+      </w:pPr>
+    </w:p>
+    <w:p>
+      <w:pPr>
+        <w:rPr>
           <w:lang w:val="el-GR"/>
         </w:rPr>
       </w:pPr>
@@ -1496,7 +3202,6 @@
           <w:szCs w:val="26"/>
           <w:lang w:val="el-GR"/>
         </w:rPr>
-        <w:lastRenderedPageBreak/>
         <w:t>Εισαγωγή</w:t>
       </w:r>
       <w:r>
@@ -1837,7 +3542,6 @@
         </w:rPr>
         <w:t>“</w:t>
       </w:r>
-      <w:proofErr w:type="spellStart"/>
       <w:r>
         <w:rPr>
           <w:rFonts w:ascii="Calibri" w:hAnsi="Calibri" w:cs="Calibri"/>
@@ -1846,7 +3550,6 @@
         </w:rPr>
         <w:t>UniBookie</w:t>
       </w:r>
-      <w:proofErr w:type="spellEnd"/>
       <w:r>
         <w:rPr>
           <w:rFonts w:ascii="Calibri" w:hAnsi="Calibri" w:cs="Calibri"/>
@@ -1982,7 +3685,7 @@
           <w:szCs w:val="22"/>
           <w:lang w:val="el-GR"/>
         </w:rPr>
-        <w:t>Η έλλειψη μιας ενιαίας, φιλικής προς τον χρήστη πλατφόρμας οδηγεί συχνά σε καθυστερήσεις</w:t>
+        <w:t>Η έλλειψη μιας ενιαίας, φιλική προς τον χρήστη πλατφόρμας οδηγεί συχνά σε καθυστερήσεις</w:t>
       </w:r>
       <w:r>
         <w:rPr>
@@ -2495,7 +4198,41 @@
           <w:lang w:val="el-GR"/>
         </w:rPr>
         <w:lastRenderedPageBreak/>
-        <w:t>Τέλος, πραγματοποιήθηκε η ανάπτυξη της εφαρμογής, καθώς και όλες οι απαραίτητες δοκιμές προκειμένου να εξασφαλιστεί η σωστή λειτουργία της. Αυτή η μεθοδολογία βοήθησε στην επιτυχή υλοποίηση του "UniBookie".</w:t>
+        <w:t xml:space="preserve">Τέλος, πραγματοποιήθηκε η ανάπτυξη της εφαρμογής, καθώς και όλες οι απαραίτητες δοκιμές προκειμένου να εξασφαλιστεί η σωστή λειτουργία της. Αυτή η μεθοδολογία βοήθησε στην επιτυχή υλοποίηση του </w:t>
+      </w:r>
+      <w:r>
+        <w:rPr>
+          <w:rFonts w:ascii="Calibri" w:hAnsi="Calibri" w:cs="Calibri"/>
+          <w:sz w:val="22"/>
+          <w:szCs w:val="22"/>
+        </w:rPr>
+        <w:t>“</w:t>
+      </w:r>
+      <w:r>
+        <w:rPr>
+          <w:rFonts w:ascii="Calibri" w:hAnsi="Calibri" w:cs="Calibri"/>
+          <w:sz w:val="22"/>
+          <w:szCs w:val="22"/>
+          <w:lang w:val="el-GR"/>
+        </w:rPr>
+        <w:t>UniBookie</w:t>
+      </w:r>
+      <w:r>
+        <w:rPr>
+          <w:rFonts w:ascii="Calibri" w:hAnsi="Calibri" w:cs="Calibri"/>
+          <w:sz w:val="22"/>
+          <w:szCs w:val="22"/>
+        </w:rPr>
+        <w:t>”</w:t>
+      </w:r>
+      <w:r>
+        <w:rPr>
+          <w:rFonts w:ascii="Calibri" w:hAnsi="Calibri" w:cs="Calibri"/>
+          <w:sz w:val="22"/>
+          <w:szCs w:val="22"/>
+          <w:lang w:val="el-GR"/>
+        </w:rPr>
+        <w:t>.</w:t>
       </w:r>
     </w:p>
     <w:p>
@@ -2563,7 +4300,6 @@
         </w:rPr>
         <w:t>Η</w:t>
       </w:r>
-      <w:proofErr w:type="spellStart"/>
       <w:r>
         <w:rPr>
           <w:rFonts w:ascii="Calibri" w:hAnsi="Calibri" w:cs="Calibri"/>
@@ -2571,37 +4307,7 @@
           <w:bCs/>
           <w:color w:val="auto"/>
         </w:rPr>
-        <w:t>λεκτρονικό</w:t>
-      </w:r>
-      <w:proofErr w:type="spellEnd"/>
-      <w:r>
-        <w:rPr>
-          <w:rFonts w:ascii="Calibri" w:hAnsi="Calibri" w:cs="Calibri"/>
-          <w:b/>
-          <w:bCs/>
-          <w:color w:val="auto"/>
-        </w:rPr>
-        <w:t xml:space="preserve"> </w:t>
-      </w:r>
-      <w:proofErr w:type="spellStart"/>
-      <w:r>
-        <w:rPr>
-          <w:rFonts w:ascii="Calibri" w:hAnsi="Calibri" w:cs="Calibri"/>
-          <w:b/>
-          <w:bCs/>
-          <w:color w:val="auto"/>
-        </w:rPr>
-        <w:t>Εμ</w:t>
-      </w:r>
-      <w:proofErr w:type="spellEnd"/>
-      <w:r>
-        <w:rPr>
-          <w:rFonts w:ascii="Calibri" w:hAnsi="Calibri" w:cs="Calibri"/>
-          <w:b/>
-          <w:bCs/>
-          <w:color w:val="auto"/>
-        </w:rPr>
-        <w:t>πόριο (E-commerce)</w:t>
+        <w:t>λεκτρονικό Εμπόριο (E-commerce)</w:t>
       </w:r>
     </w:p>
     <w:p>
@@ -2787,7 +4493,43 @@
           <w:szCs w:val="22"/>
           <w:lang w:val="el-GR"/>
         </w:rPr>
-        <w:t>: συναλλαγές μεταξύ ιδιωτών (π.χ. eBay).</w:t>
+        <w:t xml:space="preserve">: συναλλαγές μεταξύ </w:t>
+      </w:r>
+      <w:r>
+        <w:rPr>
+          <w:rFonts w:ascii="Calibri" w:hAnsi="Calibri" w:cs="Calibri"/>
+          <w:sz w:val="22"/>
+          <w:szCs w:val="22"/>
+          <w:lang w:val="el-GR"/>
+        </w:rPr>
+        <w:t>κατανα</w:t>
+      </w:r>
+      <w:r>
+        <w:rPr>
+          <w:rFonts w:ascii="Calibri" w:hAnsi="Calibri" w:cs="Calibri"/>
+          <w:sz w:val="22"/>
+          <w:szCs w:val="22"/>
+          <w:lang w:val="el-GR"/>
+        </w:rPr>
+        <w:t>λ</w:t>
+      </w:r>
+      <w:r>
+        <w:rPr>
+          <w:rFonts w:ascii="Calibri" w:hAnsi="Calibri" w:cs="Calibri"/>
+          <w:sz w:val="22"/>
+          <w:szCs w:val="22"/>
+          <w:lang w:val="el-GR"/>
+        </w:rPr>
+        <w:t>ωτών</w:t>
+      </w:r>
+      <w:r>
+        <w:rPr>
+          <w:rFonts w:ascii="Calibri" w:hAnsi="Calibri" w:cs="Calibri"/>
+          <w:sz w:val="22"/>
+          <w:szCs w:val="22"/>
+          <w:lang w:val="el-GR"/>
+        </w:rPr>
+        <w:t xml:space="preserve"> (π.χ. eBay).</w:t>
       </w:r>
     </w:p>
     <w:p>
@@ -2959,7 +4701,7 @@
           <w:szCs w:val="22"/>
           <w:lang w:val="el-GR"/>
         </w:rPr>
-        <w:t>Κατάλογος προϊόντων με περιγραφές, εικόνες και τιμές.</w:t>
+        <w:t>Κατάλογο προϊόντων με περιγραφές, εικόνες και τιμές.</w:t>
       </w:r>
     </w:p>
     <w:p>
@@ -3182,7 +4924,16 @@
           <w:szCs w:val="22"/>
           <w:lang w:val="el-GR"/>
         </w:rPr>
-        <w:t xml:space="preserve">Εύδοξος: είναι η επίσημη πλατφόρμα παροχής πανεπιστημιακών συγγραμμάτων στην Ελλάδα. Ωστόσο, δεν υπάρχει η δυνατότητα ελεύθερης επιλογής συγγράμματος </w:t>
+        <w:t>Εύδοξος: η επίσημη πλατφόρμα παροχής πανεπιστημιακών συγγραμμάτων στην Ελλάδα. Ωστόσο, δεν υπάρχει η δυνατότητα ελεύθερης επιλογής συγγράμματος</w:t>
+      </w:r>
+      <w:r>
+        <w:rPr>
+          <w:rFonts w:ascii="Calibri" w:hAnsi="Calibri" w:cs="Calibri"/>
+          <w:sz w:val="22"/>
+          <w:szCs w:val="22"/>
+          <w:lang w:val="el-GR"/>
+        </w:rPr>
+        <w:t>.</w:t>
       </w:r>
     </w:p>
     <w:p>
@@ -3199,7 +4950,6 @@
           <w:lang w:val="el-GR"/>
         </w:rPr>
       </w:pPr>
-      <w:proofErr w:type="spellStart"/>
       <w:r>
         <w:rPr>
           <w:rFonts w:ascii="Calibri" w:hAnsi="Calibri" w:cs="Calibri"/>
@@ -3209,7 +4959,6 @@
         <w:lastRenderedPageBreak/>
         <w:t>Skroutz</w:t>
       </w:r>
-      <w:proofErr w:type="spellEnd"/>
       <w:r>
         <w:rPr>
           <w:rFonts w:ascii="Calibri" w:hAnsi="Calibri" w:cs="Calibri"/>
@@ -3235,6 +4984,15 @@
           <w:lang w:val="el-GR"/>
         </w:rPr>
         <w:t>: πλατφόρμες που διαθέτουν μεγάλη ποικιλία συγγραμμάτων. Όμως, δεν εστιάζουν αποκλειστικά σε πανεπιστημιακά συγγράμματα</w:t>
+      </w:r>
+      <w:r>
+        <w:rPr>
+          <w:rFonts w:ascii="Calibri" w:hAnsi="Calibri" w:cs="Calibri"/>
+          <w:sz w:val="22"/>
+          <w:szCs w:val="22"/>
+          <w:lang w:val="el-GR"/>
+        </w:rPr>
+        <w:t>.</w:t>
       </w:r>
     </w:p>
     <w:p>
@@ -3693,7 +5451,43 @@
           <w:szCs w:val="22"/>
           <w:lang w:val="el-GR"/>
         </w:rPr>
-        <w:t>, ενώ παράλληλα δεν υπαρχει δυσκολία</w:t>
+        <w:t>, ενώ παράλληλα δεν υπ</w:t>
+      </w:r>
+      <w:r>
+        <w:rPr>
+          <w:rFonts w:ascii="Calibri" w:hAnsi="Calibri" w:cs="Calibri"/>
+          <w:sz w:val="22"/>
+          <w:szCs w:val="22"/>
+          <w:lang w:val="el-GR"/>
+        </w:rPr>
+        <w:t>ά</w:t>
+      </w:r>
+      <w:r>
+        <w:rPr>
+          <w:rFonts w:ascii="Calibri" w:hAnsi="Calibri" w:cs="Calibri"/>
+          <w:sz w:val="22"/>
+          <w:szCs w:val="22"/>
+          <w:lang w:val="el-GR"/>
+        </w:rPr>
+        <w:t>ρχει</w:t>
+      </w:r>
+      <w:r>
+        <w:rPr>
+          <w:rFonts w:ascii="Calibri" w:hAnsi="Calibri" w:cs="Calibri"/>
+          <w:sz w:val="22"/>
+          <w:szCs w:val="22"/>
+          <w:lang w:val="el-GR"/>
+        </w:rPr>
+        <w:t xml:space="preserve"> μεγάλη</w:t>
+      </w:r>
+      <w:r>
+        <w:rPr>
+          <w:rFonts w:ascii="Calibri" w:hAnsi="Calibri" w:cs="Calibri"/>
+          <w:sz w:val="22"/>
+          <w:szCs w:val="22"/>
+          <w:lang w:val="el-GR"/>
+        </w:rPr>
+        <w:t xml:space="preserve"> δυσκολία</w:t>
       </w:r>
       <w:r>
         <w:rPr>
@@ -3776,7 +5570,7 @@
           <w:bCs/>
           <w:color w:val="auto"/>
         </w:rPr>
-        <w:t>Technical Overview</w:t>
+        <w:t>Τεχνική Περιγραφή</w:t>
       </w:r>
     </w:p>
     <w:p>
@@ -3807,7 +5601,6 @@
         </w:rPr>
         <w:t>“</w:t>
       </w:r>
-      <w:proofErr w:type="spellStart"/>
       <w:r>
         <w:rPr>
           <w:rFonts w:ascii="Calibri" w:hAnsi="Calibri" w:cs="Calibri"/>
@@ -3816,7 +5609,6 @@
         </w:rPr>
         <w:t>UniBookie</w:t>
       </w:r>
-      <w:proofErr w:type="spellEnd"/>
       <w:r>
         <w:rPr>
           <w:rFonts w:ascii="Calibri" w:hAnsi="Calibri" w:cs="Calibri"/>
@@ -5478,16 +7270,158 @@
           <w:sz w:val="22"/>
           <w:szCs w:val="22"/>
         </w:rPr>
+        <w:t xml:space="preserve"> auth.interceptor.</w:t>
+      </w:r>
+      <w:r>
+        <w:rPr>
+          <w:rFonts w:ascii="Calibri" w:hAnsi="Calibri" w:cs="Calibri"/>
+          <w:sz w:val="22"/>
+          <w:szCs w:val="22"/>
+        </w:rPr>
+        <w:t>ts</w:t>
+      </w:r>
+      <w:r>
+        <w:rPr>
+          <w:rFonts w:ascii="Calibri" w:hAnsi="Calibri" w:cs="Calibri"/>
+          <w:sz w:val="22"/>
+          <w:szCs w:val="22"/>
+        </w:rPr>
         <w:t xml:space="preserve"> </w:t>
       </w:r>
-      <w:proofErr w:type="spellStart"/>
-      <w:r>
-        <w:rPr>
-          <w:rFonts w:ascii="Calibri" w:hAnsi="Calibri" w:cs="Calibri"/>
-          <w:sz w:val="22"/>
-          <w:szCs w:val="22"/>
-        </w:rPr>
-        <w:t>auth.interceptor.</w:t>
+      <w:r>
+        <w:rPr>
+          <w:rFonts w:ascii="Calibri" w:hAnsi="Calibri" w:cs="Calibri"/>
+          <w:sz w:val="22"/>
+          <w:szCs w:val="22"/>
+          <w:lang w:val="el-GR"/>
+        </w:rPr>
+        <w:t>και</w:t>
+      </w:r>
+      <w:r>
+        <w:rPr>
+          <w:rFonts w:ascii="Calibri" w:hAnsi="Calibri" w:cs="Calibri"/>
+          <w:sz w:val="22"/>
+          <w:szCs w:val="22"/>
+        </w:rPr>
+        <w:t xml:space="preserve"> auth.guard.ts</w:t>
+      </w:r>
+      <w:r>
+        <w:rPr>
+          <w:rFonts w:ascii="Calibri" w:hAnsi="Calibri" w:cs="Calibri"/>
+          <w:sz w:val="22"/>
+          <w:szCs w:val="22"/>
+        </w:rPr>
+        <w:t xml:space="preserve"> . </w:t>
+      </w:r>
+    </w:p>
+    <w:p>
+      <w:pPr>
+        <w:ind w:left="1440" w:firstLine="360"/>
+        <w:rPr>
+          <w:rFonts w:ascii="Calibri" w:hAnsi="Calibri" w:cs="Calibri"/>
+          <w:sz w:val="22"/>
+          <w:szCs w:val="22"/>
+          <w:lang w:val="el-GR"/>
+        </w:rPr>
+      </w:pPr>
+      <w:r>
+        <w:rPr>
+          <w:rFonts w:ascii="Calibri" w:hAnsi="Calibri" w:cs="Calibri"/>
+          <w:sz w:val="22"/>
+          <w:szCs w:val="22"/>
+          <w:lang w:val="el-GR"/>
+        </w:rPr>
+        <w:t>Σε</w:t>
+      </w:r>
+      <w:r>
+        <w:rPr>
+          <w:rFonts w:ascii="Calibri" w:hAnsi="Calibri" w:cs="Calibri"/>
+          <w:sz w:val="22"/>
+          <w:szCs w:val="22"/>
+        </w:rPr>
+        <w:t xml:space="preserve"> </w:t>
+      </w:r>
+      <w:r>
+        <w:rPr>
+          <w:rFonts w:ascii="Calibri" w:hAnsi="Calibri" w:cs="Calibri"/>
+          <w:sz w:val="22"/>
+          <w:szCs w:val="22"/>
+          <w:lang w:val="el-GR"/>
+        </w:rPr>
+        <w:t>κάθε</w:t>
+      </w:r>
+      <w:r>
+        <w:rPr>
+          <w:rFonts w:ascii="Calibri" w:hAnsi="Calibri" w:cs="Calibri"/>
+          <w:sz w:val="22"/>
+          <w:szCs w:val="22"/>
+        </w:rPr>
+        <w:t xml:space="preserve"> </w:t>
+      </w:r>
+      <w:r>
+        <w:rPr>
+          <w:rFonts w:ascii="Calibri" w:hAnsi="Calibri" w:cs="Calibri"/>
+          <w:sz w:val="22"/>
+          <w:szCs w:val="22"/>
+        </w:rPr>
+        <w:t>request</w:t>
+      </w:r>
+      <w:r>
+        <w:rPr>
+          <w:rFonts w:ascii="Calibri" w:hAnsi="Calibri" w:cs="Calibri"/>
+          <w:sz w:val="22"/>
+          <w:szCs w:val="22"/>
+        </w:rPr>
+        <w:t xml:space="preserve"> </w:t>
+      </w:r>
+      <w:r>
+        <w:rPr>
+          <w:rFonts w:ascii="Calibri" w:hAnsi="Calibri" w:cs="Calibri"/>
+          <w:sz w:val="22"/>
+          <w:szCs w:val="22"/>
+          <w:lang w:val="el-GR"/>
+        </w:rPr>
+        <w:t>το</w:t>
+      </w:r>
+      <w:r>
+        <w:rPr>
+          <w:rFonts w:ascii="Calibri" w:hAnsi="Calibri" w:cs="Calibri"/>
+          <w:sz w:val="22"/>
+          <w:szCs w:val="22"/>
+        </w:rPr>
+        <w:t xml:space="preserve"> </w:t>
+      </w:r>
+      <w:r>
+        <w:rPr>
+          <w:rFonts w:ascii="Calibri" w:hAnsi="Calibri" w:cs="Calibri"/>
+          <w:sz w:val="22"/>
+          <w:szCs w:val="22"/>
+        </w:rPr>
+        <w:t>auth</w:t>
+      </w:r>
+      <w:r>
+        <w:rPr>
+          <w:rFonts w:ascii="Calibri" w:hAnsi="Calibri" w:cs="Calibri"/>
+          <w:sz w:val="22"/>
+          <w:szCs w:val="22"/>
+        </w:rPr>
+        <w:t>.</w:t>
+      </w:r>
+      <w:r>
+        <w:rPr>
+          <w:rFonts w:ascii="Calibri" w:hAnsi="Calibri" w:cs="Calibri"/>
+          <w:sz w:val="22"/>
+          <w:szCs w:val="22"/>
+        </w:rPr>
+        <w:t>interceptor</w:t>
+      </w:r>
+      <w:r>
+        <w:rPr>
+          <w:rFonts w:ascii="Calibri" w:hAnsi="Calibri" w:cs="Calibri"/>
+          <w:sz w:val="22"/>
+          <w:szCs w:val="22"/>
+        </w:rPr>
+        <w:t>.</w:t>
       </w:r>
       <w:r>
         <w:rPr>
@@ -5497,7 +7431,6 @@
         </w:rPr>
         <w:t>ts</w:t>
       </w:r>
-      <w:proofErr w:type="spellEnd"/>
       <w:r>
         <w:rPr>
           <w:rFonts w:ascii="Calibri" w:hAnsi="Calibri" w:cs="Calibri"/>
@@ -5513,7 +7446,7 @@
           <w:szCs w:val="22"/>
           <w:lang w:val="el-GR"/>
         </w:rPr>
-        <w:t>και</w:t>
+        <w:t>ορίζει</w:t>
       </w:r>
       <w:r>
         <w:rPr>
@@ -5523,43 +7456,14 @@
         </w:rPr>
         <w:t xml:space="preserve"> </w:t>
       </w:r>
-      <w:proofErr w:type="spellStart"/>
-      <w:r>
-        <w:rPr>
-          <w:rFonts w:ascii="Calibri" w:hAnsi="Calibri" w:cs="Calibri"/>
-          <w:sz w:val="22"/>
-          <w:szCs w:val="22"/>
-        </w:rPr>
-        <w:t>auth.guard.ts</w:t>
-      </w:r>
-      <w:proofErr w:type="spellEnd"/>
-      <w:r>
-        <w:rPr>
-          <w:rFonts w:ascii="Calibri" w:hAnsi="Calibri" w:cs="Calibri"/>
-          <w:sz w:val="22"/>
-          <w:szCs w:val="22"/>
-        </w:rPr>
-        <w:t xml:space="preserve"> . </w:t>
-      </w:r>
-    </w:p>
-    <w:p>
-      <w:pPr>
-        <w:ind w:left="1440" w:firstLine="360"/>
-        <w:rPr>
-          <w:rFonts w:ascii="Calibri" w:hAnsi="Calibri" w:cs="Calibri"/>
-          <w:sz w:val="22"/>
-          <w:szCs w:val="22"/>
-          <w:lang w:val="el-GR"/>
-        </w:rPr>
-      </w:pPr>
-      <w:r>
-        <w:rPr>
-          <w:rFonts w:ascii="Calibri" w:hAnsi="Calibri" w:cs="Calibri"/>
-          <w:sz w:val="22"/>
-          <w:szCs w:val="22"/>
-          <w:lang w:val="el-GR"/>
-        </w:rPr>
-        <w:t>Σε</w:t>
+      <w:r>
+        <w:rPr>
+          <w:rFonts w:ascii="Calibri" w:hAnsi="Calibri" w:cs="Calibri"/>
+          <w:sz w:val="22"/>
+          <w:szCs w:val="22"/>
+          <w:lang w:val="el-GR"/>
+        </w:rPr>
+        <w:t>ως</w:t>
       </w:r>
       <w:r>
         <w:rPr>
@@ -5574,9 +7478,24 @@
           <w:rFonts w:ascii="Calibri" w:hAnsi="Calibri" w:cs="Calibri"/>
           <w:sz w:val="22"/>
           <w:szCs w:val="22"/>
-          <w:lang w:val="el-GR"/>
-        </w:rPr>
-        <w:t>κάθε</w:t>
+        </w:rPr>
+        <w:t>access</w:t>
+      </w:r>
+      <w:r>
+        <w:rPr>
+          <w:rFonts w:ascii="Calibri" w:hAnsi="Calibri" w:cs="Calibri"/>
+          <w:sz w:val="22"/>
+          <w:szCs w:val="22"/>
+        </w:rPr>
+        <w:t>_</w:t>
+      </w:r>
+      <w:r>
+        <w:rPr>
+          <w:rFonts w:ascii="Calibri" w:hAnsi="Calibri" w:cs="Calibri"/>
+          <w:sz w:val="22"/>
+          <w:szCs w:val="22"/>
+        </w:rPr>
+        <w:t>token</w:t>
       </w:r>
       <w:r>
         <w:rPr>
@@ -5591,8 +7510,9 @@
           <w:rFonts w:ascii="Calibri" w:hAnsi="Calibri" w:cs="Calibri"/>
           <w:sz w:val="22"/>
           <w:szCs w:val="22"/>
-        </w:rPr>
-        <w:t>request</w:t>
+          <w:lang w:val="el-GR"/>
+        </w:rPr>
+        <w:t>το</w:t>
       </w:r>
       <w:r>
         <w:rPr>
@@ -5607,9 +7527,8 @@
           <w:rFonts w:ascii="Calibri" w:hAnsi="Calibri" w:cs="Calibri"/>
           <w:sz w:val="22"/>
           <w:szCs w:val="22"/>
-          <w:lang w:val="el-GR"/>
-        </w:rPr>
-        <w:t>το</w:t>
+        </w:rPr>
+        <w:t>token</w:t>
       </w:r>
       <w:r>
         <w:rPr>
@@ -5619,7 +7538,48 @@
         </w:rPr>
         <w:t xml:space="preserve"> </w:t>
       </w:r>
-      <w:proofErr w:type="spellStart"/>
+      <w:r>
+        <w:rPr>
+          <w:rFonts w:ascii="Calibri" w:hAnsi="Calibri" w:cs="Calibri"/>
+          <w:sz w:val="22"/>
+          <w:szCs w:val="22"/>
+          <w:lang w:val="el-GR"/>
+        </w:rPr>
+        <w:t>του</w:t>
+      </w:r>
+      <w:r>
+        <w:rPr>
+          <w:rFonts w:ascii="Calibri" w:hAnsi="Calibri" w:cs="Calibri"/>
+          <w:sz w:val="22"/>
+          <w:szCs w:val="22"/>
+        </w:rPr>
+        <w:t xml:space="preserve"> </w:t>
+      </w:r>
+      <w:r>
+        <w:rPr>
+          <w:rFonts w:ascii="Calibri" w:hAnsi="Calibri" w:cs="Calibri"/>
+          <w:sz w:val="22"/>
+          <w:szCs w:val="22"/>
+        </w:rPr>
+        <w:t>user</w:t>
+      </w:r>
+      <w:r>
+        <w:rPr>
+          <w:rFonts w:ascii="Calibri" w:hAnsi="Calibri" w:cs="Calibri"/>
+          <w:sz w:val="22"/>
+          <w:szCs w:val="22"/>
+        </w:rPr>
+        <w:t xml:space="preserve">. </w:t>
+      </w:r>
+      <w:r>
+        <w:rPr>
+          <w:rFonts w:ascii="Calibri" w:hAnsi="Calibri" w:cs="Calibri"/>
+          <w:sz w:val="22"/>
+          <w:szCs w:val="22"/>
+          <w:lang w:val="el-GR"/>
+        </w:rPr>
+        <w:t xml:space="preserve">Αντίστοιχα, το </w:t>
+      </w:r>
       <w:r>
         <w:rPr>
           <w:rFonts w:ascii="Calibri" w:hAnsi="Calibri" w:cs="Calibri"/>
@@ -5633,6 +7593,7 @@
           <w:rFonts w:ascii="Calibri" w:hAnsi="Calibri" w:cs="Calibri"/>
           <w:sz w:val="22"/>
           <w:szCs w:val="22"/>
+          <w:lang w:val="el-GR"/>
         </w:rPr>
         <w:t>.</w:t>
       </w:r>
@@ -5642,13 +7603,14 @@
           <w:sz w:val="22"/>
           <w:szCs w:val="22"/>
         </w:rPr>
-        <w:t>interceptor</w:t>
-      </w:r>
-      <w:r>
-        <w:rPr>
-          <w:rFonts w:ascii="Calibri" w:hAnsi="Calibri" w:cs="Calibri"/>
-          <w:sz w:val="22"/>
-          <w:szCs w:val="22"/>
+        <w:t>guard</w:t>
+      </w:r>
+      <w:r>
+        <w:rPr>
+          <w:rFonts w:ascii="Calibri" w:hAnsi="Calibri" w:cs="Calibri"/>
+          <w:sz w:val="22"/>
+          <w:szCs w:val="22"/>
+          <w:lang w:val="el-GR"/>
         </w:rPr>
         <w:t>.</w:t>
       </w:r>
@@ -5660,202 +7622,6 @@
         </w:rPr>
         <w:t>ts</w:t>
       </w:r>
-      <w:proofErr w:type="spellEnd"/>
-      <w:r>
-        <w:rPr>
-          <w:rFonts w:ascii="Calibri" w:hAnsi="Calibri" w:cs="Calibri"/>
-          <w:sz w:val="22"/>
-          <w:szCs w:val="22"/>
-        </w:rPr>
-        <w:t xml:space="preserve"> </w:t>
-      </w:r>
-      <w:r>
-        <w:rPr>
-          <w:rFonts w:ascii="Calibri" w:hAnsi="Calibri" w:cs="Calibri"/>
-          <w:sz w:val="22"/>
-          <w:szCs w:val="22"/>
-          <w:lang w:val="el-GR"/>
-        </w:rPr>
-        <w:t>ορίζει</w:t>
-      </w:r>
-      <w:r>
-        <w:rPr>
-          <w:rFonts w:ascii="Calibri" w:hAnsi="Calibri" w:cs="Calibri"/>
-          <w:sz w:val="22"/>
-          <w:szCs w:val="22"/>
-        </w:rPr>
-        <w:t xml:space="preserve"> </w:t>
-      </w:r>
-      <w:r>
-        <w:rPr>
-          <w:rFonts w:ascii="Calibri" w:hAnsi="Calibri" w:cs="Calibri"/>
-          <w:sz w:val="22"/>
-          <w:szCs w:val="22"/>
-          <w:lang w:val="el-GR"/>
-        </w:rPr>
-        <w:t>ως</w:t>
-      </w:r>
-      <w:r>
-        <w:rPr>
-          <w:rFonts w:ascii="Calibri" w:hAnsi="Calibri" w:cs="Calibri"/>
-          <w:sz w:val="22"/>
-          <w:szCs w:val="22"/>
-        </w:rPr>
-        <w:t xml:space="preserve"> </w:t>
-      </w:r>
-      <w:proofErr w:type="spellStart"/>
-      <w:r>
-        <w:rPr>
-          <w:rFonts w:ascii="Calibri" w:hAnsi="Calibri" w:cs="Calibri"/>
-          <w:sz w:val="22"/>
-          <w:szCs w:val="22"/>
-        </w:rPr>
-        <w:t>access</w:t>
-      </w:r>
-      <w:r>
-        <w:rPr>
-          <w:rFonts w:ascii="Calibri" w:hAnsi="Calibri" w:cs="Calibri"/>
-          <w:sz w:val="22"/>
-          <w:szCs w:val="22"/>
-        </w:rPr>
-        <w:t>_</w:t>
-      </w:r>
-      <w:r>
-        <w:rPr>
-          <w:rFonts w:ascii="Calibri" w:hAnsi="Calibri" w:cs="Calibri"/>
-          <w:sz w:val="22"/>
-          <w:szCs w:val="22"/>
-        </w:rPr>
-        <w:t>token</w:t>
-      </w:r>
-      <w:proofErr w:type="spellEnd"/>
-      <w:r>
-        <w:rPr>
-          <w:rFonts w:ascii="Calibri" w:hAnsi="Calibri" w:cs="Calibri"/>
-          <w:sz w:val="22"/>
-          <w:szCs w:val="22"/>
-        </w:rPr>
-        <w:t xml:space="preserve"> </w:t>
-      </w:r>
-      <w:r>
-        <w:rPr>
-          <w:rFonts w:ascii="Calibri" w:hAnsi="Calibri" w:cs="Calibri"/>
-          <w:sz w:val="22"/>
-          <w:szCs w:val="22"/>
-          <w:lang w:val="el-GR"/>
-        </w:rPr>
-        <w:t>το</w:t>
-      </w:r>
-      <w:r>
-        <w:rPr>
-          <w:rFonts w:ascii="Calibri" w:hAnsi="Calibri" w:cs="Calibri"/>
-          <w:sz w:val="22"/>
-          <w:szCs w:val="22"/>
-        </w:rPr>
-        <w:t xml:space="preserve"> </w:t>
-      </w:r>
-      <w:r>
-        <w:rPr>
-          <w:rFonts w:ascii="Calibri" w:hAnsi="Calibri" w:cs="Calibri"/>
-          <w:sz w:val="22"/>
-          <w:szCs w:val="22"/>
-        </w:rPr>
-        <w:t>token</w:t>
-      </w:r>
-      <w:r>
-        <w:rPr>
-          <w:rFonts w:ascii="Calibri" w:hAnsi="Calibri" w:cs="Calibri"/>
-          <w:sz w:val="22"/>
-          <w:szCs w:val="22"/>
-        </w:rPr>
-        <w:t xml:space="preserve"> </w:t>
-      </w:r>
-      <w:r>
-        <w:rPr>
-          <w:rFonts w:ascii="Calibri" w:hAnsi="Calibri" w:cs="Calibri"/>
-          <w:sz w:val="22"/>
-          <w:szCs w:val="22"/>
-          <w:lang w:val="el-GR"/>
-        </w:rPr>
-        <w:t>του</w:t>
-      </w:r>
-      <w:r>
-        <w:rPr>
-          <w:rFonts w:ascii="Calibri" w:hAnsi="Calibri" w:cs="Calibri"/>
-          <w:sz w:val="22"/>
-          <w:szCs w:val="22"/>
-        </w:rPr>
-        <w:t xml:space="preserve"> </w:t>
-      </w:r>
-      <w:r>
-        <w:rPr>
-          <w:rFonts w:ascii="Calibri" w:hAnsi="Calibri" w:cs="Calibri"/>
-          <w:sz w:val="22"/>
-          <w:szCs w:val="22"/>
-        </w:rPr>
-        <w:t>user</w:t>
-      </w:r>
-      <w:r>
-        <w:rPr>
-          <w:rFonts w:ascii="Calibri" w:hAnsi="Calibri" w:cs="Calibri"/>
-          <w:sz w:val="22"/>
-          <w:szCs w:val="22"/>
-        </w:rPr>
-        <w:t xml:space="preserve">. </w:t>
-      </w:r>
-      <w:r>
-        <w:rPr>
-          <w:rFonts w:ascii="Calibri" w:hAnsi="Calibri" w:cs="Calibri"/>
-          <w:sz w:val="22"/>
-          <w:szCs w:val="22"/>
-          <w:lang w:val="el-GR"/>
-        </w:rPr>
-        <w:t xml:space="preserve">Αντίστοιχα, το </w:t>
-      </w:r>
-      <w:r>
-        <w:rPr>
-          <w:rFonts w:ascii="Calibri" w:hAnsi="Calibri" w:cs="Calibri"/>
-          <w:sz w:val="22"/>
-          <w:szCs w:val="22"/>
-        </w:rPr>
-        <w:t>auth</w:t>
-      </w:r>
-      <w:r>
-        <w:rPr>
-          <w:rFonts w:ascii="Calibri" w:hAnsi="Calibri" w:cs="Calibri"/>
-          <w:sz w:val="22"/>
-          <w:szCs w:val="22"/>
-          <w:lang w:val="el-GR"/>
-        </w:rPr>
-        <w:t>.</w:t>
-      </w:r>
-      <w:r>
-        <w:rPr>
-          <w:rFonts w:ascii="Calibri" w:hAnsi="Calibri" w:cs="Calibri"/>
-          <w:sz w:val="22"/>
-          <w:szCs w:val="22"/>
-        </w:rPr>
-        <w:t>guard</w:t>
-      </w:r>
-      <w:r>
-        <w:rPr>
-          <w:rFonts w:ascii="Calibri" w:hAnsi="Calibri" w:cs="Calibri"/>
-          <w:sz w:val="22"/>
-          <w:szCs w:val="22"/>
-          <w:lang w:val="el-GR"/>
-        </w:rPr>
-        <w:t>.</w:t>
-      </w:r>
-      <w:proofErr w:type="spellStart"/>
-      <w:r>
-        <w:rPr>
-          <w:rFonts w:ascii="Calibri" w:hAnsi="Calibri" w:cs="Calibri"/>
-          <w:sz w:val="22"/>
-          <w:szCs w:val="22"/>
-        </w:rPr>
-        <w:t>ts</w:t>
-      </w:r>
-      <w:proofErr w:type="spellEnd"/>
       <w:r>
         <w:rPr>
           <w:rFonts w:ascii="Calibri" w:hAnsi="Calibri" w:cs="Calibri"/>
@@ -6076,7 +7842,6 @@
         </w:rPr>
         <w:t xml:space="preserve">περιλαμβάνεται το αρχείο </w:t>
       </w:r>
-      <w:proofErr w:type="spellStart"/>
       <w:r>
         <w:rPr>
           <w:rFonts w:ascii="Calibri" w:hAnsi="Calibri" w:cs="Calibri"/>
@@ -6085,7 +7850,6 @@
         </w:rPr>
         <w:t>urls</w:t>
       </w:r>
-      <w:proofErr w:type="spellEnd"/>
       <w:r>
         <w:rPr>
           <w:rFonts w:ascii="Calibri" w:hAnsi="Calibri" w:cs="Calibri"/>
@@ -6095,7 +7859,6 @@
         </w:rPr>
         <w:t>.</w:t>
       </w:r>
-      <w:proofErr w:type="spellStart"/>
       <w:r>
         <w:rPr>
           <w:rFonts w:ascii="Calibri" w:hAnsi="Calibri" w:cs="Calibri"/>
@@ -6104,7 +7867,6 @@
         </w:rPr>
         <w:t>ts</w:t>
       </w:r>
-      <w:proofErr w:type="spellEnd"/>
       <w:r>
         <w:rPr>
           <w:rFonts w:ascii="Calibri" w:hAnsi="Calibri" w:cs="Calibri"/>
@@ -6245,7 +8007,24 @@
           <w:szCs w:val="22"/>
           <w:lang w:val="el-GR"/>
         </w:rPr>
-        <w:t>Ο φάκελος Interfaces περιέχει τα interfaces IuserLogin και IUserRegister, τα οποία καθορίζουν τη δομή των δεδομένων που αποστέλλονται ή λαμβάνονται κατά τη διαδικασία login και εγγραφής του χρήστη.</w:t>
+        <w:t>Ο φάκελος Interfaces περιέχει τα interfaces I</w:t>
+      </w:r>
+      <w:r>
+        <w:rPr>
+          <w:rFonts w:ascii="Calibri" w:hAnsi="Calibri" w:cs="Calibri"/>
+          <w:sz w:val="22"/>
+          <w:szCs w:val="22"/>
+        </w:rPr>
+        <w:t>U</w:t>
+      </w:r>
+      <w:r>
+        <w:rPr>
+          <w:rFonts w:ascii="Calibri" w:hAnsi="Calibri" w:cs="Calibri"/>
+          <w:sz w:val="22"/>
+          <w:szCs w:val="22"/>
+          <w:lang w:val="el-GR"/>
+        </w:rPr>
+        <w:t>serLogin και IUserRegister, τα οποία καθορίζουν τη δομή των δεδομένων που αποστέλλονται κατά τη διαδικασία login και εγγραφής του χρήστη.</w:t>
       </w:r>
       <w:r>
         <w:rPr>
@@ -6345,7 +8124,6 @@
         </w:rPr>
         <w:t>.</w:t>
       </w:r>
-      <w:proofErr w:type="spellStart"/>
       <w:r>
         <w:rPr>
           <w:rFonts w:ascii="Calibri" w:hAnsi="Calibri" w:cs="Calibri"/>
@@ -6354,7 +8132,6 @@
         </w:rPr>
         <w:t>ts</w:t>
       </w:r>
-      <w:proofErr w:type="spellEnd"/>
       <w:r>
         <w:rPr>
           <w:rFonts w:ascii="Calibri" w:hAnsi="Calibri" w:cs="Calibri"/>
@@ -6892,7 +8669,6 @@
         </w:rPr>
         <w:t>.</w:t>
       </w:r>
-      <w:proofErr w:type="spellStart"/>
       <w:r>
         <w:rPr>
           <w:rFonts w:ascii="Calibri" w:hAnsi="Calibri" w:cs="Calibri"/>
@@ -6901,7 +8677,6 @@
         </w:rPr>
         <w:t>ts</w:t>
       </w:r>
-      <w:proofErr w:type="spellEnd"/>
       <w:r>
         <w:rPr>
           <w:rFonts w:ascii="Calibri" w:hAnsi="Calibri" w:cs="Calibri"/>
@@ -6945,7 +8720,6 @@
         </w:rPr>
         <w:t>.</w:t>
       </w:r>
-      <w:proofErr w:type="spellStart"/>
       <w:r>
         <w:rPr>
           <w:rFonts w:ascii="Calibri" w:hAnsi="Calibri" w:cs="Calibri"/>
@@ -6954,7 +8728,6 @@
         </w:rPr>
         <w:t>ts</w:t>
       </w:r>
-      <w:proofErr w:type="spellEnd"/>
       <w:r>
         <w:rPr>
           <w:rFonts w:ascii="Calibri" w:hAnsi="Calibri" w:cs="Calibri"/>
@@ -6998,7 +8771,6 @@
         </w:rPr>
         <w:t>.</w:t>
       </w:r>
-      <w:proofErr w:type="spellStart"/>
       <w:r>
         <w:rPr>
           <w:rFonts w:ascii="Calibri" w:hAnsi="Calibri" w:cs="Calibri"/>
@@ -7007,7 +8779,6 @@
         </w:rPr>
         <w:t>ts</w:t>
       </w:r>
-      <w:proofErr w:type="spellEnd"/>
       <w:r>
         <w:rPr>
           <w:rFonts w:ascii="Calibri" w:hAnsi="Calibri" w:cs="Calibri"/>
@@ -7283,7 +9054,6 @@
         </w:rPr>
         <w:t>.</w:t>
       </w:r>
-      <w:proofErr w:type="spellStart"/>
       <w:r>
         <w:rPr>
           <w:rFonts w:ascii="Calibri" w:hAnsi="Calibri" w:cs="Calibri"/>
@@ -7292,7 +9062,6 @@
         </w:rPr>
         <w:t>ts</w:t>
       </w:r>
-      <w:proofErr w:type="spellEnd"/>
       <w:r>
         <w:rPr>
           <w:rFonts w:ascii="Calibri" w:hAnsi="Calibri" w:cs="Calibri"/>
@@ -7336,7 +9105,6 @@
         </w:rPr>
         <w:t>.</w:t>
       </w:r>
-      <w:proofErr w:type="spellStart"/>
       <w:r>
         <w:rPr>
           <w:rFonts w:ascii="Calibri" w:hAnsi="Calibri" w:cs="Calibri"/>
@@ -7345,7 +9113,6 @@
         </w:rPr>
         <w:t>ts</w:t>
       </w:r>
-      <w:proofErr w:type="spellEnd"/>
       <w:r>
         <w:rPr>
           <w:rFonts w:ascii="Calibri" w:hAnsi="Calibri" w:cs="Calibri"/>
@@ -7389,7 +9156,6 @@
         </w:rPr>
         <w:t>.</w:t>
       </w:r>
-      <w:proofErr w:type="spellStart"/>
       <w:r>
         <w:rPr>
           <w:rFonts w:ascii="Calibri" w:hAnsi="Calibri" w:cs="Calibri"/>
@@ -7398,7 +9164,6 @@
         </w:rPr>
         <w:t>ts</w:t>
       </w:r>
-      <w:proofErr w:type="spellEnd"/>
       <w:r>
         <w:rPr>
           <w:rFonts w:ascii="Calibri" w:hAnsi="Calibri" w:cs="Calibri"/>
@@ -7669,7 +9434,6 @@
         </w:rPr>
         <w:t>.</w:t>
       </w:r>
-      <w:proofErr w:type="spellStart"/>
       <w:r>
         <w:rPr>
           <w:rFonts w:ascii="Calibri" w:hAnsi="Calibri" w:cs="Calibri"/>
@@ -7678,7 +9442,6 @@
         </w:rPr>
         <w:t>ts</w:t>
       </w:r>
-      <w:proofErr w:type="spellEnd"/>
       <w:r>
         <w:rPr>
           <w:rFonts w:ascii="Calibri" w:hAnsi="Calibri" w:cs="Calibri"/>
@@ -7706,7 +9469,6 @@
         </w:rPr>
         <w:t xml:space="preserve">άνεται η συνάρτηση </w:t>
       </w:r>
-      <w:proofErr w:type="spellStart"/>
       <w:r>
         <w:rPr>
           <w:rFonts w:ascii="Calibri" w:hAnsi="Calibri" w:cs="Calibri"/>
@@ -7715,7 +9477,6 @@
         </w:rPr>
         <w:t>generateTokenResponse</w:t>
       </w:r>
-      <w:proofErr w:type="spellEnd"/>
       <w:r>
         <w:rPr>
           <w:rFonts w:ascii="Calibri" w:hAnsi="Calibri" w:cs="Calibri"/>
@@ -7861,7 +9622,6 @@
           <w:rFonts w:ascii="Calibri" w:hAnsi="Calibri" w:cs="Calibri"/>
           <w:sz w:val="22"/>
           <w:szCs w:val="22"/>
-          <w:lang w:val="el-GR"/>
         </w:rPr>
       </w:pPr>
       <w:r>
@@ -7956,29 +9716,107 @@
           </wp:inline>
         </w:drawing>
       </w:r>
-    </w:p>
-    <w:p>
-      <w:pPr>
-        <w:ind w:left="720" w:firstLine="720"/>
-        <w:rPr>
-          <w:rFonts w:ascii="Calibri" w:hAnsi="Calibri" w:cs="Calibri"/>
-          <w:sz w:val="22"/>
-          <w:szCs w:val="22"/>
-        </w:rPr>
-      </w:pPr>
-      <w:r>
-        <w:rPr>
-          <w:rFonts w:ascii="Calibri" w:hAnsi="Calibri" w:cs="Calibri"/>
+      <w:r>
+        <w:rPr>
+          <w:rFonts w:ascii="Calibri" w:hAnsi="Calibri" w:cs="Calibri"/>
+          <w:sz w:val="22"/>
+          <w:szCs w:val="22"/>
+          <w:lang w:val="el-GR"/>
+        </w:rPr>
+        <w:br/>
+      </w:r>
+    </w:p>
+    <w:p>
+      <w:pPr>
+        <w:ind w:left="1440" w:firstLine="360"/>
+        <w:rPr>
+          <w:rFonts w:ascii="Calibri" w:hAnsi="Calibri" w:cs="Calibri"/>
+          <w:sz w:val="22"/>
+          <w:szCs w:val="22"/>
+          <w:lang w:val="el-GR"/>
+        </w:rPr>
+      </w:pPr>
+      <w:r>
+        <w:rPr>
+          <w:rFonts w:ascii="Calibri" w:hAnsi="Calibri" w:cs="Calibri"/>
+          <w:sz w:val="22"/>
+          <w:szCs w:val="22"/>
+          <w:lang w:val="el-GR"/>
+        </w:rPr>
+        <w:lastRenderedPageBreak/>
+        <w:t xml:space="preserve">Τέλος, κατά την εγγραφή του χρήστη, ο κωδικός πρόσβασης δεν αποθηκεύεται στη βάση δεδομένων σε απλή μορφή, αλλά πραγματοποιείται </w:t>
+      </w:r>
+      <w:r>
+        <w:rPr>
+          <w:rFonts w:ascii="Calibri" w:hAnsi="Calibri" w:cs="Calibri"/>
+          <w:sz w:val="22"/>
+          <w:szCs w:val="22"/>
+        </w:rPr>
+        <w:t>hashing</w:t>
+      </w:r>
+      <w:r>
+        <w:rPr>
+          <w:rFonts w:ascii="Calibri" w:hAnsi="Calibri" w:cs="Calibri"/>
+          <w:sz w:val="22"/>
+          <w:szCs w:val="22"/>
+          <w:lang w:val="el-GR"/>
+        </w:rPr>
+        <w:t xml:space="preserve"> </w:t>
+      </w:r>
+      <w:r>
+        <w:rPr>
+          <w:rFonts w:ascii="Calibri" w:hAnsi="Calibri" w:cs="Calibri"/>
+          <w:sz w:val="22"/>
+          <w:szCs w:val="22"/>
+          <w:lang w:val="el-GR"/>
+        </w:rPr>
+        <w:t xml:space="preserve">μέσω της βιβλιοθήκης </w:t>
+      </w:r>
+      <w:r>
+        <w:rPr>
+          <w:rFonts w:ascii="Calibri" w:hAnsi="Calibri" w:cs="Calibri"/>
+          <w:sz w:val="22"/>
+          <w:szCs w:val="22"/>
+        </w:rPr>
+        <w:t>bcrypt</w:t>
+      </w:r>
+      <w:r>
+        <w:rPr>
+          <w:rFonts w:ascii="Calibri" w:hAnsi="Calibri" w:cs="Calibri"/>
+          <w:sz w:val="22"/>
+          <w:szCs w:val="22"/>
+          <w:lang w:val="el-GR"/>
+        </w:rPr>
+        <w:t>.</w:t>
+      </w:r>
+      <w:r>
+        <w:rPr>
+          <w:rFonts w:ascii="Calibri" w:hAnsi="Calibri" w:cs="Calibri"/>
+          <w:sz w:val="22"/>
+          <w:szCs w:val="22"/>
+          <w:lang w:val="el-GR"/>
+        </w:rPr>
+        <w:t xml:space="preserve"> Επομένως, ακόμα και αν παραβιαστεί η βάση δεδομένων, οι πραγματικοί κωδικοι δεν θα είναι αναγνωρίσιμοι.</w:t>
+      </w:r>
+    </w:p>
+    <w:p>
+      <w:pPr>
+        <w:ind w:left="1440"/>
+        <w:rPr>
+          <w:rFonts w:ascii="Calibri" w:hAnsi="Calibri" w:cs="Calibri"/>
+          <w:sz w:val="22"/>
+          <w:szCs w:val="22"/>
+        </w:rPr>
+      </w:pPr>
+      <w:r>
+        <w:rPr>
           <w:noProof/>
-          <w:sz w:val="22"/>
-          <w:szCs w:val="22"/>
-        </w:rPr>
-        <w:lastRenderedPageBreak/>
+        </w:rPr>
         <w:drawing>
-          <wp:inline distT="0" distB="0" distL="0" distR="0" wp14:anchorId="07A347C0" wp14:editId="340F6106">
-            <wp:extent cx="3795623" cy="2899873"/>
+          <wp:inline distT="0" distB="0" distL="0" distR="0" wp14:anchorId="2795286F" wp14:editId="609704C8">
+            <wp:extent cx="3686175" cy="423459"/>
             <wp:effectExtent l="0" t="0" r="0" b="0"/>
-            <wp:docPr id="844606008" name="Picture 4"/>
+            <wp:docPr id="631486681" name="Picture 1" descr="A black background with white text&#10;&#10;AI-generated content may be incorrect."/>
             <wp:cNvGraphicFramePr>
               <a:graphicFrameLocks xmlns:a="http://schemas.openxmlformats.org/drawingml/2006/main" noChangeAspect="1"/>
             </wp:cNvGraphicFramePr>
@@ -7986,13 +9824,503 @@
               <a:graphicData uri="http://schemas.openxmlformats.org/drawingml/2006/picture">
                 <pic:pic xmlns:pic="http://schemas.openxmlformats.org/drawingml/2006/picture">
                   <pic:nvPicPr>
-                    <pic:cNvPr id="0" name="Picture 4"/>
+                    <pic:cNvPr id="631486681" name="Picture 1" descr="A black background with white text&#10;&#10;AI-generated content may be incorrect."/>
+                    <pic:cNvPicPr/>
+                  </pic:nvPicPr>
+                  <pic:blipFill>
+                    <a:blip r:embed="rId18"/>
+                    <a:stretch>
+                      <a:fillRect/>
+                    </a:stretch>
+                  </pic:blipFill>
+                  <pic:spPr>
+                    <a:xfrm>
+                      <a:off x="0" y="0"/>
+                      <a:ext cx="3922332" cy="450588"/>
+                    </a:xfrm>
+                    <a:prstGeom prst="rect">
+                      <a:avLst/>
+                    </a:prstGeom>
+                  </pic:spPr>
+                </pic:pic>
+              </a:graphicData>
+            </a:graphic>
+          </wp:inline>
+        </w:drawing>
+      </w:r>
+      <w:r>
+        <w:rPr>
+          <w:rFonts w:ascii="Calibri" w:hAnsi="Calibri" w:cs="Calibri"/>
+          <w:sz w:val="22"/>
+          <w:szCs w:val="22"/>
+          <w:lang w:val="el-GR"/>
+        </w:rPr>
+        <w:br/>
+      </w:r>
+    </w:p>
+    <w:p>
+      <w:pPr>
+        <w:pStyle w:val="ListParagraph"/>
+        <w:numPr>
+          <w:ilvl w:val="0"/>
+          <w:numId w:val="7"/>
+        </w:numPr>
+        <w:rPr>
+          <w:rFonts w:ascii="Calibri" w:hAnsi="Calibri" w:cs="Calibri"/>
+          <w:b/>
+          <w:bCs/>
+          <w:lang w:val="el-GR"/>
+        </w:rPr>
+      </w:pPr>
+      <w:r>
+        <w:rPr>
+          <w:rFonts w:ascii="Calibri" w:hAnsi="Calibri" w:cs="Calibri"/>
+          <w:b/>
+          <w:bCs/>
+        </w:rPr>
+        <w:t>Middlewares</w:t>
+      </w:r>
+    </w:p>
+    <w:p>
+      <w:pPr>
+        <w:ind w:left="1440" w:firstLine="360"/>
+        <w:rPr>
+          <w:rFonts w:ascii="Calibri" w:hAnsi="Calibri" w:cs="Calibri"/>
+          <w:sz w:val="22"/>
+          <w:szCs w:val="22"/>
+          <w:lang w:val="el-GR"/>
+        </w:rPr>
+      </w:pPr>
+      <w:r>
+        <w:rPr>
+          <w:rFonts w:ascii="Calibri" w:hAnsi="Calibri" w:cs="Calibri"/>
+          <w:sz w:val="22"/>
+          <w:szCs w:val="22"/>
+          <w:lang w:val="el-GR"/>
+        </w:rPr>
+        <w:t>Ο φάκελος middlewares περιλαμβάνει το αρχείο auth.mid.ts</w:t>
+      </w:r>
+      <w:r>
+        <w:rPr>
+          <w:rFonts w:ascii="Calibri" w:hAnsi="Calibri" w:cs="Calibri"/>
+          <w:sz w:val="22"/>
+          <w:szCs w:val="22"/>
+          <w:lang w:val="el-GR"/>
+        </w:rPr>
+        <w:t xml:space="preserve"> που είναι το </w:t>
+      </w:r>
+      <w:r>
+        <w:rPr>
+          <w:rFonts w:ascii="Calibri" w:hAnsi="Calibri" w:cs="Calibri"/>
+          <w:sz w:val="22"/>
+          <w:szCs w:val="22"/>
+          <w:lang w:val="el-GR"/>
+        </w:rPr>
+        <w:t>authentication middleware.</w:t>
+      </w:r>
+      <w:r>
+        <w:rPr>
+          <w:rFonts w:ascii="Calibri" w:hAnsi="Calibri" w:cs="Calibri"/>
+          <w:sz w:val="22"/>
+          <w:szCs w:val="22"/>
+          <w:lang w:val="el-GR"/>
+        </w:rPr>
+        <w:t xml:space="preserve"> </w:t>
+      </w:r>
+    </w:p>
+    <w:p>
+      <w:pPr>
+        <w:ind w:left="1440" w:firstLine="360"/>
+        <w:rPr>
+          <w:rFonts w:ascii="Calibri" w:hAnsi="Calibri" w:cs="Calibri"/>
+          <w:sz w:val="22"/>
+          <w:szCs w:val="22"/>
+          <w:lang w:val="el-GR"/>
+        </w:rPr>
+      </w:pPr>
+      <w:r>
+        <w:rPr>
+          <w:rFonts w:ascii="Calibri" w:hAnsi="Calibri" w:cs="Calibri"/>
+          <w:sz w:val="22"/>
+          <w:szCs w:val="22"/>
+          <w:lang w:val="el-GR"/>
+        </w:rPr>
+        <w:t xml:space="preserve">Ο ρόλος του είναι να </w:t>
+      </w:r>
+      <w:r>
+        <w:rPr>
+          <w:rFonts w:ascii="Calibri" w:hAnsi="Calibri" w:cs="Calibri"/>
+          <w:sz w:val="22"/>
+          <w:szCs w:val="22"/>
+          <w:lang w:val="el-GR"/>
+        </w:rPr>
+        <w:t>επαληθεύει τ</w:t>
+      </w:r>
+      <w:r>
+        <w:rPr>
+          <w:rFonts w:ascii="Calibri" w:hAnsi="Calibri" w:cs="Calibri"/>
+          <w:sz w:val="22"/>
+          <w:szCs w:val="22"/>
+          <w:lang w:val="el-GR"/>
+        </w:rPr>
+        <w:t>ο</w:t>
+      </w:r>
+      <w:r>
+        <w:rPr>
+          <w:rFonts w:ascii="Calibri" w:hAnsi="Calibri" w:cs="Calibri"/>
+          <w:sz w:val="22"/>
+          <w:szCs w:val="22"/>
+          <w:lang w:val="el-GR"/>
+        </w:rPr>
+        <w:t xml:space="preserve"> JWT </w:t>
+      </w:r>
+      <w:r>
+        <w:rPr>
+          <w:rFonts w:ascii="Calibri" w:hAnsi="Calibri" w:cs="Calibri"/>
+          <w:sz w:val="22"/>
+          <w:szCs w:val="22"/>
+          <w:lang w:val="el-GR"/>
+        </w:rPr>
+        <w:t xml:space="preserve">των </w:t>
+      </w:r>
+      <w:r>
+        <w:rPr>
+          <w:rFonts w:ascii="Calibri" w:hAnsi="Calibri" w:cs="Calibri"/>
+          <w:sz w:val="22"/>
+          <w:szCs w:val="22"/>
+        </w:rPr>
+        <w:t>requests</w:t>
+      </w:r>
+      <w:r>
+        <w:rPr>
+          <w:rFonts w:ascii="Calibri" w:hAnsi="Calibri" w:cs="Calibri"/>
+          <w:sz w:val="22"/>
+          <w:szCs w:val="22"/>
+          <w:lang w:val="el-GR"/>
+        </w:rPr>
+        <w:t xml:space="preserve"> </w:t>
+      </w:r>
+      <w:r>
+        <w:rPr>
+          <w:rFonts w:ascii="Calibri" w:hAnsi="Calibri" w:cs="Calibri"/>
+          <w:sz w:val="22"/>
+          <w:szCs w:val="22"/>
+          <w:lang w:val="el-GR"/>
+        </w:rPr>
+        <w:t xml:space="preserve">που στέλνονται από το </w:t>
+      </w:r>
+      <w:r>
+        <w:rPr>
+          <w:rFonts w:ascii="Calibri" w:hAnsi="Calibri" w:cs="Calibri"/>
+          <w:sz w:val="22"/>
+          <w:szCs w:val="22"/>
+        </w:rPr>
+        <w:t>frontend</w:t>
+      </w:r>
+      <w:r>
+        <w:rPr>
+          <w:rFonts w:ascii="Calibri" w:hAnsi="Calibri" w:cs="Calibri"/>
+          <w:sz w:val="22"/>
+          <w:szCs w:val="22"/>
+          <w:lang w:val="el-GR"/>
+        </w:rPr>
+        <w:t xml:space="preserve"> </w:t>
+      </w:r>
+      <w:r>
+        <w:rPr>
+          <w:rFonts w:ascii="Calibri" w:hAnsi="Calibri" w:cs="Calibri"/>
+          <w:sz w:val="22"/>
+          <w:szCs w:val="22"/>
+          <w:lang w:val="el-GR"/>
+        </w:rPr>
+        <w:t xml:space="preserve">στο </w:t>
+      </w:r>
+      <w:r>
+        <w:rPr>
+          <w:rFonts w:ascii="Calibri" w:hAnsi="Calibri" w:cs="Calibri"/>
+          <w:sz w:val="22"/>
+          <w:szCs w:val="22"/>
+        </w:rPr>
+        <w:t>backend</w:t>
+      </w:r>
+      <w:r>
+        <w:rPr>
+          <w:rFonts w:ascii="Calibri" w:hAnsi="Calibri" w:cs="Calibri"/>
+          <w:sz w:val="22"/>
+          <w:szCs w:val="22"/>
+          <w:lang w:val="el-GR"/>
+        </w:rPr>
+        <w:t xml:space="preserve"> μέσω της βιβλιοθήκης </w:t>
+      </w:r>
+      <w:r>
+        <w:rPr>
+          <w:rFonts w:ascii="Calibri" w:hAnsi="Calibri" w:cs="Calibri"/>
+          <w:sz w:val="22"/>
+          <w:szCs w:val="22"/>
+          <w:lang w:val="el-GR"/>
+        </w:rPr>
+        <w:t>jsonwebtoken</w:t>
+      </w:r>
+      <w:r>
+        <w:rPr>
+          <w:rFonts w:ascii="Calibri" w:hAnsi="Calibri" w:cs="Calibri"/>
+          <w:sz w:val="22"/>
+          <w:szCs w:val="22"/>
+          <w:lang w:val="el-GR"/>
+        </w:rPr>
+        <w:t xml:space="preserve"> και του </w:t>
+      </w:r>
+      <w:r>
+        <w:rPr>
+          <w:rFonts w:ascii="Calibri" w:hAnsi="Calibri" w:cs="Calibri"/>
+          <w:sz w:val="22"/>
+          <w:szCs w:val="22"/>
+          <w:lang w:val="el-GR"/>
+        </w:rPr>
+        <w:t>JWT_SECRET</w:t>
+      </w:r>
+      <w:r>
+        <w:rPr>
+          <w:rFonts w:ascii="Calibri" w:hAnsi="Calibri" w:cs="Calibri"/>
+          <w:sz w:val="22"/>
+          <w:szCs w:val="22"/>
+          <w:lang w:val="el-GR"/>
+        </w:rPr>
+        <w:t>.</w:t>
+      </w:r>
+      <w:r>
+        <w:rPr>
+          <w:rFonts w:ascii="Calibri" w:hAnsi="Calibri" w:cs="Calibri"/>
+          <w:sz w:val="22"/>
+          <w:szCs w:val="22"/>
+          <w:lang w:val="el-GR"/>
+        </w:rPr>
+        <w:t xml:space="preserve"> </w:t>
+      </w:r>
+      <w:r>
+        <w:rPr>
+          <w:rFonts w:ascii="Calibri" w:hAnsi="Calibri" w:cs="Calibri"/>
+          <w:sz w:val="22"/>
+          <w:szCs w:val="22"/>
+          <w:lang w:val="el-GR"/>
+        </w:rPr>
+        <w:t xml:space="preserve">Αν το </w:t>
+      </w:r>
+      <w:r>
+        <w:rPr>
+          <w:rFonts w:ascii="Calibri" w:hAnsi="Calibri" w:cs="Calibri"/>
+          <w:sz w:val="22"/>
+          <w:szCs w:val="22"/>
+        </w:rPr>
+        <w:t>token</w:t>
+      </w:r>
+      <w:r>
+        <w:rPr>
+          <w:rFonts w:ascii="Calibri" w:hAnsi="Calibri" w:cs="Calibri"/>
+          <w:sz w:val="22"/>
+          <w:szCs w:val="22"/>
+          <w:lang w:val="el-GR"/>
+        </w:rPr>
+        <w:t xml:space="preserve"> </w:t>
+      </w:r>
+      <w:r>
+        <w:rPr>
+          <w:rFonts w:ascii="Calibri" w:hAnsi="Calibri" w:cs="Calibri"/>
+          <w:sz w:val="22"/>
+          <w:szCs w:val="22"/>
+          <w:lang w:val="el-GR"/>
+        </w:rPr>
+        <w:t xml:space="preserve">είναι έγκυρο τότε δίνει πρόσβαση στο ζητούμενο </w:t>
+      </w:r>
+      <w:r>
+        <w:rPr>
+          <w:rFonts w:ascii="Calibri" w:hAnsi="Calibri" w:cs="Calibri"/>
+          <w:sz w:val="22"/>
+          <w:szCs w:val="22"/>
+        </w:rPr>
+        <w:t>endpoint</w:t>
+      </w:r>
+      <w:r>
+        <w:rPr>
+          <w:rFonts w:ascii="Calibri" w:hAnsi="Calibri" w:cs="Calibri"/>
+          <w:sz w:val="22"/>
+          <w:szCs w:val="22"/>
+          <w:lang w:val="el-GR"/>
+        </w:rPr>
+        <w:t xml:space="preserve"> </w:t>
+      </w:r>
+      <w:r>
+        <w:rPr>
+          <w:rFonts w:ascii="Calibri" w:hAnsi="Calibri" w:cs="Calibri"/>
+          <w:sz w:val="22"/>
+          <w:szCs w:val="22"/>
+          <w:lang w:val="el-GR"/>
+        </w:rPr>
+        <w:t xml:space="preserve">αλλιώς επιστρέφει </w:t>
+      </w:r>
+      <w:r>
+        <w:rPr>
+          <w:rFonts w:ascii="Calibri" w:hAnsi="Calibri" w:cs="Calibri"/>
+          <w:sz w:val="22"/>
+          <w:szCs w:val="22"/>
+        </w:rPr>
+        <w:t>HTTP</w:t>
+      </w:r>
+      <w:r>
+        <w:rPr>
+          <w:rFonts w:ascii="Calibri" w:hAnsi="Calibri" w:cs="Calibri"/>
+          <w:sz w:val="22"/>
+          <w:szCs w:val="22"/>
+          <w:lang w:val="el-GR"/>
+        </w:rPr>
+        <w:t xml:space="preserve"> </w:t>
+      </w:r>
+      <w:r>
+        <w:rPr>
+          <w:rFonts w:ascii="Calibri" w:hAnsi="Calibri" w:cs="Calibri"/>
+          <w:sz w:val="22"/>
+          <w:szCs w:val="22"/>
+        </w:rPr>
+        <w:t>status</w:t>
+      </w:r>
+      <w:r>
+        <w:rPr>
+          <w:rFonts w:ascii="Calibri" w:hAnsi="Calibri" w:cs="Calibri"/>
+          <w:sz w:val="22"/>
+          <w:szCs w:val="22"/>
+          <w:lang w:val="el-GR"/>
+        </w:rPr>
+        <w:t xml:space="preserve"> 401 (</w:t>
+      </w:r>
+      <w:r>
+        <w:rPr>
+          <w:rFonts w:ascii="Calibri" w:hAnsi="Calibri" w:cs="Calibri"/>
+          <w:sz w:val="22"/>
+          <w:szCs w:val="22"/>
+        </w:rPr>
+        <w:t>Unauthorized</w:t>
+      </w:r>
+      <w:r>
+        <w:rPr>
+          <w:rFonts w:ascii="Calibri" w:hAnsi="Calibri" w:cs="Calibri"/>
+          <w:sz w:val="22"/>
+          <w:szCs w:val="22"/>
+          <w:lang w:val="el-GR"/>
+        </w:rPr>
+        <w:t>)</w:t>
+      </w:r>
+      <w:r>
+        <w:rPr>
+          <w:rFonts w:ascii="Calibri" w:hAnsi="Calibri" w:cs="Calibri"/>
+          <w:sz w:val="22"/>
+          <w:szCs w:val="22"/>
+          <w:lang w:val="el-GR"/>
+        </w:rPr>
+        <w:t>.</w:t>
+      </w:r>
+    </w:p>
+    <w:p>
+      <w:pPr>
+        <w:ind w:left="1440" w:firstLine="360"/>
+        <w:rPr>
+          <w:rFonts w:ascii="Calibri" w:hAnsi="Calibri" w:cs="Calibri"/>
+          <w:sz w:val="22"/>
+          <w:szCs w:val="22"/>
+        </w:rPr>
+      </w:pPr>
+      <w:r>
+        <w:rPr>
+          <w:rFonts w:ascii="Calibri" w:hAnsi="Calibri" w:cs="Calibri"/>
+          <w:noProof/>
+          <w:sz w:val="22"/>
+          <w:szCs w:val="22"/>
+          <w:lang w:val="el-GR"/>
+        </w:rPr>
+        <w:drawing>
+          <wp:inline distT="0" distB="0" distL="0" distR="0" wp14:anchorId="7E45A8D4" wp14:editId="38C462AF">
+            <wp:extent cx="1209675" cy="428625"/>
+            <wp:effectExtent l="0" t="0" r="9525" b="9525"/>
+            <wp:docPr id="871071554" name="Picture 16"/>
+            <wp:cNvGraphicFramePr>
+              <a:graphicFrameLocks xmlns:a="http://schemas.openxmlformats.org/drawingml/2006/main" noChangeAspect="1"/>
+            </wp:cNvGraphicFramePr>
+            <a:graphic xmlns:a="http://schemas.openxmlformats.org/drawingml/2006/main">
+              <a:graphicData uri="http://schemas.openxmlformats.org/drawingml/2006/picture">
+                <pic:pic xmlns:pic="http://schemas.openxmlformats.org/drawingml/2006/picture">
+                  <pic:nvPicPr>
+                    <pic:cNvPr id="0" name="Picture 16"/>
                     <pic:cNvPicPr>
                       <a:picLocks noChangeAspect="1" noChangeArrowheads="1"/>
                     </pic:cNvPicPr>
                   </pic:nvPicPr>
                   <pic:blipFill>
-                    <a:blip r:embed="rId18" cstate="print">
+                    <a:blip r:embed="rId19">
+                      <a:extLst>
+                        <a:ext uri="{28A0092B-C50C-407E-A947-70E740481C1C}">
+                          <a14:useLocalDpi xmlns:a14="http://schemas.microsoft.com/office/drawing/2010/main" val="0"/>
+                        </a:ext>
+                      </a:extLst>
+                    </a:blip>
+                    <a:srcRect/>
+                    <a:stretch>
+                      <a:fillRect/>
+                    </a:stretch>
+                  </pic:blipFill>
+                  <pic:spPr bwMode="auto">
+                    <a:xfrm>
+                      <a:off x="0" y="0"/>
+                      <a:ext cx="1209675" cy="428625"/>
+                    </a:xfrm>
+                    <a:prstGeom prst="rect">
+                      <a:avLst/>
+                    </a:prstGeom>
+                    <a:noFill/>
+                    <a:ln>
+                      <a:noFill/>
+                    </a:ln>
+                  </pic:spPr>
+                </pic:pic>
+              </a:graphicData>
+            </a:graphic>
+          </wp:inline>
+        </w:drawing>
+      </w:r>
+    </w:p>
+    <w:p>
+      <w:pPr>
+        <w:ind w:left="720" w:firstLine="720"/>
+        <w:rPr>
+          <w:rFonts w:ascii="Calibri" w:hAnsi="Calibri" w:cs="Calibri"/>
+          <w:sz w:val="22"/>
+          <w:szCs w:val="22"/>
+        </w:rPr>
+      </w:pPr>
+      <w:r>
+        <w:rPr>
+          <w:rFonts w:ascii="Calibri" w:hAnsi="Calibri" w:cs="Calibri"/>
+          <w:noProof/>
+          <w:sz w:val="22"/>
+          <w:szCs w:val="22"/>
+        </w:rPr>
+        <w:drawing>
+          <wp:inline distT="0" distB="0" distL="0" distR="0" wp14:anchorId="228E0FE3" wp14:editId="70E78186">
+            <wp:extent cx="3795623" cy="2899873"/>
+            <wp:effectExtent l="0" t="0" r="0" b="0"/>
+            <wp:docPr id="844606008" name="Picture 4" descr="A screenshot of a computer&#10;&#10;AI-generated content may be incorrect."/>
+            <wp:cNvGraphicFramePr>
+              <a:graphicFrameLocks xmlns:a="http://schemas.openxmlformats.org/drawingml/2006/main" noChangeAspect="1"/>
+            </wp:cNvGraphicFramePr>
+            <a:graphic xmlns:a="http://schemas.openxmlformats.org/drawingml/2006/main">
+              <a:graphicData uri="http://schemas.openxmlformats.org/drawingml/2006/picture">
+                <pic:pic xmlns:pic="http://schemas.openxmlformats.org/drawingml/2006/picture">
+                  <pic:nvPicPr>
+                    <pic:cNvPr id="844606008" name="Picture 4" descr="A screenshot of a computer&#10;&#10;AI-generated content may be incorrect."/>
+                    <pic:cNvPicPr>
+                      <a:picLocks noChangeAspect="1" noChangeArrowheads="1"/>
+                    </pic:cNvPicPr>
+                  </pic:nvPicPr>
+                  <pic:blipFill>
+                    <a:blip r:embed="rId20" cstate="print">
                       <a:extLst>
                         <a:ext uri="{28A0092B-C50C-407E-A947-70E740481C1C}">
                           <a14:useLocalDpi xmlns:a14="http://schemas.microsoft.com/office/drawing/2010/main" val="0"/>
@@ -8026,14 +10354,30 @@
     </w:p>
     <w:p>
       <w:pPr>
-        <w:ind w:firstLine="720"/>
-        <w:rPr>
-          <w:rFonts w:ascii="Calibri" w:hAnsi="Calibri" w:cs="Calibri"/>
-          <w:sz w:val="22"/>
-          <w:szCs w:val="22"/>
-          <w:lang w:val="el-GR"/>
-        </w:rPr>
-      </w:pPr>
+        <w:rPr>
+          <w:rFonts w:ascii="Calibri" w:hAnsi="Calibri" w:cs="Calibri"/>
+          <w:sz w:val="22"/>
+          <w:szCs w:val="22"/>
+          <w:lang w:val="el-GR"/>
+        </w:rPr>
+      </w:pPr>
+      <w:r>
+        <w:rPr>
+          <w:rFonts w:ascii="Calibri" w:hAnsi="Calibri" w:cs="Calibri"/>
+          <w:sz w:val="22"/>
+          <w:szCs w:val="22"/>
+        </w:rPr>
+        <w:lastRenderedPageBreak/>
+        <w:tab/>
+      </w:r>
+      <w:r>
+        <w:rPr>
+          <w:rFonts w:ascii="Calibri" w:hAnsi="Calibri" w:cs="Calibri"/>
+          <w:sz w:val="22"/>
+          <w:szCs w:val="22"/>
+        </w:rPr>
+        <w:tab/>
+      </w:r>
       <w:r>
         <w:rPr>
           <w:rFonts w:ascii="Calibri" w:hAnsi="Calibri" w:cs="Calibri"/>
@@ -8042,10 +10386,10 @@
           <w:szCs w:val="22"/>
         </w:rPr>
         <w:drawing>
-          <wp:inline distT="0" distB="0" distL="0" distR="0" wp14:anchorId="741A8CA2" wp14:editId="14D46ABC">
+          <wp:inline distT="0" distB="0" distL="0" distR="0" wp14:anchorId="2076DABB" wp14:editId="27B52A10">
             <wp:extent cx="4830793" cy="2879195"/>
             <wp:effectExtent l="0" t="0" r="8255" b="0"/>
-            <wp:docPr id="1342655183" name="Picture 5"/>
+            <wp:docPr id="1342655183" name="Picture 5" descr="A screenshot of a computer&#10;&#10;AI-generated content may be incorrect."/>
             <wp:cNvGraphicFramePr>
               <a:graphicFrameLocks xmlns:a="http://schemas.openxmlformats.org/drawingml/2006/main" noChangeAspect="1"/>
             </wp:cNvGraphicFramePr>
@@ -8053,13 +10397,13 @@
               <a:graphicData uri="http://schemas.openxmlformats.org/drawingml/2006/picture">
                 <pic:pic xmlns:pic="http://schemas.openxmlformats.org/drawingml/2006/picture">
                   <pic:nvPicPr>
-                    <pic:cNvPr id="0" name="Picture 5"/>
+                    <pic:cNvPr id="1342655183" name="Picture 5" descr="A screenshot of a computer&#10;&#10;AI-generated content may be incorrect."/>
                     <pic:cNvPicPr>
                       <a:picLocks noChangeAspect="1" noChangeArrowheads="1"/>
                     </pic:cNvPicPr>
                   </pic:nvPicPr>
                   <pic:blipFill>
-                    <a:blip r:embed="rId19" cstate="print">
+                    <a:blip r:embed="rId21" cstate="print">
                       <a:extLst>
                         <a:ext uri="{28A0092B-C50C-407E-A947-70E740481C1C}">
                           <a14:useLocalDpi xmlns:a14="http://schemas.microsoft.com/office/drawing/2010/main" val="0"/>
@@ -8102,149 +10446,6 @@
     </w:p>
     <w:p>
       <w:pPr>
-        <w:ind w:left="1440" w:firstLine="360"/>
-        <w:rPr>
-          <w:rFonts w:ascii="Calibri" w:hAnsi="Calibri" w:cs="Calibri"/>
-          <w:sz w:val="22"/>
-          <w:szCs w:val="22"/>
-          <w:lang w:val="el-GR"/>
-        </w:rPr>
-      </w:pPr>
-      <w:r>
-        <w:rPr>
-          <w:rFonts w:ascii="Calibri" w:hAnsi="Calibri" w:cs="Calibri"/>
-          <w:sz w:val="22"/>
-          <w:szCs w:val="22"/>
-          <w:lang w:val="el-GR"/>
-        </w:rPr>
-        <w:t xml:space="preserve">Τέλος, κατά την εγγραφή του χρήστη, ο κωδικός πρόσβασης δεν αποθηκεύεται στη βάση δεδομένων σε απλή μορφή, αλλά πραγματοποιείται </w:t>
-      </w:r>
-      <w:r>
-        <w:rPr>
-          <w:rFonts w:ascii="Calibri" w:hAnsi="Calibri" w:cs="Calibri"/>
-          <w:sz w:val="22"/>
-          <w:szCs w:val="22"/>
-        </w:rPr>
-        <w:t>hashing</w:t>
-      </w:r>
-      <w:r>
-        <w:rPr>
-          <w:rFonts w:ascii="Calibri" w:hAnsi="Calibri" w:cs="Calibri"/>
-          <w:sz w:val="22"/>
-          <w:szCs w:val="22"/>
-          <w:lang w:val="el-GR"/>
-        </w:rPr>
-        <w:t xml:space="preserve"> </w:t>
-      </w:r>
-      <w:r>
-        <w:rPr>
-          <w:rFonts w:ascii="Calibri" w:hAnsi="Calibri" w:cs="Calibri"/>
-          <w:sz w:val="22"/>
-          <w:szCs w:val="22"/>
-          <w:lang w:val="el-GR"/>
-        </w:rPr>
-        <w:t xml:space="preserve">μέσω της βιβλιοθήκης </w:t>
-      </w:r>
-      <w:proofErr w:type="spellStart"/>
-      <w:r>
-        <w:rPr>
-          <w:rFonts w:ascii="Calibri" w:hAnsi="Calibri" w:cs="Calibri"/>
-          <w:sz w:val="22"/>
-          <w:szCs w:val="22"/>
-        </w:rPr>
-        <w:t>bcrypt</w:t>
-      </w:r>
-      <w:proofErr w:type="spellEnd"/>
-      <w:r>
-        <w:rPr>
-          <w:rFonts w:ascii="Calibri" w:hAnsi="Calibri" w:cs="Calibri"/>
-          <w:sz w:val="22"/>
-          <w:szCs w:val="22"/>
-          <w:lang w:val="el-GR"/>
-        </w:rPr>
-        <w:t>.</w:t>
-      </w:r>
-      <w:r>
-        <w:rPr>
-          <w:rFonts w:ascii="Calibri" w:hAnsi="Calibri" w:cs="Calibri"/>
-          <w:sz w:val="22"/>
-          <w:szCs w:val="22"/>
-          <w:lang w:val="el-GR"/>
-        </w:rPr>
-        <w:t xml:space="preserve"> Επομένως, ακόμα και αν παραβιαστεί η βάση δεδομένων, οι πραγματικοί κωδικοι δεν θα είναι αναγνωρίσιμοι.</w:t>
-      </w:r>
-    </w:p>
-    <w:p>
-      <w:pPr>
-        <w:ind w:left="1440"/>
-        <w:rPr>
-          <w:rFonts w:ascii="Calibri" w:hAnsi="Calibri" w:cs="Calibri"/>
-          <w:sz w:val="22"/>
-          <w:szCs w:val="22"/>
-        </w:rPr>
-      </w:pPr>
-      <w:r>
-        <w:rPr>
-          <w:noProof/>
-        </w:rPr>
-        <w:drawing>
-          <wp:inline distT="0" distB="0" distL="0" distR="0" wp14:anchorId="2795286F" wp14:editId="609704C8">
-            <wp:extent cx="3686175" cy="423459"/>
-            <wp:effectExtent l="0" t="0" r="0" b="0"/>
-            <wp:docPr id="631486681" name="Picture 1" descr="A black background with white text&#10;&#10;AI-generated content may be incorrect."/>
-            <wp:cNvGraphicFramePr>
-              <a:graphicFrameLocks xmlns:a="http://schemas.openxmlformats.org/drawingml/2006/main" noChangeAspect="1"/>
-            </wp:cNvGraphicFramePr>
-            <a:graphic xmlns:a="http://schemas.openxmlformats.org/drawingml/2006/main">
-              <a:graphicData uri="http://schemas.openxmlformats.org/drawingml/2006/picture">
-                <pic:pic xmlns:pic="http://schemas.openxmlformats.org/drawingml/2006/picture">
-                  <pic:nvPicPr>
-                    <pic:cNvPr id="631486681" name="Picture 1" descr="A black background with white text&#10;&#10;AI-generated content may be incorrect."/>
-                    <pic:cNvPicPr/>
-                  </pic:nvPicPr>
-                  <pic:blipFill>
-                    <a:blip r:embed="rId20"/>
-                    <a:stretch>
-                      <a:fillRect/>
-                    </a:stretch>
-                  </pic:blipFill>
-                  <pic:spPr>
-                    <a:xfrm>
-                      <a:off x="0" y="0"/>
-                      <a:ext cx="3922332" cy="450588"/>
-                    </a:xfrm>
-                    <a:prstGeom prst="rect">
-                      <a:avLst/>
-                    </a:prstGeom>
-                  </pic:spPr>
-                </pic:pic>
-              </a:graphicData>
-            </a:graphic>
-          </wp:inline>
-        </w:drawing>
-      </w:r>
-      <w:r>
-        <w:rPr>
-          <w:rFonts w:ascii="Calibri" w:hAnsi="Calibri" w:cs="Calibri"/>
-          <w:sz w:val="22"/>
-          <w:szCs w:val="22"/>
-          <w:lang w:val="el-GR"/>
-        </w:rPr>
-        <w:br/>
-      </w:r>
-    </w:p>
-    <w:p>
-      <w:pPr>
-        <w:ind w:left="1440"/>
-        <w:rPr>
-          <w:rFonts w:ascii="Calibri" w:hAnsi="Calibri" w:cs="Calibri"/>
-          <w:sz w:val="22"/>
-          <w:szCs w:val="22"/>
-        </w:rPr>
-      </w:pPr>
-    </w:p>
-    <w:p>
-      <w:pPr>
         <w:pStyle w:val="ListParagraph"/>
         <w:numPr>
           <w:ilvl w:val="0"/>
@@ -8257,17 +10458,15 @@
           <w:lang w:val="el-GR"/>
         </w:rPr>
       </w:pPr>
-      <w:proofErr w:type="spellStart"/>
-      <w:r>
-        <w:rPr>
-          <w:rFonts w:ascii="Calibri" w:hAnsi="Calibri" w:cs="Calibri"/>
-          <w:b/>
-          <w:bCs/>
-        </w:rPr>
-        <w:lastRenderedPageBreak/>
-        <w:t>Middlewares</w:t>
-      </w:r>
-      <w:proofErr w:type="spellEnd"/>
+      <w:r>
+        <w:rPr>
+          <w:rFonts w:ascii="Calibri" w:hAnsi="Calibri" w:cs="Calibri"/>
+          <w:b/>
+          <w:bCs/>
+          <w:lang w:val="el-GR"/>
+        </w:rPr>
+        <w:t>Επιπλέον Αναφορές</w:t>
+      </w:r>
     </w:p>
     <w:p>
       <w:pPr>
@@ -8286,186 +10485,15 @@
           <w:szCs w:val="22"/>
           <w:lang w:val="el-GR"/>
         </w:rPr>
-        <w:t>Ο φάκελος middlewares περιλαμβάνει το αρχείο auth.mid.ts</w:t>
-      </w:r>
-      <w:r>
-        <w:rPr>
-          <w:rFonts w:ascii="Calibri" w:hAnsi="Calibri" w:cs="Calibri"/>
-          <w:sz w:val="22"/>
-          <w:szCs w:val="22"/>
-          <w:lang w:val="el-GR"/>
-        </w:rPr>
-        <w:t xml:space="preserve"> που είναι το </w:t>
-      </w:r>
-      <w:r>
-        <w:rPr>
-          <w:rFonts w:ascii="Calibri" w:hAnsi="Calibri" w:cs="Calibri"/>
-          <w:sz w:val="22"/>
-          <w:szCs w:val="22"/>
-          <w:lang w:val="el-GR"/>
-        </w:rPr>
-        <w:t>authentication middleware.</w:t>
-      </w:r>
-      <w:r>
-        <w:rPr>
-          <w:rFonts w:ascii="Calibri" w:hAnsi="Calibri" w:cs="Calibri"/>
-          <w:sz w:val="22"/>
-          <w:szCs w:val="22"/>
-          <w:lang w:val="el-GR"/>
-        </w:rPr>
-        <w:t xml:space="preserve"> </w:t>
-      </w:r>
-    </w:p>
-    <w:p>
-      <w:pPr>
-        <w:ind w:left="1440" w:firstLine="360"/>
-        <w:rPr>
-          <w:rFonts w:ascii="Calibri" w:hAnsi="Calibri" w:cs="Calibri"/>
-          <w:sz w:val="22"/>
-          <w:szCs w:val="22"/>
-          <w:lang w:val="el-GR"/>
-        </w:rPr>
-      </w:pPr>
-      <w:r>
-        <w:rPr>
-          <w:rFonts w:ascii="Calibri" w:hAnsi="Calibri" w:cs="Calibri"/>
-          <w:sz w:val="22"/>
-          <w:szCs w:val="22"/>
-          <w:lang w:val="el-GR"/>
-        </w:rPr>
-        <w:t xml:space="preserve">Ο ρόλος του είναι να </w:t>
-      </w:r>
-      <w:r>
-        <w:rPr>
-          <w:rFonts w:ascii="Calibri" w:hAnsi="Calibri" w:cs="Calibri"/>
-          <w:sz w:val="22"/>
-          <w:szCs w:val="22"/>
-          <w:lang w:val="el-GR"/>
-        </w:rPr>
-        <w:t>επαληθεύει τ</w:t>
-      </w:r>
-      <w:r>
-        <w:rPr>
-          <w:rFonts w:ascii="Calibri" w:hAnsi="Calibri" w:cs="Calibri"/>
-          <w:sz w:val="22"/>
-          <w:szCs w:val="22"/>
-          <w:lang w:val="el-GR"/>
-        </w:rPr>
-        <w:t>ο</w:t>
-      </w:r>
-      <w:r>
-        <w:rPr>
-          <w:rFonts w:ascii="Calibri" w:hAnsi="Calibri" w:cs="Calibri"/>
-          <w:sz w:val="22"/>
-          <w:szCs w:val="22"/>
-          <w:lang w:val="el-GR"/>
-        </w:rPr>
-        <w:t xml:space="preserve"> JWT </w:t>
-      </w:r>
-      <w:r>
-        <w:rPr>
-          <w:rFonts w:ascii="Calibri" w:hAnsi="Calibri" w:cs="Calibri"/>
-          <w:sz w:val="22"/>
-          <w:szCs w:val="22"/>
-          <w:lang w:val="el-GR"/>
-        </w:rPr>
-        <w:t xml:space="preserve">των </w:t>
-      </w:r>
-      <w:r>
-        <w:rPr>
-          <w:rFonts w:ascii="Calibri" w:hAnsi="Calibri" w:cs="Calibri"/>
-          <w:sz w:val="22"/>
-          <w:szCs w:val="22"/>
-        </w:rPr>
-        <w:t>requests</w:t>
-      </w:r>
-      <w:r>
-        <w:rPr>
-          <w:rFonts w:ascii="Calibri" w:hAnsi="Calibri" w:cs="Calibri"/>
-          <w:sz w:val="22"/>
-          <w:szCs w:val="22"/>
-          <w:lang w:val="el-GR"/>
-        </w:rPr>
-        <w:t xml:space="preserve"> </w:t>
-      </w:r>
-      <w:r>
-        <w:rPr>
-          <w:rFonts w:ascii="Calibri" w:hAnsi="Calibri" w:cs="Calibri"/>
-          <w:sz w:val="22"/>
-          <w:szCs w:val="22"/>
-          <w:lang w:val="el-GR"/>
-        </w:rPr>
-        <w:t xml:space="preserve">που στέλνονται από το </w:t>
-      </w:r>
-      <w:r>
-        <w:rPr>
-          <w:rFonts w:ascii="Calibri" w:hAnsi="Calibri" w:cs="Calibri"/>
-          <w:sz w:val="22"/>
-          <w:szCs w:val="22"/>
-        </w:rPr>
-        <w:t>frontend</w:t>
-      </w:r>
-      <w:r>
-        <w:rPr>
-          <w:rFonts w:ascii="Calibri" w:hAnsi="Calibri" w:cs="Calibri"/>
-          <w:sz w:val="22"/>
-          <w:szCs w:val="22"/>
-          <w:lang w:val="el-GR"/>
-        </w:rPr>
-        <w:t xml:space="preserve"> </w:t>
-      </w:r>
-      <w:r>
-        <w:rPr>
-          <w:rFonts w:ascii="Calibri" w:hAnsi="Calibri" w:cs="Calibri"/>
-          <w:sz w:val="22"/>
-          <w:szCs w:val="22"/>
-          <w:lang w:val="el-GR"/>
-        </w:rPr>
-        <w:t xml:space="preserve">στο </w:t>
-      </w:r>
-      <w:r>
-        <w:rPr>
-          <w:rFonts w:ascii="Calibri" w:hAnsi="Calibri" w:cs="Calibri"/>
-          <w:sz w:val="22"/>
-          <w:szCs w:val="22"/>
-        </w:rPr>
-        <w:t>backend</w:t>
-      </w:r>
-      <w:r>
-        <w:rPr>
-          <w:rFonts w:ascii="Calibri" w:hAnsi="Calibri" w:cs="Calibri"/>
-          <w:sz w:val="22"/>
-          <w:szCs w:val="22"/>
-          <w:lang w:val="el-GR"/>
-        </w:rPr>
-        <w:t xml:space="preserve"> μέσω της βιβλιοθήκης </w:t>
-      </w:r>
-      <w:r>
-        <w:rPr>
-          <w:rFonts w:ascii="Calibri" w:hAnsi="Calibri" w:cs="Calibri"/>
-          <w:sz w:val="22"/>
-          <w:szCs w:val="22"/>
-          <w:lang w:val="el-GR"/>
-        </w:rPr>
-        <w:t>jsonwebtoken</w:t>
-      </w:r>
-      <w:r>
-        <w:rPr>
-          <w:rFonts w:ascii="Calibri" w:hAnsi="Calibri" w:cs="Calibri"/>
-          <w:sz w:val="22"/>
-          <w:szCs w:val="22"/>
-          <w:lang w:val="el-GR"/>
-        </w:rPr>
-        <w:t xml:space="preserve"> και του </w:t>
-      </w:r>
-      <w:r>
-        <w:rPr>
-          <w:rFonts w:ascii="Calibri" w:hAnsi="Calibri" w:cs="Calibri"/>
-          <w:sz w:val="22"/>
-          <w:szCs w:val="22"/>
-          <w:lang w:val="el-GR"/>
-        </w:rPr>
-        <w:t>JWT_SECRET</w:t>
+        <w:t xml:space="preserve">Το αρχέιο </w:t>
+      </w:r>
+      <w:r>
+        <w:rPr>
+          <w:rFonts w:ascii="Calibri" w:hAnsi="Calibri" w:cs="Calibri"/>
+          <w:sz w:val="22"/>
+          <w:szCs w:val="22"/>
+        </w:rPr>
+        <w:t>server</w:t>
       </w:r>
       <w:r>
         <w:rPr>
@@ -8481,279 +10509,9 @@
           <w:rFonts w:ascii="Calibri" w:hAnsi="Calibri" w:cs="Calibri"/>
           <w:sz w:val="22"/>
           <w:szCs w:val="22"/>
-          <w:lang w:val="el-GR"/>
-        </w:rPr>
-        <w:t xml:space="preserve"> </w:t>
-      </w:r>
-      <w:r>
-        <w:rPr>
-          <w:rFonts w:ascii="Calibri" w:hAnsi="Calibri" w:cs="Calibri"/>
-          <w:sz w:val="22"/>
-          <w:szCs w:val="22"/>
-          <w:lang w:val="el-GR"/>
-        </w:rPr>
-        <w:t xml:space="preserve">Αν το </w:t>
-      </w:r>
-      <w:r>
-        <w:rPr>
-          <w:rFonts w:ascii="Calibri" w:hAnsi="Calibri" w:cs="Calibri"/>
-          <w:sz w:val="22"/>
-          <w:szCs w:val="22"/>
-        </w:rPr>
-        <w:t>token</w:t>
-      </w:r>
-      <w:r>
-        <w:rPr>
-          <w:rFonts w:ascii="Calibri" w:hAnsi="Calibri" w:cs="Calibri"/>
-          <w:sz w:val="22"/>
-          <w:szCs w:val="22"/>
-          <w:lang w:val="el-GR"/>
-        </w:rPr>
-        <w:t xml:space="preserve"> </w:t>
-      </w:r>
-      <w:r>
-        <w:rPr>
-          <w:rFonts w:ascii="Calibri" w:hAnsi="Calibri" w:cs="Calibri"/>
-          <w:sz w:val="22"/>
-          <w:szCs w:val="22"/>
-          <w:lang w:val="el-GR"/>
-        </w:rPr>
-        <w:t xml:space="preserve">είναι έγκυρο τότε δίνει πρόσβαση στο ζητούμενο </w:t>
-      </w:r>
-      <w:r>
-        <w:rPr>
-          <w:rFonts w:ascii="Calibri" w:hAnsi="Calibri" w:cs="Calibri"/>
-          <w:sz w:val="22"/>
-          <w:szCs w:val="22"/>
-        </w:rPr>
-        <w:t>endpoint</w:t>
-      </w:r>
-      <w:r>
-        <w:rPr>
-          <w:rFonts w:ascii="Calibri" w:hAnsi="Calibri" w:cs="Calibri"/>
-          <w:sz w:val="22"/>
-          <w:szCs w:val="22"/>
-          <w:lang w:val="el-GR"/>
-        </w:rPr>
-        <w:t xml:space="preserve"> </w:t>
-      </w:r>
-      <w:r>
-        <w:rPr>
-          <w:rFonts w:ascii="Calibri" w:hAnsi="Calibri" w:cs="Calibri"/>
-          <w:sz w:val="22"/>
-          <w:szCs w:val="22"/>
-          <w:lang w:val="el-GR"/>
-        </w:rPr>
-        <w:t xml:space="preserve">αλλιώς επιστρέφει </w:t>
-      </w:r>
-      <w:r>
-        <w:rPr>
-          <w:rFonts w:ascii="Calibri" w:hAnsi="Calibri" w:cs="Calibri"/>
-          <w:sz w:val="22"/>
-          <w:szCs w:val="22"/>
-        </w:rPr>
-        <w:t>HTTP</w:t>
-      </w:r>
-      <w:r>
-        <w:rPr>
-          <w:rFonts w:ascii="Calibri" w:hAnsi="Calibri" w:cs="Calibri"/>
-          <w:sz w:val="22"/>
-          <w:szCs w:val="22"/>
-          <w:lang w:val="el-GR"/>
-        </w:rPr>
-        <w:t xml:space="preserve"> </w:t>
-      </w:r>
-      <w:r>
-        <w:rPr>
-          <w:rFonts w:ascii="Calibri" w:hAnsi="Calibri" w:cs="Calibri"/>
-          <w:sz w:val="22"/>
-          <w:szCs w:val="22"/>
-        </w:rPr>
-        <w:t>status</w:t>
-      </w:r>
-      <w:r>
-        <w:rPr>
-          <w:rFonts w:ascii="Calibri" w:hAnsi="Calibri" w:cs="Calibri"/>
-          <w:sz w:val="22"/>
-          <w:szCs w:val="22"/>
-          <w:lang w:val="el-GR"/>
-        </w:rPr>
-        <w:t xml:space="preserve"> 401 (</w:t>
-      </w:r>
-      <w:r>
-        <w:rPr>
-          <w:rFonts w:ascii="Calibri" w:hAnsi="Calibri" w:cs="Calibri"/>
-          <w:sz w:val="22"/>
-          <w:szCs w:val="22"/>
-        </w:rPr>
-        <w:t>Unauthorized</w:t>
-      </w:r>
-      <w:r>
-        <w:rPr>
-          <w:rFonts w:ascii="Calibri" w:hAnsi="Calibri" w:cs="Calibri"/>
-          <w:sz w:val="22"/>
-          <w:szCs w:val="22"/>
-          <w:lang w:val="el-GR"/>
-        </w:rPr>
-        <w:t>)</w:t>
-      </w:r>
-      <w:r>
-        <w:rPr>
-          <w:rFonts w:ascii="Calibri" w:hAnsi="Calibri" w:cs="Calibri"/>
-          <w:sz w:val="22"/>
-          <w:szCs w:val="22"/>
-          <w:lang w:val="el-GR"/>
-        </w:rPr>
-        <w:t>.</w:t>
-      </w:r>
-    </w:p>
-    <w:p>
-      <w:pPr>
-        <w:ind w:left="1440" w:firstLine="360"/>
-        <w:rPr>
-          <w:rFonts w:ascii="Calibri" w:hAnsi="Calibri" w:cs="Calibri"/>
-          <w:sz w:val="22"/>
-          <w:szCs w:val="22"/>
-          <w:lang w:val="el-GR"/>
-        </w:rPr>
-      </w:pPr>
-      <w:r>
-        <w:rPr>
-          <w:rFonts w:ascii="Calibri" w:hAnsi="Calibri" w:cs="Calibri"/>
-          <w:noProof/>
-          <w:sz w:val="22"/>
-          <w:szCs w:val="22"/>
-          <w:lang w:val="el-GR"/>
-        </w:rPr>
-        <w:drawing>
-          <wp:inline distT="0" distB="0" distL="0" distR="0" wp14:anchorId="7E45A8D4" wp14:editId="38C462AF">
-            <wp:extent cx="1209675" cy="428625"/>
-            <wp:effectExtent l="0" t="0" r="9525" b="9525"/>
-            <wp:docPr id="871071554" name="Picture 16"/>
-            <wp:cNvGraphicFramePr>
-              <a:graphicFrameLocks xmlns:a="http://schemas.openxmlformats.org/drawingml/2006/main" noChangeAspect="1"/>
-            </wp:cNvGraphicFramePr>
-            <a:graphic xmlns:a="http://schemas.openxmlformats.org/drawingml/2006/main">
-              <a:graphicData uri="http://schemas.openxmlformats.org/drawingml/2006/picture">
-                <pic:pic xmlns:pic="http://schemas.openxmlformats.org/drawingml/2006/picture">
-                  <pic:nvPicPr>
-                    <pic:cNvPr id="0" name="Picture 16"/>
-                    <pic:cNvPicPr>
-                      <a:picLocks noChangeAspect="1" noChangeArrowheads="1"/>
-                    </pic:cNvPicPr>
-                  </pic:nvPicPr>
-                  <pic:blipFill>
-                    <a:blip r:embed="rId21">
-                      <a:extLst>
-                        <a:ext uri="{28A0092B-C50C-407E-A947-70E740481C1C}">
-                          <a14:useLocalDpi xmlns:a14="http://schemas.microsoft.com/office/drawing/2010/main" val="0"/>
-                        </a:ext>
-                      </a:extLst>
-                    </a:blip>
-                    <a:srcRect/>
-                    <a:stretch>
-                      <a:fillRect/>
-                    </a:stretch>
-                  </pic:blipFill>
-                  <pic:spPr bwMode="auto">
-                    <a:xfrm>
-                      <a:off x="0" y="0"/>
-                      <a:ext cx="1209675" cy="428625"/>
-                    </a:xfrm>
-                    <a:prstGeom prst="rect">
-                      <a:avLst/>
-                    </a:prstGeom>
-                    <a:noFill/>
-                    <a:ln>
-                      <a:noFill/>
-                    </a:ln>
-                  </pic:spPr>
-                </pic:pic>
-              </a:graphicData>
-            </a:graphic>
-          </wp:inline>
-        </w:drawing>
-      </w:r>
-      <w:r>
-        <w:rPr>
-          <w:rFonts w:ascii="Calibri" w:hAnsi="Calibri" w:cs="Calibri"/>
-          <w:sz w:val="22"/>
-          <w:szCs w:val="22"/>
-          <w:lang w:val="el-GR"/>
-        </w:rPr>
-        <w:br/>
-      </w:r>
-    </w:p>
-    <w:p>
-      <w:pPr>
-        <w:pStyle w:val="ListParagraph"/>
-        <w:numPr>
-          <w:ilvl w:val="0"/>
-          <w:numId w:val="7"/>
-        </w:numPr>
-        <w:rPr>
-          <w:rFonts w:ascii="Calibri" w:hAnsi="Calibri" w:cs="Calibri"/>
-          <w:b/>
-          <w:bCs/>
-          <w:lang w:val="el-GR"/>
-        </w:rPr>
-      </w:pPr>
-      <w:r>
-        <w:rPr>
-          <w:rFonts w:ascii="Calibri" w:hAnsi="Calibri" w:cs="Calibri"/>
-          <w:b/>
-          <w:bCs/>
-          <w:lang w:val="el-GR"/>
-        </w:rPr>
-        <w:t>Επιπλέον Αναφορές</w:t>
-      </w:r>
-    </w:p>
-    <w:p>
-      <w:pPr>
-        <w:ind w:left="1440" w:firstLine="360"/>
-        <w:rPr>
-          <w:rFonts w:ascii="Calibri" w:hAnsi="Calibri" w:cs="Calibri"/>
-          <w:sz w:val="22"/>
-          <w:szCs w:val="22"/>
-          <w:lang w:val="el-GR"/>
-        </w:rPr>
-      </w:pPr>
-      <w:r>
-        <w:rPr>
-          <w:rFonts w:ascii="Calibri" w:hAnsi="Calibri" w:cs="Calibri"/>
-          <w:sz w:val="22"/>
-          <w:szCs w:val="22"/>
-          <w:lang w:val="el-GR"/>
-        </w:rPr>
-        <w:t xml:space="preserve">Το αρχέιο </w:t>
-      </w:r>
-      <w:r>
-        <w:rPr>
-          <w:rFonts w:ascii="Calibri" w:hAnsi="Calibri" w:cs="Calibri"/>
-          <w:sz w:val="22"/>
-          <w:szCs w:val="22"/>
-        </w:rPr>
-        <w:t>server</w:t>
-      </w:r>
-      <w:r>
-        <w:rPr>
-          <w:rFonts w:ascii="Calibri" w:hAnsi="Calibri" w:cs="Calibri"/>
-          <w:sz w:val="22"/>
-          <w:szCs w:val="22"/>
-          <w:lang w:val="el-GR"/>
-        </w:rPr>
-        <w:t>.</w:t>
-      </w:r>
-      <w:proofErr w:type="spellStart"/>
-      <w:r>
-        <w:rPr>
-          <w:rFonts w:ascii="Calibri" w:hAnsi="Calibri" w:cs="Calibri"/>
-          <w:sz w:val="22"/>
-          <w:szCs w:val="22"/>
         </w:rPr>
         <w:t>ts</w:t>
       </w:r>
-      <w:proofErr w:type="spellEnd"/>
       <w:r>
         <w:rPr>
           <w:rFonts w:ascii="Calibri" w:hAnsi="Calibri" w:cs="Calibri"/>
@@ -9437,7 +11195,6 @@
         </w:rPr>
         <w:t>“</w:t>
       </w:r>
-      <w:proofErr w:type="spellStart"/>
       <w:r>
         <w:rPr>
           <w:rFonts w:ascii="Calibri" w:hAnsi="Calibri" w:cs="Calibri"/>
@@ -9446,7 +11203,6 @@
         </w:rPr>
         <w:t>UniBookie</w:t>
       </w:r>
-      <w:proofErr w:type="spellEnd"/>
       <w:r>
         <w:rPr>
           <w:rFonts w:ascii="Calibri" w:hAnsi="Calibri" w:cs="Calibri"/>
@@ -9487,6 +11243,7 @@
           <w:szCs w:val="22"/>
           <w:lang w:val="el-GR"/>
         </w:rPr>
+        <w:lastRenderedPageBreak/>
         <w:t>Περιήγηση στα διαθέσιμα συγγράμματα βλέποντας βασικές πληροφορίες όπως τίτλο, συγγραφέα και τιμή.</w:t>
       </w:r>
     </w:p>
@@ -9511,7 +11268,25 @@
           <w:szCs w:val="22"/>
           <w:lang w:val="el-GR"/>
         </w:rPr>
-        <w:t>Αναζήτηση συγκεκριμένων συγγραμμάτων με βάση το όνομα του συγγράμματος.</w:t>
+        <w:t>Αναζήτηση συγκεκριμένων συγγραμμάτων με βάση το</w:t>
+      </w:r>
+      <w:r>
+        <w:rPr>
+          <w:rFonts w:ascii="Calibri" w:hAnsi="Calibri" w:cs="Calibri"/>
+          <w:sz w:val="22"/>
+          <w:szCs w:val="22"/>
+          <w:lang w:val="el-GR"/>
+        </w:rPr>
+        <w:t xml:space="preserve">ν τίτλο </w:t>
+      </w:r>
+      <w:r>
+        <w:rPr>
+          <w:rFonts w:ascii="Calibri" w:hAnsi="Calibri" w:cs="Calibri"/>
+          <w:sz w:val="22"/>
+          <w:szCs w:val="22"/>
+          <w:lang w:val="el-GR"/>
+        </w:rPr>
+        <w:t>του συγγράμματος.</w:t>
       </w:r>
     </w:p>
     <w:p>
@@ -9535,7 +11310,6 @@
           <w:szCs w:val="22"/>
           <w:lang w:val="el-GR"/>
         </w:rPr>
-        <w:lastRenderedPageBreak/>
         <w:t>Προσθήκη συγγραμμάτων στο καλάθι αγορών καθώς και τροποποίηση ποσοτήτων ή αφαίρεση προϊόντων μέσα σε αυτό.</w:t>
       </w:r>
     </w:p>
@@ -9584,7 +11358,25 @@
           <w:szCs w:val="22"/>
           <w:lang w:val="el-GR"/>
         </w:rPr>
-        <w:t xml:space="preserve">Παρακολούθηση ιστορικό παραγγελιών </w:t>
+        <w:t>Παρακολούθηση ιστορικ</w:t>
+      </w:r>
+      <w:r>
+        <w:rPr>
+          <w:rFonts w:ascii="Calibri" w:hAnsi="Calibri" w:cs="Calibri"/>
+          <w:sz w:val="22"/>
+          <w:szCs w:val="22"/>
+          <w:lang w:val="el-GR"/>
+        </w:rPr>
+        <w:t>ού</w:t>
+      </w:r>
+      <w:r>
+        <w:rPr>
+          <w:rFonts w:ascii="Calibri" w:hAnsi="Calibri" w:cs="Calibri"/>
+          <w:sz w:val="22"/>
+          <w:szCs w:val="22"/>
+          <w:lang w:val="el-GR"/>
+        </w:rPr>
+        <w:t xml:space="preserve"> παραγγελιών </w:t>
       </w:r>
       <w:r>
         <w:rPr>
@@ -9641,7 +11433,25 @@
           <w:szCs w:val="22"/>
           <w:lang w:val="el-GR"/>
         </w:rPr>
-        <w:t xml:space="preserve"> Επικοινωνία με το κατάστημα καθώς υπάρχει σελίδα επικοινωνίας που περιλαμβάνει στοιχεία όπως τηλέφωνω, διεύθυνση και </w:t>
+        <w:t>Επικοινωνία με το κατάστημα καθώς υπάρχει σελίδα επικοινωνίας που περιλαμβάνει στοιχεία όπως τηλέφων</w:t>
+      </w:r>
+      <w:r>
+        <w:rPr>
+          <w:rFonts w:ascii="Calibri" w:hAnsi="Calibri" w:cs="Calibri"/>
+          <w:sz w:val="22"/>
+          <w:szCs w:val="22"/>
+          <w:lang w:val="el-GR"/>
+        </w:rPr>
+        <w:t>ο</w:t>
+      </w:r>
+      <w:r>
+        <w:rPr>
+          <w:rFonts w:ascii="Calibri" w:hAnsi="Calibri" w:cs="Calibri"/>
+          <w:sz w:val="22"/>
+          <w:szCs w:val="22"/>
+          <w:lang w:val="el-GR"/>
+        </w:rPr>
+        <w:t xml:space="preserve">, διεύθυνση και </w:t>
       </w:r>
       <w:r>
         <w:rPr>
@@ -9725,7 +11535,6 @@
         </w:rPr>
         <w:t>“</w:t>
       </w:r>
-      <w:proofErr w:type="spellStart"/>
       <w:r>
         <w:rPr>
           <w:rFonts w:ascii="Calibri" w:hAnsi="Calibri" w:cs="Calibri"/>
@@ -9734,7 +11543,6 @@
         </w:rPr>
         <w:t>UniBookie</w:t>
       </w:r>
-      <w:proofErr w:type="spellEnd"/>
       <w:r>
         <w:rPr>
           <w:rFonts w:ascii="Calibri" w:hAnsi="Calibri" w:cs="Calibri"/>
@@ -10153,7 +11961,25 @@
           <w:szCs w:val="22"/>
           <w:lang w:val="el-GR"/>
         </w:rPr>
-        <w:t xml:space="preserve"> Περιλαμβάνει τα εξής πεδία:</w:t>
+        <w:t xml:space="preserve"> </w:t>
+      </w:r>
+      <w:r>
+        <w:rPr>
+          <w:rFonts w:ascii="Calibri" w:hAnsi="Calibri" w:cs="Calibri"/>
+          <w:sz w:val="22"/>
+          <w:szCs w:val="22"/>
+          <w:lang w:val="el-GR"/>
+        </w:rPr>
+        <w:t>Έχει</w:t>
+      </w:r>
+      <w:r>
+        <w:rPr>
+          <w:rFonts w:ascii="Calibri" w:hAnsi="Calibri" w:cs="Calibri"/>
+          <w:sz w:val="22"/>
+          <w:szCs w:val="22"/>
+          <w:lang w:val="el-GR"/>
+        </w:rPr>
+        <w:t xml:space="preserve"> τα εξής πεδία:</w:t>
       </w:r>
     </w:p>
     <w:p>
@@ -10400,7 +12226,6 @@
         </w:rPr>
         <w:t xml:space="preserve">πραγματοποιούνται με τα </w:t>
       </w:r>
-      <w:proofErr w:type="spellStart"/>
       <w:r>
         <w:rPr>
           <w:rFonts w:ascii="Calibri" w:hAnsi="Calibri" w:cs="Calibri"/>
@@ -10409,7 +12234,6 @@
         </w:rPr>
         <w:t>ObjectId</w:t>
       </w:r>
-      <w:proofErr w:type="spellEnd"/>
       <w:r>
         <w:rPr>
           <w:rFonts w:ascii="Calibri" w:hAnsi="Calibri" w:cs="Calibri"/>
@@ -11022,6 +12846,54 @@
     </w:p>
     <w:p>
       <w:pPr>
+        <w:ind w:left="720"/>
+        <w:rPr>
+          <w:lang w:val="el-GR"/>
+        </w:rPr>
+      </w:pPr>
+      <w:r>
+        <w:rPr>
+          <w:noProof/>
+        </w:rPr>
+        <w:drawing>
+          <wp:inline distT="0" distB="0" distL="0" distR="0" wp14:anchorId="556ABC59" wp14:editId="60D5B619">
+            <wp:extent cx="4327679" cy="2251495"/>
+            <wp:effectExtent l="0" t="0" r="0" b="0"/>
+            <wp:docPr id="1588454228" name="Picture 1" descr="A screenshot of a computer&#10;&#10;AI-generated content may be incorrect."/>
+            <wp:cNvGraphicFramePr>
+              <a:graphicFrameLocks xmlns:a="http://schemas.openxmlformats.org/drawingml/2006/main" noChangeAspect="1"/>
+            </wp:cNvGraphicFramePr>
+            <a:graphic xmlns:a="http://schemas.openxmlformats.org/drawingml/2006/main">
+              <a:graphicData uri="http://schemas.openxmlformats.org/drawingml/2006/picture">
+                <pic:pic xmlns:pic="http://schemas.openxmlformats.org/drawingml/2006/picture">
+                  <pic:nvPicPr>
+                    <pic:cNvPr id="1588454228" name="Picture 1" descr="A screenshot of a computer&#10;&#10;AI-generated content may be incorrect."/>
+                    <pic:cNvPicPr/>
+                  </pic:nvPicPr>
+                  <pic:blipFill>
+                    <a:blip r:embed="rId31"/>
+                    <a:stretch>
+                      <a:fillRect/>
+                    </a:stretch>
+                  </pic:blipFill>
+                  <pic:spPr>
+                    <a:xfrm>
+                      <a:off x="0" y="0"/>
+                      <a:ext cx="4356497" cy="2266488"/>
+                    </a:xfrm>
+                    <a:prstGeom prst="rect">
+                      <a:avLst/>
+                    </a:prstGeom>
+                  </pic:spPr>
+                </pic:pic>
+              </a:graphicData>
+            </a:graphic>
+          </wp:inline>
+        </w:drawing>
+      </w:r>
+    </w:p>
+    <w:p>
+      <w:pPr>
         <w:rPr>
           <w:rFonts w:ascii="Calibri" w:hAnsi="Calibri" w:cs="Calibri"/>
           <w:sz w:val="22"/>
@@ -11136,7 +13008,17 @@
           <w:szCs w:val="22"/>
           <w:lang w:val="el-GR"/>
         </w:rPr>
-        <w:t xml:space="preserve">. Έπειτα, πατώντας εκ νέου το κουμπί </w:t>
+        <w:t xml:space="preserve">. Έπειτα, </w:t>
+      </w:r>
+      <w:r>
+        <w:rPr>
+          <w:rFonts w:ascii="Calibri" w:hAnsi="Calibri" w:cs="Calibri"/>
+          <w:sz w:val="22"/>
+          <w:szCs w:val="22"/>
+          <w:lang w:val="el-GR"/>
+        </w:rPr>
+        <w:lastRenderedPageBreak/>
+        <w:t xml:space="preserve">πατώντας εκ νέου το κουμπί </w:t>
       </w:r>
       <w:r>
         <w:rPr>
@@ -11199,7 +13081,7 @@
                     </pic:cNvPicPr>
                   </pic:nvPicPr>
                   <pic:blipFill>
-                    <a:blip r:embed="rId31">
+                    <a:blip r:embed="rId32">
                       <a:extLst>
                         <a:ext uri="{28A0092B-C50C-407E-A947-70E740481C1C}">
                           <a14:useLocalDpi xmlns:a14="http://schemas.microsoft.com/office/drawing/2010/main" val="0"/>
@@ -11250,7 +13132,6 @@
           <w:szCs w:val="22"/>
           <w:bdr w:val="none" w:sz="0" w:space="0" w:color="auto" w:frame="1"/>
         </w:rPr>
-        <w:lastRenderedPageBreak/>
         <w:drawing>
           <wp:inline distT="0" distB="0" distL="0" distR="0" wp14:anchorId="6931B5D2" wp14:editId="6B396A69">
             <wp:extent cx="4796287" cy="2466424"/>
@@ -11269,7 +13150,7 @@
                     </pic:cNvPicPr>
                   </pic:nvPicPr>
                   <pic:blipFill>
-                    <a:blip r:embed="rId32" cstate="print">
+                    <a:blip r:embed="rId33" cstate="print">
                       <a:extLst>
                         <a:ext uri="{28A0092B-C50C-407E-A947-70E740481C1C}">
                           <a14:useLocalDpi xmlns:a14="http://schemas.microsoft.com/office/drawing/2010/main" val="0"/>
@@ -11337,6 +13218,15 @@
           <w:szCs w:val="22"/>
           <w:lang w:val="el-GR"/>
         </w:rPr>
+        <w:t xml:space="preserve">εμφανίζεται </w:t>
+      </w:r>
+      <w:r>
+        <w:rPr>
+          <w:rFonts w:ascii="Calibri" w:hAnsi="Calibri" w:cs="Calibri"/>
+          <w:sz w:val="22"/>
+          <w:szCs w:val="22"/>
+          <w:lang w:val="el-GR"/>
+        </w:rPr>
         <w:t>σχετικό</w:t>
       </w:r>
       <w:r>
@@ -11386,7 +13276,7 @@
                     </pic:cNvPicPr>
                   </pic:nvPicPr>
                   <pic:blipFill>
-                    <a:blip r:embed="rId33" cstate="print">
+                    <a:blip r:embed="rId34" cstate="print">
                       <a:extLst>
                         <a:ext uri="{28A0092B-C50C-407E-A947-70E740481C1C}">
                           <a14:useLocalDpi xmlns:a14="http://schemas.microsoft.com/office/drawing/2010/main" val="0"/>
@@ -11443,7 +13333,6 @@
           <w:lang w:val="el-GR"/>
         </w:rPr>
       </w:pPr>
-      <w:proofErr w:type="spellStart"/>
       <w:r>
         <w:rPr>
           <w:rFonts w:ascii="Calibri" w:hAnsi="Calibri" w:cs="Calibri"/>
@@ -11451,37 +13340,8 @@
           <w:bCs/>
           <w:color w:val="auto"/>
         </w:rPr>
-        <w:t>Σύνδεση</w:t>
-      </w:r>
-      <w:proofErr w:type="spellEnd"/>
-      <w:r>
-        <w:rPr>
-          <w:rFonts w:ascii="Calibri" w:hAnsi="Calibri" w:cs="Calibri"/>
-          <w:b/>
-          <w:bCs/>
-          <w:color w:val="auto"/>
-        </w:rPr>
-        <w:t xml:space="preserve"> / </w:t>
-      </w:r>
-      <w:proofErr w:type="spellStart"/>
-      <w:r>
-        <w:rPr>
-          <w:rFonts w:ascii="Calibri" w:hAnsi="Calibri" w:cs="Calibri"/>
-          <w:b/>
-          <w:bCs/>
-          <w:color w:val="auto"/>
-        </w:rPr>
-        <w:t>Εγγρ</w:t>
-      </w:r>
-      <w:proofErr w:type="spellEnd"/>
-      <w:r>
-        <w:rPr>
-          <w:rFonts w:ascii="Calibri" w:hAnsi="Calibri" w:cs="Calibri"/>
-          <w:b/>
-          <w:bCs/>
-          <w:color w:val="auto"/>
-        </w:rPr>
-        <w:t>αφή</w:t>
+        <w:lastRenderedPageBreak/>
+        <w:t>Σύνδεση / Εγγραφή</w:t>
       </w:r>
     </w:p>
     <w:p>
@@ -11678,7 +13538,6 @@
           <w:szCs w:val="22"/>
           <w:bdr w:val="none" w:sz="0" w:space="0" w:color="auto" w:frame="1"/>
         </w:rPr>
-        <w:lastRenderedPageBreak/>
         <w:drawing>
           <wp:inline distT="0" distB="0" distL="0" distR="0" wp14:anchorId="64AB1F73" wp14:editId="12771ECD">
             <wp:extent cx="4740339" cy="2428875"/>
@@ -11697,7 +13556,7 @@
                     </pic:cNvPicPr>
                   </pic:nvPicPr>
                   <pic:blipFill>
-                    <a:blip r:embed="rId34" cstate="print">
+                    <a:blip r:embed="rId35" cstate="print">
                       <a:extLst>
                         <a:ext uri="{28A0092B-C50C-407E-A947-70E740481C1C}">
                           <a14:useLocalDpi xmlns:a14="http://schemas.microsoft.com/office/drawing/2010/main" val="0"/>
@@ -11932,7 +13791,7 @@
                     </pic:cNvPicPr>
                   </pic:nvPicPr>
                   <pic:blipFill>
-                    <a:blip r:embed="rId35" cstate="print">
+                    <a:blip r:embed="rId36" cstate="print">
                       <a:extLst>
                         <a:ext uri="{28A0092B-C50C-407E-A947-70E740481C1C}">
                           <a14:useLocalDpi xmlns:a14="http://schemas.microsoft.com/office/drawing/2010/main" val="0"/>
@@ -12094,18 +13953,40 @@
           <w:szCs w:val="22"/>
           <w:lang w:val="el-GR"/>
         </w:rPr>
-        <w:t xml:space="preserve"> επιλογές, </w:t>
-      </w:r>
-      <w:r>
-        <w:rPr>
-          <w:rFonts w:ascii="Calibri" w:hAnsi="Calibri" w:cs="Calibri"/>
-          <w:b/>
-          <w:bCs/>
-          <w:sz w:val="22"/>
-          <w:szCs w:val="22"/>
-          <w:lang w:val="el-GR"/>
-        </w:rPr>
-        <w:t>Ιστορικού παραγγελιών</w:t>
+        <w:t xml:space="preserve"> επιλογές </w:t>
+      </w:r>
+      <w:r>
+        <w:rPr>
+          <w:rFonts w:ascii="Calibri" w:hAnsi="Calibri" w:cs="Calibri"/>
+          <w:b/>
+          <w:bCs/>
+          <w:sz w:val="22"/>
+          <w:szCs w:val="22"/>
+          <w:lang w:val="el-GR"/>
+        </w:rPr>
+        <w:t>Ιστορικ</w:t>
+      </w:r>
+      <w:r>
+        <w:rPr>
+          <w:rFonts w:ascii="Calibri" w:hAnsi="Calibri" w:cs="Calibri"/>
+          <w:b/>
+          <w:bCs/>
+          <w:sz w:val="22"/>
+          <w:szCs w:val="22"/>
+          <w:lang w:val="el-GR"/>
+        </w:rPr>
+        <w:t>ό</w:t>
+      </w:r>
+      <w:r>
+        <w:rPr>
+          <w:rFonts w:ascii="Calibri" w:hAnsi="Calibri" w:cs="Calibri"/>
+          <w:b/>
+          <w:bCs/>
+          <w:sz w:val="22"/>
+          <w:szCs w:val="22"/>
+          <w:lang w:val="el-GR"/>
+        </w:rPr>
+        <w:t xml:space="preserve"> παραγγελιών</w:t>
       </w:r>
       <w:r>
         <w:rPr>
@@ -12270,7 +14151,7 @@
                     </pic:cNvPicPr>
                   </pic:nvPicPr>
                   <pic:blipFill>
-                    <a:blip r:embed="rId36" cstate="print">
+                    <a:blip r:embed="rId37" cstate="print">
                       <a:extLst>
                         <a:ext uri="{28A0092B-C50C-407E-A947-70E740481C1C}">
                           <a14:useLocalDpi xmlns:a14="http://schemas.microsoft.com/office/drawing/2010/main" val="0"/>
@@ -12537,7 +14418,7 @@
                     </pic:cNvPicPr>
                   </pic:nvPicPr>
                   <pic:blipFill>
-                    <a:blip r:embed="rId37" cstate="print">
+                    <a:blip r:embed="rId38" cstate="print">
                       <a:extLst>
                         <a:ext uri="{28A0092B-C50C-407E-A947-70E740481C1C}">
                           <a14:useLocalDpi xmlns:a14="http://schemas.microsoft.com/office/drawing/2010/main" val="0"/>
@@ -12729,7 +14610,7 @@
                     </pic:cNvPicPr>
                   </pic:nvPicPr>
                   <pic:blipFill>
-                    <a:blip r:embed="rId38" cstate="print">
+                    <a:blip r:embed="rId39" cstate="print">
                       <a:extLst>
                         <a:ext uri="{28A0092B-C50C-407E-A947-70E740481C1C}">
                           <a14:useLocalDpi xmlns:a14="http://schemas.microsoft.com/office/drawing/2010/main" val="0"/>
@@ -13203,7 +15084,7 @@
                     </pic:cNvPicPr>
                   </pic:nvPicPr>
                   <pic:blipFill>
-                    <a:blip r:embed="rId39" cstate="print">
+                    <a:blip r:embed="rId40" cstate="print">
                       <a:extLst>
                         <a:ext uri="{28A0092B-C50C-407E-A947-70E740481C1C}">
                           <a14:useLocalDpi xmlns:a14="http://schemas.microsoft.com/office/drawing/2010/main" val="0"/>
@@ -13680,7 +15561,7 @@
                     </pic:cNvPicPr>
                   </pic:nvPicPr>
                   <pic:blipFill>
-                    <a:blip r:embed="rId40" cstate="print">
+                    <a:blip r:embed="rId41" cstate="print">
                       <a:extLst>
                         <a:ext uri="{28A0092B-C50C-407E-A947-70E740481C1C}">
                           <a14:useLocalDpi xmlns:a14="http://schemas.microsoft.com/office/drawing/2010/main" val="0"/>
@@ -13960,7 +15841,7 @@
                     </pic:cNvPicPr>
                   </pic:nvPicPr>
                   <pic:blipFill>
-                    <a:blip r:embed="rId41" cstate="print">
+                    <a:blip r:embed="rId42" cstate="print">
                       <a:extLst>
                         <a:ext uri="{28A0092B-C50C-407E-A947-70E740481C1C}">
                           <a14:useLocalDpi xmlns:a14="http://schemas.microsoft.com/office/drawing/2010/main" val="0"/>
@@ -14222,7 +16103,7 @@
                     </pic:cNvPicPr>
                   </pic:nvPicPr>
                   <pic:blipFill>
-                    <a:blip r:embed="rId42" cstate="print">
+                    <a:blip r:embed="rId43" cstate="print">
                       <a:extLst>
                         <a:ext uri="{28A0092B-C50C-407E-A947-70E740481C1C}">
                           <a14:useLocalDpi xmlns:a14="http://schemas.microsoft.com/office/drawing/2010/main" val="0"/>
@@ -14280,7 +16161,25 @@
           <w:szCs w:val="22"/>
           <w:lang w:val="el-GR"/>
         </w:rPr>
-        <w:t xml:space="preserve">Εδω ο χρήστης μπορεί να </w:t>
+        <w:t>Εδ</w:t>
+      </w:r>
+      <w:r>
+        <w:rPr>
+          <w:rFonts w:ascii="Calibri" w:hAnsi="Calibri" w:cs="Calibri"/>
+          <w:sz w:val="22"/>
+          <w:szCs w:val="22"/>
+          <w:lang w:val="el-GR"/>
+        </w:rPr>
+        <w:t>ώ</w:t>
+      </w:r>
+      <w:r>
+        <w:rPr>
+          <w:rFonts w:ascii="Calibri" w:hAnsi="Calibri" w:cs="Calibri"/>
+          <w:sz w:val="22"/>
+          <w:szCs w:val="22"/>
+          <w:lang w:val="el-GR"/>
+        </w:rPr>
+        <w:t xml:space="preserve"> ο χρήστης μπορεί να </w:t>
       </w:r>
       <w:r>
         <w:rPr>
@@ -14414,7 +16313,7 @@
                     </pic:cNvPicPr>
                   </pic:nvPicPr>
                   <pic:blipFill>
-                    <a:blip r:embed="rId43" cstate="print">
+                    <a:blip r:embed="rId44" cstate="print">
                       <a:extLst>
                         <a:ext uri="{28A0092B-C50C-407E-A947-70E740481C1C}">
                           <a14:useLocalDpi xmlns:a14="http://schemas.microsoft.com/office/drawing/2010/main" val="0"/>
@@ -14481,6 +16380,17 @@
     </w:p>
     <w:p>
       <w:pPr>
+        <w:ind w:firstLine="720"/>
+        <w:rPr>
+          <w:rFonts w:ascii="Calibri" w:hAnsi="Calibri" w:cs="Calibri"/>
+          <w:sz w:val="20"/>
+          <w:szCs w:val="20"/>
+          <w:lang w:val="el-GR"/>
+        </w:rPr>
+      </w:pPr>
+    </w:p>
+    <w:p>
+      <w:pPr>
         <w:pStyle w:val="Heading5"/>
         <w:numPr>
           <w:ilvl w:val="1"/>
@@ -14503,6 +16413,277 @@
           <w:lang w:val="el-GR"/>
         </w:rPr>
         <w:lastRenderedPageBreak/>
+        <w:t>Επικοινωνία</w:t>
+      </w:r>
+    </w:p>
+    <w:p>
+      <w:pPr>
+        <w:ind w:left="720" w:firstLine="360"/>
+        <w:rPr>
+          <w:rFonts w:ascii="Calibri" w:hAnsi="Calibri" w:cs="Calibri"/>
+          <w:sz w:val="22"/>
+          <w:szCs w:val="22"/>
+          <w:lang w:val="el-GR"/>
+        </w:rPr>
+      </w:pPr>
+      <w:r>
+        <w:rPr>
+          <w:rFonts w:ascii="Calibri" w:hAnsi="Calibri" w:cs="Calibri"/>
+          <w:sz w:val="22"/>
+          <w:szCs w:val="22"/>
+          <w:lang w:val="el-GR"/>
+        </w:rPr>
+        <w:t xml:space="preserve">Επιλέγοντας το κουμπί </w:t>
+      </w:r>
+      <w:r>
+        <w:rPr>
+          <w:rFonts w:ascii="Calibri" w:hAnsi="Calibri" w:cs="Calibri"/>
+          <w:b/>
+          <w:bCs/>
+          <w:sz w:val="22"/>
+          <w:szCs w:val="22"/>
+        </w:rPr>
+        <w:t>Contact</w:t>
+      </w:r>
+      <w:r>
+        <w:rPr>
+          <w:rFonts w:ascii="Calibri" w:hAnsi="Calibri" w:cs="Calibri"/>
+          <w:b/>
+          <w:bCs/>
+          <w:sz w:val="22"/>
+          <w:szCs w:val="22"/>
+          <w:lang w:val="el-GR"/>
+        </w:rPr>
+        <w:t xml:space="preserve"> </w:t>
+      </w:r>
+      <w:r>
+        <w:rPr>
+          <w:rFonts w:ascii="Calibri" w:hAnsi="Calibri" w:cs="Calibri"/>
+          <w:sz w:val="22"/>
+          <w:szCs w:val="22"/>
+          <w:lang w:val="el-GR"/>
+        </w:rPr>
+        <w:t xml:space="preserve">ο χρήστης ανακατευθύνεται στη </w:t>
+      </w:r>
+      <w:r>
+        <w:rPr>
+          <w:rFonts w:ascii="Calibri" w:hAnsi="Calibri" w:cs="Calibri"/>
+          <w:b/>
+          <w:bCs/>
+          <w:sz w:val="22"/>
+          <w:szCs w:val="22"/>
+          <w:lang w:val="el-GR"/>
+        </w:rPr>
+        <w:t xml:space="preserve">σελίδα </w:t>
+      </w:r>
+      <w:r>
+        <w:rPr>
+          <w:rFonts w:ascii="Calibri" w:hAnsi="Calibri" w:cs="Calibri"/>
+          <w:b/>
+          <w:bCs/>
+          <w:sz w:val="22"/>
+          <w:szCs w:val="22"/>
+          <w:lang w:val="el-GR"/>
+        </w:rPr>
+        <w:t>επικοινωνίας</w:t>
+      </w:r>
+      <w:r>
+        <w:rPr>
+          <w:rFonts w:ascii="Calibri" w:hAnsi="Calibri" w:cs="Calibri"/>
+          <w:b/>
+          <w:bCs/>
+          <w:sz w:val="22"/>
+          <w:szCs w:val="22"/>
+          <w:lang w:val="el-GR"/>
+        </w:rPr>
+        <w:t xml:space="preserve"> (</w:t>
+      </w:r>
+      <w:r>
+        <w:rPr>
+          <w:rFonts w:ascii="Calibri" w:hAnsi="Calibri" w:cs="Calibri"/>
+          <w:b/>
+          <w:bCs/>
+          <w:sz w:val="22"/>
+          <w:szCs w:val="22"/>
+        </w:rPr>
+        <w:t>Contact</w:t>
+      </w:r>
+      <w:r>
+        <w:rPr>
+          <w:rFonts w:ascii="Calibri" w:hAnsi="Calibri" w:cs="Calibri"/>
+          <w:b/>
+          <w:bCs/>
+          <w:sz w:val="22"/>
+          <w:szCs w:val="22"/>
+          <w:lang w:val="el-GR"/>
+        </w:rPr>
+        <w:t xml:space="preserve"> </w:t>
+      </w:r>
+      <w:r>
+        <w:rPr>
+          <w:rFonts w:ascii="Calibri" w:hAnsi="Calibri" w:cs="Calibri"/>
+          <w:b/>
+          <w:bCs/>
+          <w:sz w:val="22"/>
+          <w:szCs w:val="22"/>
+        </w:rPr>
+        <w:t>Page</w:t>
+      </w:r>
+      <w:r>
+        <w:rPr>
+          <w:rFonts w:ascii="Calibri" w:hAnsi="Calibri" w:cs="Calibri"/>
+          <w:b/>
+          <w:bCs/>
+          <w:sz w:val="22"/>
+          <w:szCs w:val="22"/>
+          <w:lang w:val="el-GR"/>
+        </w:rPr>
+        <w:t>)</w:t>
+      </w:r>
+      <w:r>
+        <w:rPr>
+          <w:rFonts w:ascii="Calibri" w:hAnsi="Calibri" w:cs="Calibri"/>
+          <w:sz w:val="22"/>
+          <w:szCs w:val="22"/>
+          <w:lang w:val="el-GR"/>
+        </w:rPr>
+        <w:t xml:space="preserve">, όπου μπορεί να δει </w:t>
+      </w:r>
+      <w:r>
+        <w:rPr>
+          <w:rFonts w:ascii="Calibri" w:hAnsi="Calibri" w:cs="Calibri"/>
+          <w:sz w:val="22"/>
+          <w:szCs w:val="22"/>
+          <w:lang w:val="el-GR"/>
+        </w:rPr>
+        <w:t>τους πιθανούς τρόπους επικοινωνίας.</w:t>
+      </w:r>
+    </w:p>
+    <w:p>
+      <w:pPr>
+        <w:ind w:left="720"/>
+        <w:rPr>
+          <w:lang w:val="el-GR"/>
+        </w:rPr>
+      </w:pPr>
+      <w:r>
+        <w:rPr>
+          <w:noProof/>
+        </w:rPr>
+        <w:drawing>
+          <wp:inline distT="0" distB="0" distL="0" distR="0" wp14:anchorId="3FE1B63E" wp14:editId="2AA22E60">
+            <wp:extent cx="4713084" cy="2443276"/>
+            <wp:effectExtent l="0" t="0" r="0" b="0"/>
+            <wp:docPr id="1896808078" name="Picture 1" descr="A screenshot of a computer&#10;&#10;AI-generated content may be incorrect."/>
+            <wp:cNvGraphicFramePr>
+              <a:graphicFrameLocks xmlns:a="http://schemas.openxmlformats.org/drawingml/2006/main" noChangeAspect="1"/>
+            </wp:cNvGraphicFramePr>
+            <a:graphic xmlns:a="http://schemas.openxmlformats.org/drawingml/2006/main">
+              <a:graphicData uri="http://schemas.openxmlformats.org/drawingml/2006/picture">
+                <pic:pic xmlns:pic="http://schemas.openxmlformats.org/drawingml/2006/picture">
+                  <pic:nvPicPr>
+                    <pic:cNvPr id="1896808078" name="Picture 1" descr="A screenshot of a computer&#10;&#10;AI-generated content may be incorrect."/>
+                    <pic:cNvPicPr/>
+                  </pic:nvPicPr>
+                  <pic:blipFill>
+                    <a:blip r:embed="rId45"/>
+                    <a:stretch>
+                      <a:fillRect/>
+                    </a:stretch>
+                  </pic:blipFill>
+                  <pic:spPr>
+                    <a:xfrm>
+                      <a:off x="0" y="0"/>
+                      <a:ext cx="4733917" cy="2454076"/>
+                    </a:xfrm>
+                    <a:prstGeom prst="rect">
+                      <a:avLst/>
+                    </a:prstGeom>
+                  </pic:spPr>
+                </pic:pic>
+              </a:graphicData>
+            </a:graphic>
+          </wp:inline>
+        </w:drawing>
+      </w:r>
+    </w:p>
+    <w:p>
+      <w:pPr>
+        <w:ind w:left="720"/>
+        <w:rPr>
+          <w:lang w:val="el-GR"/>
+        </w:rPr>
+      </w:pPr>
+      <w:r>
+        <w:rPr>
+          <w:noProof/>
+        </w:rPr>
+        <w:drawing>
+          <wp:inline distT="0" distB="0" distL="0" distR="0" wp14:anchorId="4FCF15ED" wp14:editId="14A3B453">
+            <wp:extent cx="4776825" cy="2463050"/>
+            <wp:effectExtent l="0" t="0" r="5080" b="0"/>
+            <wp:docPr id="1715525421" name="Picture 1" descr="A screenshot of a computer&#10;&#10;AI-generated content may be incorrect."/>
+            <wp:cNvGraphicFramePr>
+              <a:graphicFrameLocks xmlns:a="http://schemas.openxmlformats.org/drawingml/2006/main" noChangeAspect="1"/>
+            </wp:cNvGraphicFramePr>
+            <a:graphic xmlns:a="http://schemas.openxmlformats.org/drawingml/2006/main">
+              <a:graphicData uri="http://schemas.openxmlformats.org/drawingml/2006/picture">
+                <pic:pic xmlns:pic="http://schemas.openxmlformats.org/drawingml/2006/picture">
+                  <pic:nvPicPr>
+                    <pic:cNvPr id="1715525421" name="Picture 1" descr="A screenshot of a computer&#10;&#10;AI-generated content may be incorrect."/>
+                    <pic:cNvPicPr/>
+                  </pic:nvPicPr>
+                  <pic:blipFill>
+                    <a:blip r:embed="rId46"/>
+                    <a:stretch>
+                      <a:fillRect/>
+                    </a:stretch>
+                  </pic:blipFill>
+                  <pic:spPr>
+                    <a:xfrm>
+                      <a:off x="0" y="0"/>
+                      <a:ext cx="4797763" cy="2473846"/>
+                    </a:xfrm>
+                    <a:prstGeom prst="rect">
+                      <a:avLst/>
+                    </a:prstGeom>
+                  </pic:spPr>
+                </pic:pic>
+              </a:graphicData>
+            </a:graphic>
+          </wp:inline>
+        </w:drawing>
+      </w:r>
+      <w:r>
+        <w:rPr>
+          <w:lang w:val="el-GR"/>
+        </w:rPr>
+        <w:br/>
+      </w:r>
+    </w:p>
+    <w:p>
+      <w:pPr>
+        <w:pStyle w:val="Heading5"/>
+        <w:numPr>
+          <w:ilvl w:val="1"/>
+          <w:numId w:val="1"/>
+        </w:numPr>
+        <w:rPr>
+          <w:rFonts w:ascii="Calibri" w:hAnsi="Calibri" w:cs="Calibri"/>
+          <w:b/>
+          <w:bCs/>
+          <w:color w:val="auto"/>
+          <w:lang w:val="el-GR"/>
+        </w:rPr>
+      </w:pPr>
+      <w:r>
+        <w:rPr>
+          <w:rFonts w:ascii="Calibri" w:hAnsi="Calibri" w:cs="Calibri"/>
+          <w:b/>
+          <w:bCs/>
+          <w:color w:val="auto"/>
+          <w:lang w:val="el-GR"/>
+        </w:rPr>
         <w:t>Αποσύνδεση</w:t>
       </w:r>
     </w:p>
@@ -14631,6 +16812,7 @@
           <w:noProof/>
           <w:bdr w:val="none" w:sz="0" w:space="0" w:color="auto" w:frame="1"/>
         </w:rPr>
+        <w:lastRenderedPageBreak/>
         <w:drawing>
           <wp:inline distT="0" distB="0" distL="0" distR="0" wp14:anchorId="1806A082" wp14:editId="28C32C84">
             <wp:extent cx="4728639" cy="2457907"/>
@@ -14649,7 +16831,7 @@
                     </pic:cNvPicPr>
                   </pic:nvPicPr>
                   <pic:blipFill>
-                    <a:blip r:embed="rId44" cstate="print">
+                    <a:blip r:embed="rId47" cstate="print">
                       <a:extLst>
                         <a:ext uri="{28A0092B-C50C-407E-A947-70E740481C1C}">
                           <a14:useLocalDpi xmlns:a14="http://schemas.microsoft.com/office/drawing/2010/main" val="0"/>
@@ -14715,7 +16897,7 @@
                     </pic:cNvPicPr>
                   </pic:nvPicPr>
                   <pic:blipFill>
-                    <a:blip r:embed="rId45" cstate="print">
+                    <a:blip r:embed="rId48" cstate="print">
                       <a:extLst>
                         <a:ext uri="{28A0092B-C50C-407E-A947-70E740481C1C}">
                           <a14:useLocalDpi xmlns:a14="http://schemas.microsoft.com/office/drawing/2010/main" val="0"/>
@@ -14750,52 +16932,6 @@
     <w:p>
       <w:pPr>
         <w:rPr>
-          <w:rFonts w:ascii="Calibri" w:hAnsi="Calibri" w:cs="Calibri"/>
-          <w:sz w:val="22"/>
-          <w:szCs w:val="22"/>
-          <w:lang w:val="el-GR"/>
-        </w:rPr>
-      </w:pPr>
-    </w:p>
-    <w:p>
-      <w:pPr>
-        <w:pStyle w:val="Heading5"/>
-        <w:ind w:left="720"/>
-        <w:rPr>
-          <w:rFonts w:ascii="Calibri" w:hAnsi="Calibri" w:cs="Calibri"/>
-          <w:b/>
-          <w:bCs/>
-          <w:color w:val="auto"/>
-          <w:sz w:val="26"/>
-          <w:szCs w:val="26"/>
-          <w:lang w:val="el-GR"/>
-        </w:rPr>
-      </w:pPr>
-    </w:p>
-    <w:p>
-      <w:pPr>
-        <w:rPr>
-          <w:lang w:val="el-GR"/>
-        </w:rPr>
-      </w:pPr>
-    </w:p>
-    <w:p>
-      <w:pPr>
-        <w:rPr>
-          <w:lang w:val="el-GR"/>
-        </w:rPr>
-      </w:pPr>
-    </w:p>
-    <w:p>
-      <w:pPr>
-        <w:rPr>
-          <w:lang w:val="el-GR"/>
-        </w:rPr>
-      </w:pPr>
-    </w:p>
-    <w:p>
-      <w:pPr>
-        <w:rPr>
           <w:lang w:val="el-GR"/>
         </w:rPr>
       </w:pPr>
@@ -14827,7 +16963,6 @@
           <w:szCs w:val="26"/>
           <w:lang w:val="el-GR"/>
         </w:rPr>
-        <w:lastRenderedPageBreak/>
         <w:t>Συμπεράσματα και Μελλοντικές Βελτιώσεις</w:t>
       </w:r>
     </w:p>
@@ -14881,7 +17016,43 @@
           <w:szCs w:val="22"/>
           <w:lang w:val="el-GR"/>
         </w:rPr>
-        <w:t>Η παρούσα πτυχιακή εργασία είχε ως στόχο τη σχεδίαση και την υλοποίηση μίας διαδικτυακής εφαρμογής για την εύκολη και άμεση αναζήτηση, προβολή και αγορά πανεπιστημιακών συγγραμμάτων. Μέσα από τη μελέτη, την ανάλυση και την ανάπτυξη της εφαρμογής, δημιουργ</w:t>
+        <w:t xml:space="preserve">Η παρούσα πτυχιακή εργασία </w:t>
+      </w:r>
+      <w:r>
+        <w:rPr>
+          <w:rFonts w:ascii="Calibri" w:hAnsi="Calibri" w:cs="Calibri"/>
+          <w:sz w:val="22"/>
+          <w:szCs w:val="22"/>
+          <w:lang w:val="el-GR"/>
+        </w:rPr>
+        <w:t>έ</w:t>
+      </w:r>
+      <w:r>
+        <w:rPr>
+          <w:rFonts w:ascii="Calibri" w:hAnsi="Calibri" w:cs="Calibri"/>
+          <w:sz w:val="22"/>
+          <w:szCs w:val="22"/>
+          <w:lang w:val="el-GR"/>
+        </w:rPr>
+        <w:t>χε</w:t>
+      </w:r>
+      <w:r>
+        <w:rPr>
+          <w:rFonts w:ascii="Calibri" w:hAnsi="Calibri" w:cs="Calibri"/>
+          <w:sz w:val="22"/>
+          <w:szCs w:val="22"/>
+          <w:lang w:val="el-GR"/>
+        </w:rPr>
+        <w:t>ι</w:t>
+      </w:r>
+      <w:r>
+        <w:rPr>
+          <w:rFonts w:ascii="Calibri" w:hAnsi="Calibri" w:cs="Calibri"/>
+          <w:sz w:val="22"/>
+          <w:szCs w:val="22"/>
+          <w:lang w:val="el-GR"/>
+        </w:rPr>
+        <w:t xml:space="preserve"> ως στόχο τη σχεδίαση και την υλοποίηση μίας διαδικτυακής εφαρμογής για την εύκολη και άμεση αναζήτηση, προβολή και αγορά πανεπιστημιακών συγγραμμάτων. Μέσα από τη μελέτη, την ανάλυση και την ανάπτυξη της εφαρμογής, δημιουργ</w:t>
       </w:r>
       <w:r>
         <w:rPr>
@@ -15025,7 +17196,17 @@
           <w:szCs w:val="22"/>
           <w:lang w:val="el-GR"/>
         </w:rPr>
-        <w:t xml:space="preserve"> συγγράμματα, παρέχοντας δυνατότητες όπως εγγραφή και σύνδεση χρήστη, προβολή προϊόντων, προσθήκη στο καλάθι, ολοκλήρωση παραγγελίας και παρακολούθηση ιστορικού αγορών. </w:t>
+        <w:t xml:space="preserve"> συγγράμματα, παρέχοντας </w:t>
+      </w:r>
+      <w:r>
+        <w:rPr>
+          <w:rFonts w:ascii="Calibri" w:hAnsi="Calibri" w:cs="Calibri"/>
+          <w:sz w:val="22"/>
+          <w:szCs w:val="22"/>
+          <w:lang w:val="el-GR"/>
+        </w:rPr>
+        <w:lastRenderedPageBreak/>
+        <w:t xml:space="preserve">δυνατότητες όπως εγγραφή και σύνδεση χρήστη, προβολή προϊόντων, προσθήκη στο καλάθι, ολοκλήρωση παραγγελίας και παρακολούθηση ιστορικού αγορών. </w:t>
       </w:r>
     </w:p>
     <w:p>
@@ -15374,7 +17555,29 @@
           <w:szCs w:val="22"/>
           <w:lang w:val="el-GR"/>
         </w:rPr>
-        <w:t>Προσθήκη φίλτρων και προηγμένων επιλογών αναζήτησης</w:t>
+        <w:t xml:space="preserve">Προσθήκη φίλτρων και </w:t>
+      </w:r>
+      <w:r>
+        <w:rPr>
+          <w:rFonts w:ascii="Calibri" w:hAnsi="Calibri" w:cs="Calibri"/>
+          <w:b/>
+          <w:bCs/>
+          <w:sz w:val="22"/>
+          <w:szCs w:val="22"/>
+          <w:lang w:val="el-GR"/>
+        </w:rPr>
+        <w:t>ιστορικό</w:t>
+      </w:r>
+      <w:r>
+        <w:rPr>
+          <w:rFonts w:ascii="Calibri" w:hAnsi="Calibri" w:cs="Calibri"/>
+          <w:b/>
+          <w:bCs/>
+          <w:sz w:val="22"/>
+          <w:szCs w:val="22"/>
+          <w:lang w:val="el-GR"/>
+        </w:rPr>
+        <w:t xml:space="preserve"> αναζήτησης</w:t>
       </w:r>
       <w:r>
         <w:rPr>
@@ -15620,6 +17823,15 @@
         </w:rPr>
         <w:t xml:space="preserve"> εφαρμογή, καθιστώντας την ένα πλήρως ολοκληρωμένο εργαλείο για την αναζήτηση και αγορά πανεπιστημιακών συγγραμμάτων.</w:t>
       </w:r>
+      <w:r>
+        <w:rPr>
+          <w:rFonts w:ascii="Calibri" w:hAnsi="Calibri" w:cs="Calibri"/>
+          <w:sz w:val="22"/>
+          <w:szCs w:val="22"/>
+          <w:lang w:val="el-GR"/>
+        </w:rPr>
+        <w:br/>
+      </w:r>
     </w:p>
     <w:p>
       <w:pPr>
@@ -15637,7 +17849,6 @@
           <w:szCs w:val="26"/>
         </w:rPr>
       </w:pPr>
-      <w:proofErr w:type="spellStart"/>
       <w:r>
         <w:rPr>
           <w:rFonts w:ascii="Calibri" w:hAnsi="Calibri" w:cs="Calibri"/>
@@ -15647,20 +17858,7 @@
           <w:sz w:val="26"/>
           <w:szCs w:val="26"/>
         </w:rPr>
-        <w:lastRenderedPageBreak/>
-        <w:t>Αν</w:t>
-      </w:r>
-      <w:proofErr w:type="spellEnd"/>
-      <w:r>
-        <w:rPr>
-          <w:rFonts w:ascii="Calibri" w:hAnsi="Calibri" w:cs="Calibri"/>
-          <w:b/>
-          <w:bCs/>
-          <w:color w:val="auto"/>
-          <w:sz w:val="26"/>
-          <w:szCs w:val="26"/>
-        </w:rPr>
-        <w:t>αφορές</w:t>
+        <w:t>Αναφορές</w:t>
       </w:r>
     </w:p>
     <w:p>
@@ -15703,7 +17901,7 @@
         </w:rPr>
         <w:t xml:space="preserve">, </w:t>
       </w:r>
-      <w:hyperlink r:id="rId46" w:history="1">
+      <w:hyperlink r:id="rId49" w:history="1">
         <w:r>
           <w:rPr>
             <w:rStyle w:val="Hyperlink"/>
@@ -15752,7 +17950,7 @@
         </w:rPr>
         <w:t xml:space="preserve">, </w:t>
       </w:r>
-      <w:hyperlink r:id="rId47" w:history="1">
+      <w:hyperlink r:id="rId50" w:history="1">
         <w:r>
           <w:rPr>
             <w:rStyle w:val="Hyperlink"/>
@@ -15818,7 +18016,7 @@
         </w:rPr>
         <w:t xml:space="preserve">, </w:t>
       </w:r>
-      <w:hyperlink r:id="rId48" w:history="1">
+      <w:hyperlink r:id="rId51" w:history="1">
         <w:r>
           <w:rPr>
             <w:rStyle w:val="Hyperlink"/>
@@ -15868,7 +18066,7 @@
         </w:rPr>
         <w:t xml:space="preserve">, </w:t>
       </w:r>
-      <w:hyperlink r:id="rId49" w:history="1">
+      <w:hyperlink r:id="rId52" w:history="1">
         <w:r>
           <w:rPr>
             <w:rStyle w:val="Hyperlink"/>
@@ -15918,7 +18116,7 @@
         </w:rPr>
         <w:t xml:space="preserve">, </w:t>
       </w:r>
-      <w:hyperlink r:id="rId50" w:history="1">
+      <w:hyperlink r:id="rId53" w:history="1">
         <w:r>
           <w:rPr>
             <w:rStyle w:val="Hyperlink"/>
@@ -15958,6 +18156,7 @@
           <w:sz w:val="22"/>
           <w:szCs w:val="22"/>
         </w:rPr>
+        <w:lastRenderedPageBreak/>
         <w:t>W3Schools</w:t>
       </w:r>
       <w:r>
@@ -15968,7 +18167,7 @@
         </w:rPr>
         <w:t xml:space="preserve">, </w:t>
       </w:r>
-      <w:hyperlink r:id="rId51" w:history="1">
+      <w:hyperlink r:id="rId54" w:history="1">
         <w:r>
           <w:rPr>
             <w:rStyle w:val="Hyperlink"/>
@@ -16049,7 +18248,7 @@
         </w:rPr>
         <w:t xml:space="preserve">, </w:t>
       </w:r>
-      <w:hyperlink r:id="rId52" w:history="1">
+      <w:hyperlink r:id="rId55" w:history="1">
         <w:r>
           <w:rPr>
             <w:rStyle w:val="Hyperlink"/>
@@ -16082,7 +18281,6 @@
           <w:szCs w:val="22"/>
         </w:rPr>
       </w:pPr>
-      <w:proofErr w:type="spellStart"/>
       <w:r>
         <w:rPr>
           <w:rFonts w:ascii="Calibri" w:hAnsi="Calibri" w:cs="Calibri"/>
@@ -16131,7 +18329,6 @@
         </w:rPr>
         <w:t>eeks</w:t>
       </w:r>
-      <w:proofErr w:type="spellEnd"/>
       <w:r>
         <w:rPr>
           <w:rFonts w:ascii="Calibri" w:hAnsi="Calibri" w:cs="Calibri"/>
@@ -16156,7 +18353,7 @@
         </w:rPr>
         <w:t xml:space="preserve">, </w:t>
       </w:r>
-      <w:hyperlink r:id="rId53" w:history="1">
+      <w:hyperlink r:id="rId56" w:history="1">
         <w:r>
           <w:rPr>
             <w:rStyle w:val="Hyperlink"/>
@@ -16189,7 +18386,6 @@
           <w:szCs w:val="22"/>
         </w:rPr>
       </w:pPr>
-      <w:proofErr w:type="spellStart"/>
       <w:r>
         <w:rPr>
           <w:rFonts w:ascii="Calibri" w:hAnsi="Calibri" w:cs="Calibri"/>
@@ -16238,7 +18434,6 @@
         </w:rPr>
         <w:t>eeks</w:t>
       </w:r>
-      <w:proofErr w:type="spellEnd"/>
       <w:r>
         <w:rPr>
           <w:rFonts w:ascii="Calibri" w:hAnsi="Calibri" w:cs="Calibri"/>
@@ -16271,7 +18466,7 @@
         </w:rPr>
         <w:t xml:space="preserve"> </w:t>
       </w:r>
-      <w:hyperlink r:id="rId54" w:history="1">
+      <w:hyperlink r:id="rId57" w:history="1">
         <w:r>
           <w:rPr>
             <w:rStyle w:val="Hyperlink"/>
@@ -16434,7 +18629,7 @@
         </w:rPr>
         <w:t xml:space="preserve">4, </w:t>
       </w:r>
-      <w:hyperlink r:id="rId55" w:history="1">
+      <w:hyperlink r:id="rId58" w:history="1">
         <w:r>
           <w:rPr>
             <w:rStyle w:val="Hyperlink"/>
@@ -16549,7 +18744,7 @@
         </w:rPr>
         <w:t xml:space="preserve">, </w:t>
       </w:r>
-      <w:hyperlink r:id="rId56" w:history="1">
+      <w:hyperlink r:id="rId59" w:history="1">
         <w:r>
           <w:rPr>
             <w:rStyle w:val="Hyperlink"/>
@@ -16598,7 +18793,7 @@
       </w:pPr>
     </w:p>
     <w:sectPr>
-      <w:footerReference w:type="default" r:id="rId57"/>
+      <w:footerReference w:type="default" r:id="rId60"/>
       <w:pgSz w:w="12240" w:h="15840"/>
       <w:pgMar w:top="1440" w:right="1800" w:bottom="1440" w:left="1800" w:header="720" w:footer="720" w:gutter="0"/>
       <w:pgNumType w:start="1"/>
@@ -17208,6 +19403,119 @@
     </w:lvl>
   </w:abstractNum>
   <w:abstractNum w:abstractNumId="4" w15:restartNumberingAfterBreak="0">
+    <w:nsid w:val="1D673721"/>
+    <w:multiLevelType w:val="multilevel"/>
+    <w:tmpl w:val="42562FCE"/>
+    <w:lvl w:ilvl="0">
+      <w:start w:val="5"/>
+      <w:numFmt w:val="decimal"/>
+      <w:lvlText w:val="%1"/>
+      <w:lvlJc w:val="left"/>
+      <w:pPr>
+        <w:ind w:left="360" w:hanging="360"/>
+      </w:pPr>
+      <w:rPr>
+        <w:rFonts w:hint="default"/>
+      </w:rPr>
+    </w:lvl>
+    <w:lvl w:ilvl="1">
+      <w:start w:val="1"/>
+      <w:numFmt w:val="decimal"/>
+      <w:lvlText w:val="%1.%2"/>
+      <w:lvlJc w:val="left"/>
+      <w:pPr>
+        <w:ind w:left="720" w:hanging="360"/>
+      </w:pPr>
+      <w:rPr>
+        <w:rFonts w:hint="default"/>
+      </w:rPr>
+    </w:lvl>
+    <w:lvl w:ilvl="2">
+      <w:start w:val="1"/>
+      <w:numFmt w:val="decimal"/>
+      <w:lvlText w:val="%1.%2.%3"/>
+      <w:lvlJc w:val="left"/>
+      <w:pPr>
+        <w:ind w:left="1440" w:hanging="720"/>
+      </w:pPr>
+      <w:rPr>
+        <w:rFonts w:hint="default"/>
+      </w:rPr>
+    </w:lvl>
+    <w:lvl w:ilvl="3">
+      <w:start w:val="1"/>
+      <w:numFmt w:val="decimal"/>
+      <w:lvlText w:val="%1.%2.%3.%4"/>
+      <w:lvlJc w:val="left"/>
+      <w:pPr>
+        <w:ind w:left="1800" w:hanging="720"/>
+      </w:pPr>
+      <w:rPr>
+        <w:rFonts w:hint="default"/>
+      </w:rPr>
+    </w:lvl>
+    <w:lvl w:ilvl="4">
+      <w:start w:val="1"/>
+      <w:numFmt w:val="decimal"/>
+      <w:lvlText w:val="%1.%2.%3.%4.%5"/>
+      <w:lvlJc w:val="left"/>
+      <w:pPr>
+        <w:ind w:left="2520" w:hanging="1080"/>
+      </w:pPr>
+      <w:rPr>
+        <w:rFonts w:hint="default"/>
+      </w:rPr>
+    </w:lvl>
+    <w:lvl w:ilvl="5">
+      <w:start w:val="1"/>
+      <w:numFmt w:val="decimal"/>
+      <w:lvlText w:val="%1.%2.%3.%4.%5.%6"/>
+      <w:lvlJc w:val="left"/>
+      <w:pPr>
+        <w:ind w:left="2880" w:hanging="1080"/>
+      </w:pPr>
+      <w:rPr>
+        <w:rFonts w:hint="default"/>
+      </w:rPr>
+    </w:lvl>
+    <w:lvl w:ilvl="6">
+      <w:start w:val="1"/>
+      <w:numFmt w:val="decimal"/>
+      <w:lvlText w:val="%1.%2.%3.%4.%5.%6.%7"/>
+      <w:lvlJc w:val="left"/>
+      <w:pPr>
+        <w:ind w:left="3600" w:hanging="1440"/>
+      </w:pPr>
+      <w:rPr>
+        <w:rFonts w:hint="default"/>
+      </w:rPr>
+    </w:lvl>
+    <w:lvl w:ilvl="7">
+      <w:start w:val="1"/>
+      <w:numFmt w:val="decimal"/>
+      <w:lvlText w:val="%1.%2.%3.%4.%5.%6.%7.%8"/>
+      <w:lvlJc w:val="left"/>
+      <w:pPr>
+        <w:ind w:left="3960" w:hanging="1440"/>
+      </w:pPr>
+      <w:rPr>
+        <w:rFonts w:hint="default"/>
+      </w:rPr>
+    </w:lvl>
+    <w:lvl w:ilvl="8">
+      <w:start w:val="1"/>
+      <w:numFmt w:val="decimal"/>
+      <w:lvlText w:val="%1.%2.%3.%4.%5.%6.%7.%8.%9"/>
+      <w:lvlJc w:val="left"/>
+      <w:pPr>
+        <w:ind w:left="4680" w:hanging="1800"/>
+      </w:pPr>
+      <w:rPr>
+        <w:rFonts w:hint="default"/>
+      </w:rPr>
+    </w:lvl>
+  </w:abstractNum>
+  <w:abstractNum w:abstractNumId="5" w15:restartNumberingAfterBreak="0">
     <w:nsid w:val="3007358B"/>
     <w:multiLevelType w:val="hybridMultilevel"/>
     <w:tmpl w:val="8C2268DC"/>
@@ -17320,7 +19628,7 @@
       </w:rPr>
     </w:lvl>
   </w:abstractNum>
-  <w:abstractNum w:abstractNumId="5" w15:restartNumberingAfterBreak="0">
+  <w:abstractNum w:abstractNumId="6" w15:restartNumberingAfterBreak="0">
     <w:nsid w:val="305F57B7"/>
     <w:multiLevelType w:val="hybridMultilevel"/>
     <w:tmpl w:val="B2FC056A"/>
@@ -17433,7 +19741,7 @@
       </w:rPr>
     </w:lvl>
   </w:abstractNum>
-  <w:abstractNum w:abstractNumId="6" w15:restartNumberingAfterBreak="0">
+  <w:abstractNum w:abstractNumId="7" w15:restartNumberingAfterBreak="0">
     <w:nsid w:val="381074EB"/>
     <w:multiLevelType w:val="hybridMultilevel"/>
     <w:tmpl w:val="44888842"/>
@@ -17546,7 +19854,7 @@
       </w:rPr>
     </w:lvl>
   </w:abstractNum>
-  <w:abstractNum w:abstractNumId="7" w15:restartNumberingAfterBreak="0">
+  <w:abstractNum w:abstractNumId="8" w15:restartNumberingAfterBreak="0">
     <w:nsid w:val="61571858"/>
     <w:multiLevelType w:val="hybridMultilevel"/>
     <w:tmpl w:val="11C88024"/>
@@ -17659,7 +19967,98 @@
       </w:rPr>
     </w:lvl>
   </w:abstractNum>
-  <w:abstractNum w:abstractNumId="8" w15:restartNumberingAfterBreak="0">
+  <w:abstractNum w:abstractNumId="9" w15:restartNumberingAfterBreak="0">
+    <w:nsid w:val="672B271B"/>
+    <w:multiLevelType w:val="hybridMultilevel"/>
+    <w:tmpl w:val="07F463B6"/>
+    <w:lvl w:ilvl="0" w:tplc="DA42C92C">
+      <w:start w:val="1"/>
+      <w:numFmt w:val="decimal"/>
+      <w:pStyle w:val="TOC1"/>
+      <w:lvlText w:val="%1."/>
+      <w:lvlJc w:val="left"/>
+      <w:pPr>
+        <w:ind w:left="360" w:hanging="360"/>
+      </w:pPr>
+      <w:rPr>
+        <w:rFonts w:hint="default"/>
+        <w:b/>
+      </w:rPr>
+    </w:lvl>
+    <w:lvl w:ilvl="1" w:tplc="04090019">
+      <w:start w:val="1"/>
+      <w:numFmt w:val="lowerLetter"/>
+      <w:lvlText w:val="%2."/>
+      <w:lvlJc w:val="left"/>
+      <w:pPr>
+        <w:ind w:left="1080" w:hanging="360"/>
+      </w:pPr>
+    </w:lvl>
+    <w:lvl w:ilvl="2" w:tplc="0409001B" w:tentative="1">
+      <w:start w:val="1"/>
+      <w:numFmt w:val="lowerRoman"/>
+      <w:lvlText w:val="%3."/>
+      <w:lvlJc w:val="right"/>
+      <w:pPr>
+        <w:ind w:left="1800" w:hanging="180"/>
+      </w:pPr>
+    </w:lvl>
+    <w:lvl w:ilvl="3" w:tplc="0409000F" w:tentative="1">
+      <w:start w:val="1"/>
+      <w:numFmt w:val="decimal"/>
+      <w:lvlText w:val="%4."/>
+      <w:lvlJc w:val="left"/>
+      <w:pPr>
+        <w:ind w:left="2520" w:hanging="360"/>
+      </w:pPr>
+    </w:lvl>
+    <w:lvl w:ilvl="4" w:tplc="04090019" w:tentative="1">
+      <w:start w:val="1"/>
+      <w:numFmt w:val="lowerLetter"/>
+      <w:lvlText w:val="%5."/>
+      <w:lvlJc w:val="left"/>
+      <w:pPr>
+        <w:ind w:left="3240" w:hanging="360"/>
+      </w:pPr>
+    </w:lvl>
+    <w:lvl w:ilvl="5" w:tplc="0409001B" w:tentative="1">
+      <w:start w:val="1"/>
+      <w:numFmt w:val="lowerRoman"/>
+      <w:lvlText w:val="%6."/>
+      <w:lvlJc w:val="right"/>
+      <w:pPr>
+        <w:ind w:left="3960" w:hanging="180"/>
+      </w:pPr>
+    </w:lvl>
+    <w:lvl w:ilvl="6" w:tplc="0409000F" w:tentative="1">
+      <w:start w:val="1"/>
+      <w:numFmt w:val="decimal"/>
+      <w:lvlText w:val="%7."/>
+      <w:lvlJc w:val="left"/>
+      <w:pPr>
+        <w:ind w:left="4680" w:hanging="360"/>
+      </w:pPr>
+    </w:lvl>
+    <w:lvl w:ilvl="7" w:tplc="04090019" w:tentative="1">
+      <w:start w:val="1"/>
+      <w:numFmt w:val="lowerLetter"/>
+      <w:lvlText w:val="%8."/>
+      <w:lvlJc w:val="left"/>
+      <w:pPr>
+        <w:ind w:left="5400" w:hanging="360"/>
+      </w:pPr>
+    </w:lvl>
+    <w:lvl w:ilvl="8" w:tplc="0409001B" w:tentative="1">
+      <w:start w:val="1"/>
+      <w:numFmt w:val="lowerRoman"/>
+      <w:lvlText w:val="%9."/>
+      <w:lvlJc w:val="right"/>
+      <w:pPr>
+        <w:ind w:left="6120" w:hanging="180"/>
+      </w:pPr>
+    </w:lvl>
+  </w:abstractNum>
+  <w:abstractNum w:abstractNumId="10" w15:restartNumberingAfterBreak="0">
     <w:nsid w:val="70E13170"/>
     <w:multiLevelType w:val="multilevel"/>
     <w:tmpl w:val="027E0ECE"/>
@@ -17780,7 +20179,210 @@
       </w:rPr>
     </w:lvl>
   </w:abstractNum>
-  <w:abstractNum w:abstractNumId="9" w15:restartNumberingAfterBreak="0">
+  <w:abstractNum w:abstractNumId="11" w15:restartNumberingAfterBreak="0">
+    <w:nsid w:val="73432961"/>
+    <w:multiLevelType w:val="multilevel"/>
+    <w:tmpl w:val="41BE82CA"/>
+    <w:lvl w:ilvl="0">
+      <w:start w:val="2"/>
+      <w:numFmt w:val="decimal"/>
+      <w:lvlText w:val="%1"/>
+      <w:lvlJc w:val="left"/>
+      <w:pPr>
+        <w:ind w:left="360" w:hanging="360"/>
+      </w:pPr>
+      <w:rPr>
+        <w:rFonts w:hint="default"/>
+      </w:rPr>
+    </w:lvl>
+    <w:lvl w:ilvl="1">
+      <w:start w:val="1"/>
+      <w:numFmt w:val="decimal"/>
+      <w:lvlText w:val="%1.%2"/>
+      <w:lvlJc w:val="left"/>
+      <w:pPr>
+        <w:ind w:left="1080" w:hanging="360"/>
+      </w:pPr>
+      <w:rPr>
+        <w:rFonts w:hint="default"/>
+      </w:rPr>
+    </w:lvl>
+    <w:lvl w:ilvl="2">
+      <w:start w:val="1"/>
+      <w:numFmt w:val="decimal"/>
+      <w:lvlText w:val="%1.%2.%3"/>
+      <w:lvlJc w:val="left"/>
+      <w:pPr>
+        <w:ind w:left="2160" w:hanging="720"/>
+      </w:pPr>
+      <w:rPr>
+        <w:rFonts w:hint="default"/>
+      </w:rPr>
+    </w:lvl>
+    <w:lvl w:ilvl="3">
+      <w:start w:val="1"/>
+      <w:numFmt w:val="decimal"/>
+      <w:lvlText w:val="%1.%2.%3.%4"/>
+      <w:lvlJc w:val="left"/>
+      <w:pPr>
+        <w:ind w:left="2880" w:hanging="720"/>
+      </w:pPr>
+      <w:rPr>
+        <w:rFonts w:hint="default"/>
+      </w:rPr>
+    </w:lvl>
+    <w:lvl w:ilvl="4">
+      <w:start w:val="1"/>
+      <w:numFmt w:val="decimal"/>
+      <w:lvlText w:val="%1.%2.%3.%4.%5"/>
+      <w:lvlJc w:val="left"/>
+      <w:pPr>
+        <w:ind w:left="3960" w:hanging="1080"/>
+      </w:pPr>
+      <w:rPr>
+        <w:rFonts w:hint="default"/>
+      </w:rPr>
+    </w:lvl>
+    <w:lvl w:ilvl="5">
+      <w:start w:val="1"/>
+      <w:numFmt w:val="decimal"/>
+      <w:lvlText w:val="%1.%2.%3.%4.%5.%6"/>
+      <w:lvlJc w:val="left"/>
+      <w:pPr>
+        <w:ind w:left="4680" w:hanging="1080"/>
+      </w:pPr>
+      <w:rPr>
+        <w:rFonts w:hint="default"/>
+      </w:rPr>
+    </w:lvl>
+    <w:lvl w:ilvl="6">
+      <w:start w:val="1"/>
+      <w:numFmt w:val="decimal"/>
+      <w:lvlText w:val="%1.%2.%3.%4.%5.%6.%7"/>
+      <w:lvlJc w:val="left"/>
+      <w:pPr>
+        <w:ind w:left="5760" w:hanging="1440"/>
+      </w:pPr>
+      <w:rPr>
+        <w:rFonts w:hint="default"/>
+      </w:rPr>
+    </w:lvl>
+    <w:lvl w:ilvl="7">
+      <w:start w:val="1"/>
+      <w:numFmt w:val="decimal"/>
+      <w:lvlText w:val="%1.%2.%3.%4.%5.%6.%7.%8"/>
+      <w:lvlJc w:val="left"/>
+      <w:pPr>
+        <w:ind w:left="6480" w:hanging="1440"/>
+      </w:pPr>
+      <w:rPr>
+        <w:rFonts w:hint="default"/>
+      </w:rPr>
+    </w:lvl>
+    <w:lvl w:ilvl="8">
+      <w:start w:val="1"/>
+      <w:numFmt w:val="decimal"/>
+      <w:lvlText w:val="%1.%2.%3.%4.%5.%6.%7.%8.%9"/>
+      <w:lvlJc w:val="left"/>
+      <w:pPr>
+        <w:ind w:left="7560" w:hanging="1800"/>
+      </w:pPr>
+      <w:rPr>
+        <w:rFonts w:hint="default"/>
+      </w:rPr>
+    </w:lvl>
+  </w:abstractNum>
+  <w:abstractNum w:abstractNumId="12" w15:restartNumberingAfterBreak="0">
+    <w:nsid w:val="750921EE"/>
+    <w:multiLevelType w:val="hybridMultilevel"/>
+    <w:tmpl w:val="CD70D5CE"/>
+    <w:lvl w:ilvl="0" w:tplc="5FEC4894">
+      <w:start w:val="1"/>
+      <w:numFmt w:val="decimal"/>
+      <w:lvlText w:val="%1."/>
+      <w:lvlJc w:val="left"/>
+      <w:pPr>
+        <w:ind w:left="720" w:hanging="360"/>
+      </w:pPr>
+      <w:rPr>
+        <w:rFonts w:hint="default"/>
+        <w:b/>
+      </w:rPr>
+    </w:lvl>
+    <w:lvl w:ilvl="1" w:tplc="04090019" w:tentative="1">
+      <w:start w:val="1"/>
+      <w:numFmt w:val="lowerLetter"/>
+      <w:lvlText w:val="%2."/>
+      <w:lvlJc w:val="left"/>
+      <w:pPr>
+        <w:ind w:left="1440" w:hanging="360"/>
+      </w:pPr>
+    </w:lvl>
+    <w:lvl w:ilvl="2" w:tplc="0409001B" w:tentative="1">
+      <w:start w:val="1"/>
+      <w:numFmt w:val="lowerRoman"/>
+      <w:lvlText w:val="%3."/>
+      <w:lvlJc w:val="right"/>
+      <w:pPr>
+        <w:ind w:left="2160" w:hanging="180"/>
+      </w:pPr>
+    </w:lvl>
+    <w:lvl w:ilvl="3" w:tplc="0409000F" w:tentative="1">
+      <w:start w:val="1"/>
+      <w:numFmt w:val="decimal"/>
+      <w:lvlText w:val="%4."/>
+      <w:lvlJc w:val="left"/>
+      <w:pPr>
+        <w:ind w:left="2880" w:hanging="360"/>
+      </w:pPr>
+    </w:lvl>
+    <w:lvl w:ilvl="4" w:tplc="04090019" w:tentative="1">
+      <w:start w:val="1"/>
+      <w:numFmt w:val="lowerLetter"/>
+      <w:lvlText w:val="%5."/>
+      <w:lvlJc w:val="left"/>
+      <w:pPr>
+        <w:ind w:left="3600" w:hanging="360"/>
+      </w:pPr>
+    </w:lvl>
+    <w:lvl w:ilvl="5" w:tplc="0409001B" w:tentative="1">
+      <w:start w:val="1"/>
+      <w:numFmt w:val="lowerRoman"/>
+      <w:lvlText w:val="%6."/>
+      <w:lvlJc w:val="right"/>
+      <w:pPr>
+        <w:ind w:left="4320" w:hanging="180"/>
+      </w:pPr>
+    </w:lvl>
+    <w:lvl w:ilvl="6" w:tplc="0409000F" w:tentative="1">
+      <w:start w:val="1"/>
+      <w:numFmt w:val="decimal"/>
+      <w:lvlText w:val="%7."/>
+      <w:lvlJc w:val="left"/>
+      <w:pPr>
+        <w:ind w:left="5040" w:hanging="360"/>
+      </w:pPr>
+    </w:lvl>
+    <w:lvl w:ilvl="7" w:tplc="04090019" w:tentative="1">
+      <w:start w:val="1"/>
+      <w:numFmt w:val="lowerLetter"/>
+      <w:lvlText w:val="%8."/>
+      <w:lvlJc w:val="left"/>
+      <w:pPr>
+        <w:ind w:left="5760" w:hanging="360"/>
+      </w:pPr>
+    </w:lvl>
+    <w:lvl w:ilvl="8" w:tplc="0409001B" w:tentative="1">
+      <w:start w:val="1"/>
+      <w:numFmt w:val="lowerRoman"/>
+      <w:lvlText w:val="%9."/>
+      <w:lvlJc w:val="right"/>
+      <w:pPr>
+        <w:ind w:left="6480" w:hanging="180"/>
+      </w:pPr>
+    </w:lvl>
+  </w:abstractNum>
+  <w:abstractNum w:abstractNumId="13" w15:restartNumberingAfterBreak="0">
     <w:nsid w:val="79E17DA8"/>
     <w:multiLevelType w:val="hybridMultilevel"/>
     <w:tmpl w:val="F62470C4"/>
@@ -17893,7 +20495,7 @@
       </w:rPr>
     </w:lvl>
   </w:abstractNum>
-  <w:abstractNum w:abstractNumId="10" w15:restartNumberingAfterBreak="0">
+  <w:abstractNum w:abstractNumId="14" w15:restartNumberingAfterBreak="0">
     <w:nsid w:val="7A851D0D"/>
     <w:multiLevelType w:val="hybridMultilevel"/>
     <w:tmpl w:val="656EB8F0"/>
@@ -18006,11 +20608,124 @@
       </w:rPr>
     </w:lvl>
   </w:abstractNum>
+  <w:abstractNum w:abstractNumId="15" w15:restartNumberingAfterBreak="0">
+    <w:nsid w:val="7F984A55"/>
+    <w:multiLevelType w:val="multilevel"/>
+    <w:tmpl w:val="C53E92E6"/>
+    <w:lvl w:ilvl="0">
+      <w:start w:val="4"/>
+      <w:numFmt w:val="decimal"/>
+      <w:lvlText w:val="%1"/>
+      <w:lvlJc w:val="left"/>
+      <w:pPr>
+        <w:ind w:left="360" w:hanging="360"/>
+      </w:pPr>
+      <w:rPr>
+        <w:rFonts w:hint="default"/>
+      </w:rPr>
+    </w:lvl>
+    <w:lvl w:ilvl="1">
+      <w:start w:val="1"/>
+      <w:numFmt w:val="decimal"/>
+      <w:lvlText w:val="%1.%2"/>
+      <w:lvlJc w:val="left"/>
+      <w:pPr>
+        <w:ind w:left="643" w:hanging="360"/>
+      </w:pPr>
+      <w:rPr>
+        <w:rFonts w:hint="default"/>
+      </w:rPr>
+    </w:lvl>
+    <w:lvl w:ilvl="2">
+      <w:start w:val="1"/>
+      <w:numFmt w:val="decimal"/>
+      <w:lvlText w:val="%1.%2.%3"/>
+      <w:lvlJc w:val="left"/>
+      <w:pPr>
+        <w:ind w:left="2160" w:hanging="720"/>
+      </w:pPr>
+      <w:rPr>
+        <w:rFonts w:hint="default"/>
+      </w:rPr>
+    </w:lvl>
+    <w:lvl w:ilvl="3">
+      <w:start w:val="1"/>
+      <w:numFmt w:val="decimal"/>
+      <w:lvlText w:val="%1.%2.%3.%4"/>
+      <w:lvlJc w:val="left"/>
+      <w:pPr>
+        <w:ind w:left="2880" w:hanging="720"/>
+      </w:pPr>
+      <w:rPr>
+        <w:rFonts w:hint="default"/>
+      </w:rPr>
+    </w:lvl>
+    <w:lvl w:ilvl="4">
+      <w:start w:val="1"/>
+      <w:numFmt w:val="decimal"/>
+      <w:lvlText w:val="%1.%2.%3.%4.%5"/>
+      <w:lvlJc w:val="left"/>
+      <w:pPr>
+        <w:ind w:left="3960" w:hanging="1080"/>
+      </w:pPr>
+      <w:rPr>
+        <w:rFonts w:hint="default"/>
+      </w:rPr>
+    </w:lvl>
+    <w:lvl w:ilvl="5">
+      <w:start w:val="1"/>
+      <w:numFmt w:val="decimal"/>
+      <w:lvlText w:val="%1.%2.%3.%4.%5.%6"/>
+      <w:lvlJc w:val="left"/>
+      <w:pPr>
+        <w:ind w:left="4680" w:hanging="1080"/>
+      </w:pPr>
+      <w:rPr>
+        <w:rFonts w:hint="default"/>
+      </w:rPr>
+    </w:lvl>
+    <w:lvl w:ilvl="6">
+      <w:start w:val="1"/>
+      <w:numFmt w:val="decimal"/>
+      <w:lvlText w:val="%1.%2.%3.%4.%5.%6.%7"/>
+      <w:lvlJc w:val="left"/>
+      <w:pPr>
+        <w:ind w:left="5760" w:hanging="1440"/>
+      </w:pPr>
+      <w:rPr>
+        <w:rFonts w:hint="default"/>
+      </w:rPr>
+    </w:lvl>
+    <w:lvl w:ilvl="7">
+      <w:start w:val="1"/>
+      <w:numFmt w:val="decimal"/>
+      <w:lvlText w:val="%1.%2.%3.%4.%5.%6.%7.%8"/>
+      <w:lvlJc w:val="left"/>
+      <w:pPr>
+        <w:ind w:left="6480" w:hanging="1440"/>
+      </w:pPr>
+      <w:rPr>
+        <w:rFonts w:hint="default"/>
+      </w:rPr>
+    </w:lvl>
+    <w:lvl w:ilvl="8">
+      <w:start w:val="1"/>
+      <w:numFmt w:val="decimal"/>
+      <w:lvlText w:val="%1.%2.%3.%4.%5.%6.%7.%8.%9"/>
+      <w:lvlJc w:val="left"/>
+      <w:pPr>
+        <w:ind w:left="7560" w:hanging="1800"/>
+      </w:pPr>
+      <w:rPr>
+        <w:rFonts w:hint="default"/>
+      </w:rPr>
+    </w:lvl>
+  </w:abstractNum>
   <w:num w:numId="1" w16cid:durableId="369956596">
-    <w:abstractNumId w:val="8"/>
+    <w:abstractNumId w:val="10"/>
   </w:num>
   <w:num w:numId="2" w16cid:durableId="2042389334">
-    <w:abstractNumId w:val="5"/>
+    <w:abstractNumId w:val="6"/>
   </w:num>
   <w:num w:numId="3" w16cid:durableId="1248807160">
     <w:abstractNumId w:val="1"/>
@@ -18019,25 +20734,40 @@
     <w:abstractNumId w:val="2"/>
   </w:num>
   <w:num w:numId="5" w16cid:durableId="1409963203">
-    <w:abstractNumId w:val="9"/>
+    <w:abstractNumId w:val="13"/>
   </w:num>
   <w:num w:numId="6" w16cid:durableId="1802571784">
-    <w:abstractNumId w:val="4"/>
+    <w:abstractNumId w:val="5"/>
   </w:num>
   <w:num w:numId="7" w16cid:durableId="1416440546">
+    <w:abstractNumId w:val="8"/>
+  </w:num>
+  <w:num w:numId="8" w16cid:durableId="1584607069">
     <w:abstractNumId w:val="7"/>
   </w:num>
-  <w:num w:numId="8" w16cid:durableId="1584607069">
-    <w:abstractNumId w:val="6"/>
-  </w:num>
   <w:num w:numId="9" w16cid:durableId="1501971503">
-    <w:abstractNumId w:val="10"/>
+    <w:abstractNumId w:val="14"/>
   </w:num>
   <w:num w:numId="10" w16cid:durableId="1954095186">
     <w:abstractNumId w:val="3"/>
   </w:num>
   <w:num w:numId="11" w16cid:durableId="697660423">
     <w:abstractNumId w:val="0"/>
+  </w:num>
+  <w:num w:numId="12" w16cid:durableId="6256899">
+    <w:abstractNumId w:val="12"/>
+  </w:num>
+  <w:num w:numId="13" w16cid:durableId="2105954824">
+    <w:abstractNumId w:val="9"/>
+  </w:num>
+  <w:num w:numId="14" w16cid:durableId="1875923756">
+    <w:abstractNumId w:val="11"/>
+  </w:num>
+  <w:num w:numId="15" w16cid:durableId="44107446">
+    <w:abstractNumId w:val="15"/>
+  </w:num>
+  <w:num w:numId="16" w16cid:durableId="830367222">
+    <w:abstractNumId w:val="4"/>
   </w:num>
 </w:numbering>
 </file>
@@ -18442,7 +21172,7 @@
   <w:style w:type="paragraph" w:default="1" w:styleId="Normal">
     <w:name w:val="Normal"/>
     <w:qFormat/>
-    <w:rsid w:val="007E0F79"/>
+    <w:rsid w:val="002D7F2D"/>
   </w:style>
   <w:style w:type="paragraph" w:styleId="Heading1">
     <w:name w:val="heading 1"/>
@@ -18647,7 +21377,6 @@
   <w:style w:type="table" w:default="1" w:styleId="TableNormal">
     <w:name w:val="Normal Table"/>
     <w:uiPriority w:val="99"/>
-    <w:semiHidden/>
     <w:unhideWhenUsed/>
     <w:tblPr>
       <w:tblInd w:w="0" w:type="dxa"/>
@@ -19060,6 +21789,87 @@
       <w:u w:val="single"/>
     </w:rPr>
   </w:style>
+  <w:style w:type="paragraph" w:styleId="TOCHeading">
+    <w:name w:val="TOC Heading"/>
+    <w:basedOn w:val="Heading1"/>
+    <w:next w:val="Normal"/>
+    <w:uiPriority w:val="39"/>
+    <w:unhideWhenUsed/>
+    <w:qFormat/>
+    <w:rsid w:val="002058A6"/>
+    <w:pPr>
+      <w:spacing w:before="240" w:after="0" w:line="259" w:lineRule="auto"/>
+      <w:outlineLvl w:val="9"/>
+    </w:pPr>
+    <w:rPr>
+      <w:kern w:val="0"/>
+      <w:sz w:val="32"/>
+      <w:szCs w:val="32"/>
+      <w14:ligatures w14:val="none"/>
+    </w:rPr>
+  </w:style>
+  <w:style w:type="paragraph" w:styleId="TOC2">
+    <w:name w:val="toc 2"/>
+    <w:basedOn w:val="Normal"/>
+    <w:next w:val="Normal"/>
+    <w:autoRedefine/>
+    <w:uiPriority w:val="39"/>
+    <w:unhideWhenUsed/>
+    <w:rsid w:val="002058A6"/>
+    <w:pPr>
+      <w:spacing w:after="100" w:line="259" w:lineRule="auto"/>
+      <w:ind w:left="220"/>
+    </w:pPr>
+    <w:rPr>
+      <w:rFonts w:eastAsiaTheme="minorEastAsia" w:cs="Times New Roman"/>
+      <w:kern w:val="0"/>
+      <w:sz w:val="22"/>
+      <w:szCs w:val="22"/>
+      <w14:ligatures w14:val="none"/>
+    </w:rPr>
+  </w:style>
+  <w:style w:type="paragraph" w:styleId="TOC1">
+    <w:name w:val="toc 1"/>
+    <w:basedOn w:val="Normal"/>
+    <w:next w:val="Normal"/>
+    <w:autoRedefine/>
+    <w:uiPriority w:val="39"/>
+    <w:unhideWhenUsed/>
+    <w:rsid w:val="002058A6"/>
+    <w:pPr>
+      <w:numPr>
+        <w:numId w:val="13"/>
+      </w:numPr>
+      <w:spacing w:after="100" w:line="259" w:lineRule="auto"/>
+    </w:pPr>
+    <w:rPr>
+      <w:rFonts w:eastAsiaTheme="minorEastAsia" w:cs="Times New Roman"/>
+      <w:kern w:val="0"/>
+      <w:sz w:val="22"/>
+      <w:szCs w:val="22"/>
+      <w14:ligatures w14:val="none"/>
+    </w:rPr>
+  </w:style>
+  <w:style w:type="paragraph" w:styleId="TOC3">
+    <w:name w:val="toc 3"/>
+    <w:basedOn w:val="Normal"/>
+    <w:next w:val="Normal"/>
+    <w:autoRedefine/>
+    <w:uiPriority w:val="39"/>
+    <w:unhideWhenUsed/>
+    <w:rsid w:val="002058A6"/>
+    <w:pPr>
+      <w:spacing w:after="100" w:line="259" w:lineRule="auto"/>
+      <w:ind w:left="440"/>
+    </w:pPr>
+    <w:rPr>
+      <w:rFonts w:eastAsiaTheme="minorEastAsia" w:cs="Times New Roman"/>
+      <w:kern w:val="0"/>
+      <w:sz w:val="22"/>
+      <w:szCs w:val="22"/>
+      <w14:ligatures w14:val="none"/>
+    </w:rPr>
+  </w:style>
 </w:styles>
 </file>
 

--- a/Apostolou_p19015.docx
+++ b/Apostolou_p19015.docx
@@ -1140,21 +1140,19 @@
     </w:p>
     <w:sdt>
       <w:sdtPr>
+        <w:rPr>
+          <w:rFonts w:eastAsiaTheme="minorEastAsia" w:cs="Times New Roman"/>
+          <w:kern w:val="0"/>
+          <w:sz w:val="22"/>
+          <w:szCs w:val="22"/>
+          <w14:ligatures w14:val="none"/>
+        </w:rPr>
         <w:id w:val="-1585754748"/>
         <w:docPartObj>
           <w:docPartGallery w:val="Table of Contents"/>
           <w:docPartUnique/>
         </w:docPartObj>
       </w:sdtPr>
-      <w:sdtEndPr>
-        <w:rPr>
-          <w:rFonts w:eastAsiaTheme="minorEastAsia" w:cs="Times New Roman"/>
-          <w:kern w:val="0"/>
-          <w:sz w:val="22"/>
-          <w:szCs w:val="22"/>
-          <w14:ligatures w14:val="none"/>
-        </w:rPr>
-      </w:sdtEndPr>
       <w:sdtContent>
         <w:p>
           <w:pPr>
@@ -1387,16 +1385,7 @@
               <w:szCs w:val="20"/>
               <w:lang w:val="el-GR"/>
             </w:rPr>
-            <w:t xml:space="preserve">2.1 </w:t>
-          </w:r>
-          <w:r>
-            <w:rPr>
-              <w:rFonts w:ascii="Calibri" w:hAnsi="Calibri" w:cs="Calibri"/>
-              <w:sz w:val="20"/>
-              <w:szCs w:val="20"/>
-              <w:lang w:val="el-GR"/>
-            </w:rPr>
-            <w:t>Ηλεκτρονικό Εμπόριο (E-commerce)</w:t>
+            <w:t>2.1 Ηλεκτρονικό Εμπόριο (E-commerce)</w:t>
           </w:r>
           <w:r>
             <w:rPr>
@@ -1434,16 +1423,7 @@
               <w:szCs w:val="20"/>
               <w:lang w:val="el-GR"/>
             </w:rPr>
-            <w:t xml:space="preserve">2.2 </w:t>
-          </w:r>
-          <w:r>
-            <w:rPr>
-              <w:rFonts w:ascii="Calibri" w:hAnsi="Calibri" w:cs="Calibri"/>
-              <w:sz w:val="20"/>
-              <w:szCs w:val="20"/>
-              <w:lang w:val="el-GR"/>
-            </w:rPr>
-            <w:t>Χαρακτηριστικά Συστημάτων E-commerce</w:t>
+            <w:t>2.2 Χαρακτηριστικά Συστημάτων E-commerce</w:t>
           </w:r>
           <w:r>
             <w:rPr>
@@ -1481,16 +1461,7 @@
               <w:szCs w:val="20"/>
               <w:lang w:val="el-GR"/>
             </w:rPr>
-            <w:t xml:space="preserve">2.3 </w:t>
-          </w:r>
-          <w:r>
-            <w:rPr>
-              <w:rFonts w:ascii="Calibri" w:hAnsi="Calibri" w:cs="Calibri"/>
-              <w:sz w:val="20"/>
-              <w:szCs w:val="20"/>
-              <w:lang w:val="el-GR"/>
-            </w:rPr>
-            <w:t>Υπάρχουσες λύσεις</w:t>
+            <w:t>2.3 Υπάρχουσες λύσεις</w:t>
           </w:r>
           <w:r>
             <w:rPr>
@@ -1528,16 +1499,7 @@
               <w:szCs w:val="20"/>
               <w:lang w:val="el-GR"/>
             </w:rPr>
-            <w:t xml:space="preserve">2.4 </w:t>
-          </w:r>
-          <w:r>
-            <w:rPr>
-              <w:rFonts w:ascii="Calibri" w:hAnsi="Calibri" w:cs="Calibri"/>
-              <w:sz w:val="20"/>
-              <w:szCs w:val="20"/>
-              <w:lang w:val="el-GR"/>
-            </w:rPr>
-            <w:t>Web Development</w:t>
+            <w:t>2.4 Web Development</w:t>
           </w:r>
           <w:r>
             <w:rPr>
@@ -1686,15 +1648,7 @@
               <w:sz w:val="20"/>
               <w:szCs w:val="20"/>
             </w:rPr>
-            <w:t xml:space="preserve">3.1.1 </w:t>
-          </w:r>
-          <w:r>
-            <w:rPr>
-              <w:rFonts w:ascii="Calibri" w:hAnsi="Calibri" w:cs="Calibri"/>
-              <w:sz w:val="20"/>
-              <w:szCs w:val="20"/>
-            </w:rPr>
-            <w:t>Frontend Structure (Angular)</w:t>
+            <w:t>3.1.1 Frontend Structure (Angular)</w:t>
           </w:r>
           <w:r>
             <w:rPr>
@@ -1719,62 +1673,7 @@
               <w:szCs w:val="20"/>
             </w:rPr>
             <w:br/>
-          </w:r>
-          <w:r>
-            <w:rPr>
-              <w:rFonts w:ascii="Calibri" w:hAnsi="Calibri" w:cs="Calibri"/>
-              <w:sz w:val="20"/>
-              <w:szCs w:val="20"/>
-            </w:rPr>
-            <w:t>3.1.</w:t>
-          </w:r>
-          <w:r>
-            <w:rPr>
-              <w:rFonts w:ascii="Calibri" w:hAnsi="Calibri" w:cs="Calibri"/>
-              <w:sz w:val="20"/>
-              <w:szCs w:val="20"/>
-            </w:rPr>
-            <w:t>2</w:t>
-          </w:r>
-          <w:r>
-            <w:rPr>
-              <w:rFonts w:ascii="Calibri" w:hAnsi="Calibri" w:cs="Calibri"/>
-              <w:sz w:val="20"/>
-              <w:szCs w:val="20"/>
-            </w:rPr>
-            <w:t xml:space="preserve"> </w:t>
-          </w:r>
-          <w:r>
-            <w:rPr>
-              <w:rFonts w:ascii="Calibri" w:hAnsi="Calibri" w:cs="Calibri"/>
-              <w:sz w:val="20"/>
-              <w:szCs w:val="20"/>
-            </w:rPr>
-            <w:t>Backend Structure</w:t>
-          </w:r>
-          <w:r>
-            <w:rPr>
-              <w:rFonts w:ascii="Calibri" w:hAnsi="Calibri" w:cs="Calibri"/>
-              <w:sz w:val="20"/>
-              <w:szCs w:val="20"/>
-            </w:rPr>
-            <w:t xml:space="preserve"> (</w:t>
-          </w:r>
-          <w:r>
-            <w:rPr>
-              <w:rFonts w:ascii="Calibri" w:hAnsi="Calibri" w:cs="Calibri"/>
-              <w:sz w:val="20"/>
-              <w:szCs w:val="20"/>
-            </w:rPr>
-            <w:t>Node.js + Express</w:t>
-          </w:r>
-          <w:r>
-            <w:rPr>
-              <w:rFonts w:ascii="Calibri" w:hAnsi="Calibri" w:cs="Calibri"/>
-              <w:sz w:val="20"/>
-              <w:szCs w:val="20"/>
-            </w:rPr>
-            <w:t>)</w:t>
+            <w:t>3.1.2 Backend Structure (Node.js + Express)</w:t>
           </w:r>
           <w:r>
             <w:rPr>
@@ -1984,34 +1883,7 @@
               <w:szCs w:val="20"/>
               <w:lang w:val="el-GR"/>
             </w:rPr>
-            <w:t>3.</w:t>
-          </w:r>
-          <w:r>
-            <w:rPr>
-              <w:rFonts w:ascii="Calibri" w:hAnsi="Calibri" w:cs="Calibri"/>
-              <w:sz w:val="20"/>
-              <w:szCs w:val="20"/>
-              <w:lang w:val="el-GR"/>
-            </w:rPr>
-            <w:t>3</w:t>
-          </w:r>
-          <w:r>
-            <w:rPr>
-              <w:rFonts w:ascii="Calibri" w:hAnsi="Calibri" w:cs="Calibri"/>
-              <w:sz w:val="20"/>
-              <w:szCs w:val="20"/>
-              <w:lang w:val="el-GR"/>
-            </w:rPr>
-            <w:t xml:space="preserve">.1 </w:t>
-          </w:r>
-          <w:r>
-            <w:rPr>
-              <w:rFonts w:ascii="Calibri" w:hAnsi="Calibri" w:cs="Calibri"/>
-              <w:sz w:val="20"/>
-              <w:szCs w:val="20"/>
-              <w:lang w:val="el-GR"/>
-            </w:rPr>
-            <w:t xml:space="preserve">Συλλογή </w:t>
+            <w:t xml:space="preserve">3.3.1 Συλλογή </w:t>
           </w:r>
           <w:r>
             <w:rPr>
@@ -2055,34 +1927,7 @@
               <w:lang w:val="el-GR"/>
             </w:rPr>
             <w:br/>
-            <w:t>3.</w:t>
-          </w:r>
-          <w:r>
-            <w:rPr>
-              <w:rFonts w:ascii="Calibri" w:hAnsi="Calibri" w:cs="Calibri"/>
-              <w:sz w:val="20"/>
-              <w:szCs w:val="20"/>
-              <w:lang w:val="el-GR"/>
-            </w:rPr>
-            <w:t>3</w:t>
-          </w:r>
-          <w:r>
-            <w:rPr>
-              <w:rFonts w:ascii="Calibri" w:hAnsi="Calibri" w:cs="Calibri"/>
-              <w:sz w:val="20"/>
-              <w:szCs w:val="20"/>
-              <w:lang w:val="el-GR"/>
-            </w:rPr>
-            <w:t xml:space="preserve">.2 </w:t>
-          </w:r>
-          <w:r>
-            <w:rPr>
-              <w:rFonts w:ascii="Calibri" w:hAnsi="Calibri" w:cs="Calibri"/>
-              <w:sz w:val="20"/>
-              <w:szCs w:val="20"/>
-              <w:lang w:val="el-GR"/>
-            </w:rPr>
-            <w:t xml:space="preserve">Συλλογή </w:t>
+            <w:t xml:space="preserve">3.3.2 Συλλογή </w:t>
           </w:r>
           <w:r>
             <w:rPr>
@@ -2126,60 +1971,7 @@
               <w:lang w:val="el-GR"/>
             </w:rPr>
             <w:br/>
-          </w:r>
-          <w:r>
-            <w:rPr>
-              <w:rFonts w:ascii="Calibri" w:hAnsi="Calibri" w:cs="Calibri"/>
-              <w:sz w:val="20"/>
-              <w:szCs w:val="20"/>
-              <w:lang w:val="el-GR"/>
-            </w:rPr>
-            <w:t>3.</w:t>
-          </w:r>
-          <w:r>
-            <w:rPr>
-              <w:rFonts w:ascii="Calibri" w:hAnsi="Calibri" w:cs="Calibri"/>
-              <w:sz w:val="20"/>
-              <w:szCs w:val="20"/>
-              <w:lang w:val="el-GR"/>
-            </w:rPr>
-            <w:t>3</w:t>
-          </w:r>
-          <w:r>
-            <w:rPr>
-              <w:rFonts w:ascii="Calibri" w:hAnsi="Calibri" w:cs="Calibri"/>
-              <w:sz w:val="20"/>
-              <w:szCs w:val="20"/>
-              <w:lang w:val="el-GR"/>
-            </w:rPr>
-            <w:t>.</w:t>
-          </w:r>
-          <w:r>
-            <w:rPr>
-              <w:rFonts w:ascii="Calibri" w:hAnsi="Calibri" w:cs="Calibri"/>
-              <w:sz w:val="20"/>
-              <w:szCs w:val="20"/>
-              <w:lang w:val="el-GR"/>
-            </w:rPr>
-            <w:t>3</w:t>
-          </w:r>
-          <w:r>
-            <w:rPr>
-              <w:rFonts w:ascii="Calibri" w:hAnsi="Calibri" w:cs="Calibri"/>
-              <w:sz w:val="20"/>
-              <w:szCs w:val="20"/>
-              <w:lang w:val="el-GR"/>
-            </w:rPr>
-            <w:t xml:space="preserve"> </w:t>
-          </w:r>
-          <w:r>
-            <w:rPr>
-              <w:rFonts w:ascii="Calibri" w:hAnsi="Calibri" w:cs="Calibri"/>
-              <w:sz w:val="20"/>
-              <w:szCs w:val="20"/>
-              <w:lang w:val="el-GR"/>
-            </w:rPr>
-            <w:t xml:space="preserve">Συλλογή </w:t>
+            <w:t xml:space="preserve">3.3.3 Συλλογή </w:t>
           </w:r>
           <w:r>
             <w:rPr>
@@ -2529,25 +2321,7 @@
               <w:szCs w:val="20"/>
               <w:lang w:val="el-GR"/>
             </w:rPr>
-            <w:t>4</w:t>
-          </w:r>
-          <w:r>
-            <w:rPr>
-              <w:rFonts w:ascii="Calibri" w:hAnsi="Calibri" w:cs="Calibri"/>
-              <w:sz w:val="20"/>
-              <w:szCs w:val="20"/>
-              <w:lang w:val="el-GR"/>
-            </w:rPr>
-            <w:t xml:space="preserve">.4 </w:t>
-          </w:r>
-          <w:r>
-            <w:rPr>
-              <w:rFonts w:ascii="Calibri" w:hAnsi="Calibri" w:cs="Calibri"/>
-              <w:sz w:val="20"/>
-              <w:szCs w:val="20"/>
-              <w:lang w:val="el-GR"/>
-            </w:rPr>
-            <w:t>Σελίδα Προϊόντος</w:t>
+            <w:t>4.4 Σελίδα Προϊόντος</w:t>
           </w:r>
           <w:r>
             <w:rPr>
@@ -2589,34 +2363,7 @@
               <w:szCs w:val="20"/>
               <w:lang w:val="el-GR"/>
             </w:rPr>
-            <w:t>4.</w:t>
-          </w:r>
-          <w:r>
-            <w:rPr>
-              <w:rFonts w:ascii="Calibri" w:hAnsi="Calibri" w:cs="Calibri"/>
-              <w:sz w:val="20"/>
-              <w:szCs w:val="20"/>
-              <w:lang w:val="el-GR"/>
-            </w:rPr>
-            <w:t>5</w:t>
-          </w:r>
-          <w:r>
-            <w:rPr>
-              <w:rFonts w:ascii="Calibri" w:hAnsi="Calibri" w:cs="Calibri"/>
-              <w:sz w:val="20"/>
-              <w:szCs w:val="20"/>
-              <w:lang w:val="el-GR"/>
-            </w:rPr>
-            <w:t xml:space="preserve"> </w:t>
-          </w:r>
-          <w:r>
-            <w:rPr>
-              <w:rFonts w:ascii="Calibri" w:hAnsi="Calibri" w:cs="Calibri"/>
-              <w:sz w:val="20"/>
-              <w:szCs w:val="20"/>
-              <w:lang w:val="el-GR"/>
-            </w:rPr>
-            <w:t>Καλάθι</w:t>
+            <w:t>4.5 Καλάθι</w:t>
           </w:r>
           <w:r>
             <w:rPr>
@@ -2667,25 +2414,7 @@
               <w:szCs w:val="20"/>
               <w:lang w:val="el-GR"/>
             </w:rPr>
-            <w:t>4.</w:t>
-          </w:r>
-          <w:r>
-            <w:rPr>
-              <w:rFonts w:ascii="Calibri" w:hAnsi="Calibri" w:cs="Calibri"/>
-              <w:sz w:val="20"/>
-              <w:szCs w:val="20"/>
-              <w:lang w:val="el-GR"/>
-            </w:rPr>
-            <w:t>6</w:t>
-          </w:r>
-          <w:r>
-            <w:rPr>
-              <w:rFonts w:ascii="Calibri" w:hAnsi="Calibri" w:cs="Calibri"/>
-              <w:sz w:val="20"/>
-              <w:szCs w:val="20"/>
-              <w:lang w:val="el-GR"/>
-            </w:rPr>
-            <w:t xml:space="preserve"> </w:t>
+            <w:t xml:space="preserve">4.6 </w:t>
           </w:r>
           <w:r>
             <w:rPr>
@@ -2744,25 +2473,7 @@
               <w:szCs w:val="20"/>
               <w:lang w:val="el-GR"/>
             </w:rPr>
-            <w:t>4.</w:t>
-          </w:r>
-          <w:r>
-            <w:rPr>
-              <w:rFonts w:ascii="Calibri" w:hAnsi="Calibri" w:cs="Calibri"/>
-              <w:sz w:val="20"/>
-              <w:szCs w:val="20"/>
-              <w:lang w:val="el-GR"/>
-            </w:rPr>
-            <w:t>7</w:t>
-          </w:r>
-          <w:r>
-            <w:rPr>
-              <w:rFonts w:ascii="Calibri" w:hAnsi="Calibri" w:cs="Calibri"/>
-              <w:sz w:val="20"/>
-              <w:szCs w:val="20"/>
-              <w:lang w:val="el-GR"/>
-            </w:rPr>
-            <w:t xml:space="preserve"> </w:t>
+            <w:t xml:space="preserve">4.7 </w:t>
           </w:r>
           <w:r>
             <w:rPr>
@@ -10303,7 +10014,7 @@
           <w:szCs w:val="22"/>
         </w:rPr>
         <w:drawing>
-          <wp:inline distT="0" distB="0" distL="0" distR="0" wp14:anchorId="228E0FE3" wp14:editId="70E78186">
+          <wp:inline distT="0" distB="0" distL="0" distR="0" wp14:anchorId="228E0FE3" wp14:editId="12D0106A">
             <wp:extent cx="3795623" cy="2899873"/>
             <wp:effectExtent l="0" t="0" r="0" b="0"/>
             <wp:docPr id="844606008" name="Picture 4" descr="A screenshot of a computer&#10;&#10;AI-generated content may be incorrect."/>
@@ -10386,7 +10097,7 @@
           <w:szCs w:val="22"/>
         </w:rPr>
         <w:drawing>
-          <wp:inline distT="0" distB="0" distL="0" distR="0" wp14:anchorId="2076DABB" wp14:editId="27B52A10">
+          <wp:inline distT="0" distB="0" distL="0" distR="0" wp14:anchorId="2076DABB" wp14:editId="5B02BB16">
             <wp:extent cx="4830793" cy="2879195"/>
             <wp:effectExtent l="0" t="0" r="8255" b="0"/>
             <wp:docPr id="1342655183" name="Picture 5" descr="A screenshot of a computer&#10;&#10;AI-generated content may be incorrect."/>
@@ -17891,15 +17602,7 @@
           <w:sz w:val="22"/>
           <w:szCs w:val="22"/>
         </w:rPr>
-        <w:t>Express.js Official Documentation</w:t>
-      </w:r>
-      <w:r>
-        <w:rPr>
-          <w:rFonts w:ascii="Calibri" w:hAnsi="Calibri" w:cs="Calibri"/>
-          <w:sz w:val="22"/>
-          <w:szCs w:val="22"/>
-        </w:rPr>
-        <w:t xml:space="preserve">, </w:t>
+        <w:t xml:space="preserve">Express.js Official Documentation, </w:t>
       </w:r>
       <w:hyperlink r:id="rId49" w:history="1">
         <w:r>
@@ -17940,15 +17643,7 @@
           <w:sz w:val="22"/>
           <w:szCs w:val="22"/>
         </w:rPr>
-        <w:t>MongoDB Documentation</w:t>
-      </w:r>
-      <w:r>
-        <w:rPr>
-          <w:rFonts w:ascii="Calibri" w:hAnsi="Calibri" w:cs="Calibri"/>
-          <w:sz w:val="22"/>
-          <w:szCs w:val="22"/>
-        </w:rPr>
-        <w:t xml:space="preserve">, </w:t>
+        <w:t xml:space="preserve">MongoDB Documentation, </w:t>
       </w:r>
       <w:hyperlink r:id="rId50" w:history="1">
         <w:r>
@@ -17990,31 +17685,7 @@
           <w:sz w:val="22"/>
           <w:szCs w:val="22"/>
         </w:rPr>
-        <w:t>Mozilla Developer Network (MDN)</w:t>
-      </w:r>
-      <w:r>
-        <w:rPr>
-          <w:rFonts w:ascii="Calibri" w:hAnsi="Calibri" w:cs="Calibri"/>
-          <w:sz w:val="22"/>
-          <w:szCs w:val="22"/>
-        </w:rPr>
-        <w:t xml:space="preserve">, </w:t>
-      </w:r>
-      <w:r>
-        <w:rPr>
-          <w:rFonts w:ascii="Calibri" w:hAnsi="Calibri" w:cs="Calibri"/>
-          <w:sz w:val="22"/>
-          <w:szCs w:val="22"/>
-        </w:rPr>
-        <w:t>Web Development Documentation</w:t>
-      </w:r>
-      <w:r>
-        <w:rPr>
-          <w:rFonts w:ascii="Calibri" w:hAnsi="Calibri" w:cs="Calibri"/>
-          <w:sz w:val="22"/>
-          <w:szCs w:val="22"/>
-        </w:rPr>
-        <w:t xml:space="preserve">, </w:t>
+        <w:t xml:space="preserve">Mozilla Developer Network (MDN), Web Development Documentation, </w:t>
       </w:r>
       <w:hyperlink r:id="rId51" w:history="1">
         <w:r>
@@ -18056,15 +17727,7 @@
           <w:sz w:val="22"/>
           <w:szCs w:val="22"/>
         </w:rPr>
-        <w:t>Angular Official Documentation</w:t>
-      </w:r>
-      <w:r>
-        <w:rPr>
-          <w:rFonts w:ascii="Calibri" w:hAnsi="Calibri" w:cs="Calibri"/>
-          <w:sz w:val="22"/>
-          <w:szCs w:val="22"/>
-        </w:rPr>
-        <w:t xml:space="preserve">, </w:t>
+        <w:t xml:space="preserve">Angular Official Documentation, </w:t>
       </w:r>
       <w:hyperlink r:id="rId52" w:history="1">
         <w:r>
@@ -18106,15 +17769,7 @@
           <w:sz w:val="22"/>
           <w:szCs w:val="22"/>
         </w:rPr>
-        <w:t>JSON Web Token (JWT) Introduction</w:t>
-      </w:r>
-      <w:r>
-        <w:rPr>
-          <w:rFonts w:ascii="Calibri" w:hAnsi="Calibri" w:cs="Calibri"/>
-          <w:sz w:val="22"/>
-          <w:szCs w:val="22"/>
-        </w:rPr>
-        <w:t xml:space="preserve">, </w:t>
+        <w:t xml:space="preserve">JSON Web Token (JWT) Introduction, </w:t>
       </w:r>
       <w:hyperlink r:id="rId53" w:history="1">
         <w:r>
@@ -18157,15 +17812,7 @@
           <w:szCs w:val="22"/>
         </w:rPr>
         <w:lastRenderedPageBreak/>
-        <w:t>W3Schools</w:t>
-      </w:r>
-      <w:r>
-        <w:rPr>
-          <w:rFonts w:ascii="Calibri" w:hAnsi="Calibri" w:cs="Calibri"/>
-          <w:sz w:val="22"/>
-          <w:szCs w:val="22"/>
-        </w:rPr>
-        <w:t xml:space="preserve">, </w:t>
+        <w:t xml:space="preserve">W3Schools, </w:t>
       </w:r>
       <w:hyperlink r:id="rId54" w:history="1">
         <w:r>
@@ -18505,6 +18152,14 @@
           <w:sz w:val="22"/>
           <w:szCs w:val="22"/>
         </w:rPr>
+        <w:t xml:space="preserve"> </w:t>
+      </w:r>
+      <w:r>
+        <w:rPr>
+          <w:rFonts w:ascii="Calibri" w:hAnsi="Calibri" w:cs="Calibri"/>
+          <w:sz w:val="22"/>
+          <w:szCs w:val="22"/>
+        </w:rPr>
         <w:t xml:space="preserve">M. Sohail, “Simplifying Web Application Development Using MEAN Technology Stack,” </w:t>
       </w:r>
       <w:r>
@@ -18619,15 +18274,7 @@
           <w:sz w:val="22"/>
           <w:szCs w:val="22"/>
         </w:rPr>
-        <w:t>, 202</w:t>
-      </w:r>
-      <w:r>
-        <w:rPr>
-          <w:rFonts w:ascii="Calibri" w:hAnsi="Calibri" w:cs="Calibri"/>
-          <w:sz w:val="22"/>
-          <w:szCs w:val="22"/>
-        </w:rPr>
-        <w:t xml:space="preserve">4, </w:t>
+        <w:t xml:space="preserve">, 2024, </w:t>
       </w:r>
       <w:hyperlink r:id="rId58" w:history="1">
         <w:r>
@@ -18662,6 +18309,14 @@
           <w:szCs w:val="22"/>
         </w:rPr>
       </w:pPr>
+      <w:r>
+        <w:rPr>
+          <w:rFonts w:ascii="Calibri" w:hAnsi="Calibri" w:cs="Calibri"/>
+          <w:sz w:val="22"/>
+          <w:szCs w:val="22"/>
+        </w:rPr>
+        <w:t xml:space="preserve"> </w:t>
+      </w:r>
       <w:r>
         <w:rPr>
           <w:rFonts w:ascii="Calibri" w:hAnsi="Calibri" w:cs="Calibri"/>
@@ -21372,11 +21027,13 @@
   <w:style w:type="character" w:default="1" w:styleId="DefaultParagraphFont">
     <w:name w:val="Default Paragraph Font"/>
     <w:uiPriority w:val="1"/>
+    <w:semiHidden/>
     <w:unhideWhenUsed/>
   </w:style>
   <w:style w:type="table" w:default="1" w:styleId="TableNormal">
     <w:name w:val="Normal Table"/>
     <w:uiPriority w:val="99"/>
+    <w:semiHidden/>
     <w:unhideWhenUsed/>
     <w:tblPr>
       <w:tblInd w:w="0" w:type="dxa"/>
